--- a/Interview Questions/5. Functional Programming Questions.docx
+++ b/Interview Questions/5. Functional Programming Questions.docx
@@ -68,7 +68,6 @@
           <w:bCs/>
           <w:noProof/>
           <w:color w:val="1F4E79" w:themeColor="accent5" w:themeShade="80"/>
-          <w:sz w:val="20"/>
           <w:lang w:val="en-US"/>
         </w:rPr>
       </w:sdtEndPr>
@@ -95,6 +94,10 @@
         <w:p>
           <w:pPr>
             <w:pStyle w:val="TOC1"/>
+            <w:numPr>
+              <w:ilvl w:val="0"/>
+              <w:numId w:val="21"/>
+            </w:numPr>
             <w:tabs>
               <w:tab w:val="right" w:leader="dot" w:pos="10456"/>
             </w:tabs>
@@ -104,7 +107,7 @@
               <w:b/>
               <w:noProof/>
               <w:color w:val="1F4E79" w:themeColor="accent5" w:themeShade="80"/>
-              <w:sz w:val="24"/>
+              <w:sz w:val="28"/>
               <w:lang w:val="en-IN" w:eastAsia="en-IN"/>
             </w:rPr>
           </w:pPr>
@@ -113,7 +116,7 @@
               <w:rFonts w:ascii="Comic Sans MS" w:hAnsi="Comic Sans MS"/>
               <w:b/>
               <w:color w:val="1F4E79" w:themeColor="accent5" w:themeShade="80"/>
-              <w:sz w:val="28"/>
+              <w:sz w:val="32"/>
             </w:rPr>
             <w:fldChar w:fldCharType="begin"/>
           </w:r>
@@ -122,7 +125,7 @@
               <w:rFonts w:ascii="Comic Sans MS" w:hAnsi="Comic Sans MS"/>
               <w:b/>
               <w:color w:val="1F4E79" w:themeColor="accent5" w:themeShade="80"/>
-              <w:sz w:val="28"/>
+              <w:sz w:val="32"/>
             </w:rPr>
             <w:instrText xml:space="preserve"> TOC \o "1-3" \h \z \u </w:instrText>
           </w:r>
@@ -131,7 +134,7 @@
               <w:rFonts w:ascii="Comic Sans MS" w:hAnsi="Comic Sans MS"/>
               <w:b/>
               <w:color w:val="1F4E79" w:themeColor="accent5" w:themeShade="80"/>
-              <w:sz w:val="28"/>
+              <w:sz w:val="32"/>
             </w:rPr>
             <w:fldChar w:fldCharType="separate"/>
           </w:r>
@@ -143,7 +146,7 @@
                 <w:b/>
                 <w:noProof/>
                 <w:color w:val="1F4E79" w:themeColor="accent5" w:themeShade="80"/>
-                <w:sz w:val="24"/>
+                <w:sz w:val="28"/>
               </w:rPr>
               <w:t>Functional Interfaces</w:t>
             </w:r>
@@ -153,7 +156,7 @@
                 <w:noProof/>
                 <w:webHidden/>
                 <w:color w:val="1F4E79" w:themeColor="accent5" w:themeShade="80"/>
-                <w:sz w:val="24"/>
+                <w:sz w:val="28"/>
               </w:rPr>
               <w:tab/>
             </w:r>
@@ -163,7 +166,7 @@
                 <w:noProof/>
                 <w:webHidden/>
                 <w:color w:val="1F4E79" w:themeColor="accent5" w:themeShade="80"/>
-                <w:sz w:val="24"/>
+                <w:sz w:val="28"/>
               </w:rPr>
               <w:fldChar w:fldCharType="begin"/>
             </w:r>
@@ -173,7 +176,7 @@
                 <w:noProof/>
                 <w:webHidden/>
                 <w:color w:val="1F4E79" w:themeColor="accent5" w:themeShade="80"/>
-                <w:sz w:val="24"/>
+                <w:sz w:val="28"/>
               </w:rPr>
               <w:instrText xml:space="preserve"> PAGEREF _Toc240363944 \h </w:instrText>
             </w:r>
@@ -183,7 +186,7 @@
                 <w:noProof/>
                 <w:webHidden/>
                 <w:color w:val="1F4E79" w:themeColor="accent5" w:themeShade="80"/>
-                <w:sz w:val="24"/>
+                <w:sz w:val="28"/>
               </w:rPr>
             </w:r>
             <w:r>
@@ -192,7 +195,7 @@
                 <w:noProof/>
                 <w:webHidden/>
                 <w:color w:val="1F4E79" w:themeColor="accent5" w:themeShade="80"/>
-                <w:sz w:val="24"/>
+                <w:sz w:val="28"/>
               </w:rPr>
               <w:fldChar w:fldCharType="separate"/>
             </w:r>
@@ -202,7 +205,7 @@
                 <w:noProof/>
                 <w:webHidden/>
                 <w:color w:val="1F4E79" w:themeColor="accent5" w:themeShade="80"/>
-                <w:sz w:val="24"/>
+                <w:sz w:val="28"/>
               </w:rPr>
               <w:t>1</w:t>
             </w:r>
@@ -212,7 +215,7 @@
                 <w:noProof/>
                 <w:webHidden/>
                 <w:color w:val="1F4E79" w:themeColor="accent5" w:themeShade="80"/>
-                <w:sz w:val="24"/>
+                <w:sz w:val="28"/>
               </w:rPr>
               <w:fldChar w:fldCharType="end"/>
             </w:r>
@@ -221,6 +224,10 @@
         <w:p>
           <w:pPr>
             <w:pStyle w:val="TOC1"/>
+            <w:numPr>
+              <w:ilvl w:val="0"/>
+              <w:numId w:val="21"/>
+            </w:numPr>
             <w:tabs>
               <w:tab w:val="right" w:leader="dot" w:pos="10456"/>
             </w:tabs>
@@ -230,7 +237,7 @@
               <w:b/>
               <w:noProof/>
               <w:color w:val="1F4E79" w:themeColor="accent5" w:themeShade="80"/>
-              <w:sz w:val="24"/>
+              <w:sz w:val="28"/>
               <w:lang w:val="en-IN" w:eastAsia="en-IN"/>
             </w:rPr>
           </w:pPr>
@@ -242,7 +249,7 @@
                 <w:b/>
                 <w:noProof/>
                 <w:color w:val="1F4E79" w:themeColor="accent5" w:themeShade="80"/>
-                <w:sz w:val="24"/>
+                <w:sz w:val="28"/>
               </w:rPr>
               <w:t>Lambda</w:t>
             </w:r>
@@ -252,7 +259,7 @@
                 <w:noProof/>
                 <w:webHidden/>
                 <w:color w:val="1F4E79" w:themeColor="accent5" w:themeShade="80"/>
-                <w:sz w:val="24"/>
+                <w:sz w:val="28"/>
               </w:rPr>
               <w:tab/>
             </w:r>
@@ -262,7 +269,7 @@
                 <w:noProof/>
                 <w:webHidden/>
                 <w:color w:val="1F4E79" w:themeColor="accent5" w:themeShade="80"/>
-                <w:sz w:val="24"/>
+                <w:sz w:val="28"/>
               </w:rPr>
               <w:fldChar w:fldCharType="begin"/>
             </w:r>
@@ -272,7 +279,7 @@
                 <w:noProof/>
                 <w:webHidden/>
                 <w:color w:val="1F4E79" w:themeColor="accent5" w:themeShade="80"/>
-                <w:sz w:val="24"/>
+                <w:sz w:val="28"/>
               </w:rPr>
               <w:instrText xml:space="preserve"> PAGEREF _Toc240363946 \h </w:instrText>
             </w:r>
@@ -282,7 +289,7 @@
                 <w:noProof/>
                 <w:webHidden/>
                 <w:color w:val="1F4E79" w:themeColor="accent5" w:themeShade="80"/>
-                <w:sz w:val="24"/>
+                <w:sz w:val="28"/>
               </w:rPr>
             </w:r>
             <w:r>
@@ -291,7 +298,7 @@
                 <w:noProof/>
                 <w:webHidden/>
                 <w:color w:val="1F4E79" w:themeColor="accent5" w:themeShade="80"/>
-                <w:sz w:val="24"/>
+                <w:sz w:val="28"/>
               </w:rPr>
               <w:fldChar w:fldCharType="separate"/>
             </w:r>
@@ -301,7 +308,7 @@
                 <w:noProof/>
                 <w:webHidden/>
                 <w:color w:val="1F4E79" w:themeColor="accent5" w:themeShade="80"/>
-                <w:sz w:val="24"/>
+                <w:sz w:val="28"/>
               </w:rPr>
               <w:t>2</w:t>
             </w:r>
@@ -311,7 +318,7 @@
                 <w:noProof/>
                 <w:webHidden/>
                 <w:color w:val="1F4E79" w:themeColor="accent5" w:themeShade="80"/>
-                <w:sz w:val="24"/>
+                <w:sz w:val="28"/>
               </w:rPr>
               <w:fldChar w:fldCharType="end"/>
             </w:r>
@@ -320,6 +327,10 @@
         <w:p>
           <w:pPr>
             <w:pStyle w:val="TOC1"/>
+            <w:numPr>
+              <w:ilvl w:val="0"/>
+              <w:numId w:val="21"/>
+            </w:numPr>
             <w:tabs>
               <w:tab w:val="right" w:leader="dot" w:pos="10456"/>
             </w:tabs>
@@ -329,7 +340,7 @@
               <w:b/>
               <w:noProof/>
               <w:color w:val="1F4E79" w:themeColor="accent5" w:themeShade="80"/>
-              <w:sz w:val="24"/>
+              <w:sz w:val="28"/>
               <w:lang w:val="en-IN" w:eastAsia="en-IN"/>
             </w:rPr>
           </w:pPr>
@@ -341,7 +352,7 @@
                 <w:b/>
                 <w:noProof/>
                 <w:color w:val="1F4E79" w:themeColor="accent5" w:themeShade="80"/>
-                <w:sz w:val="24"/>
+                <w:sz w:val="28"/>
               </w:rPr>
               <w:t>Streams</w:t>
             </w:r>
@@ -351,7 +362,7 @@
                 <w:noProof/>
                 <w:webHidden/>
                 <w:color w:val="1F4E79" w:themeColor="accent5" w:themeShade="80"/>
-                <w:sz w:val="24"/>
+                <w:sz w:val="28"/>
               </w:rPr>
               <w:tab/>
             </w:r>
@@ -361,7 +372,7 @@
                 <w:noProof/>
                 <w:webHidden/>
                 <w:color w:val="1F4E79" w:themeColor="accent5" w:themeShade="80"/>
-                <w:sz w:val="24"/>
+                <w:sz w:val="28"/>
               </w:rPr>
               <w:fldChar w:fldCharType="begin"/>
             </w:r>
@@ -371,7 +382,7 @@
                 <w:noProof/>
                 <w:webHidden/>
                 <w:color w:val="1F4E79" w:themeColor="accent5" w:themeShade="80"/>
-                <w:sz w:val="24"/>
+                <w:sz w:val="28"/>
               </w:rPr>
               <w:instrText xml:space="preserve"> PAGEREF _Toc240363948 \h </w:instrText>
             </w:r>
@@ -381,7 +392,7 @@
                 <w:noProof/>
                 <w:webHidden/>
                 <w:color w:val="1F4E79" w:themeColor="accent5" w:themeShade="80"/>
-                <w:sz w:val="24"/>
+                <w:sz w:val="28"/>
               </w:rPr>
             </w:r>
             <w:r>
@@ -390,7 +401,7 @@
                 <w:noProof/>
                 <w:webHidden/>
                 <w:color w:val="1F4E79" w:themeColor="accent5" w:themeShade="80"/>
-                <w:sz w:val="24"/>
+                <w:sz w:val="28"/>
               </w:rPr>
               <w:fldChar w:fldCharType="separate"/>
             </w:r>
@@ -400,7 +411,7 @@
                 <w:noProof/>
                 <w:webHidden/>
                 <w:color w:val="1F4E79" w:themeColor="accent5" w:themeShade="80"/>
-                <w:sz w:val="24"/>
+                <w:sz w:val="28"/>
               </w:rPr>
               <w:t>4</w:t>
             </w:r>
@@ -410,7 +421,7 @@
                 <w:noProof/>
                 <w:webHidden/>
                 <w:color w:val="1F4E79" w:themeColor="accent5" w:themeShade="80"/>
-                <w:sz w:val="24"/>
+                <w:sz w:val="28"/>
               </w:rPr>
               <w:fldChar w:fldCharType="end"/>
             </w:r>
@@ -419,6 +430,10 @@
         <w:p>
           <w:pPr>
             <w:pStyle w:val="TOC1"/>
+            <w:numPr>
+              <w:ilvl w:val="0"/>
+              <w:numId w:val="21"/>
+            </w:numPr>
             <w:tabs>
               <w:tab w:val="right" w:leader="dot" w:pos="10456"/>
             </w:tabs>
@@ -428,7 +443,7 @@
               <w:b/>
               <w:noProof/>
               <w:color w:val="1F4E79" w:themeColor="accent5" w:themeShade="80"/>
-              <w:sz w:val="24"/>
+              <w:sz w:val="28"/>
               <w:lang w:val="en-IN" w:eastAsia="en-IN"/>
             </w:rPr>
           </w:pPr>
@@ -440,7 +455,7 @@
                 <w:b/>
                 <w:noProof/>
                 <w:color w:val="1F4E79" w:themeColor="accent5" w:themeShade="80"/>
-                <w:sz w:val="24"/>
+                <w:sz w:val="28"/>
               </w:rPr>
               <w:t>Optional</w:t>
             </w:r>
@@ -450,7 +465,7 @@
                 <w:noProof/>
                 <w:webHidden/>
                 <w:color w:val="1F4E79" w:themeColor="accent5" w:themeShade="80"/>
-                <w:sz w:val="24"/>
+                <w:sz w:val="28"/>
               </w:rPr>
               <w:tab/>
             </w:r>
@@ -460,7 +475,7 @@
                 <w:noProof/>
                 <w:webHidden/>
                 <w:color w:val="1F4E79" w:themeColor="accent5" w:themeShade="80"/>
-                <w:sz w:val="24"/>
+                <w:sz w:val="28"/>
               </w:rPr>
               <w:fldChar w:fldCharType="begin"/>
             </w:r>
@@ -470,7 +485,7 @@
                 <w:noProof/>
                 <w:webHidden/>
                 <w:color w:val="1F4E79" w:themeColor="accent5" w:themeShade="80"/>
-                <w:sz w:val="24"/>
+                <w:sz w:val="28"/>
               </w:rPr>
               <w:instrText xml:space="preserve"> PAGEREF _Toc240363950 \h </w:instrText>
             </w:r>
@@ -480,7 +495,7 @@
                 <w:noProof/>
                 <w:webHidden/>
                 <w:color w:val="1F4E79" w:themeColor="accent5" w:themeShade="80"/>
-                <w:sz w:val="24"/>
+                <w:sz w:val="28"/>
               </w:rPr>
             </w:r>
             <w:r>
@@ -489,7 +504,7 @@
                 <w:noProof/>
                 <w:webHidden/>
                 <w:color w:val="1F4E79" w:themeColor="accent5" w:themeShade="80"/>
-                <w:sz w:val="24"/>
+                <w:sz w:val="28"/>
               </w:rPr>
               <w:fldChar w:fldCharType="separate"/>
             </w:r>
@@ -499,7 +514,7 @@
                 <w:noProof/>
                 <w:webHidden/>
                 <w:color w:val="1F4E79" w:themeColor="accent5" w:themeShade="80"/>
-                <w:sz w:val="24"/>
+                <w:sz w:val="28"/>
               </w:rPr>
               <w:t>5</w:t>
             </w:r>
@@ -509,7 +524,7 @@
                 <w:noProof/>
                 <w:webHidden/>
                 <w:color w:val="1F4E79" w:themeColor="accent5" w:themeShade="80"/>
-                <w:sz w:val="24"/>
+                <w:sz w:val="28"/>
               </w:rPr>
               <w:fldChar w:fldCharType="end"/>
             </w:r>
@@ -518,6 +533,10 @@
         <w:p>
           <w:pPr>
             <w:pStyle w:val="TOC1"/>
+            <w:numPr>
+              <w:ilvl w:val="0"/>
+              <w:numId w:val="21"/>
+            </w:numPr>
             <w:tabs>
               <w:tab w:val="right" w:leader="dot" w:pos="10456"/>
             </w:tabs>
@@ -527,7 +546,6 @@
               <w:b/>
               <w:noProof/>
               <w:color w:val="1F4E79" w:themeColor="accent5" w:themeShade="80"/>
-              <w:sz w:val="20"/>
               <w:lang w:val="en-IN" w:eastAsia="en-IN"/>
             </w:rPr>
           </w:pPr>
@@ -539,7 +557,7 @@
                 <w:b/>
                 <w:noProof/>
                 <w:color w:val="1F4E79" w:themeColor="accent5" w:themeShade="80"/>
-                <w:sz w:val="24"/>
+                <w:sz w:val="28"/>
               </w:rPr>
               <w:t>Coding Questions</w:t>
             </w:r>
@@ -549,7 +567,7 @@
                 <w:noProof/>
                 <w:webHidden/>
                 <w:color w:val="1F4E79" w:themeColor="accent5" w:themeShade="80"/>
-                <w:sz w:val="24"/>
+                <w:sz w:val="28"/>
               </w:rPr>
               <w:tab/>
             </w:r>
@@ -559,7 +577,7 @@
                 <w:noProof/>
                 <w:webHidden/>
                 <w:color w:val="1F4E79" w:themeColor="accent5" w:themeShade="80"/>
-                <w:sz w:val="24"/>
+                <w:sz w:val="28"/>
               </w:rPr>
               <w:fldChar w:fldCharType="begin"/>
             </w:r>
@@ -569,7 +587,7 @@
                 <w:noProof/>
                 <w:webHidden/>
                 <w:color w:val="1F4E79" w:themeColor="accent5" w:themeShade="80"/>
-                <w:sz w:val="24"/>
+                <w:sz w:val="28"/>
               </w:rPr>
               <w:instrText xml:space="preserve"> PAGEREF _Toc240363952 \h </w:instrText>
             </w:r>
@@ -579,7 +597,7 @@
                 <w:noProof/>
                 <w:webHidden/>
                 <w:color w:val="1F4E79" w:themeColor="accent5" w:themeShade="80"/>
-                <w:sz w:val="24"/>
+                <w:sz w:val="28"/>
               </w:rPr>
             </w:r>
             <w:r>
@@ -588,7 +606,7 @@
                 <w:noProof/>
                 <w:webHidden/>
                 <w:color w:val="1F4E79" w:themeColor="accent5" w:themeShade="80"/>
-                <w:sz w:val="24"/>
+                <w:sz w:val="28"/>
               </w:rPr>
               <w:fldChar w:fldCharType="separate"/>
             </w:r>
@@ -598,7 +616,7 @@
                 <w:noProof/>
                 <w:webHidden/>
                 <w:color w:val="1F4E79" w:themeColor="accent5" w:themeShade="80"/>
-                <w:sz w:val="24"/>
+                <w:sz w:val="28"/>
               </w:rPr>
               <w:t>6</w:t>
             </w:r>
@@ -608,7 +626,7 @@
                 <w:noProof/>
                 <w:webHidden/>
                 <w:color w:val="1F4E79" w:themeColor="accent5" w:themeShade="80"/>
-                <w:sz w:val="24"/>
+                <w:sz w:val="28"/>
               </w:rPr>
               <w:fldChar w:fldCharType="end"/>
             </w:r>
@@ -620,7 +638,7 @@
               <w:bCs/>
               <w:noProof/>
               <w:color w:val="1F4E79" w:themeColor="accent5" w:themeShade="80"/>
-              <w:sz w:val="28"/>
+              <w:sz w:val="32"/>
             </w:rPr>
             <w:fldChar w:fldCharType="end"/>
           </w:r>
@@ -1641,14 +1659,7 @@
           <w:rFonts w:ascii="Comic Sans MS" w:hAnsi="Comic Sans MS" w:cs="Segoe UI Symbol"/>
           <w:sz w:val="28"/>
         </w:rPr>
-        <w:t>Q</w:t>
-      </w:r>
-      <w:r>
-        <w:rPr>
-          <w:rFonts w:ascii="Comic Sans MS" w:hAnsi="Comic Sans MS" w:cs="Segoe UI Symbol"/>
-          <w:sz w:val="28"/>
-        </w:rPr>
-        <w:t>2</w:t>
+        <w:t>Q2</w:t>
       </w:r>
       <w:r>
         <w:rPr>
@@ -5517,7 +5528,18 @@
                 <w:szCs w:val="24"/>
                 <w:lang w:eastAsia="en-IN"/>
               </w:rPr>
-              <w:t>One sort order only</w:t>
+              <w:t>One sort order on</w:t>
+            </w:r>
+            <w:bookmarkStart w:id="3" w:name="_GoBack"/>
+            <w:bookmarkEnd w:id="3"/>
+            <w:r>
+              <w:rPr>
+                <w:rFonts w:ascii="Comic Sans MS" w:eastAsia="Times New Roman" w:hAnsi="Comic Sans MS" w:cstheme="majorHAnsi"/>
+                <w:bCs/>
+                <w:szCs w:val="24"/>
+                <w:lang w:eastAsia="en-IN"/>
+              </w:rPr>
+              <w:t>ly</w:t>
             </w:r>
           </w:p>
         </w:tc>
@@ -5782,14 +5804,7 @@
           <w:sz w:val="28"/>
         </w:rPr>
         <w:lastRenderedPageBreak/>
-        <w:t>Q</w:t>
-      </w:r>
-      <w:r>
-        <w:rPr>
-          <w:rFonts w:ascii="Comic Sans MS" w:hAnsi="Comic Sans MS" w:cs="Segoe UI Symbol"/>
-          <w:sz w:val="28"/>
-        </w:rPr>
-        <w:t>3</w:t>
+        <w:t>Q3</w:t>
       </w:r>
       <w:r>
         <w:rPr>
@@ -8875,7 +8890,7 @@
           <w:u w:val="single"/>
         </w:rPr>
       </w:pPr>
-      <w:bookmarkStart w:id="3" w:name="_Toc240363946"/>
+      <w:bookmarkStart w:id="4" w:name="_Toc240363946"/>
       <w:r>
         <w:rPr>
           <w:rFonts w:ascii="Comic Sans MS" w:hAnsi="Comic Sans MS"/>
@@ -8887,7 +8902,7 @@
         <w:lastRenderedPageBreak/>
         <w:t>Lambda</w:t>
       </w:r>
-      <w:bookmarkEnd w:id="3"/>
+      <w:bookmarkEnd w:id="4"/>
     </w:p>
     <w:p>
       <w:pPr>
@@ -8917,9 +8932,9 @@
           <w:sz w:val="28"/>
         </w:rPr>
       </w:pPr>
-      <w:bookmarkStart w:id="4" w:name="_Toc240191817"/>
-      <w:bookmarkStart w:id="5" w:name="_Toc240300717"/>
-      <w:bookmarkStart w:id="6" w:name="_Toc240363947"/>
+      <w:bookmarkStart w:id="5" w:name="_Toc240191817"/>
+      <w:bookmarkStart w:id="6" w:name="_Toc240300717"/>
+      <w:bookmarkStart w:id="7" w:name="_Toc240363947"/>
       <w:r>
         <w:rPr>
           <w:rFonts w:ascii="Comic Sans MS" w:hAnsi="Comic Sans MS" w:cs="Segoe UI Symbol"/>
@@ -8934,9 +8949,9 @@
         </w:rPr>
         <w:t xml:space="preserve">. </w:t>
       </w:r>
-      <w:bookmarkEnd w:id="4"/>
       <w:bookmarkEnd w:id="5"/>
       <w:bookmarkEnd w:id="6"/>
+      <w:bookmarkEnd w:id="7"/>
       <w:r>
         <w:rPr>
           <w:rFonts w:ascii="Comic Sans MS" w:hAnsi="Comic Sans MS" w:cs="Segoe UI Symbol"/>
@@ -9383,7 +9398,7 @@
           <w:u w:val="single"/>
         </w:rPr>
       </w:pPr>
-      <w:bookmarkStart w:id="7" w:name="_Toc240363948"/>
+      <w:bookmarkStart w:id="8" w:name="_Toc240363948"/>
       <w:r>
         <w:rPr>
           <w:rFonts w:ascii="Comic Sans MS" w:hAnsi="Comic Sans MS"/>
@@ -9395,7 +9410,7 @@
         <w:lastRenderedPageBreak/>
         <w:t>Streams</w:t>
       </w:r>
-      <w:bookmarkEnd w:id="7"/>
+      <w:bookmarkEnd w:id="8"/>
     </w:p>
     <w:p>
       <w:pPr>
@@ -9427,7 +9442,7 @@
           <w:lang w:eastAsia="en-IN"/>
         </w:rPr>
       </w:pPr>
-      <w:bookmarkStart w:id="8" w:name="_Toc240363949"/>
+      <w:bookmarkStart w:id="9" w:name="_Toc240363949"/>
       <w:r>
         <w:rPr>
           <w:rFonts w:ascii="Comic Sans MS" w:hAnsi="Comic Sans MS" w:cs="Segoe UI Symbol"/>
@@ -9442,7 +9457,7 @@
         </w:rPr>
         <w:t xml:space="preserve">. </w:t>
       </w:r>
-      <w:bookmarkEnd w:id="8"/>
+      <w:bookmarkEnd w:id="9"/>
       <w:r>
         <w:rPr>
           <w:rFonts w:ascii="Comic Sans MS" w:hAnsi="Comic Sans MS" w:cs="Segoe UI Symbol"/>
@@ -12243,7 +12258,7 @@
           <w:u w:val="single"/>
         </w:rPr>
       </w:pPr>
-      <w:bookmarkStart w:id="9" w:name="_Toc240363950"/>
+      <w:bookmarkStart w:id="10" w:name="_Toc240363950"/>
       <w:r>
         <w:rPr>
           <w:rFonts w:ascii="Comic Sans MS" w:hAnsi="Comic Sans MS"/>
@@ -12255,7 +12270,7 @@
         <w:lastRenderedPageBreak/>
         <w:t>Optional</w:t>
       </w:r>
-      <w:bookmarkEnd w:id="9"/>
+      <w:bookmarkEnd w:id="10"/>
     </w:p>
     <w:p>
       <w:pPr>
@@ -12719,7 +12734,7 @@
           <w:u w:val="single"/>
         </w:rPr>
       </w:pPr>
-      <w:bookmarkStart w:id="10" w:name="_Toc240363952"/>
+      <w:bookmarkStart w:id="11" w:name="_Toc240363952"/>
       <w:r>
         <w:rPr>
           <w:rFonts w:ascii="Comic Sans MS" w:hAnsi="Comic Sans MS"/>
@@ -12731,7 +12746,7 @@
         <w:lastRenderedPageBreak/>
         <w:t>Coding Questions</w:t>
       </w:r>
-      <w:bookmarkEnd w:id="10"/>
+      <w:bookmarkEnd w:id="11"/>
     </w:p>
     <w:p>
       <w:pPr>
@@ -17606,8 +17621,6 @@
           <w:lang w:eastAsia="en-IN"/>
         </w:rPr>
       </w:pPr>
-      <w:bookmarkStart w:id="11" w:name="_GoBack"/>
-      <w:bookmarkEnd w:id="11"/>
     </w:p>
     <w:p>
       <w:pPr>
@@ -17984,14 +17997,7 @@
         <w:noProof/>
         <w:color w:val="385623" w:themeColor="accent6" w:themeShade="80"/>
       </w:rPr>
-      <w:t xml:space="preserve">Java </w:t>
-    </w:r>
-    <w:r>
-      <w:rPr>
-        <w:noProof/>
-        <w:color w:val="385623" w:themeColor="accent6" w:themeShade="80"/>
-      </w:rPr>
-      <w:t>Collections</w:t>
+      <w:t>Functional Programming</w:t>
     </w:r>
     <w:r>
       <w:rPr>
@@ -18033,7 +18039,7 @@
         <w:noProof/>
         <w:color w:val="385623" w:themeColor="accent6" w:themeShade="80"/>
       </w:rPr>
-      <w:t>10</w:t>
+      <w:t>11</w:t>
     </w:r>
     <w:r>
       <w:rPr>
@@ -19869,9 +19875,9 @@
     </w:lvl>
   </w:abstractNum>
   <w:abstractNum w:abstractNumId="17" w15:restartNumberingAfterBreak="0">
-    <w:nsid w:val="79297259"/>
+    <w:nsid w:val="76B31071"/>
     <w:multiLevelType w:val="hybridMultilevel"/>
-    <w:tmpl w:val="01EC0DBE"/>
+    <w:tmpl w:val="EE84C338"/>
     <w:lvl w:ilvl="0" w:tplc="40090001">
       <w:start w:val="1"/>
       <w:numFmt w:val="bullet"/>
@@ -19982,9 +19988,9 @@
     </w:lvl>
   </w:abstractNum>
   <w:abstractNum w:abstractNumId="18" w15:restartNumberingAfterBreak="0">
-    <w:nsid w:val="7CB57F63"/>
+    <w:nsid w:val="79297259"/>
     <w:multiLevelType w:val="hybridMultilevel"/>
-    <w:tmpl w:val="9E466908"/>
+    <w:tmpl w:val="01EC0DBE"/>
     <w:lvl w:ilvl="0" w:tplc="40090001">
       <w:start w:val="1"/>
       <w:numFmt w:val="bullet"/>
@@ -20095,6 +20101,119 @@
     </w:lvl>
   </w:abstractNum>
   <w:abstractNum w:abstractNumId="19" w15:restartNumberingAfterBreak="0">
+    <w:nsid w:val="7CB57F63"/>
+    <w:multiLevelType w:val="hybridMultilevel"/>
+    <w:tmpl w:val="9E466908"/>
+    <w:lvl w:ilvl="0" w:tplc="40090001">
+      <w:start w:val="1"/>
+      <w:numFmt w:val="bullet"/>
+      <w:lvlText w:val=""/>
+      <w:lvlJc w:val="left"/>
+      <w:pPr>
+        <w:ind w:left="360" w:hanging="360"/>
+      </w:pPr>
+      <w:rPr>
+        <w:rFonts w:ascii="Symbol" w:hAnsi="Symbol" w:hint="default"/>
+      </w:rPr>
+    </w:lvl>
+    <w:lvl w:ilvl="1" w:tplc="40090003" w:tentative="1">
+      <w:start w:val="1"/>
+      <w:numFmt w:val="bullet"/>
+      <w:lvlText w:val="o"/>
+      <w:lvlJc w:val="left"/>
+      <w:pPr>
+        <w:ind w:left="1080" w:hanging="360"/>
+      </w:pPr>
+      <w:rPr>
+        <w:rFonts w:ascii="Courier New" w:hAnsi="Courier New" w:cs="Courier New" w:hint="default"/>
+      </w:rPr>
+    </w:lvl>
+    <w:lvl w:ilvl="2" w:tplc="40090005" w:tentative="1">
+      <w:start w:val="1"/>
+      <w:numFmt w:val="bullet"/>
+      <w:lvlText w:val=""/>
+      <w:lvlJc w:val="left"/>
+      <w:pPr>
+        <w:ind w:left="1800" w:hanging="360"/>
+      </w:pPr>
+      <w:rPr>
+        <w:rFonts w:ascii="Wingdings" w:hAnsi="Wingdings" w:hint="default"/>
+      </w:rPr>
+    </w:lvl>
+    <w:lvl w:ilvl="3" w:tplc="40090001" w:tentative="1">
+      <w:start w:val="1"/>
+      <w:numFmt w:val="bullet"/>
+      <w:lvlText w:val=""/>
+      <w:lvlJc w:val="left"/>
+      <w:pPr>
+        <w:ind w:left="2520" w:hanging="360"/>
+      </w:pPr>
+      <w:rPr>
+        <w:rFonts w:ascii="Symbol" w:hAnsi="Symbol" w:hint="default"/>
+      </w:rPr>
+    </w:lvl>
+    <w:lvl w:ilvl="4" w:tplc="40090003" w:tentative="1">
+      <w:start w:val="1"/>
+      <w:numFmt w:val="bullet"/>
+      <w:lvlText w:val="o"/>
+      <w:lvlJc w:val="left"/>
+      <w:pPr>
+        <w:ind w:left="3240" w:hanging="360"/>
+      </w:pPr>
+      <w:rPr>
+        <w:rFonts w:ascii="Courier New" w:hAnsi="Courier New" w:cs="Courier New" w:hint="default"/>
+      </w:rPr>
+    </w:lvl>
+    <w:lvl w:ilvl="5" w:tplc="40090005" w:tentative="1">
+      <w:start w:val="1"/>
+      <w:numFmt w:val="bullet"/>
+      <w:lvlText w:val=""/>
+      <w:lvlJc w:val="left"/>
+      <w:pPr>
+        <w:ind w:left="3960" w:hanging="360"/>
+      </w:pPr>
+      <w:rPr>
+        <w:rFonts w:ascii="Wingdings" w:hAnsi="Wingdings" w:hint="default"/>
+      </w:rPr>
+    </w:lvl>
+    <w:lvl w:ilvl="6" w:tplc="40090001" w:tentative="1">
+      <w:start w:val="1"/>
+      <w:numFmt w:val="bullet"/>
+      <w:lvlText w:val=""/>
+      <w:lvlJc w:val="left"/>
+      <w:pPr>
+        <w:ind w:left="4680" w:hanging="360"/>
+      </w:pPr>
+      <w:rPr>
+        <w:rFonts w:ascii="Symbol" w:hAnsi="Symbol" w:hint="default"/>
+      </w:rPr>
+    </w:lvl>
+    <w:lvl w:ilvl="7" w:tplc="40090003" w:tentative="1">
+      <w:start w:val="1"/>
+      <w:numFmt w:val="bullet"/>
+      <w:lvlText w:val="o"/>
+      <w:lvlJc w:val="left"/>
+      <w:pPr>
+        <w:ind w:left="5400" w:hanging="360"/>
+      </w:pPr>
+      <w:rPr>
+        <w:rFonts w:ascii="Courier New" w:hAnsi="Courier New" w:cs="Courier New" w:hint="default"/>
+      </w:rPr>
+    </w:lvl>
+    <w:lvl w:ilvl="8" w:tplc="40090005" w:tentative="1">
+      <w:start w:val="1"/>
+      <w:numFmt w:val="bullet"/>
+      <w:lvlText w:val=""/>
+      <w:lvlJc w:val="left"/>
+      <w:pPr>
+        <w:ind w:left="6120" w:hanging="360"/>
+      </w:pPr>
+      <w:rPr>
+        <w:rFonts w:ascii="Wingdings" w:hAnsi="Wingdings" w:hint="default"/>
+      </w:rPr>
+    </w:lvl>
+  </w:abstractNum>
+  <w:abstractNum w:abstractNumId="20" w15:restartNumberingAfterBreak="0">
     <w:nsid w:val="7D4A4EB4"/>
     <w:multiLevelType w:val="multilevel"/>
     <w:tmpl w:val="213C7FE2"/>
@@ -20268,7 +20387,7 @@
     <w:abstractNumId w:val="9"/>
   </w:num>
   <w:num w:numId="9">
-    <w:abstractNumId w:val="18"/>
+    <w:abstractNumId w:val="19"/>
   </w:num>
   <w:num w:numId="10">
     <w:abstractNumId w:val="1"/>
@@ -20277,7 +20396,7 @@
     <w:abstractNumId w:val="16"/>
   </w:num>
   <w:num w:numId="12">
-    <w:abstractNumId w:val="17"/>
+    <w:abstractNumId w:val="18"/>
   </w:num>
   <w:num w:numId="13">
     <w:abstractNumId w:val="8"/>
@@ -20301,7 +20420,10 @@
     <w:abstractNumId w:val="14"/>
   </w:num>
   <w:num w:numId="20">
-    <w:abstractNumId w:val="19"/>
+    <w:abstractNumId w:val="20"/>
+  </w:num>
+  <w:num w:numId="21">
+    <w:abstractNumId w:val="17"/>
   </w:num>
   <w:numIdMacAtCleanup w:val="12"/>
 </w:numbering>
@@ -20814,6 +20936,7 @@
   <w:style w:type="character" w:default="1" w:styleId="DefaultParagraphFont">
     <w:name w:val="Default Paragraph Font"/>
     <w:uiPriority w:val="1"/>
+    <w:semiHidden/>
     <w:unhideWhenUsed/>
   </w:style>
   <w:style w:type="table" w:default="1" w:styleId="TableNormal">
@@ -21534,7 +21657,7 @@
 </file>
 
 <file path=customXml/itemProps1.xml><?xml version="1.0" encoding="utf-8"?>
-<ds:datastoreItem xmlns:ds="http://schemas.openxmlformats.org/officeDocument/2006/customXml" ds:itemID="{D6A81A99-1D24-4634-9C8D-3CAFAC1238AF}">
+<ds:datastoreItem xmlns:ds="http://schemas.openxmlformats.org/officeDocument/2006/customXml" ds:itemID="{4350342D-E464-415A-A696-F9F0FF03BC4B}">
   <ds:schemaRefs>
     <ds:schemaRef ds:uri="http://schemas.openxmlformats.org/officeDocument/2006/bibliography"/>
   </ds:schemaRefs>

--- a/Interview Questions/5. Functional Programming Questions.docx
+++ b/Interview Questions/5. Functional Programming Questions.docx
@@ -822,6 +822,18 @@
     </w:p>
     <w:p>
       <w:pPr>
+        <w:spacing w:after="0" w:line="240" w:lineRule="auto"/>
+        <w:rPr>
+          <w:rFonts w:ascii="Comic Sans MS" w:eastAsia="Times New Roman" w:hAnsi="Comic Sans MS" w:cstheme="majorHAnsi"/>
+          <w:bCs/>
+          <w:sz w:val="24"/>
+          <w:szCs w:val="24"/>
+          <w:lang w:eastAsia="en-IN"/>
+        </w:rPr>
+      </w:pPr>
+    </w:p>
+    <w:p>
+      <w:pPr>
         <w:pStyle w:val="Heading2"/>
         <w:spacing w:after="240"/>
         <w:rPr>
@@ -832,834 +844,12 @@
           <w:lang w:eastAsia="en-IN"/>
         </w:rPr>
       </w:pPr>
-      <w:bookmarkStart w:id="1" w:name="_Toc240300711"/>
-      <w:bookmarkStart w:id="2" w:name="_Toc240363945"/>
       <w:r>
         <w:rPr>
           <w:rFonts w:ascii="Comic Sans MS" w:hAnsi="Comic Sans MS" w:cs="Segoe UI Symbol"/>
           <w:sz w:val="28"/>
         </w:rPr>
-        <w:t>Q</w:t>
-      </w:r>
-      <w:r>
-        <w:rPr>
-          <w:rFonts w:ascii="Comic Sans MS" w:hAnsi="Comic Sans MS" w:cs="Segoe UI Symbol"/>
-          <w:sz w:val="28"/>
-        </w:rPr>
-        <w:t>1</w:t>
-      </w:r>
-      <w:r>
-        <w:rPr>
-          <w:rFonts w:ascii="Comic Sans MS" w:hAnsi="Comic Sans MS" w:cs="Segoe UI Symbol"/>
-          <w:sz w:val="28"/>
-        </w:rPr>
-        <w:t xml:space="preserve">. </w:t>
-      </w:r>
-      <w:r>
-        <w:rPr>
-          <w:rFonts w:ascii="Comic Sans MS" w:hAnsi="Comic Sans MS" w:cs="Segoe UI Symbol"/>
-          <w:sz w:val="28"/>
-        </w:rPr>
-        <w:t xml:space="preserve">What </w:t>
-      </w:r>
-      <w:bookmarkEnd w:id="1"/>
-      <w:bookmarkEnd w:id="2"/>
-      <w:r>
-        <w:rPr>
-          <w:rFonts w:ascii="Comic Sans MS" w:hAnsi="Comic Sans MS" w:cs="Segoe UI Symbol"/>
-          <w:sz w:val="28"/>
-        </w:rPr>
-        <w:t>is method reference?</w:t>
-      </w:r>
-      <w:r>
-        <w:rPr>
-          <w:rFonts w:ascii="Comic Sans MS" w:hAnsi="Comic Sans MS" w:cs="Segoe UI Symbol"/>
-          <w:sz w:val="28"/>
-        </w:rPr>
-        <w:t xml:space="preserve"> </w:t>
-      </w:r>
-    </w:p>
-    <w:p>
-      <w:pPr>
-        <w:spacing w:after="0" w:line="240" w:lineRule="auto"/>
-        <w:rPr>
-          <w:rFonts w:ascii="Comic Sans MS" w:eastAsia="Times New Roman" w:hAnsi="Comic Sans MS" w:cstheme="majorHAnsi"/>
-          <w:bCs/>
-          <w:sz w:val="24"/>
-          <w:szCs w:val="24"/>
-          <w:lang w:eastAsia="en-IN"/>
-        </w:rPr>
-      </w:pPr>
-      <w:r>
-        <w:rPr>
-          <w:rFonts w:ascii="Comic Sans MS" w:eastAsia="Times New Roman" w:hAnsi="Comic Sans MS" w:cstheme="majorHAnsi"/>
-          <w:bCs/>
-          <w:sz w:val="24"/>
-          <w:szCs w:val="24"/>
-          <w:lang w:eastAsia="en-IN"/>
-        </w:rPr>
-        <w:t xml:space="preserve">A </w:t>
-      </w:r>
-      <w:r>
-        <w:rPr>
-          <w:rFonts w:ascii="Comic Sans MS" w:eastAsia="Times New Roman" w:hAnsi="Comic Sans MS" w:cstheme="majorHAnsi"/>
-          <w:b/>
-          <w:bCs/>
-          <w:sz w:val="24"/>
-          <w:szCs w:val="24"/>
-          <w:lang w:eastAsia="en-IN"/>
-        </w:rPr>
-        <w:t>method reference</w:t>
-      </w:r>
-      <w:r>
-        <w:rPr>
-          <w:rFonts w:ascii="Comic Sans MS" w:eastAsia="Times New Roman" w:hAnsi="Comic Sans MS" w:cstheme="majorHAnsi"/>
-          <w:bCs/>
-          <w:sz w:val="24"/>
-          <w:szCs w:val="24"/>
-          <w:lang w:eastAsia="en-IN"/>
-        </w:rPr>
-        <w:t xml:space="preserve"> is a shorthand syntax for a </w:t>
-      </w:r>
-      <w:r>
-        <w:rPr>
-          <w:rFonts w:ascii="Comic Sans MS" w:eastAsia="Times New Roman" w:hAnsi="Comic Sans MS" w:cstheme="majorHAnsi"/>
-          <w:b/>
-          <w:bCs/>
-          <w:sz w:val="24"/>
-          <w:szCs w:val="24"/>
-          <w:lang w:eastAsia="en-IN"/>
-        </w:rPr>
-        <w:t>lambda expression that only calls an existing method</w:t>
-      </w:r>
-      <w:r>
-        <w:rPr>
-          <w:rFonts w:ascii="Comic Sans MS" w:eastAsia="Times New Roman" w:hAnsi="Comic Sans MS" w:cstheme="majorHAnsi"/>
-          <w:bCs/>
-          <w:sz w:val="24"/>
-          <w:szCs w:val="24"/>
-          <w:lang w:eastAsia="en-IN"/>
-        </w:rPr>
-        <w:t>.</w:t>
-      </w:r>
-    </w:p>
-    <w:p>
-      <w:pPr>
-        <w:spacing w:line="240" w:lineRule="auto"/>
-        <w:rPr>
-          <w:rFonts w:ascii="Comic Sans MS" w:eastAsia="Times New Roman" w:hAnsi="Comic Sans MS" w:cstheme="majorHAnsi"/>
-          <w:bCs/>
-          <w:sz w:val="24"/>
-          <w:szCs w:val="24"/>
-          <w:lang w:eastAsia="en-IN"/>
-        </w:rPr>
-      </w:pPr>
-      <w:r>
-        <w:rPr>
-          <w:rFonts w:ascii="Comic Sans MS" w:eastAsia="Times New Roman" w:hAnsi="Comic Sans MS" w:cstheme="majorHAnsi"/>
-          <w:bCs/>
-          <w:sz w:val="24"/>
-          <w:szCs w:val="24"/>
-          <w:lang w:eastAsia="en-IN"/>
-        </w:rPr>
-        <w:t xml:space="preserve">It was introduced in </w:t>
-      </w:r>
-      <w:r>
-        <w:rPr>
-          <w:rFonts w:ascii="Comic Sans MS" w:eastAsia="Times New Roman" w:hAnsi="Comic Sans MS" w:cstheme="majorHAnsi"/>
-          <w:b/>
-          <w:bCs/>
-          <w:sz w:val="24"/>
-          <w:szCs w:val="24"/>
-          <w:lang w:eastAsia="en-IN"/>
-        </w:rPr>
-        <w:t>Java 8</w:t>
-      </w:r>
-      <w:r>
-        <w:rPr>
-          <w:rFonts w:ascii="Comic Sans MS" w:eastAsia="Times New Roman" w:hAnsi="Comic Sans MS" w:cstheme="majorHAnsi"/>
-          <w:bCs/>
-          <w:sz w:val="24"/>
-          <w:szCs w:val="24"/>
-          <w:lang w:eastAsia="en-IN"/>
-        </w:rPr>
-        <w:t xml:space="preserve"> and uses </w:t>
-      </w:r>
-      <w:proofErr w:type="gramStart"/>
-      <w:r>
-        <w:rPr>
-          <w:rFonts w:ascii="Comic Sans MS" w:eastAsia="Times New Roman" w:hAnsi="Comic Sans MS" w:cstheme="majorHAnsi"/>
-          <w:bCs/>
-          <w:sz w:val="24"/>
-          <w:szCs w:val="24"/>
-          <w:lang w:eastAsia="en-IN"/>
-        </w:rPr>
-        <w:t>the :</w:t>
-      </w:r>
-      <w:proofErr w:type="gramEnd"/>
-      <w:r>
-        <w:rPr>
-          <w:rFonts w:ascii="Comic Sans MS" w:eastAsia="Times New Roman" w:hAnsi="Comic Sans MS" w:cstheme="majorHAnsi"/>
-          <w:bCs/>
-          <w:sz w:val="24"/>
-          <w:szCs w:val="24"/>
-          <w:lang w:eastAsia="en-IN"/>
-        </w:rPr>
-        <w:t>: operator.</w:t>
-      </w:r>
-    </w:p>
-    <w:p>
-      <w:pPr>
-        <w:pStyle w:val="HTMLPreformatted"/>
-        <w:shd w:val="clear" w:color="auto" w:fill="1E1F22"/>
-        <w:rPr>
-          <w:rFonts w:ascii="Comic Sans MS" w:hAnsi="Comic Sans MS"/>
-          <w:color w:val="CF8E6D"/>
-          <w:szCs w:val="24"/>
-        </w:rPr>
-      </w:pPr>
-    </w:p>
-    <w:p>
-      <w:pPr>
-        <w:pStyle w:val="HTMLPreformatted"/>
-        <w:shd w:val="clear" w:color="auto" w:fill="1E1F22"/>
-        <w:rPr>
-          <w:rFonts w:ascii="Comic Sans MS" w:hAnsi="Comic Sans MS"/>
-          <w:color w:val="BCBEC4"/>
-          <w:szCs w:val="24"/>
-        </w:rPr>
-      </w:pPr>
-      <w:proofErr w:type="gramStart"/>
-      <w:r>
-        <w:rPr>
-          <w:rFonts w:ascii="Comic Sans MS" w:hAnsi="Comic Sans MS"/>
-          <w:color w:val="CF8E6D"/>
-          <w:szCs w:val="24"/>
-        </w:rPr>
-        <w:t>public</w:t>
-      </w:r>
-      <w:proofErr w:type="gramEnd"/>
-      <w:r>
-        <w:rPr>
-          <w:rFonts w:ascii="Comic Sans MS" w:hAnsi="Comic Sans MS"/>
-          <w:color w:val="CF8E6D"/>
-          <w:szCs w:val="24"/>
-        </w:rPr>
-        <w:t xml:space="preserve"> static void </w:t>
-      </w:r>
-      <w:r>
-        <w:rPr>
-          <w:rFonts w:ascii="Comic Sans MS" w:hAnsi="Comic Sans MS"/>
-          <w:color w:val="56A8F5"/>
-          <w:szCs w:val="24"/>
-        </w:rPr>
-        <w:t>main</w:t>
-      </w:r>
-      <w:r>
-        <w:rPr>
-          <w:rFonts w:ascii="Comic Sans MS" w:hAnsi="Comic Sans MS"/>
-          <w:color w:val="BCBEC4"/>
-          <w:szCs w:val="24"/>
-        </w:rPr>
-        <w:t xml:space="preserve">(String </w:t>
-      </w:r>
-      <w:proofErr w:type="spellStart"/>
-      <w:r>
-        <w:rPr>
-          <w:rFonts w:ascii="Comic Sans MS" w:hAnsi="Comic Sans MS"/>
-          <w:color w:val="BCBEC4"/>
-          <w:szCs w:val="24"/>
-        </w:rPr>
-        <w:t>args</w:t>
-      </w:r>
-      <w:proofErr w:type="spellEnd"/>
-      <w:r>
-        <w:rPr>
-          <w:rFonts w:ascii="Comic Sans MS" w:hAnsi="Comic Sans MS"/>
-          <w:color w:val="BCBEC4"/>
-          <w:szCs w:val="24"/>
-        </w:rPr>
-        <w:t>[]) {</w:t>
-      </w:r>
-      <w:r>
-        <w:rPr>
-          <w:rFonts w:ascii="Comic Sans MS" w:hAnsi="Comic Sans MS"/>
-          <w:color w:val="BCBEC4"/>
-          <w:szCs w:val="24"/>
-        </w:rPr>
-        <w:br/>
-        <w:t xml:space="preserve">    List&lt;String&gt; names = </w:t>
-      </w:r>
-      <w:proofErr w:type="spellStart"/>
-      <w:r>
-        <w:rPr>
-          <w:rFonts w:ascii="Comic Sans MS" w:hAnsi="Comic Sans MS"/>
-          <w:color w:val="BCBEC4"/>
-          <w:szCs w:val="24"/>
-        </w:rPr>
-        <w:t>List.</w:t>
-      </w:r>
-      <w:r>
-        <w:rPr>
-          <w:rFonts w:ascii="Comic Sans MS" w:hAnsi="Comic Sans MS"/>
-          <w:i/>
-          <w:iCs/>
-          <w:color w:val="BCBEC4"/>
-          <w:szCs w:val="24"/>
-        </w:rPr>
-        <w:t>of</w:t>
-      </w:r>
-      <w:proofErr w:type="spellEnd"/>
-      <w:r>
-        <w:rPr>
-          <w:rFonts w:ascii="Comic Sans MS" w:hAnsi="Comic Sans MS"/>
-          <w:color w:val="BCBEC4"/>
-          <w:szCs w:val="24"/>
-        </w:rPr>
-        <w:t>(</w:t>
-      </w:r>
-      <w:r>
-        <w:rPr>
-          <w:rFonts w:ascii="Comic Sans MS" w:hAnsi="Comic Sans MS"/>
-          <w:color w:val="6AAB73"/>
-          <w:szCs w:val="24"/>
-        </w:rPr>
-        <w:t>"Alice"</w:t>
-      </w:r>
-      <w:r>
-        <w:rPr>
-          <w:rFonts w:ascii="Comic Sans MS" w:hAnsi="Comic Sans MS"/>
-          <w:color w:val="BCBEC4"/>
-          <w:szCs w:val="24"/>
-        </w:rPr>
-        <w:t xml:space="preserve">, </w:t>
-      </w:r>
-      <w:r>
-        <w:rPr>
-          <w:rFonts w:ascii="Comic Sans MS" w:hAnsi="Comic Sans MS"/>
-          <w:color w:val="6AAB73"/>
-          <w:szCs w:val="24"/>
-        </w:rPr>
-        <w:t>"Bob"</w:t>
-      </w:r>
-      <w:r>
-        <w:rPr>
-          <w:rFonts w:ascii="Comic Sans MS" w:hAnsi="Comic Sans MS"/>
-          <w:color w:val="BCBEC4"/>
-          <w:szCs w:val="24"/>
-        </w:rPr>
-        <w:t xml:space="preserve">, </w:t>
-      </w:r>
-      <w:r>
-        <w:rPr>
-          <w:rFonts w:ascii="Comic Sans MS" w:hAnsi="Comic Sans MS"/>
-          <w:color w:val="6AAB73"/>
-          <w:szCs w:val="24"/>
-        </w:rPr>
-        <w:t>"Charlie"</w:t>
-      </w:r>
-      <w:r>
-        <w:rPr>
-          <w:rFonts w:ascii="Comic Sans MS" w:hAnsi="Comic Sans MS"/>
-          <w:color w:val="BCBEC4"/>
-          <w:szCs w:val="24"/>
-        </w:rPr>
-        <w:t>);</w:t>
-      </w:r>
-      <w:r>
-        <w:rPr>
-          <w:rFonts w:ascii="Comic Sans MS" w:hAnsi="Comic Sans MS"/>
-          <w:color w:val="BCBEC4"/>
-          <w:szCs w:val="24"/>
-        </w:rPr>
-        <w:br/>
-        <w:t xml:space="preserve">    </w:t>
-      </w:r>
-      <w:r>
-        <w:rPr>
-          <w:rFonts w:ascii="Comic Sans MS" w:hAnsi="Comic Sans MS"/>
-          <w:color w:val="7A7E85"/>
-          <w:szCs w:val="24"/>
-        </w:rPr>
-        <w:t>//Normal way</w:t>
-      </w:r>
-      <w:r>
-        <w:rPr>
-          <w:rFonts w:ascii="Comic Sans MS" w:hAnsi="Comic Sans MS"/>
-          <w:color w:val="7A7E85"/>
-          <w:szCs w:val="24"/>
-        </w:rPr>
-        <w:br/>
-        <w:t xml:space="preserve">    </w:t>
-      </w:r>
-      <w:proofErr w:type="spellStart"/>
-      <w:r>
-        <w:rPr>
-          <w:rFonts w:ascii="Comic Sans MS" w:hAnsi="Comic Sans MS"/>
-          <w:color w:val="BCBEC4"/>
-          <w:szCs w:val="24"/>
-        </w:rPr>
-        <w:t>names.forEach</w:t>
-      </w:r>
-      <w:proofErr w:type="spellEnd"/>
-      <w:r>
-        <w:rPr>
-          <w:rFonts w:ascii="Comic Sans MS" w:hAnsi="Comic Sans MS"/>
-          <w:color w:val="BCBEC4"/>
-          <w:szCs w:val="24"/>
-        </w:rPr>
-        <w:t xml:space="preserve">(name -&gt; </w:t>
-      </w:r>
-      <w:proofErr w:type="spellStart"/>
-      <w:r>
-        <w:rPr>
-          <w:rFonts w:ascii="Comic Sans MS" w:hAnsi="Comic Sans MS"/>
-          <w:color w:val="BCBEC4"/>
-          <w:szCs w:val="24"/>
-        </w:rPr>
-        <w:t>System.</w:t>
-      </w:r>
-      <w:r>
-        <w:rPr>
-          <w:rFonts w:ascii="Comic Sans MS" w:hAnsi="Comic Sans MS"/>
-          <w:i/>
-          <w:iCs/>
-          <w:color w:val="C77DBB"/>
-          <w:szCs w:val="24"/>
-        </w:rPr>
-        <w:t>out</w:t>
-      </w:r>
-      <w:r>
-        <w:rPr>
-          <w:rFonts w:ascii="Comic Sans MS" w:hAnsi="Comic Sans MS"/>
-          <w:color w:val="BCBEC4"/>
-          <w:szCs w:val="24"/>
-        </w:rPr>
-        <w:t>.println</w:t>
-      </w:r>
-      <w:proofErr w:type="spellEnd"/>
-      <w:r>
-        <w:rPr>
-          <w:rFonts w:ascii="Comic Sans MS" w:hAnsi="Comic Sans MS"/>
-          <w:color w:val="BCBEC4"/>
-          <w:szCs w:val="24"/>
-        </w:rPr>
-        <w:t>(name));</w:t>
-      </w:r>
-      <w:r>
-        <w:rPr>
-          <w:rFonts w:ascii="Comic Sans MS" w:hAnsi="Comic Sans MS"/>
-          <w:color w:val="BCBEC4"/>
-          <w:szCs w:val="24"/>
-        </w:rPr>
-        <w:br/>
-        <w:t xml:space="preserve">    </w:t>
-      </w:r>
-      <w:r>
-        <w:rPr>
-          <w:rFonts w:ascii="Comic Sans MS" w:hAnsi="Comic Sans MS"/>
-          <w:color w:val="7A7E85"/>
-          <w:szCs w:val="24"/>
-        </w:rPr>
-        <w:t>//Using Method Reference</w:t>
-      </w:r>
-      <w:r>
-        <w:rPr>
-          <w:rFonts w:ascii="Comic Sans MS" w:hAnsi="Comic Sans MS"/>
-          <w:color w:val="7A7E85"/>
-          <w:szCs w:val="24"/>
-        </w:rPr>
-        <w:br/>
-        <w:t xml:space="preserve">    </w:t>
-      </w:r>
-      <w:proofErr w:type="spellStart"/>
-      <w:r>
-        <w:rPr>
-          <w:rFonts w:ascii="Comic Sans MS" w:hAnsi="Comic Sans MS"/>
-          <w:color w:val="BCBEC4"/>
-          <w:szCs w:val="24"/>
-        </w:rPr>
-        <w:t>names.forEach</w:t>
-      </w:r>
-      <w:proofErr w:type="spellEnd"/>
-      <w:r>
-        <w:rPr>
-          <w:rFonts w:ascii="Comic Sans MS" w:hAnsi="Comic Sans MS"/>
-          <w:color w:val="BCBEC4"/>
-          <w:szCs w:val="24"/>
-        </w:rPr>
-        <w:t>(</w:t>
-      </w:r>
-      <w:proofErr w:type="spellStart"/>
-      <w:r>
-        <w:rPr>
-          <w:rFonts w:ascii="Comic Sans MS" w:hAnsi="Comic Sans MS"/>
-          <w:color w:val="BCBEC4"/>
-          <w:szCs w:val="24"/>
-        </w:rPr>
-        <w:t>System.</w:t>
-      </w:r>
-      <w:r>
-        <w:rPr>
-          <w:rFonts w:ascii="Comic Sans MS" w:hAnsi="Comic Sans MS"/>
-          <w:i/>
-          <w:iCs/>
-          <w:color w:val="C77DBB"/>
-          <w:szCs w:val="24"/>
-        </w:rPr>
-        <w:t>out</w:t>
-      </w:r>
-      <w:proofErr w:type="spellEnd"/>
-      <w:r>
-        <w:rPr>
-          <w:rFonts w:ascii="Comic Sans MS" w:hAnsi="Comic Sans MS"/>
-          <w:color w:val="BCBEC4"/>
-          <w:szCs w:val="24"/>
-        </w:rPr>
-        <w:t>::</w:t>
-      </w:r>
-      <w:proofErr w:type="spellStart"/>
-      <w:r>
-        <w:rPr>
-          <w:rFonts w:ascii="Comic Sans MS" w:hAnsi="Comic Sans MS"/>
-          <w:color w:val="BCBEC4"/>
-          <w:szCs w:val="24"/>
-        </w:rPr>
-        <w:t>println</w:t>
-      </w:r>
-      <w:proofErr w:type="spellEnd"/>
-      <w:r>
-        <w:rPr>
-          <w:rFonts w:ascii="Comic Sans MS" w:hAnsi="Comic Sans MS"/>
-          <w:color w:val="BCBEC4"/>
-          <w:szCs w:val="24"/>
-        </w:rPr>
-        <w:t>);</w:t>
-      </w:r>
-      <w:r>
-        <w:rPr>
-          <w:rFonts w:ascii="Comic Sans MS" w:hAnsi="Comic Sans MS"/>
-          <w:color w:val="BCBEC4"/>
-          <w:szCs w:val="24"/>
-        </w:rPr>
-        <w:br/>
-        <w:t>}</w:t>
-      </w:r>
-    </w:p>
-    <w:p>
-      <w:pPr>
-        <w:pStyle w:val="HTMLPreformatted"/>
-        <w:shd w:val="clear" w:color="auto" w:fill="1E1F22"/>
-        <w:rPr>
-          <w:rFonts w:ascii="Comic Sans MS" w:hAnsi="Comic Sans MS"/>
-          <w:color w:val="BCBEC4"/>
-          <w:szCs w:val="24"/>
-        </w:rPr>
-      </w:pPr>
-    </w:p>
-    <w:p>
-      <w:pPr>
-        <w:spacing w:before="240" w:after="0" w:line="240" w:lineRule="auto"/>
-        <w:rPr>
-          <w:rFonts w:ascii="Comic Sans MS" w:eastAsia="Times New Roman" w:hAnsi="Comic Sans MS" w:cstheme="majorHAnsi"/>
-          <w:bCs/>
-          <w:sz w:val="24"/>
-          <w:szCs w:val="24"/>
-          <w:lang w:eastAsia="en-IN"/>
-        </w:rPr>
-      </w:pPr>
-      <w:r>
-        <w:rPr>
-          <w:rFonts w:ascii="Comic Sans MS" w:eastAsia="Times New Roman" w:hAnsi="Comic Sans MS" w:cstheme="majorHAnsi"/>
-          <w:bCs/>
-          <w:sz w:val="24"/>
-          <w:szCs w:val="24"/>
-          <w:lang w:eastAsia="en-IN"/>
-        </w:rPr>
-        <w:t xml:space="preserve">Can also call static methods, </w:t>
-      </w:r>
-      <w:proofErr w:type="spellStart"/>
-      <w:r>
-        <w:rPr>
-          <w:rFonts w:ascii="Comic Sans MS" w:eastAsia="Times New Roman" w:hAnsi="Comic Sans MS" w:cstheme="majorHAnsi"/>
-          <w:bCs/>
-          <w:sz w:val="24"/>
-          <w:szCs w:val="24"/>
-          <w:lang w:eastAsia="en-IN"/>
-        </w:rPr>
-        <w:t>eg</w:t>
-      </w:r>
-      <w:proofErr w:type="spellEnd"/>
-      <w:r>
-        <w:rPr>
-          <w:rFonts w:ascii="Comic Sans MS" w:eastAsia="Times New Roman" w:hAnsi="Comic Sans MS" w:cstheme="majorHAnsi"/>
-          <w:bCs/>
-          <w:sz w:val="24"/>
-          <w:szCs w:val="24"/>
-          <w:lang w:eastAsia="en-IN"/>
-        </w:rPr>
-        <w:t xml:space="preserve"> </w:t>
-      </w:r>
-      <w:r>
-        <w:rPr>
-          <w:rFonts w:ascii="Comic Sans MS" w:eastAsia="Times New Roman" w:hAnsi="Comic Sans MS" w:cstheme="majorHAnsi"/>
-          <w:bCs/>
-          <w:color w:val="1F4E79" w:themeColor="accent5" w:themeShade="80"/>
-          <w:sz w:val="24"/>
-          <w:szCs w:val="24"/>
-          <w:lang w:eastAsia="en-IN"/>
-        </w:rPr>
-        <w:t>Integer::</w:t>
-      </w:r>
-      <w:proofErr w:type="spellStart"/>
-      <w:r>
-        <w:rPr>
-          <w:rFonts w:ascii="Comic Sans MS" w:eastAsia="Times New Roman" w:hAnsi="Comic Sans MS" w:cstheme="majorHAnsi"/>
-          <w:bCs/>
-          <w:color w:val="1F4E79" w:themeColor="accent5" w:themeShade="80"/>
-          <w:sz w:val="24"/>
-          <w:szCs w:val="24"/>
-          <w:lang w:eastAsia="en-IN"/>
-        </w:rPr>
-        <w:t>parseInt</w:t>
-      </w:r>
-      <w:proofErr w:type="spellEnd"/>
-      <w:r>
-        <w:rPr>
-          <w:rFonts w:ascii="Comic Sans MS" w:eastAsia="Times New Roman" w:hAnsi="Comic Sans MS" w:cstheme="majorHAnsi"/>
-          <w:bCs/>
-          <w:sz w:val="24"/>
-          <w:szCs w:val="24"/>
-          <w:lang w:eastAsia="en-IN"/>
-        </w:rPr>
-        <w:t>.</w:t>
-      </w:r>
-    </w:p>
-    <w:p>
-      <w:pPr>
-        <w:spacing w:after="0" w:line="240" w:lineRule="auto"/>
-        <w:rPr>
-          <w:rFonts w:ascii="Comic Sans MS" w:eastAsia="Times New Roman" w:hAnsi="Comic Sans MS" w:cstheme="majorHAnsi"/>
-          <w:bCs/>
-          <w:sz w:val="24"/>
-          <w:szCs w:val="24"/>
-          <w:lang w:eastAsia="en-IN"/>
-        </w:rPr>
-      </w:pPr>
-      <w:r>
-        <w:rPr>
-          <w:rFonts w:ascii="Comic Sans MS" w:eastAsia="Times New Roman" w:hAnsi="Comic Sans MS" w:cstheme="majorHAnsi"/>
-          <w:bCs/>
-          <w:sz w:val="24"/>
-          <w:szCs w:val="24"/>
-          <w:lang w:eastAsia="en-IN"/>
-        </w:rPr>
-        <w:t xml:space="preserve">Can even call constructor reference, </w:t>
-      </w:r>
-      <w:proofErr w:type="spellStart"/>
-      <w:r>
-        <w:rPr>
-          <w:rFonts w:ascii="Comic Sans MS" w:eastAsia="Times New Roman" w:hAnsi="Comic Sans MS" w:cstheme="majorHAnsi"/>
-          <w:bCs/>
-          <w:sz w:val="24"/>
-          <w:szCs w:val="24"/>
-          <w:lang w:eastAsia="en-IN"/>
-        </w:rPr>
-        <w:t>eg</w:t>
-      </w:r>
-      <w:proofErr w:type="spellEnd"/>
-      <w:r>
-        <w:rPr>
-          <w:rFonts w:ascii="Comic Sans MS" w:eastAsia="Times New Roman" w:hAnsi="Comic Sans MS" w:cstheme="majorHAnsi"/>
-          <w:bCs/>
-          <w:sz w:val="24"/>
-          <w:szCs w:val="24"/>
-          <w:lang w:eastAsia="en-IN"/>
-        </w:rPr>
-        <w:t xml:space="preserve"> </w:t>
-      </w:r>
-      <w:proofErr w:type="spellStart"/>
-      <w:r>
-        <w:rPr>
-          <w:rFonts w:ascii="Comic Sans MS" w:eastAsia="Times New Roman" w:hAnsi="Comic Sans MS" w:cstheme="majorHAnsi"/>
-          <w:bCs/>
-          <w:color w:val="1F4E79" w:themeColor="accent5" w:themeShade="80"/>
-          <w:sz w:val="24"/>
-          <w:szCs w:val="24"/>
-          <w:lang w:eastAsia="en-IN"/>
-        </w:rPr>
-        <w:t>ArrayList</w:t>
-      </w:r>
-      <w:proofErr w:type="spellEnd"/>
-      <w:r>
-        <w:rPr>
-          <w:rFonts w:ascii="Comic Sans MS" w:eastAsia="Times New Roman" w:hAnsi="Comic Sans MS" w:cstheme="majorHAnsi"/>
-          <w:bCs/>
-          <w:color w:val="1F4E79" w:themeColor="accent5" w:themeShade="80"/>
-          <w:sz w:val="24"/>
-          <w:szCs w:val="24"/>
-          <w:lang w:eastAsia="en-IN"/>
-        </w:rPr>
-        <w:t>::new</w:t>
-      </w:r>
-      <w:r>
-        <w:rPr>
-          <w:rFonts w:ascii="Comic Sans MS" w:eastAsia="Times New Roman" w:hAnsi="Comic Sans MS" w:cstheme="majorHAnsi"/>
-          <w:bCs/>
-          <w:sz w:val="24"/>
-          <w:szCs w:val="24"/>
-          <w:lang w:eastAsia="en-IN"/>
-        </w:rPr>
-        <w:t xml:space="preserve">. </w:t>
-      </w:r>
-    </w:p>
-    <w:p>
-      <w:pPr>
-        <w:spacing w:after="0" w:line="240" w:lineRule="auto"/>
-        <w:rPr>
-          <w:rFonts w:ascii="Comic Sans MS" w:eastAsia="Times New Roman" w:hAnsi="Comic Sans MS" w:cstheme="majorHAnsi"/>
-          <w:bCs/>
-          <w:sz w:val="24"/>
-          <w:szCs w:val="24"/>
-          <w:lang w:eastAsia="en-IN"/>
-        </w:rPr>
-      </w:pPr>
-      <w:r>
-        <w:rPr>
-          <w:rFonts w:ascii="Comic Sans MS" w:eastAsia="Times New Roman" w:hAnsi="Comic Sans MS" w:cstheme="majorHAnsi"/>
-          <w:bCs/>
-          <w:sz w:val="24"/>
-          <w:szCs w:val="24"/>
-          <w:lang w:eastAsia="en-IN"/>
-        </w:rPr>
-        <w:t xml:space="preserve">      Equivalent to </w:t>
-      </w:r>
-      <w:r>
-        <w:rPr>
-          <w:rFonts w:ascii="Comic Sans MS" w:eastAsia="Times New Roman" w:hAnsi="Comic Sans MS" w:cstheme="majorHAnsi"/>
-          <w:bCs/>
-          <w:color w:val="1F4E79" w:themeColor="accent5" w:themeShade="80"/>
-          <w:sz w:val="24"/>
-          <w:szCs w:val="24"/>
-          <w:lang w:eastAsia="en-IN"/>
-        </w:rPr>
-        <w:t>(</w:t>
-      </w:r>
-      <w:proofErr w:type="gramStart"/>
-      <w:r>
-        <w:rPr>
-          <w:rFonts w:ascii="Comic Sans MS" w:eastAsia="Times New Roman" w:hAnsi="Comic Sans MS" w:cstheme="majorHAnsi"/>
-          <w:bCs/>
-          <w:color w:val="1F4E79" w:themeColor="accent5" w:themeShade="80"/>
-          <w:sz w:val="24"/>
-          <w:szCs w:val="24"/>
-          <w:lang w:eastAsia="en-IN"/>
-        </w:rPr>
-        <w:t>)-</w:t>
-      </w:r>
-      <w:proofErr w:type="gramEnd"/>
-      <w:r>
-        <w:rPr>
-          <w:rFonts w:ascii="Comic Sans MS" w:eastAsia="Times New Roman" w:hAnsi="Comic Sans MS" w:cstheme="majorHAnsi"/>
-          <w:bCs/>
-          <w:color w:val="1F4E79" w:themeColor="accent5" w:themeShade="80"/>
-          <w:sz w:val="24"/>
-          <w:szCs w:val="24"/>
-          <w:lang w:eastAsia="en-IN"/>
-        </w:rPr>
-        <w:t xml:space="preserve">&gt; new </w:t>
-      </w:r>
-      <w:proofErr w:type="spellStart"/>
-      <w:r>
-        <w:rPr>
-          <w:rFonts w:ascii="Comic Sans MS" w:eastAsia="Times New Roman" w:hAnsi="Comic Sans MS" w:cstheme="majorHAnsi"/>
-          <w:bCs/>
-          <w:color w:val="1F4E79" w:themeColor="accent5" w:themeShade="80"/>
-          <w:sz w:val="24"/>
-          <w:szCs w:val="24"/>
-          <w:lang w:eastAsia="en-IN"/>
-        </w:rPr>
-        <w:t>ArrayList</w:t>
-      </w:r>
-      <w:proofErr w:type="spellEnd"/>
-      <w:r>
-        <w:rPr>
-          <w:rFonts w:ascii="Comic Sans MS" w:eastAsia="Times New Roman" w:hAnsi="Comic Sans MS" w:cstheme="majorHAnsi"/>
-          <w:bCs/>
-          <w:color w:val="1F4E79" w:themeColor="accent5" w:themeShade="80"/>
-          <w:sz w:val="24"/>
-          <w:szCs w:val="24"/>
-          <w:lang w:eastAsia="en-IN"/>
-        </w:rPr>
-        <w:t>&lt;&gt;();</w:t>
-      </w:r>
-    </w:p>
-    <w:p>
-      <w:pPr>
-        <w:spacing w:after="0" w:line="240" w:lineRule="auto"/>
-        <w:rPr>
-          <w:rFonts w:ascii="Comic Sans MS" w:eastAsia="Times New Roman" w:hAnsi="Comic Sans MS" w:cstheme="majorHAnsi"/>
-          <w:bCs/>
-          <w:sz w:val="24"/>
-          <w:szCs w:val="24"/>
-          <w:lang w:eastAsia="en-IN"/>
-        </w:rPr>
-      </w:pPr>
-    </w:p>
-    <w:p>
-      <w:pPr>
-        <w:spacing w:after="0" w:line="240" w:lineRule="auto"/>
-        <w:rPr>
-          <w:rFonts w:ascii="Comic Sans MS" w:eastAsia="Times New Roman" w:hAnsi="Comic Sans MS" w:cstheme="majorHAnsi"/>
-          <w:bCs/>
-          <w:sz w:val="24"/>
-          <w:szCs w:val="24"/>
-          <w:lang w:eastAsia="en-IN"/>
-        </w:rPr>
-      </w:pPr>
-    </w:p>
-    <w:p>
-      <w:pPr>
-        <w:spacing w:after="0" w:line="240" w:lineRule="auto"/>
-        <w:rPr>
-          <w:rFonts w:ascii="Comic Sans MS" w:eastAsia="Times New Roman" w:hAnsi="Comic Sans MS" w:cstheme="majorHAnsi"/>
-          <w:bCs/>
-          <w:sz w:val="24"/>
-          <w:szCs w:val="24"/>
-          <w:lang w:eastAsia="en-IN"/>
-        </w:rPr>
-      </w:pPr>
-    </w:p>
-    <w:p>
-      <w:pPr>
-        <w:spacing w:after="0" w:line="240" w:lineRule="auto"/>
-        <w:rPr>
-          <w:rFonts w:ascii="Comic Sans MS" w:eastAsia="Times New Roman" w:hAnsi="Comic Sans MS" w:cstheme="majorHAnsi"/>
-          <w:bCs/>
-          <w:sz w:val="24"/>
-          <w:szCs w:val="24"/>
-          <w:lang w:eastAsia="en-IN"/>
-        </w:rPr>
-      </w:pPr>
-    </w:p>
-    <w:p>
-      <w:pPr>
-        <w:pStyle w:val="Heading2"/>
-        <w:spacing w:after="240"/>
-        <w:rPr>
-          <w:rFonts w:ascii="Comic Sans MS" w:eastAsia="Times New Roman" w:hAnsi="Comic Sans MS" w:cstheme="majorHAnsi"/>
-          <w:bCs/>
-          <w:sz w:val="24"/>
-          <w:szCs w:val="24"/>
-          <w:lang w:eastAsia="en-IN"/>
-        </w:rPr>
-      </w:pPr>
-      <w:r>
-        <w:rPr>
-          <w:rFonts w:ascii="Comic Sans MS" w:hAnsi="Comic Sans MS" w:cs="Segoe UI Symbol"/>
-          <w:sz w:val="28"/>
-        </w:rPr>
-        <w:t>Q2</w:t>
+        <w:t>Q1</w:t>
       </w:r>
       <w:r>
         <w:rPr>
@@ -2540,7 +1730,6 @@
           <w:szCs w:val="21"/>
           <w:lang w:eastAsia="en-IN"/>
         </w:rPr>
-        <w:lastRenderedPageBreak/>
         <w:t xml:space="preserve">    </w:t>
       </w:r>
       <w:proofErr w:type="gramStart"/>
@@ -4078,6 +3267,7 @@
           <w:szCs w:val="21"/>
           <w:lang w:eastAsia="en-IN"/>
         </w:rPr>
+        <w:lastRenderedPageBreak/>
         <w:t>    }</w:t>
       </w:r>
     </w:p>
@@ -4670,18 +3860,19 @@
         <w:tblLook w:val="04A0" w:firstRow="1" w:lastRow="0" w:firstColumn="1" w:lastColumn="0" w:noHBand="0" w:noVBand="1"/>
       </w:tblPr>
       <w:tblGrid>
-        <w:gridCol w:w="2547"/>
-        <w:gridCol w:w="4111"/>
-        <w:gridCol w:w="3798"/>
+        <w:gridCol w:w="2524"/>
+        <w:gridCol w:w="4074"/>
+        <w:gridCol w:w="3764"/>
       </w:tblGrid>
       <w:tr>
         <w:trPr>
+          <w:trHeight w:val="352"/>
           <w:tblHeader/>
           <w:tblCellSpacing w:w="15" w:type="dxa"/>
         </w:trPr>
         <w:tc>
           <w:tcPr>
-            <w:tcW w:w="2502" w:type="dxa"/>
+            <w:tcW w:w="2479" w:type="dxa"/>
             <w:vAlign w:val="center"/>
             <w:hideMark/>
           </w:tcPr>
@@ -4710,7 +3901,7 @@
         </w:tc>
         <w:tc>
           <w:tcPr>
-            <w:tcW w:w="4081" w:type="dxa"/>
+            <w:tcW w:w="4044" w:type="dxa"/>
             <w:vAlign w:val="center"/>
             <w:hideMark/>
           </w:tcPr>
@@ -4739,7 +3930,7 @@
         </w:tc>
         <w:tc>
           <w:tcPr>
-            <w:tcW w:w="3753" w:type="dxa"/>
+            <w:tcW w:w="3719" w:type="dxa"/>
             <w:vAlign w:val="center"/>
             <w:hideMark/>
           </w:tcPr>
@@ -4769,11 +3960,12 @@
       </w:tr>
       <w:tr>
         <w:trPr>
+          <w:trHeight w:val="352"/>
           <w:tblCellSpacing w:w="15" w:type="dxa"/>
         </w:trPr>
         <w:tc>
           <w:tcPr>
-            <w:tcW w:w="2502" w:type="dxa"/>
+            <w:tcW w:w="2479" w:type="dxa"/>
             <w:vAlign w:val="center"/>
             <w:hideMark/>
           </w:tcPr>
@@ -4801,7 +3993,7 @@
         </w:tc>
         <w:tc>
           <w:tcPr>
-            <w:tcW w:w="4081" w:type="dxa"/>
+            <w:tcW w:w="4044" w:type="dxa"/>
             <w:vAlign w:val="center"/>
             <w:hideMark/>
           </w:tcPr>
@@ -4830,7 +4022,7 @@
         </w:tc>
         <w:tc>
           <w:tcPr>
-            <w:tcW w:w="3753" w:type="dxa"/>
+            <w:tcW w:w="3719" w:type="dxa"/>
             <w:vAlign w:val="center"/>
             <w:hideMark/>
           </w:tcPr>
@@ -4860,11 +4052,12 @@
       </w:tr>
       <w:tr>
         <w:trPr>
+          <w:trHeight w:val="364"/>
           <w:tblCellSpacing w:w="15" w:type="dxa"/>
         </w:trPr>
         <w:tc>
           <w:tcPr>
-            <w:tcW w:w="2502" w:type="dxa"/>
+            <w:tcW w:w="2479" w:type="dxa"/>
             <w:vAlign w:val="center"/>
             <w:hideMark/>
           </w:tcPr>
@@ -4892,7 +4085,7 @@
         </w:tc>
         <w:tc>
           <w:tcPr>
-            <w:tcW w:w="4081" w:type="dxa"/>
+            <w:tcW w:w="4044" w:type="dxa"/>
             <w:vAlign w:val="center"/>
             <w:hideMark/>
           </w:tcPr>
@@ -4950,7 +4143,7 @@
         </w:tc>
         <w:tc>
           <w:tcPr>
-            <w:tcW w:w="3753" w:type="dxa"/>
+            <w:tcW w:w="3719" w:type="dxa"/>
             <w:vAlign w:val="center"/>
             <w:hideMark/>
           </w:tcPr>
@@ -4978,11 +4171,12 @@
       </w:tr>
       <w:tr>
         <w:trPr>
+          <w:trHeight w:val="352"/>
           <w:tblCellSpacing w:w="15" w:type="dxa"/>
         </w:trPr>
         <w:tc>
           <w:tcPr>
-            <w:tcW w:w="2502" w:type="dxa"/>
+            <w:tcW w:w="2479" w:type="dxa"/>
             <w:vAlign w:val="center"/>
             <w:hideMark/>
           </w:tcPr>
@@ -5010,7 +4204,7 @@
         </w:tc>
         <w:tc>
           <w:tcPr>
-            <w:tcW w:w="4081" w:type="dxa"/>
+            <w:tcW w:w="4044" w:type="dxa"/>
             <w:vAlign w:val="center"/>
             <w:hideMark/>
           </w:tcPr>
@@ -5037,7 +4231,7 @@
         </w:tc>
         <w:tc>
           <w:tcPr>
-            <w:tcW w:w="3753" w:type="dxa"/>
+            <w:tcW w:w="3719" w:type="dxa"/>
             <w:vAlign w:val="center"/>
             <w:hideMark/>
           </w:tcPr>
@@ -5065,11 +4259,12 @@
       </w:tr>
       <w:tr>
         <w:trPr>
+          <w:trHeight w:val="352"/>
           <w:tblCellSpacing w:w="15" w:type="dxa"/>
         </w:trPr>
         <w:tc>
           <w:tcPr>
-            <w:tcW w:w="2502" w:type="dxa"/>
+            <w:tcW w:w="2479" w:type="dxa"/>
             <w:vAlign w:val="center"/>
             <w:hideMark/>
           </w:tcPr>
@@ -5097,7 +4292,7 @@
         </w:tc>
         <w:tc>
           <w:tcPr>
-            <w:tcW w:w="4081" w:type="dxa"/>
+            <w:tcW w:w="4044" w:type="dxa"/>
             <w:vAlign w:val="center"/>
             <w:hideMark/>
           </w:tcPr>
@@ -5124,7 +4319,7 @@
         </w:tc>
         <w:tc>
           <w:tcPr>
-            <w:tcW w:w="3753" w:type="dxa"/>
+            <w:tcW w:w="3719" w:type="dxa"/>
             <w:vAlign w:val="center"/>
             <w:hideMark/>
           </w:tcPr>
@@ -5152,11 +4347,12 @@
       </w:tr>
       <w:tr>
         <w:trPr>
+          <w:trHeight w:val="364"/>
           <w:tblCellSpacing w:w="15" w:type="dxa"/>
         </w:trPr>
         <w:tc>
           <w:tcPr>
-            <w:tcW w:w="2502" w:type="dxa"/>
+            <w:tcW w:w="2479" w:type="dxa"/>
             <w:vAlign w:val="center"/>
             <w:hideMark/>
           </w:tcPr>
@@ -5184,7 +4380,7 @@
         </w:tc>
         <w:tc>
           <w:tcPr>
-            <w:tcW w:w="4081" w:type="dxa"/>
+            <w:tcW w:w="4044" w:type="dxa"/>
             <w:vAlign w:val="center"/>
             <w:hideMark/>
           </w:tcPr>
@@ -5211,7 +4407,7 @@
         </w:tc>
         <w:tc>
           <w:tcPr>
-            <w:tcW w:w="3753" w:type="dxa"/>
+            <w:tcW w:w="3719" w:type="dxa"/>
             <w:vAlign w:val="center"/>
             <w:hideMark/>
           </w:tcPr>
@@ -5239,11 +4435,12 @@
       </w:tr>
       <w:tr>
         <w:trPr>
+          <w:trHeight w:val="352"/>
           <w:tblCellSpacing w:w="15" w:type="dxa"/>
         </w:trPr>
         <w:tc>
           <w:tcPr>
-            <w:tcW w:w="2502" w:type="dxa"/>
+            <w:tcW w:w="2479" w:type="dxa"/>
             <w:vAlign w:val="center"/>
             <w:hideMark/>
           </w:tcPr>
@@ -5271,7 +4468,7 @@
         </w:tc>
         <w:tc>
           <w:tcPr>
-            <w:tcW w:w="4081" w:type="dxa"/>
+            <w:tcW w:w="4044" w:type="dxa"/>
             <w:vAlign w:val="center"/>
             <w:hideMark/>
           </w:tcPr>
@@ -5298,7 +4495,7 @@
         </w:tc>
         <w:tc>
           <w:tcPr>
-            <w:tcW w:w="3753" w:type="dxa"/>
+            <w:tcW w:w="3719" w:type="dxa"/>
             <w:vAlign w:val="center"/>
             <w:hideMark/>
           </w:tcPr>
@@ -5346,11 +4543,12 @@
       </w:tr>
       <w:tr>
         <w:trPr>
+          <w:trHeight w:val="705"/>
           <w:tblCellSpacing w:w="15" w:type="dxa"/>
         </w:trPr>
         <w:tc>
           <w:tcPr>
-            <w:tcW w:w="2502" w:type="dxa"/>
+            <w:tcW w:w="2479" w:type="dxa"/>
             <w:vAlign w:val="center"/>
             <w:hideMark/>
           </w:tcPr>
@@ -5378,7 +4576,7 @@
         </w:tc>
         <w:tc>
           <w:tcPr>
-            <w:tcW w:w="4081" w:type="dxa"/>
+            <w:tcW w:w="4044" w:type="dxa"/>
             <w:vAlign w:val="center"/>
             <w:hideMark/>
           </w:tcPr>
@@ -5416,7 +4614,7 @@
         </w:tc>
         <w:tc>
           <w:tcPr>
-            <w:tcW w:w="3753" w:type="dxa"/>
+            <w:tcW w:w="3719" w:type="dxa"/>
             <w:vAlign w:val="center"/>
             <w:hideMark/>
           </w:tcPr>
@@ -5475,11 +4673,12 @@
       </w:tr>
       <w:tr>
         <w:trPr>
+          <w:trHeight w:val="352"/>
           <w:tblCellSpacing w:w="15" w:type="dxa"/>
         </w:trPr>
         <w:tc>
           <w:tcPr>
-            <w:tcW w:w="2502" w:type="dxa"/>
+            <w:tcW w:w="2479" w:type="dxa"/>
             <w:vAlign w:val="center"/>
             <w:hideMark/>
           </w:tcPr>
@@ -5507,7 +4706,7 @@
         </w:tc>
         <w:tc>
           <w:tcPr>
-            <w:tcW w:w="4081" w:type="dxa"/>
+            <w:tcW w:w="4044" w:type="dxa"/>
             <w:vAlign w:val="center"/>
             <w:hideMark/>
           </w:tcPr>
@@ -5528,24 +4727,13 @@
                 <w:szCs w:val="24"/>
                 <w:lang w:eastAsia="en-IN"/>
               </w:rPr>
-              <w:t>One sort order on</w:t>
-            </w:r>
-            <w:bookmarkStart w:id="3" w:name="_GoBack"/>
-            <w:bookmarkEnd w:id="3"/>
-            <w:r>
-              <w:rPr>
-                <w:rFonts w:ascii="Comic Sans MS" w:eastAsia="Times New Roman" w:hAnsi="Comic Sans MS" w:cstheme="majorHAnsi"/>
-                <w:bCs/>
-                <w:szCs w:val="24"/>
-                <w:lang w:eastAsia="en-IN"/>
-              </w:rPr>
-              <w:t>ly</w:t>
+              <w:t>One sort order only</w:t>
             </w:r>
           </w:p>
         </w:tc>
         <w:tc>
           <w:tcPr>
-            <w:tcW w:w="3753" w:type="dxa"/>
+            <w:tcW w:w="3719" w:type="dxa"/>
             <w:vAlign w:val="center"/>
             <w:hideMark/>
           </w:tcPr>
@@ -5573,11 +4761,12 @@
       </w:tr>
       <w:tr>
         <w:trPr>
+          <w:trHeight w:val="352"/>
           <w:tblCellSpacing w:w="15" w:type="dxa"/>
         </w:trPr>
         <w:tc>
           <w:tcPr>
-            <w:tcW w:w="2502" w:type="dxa"/>
+            <w:tcW w:w="2479" w:type="dxa"/>
             <w:vAlign w:val="center"/>
             <w:hideMark/>
           </w:tcPr>
@@ -5605,7 +4794,7 @@
         </w:tc>
         <w:tc>
           <w:tcPr>
-            <w:tcW w:w="4081" w:type="dxa"/>
+            <w:tcW w:w="4044" w:type="dxa"/>
             <w:vAlign w:val="center"/>
             <w:hideMark/>
           </w:tcPr>
@@ -5632,7 +4821,7 @@
         </w:tc>
         <w:tc>
           <w:tcPr>
-            <w:tcW w:w="3753" w:type="dxa"/>
+            <w:tcW w:w="3719" w:type="dxa"/>
             <w:vAlign w:val="center"/>
             <w:hideMark/>
           </w:tcPr>
@@ -5700,11 +4889,12 @@
       </w:tr>
       <w:tr>
         <w:trPr>
+          <w:trHeight w:val="705"/>
           <w:tblCellSpacing w:w="15" w:type="dxa"/>
         </w:trPr>
         <w:tc>
           <w:tcPr>
-            <w:tcW w:w="2502" w:type="dxa"/>
+            <w:tcW w:w="2479" w:type="dxa"/>
             <w:vAlign w:val="center"/>
             <w:hideMark/>
           </w:tcPr>
@@ -5732,7 +4922,7 @@
         </w:tc>
         <w:tc>
           <w:tcPr>
-            <w:tcW w:w="4081" w:type="dxa"/>
+            <w:tcW w:w="4044" w:type="dxa"/>
             <w:vAlign w:val="center"/>
             <w:hideMark/>
           </w:tcPr>
@@ -5759,7 +4949,7 @@
         </w:tc>
         <w:tc>
           <w:tcPr>
-            <w:tcW w:w="3753" w:type="dxa"/>
+            <w:tcW w:w="3719" w:type="dxa"/>
             <w:vAlign w:val="center"/>
             <w:hideMark/>
           </w:tcPr>
@@ -5786,6 +4976,9 @@
         </w:tc>
       </w:tr>
     </w:tbl>
+    <w:p/>
+    <w:p/>
+    <w:p/>
     <w:p>
       <w:pPr>
         <w:pStyle w:val="Heading2"/>
@@ -5803,8 +4996,7 @@
           <w:rFonts w:ascii="Comic Sans MS" w:hAnsi="Comic Sans MS" w:cs="Segoe UI Symbol"/>
           <w:sz w:val="28"/>
         </w:rPr>
-        <w:lastRenderedPageBreak/>
-        <w:t>Q3</w:t>
+        <w:t>Q2</w:t>
       </w:r>
       <w:r>
         <w:rPr>
@@ -6317,6 +5509,7 @@
           <w:szCs w:val="20"/>
           <w:lang w:eastAsia="en-IN"/>
         </w:rPr>
+        <w:lastRenderedPageBreak/>
         <w:br/>
         <w:t xml:space="preserve">    </w:t>
       </w:r>
@@ -7235,40 +6428,6 @@
     </w:p>
     <w:p>
       <w:pPr>
-        <w:spacing w:after="0" w:line="240" w:lineRule="auto"/>
-        <w:rPr>
-          <w:rFonts w:ascii="Comic Sans MS" w:eastAsia="Times New Roman" w:hAnsi="Comic Sans MS" w:cstheme="majorHAnsi"/>
-          <w:bCs/>
-          <w:sz w:val="24"/>
-          <w:szCs w:val="24"/>
-          <w:lang w:eastAsia="en-IN"/>
-        </w:rPr>
-      </w:pPr>
-    </w:p>
-    <w:p>
-      <w:pPr>
-        <w:spacing w:after="0" w:line="240" w:lineRule="auto"/>
-        <w:rPr>
-          <w:rFonts w:ascii="Comic Sans MS" w:eastAsia="Times New Roman" w:hAnsi="Comic Sans MS" w:cstheme="majorHAnsi"/>
-          <w:bCs/>
-          <w:sz w:val="24"/>
-          <w:szCs w:val="24"/>
-          <w:lang w:eastAsia="en-IN"/>
-        </w:rPr>
-      </w:pPr>
-      <w:r>
-        <w:rPr>
-          <w:rFonts w:ascii="Comic Sans MS" w:eastAsia="Times New Roman" w:hAnsi="Comic Sans MS" w:cstheme="majorHAnsi"/>
-          <w:bCs/>
-          <w:sz w:val="24"/>
-          <w:szCs w:val="24"/>
-          <w:lang w:eastAsia="en-IN"/>
-        </w:rPr>
-        <w:t>Writing to a file</w:t>
-      </w:r>
-    </w:p>
-    <w:p>
-      <w:pPr>
         <w:shd w:val="clear" w:color="auto" w:fill="1E1F22"/>
         <w:tabs>
           <w:tab w:val="left" w:pos="916"/>
@@ -7297,611 +6456,6 @@
           <w:lang w:eastAsia="en-IN"/>
         </w:rPr>
       </w:pPr>
-      <w:r>
-        <w:rPr>
-          <w:rFonts w:ascii="Courier New" w:eastAsia="Times New Roman" w:hAnsi="Courier New" w:cs="Courier New"/>
-          <w:color w:val="CF8E6D"/>
-          <w:sz w:val="20"/>
-          <w:szCs w:val="20"/>
-          <w:lang w:eastAsia="en-IN"/>
-        </w:rPr>
-        <w:t xml:space="preserve">import </w:t>
-      </w:r>
-      <w:proofErr w:type="spellStart"/>
-      <w:r>
-        <w:rPr>
-          <w:rFonts w:ascii="Courier New" w:eastAsia="Times New Roman" w:hAnsi="Courier New" w:cs="Courier New"/>
-          <w:color w:val="BCBEC4"/>
-          <w:sz w:val="20"/>
-          <w:szCs w:val="20"/>
-          <w:lang w:eastAsia="en-IN"/>
-        </w:rPr>
-        <w:t>java.io.FileWriter</w:t>
-      </w:r>
-      <w:proofErr w:type="spellEnd"/>
-      <w:r>
-        <w:rPr>
-          <w:rFonts w:ascii="Courier New" w:eastAsia="Times New Roman" w:hAnsi="Courier New" w:cs="Courier New"/>
-          <w:color w:val="BCBEC4"/>
-          <w:sz w:val="20"/>
-          <w:szCs w:val="20"/>
-          <w:lang w:eastAsia="en-IN"/>
-        </w:rPr>
-        <w:t>;</w:t>
-      </w:r>
-      <w:r>
-        <w:rPr>
-          <w:rFonts w:ascii="Courier New" w:eastAsia="Times New Roman" w:hAnsi="Courier New" w:cs="Courier New"/>
-          <w:color w:val="BCBEC4"/>
-          <w:sz w:val="20"/>
-          <w:szCs w:val="20"/>
-          <w:lang w:eastAsia="en-IN"/>
-        </w:rPr>
-        <w:br/>
-      </w:r>
-      <w:r>
-        <w:rPr>
-          <w:rFonts w:ascii="Courier New" w:eastAsia="Times New Roman" w:hAnsi="Courier New" w:cs="Courier New"/>
-          <w:color w:val="CF8E6D"/>
-          <w:sz w:val="20"/>
-          <w:szCs w:val="20"/>
-          <w:lang w:eastAsia="en-IN"/>
-        </w:rPr>
-        <w:t xml:space="preserve">import </w:t>
-      </w:r>
-      <w:proofErr w:type="spellStart"/>
-      <w:r>
-        <w:rPr>
-          <w:rFonts w:ascii="Courier New" w:eastAsia="Times New Roman" w:hAnsi="Courier New" w:cs="Courier New"/>
-          <w:color w:val="BCBEC4"/>
-          <w:sz w:val="20"/>
-          <w:szCs w:val="20"/>
-          <w:lang w:eastAsia="en-IN"/>
-        </w:rPr>
-        <w:t>java.io.IOException</w:t>
-      </w:r>
-      <w:proofErr w:type="spellEnd"/>
-      <w:r>
-        <w:rPr>
-          <w:rFonts w:ascii="Courier New" w:eastAsia="Times New Roman" w:hAnsi="Courier New" w:cs="Courier New"/>
-          <w:color w:val="BCBEC4"/>
-          <w:sz w:val="20"/>
-          <w:szCs w:val="20"/>
-          <w:lang w:eastAsia="en-IN"/>
-        </w:rPr>
-        <w:t>;</w:t>
-      </w:r>
-      <w:r>
-        <w:rPr>
-          <w:rFonts w:ascii="Courier New" w:eastAsia="Times New Roman" w:hAnsi="Courier New" w:cs="Courier New"/>
-          <w:color w:val="BCBEC4"/>
-          <w:sz w:val="20"/>
-          <w:szCs w:val="20"/>
-          <w:lang w:eastAsia="en-IN"/>
-        </w:rPr>
-        <w:br/>
-      </w:r>
-      <w:r>
-        <w:rPr>
-          <w:rFonts w:ascii="Courier New" w:eastAsia="Times New Roman" w:hAnsi="Courier New" w:cs="Courier New"/>
-          <w:color w:val="BCBEC4"/>
-          <w:sz w:val="20"/>
-          <w:szCs w:val="20"/>
-          <w:lang w:eastAsia="en-IN"/>
-        </w:rPr>
-        <w:br/>
-      </w:r>
-      <w:r>
-        <w:rPr>
-          <w:rFonts w:ascii="Courier New" w:eastAsia="Times New Roman" w:hAnsi="Courier New" w:cs="Courier New"/>
-          <w:color w:val="CF8E6D"/>
-          <w:sz w:val="20"/>
-          <w:szCs w:val="20"/>
-          <w:lang w:eastAsia="en-IN"/>
-        </w:rPr>
-        <w:t xml:space="preserve">public class </w:t>
-      </w:r>
-      <w:proofErr w:type="spellStart"/>
-      <w:r>
-        <w:rPr>
-          <w:rFonts w:ascii="Courier New" w:eastAsia="Times New Roman" w:hAnsi="Courier New" w:cs="Courier New"/>
-          <w:color w:val="BCBEC4"/>
-          <w:sz w:val="20"/>
-          <w:szCs w:val="20"/>
-          <w:lang w:eastAsia="en-IN"/>
-        </w:rPr>
-        <w:t>ImpureFunctionExample</w:t>
-      </w:r>
-      <w:proofErr w:type="spellEnd"/>
-      <w:r>
-        <w:rPr>
-          <w:rFonts w:ascii="Courier New" w:eastAsia="Times New Roman" w:hAnsi="Courier New" w:cs="Courier New"/>
-          <w:color w:val="BCBEC4"/>
-          <w:sz w:val="20"/>
-          <w:szCs w:val="20"/>
-          <w:lang w:eastAsia="en-IN"/>
-        </w:rPr>
-        <w:t xml:space="preserve"> {</w:t>
-      </w:r>
-      <w:r>
-        <w:rPr>
-          <w:rFonts w:ascii="Courier New" w:eastAsia="Times New Roman" w:hAnsi="Courier New" w:cs="Courier New"/>
-          <w:color w:val="BCBEC4"/>
-          <w:sz w:val="20"/>
-          <w:szCs w:val="20"/>
-          <w:lang w:eastAsia="en-IN"/>
-        </w:rPr>
-        <w:br/>
-        <w:t xml:space="preserve">    </w:t>
-      </w:r>
-      <w:r>
-        <w:rPr>
-          <w:rFonts w:ascii="Courier New" w:eastAsia="Times New Roman" w:hAnsi="Courier New" w:cs="Courier New"/>
-          <w:color w:val="CF8E6D"/>
-          <w:sz w:val="20"/>
-          <w:szCs w:val="20"/>
-          <w:lang w:eastAsia="en-IN"/>
-        </w:rPr>
-        <w:t xml:space="preserve">public static void </w:t>
-      </w:r>
-      <w:proofErr w:type="spellStart"/>
-      <w:r>
-        <w:rPr>
-          <w:rFonts w:ascii="Courier New" w:eastAsia="Times New Roman" w:hAnsi="Courier New" w:cs="Courier New"/>
-          <w:color w:val="56A8F5"/>
-          <w:sz w:val="20"/>
-          <w:szCs w:val="20"/>
-          <w:lang w:eastAsia="en-IN"/>
-        </w:rPr>
-        <w:t>writeToFile</w:t>
-      </w:r>
-      <w:proofErr w:type="spellEnd"/>
-      <w:r>
-        <w:rPr>
-          <w:rFonts w:ascii="Courier New" w:eastAsia="Times New Roman" w:hAnsi="Courier New" w:cs="Courier New"/>
-          <w:color w:val="BCBEC4"/>
-          <w:sz w:val="20"/>
-          <w:szCs w:val="20"/>
-          <w:lang w:eastAsia="en-IN"/>
-        </w:rPr>
-        <w:t>(String data) {</w:t>
-      </w:r>
-      <w:r>
-        <w:rPr>
-          <w:rFonts w:ascii="Courier New" w:eastAsia="Times New Roman" w:hAnsi="Courier New" w:cs="Courier New"/>
-          <w:color w:val="BCBEC4"/>
-          <w:sz w:val="20"/>
-          <w:szCs w:val="20"/>
-          <w:lang w:eastAsia="en-IN"/>
-        </w:rPr>
-        <w:br/>
-        <w:t xml:space="preserve">        </w:t>
-      </w:r>
-      <w:r>
-        <w:rPr>
-          <w:rFonts w:ascii="Courier New" w:eastAsia="Times New Roman" w:hAnsi="Courier New" w:cs="Courier New"/>
-          <w:color w:val="CF8E6D"/>
-          <w:sz w:val="20"/>
-          <w:szCs w:val="20"/>
-          <w:lang w:eastAsia="en-IN"/>
-        </w:rPr>
-        <w:t xml:space="preserve">try </w:t>
-      </w:r>
-      <w:r>
-        <w:rPr>
-          <w:rFonts w:ascii="Courier New" w:eastAsia="Times New Roman" w:hAnsi="Courier New" w:cs="Courier New"/>
-          <w:color w:val="BCBEC4"/>
-          <w:sz w:val="20"/>
-          <w:szCs w:val="20"/>
-          <w:lang w:eastAsia="en-IN"/>
-        </w:rPr>
-        <w:t>(</w:t>
-      </w:r>
-      <w:proofErr w:type="spellStart"/>
-      <w:r>
-        <w:rPr>
-          <w:rFonts w:ascii="Courier New" w:eastAsia="Times New Roman" w:hAnsi="Courier New" w:cs="Courier New"/>
-          <w:color w:val="BCBEC4"/>
-          <w:sz w:val="20"/>
-          <w:szCs w:val="20"/>
-          <w:lang w:eastAsia="en-IN"/>
-        </w:rPr>
-        <w:t>FileWriter</w:t>
-      </w:r>
-      <w:proofErr w:type="spellEnd"/>
-      <w:r>
-        <w:rPr>
-          <w:rFonts w:ascii="Courier New" w:eastAsia="Times New Roman" w:hAnsi="Courier New" w:cs="Courier New"/>
-          <w:color w:val="BCBEC4"/>
-          <w:sz w:val="20"/>
-          <w:szCs w:val="20"/>
-          <w:lang w:eastAsia="en-IN"/>
-        </w:rPr>
-        <w:t xml:space="preserve"> writer = </w:t>
-      </w:r>
-      <w:r>
-        <w:rPr>
-          <w:rFonts w:ascii="Courier New" w:eastAsia="Times New Roman" w:hAnsi="Courier New" w:cs="Courier New"/>
-          <w:color w:val="CF8E6D"/>
-          <w:sz w:val="20"/>
-          <w:szCs w:val="20"/>
-          <w:lang w:eastAsia="en-IN"/>
-        </w:rPr>
-        <w:t xml:space="preserve">new </w:t>
-      </w:r>
-      <w:proofErr w:type="spellStart"/>
-      <w:r>
-        <w:rPr>
-          <w:rFonts w:ascii="Courier New" w:eastAsia="Times New Roman" w:hAnsi="Courier New" w:cs="Courier New"/>
-          <w:color w:val="BCBEC4"/>
-          <w:sz w:val="20"/>
-          <w:szCs w:val="20"/>
-          <w:lang w:eastAsia="en-IN"/>
-        </w:rPr>
-        <w:t>FileWriter</w:t>
-      </w:r>
-      <w:proofErr w:type="spellEnd"/>
-      <w:r>
-        <w:rPr>
-          <w:rFonts w:ascii="Courier New" w:eastAsia="Times New Roman" w:hAnsi="Courier New" w:cs="Courier New"/>
-          <w:color w:val="BCBEC4"/>
-          <w:sz w:val="20"/>
-          <w:szCs w:val="20"/>
-          <w:lang w:eastAsia="en-IN"/>
-        </w:rPr>
-        <w:t>(</w:t>
-      </w:r>
-      <w:r>
-        <w:rPr>
-          <w:rFonts w:ascii="Courier New" w:eastAsia="Times New Roman" w:hAnsi="Courier New" w:cs="Courier New"/>
-          <w:color w:val="6AAB73"/>
-          <w:sz w:val="20"/>
-          <w:szCs w:val="20"/>
-          <w:lang w:eastAsia="en-IN"/>
-        </w:rPr>
-        <w:t>"output.txt"</w:t>
-      </w:r>
-      <w:r>
-        <w:rPr>
-          <w:rFonts w:ascii="Courier New" w:eastAsia="Times New Roman" w:hAnsi="Courier New" w:cs="Courier New"/>
-          <w:color w:val="BCBEC4"/>
-          <w:sz w:val="20"/>
-          <w:szCs w:val="20"/>
-          <w:lang w:eastAsia="en-IN"/>
-        </w:rPr>
-        <w:t>)) {</w:t>
-      </w:r>
-      <w:r>
-        <w:rPr>
-          <w:rFonts w:ascii="Courier New" w:eastAsia="Times New Roman" w:hAnsi="Courier New" w:cs="Courier New"/>
-          <w:color w:val="BCBEC4"/>
-          <w:sz w:val="20"/>
-          <w:szCs w:val="20"/>
-          <w:lang w:eastAsia="en-IN"/>
-        </w:rPr>
-        <w:br/>
-        <w:t xml:space="preserve">            </w:t>
-      </w:r>
-      <w:proofErr w:type="spellStart"/>
-      <w:r>
-        <w:rPr>
-          <w:rFonts w:ascii="Courier New" w:eastAsia="Times New Roman" w:hAnsi="Courier New" w:cs="Courier New"/>
-          <w:color w:val="BCBEC4"/>
-          <w:sz w:val="20"/>
-          <w:szCs w:val="20"/>
-          <w:lang w:eastAsia="en-IN"/>
-        </w:rPr>
-        <w:t>writer.write</w:t>
-      </w:r>
-      <w:proofErr w:type="spellEnd"/>
-      <w:r>
-        <w:rPr>
-          <w:rFonts w:ascii="Courier New" w:eastAsia="Times New Roman" w:hAnsi="Courier New" w:cs="Courier New"/>
-          <w:color w:val="BCBEC4"/>
-          <w:sz w:val="20"/>
-          <w:szCs w:val="20"/>
-          <w:lang w:eastAsia="en-IN"/>
-        </w:rPr>
-        <w:t xml:space="preserve">(data); </w:t>
-      </w:r>
-      <w:r>
-        <w:rPr>
-          <w:rFonts w:ascii="Courier New" w:eastAsia="Times New Roman" w:hAnsi="Courier New" w:cs="Courier New"/>
-          <w:color w:val="7A7E85"/>
-          <w:sz w:val="20"/>
-          <w:szCs w:val="20"/>
-          <w:lang w:eastAsia="en-IN"/>
-        </w:rPr>
-        <w:t>// Writes to a file (side effect)</w:t>
-      </w:r>
-      <w:r>
-        <w:rPr>
-          <w:rFonts w:ascii="Courier New" w:eastAsia="Times New Roman" w:hAnsi="Courier New" w:cs="Courier New"/>
-          <w:color w:val="7A7E85"/>
-          <w:sz w:val="20"/>
-          <w:szCs w:val="20"/>
-          <w:lang w:eastAsia="en-IN"/>
-        </w:rPr>
-        <w:br/>
-        <w:t xml:space="preserve">        </w:t>
-      </w:r>
-      <w:r>
-        <w:rPr>
-          <w:rFonts w:ascii="Courier New" w:eastAsia="Times New Roman" w:hAnsi="Courier New" w:cs="Courier New"/>
-          <w:color w:val="BCBEC4"/>
-          <w:sz w:val="20"/>
-          <w:szCs w:val="20"/>
-          <w:lang w:eastAsia="en-IN"/>
-        </w:rPr>
-        <w:t xml:space="preserve">} </w:t>
-      </w:r>
-      <w:r>
-        <w:rPr>
-          <w:rFonts w:ascii="Courier New" w:eastAsia="Times New Roman" w:hAnsi="Courier New" w:cs="Courier New"/>
-          <w:color w:val="CF8E6D"/>
-          <w:sz w:val="20"/>
-          <w:szCs w:val="20"/>
-          <w:lang w:eastAsia="en-IN"/>
-        </w:rPr>
-        <w:t xml:space="preserve">catch </w:t>
-      </w:r>
-      <w:r>
-        <w:rPr>
-          <w:rFonts w:ascii="Courier New" w:eastAsia="Times New Roman" w:hAnsi="Courier New" w:cs="Courier New"/>
-          <w:color w:val="BCBEC4"/>
-          <w:sz w:val="20"/>
-          <w:szCs w:val="20"/>
-          <w:lang w:eastAsia="en-IN"/>
-        </w:rPr>
-        <w:t>(</w:t>
-      </w:r>
-      <w:proofErr w:type="spellStart"/>
-      <w:r>
-        <w:rPr>
-          <w:rFonts w:ascii="Courier New" w:eastAsia="Times New Roman" w:hAnsi="Courier New" w:cs="Courier New"/>
-          <w:color w:val="BCBEC4"/>
-          <w:sz w:val="20"/>
-          <w:szCs w:val="20"/>
-          <w:lang w:eastAsia="en-IN"/>
-        </w:rPr>
-        <w:t>IOException</w:t>
-      </w:r>
-      <w:proofErr w:type="spellEnd"/>
-      <w:r>
-        <w:rPr>
-          <w:rFonts w:ascii="Courier New" w:eastAsia="Times New Roman" w:hAnsi="Courier New" w:cs="Courier New"/>
-          <w:color w:val="BCBEC4"/>
-          <w:sz w:val="20"/>
-          <w:szCs w:val="20"/>
-          <w:lang w:eastAsia="en-IN"/>
-        </w:rPr>
-        <w:t xml:space="preserve"> e) {</w:t>
-      </w:r>
-      <w:r>
-        <w:rPr>
-          <w:rFonts w:ascii="Courier New" w:eastAsia="Times New Roman" w:hAnsi="Courier New" w:cs="Courier New"/>
-          <w:color w:val="BCBEC4"/>
-          <w:sz w:val="20"/>
-          <w:szCs w:val="20"/>
-          <w:lang w:eastAsia="en-IN"/>
-        </w:rPr>
-        <w:br/>
-        <w:t xml:space="preserve">            </w:t>
-      </w:r>
-      <w:proofErr w:type="spellStart"/>
-      <w:r>
-        <w:rPr>
-          <w:rFonts w:ascii="Courier New" w:eastAsia="Times New Roman" w:hAnsi="Courier New" w:cs="Courier New"/>
-          <w:color w:val="BCBEC4"/>
-          <w:sz w:val="20"/>
-          <w:szCs w:val="20"/>
-          <w:lang w:eastAsia="en-IN"/>
-        </w:rPr>
-        <w:t>e.printStackTrace</w:t>
-      </w:r>
-      <w:proofErr w:type="spellEnd"/>
-      <w:r>
-        <w:rPr>
-          <w:rFonts w:ascii="Courier New" w:eastAsia="Times New Roman" w:hAnsi="Courier New" w:cs="Courier New"/>
-          <w:color w:val="BCBEC4"/>
-          <w:sz w:val="20"/>
-          <w:szCs w:val="20"/>
-          <w:lang w:eastAsia="en-IN"/>
-        </w:rPr>
-        <w:t>();</w:t>
-      </w:r>
-      <w:r>
-        <w:rPr>
-          <w:rFonts w:ascii="Courier New" w:eastAsia="Times New Roman" w:hAnsi="Courier New" w:cs="Courier New"/>
-          <w:color w:val="BCBEC4"/>
-          <w:sz w:val="20"/>
-          <w:szCs w:val="20"/>
-          <w:lang w:eastAsia="en-IN"/>
-        </w:rPr>
-        <w:br/>
-        <w:t xml:space="preserve">        }</w:t>
-      </w:r>
-      <w:r>
-        <w:rPr>
-          <w:rFonts w:ascii="Courier New" w:eastAsia="Times New Roman" w:hAnsi="Courier New" w:cs="Courier New"/>
-          <w:color w:val="BCBEC4"/>
-          <w:sz w:val="20"/>
-          <w:szCs w:val="20"/>
-          <w:lang w:eastAsia="en-IN"/>
-        </w:rPr>
-        <w:br/>
-        <w:t xml:space="preserve">    }</w:t>
-      </w:r>
-      <w:r>
-        <w:rPr>
-          <w:rFonts w:ascii="Courier New" w:eastAsia="Times New Roman" w:hAnsi="Courier New" w:cs="Courier New"/>
-          <w:color w:val="BCBEC4"/>
-          <w:sz w:val="20"/>
-          <w:szCs w:val="20"/>
-          <w:lang w:eastAsia="en-IN"/>
-        </w:rPr>
-        <w:br/>
-      </w:r>
-      <w:r>
-        <w:rPr>
-          <w:rFonts w:ascii="Courier New" w:eastAsia="Times New Roman" w:hAnsi="Courier New" w:cs="Courier New"/>
-          <w:color w:val="BCBEC4"/>
-          <w:sz w:val="20"/>
-          <w:szCs w:val="20"/>
-          <w:lang w:eastAsia="en-IN"/>
-        </w:rPr>
-        <w:br/>
-        <w:t xml:space="preserve">    </w:t>
-      </w:r>
-      <w:r>
-        <w:rPr>
-          <w:rFonts w:ascii="Courier New" w:eastAsia="Times New Roman" w:hAnsi="Courier New" w:cs="Courier New"/>
-          <w:color w:val="CF8E6D"/>
-          <w:sz w:val="20"/>
-          <w:szCs w:val="20"/>
-          <w:lang w:eastAsia="en-IN"/>
-        </w:rPr>
-        <w:t xml:space="preserve">public static void </w:t>
-      </w:r>
-      <w:r>
-        <w:rPr>
-          <w:rFonts w:ascii="Courier New" w:eastAsia="Times New Roman" w:hAnsi="Courier New" w:cs="Courier New"/>
-          <w:color w:val="56A8F5"/>
-          <w:sz w:val="20"/>
-          <w:szCs w:val="20"/>
-          <w:lang w:eastAsia="en-IN"/>
-        </w:rPr>
-        <w:t>main</w:t>
-      </w:r>
-      <w:r>
-        <w:rPr>
-          <w:rFonts w:ascii="Courier New" w:eastAsia="Times New Roman" w:hAnsi="Courier New" w:cs="Courier New"/>
-          <w:color w:val="BCBEC4"/>
-          <w:sz w:val="20"/>
-          <w:szCs w:val="20"/>
-          <w:lang w:eastAsia="en-IN"/>
-        </w:rPr>
-        <w:t xml:space="preserve">(String[] </w:t>
-      </w:r>
-      <w:proofErr w:type="spellStart"/>
-      <w:r>
-        <w:rPr>
-          <w:rFonts w:ascii="Courier New" w:eastAsia="Times New Roman" w:hAnsi="Courier New" w:cs="Courier New"/>
-          <w:color w:val="BCBEC4"/>
-          <w:sz w:val="20"/>
-          <w:szCs w:val="20"/>
-          <w:lang w:eastAsia="en-IN"/>
-        </w:rPr>
-        <w:t>args</w:t>
-      </w:r>
-      <w:proofErr w:type="spellEnd"/>
-      <w:r>
-        <w:rPr>
-          <w:rFonts w:ascii="Courier New" w:eastAsia="Times New Roman" w:hAnsi="Courier New" w:cs="Courier New"/>
-          <w:color w:val="BCBEC4"/>
-          <w:sz w:val="20"/>
-          <w:szCs w:val="20"/>
-          <w:lang w:eastAsia="en-IN"/>
-        </w:rPr>
-        <w:t>) {</w:t>
-      </w:r>
-      <w:r>
-        <w:rPr>
-          <w:rFonts w:ascii="Courier New" w:eastAsia="Times New Roman" w:hAnsi="Courier New" w:cs="Courier New"/>
-          <w:color w:val="BCBEC4"/>
-          <w:sz w:val="20"/>
-          <w:szCs w:val="20"/>
-          <w:lang w:eastAsia="en-IN"/>
-        </w:rPr>
-        <w:br/>
-        <w:t xml:space="preserve">        </w:t>
-      </w:r>
-      <w:proofErr w:type="spellStart"/>
-      <w:r>
-        <w:rPr>
-          <w:rFonts w:ascii="Courier New" w:eastAsia="Times New Roman" w:hAnsi="Courier New" w:cs="Courier New"/>
-          <w:i/>
-          <w:iCs/>
-          <w:color w:val="BCBEC4"/>
-          <w:sz w:val="20"/>
-          <w:szCs w:val="20"/>
-          <w:lang w:eastAsia="en-IN"/>
-        </w:rPr>
-        <w:t>writeToFile</w:t>
-      </w:r>
-      <w:proofErr w:type="spellEnd"/>
-      <w:r>
-        <w:rPr>
-          <w:rFonts w:ascii="Courier New" w:eastAsia="Times New Roman" w:hAnsi="Courier New" w:cs="Courier New"/>
-          <w:color w:val="BCBEC4"/>
-          <w:sz w:val="20"/>
-          <w:szCs w:val="20"/>
-          <w:lang w:eastAsia="en-IN"/>
-        </w:rPr>
-        <w:t>(</w:t>
-      </w:r>
-      <w:r>
-        <w:rPr>
-          <w:rFonts w:ascii="Courier New" w:eastAsia="Times New Roman" w:hAnsi="Courier New" w:cs="Courier New"/>
-          <w:color w:val="6AAB73"/>
-          <w:sz w:val="20"/>
-          <w:szCs w:val="20"/>
-          <w:lang w:eastAsia="en-IN"/>
-        </w:rPr>
-        <w:t>"Hello, World!"</w:t>
-      </w:r>
-      <w:r>
-        <w:rPr>
-          <w:rFonts w:ascii="Courier New" w:eastAsia="Times New Roman" w:hAnsi="Courier New" w:cs="Courier New"/>
-          <w:color w:val="BCBEC4"/>
-          <w:sz w:val="20"/>
-          <w:szCs w:val="20"/>
-          <w:lang w:eastAsia="en-IN"/>
-        </w:rPr>
-        <w:t xml:space="preserve">); </w:t>
-      </w:r>
-      <w:r>
-        <w:rPr>
-          <w:rFonts w:ascii="Courier New" w:eastAsia="Times New Roman" w:hAnsi="Courier New" w:cs="Courier New"/>
-          <w:color w:val="7A7E85"/>
-          <w:sz w:val="20"/>
-          <w:szCs w:val="20"/>
-          <w:lang w:eastAsia="en-IN"/>
-        </w:rPr>
-        <w:t>// Produces side effect</w:t>
-      </w:r>
-      <w:r>
-        <w:rPr>
-          <w:rFonts w:ascii="Courier New" w:eastAsia="Times New Roman" w:hAnsi="Courier New" w:cs="Courier New"/>
-          <w:color w:val="7A7E85"/>
-          <w:sz w:val="20"/>
-          <w:szCs w:val="20"/>
-          <w:lang w:eastAsia="en-IN"/>
-        </w:rPr>
-        <w:br/>
-        <w:t xml:space="preserve">    </w:t>
-      </w:r>
-      <w:r>
-        <w:rPr>
-          <w:rFonts w:ascii="Courier New" w:eastAsia="Times New Roman" w:hAnsi="Courier New" w:cs="Courier New"/>
-          <w:color w:val="BCBEC4"/>
-          <w:sz w:val="20"/>
-          <w:szCs w:val="20"/>
-          <w:lang w:eastAsia="en-IN"/>
-        </w:rPr>
-        <w:t>}</w:t>
-      </w:r>
-      <w:r>
-        <w:rPr>
-          <w:rFonts w:ascii="Courier New" w:eastAsia="Times New Roman" w:hAnsi="Courier New" w:cs="Courier New"/>
-          <w:color w:val="BCBEC4"/>
-          <w:sz w:val="20"/>
-          <w:szCs w:val="20"/>
-          <w:lang w:eastAsia="en-IN"/>
-        </w:rPr>
-        <w:br/>
-        <w:t>}</w:t>
-      </w:r>
     </w:p>
     <w:p>
       <w:pPr>
@@ -7926,28 +6480,15 @@
           <w:lang w:eastAsia="en-IN"/>
         </w:rPr>
       </w:pPr>
-    </w:p>
-    <w:p>
-      <w:pPr>
-        <w:spacing w:after="0" w:line="240" w:lineRule="auto"/>
-        <w:rPr>
-          <w:rFonts w:ascii="Comic Sans MS" w:eastAsia="Times New Roman" w:hAnsi="Comic Sans MS" w:cstheme="majorHAnsi"/>
-          <w:bCs/>
-          <w:sz w:val="24"/>
-          <w:szCs w:val="24"/>
-          <w:lang w:eastAsia="en-IN"/>
-        </w:rPr>
-      </w:pPr>
-      <w:r>
-        <w:rPr>
-          <w:rFonts w:ascii="Comic Sans MS" w:eastAsia="Times New Roman" w:hAnsi="Comic Sans MS" w:cstheme="majorHAnsi"/>
-          <w:bCs/>
-          <w:sz w:val="24"/>
-          <w:szCs w:val="24"/>
-          <w:lang w:eastAsia="en-IN"/>
-        </w:rPr>
-        <w:lastRenderedPageBreak/>
-        <w:t>Performing I/O operations</w:t>
+      <w:r>
+        <w:rPr>
+          <w:rFonts w:ascii="Comic Sans MS" w:eastAsia="Times New Roman" w:hAnsi="Comic Sans MS" w:cstheme="majorHAnsi"/>
+          <w:bCs/>
+          <w:sz w:val="24"/>
+          <w:szCs w:val="24"/>
+          <w:lang w:eastAsia="en-IN"/>
+        </w:rPr>
+        <w:t>Writing to a file</w:t>
       </w:r>
     </w:p>
     <w:p>
@@ -7983,6 +6524,719 @@
       <w:r>
         <w:rPr>
           <w:rFonts w:ascii="Courier New" w:eastAsia="Times New Roman" w:hAnsi="Courier New" w:cs="Courier New"/>
+          <w:color w:val="CF8E6D"/>
+          <w:sz w:val="20"/>
+          <w:szCs w:val="20"/>
+          <w:lang w:eastAsia="en-IN"/>
+        </w:rPr>
+        <w:t xml:space="preserve">import </w:t>
+      </w:r>
+      <w:proofErr w:type="spellStart"/>
+      <w:r>
+        <w:rPr>
+          <w:rFonts w:ascii="Courier New" w:eastAsia="Times New Roman" w:hAnsi="Courier New" w:cs="Courier New"/>
+          <w:color w:val="BCBEC4"/>
+          <w:sz w:val="20"/>
+          <w:szCs w:val="20"/>
+          <w:lang w:eastAsia="en-IN"/>
+        </w:rPr>
+        <w:t>java.io.FileWriter</w:t>
+      </w:r>
+      <w:proofErr w:type="spellEnd"/>
+      <w:r>
+        <w:rPr>
+          <w:rFonts w:ascii="Courier New" w:eastAsia="Times New Roman" w:hAnsi="Courier New" w:cs="Courier New"/>
+          <w:color w:val="BCBEC4"/>
+          <w:sz w:val="20"/>
+          <w:szCs w:val="20"/>
+          <w:lang w:eastAsia="en-IN"/>
+        </w:rPr>
+        <w:t>;</w:t>
+      </w:r>
+      <w:r>
+        <w:rPr>
+          <w:rFonts w:ascii="Courier New" w:eastAsia="Times New Roman" w:hAnsi="Courier New" w:cs="Courier New"/>
+          <w:color w:val="BCBEC4"/>
+          <w:sz w:val="20"/>
+          <w:szCs w:val="20"/>
+          <w:lang w:eastAsia="en-IN"/>
+        </w:rPr>
+        <w:br/>
+      </w:r>
+      <w:r>
+        <w:rPr>
+          <w:rFonts w:ascii="Courier New" w:eastAsia="Times New Roman" w:hAnsi="Courier New" w:cs="Courier New"/>
+          <w:color w:val="CF8E6D"/>
+          <w:sz w:val="20"/>
+          <w:szCs w:val="20"/>
+          <w:lang w:eastAsia="en-IN"/>
+        </w:rPr>
+        <w:t xml:space="preserve">import </w:t>
+      </w:r>
+      <w:proofErr w:type="spellStart"/>
+      <w:r>
+        <w:rPr>
+          <w:rFonts w:ascii="Courier New" w:eastAsia="Times New Roman" w:hAnsi="Courier New" w:cs="Courier New"/>
+          <w:color w:val="BCBEC4"/>
+          <w:sz w:val="20"/>
+          <w:szCs w:val="20"/>
+          <w:lang w:eastAsia="en-IN"/>
+        </w:rPr>
+        <w:t>java.io.IOException</w:t>
+      </w:r>
+      <w:proofErr w:type="spellEnd"/>
+      <w:r>
+        <w:rPr>
+          <w:rFonts w:ascii="Courier New" w:eastAsia="Times New Roman" w:hAnsi="Courier New" w:cs="Courier New"/>
+          <w:color w:val="BCBEC4"/>
+          <w:sz w:val="20"/>
+          <w:szCs w:val="20"/>
+          <w:lang w:eastAsia="en-IN"/>
+        </w:rPr>
+        <w:t>;</w:t>
+      </w:r>
+      <w:r>
+        <w:rPr>
+          <w:rFonts w:ascii="Courier New" w:eastAsia="Times New Roman" w:hAnsi="Courier New" w:cs="Courier New"/>
+          <w:color w:val="BCBEC4"/>
+          <w:sz w:val="20"/>
+          <w:szCs w:val="20"/>
+          <w:lang w:eastAsia="en-IN"/>
+        </w:rPr>
+        <w:br/>
+      </w:r>
+      <w:r>
+        <w:rPr>
+          <w:rFonts w:ascii="Courier New" w:eastAsia="Times New Roman" w:hAnsi="Courier New" w:cs="Courier New"/>
+          <w:color w:val="BCBEC4"/>
+          <w:sz w:val="20"/>
+          <w:szCs w:val="20"/>
+          <w:lang w:eastAsia="en-IN"/>
+        </w:rPr>
+        <w:br/>
+      </w:r>
+      <w:r>
+        <w:rPr>
+          <w:rFonts w:ascii="Courier New" w:eastAsia="Times New Roman" w:hAnsi="Courier New" w:cs="Courier New"/>
+          <w:color w:val="CF8E6D"/>
+          <w:sz w:val="20"/>
+          <w:szCs w:val="20"/>
+          <w:lang w:eastAsia="en-IN"/>
+        </w:rPr>
+        <w:t xml:space="preserve">public class </w:t>
+      </w:r>
+      <w:proofErr w:type="spellStart"/>
+      <w:r>
+        <w:rPr>
+          <w:rFonts w:ascii="Courier New" w:eastAsia="Times New Roman" w:hAnsi="Courier New" w:cs="Courier New"/>
+          <w:color w:val="BCBEC4"/>
+          <w:sz w:val="20"/>
+          <w:szCs w:val="20"/>
+          <w:lang w:eastAsia="en-IN"/>
+        </w:rPr>
+        <w:t>ImpureFunctionExample</w:t>
+      </w:r>
+      <w:proofErr w:type="spellEnd"/>
+      <w:r>
+        <w:rPr>
+          <w:rFonts w:ascii="Courier New" w:eastAsia="Times New Roman" w:hAnsi="Courier New" w:cs="Courier New"/>
+          <w:color w:val="BCBEC4"/>
+          <w:sz w:val="20"/>
+          <w:szCs w:val="20"/>
+          <w:lang w:eastAsia="en-IN"/>
+        </w:rPr>
+        <w:t xml:space="preserve"> {</w:t>
+      </w:r>
+      <w:r>
+        <w:rPr>
+          <w:rFonts w:ascii="Courier New" w:eastAsia="Times New Roman" w:hAnsi="Courier New" w:cs="Courier New"/>
+          <w:color w:val="BCBEC4"/>
+          <w:sz w:val="20"/>
+          <w:szCs w:val="20"/>
+          <w:lang w:eastAsia="en-IN"/>
+        </w:rPr>
+        <w:br/>
+        <w:t xml:space="preserve">    </w:t>
+      </w:r>
+      <w:r>
+        <w:rPr>
+          <w:rFonts w:ascii="Courier New" w:eastAsia="Times New Roman" w:hAnsi="Courier New" w:cs="Courier New"/>
+          <w:color w:val="CF8E6D"/>
+          <w:sz w:val="20"/>
+          <w:szCs w:val="20"/>
+          <w:lang w:eastAsia="en-IN"/>
+        </w:rPr>
+        <w:t xml:space="preserve">public static void </w:t>
+      </w:r>
+      <w:proofErr w:type="spellStart"/>
+      <w:r>
+        <w:rPr>
+          <w:rFonts w:ascii="Courier New" w:eastAsia="Times New Roman" w:hAnsi="Courier New" w:cs="Courier New"/>
+          <w:color w:val="56A8F5"/>
+          <w:sz w:val="20"/>
+          <w:szCs w:val="20"/>
+          <w:lang w:eastAsia="en-IN"/>
+        </w:rPr>
+        <w:t>writeToFile</w:t>
+      </w:r>
+      <w:proofErr w:type="spellEnd"/>
+      <w:r>
+        <w:rPr>
+          <w:rFonts w:ascii="Courier New" w:eastAsia="Times New Roman" w:hAnsi="Courier New" w:cs="Courier New"/>
+          <w:color w:val="BCBEC4"/>
+          <w:sz w:val="20"/>
+          <w:szCs w:val="20"/>
+          <w:lang w:eastAsia="en-IN"/>
+        </w:rPr>
+        <w:t>(String data) {</w:t>
+      </w:r>
+      <w:r>
+        <w:rPr>
+          <w:rFonts w:ascii="Courier New" w:eastAsia="Times New Roman" w:hAnsi="Courier New" w:cs="Courier New"/>
+          <w:color w:val="BCBEC4"/>
+          <w:sz w:val="20"/>
+          <w:szCs w:val="20"/>
+          <w:lang w:eastAsia="en-IN"/>
+        </w:rPr>
+        <w:br/>
+        <w:t xml:space="preserve">        </w:t>
+      </w:r>
+      <w:r>
+        <w:rPr>
+          <w:rFonts w:ascii="Courier New" w:eastAsia="Times New Roman" w:hAnsi="Courier New" w:cs="Courier New"/>
+          <w:color w:val="CF8E6D"/>
+          <w:sz w:val="20"/>
+          <w:szCs w:val="20"/>
+          <w:lang w:eastAsia="en-IN"/>
+        </w:rPr>
+        <w:t xml:space="preserve">try </w:t>
+      </w:r>
+      <w:r>
+        <w:rPr>
+          <w:rFonts w:ascii="Courier New" w:eastAsia="Times New Roman" w:hAnsi="Courier New" w:cs="Courier New"/>
+          <w:color w:val="BCBEC4"/>
+          <w:sz w:val="20"/>
+          <w:szCs w:val="20"/>
+          <w:lang w:eastAsia="en-IN"/>
+        </w:rPr>
+        <w:t>(</w:t>
+      </w:r>
+      <w:proofErr w:type="spellStart"/>
+      <w:r>
+        <w:rPr>
+          <w:rFonts w:ascii="Courier New" w:eastAsia="Times New Roman" w:hAnsi="Courier New" w:cs="Courier New"/>
+          <w:color w:val="BCBEC4"/>
+          <w:sz w:val="20"/>
+          <w:szCs w:val="20"/>
+          <w:lang w:eastAsia="en-IN"/>
+        </w:rPr>
+        <w:t>FileWriter</w:t>
+      </w:r>
+      <w:proofErr w:type="spellEnd"/>
+      <w:r>
+        <w:rPr>
+          <w:rFonts w:ascii="Courier New" w:eastAsia="Times New Roman" w:hAnsi="Courier New" w:cs="Courier New"/>
+          <w:color w:val="BCBEC4"/>
+          <w:sz w:val="20"/>
+          <w:szCs w:val="20"/>
+          <w:lang w:eastAsia="en-IN"/>
+        </w:rPr>
+        <w:t xml:space="preserve"> writer = </w:t>
+      </w:r>
+      <w:r>
+        <w:rPr>
+          <w:rFonts w:ascii="Courier New" w:eastAsia="Times New Roman" w:hAnsi="Courier New" w:cs="Courier New"/>
+          <w:color w:val="CF8E6D"/>
+          <w:sz w:val="20"/>
+          <w:szCs w:val="20"/>
+          <w:lang w:eastAsia="en-IN"/>
+        </w:rPr>
+        <w:t xml:space="preserve">new </w:t>
+      </w:r>
+      <w:proofErr w:type="spellStart"/>
+      <w:r>
+        <w:rPr>
+          <w:rFonts w:ascii="Courier New" w:eastAsia="Times New Roman" w:hAnsi="Courier New" w:cs="Courier New"/>
+          <w:color w:val="BCBEC4"/>
+          <w:sz w:val="20"/>
+          <w:szCs w:val="20"/>
+          <w:lang w:eastAsia="en-IN"/>
+        </w:rPr>
+        <w:t>FileWriter</w:t>
+      </w:r>
+      <w:proofErr w:type="spellEnd"/>
+      <w:r>
+        <w:rPr>
+          <w:rFonts w:ascii="Courier New" w:eastAsia="Times New Roman" w:hAnsi="Courier New" w:cs="Courier New"/>
+          <w:color w:val="BCBEC4"/>
+          <w:sz w:val="20"/>
+          <w:szCs w:val="20"/>
+          <w:lang w:eastAsia="en-IN"/>
+        </w:rPr>
+        <w:t>(</w:t>
+      </w:r>
+      <w:r>
+        <w:rPr>
+          <w:rFonts w:ascii="Courier New" w:eastAsia="Times New Roman" w:hAnsi="Courier New" w:cs="Courier New"/>
+          <w:color w:val="6AAB73"/>
+          <w:sz w:val="20"/>
+          <w:szCs w:val="20"/>
+          <w:lang w:eastAsia="en-IN"/>
+        </w:rPr>
+        <w:t>"output.txt"</w:t>
+      </w:r>
+      <w:r>
+        <w:rPr>
+          <w:rFonts w:ascii="Courier New" w:eastAsia="Times New Roman" w:hAnsi="Courier New" w:cs="Courier New"/>
+          <w:color w:val="BCBEC4"/>
+          <w:sz w:val="20"/>
+          <w:szCs w:val="20"/>
+          <w:lang w:eastAsia="en-IN"/>
+        </w:rPr>
+        <w:t>)) {</w:t>
+      </w:r>
+      <w:r>
+        <w:rPr>
+          <w:rFonts w:ascii="Courier New" w:eastAsia="Times New Roman" w:hAnsi="Courier New" w:cs="Courier New"/>
+          <w:color w:val="BCBEC4"/>
+          <w:sz w:val="20"/>
+          <w:szCs w:val="20"/>
+          <w:lang w:eastAsia="en-IN"/>
+        </w:rPr>
+        <w:br/>
+        <w:t xml:space="preserve">            </w:t>
+      </w:r>
+      <w:proofErr w:type="spellStart"/>
+      <w:r>
+        <w:rPr>
+          <w:rFonts w:ascii="Courier New" w:eastAsia="Times New Roman" w:hAnsi="Courier New" w:cs="Courier New"/>
+          <w:color w:val="BCBEC4"/>
+          <w:sz w:val="20"/>
+          <w:szCs w:val="20"/>
+          <w:lang w:eastAsia="en-IN"/>
+        </w:rPr>
+        <w:t>writer.write</w:t>
+      </w:r>
+      <w:proofErr w:type="spellEnd"/>
+      <w:r>
+        <w:rPr>
+          <w:rFonts w:ascii="Courier New" w:eastAsia="Times New Roman" w:hAnsi="Courier New" w:cs="Courier New"/>
+          <w:color w:val="BCBEC4"/>
+          <w:sz w:val="20"/>
+          <w:szCs w:val="20"/>
+          <w:lang w:eastAsia="en-IN"/>
+        </w:rPr>
+        <w:t xml:space="preserve">(data); </w:t>
+      </w:r>
+      <w:r>
+        <w:rPr>
+          <w:rFonts w:ascii="Courier New" w:eastAsia="Times New Roman" w:hAnsi="Courier New" w:cs="Courier New"/>
+          <w:color w:val="7A7E85"/>
+          <w:sz w:val="20"/>
+          <w:szCs w:val="20"/>
+          <w:lang w:eastAsia="en-IN"/>
+        </w:rPr>
+        <w:t>// Writes to a file (side effect)</w:t>
+      </w:r>
+      <w:r>
+        <w:rPr>
+          <w:rFonts w:ascii="Courier New" w:eastAsia="Times New Roman" w:hAnsi="Courier New" w:cs="Courier New"/>
+          <w:color w:val="7A7E85"/>
+          <w:sz w:val="20"/>
+          <w:szCs w:val="20"/>
+          <w:lang w:eastAsia="en-IN"/>
+        </w:rPr>
+        <w:br/>
+        <w:t xml:space="preserve">        </w:t>
+      </w:r>
+      <w:r>
+        <w:rPr>
+          <w:rFonts w:ascii="Courier New" w:eastAsia="Times New Roman" w:hAnsi="Courier New" w:cs="Courier New"/>
+          <w:color w:val="BCBEC4"/>
+          <w:sz w:val="20"/>
+          <w:szCs w:val="20"/>
+          <w:lang w:eastAsia="en-IN"/>
+        </w:rPr>
+        <w:t xml:space="preserve">} </w:t>
+      </w:r>
+      <w:r>
+        <w:rPr>
+          <w:rFonts w:ascii="Courier New" w:eastAsia="Times New Roman" w:hAnsi="Courier New" w:cs="Courier New"/>
+          <w:color w:val="CF8E6D"/>
+          <w:sz w:val="20"/>
+          <w:szCs w:val="20"/>
+          <w:lang w:eastAsia="en-IN"/>
+        </w:rPr>
+        <w:t xml:space="preserve">catch </w:t>
+      </w:r>
+      <w:r>
+        <w:rPr>
+          <w:rFonts w:ascii="Courier New" w:eastAsia="Times New Roman" w:hAnsi="Courier New" w:cs="Courier New"/>
+          <w:color w:val="BCBEC4"/>
+          <w:sz w:val="20"/>
+          <w:szCs w:val="20"/>
+          <w:lang w:eastAsia="en-IN"/>
+        </w:rPr>
+        <w:t>(</w:t>
+      </w:r>
+      <w:proofErr w:type="spellStart"/>
+      <w:r>
+        <w:rPr>
+          <w:rFonts w:ascii="Courier New" w:eastAsia="Times New Roman" w:hAnsi="Courier New" w:cs="Courier New"/>
+          <w:color w:val="BCBEC4"/>
+          <w:sz w:val="20"/>
+          <w:szCs w:val="20"/>
+          <w:lang w:eastAsia="en-IN"/>
+        </w:rPr>
+        <w:t>IOException</w:t>
+      </w:r>
+      <w:proofErr w:type="spellEnd"/>
+      <w:r>
+        <w:rPr>
+          <w:rFonts w:ascii="Courier New" w:eastAsia="Times New Roman" w:hAnsi="Courier New" w:cs="Courier New"/>
+          <w:color w:val="BCBEC4"/>
+          <w:sz w:val="20"/>
+          <w:szCs w:val="20"/>
+          <w:lang w:eastAsia="en-IN"/>
+        </w:rPr>
+        <w:t xml:space="preserve"> e) {</w:t>
+      </w:r>
+      <w:r>
+        <w:rPr>
+          <w:rFonts w:ascii="Courier New" w:eastAsia="Times New Roman" w:hAnsi="Courier New" w:cs="Courier New"/>
+          <w:color w:val="BCBEC4"/>
+          <w:sz w:val="20"/>
+          <w:szCs w:val="20"/>
+          <w:lang w:eastAsia="en-IN"/>
+        </w:rPr>
+        <w:br/>
+        <w:t xml:space="preserve">            </w:t>
+      </w:r>
+      <w:proofErr w:type="spellStart"/>
+      <w:r>
+        <w:rPr>
+          <w:rFonts w:ascii="Courier New" w:eastAsia="Times New Roman" w:hAnsi="Courier New" w:cs="Courier New"/>
+          <w:color w:val="BCBEC4"/>
+          <w:sz w:val="20"/>
+          <w:szCs w:val="20"/>
+          <w:lang w:eastAsia="en-IN"/>
+        </w:rPr>
+        <w:t>e.printStackTrace</w:t>
+      </w:r>
+      <w:proofErr w:type="spellEnd"/>
+      <w:r>
+        <w:rPr>
+          <w:rFonts w:ascii="Courier New" w:eastAsia="Times New Roman" w:hAnsi="Courier New" w:cs="Courier New"/>
+          <w:color w:val="BCBEC4"/>
+          <w:sz w:val="20"/>
+          <w:szCs w:val="20"/>
+          <w:lang w:eastAsia="en-IN"/>
+        </w:rPr>
+        <w:t>();</w:t>
+      </w:r>
+      <w:r>
+        <w:rPr>
+          <w:rFonts w:ascii="Courier New" w:eastAsia="Times New Roman" w:hAnsi="Courier New" w:cs="Courier New"/>
+          <w:color w:val="BCBEC4"/>
+          <w:sz w:val="20"/>
+          <w:szCs w:val="20"/>
+          <w:lang w:eastAsia="en-IN"/>
+        </w:rPr>
+        <w:br/>
+        <w:t xml:space="preserve">        }</w:t>
+      </w:r>
+      <w:r>
+        <w:rPr>
+          <w:rFonts w:ascii="Courier New" w:eastAsia="Times New Roman" w:hAnsi="Courier New" w:cs="Courier New"/>
+          <w:color w:val="BCBEC4"/>
+          <w:sz w:val="20"/>
+          <w:szCs w:val="20"/>
+          <w:lang w:eastAsia="en-IN"/>
+        </w:rPr>
+        <w:br/>
+        <w:t xml:space="preserve">    }</w:t>
+      </w:r>
+      <w:r>
+        <w:rPr>
+          <w:rFonts w:ascii="Courier New" w:eastAsia="Times New Roman" w:hAnsi="Courier New" w:cs="Courier New"/>
+          <w:color w:val="BCBEC4"/>
+          <w:sz w:val="20"/>
+          <w:szCs w:val="20"/>
+          <w:lang w:eastAsia="en-IN"/>
+        </w:rPr>
+        <w:br/>
+      </w:r>
+      <w:r>
+        <w:rPr>
+          <w:rFonts w:ascii="Courier New" w:eastAsia="Times New Roman" w:hAnsi="Courier New" w:cs="Courier New"/>
+          <w:color w:val="BCBEC4"/>
+          <w:sz w:val="20"/>
+          <w:szCs w:val="20"/>
+          <w:lang w:eastAsia="en-IN"/>
+        </w:rPr>
+        <w:br/>
+        <w:t xml:space="preserve">    </w:t>
+      </w:r>
+      <w:r>
+        <w:rPr>
+          <w:rFonts w:ascii="Courier New" w:eastAsia="Times New Roman" w:hAnsi="Courier New" w:cs="Courier New"/>
+          <w:color w:val="CF8E6D"/>
+          <w:sz w:val="20"/>
+          <w:szCs w:val="20"/>
+          <w:lang w:eastAsia="en-IN"/>
+        </w:rPr>
+        <w:t xml:space="preserve">public static void </w:t>
+      </w:r>
+      <w:r>
+        <w:rPr>
+          <w:rFonts w:ascii="Courier New" w:eastAsia="Times New Roman" w:hAnsi="Courier New" w:cs="Courier New"/>
+          <w:color w:val="56A8F5"/>
+          <w:sz w:val="20"/>
+          <w:szCs w:val="20"/>
+          <w:lang w:eastAsia="en-IN"/>
+        </w:rPr>
+        <w:t>main</w:t>
+      </w:r>
+      <w:r>
+        <w:rPr>
+          <w:rFonts w:ascii="Courier New" w:eastAsia="Times New Roman" w:hAnsi="Courier New" w:cs="Courier New"/>
+          <w:color w:val="BCBEC4"/>
+          <w:sz w:val="20"/>
+          <w:szCs w:val="20"/>
+          <w:lang w:eastAsia="en-IN"/>
+        </w:rPr>
+        <w:t xml:space="preserve">(String[] </w:t>
+      </w:r>
+      <w:proofErr w:type="spellStart"/>
+      <w:r>
+        <w:rPr>
+          <w:rFonts w:ascii="Courier New" w:eastAsia="Times New Roman" w:hAnsi="Courier New" w:cs="Courier New"/>
+          <w:color w:val="BCBEC4"/>
+          <w:sz w:val="20"/>
+          <w:szCs w:val="20"/>
+          <w:lang w:eastAsia="en-IN"/>
+        </w:rPr>
+        <w:t>args</w:t>
+      </w:r>
+      <w:proofErr w:type="spellEnd"/>
+      <w:r>
+        <w:rPr>
+          <w:rFonts w:ascii="Courier New" w:eastAsia="Times New Roman" w:hAnsi="Courier New" w:cs="Courier New"/>
+          <w:color w:val="BCBEC4"/>
+          <w:sz w:val="20"/>
+          <w:szCs w:val="20"/>
+          <w:lang w:eastAsia="en-IN"/>
+        </w:rPr>
+        <w:t>) {</w:t>
+      </w:r>
+      <w:r>
+        <w:rPr>
+          <w:rFonts w:ascii="Courier New" w:eastAsia="Times New Roman" w:hAnsi="Courier New" w:cs="Courier New"/>
+          <w:color w:val="BCBEC4"/>
+          <w:sz w:val="20"/>
+          <w:szCs w:val="20"/>
+          <w:lang w:eastAsia="en-IN"/>
+        </w:rPr>
+        <w:br/>
+        <w:t xml:space="preserve">        </w:t>
+      </w:r>
+      <w:proofErr w:type="spellStart"/>
+      <w:r>
+        <w:rPr>
+          <w:rFonts w:ascii="Courier New" w:eastAsia="Times New Roman" w:hAnsi="Courier New" w:cs="Courier New"/>
+          <w:i/>
+          <w:iCs/>
+          <w:color w:val="BCBEC4"/>
+          <w:sz w:val="20"/>
+          <w:szCs w:val="20"/>
+          <w:lang w:eastAsia="en-IN"/>
+        </w:rPr>
+        <w:t>writeToFile</w:t>
+      </w:r>
+      <w:proofErr w:type="spellEnd"/>
+      <w:r>
+        <w:rPr>
+          <w:rFonts w:ascii="Courier New" w:eastAsia="Times New Roman" w:hAnsi="Courier New" w:cs="Courier New"/>
+          <w:color w:val="BCBEC4"/>
+          <w:sz w:val="20"/>
+          <w:szCs w:val="20"/>
+          <w:lang w:eastAsia="en-IN"/>
+        </w:rPr>
+        <w:t>(</w:t>
+      </w:r>
+      <w:r>
+        <w:rPr>
+          <w:rFonts w:ascii="Courier New" w:eastAsia="Times New Roman" w:hAnsi="Courier New" w:cs="Courier New"/>
+          <w:color w:val="6AAB73"/>
+          <w:sz w:val="20"/>
+          <w:szCs w:val="20"/>
+          <w:lang w:eastAsia="en-IN"/>
+        </w:rPr>
+        <w:t>"Hello, World!"</w:t>
+      </w:r>
+      <w:r>
+        <w:rPr>
+          <w:rFonts w:ascii="Courier New" w:eastAsia="Times New Roman" w:hAnsi="Courier New" w:cs="Courier New"/>
+          <w:color w:val="BCBEC4"/>
+          <w:sz w:val="20"/>
+          <w:szCs w:val="20"/>
+          <w:lang w:eastAsia="en-IN"/>
+        </w:rPr>
+        <w:t xml:space="preserve">); </w:t>
+      </w:r>
+      <w:r>
+        <w:rPr>
+          <w:rFonts w:ascii="Courier New" w:eastAsia="Times New Roman" w:hAnsi="Courier New" w:cs="Courier New"/>
+          <w:color w:val="7A7E85"/>
+          <w:sz w:val="20"/>
+          <w:szCs w:val="20"/>
+          <w:lang w:eastAsia="en-IN"/>
+        </w:rPr>
+        <w:t>// Produces side effect</w:t>
+      </w:r>
+      <w:r>
+        <w:rPr>
+          <w:rFonts w:ascii="Courier New" w:eastAsia="Times New Roman" w:hAnsi="Courier New" w:cs="Courier New"/>
+          <w:color w:val="7A7E85"/>
+          <w:sz w:val="20"/>
+          <w:szCs w:val="20"/>
+          <w:lang w:eastAsia="en-IN"/>
+        </w:rPr>
+        <w:br/>
+        <w:t xml:space="preserve">    </w:t>
+      </w:r>
+      <w:r>
+        <w:rPr>
+          <w:rFonts w:ascii="Courier New" w:eastAsia="Times New Roman" w:hAnsi="Courier New" w:cs="Courier New"/>
+          <w:color w:val="BCBEC4"/>
+          <w:sz w:val="20"/>
+          <w:szCs w:val="20"/>
+          <w:lang w:eastAsia="en-IN"/>
+        </w:rPr>
+        <w:t>}</w:t>
+      </w:r>
+      <w:r>
+        <w:rPr>
+          <w:rFonts w:ascii="Courier New" w:eastAsia="Times New Roman" w:hAnsi="Courier New" w:cs="Courier New"/>
+          <w:color w:val="BCBEC4"/>
+          <w:sz w:val="20"/>
+          <w:szCs w:val="20"/>
+          <w:lang w:eastAsia="en-IN"/>
+        </w:rPr>
+        <w:br/>
+        <w:t>}</w:t>
+      </w:r>
+    </w:p>
+    <w:p>
+      <w:pPr>
+        <w:shd w:val="clear" w:color="auto" w:fill="1E1F22"/>
+        <w:tabs>
+          <w:tab w:val="left" w:pos="916"/>
+          <w:tab w:val="left" w:pos="1832"/>
+          <w:tab w:val="left" w:pos="2748"/>
+          <w:tab w:val="left" w:pos="3664"/>
+          <w:tab w:val="left" w:pos="4580"/>
+          <w:tab w:val="left" w:pos="5496"/>
+          <w:tab w:val="left" w:pos="6412"/>
+          <w:tab w:val="left" w:pos="7328"/>
+          <w:tab w:val="left" w:pos="8244"/>
+          <w:tab w:val="left" w:pos="9160"/>
+          <w:tab w:val="left" w:pos="10076"/>
+          <w:tab w:val="left" w:pos="10992"/>
+          <w:tab w:val="left" w:pos="11908"/>
+          <w:tab w:val="left" w:pos="12824"/>
+          <w:tab w:val="left" w:pos="13740"/>
+          <w:tab w:val="left" w:pos="14656"/>
+        </w:tabs>
+        <w:spacing w:after="0" w:line="240" w:lineRule="auto"/>
+        <w:rPr>
+          <w:rFonts w:ascii="Courier New" w:eastAsia="Times New Roman" w:hAnsi="Courier New" w:cs="Courier New"/>
+          <w:color w:val="BCBEC4"/>
+          <w:sz w:val="20"/>
+          <w:szCs w:val="20"/>
+          <w:lang w:eastAsia="en-IN"/>
+        </w:rPr>
+      </w:pPr>
+    </w:p>
+    <w:p>
+      <w:pPr>
+        <w:spacing w:after="0" w:line="240" w:lineRule="auto"/>
+        <w:rPr>
+          <w:rFonts w:ascii="Comic Sans MS" w:eastAsia="Times New Roman" w:hAnsi="Comic Sans MS" w:cstheme="majorHAnsi"/>
+          <w:bCs/>
+          <w:sz w:val="24"/>
+          <w:szCs w:val="24"/>
+          <w:lang w:eastAsia="en-IN"/>
+        </w:rPr>
+      </w:pPr>
+    </w:p>
+    <w:p>
+      <w:pPr>
+        <w:spacing w:after="0" w:line="240" w:lineRule="auto"/>
+        <w:rPr>
+          <w:rFonts w:ascii="Comic Sans MS" w:eastAsia="Times New Roman" w:hAnsi="Comic Sans MS" w:cstheme="majorHAnsi"/>
+          <w:bCs/>
+          <w:sz w:val="24"/>
+          <w:szCs w:val="24"/>
+          <w:lang w:eastAsia="en-IN"/>
+        </w:rPr>
+      </w:pPr>
+    </w:p>
+    <w:p>
+      <w:pPr>
+        <w:spacing w:after="0" w:line="240" w:lineRule="auto"/>
+        <w:rPr>
+          <w:rFonts w:ascii="Comic Sans MS" w:eastAsia="Times New Roman" w:hAnsi="Comic Sans MS" w:cstheme="majorHAnsi"/>
+          <w:bCs/>
+          <w:sz w:val="24"/>
+          <w:szCs w:val="24"/>
+          <w:lang w:eastAsia="en-IN"/>
+        </w:rPr>
+      </w:pPr>
+      <w:r>
+        <w:rPr>
+          <w:rFonts w:ascii="Comic Sans MS" w:eastAsia="Times New Roman" w:hAnsi="Comic Sans MS" w:cstheme="majorHAnsi"/>
+          <w:bCs/>
+          <w:sz w:val="24"/>
+          <w:szCs w:val="24"/>
+          <w:lang w:eastAsia="en-IN"/>
+        </w:rPr>
+        <w:t>Performing I/O operations</w:t>
+      </w:r>
+    </w:p>
+    <w:p>
+      <w:pPr>
+        <w:shd w:val="clear" w:color="auto" w:fill="1E1F22"/>
+        <w:tabs>
+          <w:tab w:val="left" w:pos="916"/>
+          <w:tab w:val="left" w:pos="1832"/>
+          <w:tab w:val="left" w:pos="2748"/>
+          <w:tab w:val="left" w:pos="3664"/>
+          <w:tab w:val="left" w:pos="4580"/>
+          <w:tab w:val="left" w:pos="5496"/>
+          <w:tab w:val="left" w:pos="6412"/>
+          <w:tab w:val="left" w:pos="7328"/>
+          <w:tab w:val="left" w:pos="8244"/>
+          <w:tab w:val="left" w:pos="9160"/>
+          <w:tab w:val="left" w:pos="10076"/>
+          <w:tab w:val="left" w:pos="10992"/>
+          <w:tab w:val="left" w:pos="11908"/>
+          <w:tab w:val="left" w:pos="12824"/>
+          <w:tab w:val="left" w:pos="13740"/>
+          <w:tab w:val="left" w:pos="14656"/>
+        </w:tabs>
+        <w:spacing w:after="0" w:line="240" w:lineRule="auto"/>
+        <w:rPr>
+          <w:rFonts w:ascii="Courier New" w:eastAsia="Times New Roman" w:hAnsi="Courier New" w:cs="Courier New"/>
+          <w:color w:val="BCBEC4"/>
+          <w:sz w:val="20"/>
+          <w:szCs w:val="20"/>
+          <w:lang w:eastAsia="en-IN"/>
+        </w:rPr>
+      </w:pPr>
+      <w:r>
+        <w:rPr>
+          <w:rFonts w:ascii="Courier New" w:eastAsia="Times New Roman" w:hAnsi="Courier New" w:cs="Courier New"/>
           <w:color w:val="BCBEC4"/>
           <w:sz w:val="20"/>
           <w:szCs w:val="20"/>
@@ -8508,12 +7762,31 @@
     </w:p>
     <w:p>
       <w:pPr>
+        <w:shd w:val="clear" w:color="auto" w:fill="1E1F22"/>
+        <w:tabs>
+          <w:tab w:val="left" w:pos="916"/>
+          <w:tab w:val="left" w:pos="1832"/>
+          <w:tab w:val="left" w:pos="2748"/>
+          <w:tab w:val="left" w:pos="3664"/>
+          <w:tab w:val="left" w:pos="4580"/>
+          <w:tab w:val="left" w:pos="5496"/>
+          <w:tab w:val="left" w:pos="6412"/>
+          <w:tab w:val="left" w:pos="7328"/>
+          <w:tab w:val="left" w:pos="8244"/>
+          <w:tab w:val="left" w:pos="9160"/>
+          <w:tab w:val="left" w:pos="10076"/>
+          <w:tab w:val="left" w:pos="10992"/>
+          <w:tab w:val="left" w:pos="11908"/>
+          <w:tab w:val="left" w:pos="12824"/>
+          <w:tab w:val="left" w:pos="13740"/>
+          <w:tab w:val="left" w:pos="14656"/>
+        </w:tabs>
         <w:spacing w:after="0" w:line="240" w:lineRule="auto"/>
         <w:rPr>
-          <w:rFonts w:ascii="Comic Sans MS" w:eastAsia="Times New Roman" w:hAnsi="Comic Sans MS" w:cstheme="majorHAnsi"/>
-          <w:bCs/>
-          <w:sz w:val="24"/>
-          <w:szCs w:val="24"/>
+          <w:rFonts w:ascii="Courier New" w:eastAsia="Times New Roman" w:hAnsi="Courier New" w:cs="Courier New"/>
+          <w:color w:val="BCBEC4"/>
+          <w:sz w:val="20"/>
+          <w:szCs w:val="20"/>
           <w:lang w:eastAsia="en-IN"/>
         </w:rPr>
       </w:pPr>
@@ -8544,6 +7817,48 @@
     </w:p>
     <w:p>
       <w:pPr>
+        <w:pStyle w:val="Heading2"/>
+        <w:spacing w:after="240"/>
+        <w:rPr>
+          <w:rFonts w:ascii="Comic Sans MS" w:eastAsia="Times New Roman" w:hAnsi="Comic Sans MS" w:cstheme="majorHAnsi"/>
+          <w:bCs/>
+          <w:sz w:val="24"/>
+          <w:szCs w:val="24"/>
+          <w:lang w:eastAsia="en-IN"/>
+        </w:rPr>
+      </w:pPr>
+      <w:r>
+        <w:rPr>
+          <w:rFonts w:ascii="Comic Sans MS" w:hAnsi="Comic Sans MS" w:cs="Segoe UI Symbol"/>
+          <w:sz w:val="28"/>
+        </w:rPr>
+        <w:lastRenderedPageBreak/>
+        <w:t>Q3</w:t>
+      </w:r>
+      <w:r>
+        <w:rPr>
+          <w:rFonts w:ascii="Comic Sans MS" w:hAnsi="Comic Sans MS" w:cs="Segoe UI Symbol"/>
+          <w:sz w:val="28"/>
+        </w:rPr>
+        <w:t>.</w:t>
+      </w:r>
+      <w:r>
+        <w:rPr>
+          <w:rFonts w:ascii="Comic Sans MS" w:hAnsi="Comic Sans MS" w:cs="Segoe UI Symbol"/>
+          <w:sz w:val="28"/>
+        </w:rPr>
+        <w:t xml:space="preserve"> </w:t>
+      </w:r>
+      <w:r>
+        <w:rPr>
+          <w:rFonts w:ascii="Comic Sans MS" w:hAnsi="Comic Sans MS" w:cs="Segoe UI Symbol"/>
+          <w:sz w:val="28"/>
+        </w:rPr>
+        <w:t>What is method reference in Java?</w:t>
+      </w:r>
+    </w:p>
+    <w:p>
+      <w:pPr>
         <w:spacing w:after="0" w:line="240" w:lineRule="auto"/>
         <w:rPr>
           <w:rFonts w:ascii="Comic Sans MS" w:eastAsia="Times New Roman" w:hAnsi="Comic Sans MS" w:cstheme="majorHAnsi"/>
@@ -8553,27 +7868,2652 @@
           <w:lang w:eastAsia="en-IN"/>
         </w:rPr>
       </w:pPr>
-    </w:p>
-    <w:p>
-      <w:pPr>
+      <w:r>
+        <w:rPr>
+          <w:rFonts w:ascii="Comic Sans MS" w:eastAsia="Times New Roman" w:hAnsi="Comic Sans MS" w:cstheme="majorHAnsi"/>
+          <w:bCs/>
+          <w:sz w:val="24"/>
+          <w:szCs w:val="24"/>
+          <w:lang w:eastAsia="en-IN"/>
+        </w:rPr>
+        <w:t xml:space="preserve">A </w:t>
+      </w:r>
+      <w:r>
+        <w:rPr>
+          <w:rFonts w:ascii="Comic Sans MS" w:eastAsia="Times New Roman" w:hAnsi="Comic Sans MS" w:cstheme="majorHAnsi"/>
+          <w:b/>
+          <w:bCs/>
+          <w:sz w:val="24"/>
+          <w:szCs w:val="24"/>
+          <w:lang w:eastAsia="en-IN"/>
+        </w:rPr>
+        <w:t>method reference</w:t>
+      </w:r>
+      <w:r>
+        <w:rPr>
+          <w:rFonts w:ascii="Comic Sans MS" w:eastAsia="Times New Roman" w:hAnsi="Comic Sans MS" w:cstheme="majorHAnsi"/>
+          <w:bCs/>
+          <w:sz w:val="24"/>
+          <w:szCs w:val="24"/>
+          <w:lang w:eastAsia="en-IN"/>
+        </w:rPr>
+        <w:t xml:space="preserve"> is a </w:t>
+      </w:r>
+      <w:r>
+        <w:rPr>
+          <w:rFonts w:ascii="Comic Sans MS" w:eastAsia="Times New Roman" w:hAnsi="Comic Sans MS" w:cstheme="majorHAnsi"/>
+          <w:b/>
+          <w:bCs/>
+          <w:sz w:val="24"/>
+          <w:szCs w:val="24"/>
+          <w:lang w:eastAsia="en-IN"/>
+        </w:rPr>
+        <w:t>shorthand syntax</w:t>
+      </w:r>
+      <w:r>
+        <w:rPr>
+          <w:rFonts w:ascii="Comic Sans MS" w:eastAsia="Times New Roman" w:hAnsi="Comic Sans MS" w:cstheme="majorHAnsi"/>
+          <w:bCs/>
+          <w:sz w:val="24"/>
+          <w:szCs w:val="24"/>
+          <w:lang w:eastAsia="en-IN"/>
+        </w:rPr>
+        <w:t xml:space="preserve"> for calling a method via a reference to it, without executing it.</w:t>
+      </w:r>
+      <w:r>
+        <w:rPr>
+          <w:rFonts w:ascii="Comic Sans MS" w:eastAsia="Times New Roman" w:hAnsi="Comic Sans MS" w:cstheme="majorHAnsi"/>
+          <w:bCs/>
+          <w:sz w:val="24"/>
+          <w:szCs w:val="24"/>
+          <w:lang w:eastAsia="en-IN"/>
+        </w:rPr>
+        <w:br/>
+        <w:t xml:space="preserve">It is a </w:t>
+      </w:r>
+      <w:r>
+        <w:rPr>
+          <w:rFonts w:ascii="Comic Sans MS" w:eastAsia="Times New Roman" w:hAnsi="Comic Sans MS" w:cstheme="majorHAnsi"/>
+          <w:b/>
+          <w:bCs/>
+          <w:sz w:val="24"/>
+          <w:szCs w:val="24"/>
+          <w:lang w:eastAsia="en-IN"/>
+        </w:rPr>
+        <w:t>concise way</w:t>
+      </w:r>
+      <w:r>
+        <w:rPr>
+          <w:rFonts w:ascii="Comic Sans MS" w:eastAsia="Times New Roman" w:hAnsi="Comic Sans MS" w:cstheme="majorHAnsi"/>
+          <w:bCs/>
+          <w:sz w:val="24"/>
+          <w:szCs w:val="24"/>
+          <w:lang w:eastAsia="en-IN"/>
+        </w:rPr>
+        <w:t xml:space="preserve"> to use lambda expressions when you're </w:t>
+      </w:r>
+      <w:r>
+        <w:rPr>
+          <w:rFonts w:ascii="Comic Sans MS" w:eastAsia="Times New Roman" w:hAnsi="Comic Sans MS" w:cstheme="majorHAnsi"/>
+          <w:b/>
+          <w:bCs/>
+          <w:sz w:val="24"/>
+          <w:szCs w:val="24"/>
+          <w:lang w:eastAsia="en-IN"/>
+        </w:rPr>
+        <w:t>only calling an existing method</w:t>
+      </w:r>
+      <w:r>
+        <w:rPr>
+          <w:rFonts w:ascii="Comic Sans MS" w:eastAsia="Times New Roman" w:hAnsi="Comic Sans MS" w:cstheme="majorHAnsi"/>
+          <w:bCs/>
+          <w:sz w:val="24"/>
+          <w:szCs w:val="24"/>
+          <w:lang w:eastAsia="en-IN"/>
+        </w:rPr>
+        <w:t>.</w:t>
+      </w:r>
+    </w:p>
+    <w:p>
+      <w:pPr>
+        <w:spacing w:line="240" w:lineRule="auto"/>
+        <w:rPr>
+          <w:rFonts w:ascii="Comic Sans MS" w:eastAsia="Times New Roman" w:hAnsi="Comic Sans MS" w:cstheme="majorHAnsi"/>
+          <w:bCs/>
+          <w:sz w:val="24"/>
+          <w:szCs w:val="24"/>
+          <w:lang w:eastAsia="en-IN"/>
+        </w:rPr>
+      </w:pPr>
+      <w:r>
+        <w:rPr>
+          <w:rFonts w:ascii="Comic Sans MS" w:eastAsia="Times New Roman" w:hAnsi="Comic Sans MS" w:cstheme="majorHAnsi"/>
+          <w:bCs/>
+          <w:sz w:val="24"/>
+          <w:szCs w:val="24"/>
+          <w:lang w:eastAsia="en-IN"/>
+        </w:rPr>
+        <w:t xml:space="preserve">It was introduced in </w:t>
+      </w:r>
+      <w:r>
+        <w:rPr>
+          <w:rFonts w:ascii="Comic Sans MS" w:eastAsia="Times New Roman" w:hAnsi="Comic Sans MS" w:cstheme="majorHAnsi"/>
+          <w:b/>
+          <w:bCs/>
+          <w:sz w:val="24"/>
+          <w:szCs w:val="24"/>
+          <w:lang w:eastAsia="en-IN"/>
+        </w:rPr>
+        <w:t>Java 8</w:t>
+      </w:r>
+      <w:r>
+        <w:rPr>
+          <w:rFonts w:ascii="Comic Sans MS" w:eastAsia="Times New Roman" w:hAnsi="Comic Sans MS" w:cstheme="majorHAnsi"/>
+          <w:bCs/>
+          <w:sz w:val="24"/>
+          <w:szCs w:val="24"/>
+          <w:lang w:eastAsia="en-IN"/>
+        </w:rPr>
+        <w:t xml:space="preserve"> and uses </w:t>
+      </w:r>
+      <w:proofErr w:type="gramStart"/>
+      <w:r>
+        <w:rPr>
+          <w:rFonts w:ascii="Comic Sans MS" w:eastAsia="Times New Roman" w:hAnsi="Comic Sans MS" w:cstheme="majorHAnsi"/>
+          <w:bCs/>
+          <w:sz w:val="24"/>
+          <w:szCs w:val="24"/>
+          <w:lang w:eastAsia="en-IN"/>
+        </w:rPr>
+        <w:t>the :</w:t>
+      </w:r>
+      <w:proofErr w:type="gramEnd"/>
+      <w:r>
+        <w:rPr>
+          <w:rFonts w:ascii="Comic Sans MS" w:eastAsia="Times New Roman" w:hAnsi="Comic Sans MS" w:cstheme="majorHAnsi"/>
+          <w:bCs/>
+          <w:sz w:val="24"/>
+          <w:szCs w:val="24"/>
+          <w:lang w:eastAsia="en-IN"/>
+        </w:rPr>
+        <w:t>: operator.</w:t>
+      </w:r>
+    </w:p>
+    <w:p>
+      <w:pPr>
+        <w:shd w:val="clear" w:color="auto" w:fill="1E1F22"/>
+        <w:tabs>
+          <w:tab w:val="left" w:pos="916"/>
+          <w:tab w:val="left" w:pos="1832"/>
+          <w:tab w:val="left" w:pos="2748"/>
+          <w:tab w:val="left" w:pos="3664"/>
+          <w:tab w:val="left" w:pos="4580"/>
+          <w:tab w:val="left" w:pos="5496"/>
+          <w:tab w:val="left" w:pos="6412"/>
+          <w:tab w:val="left" w:pos="7328"/>
+          <w:tab w:val="left" w:pos="8244"/>
+          <w:tab w:val="left" w:pos="9160"/>
+          <w:tab w:val="left" w:pos="10076"/>
+          <w:tab w:val="left" w:pos="10992"/>
+          <w:tab w:val="left" w:pos="11908"/>
+          <w:tab w:val="left" w:pos="12824"/>
+          <w:tab w:val="left" w:pos="13740"/>
+          <w:tab w:val="left" w:pos="14656"/>
+        </w:tabs>
         <w:spacing w:after="0" w:line="240" w:lineRule="auto"/>
         <w:rPr>
-          <w:rFonts w:ascii="Comic Sans MS" w:eastAsia="Times New Roman" w:hAnsi="Comic Sans MS" w:cstheme="majorHAnsi"/>
-          <w:bCs/>
-          <w:sz w:val="24"/>
-          <w:szCs w:val="24"/>
-          <w:lang w:eastAsia="en-IN"/>
-        </w:rPr>
-      </w:pPr>
-    </w:p>
-    <w:p>
-      <w:pPr>
+          <w:rFonts w:ascii="Courier New" w:eastAsia="Times New Roman" w:hAnsi="Courier New" w:cs="Courier New"/>
+          <w:color w:val="BCBEC4"/>
+          <w:sz w:val="20"/>
+          <w:szCs w:val="20"/>
+          <w:lang w:eastAsia="en-IN"/>
+        </w:rPr>
+      </w:pPr>
+    </w:p>
+    <w:p>
+      <w:pPr>
+        <w:shd w:val="clear" w:color="auto" w:fill="1E1F22"/>
+        <w:tabs>
+          <w:tab w:val="left" w:pos="916"/>
+          <w:tab w:val="left" w:pos="1832"/>
+          <w:tab w:val="left" w:pos="2748"/>
+          <w:tab w:val="left" w:pos="3664"/>
+          <w:tab w:val="left" w:pos="4580"/>
+          <w:tab w:val="left" w:pos="5496"/>
+          <w:tab w:val="left" w:pos="6412"/>
+          <w:tab w:val="left" w:pos="7328"/>
+          <w:tab w:val="left" w:pos="8244"/>
+          <w:tab w:val="left" w:pos="9160"/>
+          <w:tab w:val="left" w:pos="10076"/>
+          <w:tab w:val="left" w:pos="10992"/>
+          <w:tab w:val="left" w:pos="11908"/>
+          <w:tab w:val="left" w:pos="12824"/>
+          <w:tab w:val="left" w:pos="13740"/>
+          <w:tab w:val="left" w:pos="14656"/>
+        </w:tabs>
         <w:spacing w:after="0" w:line="240" w:lineRule="auto"/>
         <w:rPr>
-          <w:rFonts w:ascii="Comic Sans MS" w:eastAsia="Times New Roman" w:hAnsi="Comic Sans MS" w:cstheme="majorHAnsi"/>
-          <w:bCs/>
-          <w:sz w:val="24"/>
-          <w:szCs w:val="24"/>
+          <w:rFonts w:ascii="Courier New" w:eastAsia="Times New Roman" w:hAnsi="Courier New" w:cs="Courier New"/>
+          <w:color w:val="BCBEC4"/>
+          <w:sz w:val="20"/>
+          <w:szCs w:val="20"/>
+          <w:lang w:eastAsia="en-IN"/>
+        </w:rPr>
+      </w:pPr>
+      <w:proofErr w:type="spellStart"/>
+      <w:r>
+        <w:rPr>
+          <w:rFonts w:ascii="Courier New" w:eastAsia="Times New Roman" w:hAnsi="Courier New" w:cs="Courier New"/>
+          <w:color w:val="BCBEC4"/>
+          <w:sz w:val="20"/>
+          <w:szCs w:val="20"/>
+          <w:lang w:eastAsia="en-IN"/>
+        </w:rPr>
+        <w:t>ClassName</w:t>
+      </w:r>
+      <w:proofErr w:type="spellEnd"/>
+      <w:r>
+        <w:rPr>
+          <w:rFonts w:ascii="Courier New" w:eastAsia="Times New Roman" w:hAnsi="Courier New" w:cs="Courier New"/>
+          <w:color w:val="BCBEC4"/>
+          <w:sz w:val="20"/>
+          <w:szCs w:val="20"/>
+          <w:lang w:eastAsia="en-IN"/>
+        </w:rPr>
+        <w:t>::</w:t>
+      </w:r>
+      <w:proofErr w:type="spellStart"/>
+      <w:r>
+        <w:rPr>
+          <w:rFonts w:ascii="Courier New" w:eastAsia="Times New Roman" w:hAnsi="Courier New" w:cs="Courier New"/>
+          <w:color w:val="BCBEC4"/>
+          <w:sz w:val="20"/>
+          <w:szCs w:val="20"/>
+          <w:lang w:eastAsia="en-IN"/>
+        </w:rPr>
+        <w:t>methodName</w:t>
+      </w:r>
+      <w:proofErr w:type="spellEnd"/>
+    </w:p>
+    <w:p>
+      <w:pPr>
+        <w:shd w:val="clear" w:color="auto" w:fill="1E1F22"/>
+        <w:tabs>
+          <w:tab w:val="left" w:pos="916"/>
+          <w:tab w:val="left" w:pos="1832"/>
+          <w:tab w:val="left" w:pos="2748"/>
+          <w:tab w:val="left" w:pos="3664"/>
+          <w:tab w:val="left" w:pos="4580"/>
+          <w:tab w:val="left" w:pos="5496"/>
+          <w:tab w:val="left" w:pos="6412"/>
+          <w:tab w:val="left" w:pos="7328"/>
+          <w:tab w:val="left" w:pos="8244"/>
+          <w:tab w:val="left" w:pos="9160"/>
+          <w:tab w:val="left" w:pos="10076"/>
+          <w:tab w:val="left" w:pos="10992"/>
+          <w:tab w:val="left" w:pos="11908"/>
+          <w:tab w:val="left" w:pos="12824"/>
+          <w:tab w:val="left" w:pos="13740"/>
+          <w:tab w:val="left" w:pos="14656"/>
+        </w:tabs>
+        <w:spacing w:after="0" w:line="240" w:lineRule="auto"/>
+        <w:rPr>
+          <w:rFonts w:ascii="Courier New" w:eastAsia="Times New Roman" w:hAnsi="Courier New" w:cs="Courier New"/>
+          <w:color w:val="BCBEC4"/>
+          <w:sz w:val="20"/>
+          <w:szCs w:val="20"/>
+          <w:lang w:eastAsia="en-IN"/>
+        </w:rPr>
+      </w:pPr>
+    </w:p>
+    <w:p>
+      <w:pPr>
+        <w:spacing w:after="0" w:line="240" w:lineRule="auto"/>
+        <w:rPr>
+          <w:rFonts w:ascii="Comic Sans MS" w:eastAsia="Times New Roman" w:hAnsi="Comic Sans MS" w:cstheme="majorHAnsi"/>
+          <w:bCs/>
+          <w:sz w:val="24"/>
+          <w:szCs w:val="24"/>
+          <w:lang w:eastAsia="en-IN"/>
+        </w:rPr>
+      </w:pPr>
+    </w:p>
+    <w:p>
+      <w:pPr>
+        <w:spacing w:after="0" w:line="240" w:lineRule="auto"/>
+        <w:rPr>
+          <w:rFonts w:ascii="Comic Sans MS" w:eastAsia="Times New Roman" w:hAnsi="Comic Sans MS" w:cstheme="majorHAnsi"/>
+          <w:b/>
+          <w:bCs/>
+          <w:sz w:val="24"/>
+          <w:szCs w:val="24"/>
+          <w:lang w:eastAsia="en-IN"/>
+        </w:rPr>
+      </w:pPr>
+      <w:r>
+        <w:rPr>
+          <w:rFonts w:ascii="Comic Sans MS" w:eastAsia="Times New Roman" w:hAnsi="Comic Sans MS" w:cstheme="majorHAnsi"/>
+          <w:b/>
+          <w:bCs/>
+          <w:sz w:val="24"/>
+          <w:szCs w:val="24"/>
+          <w:lang w:eastAsia="en-IN"/>
+        </w:rPr>
+        <w:t>Types:</w:t>
+      </w:r>
+    </w:p>
+    <w:p>
+      <w:pPr>
+        <w:spacing w:after="0" w:line="240" w:lineRule="auto"/>
+        <w:rPr>
+          <w:lang w:eastAsia="en-IN"/>
+        </w:rPr>
+      </w:pPr>
+    </w:p>
+    <w:tbl>
+      <w:tblPr>
+        <w:tblW w:w="10275" w:type="dxa"/>
+        <w:tblCellSpacing w:w="15" w:type="dxa"/>
+        <w:tblBorders>
+          <w:top w:val="single" w:sz="4" w:space="0" w:color="auto"/>
+          <w:left w:val="single" w:sz="4" w:space="0" w:color="auto"/>
+          <w:bottom w:val="single" w:sz="4" w:space="0" w:color="auto"/>
+          <w:right w:val="single" w:sz="4" w:space="0" w:color="auto"/>
+          <w:insideH w:val="single" w:sz="4" w:space="0" w:color="auto"/>
+          <w:insideV w:val="single" w:sz="4" w:space="0" w:color="auto"/>
+        </w:tblBorders>
+        <w:tblCellMar>
+          <w:top w:w="15" w:type="dxa"/>
+          <w:left w:w="15" w:type="dxa"/>
+          <w:bottom w:w="15" w:type="dxa"/>
+          <w:right w:w="15" w:type="dxa"/>
+        </w:tblCellMar>
+        <w:tblLook w:val="04A0" w:firstRow="1" w:lastRow="0" w:firstColumn="1" w:lastColumn="0" w:noHBand="0" w:noVBand="1"/>
+      </w:tblPr>
+      <w:tblGrid>
+        <w:gridCol w:w="3001"/>
+        <w:gridCol w:w="3211"/>
+        <w:gridCol w:w="4063"/>
+      </w:tblGrid>
+      <w:tr>
+        <w:trPr>
+          <w:trHeight w:val="443"/>
+          <w:tblHeader/>
+          <w:tblCellSpacing w:w="15" w:type="dxa"/>
+        </w:trPr>
+        <w:tc>
+          <w:tcPr>
+            <w:tcW w:w="0" w:type="auto"/>
+            <w:vAlign w:val="center"/>
+            <w:hideMark/>
+          </w:tcPr>
+          <w:p>
+            <w:pPr>
+              <w:spacing w:after="0" w:line="240" w:lineRule="auto"/>
+              <w:rPr>
+                <w:rFonts w:ascii="Comic Sans MS" w:eastAsia="Times New Roman" w:hAnsi="Comic Sans MS" w:cstheme="majorHAnsi"/>
+                <w:b/>
+                <w:bCs/>
+                <w:sz w:val="24"/>
+                <w:szCs w:val="24"/>
+                <w:lang w:eastAsia="en-IN"/>
+              </w:rPr>
+            </w:pPr>
+            <w:r>
+              <w:rPr>
+                <w:rFonts w:ascii="Comic Sans MS" w:eastAsia="Times New Roman" w:hAnsi="Comic Sans MS" w:cstheme="majorHAnsi"/>
+                <w:b/>
+                <w:bCs/>
+                <w:sz w:val="24"/>
+                <w:szCs w:val="24"/>
+                <w:lang w:eastAsia="en-IN"/>
+              </w:rPr>
+              <w:t>Type</w:t>
+            </w:r>
+          </w:p>
+        </w:tc>
+        <w:tc>
+          <w:tcPr>
+            <w:tcW w:w="0" w:type="auto"/>
+            <w:vAlign w:val="center"/>
+            <w:hideMark/>
+          </w:tcPr>
+          <w:p>
+            <w:pPr>
+              <w:spacing w:after="0" w:line="240" w:lineRule="auto"/>
+              <w:rPr>
+                <w:rFonts w:ascii="Comic Sans MS" w:eastAsia="Times New Roman" w:hAnsi="Comic Sans MS" w:cstheme="majorHAnsi"/>
+                <w:b/>
+                <w:bCs/>
+                <w:sz w:val="24"/>
+                <w:szCs w:val="24"/>
+                <w:lang w:eastAsia="en-IN"/>
+              </w:rPr>
+            </w:pPr>
+            <w:r>
+              <w:rPr>
+                <w:rFonts w:ascii="Comic Sans MS" w:eastAsia="Times New Roman" w:hAnsi="Comic Sans MS" w:cstheme="majorHAnsi"/>
+                <w:b/>
+                <w:bCs/>
+                <w:sz w:val="24"/>
+                <w:szCs w:val="24"/>
+                <w:lang w:eastAsia="en-IN"/>
+              </w:rPr>
+              <w:t>Example</w:t>
+            </w:r>
+          </w:p>
+        </w:tc>
+        <w:tc>
+          <w:tcPr>
+            <w:tcW w:w="0" w:type="auto"/>
+            <w:vAlign w:val="center"/>
+            <w:hideMark/>
+          </w:tcPr>
+          <w:p>
+            <w:pPr>
+              <w:spacing w:after="0" w:line="240" w:lineRule="auto"/>
+              <w:rPr>
+                <w:rFonts w:ascii="Comic Sans MS" w:eastAsia="Times New Roman" w:hAnsi="Comic Sans MS" w:cstheme="majorHAnsi"/>
+                <w:b/>
+                <w:bCs/>
+                <w:sz w:val="24"/>
+                <w:szCs w:val="24"/>
+                <w:lang w:eastAsia="en-IN"/>
+              </w:rPr>
+            </w:pPr>
+            <w:r>
+              <w:rPr>
+                <w:rFonts w:ascii="Comic Sans MS" w:eastAsia="Times New Roman" w:hAnsi="Comic Sans MS" w:cstheme="majorHAnsi"/>
+                <w:b/>
+                <w:bCs/>
+                <w:sz w:val="24"/>
+                <w:szCs w:val="24"/>
+                <w:lang w:eastAsia="en-IN"/>
+              </w:rPr>
+              <w:t>Equivalent Lambda</w:t>
+            </w:r>
+          </w:p>
+        </w:tc>
+      </w:tr>
+      <w:tr>
+        <w:trPr>
+          <w:trHeight w:val="430"/>
+          <w:tblCellSpacing w:w="15" w:type="dxa"/>
+        </w:trPr>
+        <w:tc>
+          <w:tcPr>
+            <w:tcW w:w="0" w:type="auto"/>
+            <w:vAlign w:val="center"/>
+            <w:hideMark/>
+          </w:tcPr>
+          <w:p>
+            <w:pPr>
+              <w:spacing w:after="0" w:line="240" w:lineRule="auto"/>
+              <w:rPr>
+                <w:rFonts w:ascii="Comic Sans MS" w:eastAsia="Times New Roman" w:hAnsi="Comic Sans MS" w:cstheme="majorHAnsi"/>
+                <w:bCs/>
+                <w:sz w:val="24"/>
+                <w:szCs w:val="24"/>
+                <w:lang w:eastAsia="en-IN"/>
+              </w:rPr>
+            </w:pPr>
+            <w:r>
+              <w:rPr>
+                <w:rFonts w:ascii="Comic Sans MS" w:eastAsia="Times New Roman" w:hAnsi="Comic Sans MS" w:cstheme="majorHAnsi"/>
+                <w:bCs/>
+                <w:sz w:val="24"/>
+                <w:szCs w:val="24"/>
+                <w:lang w:eastAsia="en-IN"/>
+              </w:rPr>
+              <w:t>Static method</w:t>
+            </w:r>
+          </w:p>
+        </w:tc>
+        <w:tc>
+          <w:tcPr>
+            <w:tcW w:w="0" w:type="auto"/>
+            <w:vAlign w:val="center"/>
+            <w:hideMark/>
+          </w:tcPr>
+          <w:p>
+            <w:pPr>
+              <w:spacing w:after="0" w:line="240" w:lineRule="auto"/>
+              <w:rPr>
+                <w:rFonts w:ascii="Comic Sans MS" w:eastAsia="Times New Roman" w:hAnsi="Comic Sans MS" w:cstheme="majorHAnsi"/>
+                <w:bCs/>
+                <w:sz w:val="24"/>
+                <w:szCs w:val="24"/>
+                <w:lang w:eastAsia="en-IN"/>
+              </w:rPr>
+            </w:pPr>
+            <w:proofErr w:type="spellStart"/>
+            <w:r>
+              <w:rPr>
+                <w:rFonts w:ascii="Comic Sans MS" w:eastAsia="Times New Roman" w:hAnsi="Comic Sans MS" w:cstheme="majorHAnsi"/>
+                <w:bCs/>
+                <w:sz w:val="24"/>
+                <w:szCs w:val="24"/>
+                <w:lang w:eastAsia="en-IN"/>
+              </w:rPr>
+              <w:t>ClassName</w:t>
+            </w:r>
+            <w:proofErr w:type="spellEnd"/>
+            <w:r>
+              <w:rPr>
+                <w:rFonts w:ascii="Comic Sans MS" w:eastAsia="Times New Roman" w:hAnsi="Comic Sans MS" w:cstheme="majorHAnsi"/>
+                <w:bCs/>
+                <w:sz w:val="24"/>
+                <w:szCs w:val="24"/>
+                <w:lang w:eastAsia="en-IN"/>
+              </w:rPr>
+              <w:t>::</w:t>
+            </w:r>
+            <w:proofErr w:type="spellStart"/>
+            <w:r>
+              <w:rPr>
+                <w:rFonts w:ascii="Comic Sans MS" w:eastAsia="Times New Roman" w:hAnsi="Comic Sans MS" w:cstheme="majorHAnsi"/>
+                <w:bCs/>
+                <w:sz w:val="24"/>
+                <w:szCs w:val="24"/>
+                <w:lang w:eastAsia="en-IN"/>
+              </w:rPr>
+              <w:t>staticMethod</w:t>
+            </w:r>
+            <w:proofErr w:type="spellEnd"/>
+          </w:p>
+        </w:tc>
+        <w:tc>
+          <w:tcPr>
+            <w:tcW w:w="0" w:type="auto"/>
+            <w:vAlign w:val="center"/>
+            <w:hideMark/>
+          </w:tcPr>
+          <w:p>
+            <w:pPr>
+              <w:spacing w:after="0" w:line="240" w:lineRule="auto"/>
+              <w:rPr>
+                <w:rFonts w:ascii="Comic Sans MS" w:eastAsia="Times New Roman" w:hAnsi="Comic Sans MS" w:cstheme="majorHAnsi"/>
+                <w:bCs/>
+                <w:sz w:val="24"/>
+                <w:szCs w:val="24"/>
+                <w:lang w:eastAsia="en-IN"/>
+              </w:rPr>
+            </w:pPr>
+            <w:r>
+              <w:rPr>
+                <w:rFonts w:ascii="Comic Sans MS" w:eastAsia="Times New Roman" w:hAnsi="Comic Sans MS" w:cstheme="majorHAnsi"/>
+                <w:bCs/>
+                <w:sz w:val="24"/>
+                <w:szCs w:val="24"/>
+                <w:lang w:eastAsia="en-IN"/>
+              </w:rPr>
+              <w:t xml:space="preserve">x -&gt; </w:t>
+            </w:r>
+            <w:proofErr w:type="spellStart"/>
+            <w:r>
+              <w:rPr>
+                <w:rFonts w:ascii="Comic Sans MS" w:eastAsia="Times New Roman" w:hAnsi="Comic Sans MS" w:cstheme="majorHAnsi"/>
+                <w:bCs/>
+                <w:sz w:val="24"/>
+                <w:szCs w:val="24"/>
+                <w:lang w:eastAsia="en-IN"/>
+              </w:rPr>
+              <w:t>ClassName.staticMethod</w:t>
+            </w:r>
+            <w:proofErr w:type="spellEnd"/>
+            <w:r>
+              <w:rPr>
+                <w:rFonts w:ascii="Comic Sans MS" w:eastAsia="Times New Roman" w:hAnsi="Comic Sans MS" w:cstheme="majorHAnsi"/>
+                <w:bCs/>
+                <w:sz w:val="24"/>
+                <w:szCs w:val="24"/>
+                <w:lang w:eastAsia="en-IN"/>
+              </w:rPr>
+              <w:t>(x)</w:t>
+            </w:r>
+          </w:p>
+        </w:tc>
+      </w:tr>
+      <w:tr>
+        <w:trPr>
+          <w:trHeight w:val="430"/>
+          <w:tblCellSpacing w:w="15" w:type="dxa"/>
+        </w:trPr>
+        <w:tc>
+          <w:tcPr>
+            <w:tcW w:w="0" w:type="auto"/>
+            <w:vAlign w:val="center"/>
+            <w:hideMark/>
+          </w:tcPr>
+          <w:p>
+            <w:pPr>
+              <w:spacing w:after="0" w:line="240" w:lineRule="auto"/>
+              <w:rPr>
+                <w:rFonts w:ascii="Comic Sans MS" w:eastAsia="Times New Roman" w:hAnsi="Comic Sans MS" w:cstheme="majorHAnsi"/>
+                <w:bCs/>
+                <w:sz w:val="24"/>
+                <w:szCs w:val="24"/>
+                <w:lang w:eastAsia="en-IN"/>
+              </w:rPr>
+            </w:pPr>
+            <w:r>
+              <w:rPr>
+                <w:rFonts w:ascii="Comic Sans MS" w:eastAsia="Times New Roman" w:hAnsi="Comic Sans MS" w:cstheme="majorHAnsi"/>
+                <w:bCs/>
+                <w:sz w:val="24"/>
+                <w:szCs w:val="24"/>
+                <w:lang w:eastAsia="en-IN"/>
+              </w:rPr>
+              <w:t>Instance method (on object)</w:t>
+            </w:r>
+          </w:p>
+        </w:tc>
+        <w:tc>
+          <w:tcPr>
+            <w:tcW w:w="0" w:type="auto"/>
+            <w:vAlign w:val="center"/>
+            <w:hideMark/>
+          </w:tcPr>
+          <w:p>
+            <w:pPr>
+              <w:spacing w:after="0" w:line="240" w:lineRule="auto"/>
+              <w:rPr>
+                <w:rFonts w:ascii="Comic Sans MS" w:eastAsia="Times New Roman" w:hAnsi="Comic Sans MS" w:cstheme="majorHAnsi"/>
+                <w:bCs/>
+                <w:sz w:val="24"/>
+                <w:szCs w:val="24"/>
+                <w:lang w:eastAsia="en-IN"/>
+              </w:rPr>
+            </w:pPr>
+            <w:proofErr w:type="spellStart"/>
+            <w:r>
+              <w:rPr>
+                <w:rFonts w:ascii="Comic Sans MS" w:eastAsia="Times New Roman" w:hAnsi="Comic Sans MS" w:cstheme="majorHAnsi"/>
+                <w:bCs/>
+                <w:sz w:val="24"/>
+                <w:szCs w:val="24"/>
+                <w:lang w:eastAsia="en-IN"/>
+              </w:rPr>
+              <w:t>obj</w:t>
+            </w:r>
+            <w:proofErr w:type="spellEnd"/>
+            <w:r>
+              <w:rPr>
+                <w:rFonts w:ascii="Comic Sans MS" w:eastAsia="Times New Roman" w:hAnsi="Comic Sans MS" w:cstheme="majorHAnsi"/>
+                <w:bCs/>
+                <w:sz w:val="24"/>
+                <w:szCs w:val="24"/>
+                <w:lang w:eastAsia="en-IN"/>
+              </w:rPr>
+              <w:t>::</w:t>
+            </w:r>
+            <w:proofErr w:type="spellStart"/>
+            <w:r>
+              <w:rPr>
+                <w:rFonts w:ascii="Comic Sans MS" w:eastAsia="Times New Roman" w:hAnsi="Comic Sans MS" w:cstheme="majorHAnsi"/>
+                <w:bCs/>
+                <w:sz w:val="24"/>
+                <w:szCs w:val="24"/>
+                <w:lang w:eastAsia="en-IN"/>
+              </w:rPr>
+              <w:t>instanceMethod</w:t>
+            </w:r>
+            <w:proofErr w:type="spellEnd"/>
+          </w:p>
+        </w:tc>
+        <w:tc>
+          <w:tcPr>
+            <w:tcW w:w="0" w:type="auto"/>
+            <w:vAlign w:val="center"/>
+            <w:hideMark/>
+          </w:tcPr>
+          <w:p>
+            <w:pPr>
+              <w:spacing w:after="0" w:line="240" w:lineRule="auto"/>
+              <w:rPr>
+                <w:rFonts w:ascii="Comic Sans MS" w:eastAsia="Times New Roman" w:hAnsi="Comic Sans MS" w:cstheme="majorHAnsi"/>
+                <w:bCs/>
+                <w:sz w:val="24"/>
+                <w:szCs w:val="24"/>
+                <w:lang w:eastAsia="en-IN"/>
+              </w:rPr>
+            </w:pPr>
+            <w:r>
+              <w:rPr>
+                <w:rFonts w:ascii="Comic Sans MS" w:eastAsia="Times New Roman" w:hAnsi="Comic Sans MS" w:cstheme="majorHAnsi"/>
+                <w:bCs/>
+                <w:sz w:val="24"/>
+                <w:szCs w:val="24"/>
+                <w:lang w:eastAsia="en-IN"/>
+              </w:rPr>
+              <w:t xml:space="preserve">x -&gt; </w:t>
+            </w:r>
+            <w:proofErr w:type="spellStart"/>
+            <w:r>
+              <w:rPr>
+                <w:rFonts w:ascii="Comic Sans MS" w:eastAsia="Times New Roman" w:hAnsi="Comic Sans MS" w:cstheme="majorHAnsi"/>
+                <w:bCs/>
+                <w:sz w:val="24"/>
+                <w:szCs w:val="24"/>
+                <w:lang w:eastAsia="en-IN"/>
+              </w:rPr>
+              <w:t>obj.instanceMethod</w:t>
+            </w:r>
+            <w:proofErr w:type="spellEnd"/>
+            <w:r>
+              <w:rPr>
+                <w:rFonts w:ascii="Comic Sans MS" w:eastAsia="Times New Roman" w:hAnsi="Comic Sans MS" w:cstheme="majorHAnsi"/>
+                <w:bCs/>
+                <w:sz w:val="24"/>
+                <w:szCs w:val="24"/>
+                <w:lang w:eastAsia="en-IN"/>
+              </w:rPr>
+              <w:t>(x)</w:t>
+            </w:r>
+          </w:p>
+        </w:tc>
+      </w:tr>
+      <w:tr>
+        <w:trPr>
+          <w:trHeight w:val="430"/>
+          <w:tblCellSpacing w:w="15" w:type="dxa"/>
+        </w:trPr>
+        <w:tc>
+          <w:tcPr>
+            <w:tcW w:w="0" w:type="auto"/>
+            <w:vAlign w:val="center"/>
+            <w:hideMark/>
+          </w:tcPr>
+          <w:p>
+            <w:pPr>
+              <w:spacing w:after="0" w:line="240" w:lineRule="auto"/>
+              <w:rPr>
+                <w:rFonts w:ascii="Comic Sans MS" w:eastAsia="Times New Roman" w:hAnsi="Comic Sans MS" w:cstheme="majorHAnsi"/>
+                <w:bCs/>
+                <w:sz w:val="24"/>
+                <w:szCs w:val="24"/>
+                <w:lang w:eastAsia="en-IN"/>
+              </w:rPr>
+            </w:pPr>
+            <w:r>
+              <w:rPr>
+                <w:rFonts w:ascii="Comic Sans MS" w:eastAsia="Times New Roman" w:hAnsi="Comic Sans MS" w:cstheme="majorHAnsi"/>
+                <w:bCs/>
+                <w:sz w:val="24"/>
+                <w:szCs w:val="24"/>
+                <w:lang w:eastAsia="en-IN"/>
+              </w:rPr>
+              <w:t>Instance method (on type)</w:t>
+            </w:r>
+          </w:p>
+        </w:tc>
+        <w:tc>
+          <w:tcPr>
+            <w:tcW w:w="0" w:type="auto"/>
+            <w:vAlign w:val="center"/>
+            <w:hideMark/>
+          </w:tcPr>
+          <w:p>
+            <w:pPr>
+              <w:spacing w:after="0" w:line="240" w:lineRule="auto"/>
+              <w:rPr>
+                <w:rFonts w:ascii="Comic Sans MS" w:eastAsia="Times New Roman" w:hAnsi="Comic Sans MS" w:cstheme="majorHAnsi"/>
+                <w:bCs/>
+                <w:sz w:val="24"/>
+                <w:szCs w:val="24"/>
+                <w:lang w:eastAsia="en-IN"/>
+              </w:rPr>
+            </w:pPr>
+            <w:proofErr w:type="spellStart"/>
+            <w:r>
+              <w:rPr>
+                <w:rFonts w:ascii="Comic Sans MS" w:eastAsia="Times New Roman" w:hAnsi="Comic Sans MS" w:cstheme="majorHAnsi"/>
+                <w:bCs/>
+                <w:sz w:val="24"/>
+                <w:szCs w:val="24"/>
+                <w:lang w:eastAsia="en-IN"/>
+              </w:rPr>
+              <w:t>ClassName</w:t>
+            </w:r>
+            <w:proofErr w:type="spellEnd"/>
+            <w:r>
+              <w:rPr>
+                <w:rFonts w:ascii="Comic Sans MS" w:eastAsia="Times New Roman" w:hAnsi="Comic Sans MS" w:cstheme="majorHAnsi"/>
+                <w:bCs/>
+                <w:sz w:val="24"/>
+                <w:szCs w:val="24"/>
+                <w:lang w:eastAsia="en-IN"/>
+              </w:rPr>
+              <w:t>::</w:t>
+            </w:r>
+            <w:proofErr w:type="spellStart"/>
+            <w:r>
+              <w:rPr>
+                <w:rFonts w:ascii="Comic Sans MS" w:eastAsia="Times New Roman" w:hAnsi="Comic Sans MS" w:cstheme="majorHAnsi"/>
+                <w:bCs/>
+                <w:sz w:val="24"/>
+                <w:szCs w:val="24"/>
+                <w:lang w:eastAsia="en-IN"/>
+              </w:rPr>
+              <w:t>instanceMethod</w:t>
+            </w:r>
+            <w:proofErr w:type="spellEnd"/>
+          </w:p>
+        </w:tc>
+        <w:tc>
+          <w:tcPr>
+            <w:tcW w:w="0" w:type="auto"/>
+            <w:vAlign w:val="center"/>
+            <w:hideMark/>
+          </w:tcPr>
+          <w:p>
+            <w:pPr>
+              <w:spacing w:after="0" w:line="240" w:lineRule="auto"/>
+              <w:rPr>
+                <w:rFonts w:ascii="Comic Sans MS" w:eastAsia="Times New Roman" w:hAnsi="Comic Sans MS" w:cstheme="majorHAnsi"/>
+                <w:bCs/>
+                <w:sz w:val="24"/>
+                <w:szCs w:val="24"/>
+                <w:lang w:eastAsia="en-IN"/>
+              </w:rPr>
+            </w:pPr>
+            <w:r>
+              <w:rPr>
+                <w:rFonts w:ascii="Comic Sans MS" w:eastAsia="Times New Roman" w:hAnsi="Comic Sans MS" w:cstheme="majorHAnsi"/>
+                <w:bCs/>
+                <w:sz w:val="24"/>
+                <w:szCs w:val="24"/>
+                <w:lang w:eastAsia="en-IN"/>
+              </w:rPr>
+              <w:t>(</w:t>
+            </w:r>
+            <w:proofErr w:type="spellStart"/>
+            <w:r>
+              <w:rPr>
+                <w:rFonts w:ascii="Comic Sans MS" w:eastAsia="Times New Roman" w:hAnsi="Comic Sans MS" w:cstheme="majorHAnsi"/>
+                <w:bCs/>
+                <w:sz w:val="24"/>
+                <w:szCs w:val="24"/>
+                <w:lang w:eastAsia="en-IN"/>
+              </w:rPr>
+              <w:t>obj</w:t>
+            </w:r>
+            <w:proofErr w:type="spellEnd"/>
+            <w:r>
+              <w:rPr>
+                <w:rFonts w:ascii="Comic Sans MS" w:eastAsia="Times New Roman" w:hAnsi="Comic Sans MS" w:cstheme="majorHAnsi"/>
+                <w:bCs/>
+                <w:sz w:val="24"/>
+                <w:szCs w:val="24"/>
+                <w:lang w:eastAsia="en-IN"/>
+              </w:rPr>
+              <w:t xml:space="preserve">, </w:t>
+            </w:r>
+            <w:proofErr w:type="spellStart"/>
+            <w:r>
+              <w:rPr>
+                <w:rFonts w:ascii="Comic Sans MS" w:eastAsia="Times New Roman" w:hAnsi="Comic Sans MS" w:cstheme="majorHAnsi"/>
+                <w:bCs/>
+                <w:sz w:val="24"/>
+                <w:szCs w:val="24"/>
+                <w:lang w:eastAsia="en-IN"/>
+              </w:rPr>
+              <w:t>arg</w:t>
+            </w:r>
+            <w:proofErr w:type="spellEnd"/>
+            <w:r>
+              <w:rPr>
+                <w:rFonts w:ascii="Comic Sans MS" w:eastAsia="Times New Roman" w:hAnsi="Comic Sans MS" w:cstheme="majorHAnsi"/>
+                <w:bCs/>
+                <w:sz w:val="24"/>
+                <w:szCs w:val="24"/>
+                <w:lang w:eastAsia="en-IN"/>
+              </w:rPr>
+              <w:t xml:space="preserve">) -&gt; </w:t>
+            </w:r>
+            <w:proofErr w:type="spellStart"/>
+            <w:r>
+              <w:rPr>
+                <w:rFonts w:ascii="Comic Sans MS" w:eastAsia="Times New Roman" w:hAnsi="Comic Sans MS" w:cstheme="majorHAnsi"/>
+                <w:bCs/>
+                <w:sz w:val="24"/>
+                <w:szCs w:val="24"/>
+                <w:lang w:eastAsia="en-IN"/>
+              </w:rPr>
+              <w:t>obj.instanceMethod</w:t>
+            </w:r>
+            <w:proofErr w:type="spellEnd"/>
+            <w:r>
+              <w:rPr>
+                <w:rFonts w:ascii="Comic Sans MS" w:eastAsia="Times New Roman" w:hAnsi="Comic Sans MS" w:cstheme="majorHAnsi"/>
+                <w:bCs/>
+                <w:sz w:val="24"/>
+                <w:szCs w:val="24"/>
+                <w:lang w:eastAsia="en-IN"/>
+              </w:rPr>
+              <w:t>(</w:t>
+            </w:r>
+            <w:proofErr w:type="spellStart"/>
+            <w:r>
+              <w:rPr>
+                <w:rFonts w:ascii="Comic Sans MS" w:eastAsia="Times New Roman" w:hAnsi="Comic Sans MS" w:cstheme="majorHAnsi"/>
+                <w:bCs/>
+                <w:sz w:val="24"/>
+                <w:szCs w:val="24"/>
+                <w:lang w:eastAsia="en-IN"/>
+              </w:rPr>
+              <w:t>arg</w:t>
+            </w:r>
+            <w:proofErr w:type="spellEnd"/>
+            <w:r>
+              <w:rPr>
+                <w:rFonts w:ascii="Comic Sans MS" w:eastAsia="Times New Roman" w:hAnsi="Comic Sans MS" w:cstheme="majorHAnsi"/>
+                <w:bCs/>
+                <w:sz w:val="24"/>
+                <w:szCs w:val="24"/>
+                <w:lang w:eastAsia="en-IN"/>
+              </w:rPr>
+              <w:t>)</w:t>
+            </w:r>
+          </w:p>
+        </w:tc>
+      </w:tr>
+      <w:tr>
+        <w:trPr>
+          <w:trHeight w:val="443"/>
+          <w:tblCellSpacing w:w="15" w:type="dxa"/>
+        </w:trPr>
+        <w:tc>
+          <w:tcPr>
+            <w:tcW w:w="0" w:type="auto"/>
+            <w:vAlign w:val="center"/>
+            <w:hideMark/>
+          </w:tcPr>
+          <w:p>
+            <w:pPr>
+              <w:spacing w:after="0" w:line="240" w:lineRule="auto"/>
+              <w:rPr>
+                <w:rFonts w:ascii="Comic Sans MS" w:eastAsia="Times New Roman" w:hAnsi="Comic Sans MS" w:cstheme="majorHAnsi"/>
+                <w:bCs/>
+                <w:sz w:val="24"/>
+                <w:szCs w:val="24"/>
+                <w:lang w:eastAsia="en-IN"/>
+              </w:rPr>
+            </w:pPr>
+            <w:r>
+              <w:rPr>
+                <w:rFonts w:ascii="Comic Sans MS" w:eastAsia="Times New Roman" w:hAnsi="Comic Sans MS" w:cstheme="majorHAnsi"/>
+                <w:bCs/>
+                <w:sz w:val="24"/>
+                <w:szCs w:val="24"/>
+                <w:lang w:eastAsia="en-IN"/>
+              </w:rPr>
+              <w:t>Constructor reference</w:t>
+            </w:r>
+          </w:p>
+        </w:tc>
+        <w:tc>
+          <w:tcPr>
+            <w:tcW w:w="0" w:type="auto"/>
+            <w:vAlign w:val="center"/>
+            <w:hideMark/>
+          </w:tcPr>
+          <w:p>
+            <w:pPr>
+              <w:spacing w:after="0" w:line="240" w:lineRule="auto"/>
+              <w:rPr>
+                <w:rFonts w:ascii="Comic Sans MS" w:eastAsia="Times New Roman" w:hAnsi="Comic Sans MS" w:cstheme="majorHAnsi"/>
+                <w:bCs/>
+                <w:sz w:val="24"/>
+                <w:szCs w:val="24"/>
+                <w:lang w:eastAsia="en-IN"/>
+              </w:rPr>
+            </w:pPr>
+            <w:proofErr w:type="spellStart"/>
+            <w:r>
+              <w:rPr>
+                <w:rFonts w:ascii="Comic Sans MS" w:eastAsia="Times New Roman" w:hAnsi="Comic Sans MS" w:cstheme="majorHAnsi"/>
+                <w:bCs/>
+                <w:sz w:val="24"/>
+                <w:szCs w:val="24"/>
+                <w:lang w:eastAsia="en-IN"/>
+              </w:rPr>
+              <w:t>ClassName</w:t>
+            </w:r>
+            <w:proofErr w:type="spellEnd"/>
+            <w:r>
+              <w:rPr>
+                <w:rFonts w:ascii="Comic Sans MS" w:eastAsia="Times New Roman" w:hAnsi="Comic Sans MS" w:cstheme="majorHAnsi"/>
+                <w:bCs/>
+                <w:sz w:val="24"/>
+                <w:szCs w:val="24"/>
+                <w:lang w:eastAsia="en-IN"/>
+              </w:rPr>
+              <w:t>::new</w:t>
+            </w:r>
+          </w:p>
+        </w:tc>
+        <w:tc>
+          <w:tcPr>
+            <w:tcW w:w="0" w:type="auto"/>
+            <w:vAlign w:val="center"/>
+            <w:hideMark/>
+          </w:tcPr>
+          <w:p>
+            <w:pPr>
+              <w:spacing w:after="0" w:line="240" w:lineRule="auto"/>
+              <w:rPr>
+                <w:rFonts w:ascii="Comic Sans MS" w:eastAsia="Times New Roman" w:hAnsi="Comic Sans MS" w:cstheme="majorHAnsi"/>
+                <w:bCs/>
+                <w:sz w:val="24"/>
+                <w:szCs w:val="24"/>
+                <w:lang w:eastAsia="en-IN"/>
+              </w:rPr>
+            </w:pPr>
+            <w:r>
+              <w:rPr>
+                <w:rFonts w:ascii="Comic Sans MS" w:eastAsia="Times New Roman" w:hAnsi="Comic Sans MS" w:cstheme="majorHAnsi"/>
+                <w:bCs/>
+                <w:sz w:val="24"/>
+                <w:szCs w:val="24"/>
+                <w:lang w:eastAsia="en-IN"/>
+              </w:rPr>
+              <w:t xml:space="preserve">() -&gt; new </w:t>
+            </w:r>
+            <w:proofErr w:type="spellStart"/>
+            <w:r>
+              <w:rPr>
+                <w:rFonts w:ascii="Comic Sans MS" w:eastAsia="Times New Roman" w:hAnsi="Comic Sans MS" w:cstheme="majorHAnsi"/>
+                <w:bCs/>
+                <w:sz w:val="24"/>
+                <w:szCs w:val="24"/>
+                <w:lang w:eastAsia="en-IN"/>
+              </w:rPr>
+              <w:t>ClassName</w:t>
+            </w:r>
+            <w:proofErr w:type="spellEnd"/>
+            <w:r>
+              <w:rPr>
+                <w:rFonts w:ascii="Comic Sans MS" w:eastAsia="Times New Roman" w:hAnsi="Comic Sans MS" w:cstheme="majorHAnsi"/>
+                <w:bCs/>
+                <w:sz w:val="24"/>
+                <w:szCs w:val="24"/>
+                <w:lang w:eastAsia="en-IN"/>
+              </w:rPr>
+              <w:t xml:space="preserve">() or </w:t>
+            </w:r>
+            <w:proofErr w:type="spellStart"/>
+            <w:r>
+              <w:rPr>
+                <w:rFonts w:ascii="Comic Sans MS" w:eastAsia="Times New Roman" w:hAnsi="Comic Sans MS" w:cstheme="majorHAnsi"/>
+                <w:bCs/>
+                <w:sz w:val="24"/>
+                <w:szCs w:val="24"/>
+                <w:lang w:eastAsia="en-IN"/>
+              </w:rPr>
+              <w:t>args</w:t>
+            </w:r>
+            <w:proofErr w:type="spellEnd"/>
+            <w:r>
+              <w:rPr>
+                <w:rFonts w:ascii="Comic Sans MS" w:eastAsia="Times New Roman" w:hAnsi="Comic Sans MS" w:cstheme="majorHAnsi"/>
+                <w:bCs/>
+                <w:sz w:val="24"/>
+                <w:szCs w:val="24"/>
+                <w:lang w:eastAsia="en-IN"/>
+              </w:rPr>
+              <w:t xml:space="preserve"> -&gt; new</w:t>
+            </w:r>
+          </w:p>
+        </w:tc>
+      </w:tr>
+    </w:tbl>
+    <w:p>
+      <w:pPr>
+        <w:spacing w:after="0" w:line="240" w:lineRule="auto"/>
+        <w:rPr>
+          <w:rFonts w:ascii="Comic Sans MS" w:eastAsia="Times New Roman" w:hAnsi="Comic Sans MS" w:cstheme="majorHAnsi"/>
+          <w:bCs/>
+          <w:sz w:val="24"/>
+          <w:szCs w:val="24"/>
+          <w:lang w:eastAsia="en-IN"/>
+        </w:rPr>
+      </w:pPr>
+    </w:p>
+    <w:p>
+      <w:pPr>
+        <w:shd w:val="clear" w:color="auto" w:fill="1E1F22"/>
+        <w:tabs>
+          <w:tab w:val="left" w:pos="916"/>
+          <w:tab w:val="left" w:pos="1832"/>
+          <w:tab w:val="left" w:pos="2748"/>
+          <w:tab w:val="left" w:pos="3664"/>
+          <w:tab w:val="left" w:pos="4580"/>
+          <w:tab w:val="left" w:pos="5496"/>
+          <w:tab w:val="left" w:pos="6412"/>
+          <w:tab w:val="left" w:pos="7328"/>
+          <w:tab w:val="left" w:pos="8244"/>
+          <w:tab w:val="left" w:pos="9160"/>
+          <w:tab w:val="left" w:pos="10076"/>
+          <w:tab w:val="left" w:pos="10992"/>
+          <w:tab w:val="left" w:pos="11908"/>
+          <w:tab w:val="left" w:pos="12824"/>
+          <w:tab w:val="left" w:pos="13740"/>
+          <w:tab w:val="left" w:pos="14656"/>
+        </w:tabs>
+        <w:spacing w:after="0" w:line="240" w:lineRule="auto"/>
+        <w:rPr>
+          <w:rFonts w:ascii="Courier New" w:eastAsia="Times New Roman" w:hAnsi="Courier New" w:cs="Courier New"/>
+          <w:color w:val="7A7E85"/>
+          <w:sz w:val="20"/>
+          <w:szCs w:val="20"/>
+          <w:lang w:eastAsia="en-IN"/>
+        </w:rPr>
+      </w:pPr>
+      <w:r>
+        <w:rPr>
+          <w:rFonts w:ascii="Courier New" w:eastAsia="Times New Roman" w:hAnsi="Courier New" w:cs="Courier New"/>
+          <w:color w:val="BCBEC4"/>
+          <w:sz w:val="20"/>
+          <w:szCs w:val="20"/>
+          <w:lang w:eastAsia="en-IN"/>
+        </w:rPr>
+        <w:t xml:space="preserve">List&lt;String&gt; </w:t>
+      </w:r>
+      <w:r>
+        <w:rPr>
+          <w:rFonts w:ascii="Courier New" w:eastAsia="Times New Roman" w:hAnsi="Courier New" w:cs="Courier New"/>
+          <w:color w:val="C77DBB"/>
+          <w:sz w:val="20"/>
+          <w:szCs w:val="20"/>
+          <w:lang w:eastAsia="en-IN"/>
+        </w:rPr>
+        <w:t xml:space="preserve">names </w:t>
+      </w:r>
+      <w:r>
+        <w:rPr>
+          <w:rFonts w:ascii="Courier New" w:eastAsia="Times New Roman" w:hAnsi="Courier New" w:cs="Courier New"/>
+          <w:color w:val="BCBEC4"/>
+          <w:sz w:val="20"/>
+          <w:szCs w:val="20"/>
+          <w:lang w:eastAsia="en-IN"/>
+        </w:rPr>
+        <w:t xml:space="preserve">= </w:t>
+      </w:r>
+      <w:proofErr w:type="spellStart"/>
+      <w:proofErr w:type="gramStart"/>
+      <w:r>
+        <w:rPr>
+          <w:rFonts w:ascii="Courier New" w:eastAsia="Times New Roman" w:hAnsi="Courier New" w:cs="Courier New"/>
+          <w:color w:val="BCBEC4"/>
+          <w:sz w:val="20"/>
+          <w:szCs w:val="20"/>
+          <w:lang w:eastAsia="en-IN"/>
+        </w:rPr>
+        <w:t>Arrays.asList</w:t>
+      </w:r>
+      <w:proofErr w:type="spellEnd"/>
+      <w:r>
+        <w:rPr>
+          <w:rFonts w:ascii="Courier New" w:eastAsia="Times New Roman" w:hAnsi="Courier New" w:cs="Courier New"/>
+          <w:color w:val="BCBEC4"/>
+          <w:sz w:val="20"/>
+          <w:szCs w:val="20"/>
+          <w:lang w:eastAsia="en-IN"/>
+        </w:rPr>
+        <w:t>(</w:t>
+      </w:r>
+      <w:proofErr w:type="gramEnd"/>
+      <w:r>
+        <w:rPr>
+          <w:rFonts w:ascii="Courier New" w:eastAsia="Times New Roman" w:hAnsi="Courier New" w:cs="Courier New"/>
+          <w:color w:val="6AAB73"/>
+          <w:sz w:val="20"/>
+          <w:szCs w:val="20"/>
+          <w:lang w:eastAsia="en-IN"/>
+        </w:rPr>
+        <w:t>"Zara"</w:t>
+      </w:r>
+      <w:r>
+        <w:rPr>
+          <w:rFonts w:ascii="Courier New" w:eastAsia="Times New Roman" w:hAnsi="Courier New" w:cs="Courier New"/>
+          <w:color w:val="BCBEC4"/>
+          <w:sz w:val="20"/>
+          <w:szCs w:val="20"/>
+          <w:lang w:eastAsia="en-IN"/>
+        </w:rPr>
+        <w:t xml:space="preserve">, </w:t>
+      </w:r>
+      <w:r>
+        <w:rPr>
+          <w:rFonts w:ascii="Courier New" w:eastAsia="Times New Roman" w:hAnsi="Courier New" w:cs="Courier New"/>
+          <w:color w:val="6AAB73"/>
+          <w:sz w:val="20"/>
+          <w:szCs w:val="20"/>
+          <w:lang w:eastAsia="en-IN"/>
+        </w:rPr>
+        <w:t>"Bob"</w:t>
+      </w:r>
+      <w:r>
+        <w:rPr>
+          <w:rFonts w:ascii="Courier New" w:eastAsia="Times New Roman" w:hAnsi="Courier New" w:cs="Courier New"/>
+          <w:color w:val="BCBEC4"/>
+          <w:sz w:val="20"/>
+          <w:szCs w:val="20"/>
+          <w:lang w:eastAsia="en-IN"/>
+        </w:rPr>
+        <w:t xml:space="preserve">, </w:t>
+      </w:r>
+      <w:r>
+        <w:rPr>
+          <w:rFonts w:ascii="Courier New" w:eastAsia="Times New Roman" w:hAnsi="Courier New" w:cs="Courier New"/>
+          <w:color w:val="6AAB73"/>
+          <w:sz w:val="20"/>
+          <w:szCs w:val="20"/>
+          <w:lang w:eastAsia="en-IN"/>
+        </w:rPr>
+        <w:t>"Alice"</w:t>
+      </w:r>
+      <w:r>
+        <w:rPr>
+          <w:rFonts w:ascii="Courier New" w:eastAsia="Times New Roman" w:hAnsi="Courier New" w:cs="Courier New"/>
+          <w:color w:val="BCBEC4"/>
+          <w:sz w:val="20"/>
+          <w:szCs w:val="20"/>
+          <w:lang w:eastAsia="en-IN"/>
+        </w:rPr>
+        <w:t>);</w:t>
+      </w:r>
+      <w:r>
+        <w:rPr>
+          <w:rFonts w:ascii="Courier New" w:eastAsia="Times New Roman" w:hAnsi="Courier New" w:cs="Courier New"/>
+          <w:color w:val="BCBEC4"/>
+          <w:sz w:val="20"/>
+          <w:szCs w:val="20"/>
+          <w:lang w:eastAsia="en-IN"/>
+        </w:rPr>
+        <w:br/>
+      </w:r>
+      <w:r>
+        <w:rPr>
+          <w:rFonts w:ascii="Courier New" w:eastAsia="Times New Roman" w:hAnsi="Courier New" w:cs="Courier New"/>
+          <w:color w:val="BCBEC4"/>
+          <w:sz w:val="20"/>
+          <w:szCs w:val="20"/>
+          <w:lang w:eastAsia="en-IN"/>
+        </w:rPr>
+        <w:br/>
+      </w:r>
+      <w:r>
+        <w:rPr>
+          <w:rFonts w:ascii="Courier New" w:eastAsia="Times New Roman" w:hAnsi="Courier New" w:cs="Courier New"/>
+          <w:color w:val="7A7E85"/>
+          <w:sz w:val="20"/>
+          <w:szCs w:val="20"/>
+          <w:lang w:eastAsia="en-IN"/>
+        </w:rPr>
+        <w:t>// Using lambda</w:t>
+      </w:r>
+      <w:r>
+        <w:rPr>
+          <w:rFonts w:ascii="Courier New" w:eastAsia="Times New Roman" w:hAnsi="Courier New" w:cs="Courier New"/>
+          <w:color w:val="7A7E85"/>
+          <w:sz w:val="20"/>
+          <w:szCs w:val="20"/>
+          <w:lang w:eastAsia="en-IN"/>
+        </w:rPr>
+        <w:br/>
+      </w:r>
+      <w:proofErr w:type="spellStart"/>
+      <w:r>
+        <w:rPr>
+          <w:rFonts w:ascii="Courier New" w:eastAsia="Times New Roman" w:hAnsi="Courier New" w:cs="Courier New"/>
+          <w:color w:val="BCBEC4"/>
+          <w:sz w:val="20"/>
+          <w:szCs w:val="20"/>
+          <w:lang w:eastAsia="en-IN"/>
+        </w:rPr>
+        <w:t>names.</w:t>
+      </w:r>
+      <w:r>
+        <w:rPr>
+          <w:rFonts w:ascii="Courier New" w:eastAsia="Times New Roman" w:hAnsi="Courier New" w:cs="Courier New"/>
+          <w:color w:val="56A8F5"/>
+          <w:sz w:val="20"/>
+          <w:szCs w:val="20"/>
+          <w:lang w:eastAsia="en-IN"/>
+        </w:rPr>
+        <w:t>forEach</w:t>
+      </w:r>
+      <w:proofErr w:type="spellEnd"/>
+      <w:r>
+        <w:rPr>
+          <w:rFonts w:ascii="Courier New" w:eastAsia="Times New Roman" w:hAnsi="Courier New" w:cs="Courier New"/>
+          <w:color w:val="BCBEC4"/>
+          <w:sz w:val="20"/>
+          <w:szCs w:val="20"/>
+          <w:lang w:eastAsia="en-IN"/>
+        </w:rPr>
+        <w:t xml:space="preserve">(name -&gt; </w:t>
+      </w:r>
+      <w:proofErr w:type="spellStart"/>
+      <w:r>
+        <w:rPr>
+          <w:rFonts w:ascii="Courier New" w:eastAsia="Times New Roman" w:hAnsi="Courier New" w:cs="Courier New"/>
+          <w:color w:val="BCBEC4"/>
+          <w:sz w:val="20"/>
+          <w:szCs w:val="20"/>
+          <w:lang w:eastAsia="en-IN"/>
+        </w:rPr>
+        <w:t>System.out.</w:t>
+      </w:r>
+      <w:r>
+        <w:rPr>
+          <w:rFonts w:ascii="Courier New" w:eastAsia="Times New Roman" w:hAnsi="Courier New" w:cs="Courier New"/>
+          <w:color w:val="56A8F5"/>
+          <w:sz w:val="20"/>
+          <w:szCs w:val="20"/>
+          <w:lang w:eastAsia="en-IN"/>
+        </w:rPr>
+        <w:t>println</w:t>
+      </w:r>
+      <w:proofErr w:type="spellEnd"/>
+      <w:r>
+        <w:rPr>
+          <w:rFonts w:ascii="Courier New" w:eastAsia="Times New Roman" w:hAnsi="Courier New" w:cs="Courier New"/>
+          <w:color w:val="BCBEC4"/>
+          <w:sz w:val="20"/>
+          <w:szCs w:val="20"/>
+          <w:lang w:eastAsia="en-IN"/>
+        </w:rPr>
+        <w:t>(name));</w:t>
+      </w:r>
+      <w:r>
+        <w:rPr>
+          <w:rFonts w:ascii="Courier New" w:eastAsia="Times New Roman" w:hAnsi="Courier New" w:cs="Courier New"/>
+          <w:color w:val="BCBEC4"/>
+          <w:sz w:val="20"/>
+          <w:szCs w:val="20"/>
+          <w:lang w:eastAsia="en-IN"/>
+        </w:rPr>
+        <w:br/>
+      </w:r>
+      <w:r>
+        <w:rPr>
+          <w:rFonts w:ascii="Courier New" w:eastAsia="Times New Roman" w:hAnsi="Courier New" w:cs="Courier New"/>
+          <w:color w:val="BCBEC4"/>
+          <w:sz w:val="20"/>
+          <w:szCs w:val="20"/>
+          <w:lang w:eastAsia="en-IN"/>
+        </w:rPr>
+        <w:br/>
+      </w:r>
+      <w:r>
+        <w:rPr>
+          <w:rFonts w:ascii="Courier New" w:eastAsia="Times New Roman" w:hAnsi="Courier New" w:cs="Courier New"/>
+          <w:color w:val="7A7E85"/>
+          <w:sz w:val="20"/>
+          <w:szCs w:val="20"/>
+          <w:lang w:eastAsia="en-IN"/>
+        </w:rPr>
+        <w:t>// Using method reference</w:t>
+      </w:r>
+      <w:r>
+        <w:rPr>
+          <w:rFonts w:ascii="Courier New" w:eastAsia="Times New Roman" w:hAnsi="Courier New" w:cs="Courier New"/>
+          <w:color w:val="7A7E85"/>
+          <w:sz w:val="20"/>
+          <w:szCs w:val="20"/>
+          <w:lang w:eastAsia="en-IN"/>
+        </w:rPr>
+        <w:br/>
+      </w:r>
+      <w:proofErr w:type="spellStart"/>
+      <w:r>
+        <w:rPr>
+          <w:rFonts w:ascii="Courier New" w:eastAsia="Times New Roman" w:hAnsi="Courier New" w:cs="Courier New"/>
+          <w:color w:val="BCBEC4"/>
+          <w:sz w:val="20"/>
+          <w:szCs w:val="20"/>
+          <w:lang w:eastAsia="en-IN"/>
+        </w:rPr>
+        <w:t>names.</w:t>
+      </w:r>
+      <w:r>
+        <w:rPr>
+          <w:rFonts w:ascii="Courier New" w:eastAsia="Times New Roman" w:hAnsi="Courier New" w:cs="Courier New"/>
+          <w:color w:val="56A8F5"/>
+          <w:sz w:val="20"/>
+          <w:szCs w:val="20"/>
+          <w:lang w:eastAsia="en-IN"/>
+        </w:rPr>
+        <w:t>forEach</w:t>
+      </w:r>
+      <w:proofErr w:type="spellEnd"/>
+      <w:r>
+        <w:rPr>
+          <w:rFonts w:ascii="Courier New" w:eastAsia="Times New Roman" w:hAnsi="Courier New" w:cs="Courier New"/>
+          <w:color w:val="BCBEC4"/>
+          <w:sz w:val="20"/>
+          <w:szCs w:val="20"/>
+          <w:lang w:eastAsia="en-IN"/>
+        </w:rPr>
+        <w:t>(</w:t>
+      </w:r>
+      <w:proofErr w:type="spellStart"/>
+      <w:r>
+        <w:rPr>
+          <w:rFonts w:ascii="Courier New" w:eastAsia="Times New Roman" w:hAnsi="Courier New" w:cs="Courier New"/>
+          <w:color w:val="BCBEC4"/>
+          <w:sz w:val="20"/>
+          <w:szCs w:val="20"/>
+          <w:lang w:eastAsia="en-IN"/>
+        </w:rPr>
+        <w:t>System.</w:t>
+      </w:r>
+      <w:r>
+        <w:rPr>
+          <w:rFonts w:ascii="Courier New" w:eastAsia="Times New Roman" w:hAnsi="Courier New" w:cs="Courier New"/>
+          <w:i/>
+          <w:iCs/>
+          <w:color w:val="C77DBB"/>
+          <w:sz w:val="20"/>
+          <w:szCs w:val="20"/>
+          <w:lang w:eastAsia="en-IN"/>
+        </w:rPr>
+        <w:t>out</w:t>
+      </w:r>
+      <w:proofErr w:type="spellEnd"/>
+      <w:r>
+        <w:rPr>
+          <w:rFonts w:ascii="Courier New" w:eastAsia="Times New Roman" w:hAnsi="Courier New" w:cs="Courier New"/>
+          <w:color w:val="BCBEC4"/>
+          <w:sz w:val="20"/>
+          <w:szCs w:val="20"/>
+          <w:lang w:eastAsia="en-IN"/>
+        </w:rPr>
+        <w:t>::</w:t>
+      </w:r>
+      <w:proofErr w:type="spellStart"/>
+      <w:r>
+        <w:rPr>
+          <w:rFonts w:ascii="Courier New" w:eastAsia="Times New Roman" w:hAnsi="Courier New" w:cs="Courier New"/>
+          <w:color w:val="BCBEC4"/>
+          <w:sz w:val="20"/>
+          <w:szCs w:val="20"/>
+          <w:lang w:eastAsia="en-IN"/>
+        </w:rPr>
+        <w:t>println</w:t>
+      </w:r>
+      <w:proofErr w:type="spellEnd"/>
+      <w:r>
+        <w:rPr>
+          <w:rFonts w:ascii="Courier New" w:eastAsia="Times New Roman" w:hAnsi="Courier New" w:cs="Courier New"/>
+          <w:color w:val="BCBEC4"/>
+          <w:sz w:val="20"/>
+          <w:szCs w:val="20"/>
+          <w:lang w:eastAsia="en-IN"/>
+        </w:rPr>
+        <w:t xml:space="preserve">);  </w:t>
+      </w:r>
+      <w:r>
+        <w:rPr>
+          <w:rFonts w:ascii="Courier New" w:eastAsia="Times New Roman" w:hAnsi="Courier New" w:cs="Courier New"/>
+          <w:color w:val="7A7E85"/>
+          <w:sz w:val="20"/>
+          <w:szCs w:val="20"/>
+          <w:lang w:eastAsia="en-IN"/>
+        </w:rPr>
+        <w:t xml:space="preserve">// </w:t>
+      </w:r>
+      <w:r>
+        <w:rPr>
+          <w:rFonts w:ascii="Segoe UI Symbol" w:eastAsia="Times New Roman" w:hAnsi="Segoe UI Symbol" w:cs="Segoe UI Symbol"/>
+          <w:color w:val="7A7E85"/>
+          <w:sz w:val="20"/>
+          <w:szCs w:val="20"/>
+          <w:lang w:eastAsia="en-IN"/>
+        </w:rPr>
+        <w:t>✅</w:t>
+      </w:r>
+      <w:r>
+        <w:rPr>
+          <w:rFonts w:ascii="Courier New" w:eastAsia="Times New Roman" w:hAnsi="Courier New" w:cs="Courier New"/>
+          <w:color w:val="7A7E85"/>
+          <w:sz w:val="20"/>
+          <w:szCs w:val="20"/>
+          <w:lang w:eastAsia="en-IN"/>
+        </w:rPr>
+        <w:t xml:space="preserve"> Shorter, cleaner</w:t>
+      </w:r>
+    </w:p>
+    <w:p>
+      <w:pPr>
+        <w:spacing w:after="0" w:line="240" w:lineRule="auto"/>
+        <w:rPr>
+          <w:rFonts w:ascii="Comic Sans MS" w:eastAsia="Times New Roman" w:hAnsi="Comic Sans MS" w:cstheme="majorHAnsi"/>
+          <w:bCs/>
+          <w:sz w:val="12"/>
+          <w:szCs w:val="24"/>
+          <w:lang w:eastAsia="en-IN"/>
+        </w:rPr>
+      </w:pPr>
+    </w:p>
+    <w:p>
+      <w:pPr>
+        <w:spacing w:after="0" w:line="240" w:lineRule="auto"/>
+        <w:rPr>
+          <w:rFonts w:ascii="Comic Sans MS" w:eastAsia="Times New Roman" w:hAnsi="Comic Sans MS" w:cstheme="majorHAnsi"/>
+          <w:bCs/>
+          <w:sz w:val="24"/>
+          <w:szCs w:val="24"/>
+          <w:lang w:eastAsia="en-IN"/>
+        </w:rPr>
+      </w:pPr>
+      <w:r>
+        <w:rPr>
+          <w:rFonts w:ascii="Comic Sans MS" w:eastAsia="Times New Roman" w:hAnsi="Comic Sans MS" w:cstheme="majorHAnsi"/>
+          <w:bCs/>
+          <w:sz w:val="24"/>
+          <w:szCs w:val="24"/>
+          <w:lang w:eastAsia="en-IN"/>
+        </w:rPr>
+        <w:t xml:space="preserve">They were introduced in </w:t>
+      </w:r>
+      <w:r>
+        <w:rPr>
+          <w:rFonts w:ascii="Comic Sans MS" w:eastAsia="Times New Roman" w:hAnsi="Comic Sans MS" w:cstheme="majorHAnsi"/>
+          <w:b/>
+          <w:bCs/>
+          <w:sz w:val="24"/>
+          <w:szCs w:val="24"/>
+          <w:lang w:eastAsia="en-IN"/>
+        </w:rPr>
+        <w:t>Java 8</w:t>
+      </w:r>
+      <w:r>
+        <w:rPr>
+          <w:rFonts w:ascii="Comic Sans MS" w:eastAsia="Times New Roman" w:hAnsi="Comic Sans MS" w:cstheme="majorHAnsi"/>
+          <w:bCs/>
+          <w:sz w:val="24"/>
+          <w:szCs w:val="24"/>
+          <w:lang w:eastAsia="en-IN"/>
+        </w:rPr>
+        <w:t xml:space="preserve"> as part of functional programming features.</w:t>
+      </w:r>
+    </w:p>
+    <w:p/>
+    <w:p>
+      <w:pPr>
+        <w:rPr>
+          <w:sz w:val="28"/>
+        </w:rPr>
+      </w:pPr>
+    </w:p>
+    <w:p>
+      <w:pPr>
+        <w:pStyle w:val="Heading2"/>
+        <w:spacing w:after="240"/>
+        <w:rPr>
+          <w:rFonts w:ascii="Comic Sans MS" w:eastAsia="Times New Roman" w:hAnsi="Comic Sans MS" w:cstheme="majorHAnsi"/>
+          <w:bCs/>
+          <w:sz w:val="24"/>
+          <w:szCs w:val="24"/>
+          <w:lang w:eastAsia="en-IN"/>
+        </w:rPr>
+      </w:pPr>
+      <w:r>
+        <w:rPr>
+          <w:rFonts w:ascii="Comic Sans MS" w:hAnsi="Comic Sans MS" w:cs="Segoe UI Symbol"/>
+          <w:sz w:val="28"/>
+        </w:rPr>
+        <w:t>Q4</w:t>
+      </w:r>
+      <w:r>
+        <w:rPr>
+          <w:rFonts w:ascii="Comic Sans MS" w:hAnsi="Comic Sans MS" w:cs="Segoe UI Symbol"/>
+          <w:sz w:val="28"/>
+        </w:rPr>
+        <w:t>.</w:t>
+      </w:r>
+      <w:r>
+        <w:rPr>
+          <w:rFonts w:ascii="Comic Sans MS" w:hAnsi="Comic Sans MS" w:cs="Segoe UI Symbol"/>
+          <w:sz w:val="28"/>
+        </w:rPr>
+        <w:t xml:space="preserve"> </w:t>
+      </w:r>
+      <w:r>
+        <w:rPr>
+          <w:rFonts w:ascii="Comic Sans MS" w:hAnsi="Comic Sans MS" w:cs="Segoe UI Symbol"/>
+          <w:sz w:val="28"/>
+        </w:rPr>
+        <w:t xml:space="preserve">How method reference works, how to call </w:t>
+      </w:r>
+      <w:proofErr w:type="spellStart"/>
+      <w:r>
+        <w:rPr>
+          <w:rFonts w:ascii="Comic Sans MS" w:hAnsi="Comic Sans MS" w:cs="Segoe UI Symbol"/>
+          <w:sz w:val="28"/>
+        </w:rPr>
+        <w:t>person.getName</w:t>
+      </w:r>
+      <w:proofErr w:type="spellEnd"/>
+      <w:r>
+        <w:rPr>
+          <w:rFonts w:ascii="Comic Sans MS" w:hAnsi="Comic Sans MS" w:cs="Segoe UI Symbol"/>
+          <w:sz w:val="28"/>
+        </w:rPr>
+        <w:t xml:space="preserve"> for single person?</w:t>
+      </w:r>
+    </w:p>
+    <w:p>
+      <w:pPr>
+        <w:spacing w:after="0" w:line="240" w:lineRule="auto"/>
+        <w:rPr>
+          <w:rFonts w:ascii="Comic Sans MS" w:eastAsia="Times New Roman" w:hAnsi="Comic Sans MS" w:cstheme="majorHAnsi"/>
+          <w:bCs/>
+          <w:sz w:val="24"/>
+          <w:szCs w:val="24"/>
+          <w:lang w:eastAsia="en-IN"/>
+        </w:rPr>
+      </w:pPr>
+      <w:r>
+        <w:rPr>
+          <w:rFonts w:ascii="Comic Sans MS" w:eastAsia="Times New Roman" w:hAnsi="Comic Sans MS" w:cstheme="majorHAnsi"/>
+          <w:bCs/>
+          <w:sz w:val="24"/>
+          <w:szCs w:val="24"/>
+          <w:lang w:eastAsia="en-IN"/>
+        </w:rPr>
+        <w:t xml:space="preserve">Method references and lambda expressions are </w:t>
+      </w:r>
+      <w:r>
+        <w:rPr>
+          <w:rFonts w:ascii="Comic Sans MS" w:eastAsia="Times New Roman" w:hAnsi="Comic Sans MS" w:cstheme="majorHAnsi"/>
+          <w:b/>
+          <w:bCs/>
+          <w:sz w:val="24"/>
+          <w:szCs w:val="24"/>
+          <w:lang w:eastAsia="en-IN"/>
+        </w:rPr>
+        <w:t>shortcuts for implementing a functional interface</w:t>
+      </w:r>
+      <w:r>
+        <w:rPr>
+          <w:rFonts w:ascii="Comic Sans MS" w:eastAsia="Times New Roman" w:hAnsi="Comic Sans MS" w:cstheme="majorHAnsi"/>
+          <w:bCs/>
+          <w:sz w:val="24"/>
+          <w:szCs w:val="24"/>
+          <w:lang w:eastAsia="en-IN"/>
+        </w:rPr>
+        <w:t>.</w:t>
+      </w:r>
+      <w:r>
+        <w:rPr>
+          <w:rFonts w:ascii="Comic Sans MS" w:eastAsia="Times New Roman" w:hAnsi="Comic Sans MS" w:cstheme="majorHAnsi"/>
+          <w:bCs/>
+          <w:sz w:val="24"/>
+          <w:szCs w:val="24"/>
+          <w:lang w:eastAsia="en-IN"/>
+        </w:rPr>
+        <w:br/>
+        <w:t xml:space="preserve">They are </w:t>
+      </w:r>
+      <w:r>
+        <w:rPr>
+          <w:rFonts w:ascii="Comic Sans MS" w:eastAsia="Times New Roman" w:hAnsi="Comic Sans MS" w:cstheme="majorHAnsi"/>
+          <w:b/>
+          <w:bCs/>
+          <w:sz w:val="24"/>
+          <w:szCs w:val="24"/>
+          <w:lang w:eastAsia="en-IN"/>
+        </w:rPr>
+        <w:t>not standalone code</w:t>
+      </w:r>
+      <w:r>
+        <w:rPr>
+          <w:rFonts w:ascii="Comic Sans MS" w:eastAsia="Times New Roman" w:hAnsi="Comic Sans MS" w:cstheme="majorHAnsi"/>
+          <w:bCs/>
+          <w:sz w:val="24"/>
+          <w:szCs w:val="24"/>
+          <w:lang w:eastAsia="en-IN"/>
+        </w:rPr>
+        <w:t xml:space="preserve"> — Java needs a </w:t>
+      </w:r>
+      <w:r>
+        <w:rPr>
+          <w:rFonts w:ascii="Comic Sans MS" w:eastAsia="Times New Roman" w:hAnsi="Comic Sans MS" w:cstheme="majorHAnsi"/>
+          <w:b/>
+          <w:bCs/>
+          <w:sz w:val="24"/>
+          <w:szCs w:val="24"/>
+          <w:lang w:eastAsia="en-IN"/>
+        </w:rPr>
+        <w:t>target type</w:t>
+      </w:r>
+      <w:r>
+        <w:rPr>
+          <w:rFonts w:ascii="Comic Sans MS" w:eastAsia="Times New Roman" w:hAnsi="Comic Sans MS" w:cstheme="majorHAnsi"/>
+          <w:bCs/>
+          <w:sz w:val="24"/>
+          <w:szCs w:val="24"/>
+          <w:lang w:eastAsia="en-IN"/>
+        </w:rPr>
+        <w:t xml:space="preserve"> to bind them to.</w:t>
+      </w:r>
+    </w:p>
+    <w:p>
+      <w:pPr>
+        <w:shd w:val="clear" w:color="auto" w:fill="1E1F22"/>
+        <w:tabs>
+          <w:tab w:val="left" w:pos="916"/>
+          <w:tab w:val="left" w:pos="1832"/>
+          <w:tab w:val="left" w:pos="2748"/>
+          <w:tab w:val="left" w:pos="3664"/>
+          <w:tab w:val="left" w:pos="4580"/>
+          <w:tab w:val="left" w:pos="5496"/>
+          <w:tab w:val="left" w:pos="6412"/>
+          <w:tab w:val="left" w:pos="7328"/>
+          <w:tab w:val="left" w:pos="8244"/>
+          <w:tab w:val="left" w:pos="9160"/>
+          <w:tab w:val="left" w:pos="10076"/>
+          <w:tab w:val="left" w:pos="10992"/>
+          <w:tab w:val="left" w:pos="11908"/>
+          <w:tab w:val="left" w:pos="12824"/>
+          <w:tab w:val="left" w:pos="13740"/>
+          <w:tab w:val="left" w:pos="14656"/>
+        </w:tabs>
+        <w:spacing w:after="240" w:line="240" w:lineRule="auto"/>
+        <w:rPr>
+          <w:rFonts w:ascii="Courier New" w:eastAsia="Times New Roman" w:hAnsi="Courier New" w:cs="Courier New"/>
+          <w:color w:val="7A7E85"/>
+          <w:szCs w:val="20"/>
+          <w:lang w:eastAsia="en-IN"/>
+        </w:rPr>
+      </w:pPr>
+      <w:r>
+        <w:rPr>
+          <w:rFonts w:ascii="Courier New" w:eastAsia="Times New Roman" w:hAnsi="Courier New" w:cs="Courier New"/>
+          <w:color w:val="BCBEC4"/>
+          <w:sz w:val="20"/>
+          <w:szCs w:val="20"/>
+          <w:lang w:eastAsia="en-IN"/>
+        </w:rPr>
+        <w:br/>
+        <w:t xml:space="preserve">() -&gt; </w:t>
+      </w:r>
+      <w:r>
+        <w:rPr>
+          <w:rFonts w:ascii="Courier New" w:eastAsia="Times New Roman" w:hAnsi="Courier New" w:cs="Courier New"/>
+          <w:color w:val="6AAB73"/>
+          <w:sz w:val="20"/>
+          <w:szCs w:val="20"/>
+          <w:lang w:eastAsia="en-IN"/>
+        </w:rPr>
+        <w:t>"Hello"</w:t>
+      </w:r>
+      <w:r>
+        <w:rPr>
+          <w:rFonts w:ascii="Courier New" w:eastAsia="Times New Roman" w:hAnsi="Courier New" w:cs="Courier New"/>
+          <w:color w:val="6AAB73"/>
+          <w:sz w:val="20"/>
+          <w:szCs w:val="20"/>
+          <w:lang w:eastAsia="en-IN"/>
+        </w:rPr>
+        <w:br/>
+      </w:r>
+      <w:r>
+        <w:rPr>
+          <w:rFonts w:ascii="Courier New" w:eastAsia="Times New Roman" w:hAnsi="Courier New" w:cs="Courier New"/>
+          <w:color w:val="7A7E85"/>
+          <w:szCs w:val="20"/>
+          <w:lang w:eastAsia="en-IN"/>
+        </w:rPr>
+        <w:t>//This lambda doesn't do anything by itself. Java needs to know where to plug it in— i.e., what method it is replacing. That’s where a functional interface comes in.</w:t>
+      </w:r>
+    </w:p>
+    <w:p>
+      <w:pPr>
+        <w:spacing w:after="0" w:line="240" w:lineRule="auto"/>
+        <w:rPr>
+          <w:rFonts w:ascii="Comic Sans MS" w:eastAsia="Times New Roman" w:hAnsi="Comic Sans MS" w:cstheme="majorHAnsi"/>
+          <w:bCs/>
+          <w:sz w:val="24"/>
+          <w:szCs w:val="24"/>
+          <w:lang w:eastAsia="en-IN"/>
+        </w:rPr>
+      </w:pPr>
+      <w:r>
+        <w:rPr>
+          <w:rFonts w:ascii="Comic Sans MS" w:eastAsia="Times New Roman" w:hAnsi="Comic Sans MS" w:cstheme="majorHAnsi"/>
+          <w:bCs/>
+          <w:sz w:val="24"/>
+          <w:szCs w:val="24"/>
+          <w:lang w:eastAsia="en-IN"/>
+        </w:rPr>
+        <w:lastRenderedPageBreak/>
+        <w:t>So fix is:</w:t>
+      </w:r>
+    </w:p>
+    <w:p>
+      <w:pPr>
+        <w:shd w:val="clear" w:color="auto" w:fill="1E1F22"/>
+        <w:tabs>
+          <w:tab w:val="left" w:pos="916"/>
+          <w:tab w:val="left" w:pos="1832"/>
+          <w:tab w:val="left" w:pos="2748"/>
+          <w:tab w:val="left" w:pos="3664"/>
+          <w:tab w:val="left" w:pos="4580"/>
+          <w:tab w:val="left" w:pos="5496"/>
+          <w:tab w:val="left" w:pos="6412"/>
+          <w:tab w:val="left" w:pos="7328"/>
+          <w:tab w:val="left" w:pos="8244"/>
+          <w:tab w:val="left" w:pos="9160"/>
+          <w:tab w:val="left" w:pos="10076"/>
+          <w:tab w:val="left" w:pos="10992"/>
+          <w:tab w:val="left" w:pos="11908"/>
+          <w:tab w:val="left" w:pos="12824"/>
+          <w:tab w:val="left" w:pos="13740"/>
+          <w:tab w:val="left" w:pos="14656"/>
+        </w:tabs>
+        <w:spacing w:after="240" w:line="240" w:lineRule="auto"/>
+        <w:rPr>
+          <w:rFonts w:ascii="Courier New" w:eastAsia="Times New Roman" w:hAnsi="Courier New" w:cs="Courier New"/>
+          <w:color w:val="7A7E85"/>
+          <w:sz w:val="20"/>
+          <w:szCs w:val="20"/>
+          <w:lang w:eastAsia="en-IN"/>
+        </w:rPr>
+      </w:pPr>
+      <w:r>
+        <w:rPr>
+          <w:rFonts w:ascii="Courier New" w:eastAsia="Times New Roman" w:hAnsi="Courier New" w:cs="Courier New"/>
+          <w:color w:val="BCBEC4"/>
+          <w:sz w:val="20"/>
+          <w:szCs w:val="20"/>
+          <w:lang w:eastAsia="en-IN"/>
+        </w:rPr>
+        <w:br/>
+        <w:t xml:space="preserve">Supplier&lt;String&gt; </w:t>
+      </w:r>
+      <w:r>
+        <w:rPr>
+          <w:rFonts w:ascii="Courier New" w:eastAsia="Times New Roman" w:hAnsi="Courier New" w:cs="Courier New"/>
+          <w:color w:val="C77DBB"/>
+          <w:sz w:val="20"/>
+          <w:szCs w:val="20"/>
+          <w:lang w:eastAsia="en-IN"/>
+        </w:rPr>
+        <w:t xml:space="preserve">s </w:t>
+      </w:r>
+      <w:r>
+        <w:rPr>
+          <w:rFonts w:ascii="Courier New" w:eastAsia="Times New Roman" w:hAnsi="Courier New" w:cs="Courier New"/>
+          <w:color w:val="BCBEC4"/>
+          <w:sz w:val="20"/>
+          <w:szCs w:val="20"/>
+          <w:lang w:eastAsia="en-IN"/>
+        </w:rPr>
+        <w:t xml:space="preserve">= () -&gt; </w:t>
+      </w:r>
+      <w:r>
+        <w:rPr>
+          <w:rFonts w:ascii="Courier New" w:eastAsia="Times New Roman" w:hAnsi="Courier New" w:cs="Courier New"/>
+          <w:color w:val="6AAB73"/>
+          <w:sz w:val="20"/>
+          <w:szCs w:val="20"/>
+          <w:lang w:eastAsia="en-IN"/>
+        </w:rPr>
+        <w:t>"Hello"</w:t>
+      </w:r>
+      <w:proofErr w:type="gramStart"/>
+      <w:r>
+        <w:rPr>
+          <w:rFonts w:ascii="Courier New" w:eastAsia="Times New Roman" w:hAnsi="Courier New" w:cs="Courier New"/>
+          <w:color w:val="BCBEC4"/>
+          <w:sz w:val="20"/>
+          <w:szCs w:val="20"/>
+          <w:lang w:eastAsia="en-IN"/>
+        </w:rPr>
+        <w:t>;</w:t>
+      </w:r>
+      <w:proofErr w:type="gramEnd"/>
+      <w:r>
+        <w:rPr>
+          <w:rFonts w:ascii="Courier New" w:eastAsia="Times New Roman" w:hAnsi="Courier New" w:cs="Courier New"/>
+          <w:color w:val="BCBEC4"/>
+          <w:sz w:val="20"/>
+          <w:szCs w:val="20"/>
+          <w:lang w:eastAsia="en-IN"/>
+        </w:rPr>
+        <w:br/>
+      </w:r>
+      <w:r>
+        <w:rPr>
+          <w:rFonts w:ascii="Courier New" w:eastAsia="Times New Roman" w:hAnsi="Courier New" w:cs="Courier New"/>
+          <w:color w:val="BCBEC4"/>
+          <w:sz w:val="20"/>
+          <w:szCs w:val="20"/>
+          <w:lang w:eastAsia="en-IN"/>
+        </w:rPr>
+        <w:br/>
+      </w:r>
+      <w:r>
+        <w:rPr>
+          <w:rFonts w:ascii="Courier New" w:eastAsia="Times New Roman" w:hAnsi="Courier New" w:cs="Courier New"/>
+          <w:color w:val="7A7E85"/>
+          <w:sz w:val="20"/>
+          <w:szCs w:val="20"/>
+          <w:lang w:eastAsia="en-IN"/>
+        </w:rPr>
+        <w:t>//This means: "I'm supplying an object with a get() method that returns Hello."</w:t>
+      </w:r>
+    </w:p>
+    <w:p>
+      <w:pPr>
+        <w:shd w:val="clear" w:color="auto" w:fill="1E1F22"/>
+        <w:tabs>
+          <w:tab w:val="left" w:pos="916"/>
+          <w:tab w:val="left" w:pos="1832"/>
+          <w:tab w:val="left" w:pos="2748"/>
+          <w:tab w:val="left" w:pos="3664"/>
+          <w:tab w:val="left" w:pos="4580"/>
+          <w:tab w:val="left" w:pos="5496"/>
+          <w:tab w:val="left" w:pos="6412"/>
+          <w:tab w:val="left" w:pos="7328"/>
+          <w:tab w:val="left" w:pos="8244"/>
+          <w:tab w:val="left" w:pos="9160"/>
+          <w:tab w:val="left" w:pos="10076"/>
+          <w:tab w:val="left" w:pos="10992"/>
+          <w:tab w:val="left" w:pos="11908"/>
+          <w:tab w:val="left" w:pos="12824"/>
+          <w:tab w:val="left" w:pos="13740"/>
+          <w:tab w:val="left" w:pos="14656"/>
+        </w:tabs>
+        <w:spacing w:after="240" w:line="240" w:lineRule="auto"/>
+        <w:rPr>
+          <w:rFonts w:ascii="Courier New" w:eastAsia="Times New Roman" w:hAnsi="Courier New" w:cs="Courier New"/>
+          <w:color w:val="7A7E85"/>
+          <w:sz w:val="6"/>
+          <w:szCs w:val="20"/>
+          <w:lang w:eastAsia="en-IN"/>
+        </w:rPr>
+      </w:pPr>
+    </w:p>
+    <w:p>
+      <w:pPr>
+        <w:spacing w:after="0" w:line="240" w:lineRule="auto"/>
+        <w:rPr>
+          <w:rFonts w:ascii="Comic Sans MS" w:eastAsia="Times New Roman" w:hAnsi="Comic Sans MS" w:cstheme="majorHAnsi"/>
+          <w:bCs/>
+          <w:sz w:val="24"/>
+          <w:szCs w:val="24"/>
+          <w:lang w:eastAsia="en-IN"/>
+        </w:rPr>
+      </w:pPr>
+      <w:r>
+        <w:rPr>
+          <w:rFonts w:ascii="Comic Sans MS" w:eastAsia="Times New Roman" w:hAnsi="Comic Sans MS" w:cstheme="majorHAnsi"/>
+          <w:bCs/>
+          <w:sz w:val="24"/>
+          <w:szCs w:val="24"/>
+          <w:lang w:eastAsia="en-IN"/>
+        </w:rPr>
+        <w:t>Because person::</w:t>
+      </w:r>
+      <w:proofErr w:type="spellStart"/>
+      <w:r>
+        <w:rPr>
+          <w:rFonts w:ascii="Comic Sans MS" w:eastAsia="Times New Roman" w:hAnsi="Comic Sans MS" w:cstheme="majorHAnsi"/>
+          <w:bCs/>
+          <w:sz w:val="24"/>
+          <w:szCs w:val="24"/>
+          <w:lang w:eastAsia="en-IN"/>
+        </w:rPr>
+        <w:t>getName</w:t>
+      </w:r>
+      <w:proofErr w:type="spellEnd"/>
+      <w:r>
+        <w:rPr>
+          <w:rFonts w:ascii="Comic Sans MS" w:eastAsia="Times New Roman" w:hAnsi="Comic Sans MS" w:cstheme="majorHAnsi"/>
+          <w:bCs/>
+          <w:sz w:val="24"/>
+          <w:szCs w:val="24"/>
+          <w:lang w:eastAsia="en-IN"/>
+        </w:rPr>
+        <w:t xml:space="preserve"> is not a method call — it’s a </w:t>
+      </w:r>
+      <w:r>
+        <w:rPr>
+          <w:rFonts w:ascii="Comic Sans MS" w:eastAsia="Times New Roman" w:hAnsi="Comic Sans MS" w:cstheme="majorHAnsi"/>
+          <w:b/>
+          <w:bCs/>
+          <w:sz w:val="24"/>
+          <w:szCs w:val="24"/>
+          <w:lang w:eastAsia="en-IN"/>
+        </w:rPr>
+        <w:t>reference to a method</w:t>
+      </w:r>
+      <w:r>
+        <w:rPr>
+          <w:rFonts w:ascii="Comic Sans MS" w:eastAsia="Times New Roman" w:hAnsi="Comic Sans MS" w:cstheme="majorHAnsi"/>
+          <w:bCs/>
+          <w:sz w:val="24"/>
+          <w:szCs w:val="24"/>
+          <w:lang w:eastAsia="en-IN"/>
+        </w:rPr>
+        <w:t>.</w:t>
+      </w:r>
+      <w:r>
+        <w:rPr>
+          <w:rFonts w:ascii="Comic Sans MS" w:eastAsia="Times New Roman" w:hAnsi="Comic Sans MS" w:cstheme="majorHAnsi"/>
+          <w:bCs/>
+          <w:sz w:val="24"/>
+          <w:szCs w:val="24"/>
+          <w:lang w:eastAsia="en-IN"/>
+        </w:rPr>
+        <w:br/>
+        <w:t xml:space="preserve">It needs a </w:t>
+      </w:r>
+      <w:r>
+        <w:rPr>
+          <w:rFonts w:ascii="Comic Sans MS" w:eastAsia="Times New Roman" w:hAnsi="Comic Sans MS" w:cstheme="majorHAnsi"/>
+          <w:b/>
+          <w:bCs/>
+          <w:sz w:val="24"/>
+          <w:szCs w:val="24"/>
+          <w:lang w:eastAsia="en-IN"/>
+        </w:rPr>
+        <w:t>functional interface</w:t>
+      </w:r>
+      <w:r>
+        <w:rPr>
+          <w:rFonts w:ascii="Comic Sans MS" w:eastAsia="Times New Roman" w:hAnsi="Comic Sans MS" w:cstheme="majorHAnsi"/>
+          <w:bCs/>
+          <w:sz w:val="24"/>
+          <w:szCs w:val="24"/>
+          <w:lang w:eastAsia="en-IN"/>
+        </w:rPr>
+        <w:t xml:space="preserve"> to </w:t>
+      </w:r>
+      <w:r>
+        <w:rPr>
+          <w:rFonts w:ascii="Comic Sans MS" w:eastAsia="Times New Roman" w:hAnsi="Comic Sans MS" w:cstheme="majorHAnsi"/>
+          <w:b/>
+          <w:bCs/>
+          <w:sz w:val="24"/>
+          <w:szCs w:val="24"/>
+          <w:lang w:eastAsia="en-IN"/>
+        </w:rPr>
+        <w:t>invoke it</w:t>
+      </w:r>
+      <w:r>
+        <w:rPr>
+          <w:rFonts w:ascii="Comic Sans MS" w:eastAsia="Times New Roman" w:hAnsi="Comic Sans MS" w:cstheme="majorHAnsi"/>
+          <w:bCs/>
+          <w:sz w:val="24"/>
+          <w:szCs w:val="24"/>
+          <w:lang w:eastAsia="en-IN"/>
+        </w:rPr>
+        <w:t>.</w:t>
+      </w:r>
+    </w:p>
+    <w:p>
+      <w:pPr>
+        <w:numPr>
+          <w:ilvl w:val="0"/>
+          <w:numId w:val="22"/>
+        </w:numPr>
+        <w:spacing w:after="0" w:line="240" w:lineRule="auto"/>
+        <w:rPr>
+          <w:rFonts w:ascii="Comic Sans MS" w:eastAsia="Times New Roman" w:hAnsi="Comic Sans MS" w:cstheme="majorHAnsi"/>
+          <w:bCs/>
+          <w:sz w:val="24"/>
+          <w:szCs w:val="24"/>
+          <w:lang w:eastAsia="en-IN"/>
+        </w:rPr>
+      </w:pPr>
+      <w:proofErr w:type="spellStart"/>
+      <w:r>
+        <w:rPr>
+          <w:rFonts w:ascii="Comic Sans MS" w:eastAsia="Times New Roman" w:hAnsi="Comic Sans MS" w:cstheme="majorHAnsi"/>
+          <w:b/>
+          <w:bCs/>
+          <w:sz w:val="24"/>
+          <w:szCs w:val="24"/>
+          <w:lang w:eastAsia="en-IN"/>
+        </w:rPr>
+        <w:t>person.getName</w:t>
+      </w:r>
+      <w:proofErr w:type="spellEnd"/>
+      <w:r>
+        <w:rPr>
+          <w:rFonts w:ascii="Comic Sans MS" w:eastAsia="Times New Roman" w:hAnsi="Comic Sans MS" w:cstheme="majorHAnsi"/>
+          <w:b/>
+          <w:bCs/>
+          <w:sz w:val="24"/>
+          <w:szCs w:val="24"/>
+          <w:lang w:eastAsia="en-IN"/>
+        </w:rPr>
+        <w:t xml:space="preserve">() </w:t>
+      </w:r>
+      <w:r>
+        <w:rPr>
+          <w:rFonts w:ascii="Times New Roman" w:eastAsia="Times New Roman" w:hAnsi="Times New Roman" w:cs="Times New Roman"/>
+          <w:b/>
+          <w:bCs/>
+          <w:sz w:val="24"/>
+          <w:szCs w:val="24"/>
+          <w:lang w:eastAsia="en-IN"/>
+        </w:rPr>
+        <w:t>→</w:t>
+      </w:r>
+      <w:r>
+        <w:rPr>
+          <w:rFonts w:ascii="Comic Sans MS" w:eastAsia="Times New Roman" w:hAnsi="Comic Sans MS" w:cstheme="majorHAnsi"/>
+          <w:bCs/>
+          <w:sz w:val="24"/>
+          <w:szCs w:val="24"/>
+          <w:lang w:eastAsia="en-IN"/>
+        </w:rPr>
+        <w:t xml:space="preserve"> </w:t>
+      </w:r>
+      <w:r>
+        <w:rPr>
+          <w:rFonts w:ascii="Segoe UI Symbol" w:eastAsia="Times New Roman" w:hAnsi="Segoe UI Symbol" w:cs="Segoe UI Symbol"/>
+          <w:bCs/>
+          <w:sz w:val="24"/>
+          <w:szCs w:val="24"/>
+          <w:lang w:eastAsia="en-IN"/>
+        </w:rPr>
+        <w:t>✅</w:t>
+      </w:r>
+      <w:r>
+        <w:rPr>
+          <w:rFonts w:ascii="Comic Sans MS" w:eastAsia="Times New Roman" w:hAnsi="Comic Sans MS" w:cstheme="majorHAnsi"/>
+          <w:bCs/>
+          <w:sz w:val="24"/>
+          <w:szCs w:val="24"/>
+          <w:lang w:eastAsia="en-IN"/>
+        </w:rPr>
+        <w:t xml:space="preserve"> method call </w:t>
+      </w:r>
+      <w:r>
+        <w:rPr>
+          <w:rFonts w:ascii="Times New Roman" w:eastAsia="Times New Roman" w:hAnsi="Times New Roman" w:cs="Times New Roman"/>
+          <w:bCs/>
+          <w:sz w:val="24"/>
+          <w:szCs w:val="24"/>
+          <w:lang w:eastAsia="en-IN"/>
+        </w:rPr>
+        <w:t>→</w:t>
+      </w:r>
+      <w:r>
+        <w:rPr>
+          <w:rFonts w:ascii="Comic Sans MS" w:eastAsia="Times New Roman" w:hAnsi="Comic Sans MS" w:cstheme="majorHAnsi"/>
+          <w:bCs/>
+          <w:sz w:val="24"/>
+          <w:szCs w:val="24"/>
+          <w:lang w:eastAsia="en-IN"/>
+        </w:rPr>
+        <w:t xml:space="preserve"> returns the name immediately</w:t>
+      </w:r>
+    </w:p>
+    <w:p>
+      <w:pPr>
+        <w:numPr>
+          <w:ilvl w:val="0"/>
+          <w:numId w:val="22"/>
+        </w:numPr>
+        <w:spacing w:after="0" w:line="240" w:lineRule="auto"/>
+        <w:rPr>
+          <w:rFonts w:ascii="Comic Sans MS" w:eastAsia="Times New Roman" w:hAnsi="Comic Sans MS" w:cstheme="majorHAnsi"/>
+          <w:bCs/>
+          <w:sz w:val="24"/>
+          <w:szCs w:val="24"/>
+          <w:lang w:eastAsia="en-IN"/>
+        </w:rPr>
+      </w:pPr>
+      <w:r>
+        <w:rPr>
+          <w:rFonts w:ascii="Comic Sans MS" w:eastAsia="Times New Roman" w:hAnsi="Comic Sans MS" w:cstheme="majorHAnsi"/>
+          <w:b/>
+          <w:bCs/>
+          <w:sz w:val="24"/>
+          <w:szCs w:val="24"/>
+          <w:lang w:eastAsia="en-IN"/>
+        </w:rPr>
+        <w:t>person::</w:t>
+      </w:r>
+      <w:proofErr w:type="spellStart"/>
+      <w:r>
+        <w:rPr>
+          <w:rFonts w:ascii="Comic Sans MS" w:eastAsia="Times New Roman" w:hAnsi="Comic Sans MS" w:cstheme="majorHAnsi"/>
+          <w:b/>
+          <w:bCs/>
+          <w:sz w:val="24"/>
+          <w:szCs w:val="24"/>
+          <w:lang w:eastAsia="en-IN"/>
+        </w:rPr>
+        <w:t>getName</w:t>
+      </w:r>
+      <w:proofErr w:type="spellEnd"/>
+      <w:r>
+        <w:rPr>
+          <w:rFonts w:ascii="Comic Sans MS" w:eastAsia="Times New Roman" w:hAnsi="Comic Sans MS" w:cstheme="majorHAnsi"/>
+          <w:bCs/>
+          <w:sz w:val="24"/>
+          <w:szCs w:val="24"/>
+          <w:lang w:eastAsia="en-IN"/>
+        </w:rPr>
+        <w:t xml:space="preserve"> </w:t>
+      </w:r>
+      <w:r>
+        <w:rPr>
+          <w:rFonts w:ascii="Times New Roman" w:eastAsia="Times New Roman" w:hAnsi="Times New Roman" w:cs="Times New Roman"/>
+          <w:bCs/>
+          <w:sz w:val="24"/>
+          <w:szCs w:val="24"/>
+          <w:lang w:eastAsia="en-IN"/>
+        </w:rPr>
+        <w:t>→</w:t>
+      </w:r>
+      <w:r>
+        <w:rPr>
+          <w:rFonts w:ascii="Comic Sans MS" w:eastAsia="Times New Roman" w:hAnsi="Comic Sans MS" w:cstheme="majorHAnsi"/>
+          <w:bCs/>
+          <w:sz w:val="24"/>
+          <w:szCs w:val="24"/>
+          <w:lang w:eastAsia="en-IN"/>
+        </w:rPr>
+        <w:t xml:space="preserve"> </w:t>
+      </w:r>
+      <w:r>
+        <w:rPr>
+          <w:rFonts w:ascii="Segoe UI Symbol" w:eastAsia="Times New Roman" w:hAnsi="Segoe UI Symbol" w:cs="Segoe UI Symbol"/>
+          <w:bCs/>
+          <w:sz w:val="24"/>
+          <w:szCs w:val="24"/>
+          <w:lang w:eastAsia="en-IN"/>
+        </w:rPr>
+        <w:t>❌</w:t>
+      </w:r>
+      <w:r>
+        <w:rPr>
+          <w:rFonts w:ascii="Comic Sans MS" w:eastAsia="Times New Roman" w:hAnsi="Comic Sans MS" w:cstheme="majorHAnsi"/>
+          <w:bCs/>
+          <w:sz w:val="24"/>
+          <w:szCs w:val="24"/>
+          <w:lang w:eastAsia="en-IN"/>
+        </w:rPr>
+        <w:t xml:space="preserve"> not a call </w:t>
+      </w:r>
+      <w:r>
+        <w:rPr>
+          <w:rFonts w:ascii="Times New Roman" w:eastAsia="Times New Roman" w:hAnsi="Times New Roman" w:cs="Times New Roman"/>
+          <w:bCs/>
+          <w:sz w:val="24"/>
+          <w:szCs w:val="24"/>
+          <w:lang w:eastAsia="en-IN"/>
+        </w:rPr>
+        <w:t>→</w:t>
+      </w:r>
+      <w:r>
+        <w:rPr>
+          <w:rFonts w:ascii="Comic Sans MS" w:eastAsia="Times New Roman" w:hAnsi="Comic Sans MS" w:cstheme="majorHAnsi"/>
+          <w:bCs/>
+          <w:sz w:val="24"/>
+          <w:szCs w:val="24"/>
+          <w:lang w:eastAsia="en-IN"/>
+        </w:rPr>
+        <w:t xml:space="preserve"> it's a </w:t>
+      </w:r>
+      <w:r>
+        <w:rPr>
+          <w:rFonts w:ascii="Comic Sans MS" w:eastAsia="Times New Roman" w:hAnsi="Comic Sans MS" w:cstheme="majorHAnsi"/>
+          <w:b/>
+          <w:bCs/>
+          <w:sz w:val="24"/>
+          <w:szCs w:val="24"/>
+          <w:lang w:eastAsia="en-IN"/>
+        </w:rPr>
+        <w:t>pointer to the method</w:t>
+      </w:r>
+      <w:r>
+        <w:rPr>
+          <w:rFonts w:ascii="Comic Sans MS" w:eastAsia="Times New Roman" w:hAnsi="Comic Sans MS" w:cstheme="majorHAnsi"/>
+          <w:bCs/>
+          <w:sz w:val="24"/>
+          <w:szCs w:val="24"/>
+          <w:lang w:eastAsia="en-IN"/>
+        </w:rPr>
+        <w:t>, like a function handle</w:t>
+      </w:r>
+    </w:p>
+    <w:p>
+      <w:pPr>
+        <w:spacing w:after="0" w:line="240" w:lineRule="auto"/>
+        <w:rPr>
+          <w:rFonts w:ascii="Comic Sans MS" w:eastAsia="Times New Roman" w:hAnsi="Comic Sans MS" w:cstheme="majorHAnsi"/>
+          <w:bCs/>
+          <w:sz w:val="12"/>
+          <w:szCs w:val="24"/>
+          <w:lang w:eastAsia="en-IN"/>
+        </w:rPr>
+      </w:pPr>
+    </w:p>
+    <w:p>
+      <w:pPr>
+        <w:shd w:val="clear" w:color="auto" w:fill="1E1F22"/>
+        <w:tabs>
+          <w:tab w:val="left" w:pos="916"/>
+          <w:tab w:val="left" w:pos="1832"/>
+          <w:tab w:val="left" w:pos="2748"/>
+          <w:tab w:val="left" w:pos="3664"/>
+          <w:tab w:val="left" w:pos="4580"/>
+          <w:tab w:val="left" w:pos="5496"/>
+          <w:tab w:val="left" w:pos="6412"/>
+          <w:tab w:val="left" w:pos="7328"/>
+          <w:tab w:val="left" w:pos="8244"/>
+          <w:tab w:val="left" w:pos="9160"/>
+          <w:tab w:val="left" w:pos="10076"/>
+          <w:tab w:val="left" w:pos="10992"/>
+          <w:tab w:val="left" w:pos="11908"/>
+          <w:tab w:val="left" w:pos="12824"/>
+          <w:tab w:val="left" w:pos="13740"/>
+          <w:tab w:val="left" w:pos="14656"/>
+        </w:tabs>
+        <w:spacing w:after="0" w:line="240" w:lineRule="auto"/>
+        <w:rPr>
+          <w:rFonts w:ascii="Courier New" w:eastAsia="Times New Roman" w:hAnsi="Courier New" w:cs="Courier New"/>
+          <w:color w:val="7A7E85"/>
+          <w:sz w:val="20"/>
+          <w:szCs w:val="20"/>
+          <w:lang w:eastAsia="en-IN"/>
+        </w:rPr>
+      </w:pPr>
+      <w:r>
+        <w:rPr>
+          <w:rFonts w:ascii="Courier New" w:eastAsia="Times New Roman" w:hAnsi="Courier New" w:cs="Courier New"/>
+          <w:color w:val="BCBEC4"/>
+          <w:sz w:val="20"/>
+          <w:szCs w:val="20"/>
+          <w:lang w:eastAsia="en-IN"/>
+        </w:rPr>
+        <w:t>person::</w:t>
+      </w:r>
+      <w:proofErr w:type="spellStart"/>
+      <w:r>
+        <w:rPr>
+          <w:rFonts w:ascii="Courier New" w:eastAsia="Times New Roman" w:hAnsi="Courier New" w:cs="Courier New"/>
+          <w:color w:val="BCBEC4"/>
+          <w:sz w:val="20"/>
+          <w:szCs w:val="20"/>
+          <w:lang w:eastAsia="en-IN"/>
+        </w:rPr>
+        <w:t>getName</w:t>
+      </w:r>
+      <w:proofErr w:type="spellEnd"/>
+      <w:r>
+        <w:rPr>
+          <w:rFonts w:ascii="Courier New" w:eastAsia="Times New Roman" w:hAnsi="Courier New" w:cs="Courier New"/>
+          <w:color w:val="BCBEC4"/>
+          <w:sz w:val="20"/>
+          <w:szCs w:val="20"/>
+          <w:lang w:eastAsia="en-IN"/>
+        </w:rPr>
+        <w:t xml:space="preserve">; </w:t>
+      </w:r>
+      <w:r>
+        <w:rPr>
+          <w:rFonts w:ascii="Courier New" w:eastAsia="Times New Roman" w:hAnsi="Courier New" w:cs="Courier New"/>
+          <w:color w:val="7A7E85"/>
+          <w:sz w:val="20"/>
+          <w:szCs w:val="20"/>
+          <w:lang w:eastAsia="en-IN"/>
+        </w:rPr>
+        <w:t xml:space="preserve">// </w:t>
+      </w:r>
+      <w:r>
+        <w:rPr>
+          <w:rFonts w:ascii="Segoe UI Symbol" w:eastAsia="Times New Roman" w:hAnsi="Segoe UI Symbol" w:cs="Segoe UI Symbol"/>
+          <w:color w:val="7A7E85"/>
+          <w:sz w:val="20"/>
+          <w:szCs w:val="20"/>
+          <w:lang w:eastAsia="en-IN"/>
+        </w:rPr>
+        <w:t>❌</w:t>
+      </w:r>
+      <w:r>
+        <w:rPr>
+          <w:rFonts w:ascii="Courier New" w:eastAsia="Times New Roman" w:hAnsi="Courier New" w:cs="Courier New"/>
+          <w:color w:val="7A7E85"/>
+          <w:sz w:val="20"/>
+          <w:szCs w:val="20"/>
+          <w:lang w:eastAsia="en-IN"/>
+        </w:rPr>
+        <w:t xml:space="preserve"> Invalid by itself — no context, Java doesn't know what to do</w:t>
+      </w:r>
+      <w:r>
+        <w:rPr>
+          <w:rFonts w:ascii="Courier New" w:eastAsia="Times New Roman" w:hAnsi="Courier New" w:cs="Courier New"/>
+          <w:color w:val="7A7E85"/>
+          <w:sz w:val="20"/>
+          <w:szCs w:val="20"/>
+          <w:lang w:eastAsia="en-IN"/>
+        </w:rPr>
+        <w:br/>
+      </w:r>
+      <w:r>
+        <w:rPr>
+          <w:rFonts w:ascii="Courier New" w:eastAsia="Times New Roman" w:hAnsi="Courier New" w:cs="Courier New"/>
+          <w:color w:val="7A7E85"/>
+          <w:sz w:val="20"/>
+          <w:szCs w:val="20"/>
+          <w:lang w:eastAsia="en-IN"/>
+        </w:rPr>
+        <w:br/>
+        <w:t xml:space="preserve">// Create a reference to </w:t>
+      </w:r>
+      <w:proofErr w:type="spellStart"/>
+      <w:r>
+        <w:rPr>
+          <w:rFonts w:ascii="Courier New" w:eastAsia="Times New Roman" w:hAnsi="Courier New" w:cs="Courier New"/>
+          <w:color w:val="7A7E85"/>
+          <w:sz w:val="20"/>
+          <w:szCs w:val="20"/>
+          <w:lang w:eastAsia="en-IN"/>
+        </w:rPr>
+        <w:t>getName</w:t>
+      </w:r>
+      <w:proofErr w:type="spellEnd"/>
+      <w:r>
+        <w:rPr>
+          <w:rFonts w:ascii="Courier New" w:eastAsia="Times New Roman" w:hAnsi="Courier New" w:cs="Courier New"/>
+          <w:color w:val="7A7E85"/>
+          <w:sz w:val="20"/>
+          <w:szCs w:val="20"/>
+          <w:lang w:eastAsia="en-IN"/>
+        </w:rPr>
+        <w:t>, assigned to a functional interface</w:t>
+      </w:r>
+      <w:r>
+        <w:rPr>
+          <w:rFonts w:ascii="Courier New" w:eastAsia="Times New Roman" w:hAnsi="Courier New" w:cs="Courier New"/>
+          <w:color w:val="7A7E85"/>
+          <w:sz w:val="20"/>
+          <w:szCs w:val="20"/>
+          <w:lang w:eastAsia="en-IN"/>
+        </w:rPr>
+        <w:br/>
+      </w:r>
+      <w:r>
+        <w:rPr>
+          <w:rFonts w:ascii="Courier New" w:eastAsia="Times New Roman" w:hAnsi="Courier New" w:cs="Courier New"/>
+          <w:color w:val="BCBEC4"/>
+          <w:sz w:val="20"/>
+          <w:szCs w:val="20"/>
+          <w:lang w:eastAsia="en-IN"/>
+        </w:rPr>
+        <w:t xml:space="preserve">Supplier&lt;String&gt; </w:t>
+      </w:r>
+      <w:r>
+        <w:rPr>
+          <w:rFonts w:ascii="Courier New" w:eastAsia="Times New Roman" w:hAnsi="Courier New" w:cs="Courier New"/>
+          <w:color w:val="C77DBB"/>
+          <w:sz w:val="20"/>
+          <w:szCs w:val="20"/>
+          <w:lang w:eastAsia="en-IN"/>
+        </w:rPr>
+        <w:t xml:space="preserve">s </w:t>
+      </w:r>
+      <w:r>
+        <w:rPr>
+          <w:rFonts w:ascii="Courier New" w:eastAsia="Times New Roman" w:hAnsi="Courier New" w:cs="Courier New"/>
+          <w:color w:val="BCBEC4"/>
+          <w:sz w:val="20"/>
+          <w:szCs w:val="20"/>
+          <w:lang w:eastAsia="en-IN"/>
+        </w:rPr>
+        <w:t>= person::</w:t>
+      </w:r>
+      <w:proofErr w:type="spellStart"/>
+      <w:r>
+        <w:rPr>
+          <w:rFonts w:ascii="Courier New" w:eastAsia="Times New Roman" w:hAnsi="Courier New" w:cs="Courier New"/>
+          <w:color w:val="BCBEC4"/>
+          <w:sz w:val="20"/>
+          <w:szCs w:val="20"/>
+          <w:lang w:eastAsia="en-IN"/>
+        </w:rPr>
+        <w:t>getName</w:t>
+      </w:r>
+      <w:proofErr w:type="spellEnd"/>
+      <w:proofErr w:type="gramStart"/>
+      <w:r>
+        <w:rPr>
+          <w:rFonts w:ascii="Courier New" w:eastAsia="Times New Roman" w:hAnsi="Courier New" w:cs="Courier New"/>
+          <w:color w:val="BCBEC4"/>
+          <w:sz w:val="20"/>
+          <w:szCs w:val="20"/>
+          <w:lang w:eastAsia="en-IN"/>
+        </w:rPr>
+        <w:t>;</w:t>
+      </w:r>
+      <w:proofErr w:type="gramEnd"/>
+      <w:r>
+        <w:rPr>
+          <w:rFonts w:ascii="Courier New" w:eastAsia="Times New Roman" w:hAnsi="Courier New" w:cs="Courier New"/>
+          <w:color w:val="BCBEC4"/>
+          <w:sz w:val="20"/>
+          <w:szCs w:val="20"/>
+          <w:lang w:eastAsia="en-IN"/>
+        </w:rPr>
+        <w:br/>
+      </w:r>
+      <w:proofErr w:type="spellStart"/>
+      <w:r>
+        <w:rPr>
+          <w:rFonts w:ascii="Courier New" w:eastAsia="Times New Roman" w:hAnsi="Courier New" w:cs="Courier New"/>
+          <w:color w:val="BCBEC4"/>
+          <w:sz w:val="20"/>
+          <w:szCs w:val="20"/>
+          <w:lang w:eastAsia="en-IN"/>
+        </w:rPr>
+        <w:t>System.out.</w:t>
+      </w:r>
+      <w:r>
+        <w:rPr>
+          <w:rFonts w:ascii="Courier New" w:eastAsia="Times New Roman" w:hAnsi="Courier New" w:cs="Courier New"/>
+          <w:color w:val="56A8F5"/>
+          <w:sz w:val="20"/>
+          <w:szCs w:val="20"/>
+          <w:lang w:eastAsia="en-IN"/>
+        </w:rPr>
+        <w:t>println</w:t>
+      </w:r>
+      <w:proofErr w:type="spellEnd"/>
+      <w:r>
+        <w:rPr>
+          <w:rFonts w:ascii="Courier New" w:eastAsia="Times New Roman" w:hAnsi="Courier New" w:cs="Courier New"/>
+          <w:color w:val="BCBEC4"/>
+          <w:sz w:val="20"/>
+          <w:szCs w:val="20"/>
+          <w:lang w:eastAsia="en-IN"/>
+        </w:rPr>
+        <w:t>(</w:t>
+      </w:r>
+      <w:proofErr w:type="spellStart"/>
+      <w:r>
+        <w:rPr>
+          <w:rFonts w:ascii="Courier New" w:eastAsia="Times New Roman" w:hAnsi="Courier New" w:cs="Courier New"/>
+          <w:color w:val="C77DBB"/>
+          <w:sz w:val="20"/>
+          <w:szCs w:val="20"/>
+          <w:lang w:eastAsia="en-IN"/>
+        </w:rPr>
+        <w:t>s</w:t>
+      </w:r>
+      <w:r>
+        <w:rPr>
+          <w:rFonts w:ascii="Courier New" w:eastAsia="Times New Roman" w:hAnsi="Courier New" w:cs="Courier New"/>
+          <w:color w:val="BCBEC4"/>
+          <w:sz w:val="20"/>
+          <w:szCs w:val="20"/>
+          <w:lang w:eastAsia="en-IN"/>
+        </w:rPr>
+        <w:t>.get</w:t>
+      </w:r>
+      <w:proofErr w:type="spellEnd"/>
+      <w:r>
+        <w:rPr>
+          <w:rFonts w:ascii="Courier New" w:eastAsia="Times New Roman" w:hAnsi="Courier New" w:cs="Courier New"/>
+          <w:color w:val="BCBEC4"/>
+          <w:sz w:val="20"/>
+          <w:szCs w:val="20"/>
+          <w:lang w:eastAsia="en-IN"/>
+        </w:rPr>
+        <w:t xml:space="preserve">());  </w:t>
+      </w:r>
+      <w:r>
+        <w:rPr>
+          <w:rFonts w:ascii="Courier New" w:eastAsia="Times New Roman" w:hAnsi="Courier New" w:cs="Courier New"/>
+          <w:color w:val="7A7E85"/>
+          <w:sz w:val="20"/>
+          <w:szCs w:val="20"/>
+          <w:lang w:eastAsia="en-IN"/>
+        </w:rPr>
+        <w:t>// Now it gets called</w:t>
+      </w:r>
+    </w:p>
+    <w:p>
+      <w:pPr>
+        <w:shd w:val="clear" w:color="auto" w:fill="1E1F22"/>
+        <w:tabs>
+          <w:tab w:val="left" w:pos="916"/>
+          <w:tab w:val="left" w:pos="1832"/>
+          <w:tab w:val="left" w:pos="2748"/>
+          <w:tab w:val="left" w:pos="3664"/>
+          <w:tab w:val="left" w:pos="4580"/>
+          <w:tab w:val="left" w:pos="5496"/>
+          <w:tab w:val="left" w:pos="6412"/>
+          <w:tab w:val="left" w:pos="7328"/>
+          <w:tab w:val="left" w:pos="8244"/>
+          <w:tab w:val="left" w:pos="9160"/>
+          <w:tab w:val="left" w:pos="10076"/>
+          <w:tab w:val="left" w:pos="10992"/>
+          <w:tab w:val="left" w:pos="11908"/>
+          <w:tab w:val="left" w:pos="12824"/>
+          <w:tab w:val="left" w:pos="13740"/>
+          <w:tab w:val="left" w:pos="14656"/>
+        </w:tabs>
+        <w:spacing w:after="0" w:line="240" w:lineRule="auto"/>
+        <w:rPr>
+          <w:rFonts w:ascii="Courier New" w:eastAsia="Times New Roman" w:hAnsi="Courier New" w:cs="Courier New"/>
+          <w:color w:val="BCBEC4"/>
+          <w:sz w:val="20"/>
+          <w:szCs w:val="20"/>
           <w:lang w:eastAsia="en-IN"/>
         </w:rPr>
       </w:pPr>
@@ -8890,7 +10830,7 @@
           <w:u w:val="single"/>
         </w:rPr>
       </w:pPr>
-      <w:bookmarkStart w:id="4" w:name="_Toc240363946"/>
+      <w:bookmarkStart w:id="1" w:name="_Toc240363946"/>
       <w:r>
         <w:rPr>
           <w:rFonts w:ascii="Comic Sans MS" w:hAnsi="Comic Sans MS"/>
@@ -8902,7 +10842,7 @@
         <w:lastRenderedPageBreak/>
         <w:t>Lambda</w:t>
       </w:r>
-      <w:bookmarkEnd w:id="4"/>
+      <w:bookmarkEnd w:id="1"/>
     </w:p>
     <w:p>
       <w:pPr>
@@ -8932,9 +10872,9 @@
           <w:sz w:val="28"/>
         </w:rPr>
       </w:pPr>
-      <w:bookmarkStart w:id="5" w:name="_Toc240191817"/>
-      <w:bookmarkStart w:id="6" w:name="_Toc240300717"/>
-      <w:bookmarkStart w:id="7" w:name="_Toc240363947"/>
+      <w:bookmarkStart w:id="2" w:name="_Toc240191817"/>
+      <w:bookmarkStart w:id="3" w:name="_Toc240300717"/>
+      <w:bookmarkStart w:id="4" w:name="_Toc240363947"/>
       <w:r>
         <w:rPr>
           <w:rFonts w:ascii="Comic Sans MS" w:hAnsi="Comic Sans MS" w:cs="Segoe UI Symbol"/>
@@ -8949,151 +10889,150 @@
         </w:rPr>
         <w:t xml:space="preserve">. </w:t>
       </w:r>
-      <w:bookmarkEnd w:id="5"/>
-      <w:bookmarkEnd w:id="6"/>
-      <w:bookmarkEnd w:id="7"/>
-      <w:r>
+      <w:bookmarkEnd w:id="2"/>
+      <w:bookmarkEnd w:id="3"/>
+      <w:bookmarkEnd w:id="4"/>
+      <w:r>
+        <w:rPr>
+          <w:rFonts w:ascii="Comic Sans MS" w:hAnsi="Comic Sans MS" w:cs="Segoe UI Symbol"/>
+          <w:sz w:val="28"/>
+        </w:rPr>
+        <w:t>Can lambda expressions be used with interfaces that have more than one abstract method? Why or why not?</w:t>
+      </w:r>
+    </w:p>
+    <w:p>
+      <w:pPr>
+        <w:spacing w:after="0" w:line="240" w:lineRule="auto"/>
+        <w:rPr>
+          <w:rFonts w:ascii="Comic Sans MS" w:eastAsia="Times New Roman" w:hAnsi="Comic Sans MS" w:cstheme="majorHAnsi"/>
+          <w:bCs/>
+          <w:sz w:val="24"/>
+          <w:szCs w:val="24"/>
+          <w:lang w:eastAsia="en-IN"/>
+        </w:rPr>
+      </w:pPr>
+      <w:r>
+        <w:rPr>
+          <w:rFonts w:ascii="Comic Sans MS" w:eastAsia="Times New Roman" w:hAnsi="Comic Sans MS" w:cstheme="majorHAnsi"/>
+          <w:bCs/>
+          <w:sz w:val="24"/>
+          <w:szCs w:val="24"/>
+          <w:lang w:eastAsia="en-IN"/>
+        </w:rPr>
+        <w:t xml:space="preserve">No, lambda expressions cannot be used with interfaces that have more than one abstract method because they rely on functional interfaces, which are interfaces with exactly one abstract method. This single abstract method provides the functional target for the lambda expression, enabling Java to determine the intended </w:t>
+      </w:r>
+      <w:proofErr w:type="spellStart"/>
+      <w:r>
+        <w:rPr>
+          <w:rFonts w:ascii="Comic Sans MS" w:eastAsia="Times New Roman" w:hAnsi="Comic Sans MS" w:cstheme="majorHAnsi"/>
+          <w:bCs/>
+          <w:sz w:val="24"/>
+          <w:szCs w:val="24"/>
+          <w:lang w:eastAsia="en-IN"/>
+        </w:rPr>
+        <w:t>behavior</w:t>
+      </w:r>
+      <w:proofErr w:type="spellEnd"/>
+      <w:r>
+        <w:rPr>
+          <w:rFonts w:ascii="Comic Sans MS" w:eastAsia="Times New Roman" w:hAnsi="Comic Sans MS" w:cstheme="majorHAnsi"/>
+          <w:bCs/>
+          <w:sz w:val="24"/>
+          <w:szCs w:val="24"/>
+          <w:lang w:eastAsia="en-IN"/>
+        </w:rPr>
+        <w:t xml:space="preserve">. </w:t>
+      </w:r>
+    </w:p>
+    <w:p>
+      <w:pPr>
+        <w:spacing w:after="0" w:line="240" w:lineRule="auto"/>
+        <w:rPr>
+          <w:rFonts w:ascii="Comic Sans MS" w:eastAsia="Times New Roman" w:hAnsi="Comic Sans MS" w:cstheme="majorHAnsi"/>
+          <w:bCs/>
+          <w:sz w:val="24"/>
+          <w:szCs w:val="24"/>
+          <w:lang w:eastAsia="en-IN"/>
+        </w:rPr>
+      </w:pPr>
+      <w:r>
+        <w:rPr>
+          <w:rFonts w:ascii="Comic Sans MS" w:eastAsia="Times New Roman" w:hAnsi="Comic Sans MS" w:cstheme="majorHAnsi"/>
+          <w:bCs/>
+          <w:sz w:val="24"/>
+          <w:szCs w:val="24"/>
+          <w:lang w:eastAsia="en-IN"/>
+        </w:rPr>
+        <w:t>If an interface has multiple abstract methods, there is ambiguity about which method the lambda should implement, violating the principle of functional programming. To ensure compatibility, Java introduced the @</w:t>
+      </w:r>
+      <w:proofErr w:type="spellStart"/>
+      <w:r>
+        <w:rPr>
+          <w:rFonts w:ascii="Comic Sans MS" w:eastAsia="Times New Roman" w:hAnsi="Comic Sans MS" w:cstheme="majorHAnsi"/>
+          <w:bCs/>
+          <w:sz w:val="24"/>
+          <w:szCs w:val="24"/>
+          <w:lang w:eastAsia="en-IN"/>
+        </w:rPr>
+        <w:t>FunctionalInterface</w:t>
+      </w:r>
+      <w:proofErr w:type="spellEnd"/>
+      <w:r>
+        <w:rPr>
+          <w:rFonts w:ascii="Comic Sans MS" w:eastAsia="Times New Roman" w:hAnsi="Comic Sans MS" w:cstheme="majorHAnsi"/>
+          <w:bCs/>
+          <w:sz w:val="24"/>
+          <w:szCs w:val="24"/>
+          <w:lang w:eastAsia="en-IN"/>
+        </w:rPr>
+        <w:t xml:space="preserve"> annotation, which enforces that an interface has only one abstract method, making it suitable for use with lambda expressions.</w:t>
+      </w:r>
+    </w:p>
+    <w:p>
+      <w:pPr>
+        <w:spacing w:after="0" w:line="240" w:lineRule="auto"/>
+        <w:rPr>
+          <w:rFonts w:ascii="Comic Sans MS" w:eastAsia="Times New Roman" w:hAnsi="Comic Sans MS" w:cstheme="majorHAnsi"/>
+          <w:bCs/>
+          <w:sz w:val="24"/>
+          <w:szCs w:val="24"/>
+          <w:lang w:eastAsia="en-IN"/>
+        </w:rPr>
+      </w:pPr>
+    </w:p>
+    <w:p>
+      <w:pPr>
+        <w:spacing w:after="0" w:line="240" w:lineRule="auto"/>
+        <w:rPr>
+          <w:rFonts w:ascii="Comic Sans MS" w:eastAsia="Times New Roman" w:hAnsi="Comic Sans MS" w:cstheme="majorHAnsi"/>
+          <w:bCs/>
+          <w:sz w:val="24"/>
+          <w:szCs w:val="24"/>
+          <w:lang w:eastAsia="en-IN"/>
+        </w:rPr>
+      </w:pPr>
+    </w:p>
+    <w:p>
+      <w:pPr>
+        <w:spacing w:after="0" w:line="240" w:lineRule="auto"/>
+        <w:rPr>
+          <w:rFonts w:ascii="Comic Sans MS" w:eastAsia="Times New Roman" w:hAnsi="Comic Sans MS" w:cstheme="majorHAnsi"/>
+          <w:bCs/>
+          <w:sz w:val="24"/>
+          <w:szCs w:val="24"/>
+          <w:lang w:eastAsia="en-IN"/>
+        </w:rPr>
+      </w:pPr>
+    </w:p>
+    <w:p>
+      <w:pPr>
+        <w:pStyle w:val="Heading2"/>
+        <w:spacing w:after="240"/>
         <w:rPr>
           <w:rFonts w:ascii="Comic Sans MS" w:hAnsi="Comic Sans MS" w:cs="Segoe UI Symbol"/>
           <w:b/>
           <w:sz w:val="28"/>
         </w:rPr>
-        <w:t>Can lambda expressions be used with interfaces that have more than one abstract method? Why or why not?</w:t>
-      </w:r>
-    </w:p>
-    <w:p>
-      <w:pPr>
-        <w:spacing w:after="0" w:line="240" w:lineRule="auto"/>
-        <w:rPr>
-          <w:rFonts w:ascii="Comic Sans MS" w:eastAsia="Times New Roman" w:hAnsi="Comic Sans MS" w:cstheme="majorHAnsi"/>
-          <w:bCs/>
-          <w:sz w:val="24"/>
-          <w:szCs w:val="24"/>
-          <w:lang w:eastAsia="en-IN"/>
-        </w:rPr>
-      </w:pPr>
-      <w:r>
-        <w:rPr>
-          <w:rFonts w:ascii="Comic Sans MS" w:eastAsia="Times New Roman" w:hAnsi="Comic Sans MS" w:cstheme="majorHAnsi"/>
-          <w:bCs/>
-          <w:sz w:val="24"/>
-          <w:szCs w:val="24"/>
-          <w:lang w:eastAsia="en-IN"/>
-        </w:rPr>
-        <w:t xml:space="preserve">No, lambda expressions cannot be used with interfaces that have more than one abstract method because they rely on functional interfaces, which are interfaces with exactly one abstract method. This single abstract method provides the functional target for the lambda expression, enabling Java to determine the intended </w:t>
-      </w:r>
-      <w:proofErr w:type="spellStart"/>
-      <w:r>
-        <w:rPr>
-          <w:rFonts w:ascii="Comic Sans MS" w:eastAsia="Times New Roman" w:hAnsi="Comic Sans MS" w:cstheme="majorHAnsi"/>
-          <w:bCs/>
-          <w:sz w:val="24"/>
-          <w:szCs w:val="24"/>
-          <w:lang w:eastAsia="en-IN"/>
-        </w:rPr>
-        <w:t>behavior</w:t>
-      </w:r>
-      <w:proofErr w:type="spellEnd"/>
-      <w:r>
-        <w:rPr>
-          <w:rFonts w:ascii="Comic Sans MS" w:eastAsia="Times New Roman" w:hAnsi="Comic Sans MS" w:cstheme="majorHAnsi"/>
-          <w:bCs/>
-          <w:sz w:val="24"/>
-          <w:szCs w:val="24"/>
-          <w:lang w:eastAsia="en-IN"/>
-        </w:rPr>
-        <w:t xml:space="preserve">. </w:t>
-      </w:r>
-    </w:p>
-    <w:p>
-      <w:pPr>
-        <w:spacing w:after="0" w:line="240" w:lineRule="auto"/>
-        <w:rPr>
-          <w:rFonts w:ascii="Comic Sans MS" w:eastAsia="Times New Roman" w:hAnsi="Comic Sans MS" w:cstheme="majorHAnsi"/>
-          <w:bCs/>
-          <w:sz w:val="24"/>
-          <w:szCs w:val="24"/>
-          <w:lang w:eastAsia="en-IN"/>
-        </w:rPr>
-      </w:pPr>
-      <w:r>
-        <w:rPr>
-          <w:rFonts w:ascii="Comic Sans MS" w:eastAsia="Times New Roman" w:hAnsi="Comic Sans MS" w:cstheme="majorHAnsi"/>
-          <w:bCs/>
-          <w:sz w:val="24"/>
-          <w:szCs w:val="24"/>
-          <w:lang w:eastAsia="en-IN"/>
-        </w:rPr>
-        <w:t>If an interface has multiple abstract methods, there is ambiguity about which method the lambda should implement, violating the principle of functional programming. To ensure compatibility, Java introduced the @</w:t>
-      </w:r>
-      <w:proofErr w:type="spellStart"/>
-      <w:r>
-        <w:rPr>
-          <w:rFonts w:ascii="Comic Sans MS" w:eastAsia="Times New Roman" w:hAnsi="Comic Sans MS" w:cstheme="majorHAnsi"/>
-          <w:bCs/>
-          <w:sz w:val="24"/>
-          <w:szCs w:val="24"/>
-          <w:lang w:eastAsia="en-IN"/>
-        </w:rPr>
-        <w:t>FunctionalInterface</w:t>
-      </w:r>
-      <w:proofErr w:type="spellEnd"/>
-      <w:r>
-        <w:rPr>
-          <w:rFonts w:ascii="Comic Sans MS" w:eastAsia="Times New Roman" w:hAnsi="Comic Sans MS" w:cstheme="majorHAnsi"/>
-          <w:bCs/>
-          <w:sz w:val="24"/>
-          <w:szCs w:val="24"/>
-          <w:lang w:eastAsia="en-IN"/>
-        </w:rPr>
-        <w:t xml:space="preserve"> annotation, which enforces that an interface has only one abstract method, making it suitable for use with lambda expressions.</w:t>
-      </w:r>
-    </w:p>
-    <w:p>
-      <w:pPr>
-        <w:spacing w:after="0" w:line="240" w:lineRule="auto"/>
-        <w:rPr>
-          <w:rFonts w:ascii="Comic Sans MS" w:eastAsia="Times New Roman" w:hAnsi="Comic Sans MS" w:cstheme="majorHAnsi"/>
-          <w:bCs/>
-          <w:sz w:val="24"/>
-          <w:szCs w:val="24"/>
-          <w:lang w:eastAsia="en-IN"/>
-        </w:rPr>
-      </w:pPr>
-    </w:p>
-    <w:p>
-      <w:pPr>
-        <w:spacing w:after="0" w:line="240" w:lineRule="auto"/>
-        <w:rPr>
-          <w:rFonts w:ascii="Comic Sans MS" w:eastAsia="Times New Roman" w:hAnsi="Comic Sans MS" w:cstheme="majorHAnsi"/>
-          <w:bCs/>
-          <w:sz w:val="24"/>
-          <w:szCs w:val="24"/>
-          <w:lang w:eastAsia="en-IN"/>
-        </w:rPr>
-      </w:pPr>
-    </w:p>
-    <w:p>
-      <w:pPr>
-        <w:spacing w:after="0" w:line="240" w:lineRule="auto"/>
-        <w:rPr>
-          <w:rFonts w:ascii="Comic Sans MS" w:eastAsia="Times New Roman" w:hAnsi="Comic Sans MS" w:cstheme="majorHAnsi"/>
-          <w:bCs/>
-          <w:sz w:val="24"/>
-          <w:szCs w:val="24"/>
-          <w:lang w:eastAsia="en-IN"/>
-        </w:rPr>
-      </w:pPr>
-    </w:p>
-    <w:p>
-      <w:pPr>
-        <w:pStyle w:val="Heading2"/>
-        <w:spacing w:after="240"/>
-        <w:rPr>
-          <w:rFonts w:ascii="Comic Sans MS" w:hAnsi="Comic Sans MS" w:cs="Segoe UI Symbol"/>
-          <w:b/>
-          <w:sz w:val="28"/>
-        </w:rPr>
       </w:pPr>
       <w:r>
         <w:rPr>
@@ -9112,7 +11051,6 @@
       <w:r>
         <w:rPr>
           <w:rFonts w:ascii="Comic Sans MS" w:hAnsi="Comic Sans MS" w:cs="Segoe UI Symbol"/>
-          <w:b/>
           <w:sz w:val="28"/>
         </w:rPr>
         <w:t>When should lambda be avoided?</w:t>
@@ -9208,6 +11146,38 @@
     </w:p>
     <w:p>
       <w:pPr>
+        <w:pStyle w:val="Heading2"/>
+        <w:spacing w:after="240"/>
+        <w:rPr>
+          <w:rFonts w:ascii="Comic Sans MS" w:hAnsi="Comic Sans MS" w:cs="Segoe UI Symbol"/>
+          <w:b/>
+          <w:sz w:val="28"/>
+        </w:rPr>
+      </w:pPr>
+      <w:r>
+        <w:rPr>
+          <w:rFonts w:ascii="Comic Sans MS" w:hAnsi="Comic Sans MS" w:cs="Segoe UI Symbol"/>
+          <w:sz w:val="28"/>
+        </w:rPr>
+        <w:t>Q3</w:t>
+      </w:r>
+      <w:r>
+        <w:rPr>
+          <w:rFonts w:ascii="Comic Sans MS" w:hAnsi="Comic Sans MS" w:cs="Segoe UI Symbol"/>
+          <w:sz w:val="28"/>
+        </w:rPr>
+        <w:t xml:space="preserve">. </w:t>
+      </w:r>
+      <w:r>
+        <w:rPr>
+          <w:rFonts w:ascii="Comic Sans MS" w:hAnsi="Comic Sans MS" w:cs="Segoe UI Symbol"/>
+          <w:sz w:val="28"/>
+        </w:rPr>
+        <w:t>Can lambdas throw checked exceptions?</w:t>
+      </w:r>
+    </w:p>
+    <w:p>
+      <w:pPr>
         <w:spacing w:after="0" w:line="240" w:lineRule="auto"/>
         <w:rPr>
           <w:rFonts w:ascii="Comic Sans MS" w:eastAsia="Times New Roman" w:hAnsi="Comic Sans MS" w:cstheme="majorHAnsi"/>
@@ -9217,6 +11187,38 @@
           <w:lang w:eastAsia="en-IN"/>
         </w:rPr>
       </w:pPr>
+      <w:r>
+        <w:rPr>
+          <w:rFonts w:ascii="Comic Sans MS" w:eastAsia="Times New Roman" w:hAnsi="Comic Sans MS" w:cstheme="majorHAnsi"/>
+          <w:bCs/>
+          <w:sz w:val="24"/>
+          <w:szCs w:val="24"/>
+          <w:lang w:eastAsia="en-IN"/>
+        </w:rPr>
+        <w:t xml:space="preserve">A lambda can throw checked exceptions only when </w:t>
+      </w:r>
+      <w:proofErr w:type="gramStart"/>
+      <w:r>
+        <w:rPr>
+          <w:rFonts w:ascii="Comic Sans MS" w:eastAsia="Times New Roman" w:hAnsi="Comic Sans MS" w:cstheme="majorHAnsi"/>
+          <w:bCs/>
+          <w:sz w:val="24"/>
+          <w:szCs w:val="24"/>
+          <w:lang w:eastAsia="en-IN"/>
+        </w:rPr>
+        <w:t>its</w:t>
+      </w:r>
+      <w:proofErr w:type="gramEnd"/>
+      <w:r>
+        <w:rPr>
+          <w:rFonts w:ascii="Comic Sans MS" w:eastAsia="Times New Roman" w:hAnsi="Comic Sans MS" w:cstheme="majorHAnsi"/>
+          <w:bCs/>
+          <w:sz w:val="24"/>
+          <w:szCs w:val="24"/>
+          <w:lang w:eastAsia="en-IN"/>
+        </w:rPr>
+        <w:t xml:space="preserve"> functional interface method declares those exceptions; otherwise, you must handle them inside the lambda or use a suitable custom functional interface.</w:t>
+      </w:r>
     </w:p>
     <w:p>
       <w:pPr>
@@ -9224,11 +11226,134 @@
         <w:rPr>
           <w:rFonts w:ascii="Comic Sans MS" w:eastAsia="Times New Roman" w:hAnsi="Comic Sans MS" w:cstheme="majorHAnsi"/>
           <w:bCs/>
-          <w:sz w:val="24"/>
-          <w:szCs w:val="24"/>
-          <w:lang w:eastAsia="en-IN"/>
-        </w:rPr>
-      </w:pPr>
+          <w:sz w:val="20"/>
+          <w:szCs w:val="24"/>
+          <w:lang w:eastAsia="en-IN"/>
+        </w:rPr>
+      </w:pPr>
+    </w:p>
+    <w:p>
+      <w:pPr>
+        <w:pStyle w:val="HTMLPreformatted"/>
+        <w:shd w:val="clear" w:color="auto" w:fill="1E1F22"/>
+        <w:rPr>
+          <w:rFonts w:ascii="Comic Sans MS" w:hAnsi="Comic Sans MS"/>
+          <w:color w:val="BCBEC4"/>
+          <w:szCs w:val="24"/>
+        </w:rPr>
+      </w:pPr>
+      <w:r>
+        <w:rPr>
+          <w:rFonts w:ascii="Comic Sans MS" w:hAnsi="Comic Sans MS"/>
+          <w:color w:val="BCBEC4"/>
+          <w:szCs w:val="24"/>
+        </w:rPr>
+        <w:t>Callable&lt;Integer&gt; task = (</w:t>
+      </w:r>
+      <w:proofErr w:type="gramStart"/>
+      <w:r>
+        <w:rPr>
+          <w:rFonts w:ascii="Comic Sans MS" w:hAnsi="Comic Sans MS"/>
+          <w:color w:val="BCBEC4"/>
+          <w:szCs w:val="24"/>
+        </w:rPr>
+        <w:t>)-</w:t>
+      </w:r>
+      <w:proofErr w:type="gramEnd"/>
+      <w:r>
+        <w:rPr>
+          <w:rFonts w:ascii="Comic Sans MS" w:hAnsi="Comic Sans MS"/>
+          <w:color w:val="BCBEC4"/>
+          <w:szCs w:val="24"/>
+        </w:rPr>
+        <w:t>&gt; {</w:t>
+      </w:r>
+      <w:r>
+        <w:rPr>
+          <w:rFonts w:ascii="Comic Sans MS" w:hAnsi="Comic Sans MS"/>
+          <w:color w:val="BCBEC4"/>
+          <w:szCs w:val="24"/>
+        </w:rPr>
+        <w:br/>
+        <w:t xml:space="preserve">    </w:t>
+      </w:r>
+      <w:r>
+        <w:rPr>
+          <w:rFonts w:ascii="Comic Sans MS" w:hAnsi="Comic Sans MS"/>
+          <w:color w:val="CF8E6D"/>
+          <w:szCs w:val="24"/>
+        </w:rPr>
+        <w:t xml:space="preserve">throw new </w:t>
+      </w:r>
+      <w:proofErr w:type="spellStart"/>
+      <w:r>
+        <w:rPr>
+          <w:rFonts w:ascii="Comic Sans MS" w:hAnsi="Comic Sans MS"/>
+          <w:color w:val="BCBEC4"/>
+          <w:szCs w:val="24"/>
+        </w:rPr>
+        <w:t>IOException</w:t>
+      </w:r>
+      <w:proofErr w:type="spellEnd"/>
+      <w:r>
+        <w:rPr>
+          <w:rFonts w:ascii="Comic Sans MS" w:hAnsi="Comic Sans MS"/>
+          <w:color w:val="BCBEC4"/>
+          <w:szCs w:val="24"/>
+        </w:rPr>
+        <w:t>(</w:t>
+      </w:r>
+      <w:r>
+        <w:rPr>
+          <w:rFonts w:ascii="Comic Sans MS" w:hAnsi="Comic Sans MS"/>
+          <w:color w:val="6AAB73"/>
+          <w:szCs w:val="24"/>
+        </w:rPr>
+        <w:t>"Invalid call to method"</w:t>
+      </w:r>
+      <w:r>
+        <w:rPr>
+          <w:rFonts w:ascii="Comic Sans MS" w:hAnsi="Comic Sans MS"/>
+          <w:color w:val="BCBEC4"/>
+          <w:szCs w:val="24"/>
+        </w:rPr>
+        <w:t>);</w:t>
+      </w:r>
+      <w:r>
+        <w:rPr>
+          <w:rFonts w:ascii="Comic Sans MS" w:hAnsi="Comic Sans MS"/>
+          <w:color w:val="BCBEC4"/>
+          <w:szCs w:val="24"/>
+        </w:rPr>
+        <w:br/>
+        <w:t>};</w:t>
+      </w:r>
+      <w:r>
+        <w:rPr>
+          <w:rFonts w:ascii="Comic Sans MS" w:hAnsi="Comic Sans MS"/>
+          <w:color w:val="BCBEC4"/>
+          <w:szCs w:val="24"/>
+        </w:rPr>
+        <w:br/>
+      </w:r>
+      <w:proofErr w:type="spellStart"/>
+      <w:r>
+        <w:rPr>
+          <w:rFonts w:ascii="Comic Sans MS" w:hAnsi="Comic Sans MS"/>
+          <w:color w:val="BCBEC4"/>
+          <w:szCs w:val="24"/>
+        </w:rPr>
+        <w:t>task.call</w:t>
+      </w:r>
+      <w:proofErr w:type="spellEnd"/>
+      <w:r>
+        <w:rPr>
+          <w:rFonts w:ascii="Comic Sans MS" w:hAnsi="Comic Sans MS"/>
+          <w:color w:val="BCBEC4"/>
+          <w:szCs w:val="24"/>
+        </w:rPr>
+        <w:t>();</w:t>
+      </w:r>
     </w:p>
     <w:p>
       <w:pPr>
@@ -9241,6 +11366,16 @@
           <w:lang w:eastAsia="en-IN"/>
         </w:rPr>
       </w:pPr>
+      <w:r>
+        <w:rPr>
+          <w:rFonts w:ascii="Comic Sans MS" w:eastAsia="Times New Roman" w:hAnsi="Comic Sans MS" w:cstheme="majorHAnsi"/>
+          <w:bCs/>
+          <w:sz w:val="24"/>
+          <w:szCs w:val="24"/>
+          <w:lang w:eastAsia="en-IN"/>
+        </w:rPr>
+        <w:t>This is allowed because call methods allow to throw exceptions.</w:t>
+      </w:r>
     </w:p>
     <w:p>
       <w:pPr>
@@ -9265,6 +11400,154 @@
           <w:lang w:eastAsia="en-IN"/>
         </w:rPr>
       </w:pPr>
+      <w:r>
+        <w:rPr>
+          <w:rFonts w:ascii="Comic Sans MS" w:eastAsia="Times New Roman" w:hAnsi="Comic Sans MS" w:cstheme="majorHAnsi"/>
+          <w:bCs/>
+          <w:sz w:val="24"/>
+          <w:szCs w:val="24"/>
+          <w:lang w:eastAsia="en-IN"/>
+        </w:rPr>
+        <w:t>If you do same with Runnable, which does not allow to throw exception, we will get compilation error</w:t>
+      </w:r>
+    </w:p>
+    <w:p>
+      <w:pPr>
+        <w:pStyle w:val="HTMLPreformatted"/>
+        <w:shd w:val="clear" w:color="auto" w:fill="1E1F22"/>
+        <w:rPr>
+          <w:rFonts w:ascii="Comic Sans MS" w:hAnsi="Comic Sans MS"/>
+          <w:color w:val="BCBEC4"/>
+          <w:szCs w:val="24"/>
+        </w:rPr>
+      </w:pPr>
+      <w:r>
+        <w:rPr>
+          <w:rFonts w:ascii="Comic Sans MS" w:hAnsi="Comic Sans MS"/>
+          <w:color w:val="BCBEC4"/>
+          <w:szCs w:val="24"/>
+        </w:rPr>
+        <w:t>Runnable task = (</w:t>
+      </w:r>
+      <w:proofErr w:type="gramStart"/>
+      <w:r>
+        <w:rPr>
+          <w:rFonts w:ascii="Comic Sans MS" w:hAnsi="Comic Sans MS"/>
+          <w:color w:val="BCBEC4"/>
+          <w:szCs w:val="24"/>
+        </w:rPr>
+        <w:t>)-</w:t>
+      </w:r>
+      <w:proofErr w:type="gramEnd"/>
+      <w:r>
+        <w:rPr>
+          <w:rFonts w:ascii="Comic Sans MS" w:hAnsi="Comic Sans MS"/>
+          <w:color w:val="BCBEC4"/>
+          <w:szCs w:val="24"/>
+        </w:rPr>
+        <w:t>&gt; {</w:t>
+      </w:r>
+      <w:r>
+        <w:rPr>
+          <w:rFonts w:ascii="Comic Sans MS" w:hAnsi="Comic Sans MS"/>
+          <w:color w:val="BCBEC4"/>
+          <w:szCs w:val="24"/>
+        </w:rPr>
+        <w:br/>
+        <w:t xml:space="preserve">    </w:t>
+      </w:r>
+      <w:r>
+        <w:rPr>
+          <w:rFonts w:ascii="Comic Sans MS" w:hAnsi="Comic Sans MS"/>
+          <w:color w:val="CF8E6D"/>
+          <w:szCs w:val="24"/>
+        </w:rPr>
+        <w:t xml:space="preserve">throw new </w:t>
+      </w:r>
+      <w:proofErr w:type="spellStart"/>
+      <w:r>
+        <w:rPr>
+          <w:rFonts w:ascii="Comic Sans MS" w:hAnsi="Comic Sans MS"/>
+          <w:color w:val="BCBEC4"/>
+          <w:szCs w:val="24"/>
+        </w:rPr>
+        <w:t>IOException</w:t>
+      </w:r>
+      <w:proofErr w:type="spellEnd"/>
+      <w:r>
+        <w:rPr>
+          <w:rFonts w:ascii="Comic Sans MS" w:hAnsi="Comic Sans MS"/>
+          <w:color w:val="BCBEC4"/>
+          <w:szCs w:val="24"/>
+        </w:rPr>
+        <w:t>(</w:t>
+      </w:r>
+      <w:r>
+        <w:rPr>
+          <w:rFonts w:ascii="Comic Sans MS" w:hAnsi="Comic Sans MS"/>
+          <w:color w:val="6AAB73"/>
+          <w:szCs w:val="24"/>
+        </w:rPr>
+        <w:t>"Invalid call to method"</w:t>
+      </w:r>
+      <w:r>
+        <w:rPr>
+          <w:rFonts w:ascii="Comic Sans MS" w:hAnsi="Comic Sans MS"/>
+          <w:color w:val="BCBEC4"/>
+          <w:szCs w:val="24"/>
+        </w:rPr>
+        <w:t xml:space="preserve">); </w:t>
+      </w:r>
+      <w:r>
+        <w:rPr>
+          <w:rFonts w:ascii="Comic Sans MS" w:hAnsi="Comic Sans MS"/>
+          <w:color w:val="7A7E85"/>
+          <w:szCs w:val="24"/>
+        </w:rPr>
+        <w:t>//Compilation Error</w:t>
+      </w:r>
+      <w:r>
+        <w:rPr>
+          <w:rFonts w:ascii="Comic Sans MS" w:hAnsi="Comic Sans MS"/>
+          <w:color w:val="7A7E85"/>
+          <w:szCs w:val="24"/>
+        </w:rPr>
+        <w:br/>
+      </w:r>
+      <w:r>
+        <w:rPr>
+          <w:rFonts w:ascii="Comic Sans MS" w:hAnsi="Comic Sans MS"/>
+          <w:color w:val="BCBEC4"/>
+          <w:szCs w:val="24"/>
+        </w:rPr>
+        <w:t>};</w:t>
+      </w:r>
+      <w:r>
+        <w:rPr>
+          <w:rFonts w:ascii="Comic Sans MS" w:hAnsi="Comic Sans MS"/>
+          <w:color w:val="BCBEC4"/>
+          <w:szCs w:val="24"/>
+        </w:rPr>
+        <w:br/>
+      </w:r>
+      <w:proofErr w:type="spellStart"/>
+      <w:r>
+        <w:rPr>
+          <w:rFonts w:ascii="Comic Sans MS" w:hAnsi="Comic Sans MS"/>
+          <w:color w:val="BCBEC4"/>
+          <w:szCs w:val="24"/>
+        </w:rPr>
+        <w:t>task.run</w:t>
+      </w:r>
+      <w:proofErr w:type="spellEnd"/>
+      <w:r>
+        <w:rPr>
+          <w:rFonts w:ascii="Comic Sans MS" w:hAnsi="Comic Sans MS"/>
+          <w:color w:val="BCBEC4"/>
+          <w:szCs w:val="24"/>
+        </w:rPr>
+        <w:t>();</w:t>
+      </w:r>
     </w:p>
     <w:p>
       <w:pPr>
@@ -9277,6 +11560,208 @@
           <w:lang w:eastAsia="en-IN"/>
         </w:rPr>
       </w:pPr>
+      <w:r>
+        <w:rPr>
+          <w:rFonts w:ascii="Comic Sans MS" w:eastAsia="Times New Roman" w:hAnsi="Comic Sans MS" w:cstheme="majorHAnsi"/>
+          <w:bCs/>
+          <w:sz w:val="24"/>
+          <w:szCs w:val="24"/>
+          <w:lang w:eastAsia="en-IN"/>
+        </w:rPr>
+        <w:lastRenderedPageBreak/>
+        <w:t>To handle exceptions in such cases, we can use try catch inside the lambda, so ideally we won’t throw exception, but will handle it within our logic.</w:t>
+      </w:r>
+    </w:p>
+    <w:p>
+      <w:pPr>
+        <w:pStyle w:val="HTMLPreformatted"/>
+        <w:shd w:val="clear" w:color="auto" w:fill="1E1F22"/>
+        <w:rPr>
+          <w:rFonts w:ascii="Comic Sans MS" w:hAnsi="Comic Sans MS"/>
+          <w:color w:val="BCBEC4"/>
+          <w:szCs w:val="24"/>
+        </w:rPr>
+      </w:pPr>
+    </w:p>
+    <w:p>
+      <w:pPr>
+        <w:pStyle w:val="HTMLPreformatted"/>
+        <w:shd w:val="clear" w:color="auto" w:fill="1E1F22"/>
+        <w:rPr>
+          <w:rFonts w:ascii="Comic Sans MS" w:hAnsi="Comic Sans MS"/>
+          <w:color w:val="BCBEC4"/>
+          <w:szCs w:val="24"/>
+        </w:rPr>
+      </w:pPr>
+      <w:r>
+        <w:rPr>
+          <w:rFonts w:ascii="Comic Sans MS" w:hAnsi="Comic Sans MS"/>
+          <w:color w:val="BCBEC4"/>
+          <w:szCs w:val="24"/>
+        </w:rPr>
+        <w:t>Runnable task = () -&gt; {</w:t>
+      </w:r>
+      <w:r>
+        <w:rPr>
+          <w:rFonts w:ascii="Comic Sans MS" w:hAnsi="Comic Sans MS"/>
+          <w:color w:val="BCBEC4"/>
+          <w:szCs w:val="24"/>
+        </w:rPr>
+        <w:br/>
+        <w:t xml:space="preserve">    </w:t>
+      </w:r>
+      <w:r>
+        <w:rPr>
+          <w:rFonts w:ascii="Comic Sans MS" w:hAnsi="Comic Sans MS"/>
+          <w:color w:val="CF8E6D"/>
+          <w:szCs w:val="24"/>
+        </w:rPr>
+        <w:t xml:space="preserve">try </w:t>
+      </w:r>
+      <w:r>
+        <w:rPr>
+          <w:rFonts w:ascii="Comic Sans MS" w:hAnsi="Comic Sans MS"/>
+          <w:color w:val="BCBEC4"/>
+          <w:szCs w:val="24"/>
+        </w:rPr>
+        <w:t>{</w:t>
+      </w:r>
+      <w:r>
+        <w:rPr>
+          <w:rFonts w:ascii="Comic Sans MS" w:hAnsi="Comic Sans MS"/>
+          <w:color w:val="BCBEC4"/>
+          <w:szCs w:val="24"/>
+        </w:rPr>
+        <w:br/>
+        <w:t xml:space="preserve">        </w:t>
+      </w:r>
+      <w:proofErr w:type="spellStart"/>
+      <w:proofErr w:type="gramStart"/>
+      <w:r>
+        <w:rPr>
+          <w:rFonts w:ascii="Comic Sans MS" w:hAnsi="Comic Sans MS"/>
+          <w:color w:val="BCBEC4"/>
+          <w:szCs w:val="24"/>
+        </w:rPr>
+        <w:t>readFile</w:t>
+      </w:r>
+      <w:proofErr w:type="spellEnd"/>
+      <w:r>
+        <w:rPr>
+          <w:rFonts w:ascii="Comic Sans MS" w:hAnsi="Comic Sans MS"/>
+          <w:color w:val="BCBEC4"/>
+          <w:szCs w:val="24"/>
+        </w:rPr>
+        <w:t>(</w:t>
+      </w:r>
+      <w:proofErr w:type="gramEnd"/>
+      <w:r>
+        <w:rPr>
+          <w:rFonts w:ascii="Comic Sans MS" w:hAnsi="Comic Sans MS"/>
+          <w:color w:val="BCBEC4"/>
+          <w:szCs w:val="24"/>
+        </w:rPr>
+        <w:t>);</w:t>
+      </w:r>
+      <w:r>
+        <w:rPr>
+          <w:rFonts w:ascii="Comic Sans MS" w:hAnsi="Comic Sans MS"/>
+          <w:color w:val="BCBEC4"/>
+          <w:szCs w:val="24"/>
+        </w:rPr>
+        <w:br/>
+        <w:t xml:space="preserve">    } </w:t>
+      </w:r>
+      <w:r>
+        <w:rPr>
+          <w:rFonts w:ascii="Comic Sans MS" w:hAnsi="Comic Sans MS"/>
+          <w:color w:val="CF8E6D"/>
+          <w:szCs w:val="24"/>
+        </w:rPr>
+        <w:t xml:space="preserve">catch </w:t>
+      </w:r>
+      <w:r>
+        <w:rPr>
+          <w:rFonts w:ascii="Comic Sans MS" w:hAnsi="Comic Sans MS"/>
+          <w:color w:val="BCBEC4"/>
+          <w:szCs w:val="24"/>
+        </w:rPr>
+        <w:t>(</w:t>
+      </w:r>
+      <w:proofErr w:type="spellStart"/>
+      <w:r>
+        <w:rPr>
+          <w:rFonts w:ascii="Comic Sans MS" w:hAnsi="Comic Sans MS"/>
+          <w:color w:val="BCBEC4"/>
+          <w:szCs w:val="24"/>
+        </w:rPr>
+        <w:t>IOException</w:t>
+      </w:r>
+      <w:proofErr w:type="spellEnd"/>
+      <w:r>
+        <w:rPr>
+          <w:rFonts w:ascii="Comic Sans MS" w:hAnsi="Comic Sans MS"/>
+          <w:color w:val="BCBEC4"/>
+          <w:szCs w:val="24"/>
+        </w:rPr>
+        <w:t xml:space="preserve"> e) {</w:t>
+      </w:r>
+      <w:r>
+        <w:rPr>
+          <w:rFonts w:ascii="Comic Sans MS" w:hAnsi="Comic Sans MS"/>
+          <w:color w:val="BCBEC4"/>
+          <w:szCs w:val="24"/>
+        </w:rPr>
+        <w:br/>
+        <w:t xml:space="preserve">        </w:t>
+      </w:r>
+      <w:proofErr w:type="spellStart"/>
+      <w:r>
+        <w:rPr>
+          <w:rFonts w:ascii="Comic Sans MS" w:hAnsi="Comic Sans MS"/>
+          <w:color w:val="BCBEC4"/>
+          <w:szCs w:val="24"/>
+        </w:rPr>
+        <w:t>e.printStackTrace</w:t>
+      </w:r>
+      <w:proofErr w:type="spellEnd"/>
+      <w:r>
+        <w:rPr>
+          <w:rFonts w:ascii="Comic Sans MS" w:hAnsi="Comic Sans MS"/>
+          <w:color w:val="BCBEC4"/>
+          <w:szCs w:val="24"/>
+        </w:rPr>
+        <w:t>();</w:t>
+      </w:r>
+      <w:r>
+        <w:rPr>
+          <w:rFonts w:ascii="Comic Sans MS" w:hAnsi="Comic Sans MS"/>
+          <w:color w:val="BCBEC4"/>
+          <w:szCs w:val="24"/>
+        </w:rPr>
+        <w:br/>
+        <w:t xml:space="preserve">    }</w:t>
+      </w:r>
+      <w:r>
+        <w:rPr>
+          <w:rFonts w:ascii="Comic Sans MS" w:hAnsi="Comic Sans MS"/>
+          <w:color w:val="BCBEC4"/>
+          <w:szCs w:val="24"/>
+        </w:rPr>
+        <w:br/>
+        <w:t>};</w:t>
+      </w:r>
+    </w:p>
+    <w:p>
+      <w:pPr>
+        <w:pStyle w:val="HTMLPreformatted"/>
+        <w:shd w:val="clear" w:color="auto" w:fill="1E1F22"/>
+        <w:rPr>
+          <w:rFonts w:ascii="Comic Sans MS" w:hAnsi="Comic Sans MS"/>
+          <w:color w:val="BCBEC4"/>
+          <w:szCs w:val="24"/>
+        </w:rPr>
+      </w:pPr>
     </w:p>
     <w:p>
       <w:pPr>
@@ -9328,15 +11813,69 @@
     </w:p>
     <w:p>
       <w:pPr>
+        <w:pStyle w:val="Heading2"/>
+        <w:spacing w:after="240"/>
+        <w:rPr>
+          <w:rFonts w:ascii="Comic Sans MS" w:hAnsi="Comic Sans MS" w:cs="Segoe UI Symbol"/>
+          <w:b/>
+          <w:sz w:val="28"/>
+        </w:rPr>
+      </w:pPr>
+      <w:r>
+        <w:rPr>
+          <w:rFonts w:ascii="Comic Sans MS" w:hAnsi="Comic Sans MS" w:cs="Segoe UI Symbol"/>
+          <w:sz w:val="28"/>
+        </w:rPr>
+        <w:t>Q4</w:t>
+      </w:r>
+      <w:r>
+        <w:rPr>
+          <w:rFonts w:ascii="Comic Sans MS" w:hAnsi="Comic Sans MS" w:cs="Segoe UI Symbol"/>
+          <w:sz w:val="28"/>
+        </w:rPr>
+        <w:t xml:space="preserve">. </w:t>
+      </w:r>
+      <w:r>
+        <w:rPr>
+          <w:rFonts w:ascii="Comic Sans MS" w:hAnsi="Comic Sans MS" w:cs="Segoe UI Symbol"/>
+          <w:sz w:val="28"/>
+        </w:rPr>
+        <w:t>Can lambdas capture local variables?</w:t>
+      </w:r>
+    </w:p>
+    <w:p>
+      <w:pPr>
         <w:spacing w:after="0" w:line="240" w:lineRule="auto"/>
         <w:rPr>
           <w:rFonts w:ascii="Comic Sans MS" w:eastAsia="Times New Roman" w:hAnsi="Comic Sans MS" w:cstheme="majorHAnsi"/>
-          <w:bCs/>
-          <w:sz w:val="24"/>
-          <w:szCs w:val="24"/>
-          <w:lang w:eastAsia="en-IN"/>
-        </w:rPr>
-      </w:pPr>
+          <w:b/>
+          <w:bCs/>
+          <w:sz w:val="24"/>
+          <w:szCs w:val="24"/>
+          <w:lang w:eastAsia="en-IN"/>
+        </w:rPr>
+      </w:pPr>
+      <w:r>
+        <w:rPr>
+          <w:rFonts w:ascii="Comic Sans MS" w:eastAsia="Times New Roman" w:hAnsi="Comic Sans MS" w:cstheme="majorHAnsi"/>
+          <w:bCs/>
+          <w:sz w:val="24"/>
+          <w:szCs w:val="24"/>
+          <w:lang w:eastAsia="en-IN"/>
+        </w:rPr>
+        <w:t xml:space="preserve">Yes, lambdas can capture local variables, provided those variables are </w:t>
+      </w:r>
+      <w:r>
+        <w:rPr>
+          <w:rFonts w:ascii="Comic Sans MS" w:eastAsia="Times New Roman" w:hAnsi="Comic Sans MS" w:cstheme="majorHAnsi"/>
+          <w:b/>
+          <w:bCs/>
+          <w:sz w:val="24"/>
+          <w:szCs w:val="24"/>
+          <w:lang w:eastAsia="en-IN"/>
+        </w:rPr>
+        <w:t>final or effectively final.</w:t>
+      </w:r>
     </w:p>
     <w:p>
       <w:pPr>
@@ -9349,6 +11888,174 @@
           <w:lang w:eastAsia="en-IN"/>
         </w:rPr>
       </w:pPr>
+      <w:r>
+        <w:rPr>
+          <w:rFonts w:ascii="Comic Sans MS" w:eastAsia="Times New Roman" w:hAnsi="Comic Sans MS" w:cstheme="majorHAnsi"/>
+          <w:bCs/>
+          <w:sz w:val="24"/>
+          <w:szCs w:val="24"/>
+          <w:lang w:eastAsia="en-IN"/>
+        </w:rPr>
+        <w:t>1. Below code is allowed as x is final</w:t>
+      </w:r>
+    </w:p>
+    <w:p>
+      <w:pPr>
+        <w:pStyle w:val="HTMLPreformatted"/>
+        <w:shd w:val="clear" w:color="auto" w:fill="1E1F22"/>
+        <w:rPr>
+          <w:rFonts w:ascii="Comic Sans MS" w:hAnsi="Comic Sans MS"/>
+          <w:color w:val="BCBEC4"/>
+          <w:szCs w:val="24"/>
+        </w:rPr>
+      </w:pPr>
+      <w:proofErr w:type="gramStart"/>
+      <w:r>
+        <w:rPr>
+          <w:rFonts w:ascii="Comic Sans MS" w:hAnsi="Comic Sans MS"/>
+          <w:color w:val="CF8E6D"/>
+          <w:szCs w:val="24"/>
+        </w:rPr>
+        <w:t>final</w:t>
+      </w:r>
+      <w:proofErr w:type="gramEnd"/>
+      <w:r>
+        <w:rPr>
+          <w:rFonts w:ascii="Comic Sans MS" w:hAnsi="Comic Sans MS"/>
+          <w:color w:val="CF8E6D"/>
+          <w:szCs w:val="24"/>
+        </w:rPr>
+        <w:t xml:space="preserve"> </w:t>
+      </w:r>
+      <w:proofErr w:type="spellStart"/>
+      <w:r>
+        <w:rPr>
+          <w:rFonts w:ascii="Comic Sans MS" w:hAnsi="Comic Sans MS"/>
+          <w:color w:val="CF8E6D"/>
+          <w:szCs w:val="24"/>
+        </w:rPr>
+        <w:t>int</w:t>
+      </w:r>
+      <w:proofErr w:type="spellEnd"/>
+      <w:r>
+        <w:rPr>
+          <w:rFonts w:ascii="Comic Sans MS" w:hAnsi="Comic Sans MS"/>
+          <w:color w:val="CF8E6D"/>
+          <w:szCs w:val="24"/>
+        </w:rPr>
+        <w:t xml:space="preserve"> </w:t>
+      </w:r>
+      <w:r>
+        <w:rPr>
+          <w:rFonts w:ascii="Comic Sans MS" w:hAnsi="Comic Sans MS"/>
+          <w:color w:val="BCBEC4"/>
+          <w:szCs w:val="24"/>
+        </w:rPr>
+        <w:t xml:space="preserve">x = </w:t>
+      </w:r>
+      <w:r>
+        <w:rPr>
+          <w:rFonts w:ascii="Comic Sans MS" w:hAnsi="Comic Sans MS"/>
+          <w:color w:val="2AACB8"/>
+          <w:szCs w:val="24"/>
+        </w:rPr>
+        <w:t>3</w:t>
+      </w:r>
+      <w:r>
+        <w:rPr>
+          <w:rFonts w:ascii="Comic Sans MS" w:hAnsi="Comic Sans MS"/>
+          <w:color w:val="BCBEC4"/>
+          <w:szCs w:val="24"/>
+        </w:rPr>
+        <w:t>;</w:t>
+      </w:r>
+      <w:r>
+        <w:rPr>
+          <w:rFonts w:ascii="Comic Sans MS" w:hAnsi="Comic Sans MS"/>
+          <w:color w:val="BCBEC4"/>
+          <w:szCs w:val="24"/>
+        </w:rPr>
+        <w:br/>
+        <w:t xml:space="preserve">Runnable task = ()-&gt; </w:t>
+      </w:r>
+      <w:proofErr w:type="spellStart"/>
+      <w:r>
+        <w:rPr>
+          <w:rFonts w:ascii="Comic Sans MS" w:hAnsi="Comic Sans MS"/>
+          <w:color w:val="BCBEC4"/>
+          <w:szCs w:val="24"/>
+        </w:rPr>
+        <w:t>System.</w:t>
+      </w:r>
+      <w:r>
+        <w:rPr>
+          <w:rFonts w:ascii="Comic Sans MS" w:hAnsi="Comic Sans MS"/>
+          <w:i/>
+          <w:iCs/>
+          <w:color w:val="C77DBB"/>
+          <w:szCs w:val="24"/>
+        </w:rPr>
+        <w:t>out</w:t>
+      </w:r>
+      <w:r>
+        <w:rPr>
+          <w:rFonts w:ascii="Comic Sans MS" w:hAnsi="Comic Sans MS"/>
+          <w:color w:val="BCBEC4"/>
+          <w:szCs w:val="24"/>
+        </w:rPr>
+        <w:t>.println</w:t>
+      </w:r>
+      <w:proofErr w:type="spellEnd"/>
+      <w:r>
+        <w:rPr>
+          <w:rFonts w:ascii="Comic Sans MS" w:hAnsi="Comic Sans MS"/>
+          <w:color w:val="BCBEC4"/>
+          <w:szCs w:val="24"/>
+        </w:rPr>
+        <w:t>(</w:t>
+      </w:r>
+      <w:r>
+        <w:rPr>
+          <w:rFonts w:ascii="Comic Sans MS" w:hAnsi="Comic Sans MS"/>
+          <w:color w:val="C77DBB"/>
+          <w:szCs w:val="24"/>
+        </w:rPr>
+        <w:t>x</w:t>
+      </w:r>
+      <w:r>
+        <w:rPr>
+          <w:rFonts w:ascii="Comic Sans MS" w:hAnsi="Comic Sans MS"/>
+          <w:color w:val="BCBEC4"/>
+          <w:szCs w:val="24"/>
+        </w:rPr>
+        <w:t>);</w:t>
+      </w:r>
+      <w:r>
+        <w:rPr>
+          <w:rFonts w:ascii="Comic Sans MS" w:hAnsi="Comic Sans MS"/>
+          <w:color w:val="BCBEC4"/>
+          <w:szCs w:val="24"/>
+        </w:rPr>
+        <w:br/>
+      </w:r>
+      <w:proofErr w:type="spellStart"/>
+      <w:r>
+        <w:rPr>
+          <w:rFonts w:ascii="Comic Sans MS" w:hAnsi="Comic Sans MS"/>
+          <w:color w:val="BCBEC4"/>
+          <w:szCs w:val="24"/>
+        </w:rPr>
+        <w:t>task.run</w:t>
+      </w:r>
+      <w:proofErr w:type="spellEnd"/>
+      <w:r>
+        <w:rPr>
+          <w:rFonts w:ascii="Comic Sans MS" w:hAnsi="Comic Sans MS"/>
+          <w:color w:val="BCBEC4"/>
+          <w:szCs w:val="24"/>
+        </w:rPr>
+        <w:t>();</w:t>
+      </w:r>
     </w:p>
     <w:p>
       <w:pPr>
@@ -9361,6 +12068,611 @@
           <w:lang w:eastAsia="en-IN"/>
         </w:rPr>
       </w:pPr>
+    </w:p>
+    <w:p>
+      <w:pPr>
+        <w:spacing w:after="0"/>
+        <w:rPr>
+          <w:rFonts w:ascii="Comic Sans MS" w:hAnsi="Comic Sans MS" w:cstheme="majorHAnsi"/>
+          <w:bCs/>
+        </w:rPr>
+      </w:pPr>
+      <w:r>
+        <w:rPr>
+          <w:rFonts w:ascii="Comic Sans MS" w:eastAsia="Times New Roman" w:hAnsi="Comic Sans MS" w:cstheme="majorHAnsi"/>
+          <w:bCs/>
+          <w:sz w:val="24"/>
+          <w:szCs w:val="24"/>
+          <w:lang w:eastAsia="en-IN"/>
+        </w:rPr>
+        <w:t xml:space="preserve">2. Below code is also valid, as x is effectively final. </w:t>
+      </w:r>
+      <w:r>
+        <w:rPr>
+          <w:rFonts w:ascii="Comic Sans MS" w:hAnsi="Comic Sans MS" w:cstheme="majorHAnsi"/>
+          <w:b/>
+          <w:bCs/>
+        </w:rPr>
+        <w:t>Effectively final</w:t>
+      </w:r>
+      <w:r>
+        <w:rPr>
+          <w:rFonts w:ascii="Comic Sans MS" w:hAnsi="Comic Sans MS" w:cstheme="majorHAnsi"/>
+          <w:bCs/>
+        </w:rPr>
+        <w:t xml:space="preserve"> means a local variable is not explicitly declared </w:t>
+      </w:r>
+      <w:r>
+        <w:rPr>
+          <w:rFonts w:ascii="Comic Sans MS" w:eastAsia="Times New Roman" w:hAnsi="Comic Sans MS" w:cstheme="majorHAnsi"/>
+          <w:bCs/>
+        </w:rPr>
+        <w:t>final</w:t>
+      </w:r>
+      <w:r>
+        <w:rPr>
+          <w:rFonts w:ascii="Comic Sans MS" w:hAnsi="Comic Sans MS" w:cstheme="majorHAnsi"/>
+          <w:bCs/>
+        </w:rPr>
+        <w:t>, but its value is never reassigned after initialization.</w:t>
+      </w:r>
+    </w:p>
+    <w:p>
+      <w:pPr>
+        <w:pStyle w:val="HTMLPreformatted"/>
+        <w:shd w:val="clear" w:color="auto" w:fill="1E1F22"/>
+        <w:rPr>
+          <w:rFonts w:ascii="Comic Sans MS" w:hAnsi="Comic Sans MS"/>
+          <w:color w:val="BCBEC4"/>
+          <w:szCs w:val="24"/>
+        </w:rPr>
+      </w:pPr>
+      <w:proofErr w:type="spellStart"/>
+      <w:proofErr w:type="gramStart"/>
+      <w:r>
+        <w:rPr>
+          <w:rFonts w:ascii="Comic Sans MS" w:hAnsi="Comic Sans MS"/>
+          <w:color w:val="CF8E6D"/>
+          <w:szCs w:val="24"/>
+        </w:rPr>
+        <w:t>int</w:t>
+      </w:r>
+      <w:proofErr w:type="spellEnd"/>
+      <w:proofErr w:type="gramEnd"/>
+      <w:r>
+        <w:rPr>
+          <w:rFonts w:ascii="Comic Sans MS" w:hAnsi="Comic Sans MS"/>
+          <w:color w:val="CF8E6D"/>
+          <w:szCs w:val="24"/>
+        </w:rPr>
+        <w:t xml:space="preserve"> </w:t>
+      </w:r>
+      <w:r>
+        <w:rPr>
+          <w:rFonts w:ascii="Comic Sans MS" w:hAnsi="Comic Sans MS"/>
+          <w:color w:val="BCBEC4"/>
+          <w:szCs w:val="24"/>
+        </w:rPr>
+        <w:t xml:space="preserve">x = </w:t>
+      </w:r>
+      <w:r>
+        <w:rPr>
+          <w:rFonts w:ascii="Comic Sans MS" w:hAnsi="Comic Sans MS"/>
+          <w:color w:val="2AACB8"/>
+          <w:szCs w:val="24"/>
+        </w:rPr>
+        <w:t>3</w:t>
+      </w:r>
+      <w:r>
+        <w:rPr>
+          <w:rFonts w:ascii="Comic Sans MS" w:hAnsi="Comic Sans MS"/>
+          <w:color w:val="BCBEC4"/>
+          <w:szCs w:val="24"/>
+        </w:rPr>
+        <w:t>;</w:t>
+      </w:r>
+      <w:r>
+        <w:rPr>
+          <w:rFonts w:ascii="Comic Sans MS" w:hAnsi="Comic Sans MS"/>
+          <w:color w:val="BCBEC4"/>
+          <w:szCs w:val="24"/>
+        </w:rPr>
+        <w:br/>
+        <w:t xml:space="preserve">Runnable task = ()-&gt; </w:t>
+      </w:r>
+      <w:proofErr w:type="spellStart"/>
+      <w:r>
+        <w:rPr>
+          <w:rFonts w:ascii="Comic Sans MS" w:hAnsi="Comic Sans MS"/>
+          <w:color w:val="BCBEC4"/>
+          <w:szCs w:val="24"/>
+        </w:rPr>
+        <w:t>System.</w:t>
+      </w:r>
+      <w:r>
+        <w:rPr>
+          <w:rFonts w:ascii="Comic Sans MS" w:hAnsi="Comic Sans MS"/>
+          <w:i/>
+          <w:iCs/>
+          <w:color w:val="C77DBB"/>
+          <w:szCs w:val="24"/>
+        </w:rPr>
+        <w:t>out</w:t>
+      </w:r>
+      <w:r>
+        <w:rPr>
+          <w:rFonts w:ascii="Comic Sans MS" w:hAnsi="Comic Sans MS"/>
+          <w:color w:val="BCBEC4"/>
+          <w:szCs w:val="24"/>
+        </w:rPr>
+        <w:t>.println</w:t>
+      </w:r>
+      <w:proofErr w:type="spellEnd"/>
+      <w:r>
+        <w:rPr>
+          <w:rFonts w:ascii="Comic Sans MS" w:hAnsi="Comic Sans MS"/>
+          <w:color w:val="BCBEC4"/>
+          <w:szCs w:val="24"/>
+        </w:rPr>
+        <w:t>(</w:t>
+      </w:r>
+      <w:r>
+        <w:rPr>
+          <w:rFonts w:ascii="Comic Sans MS" w:hAnsi="Comic Sans MS"/>
+          <w:color w:val="C77DBB"/>
+          <w:szCs w:val="24"/>
+        </w:rPr>
+        <w:t>x</w:t>
+      </w:r>
+      <w:r>
+        <w:rPr>
+          <w:rFonts w:ascii="Comic Sans MS" w:hAnsi="Comic Sans MS"/>
+          <w:color w:val="BCBEC4"/>
+          <w:szCs w:val="24"/>
+        </w:rPr>
+        <w:t>);</w:t>
+      </w:r>
+      <w:r>
+        <w:rPr>
+          <w:rFonts w:ascii="Comic Sans MS" w:hAnsi="Comic Sans MS"/>
+          <w:color w:val="BCBEC4"/>
+          <w:szCs w:val="24"/>
+        </w:rPr>
+        <w:br/>
+      </w:r>
+      <w:proofErr w:type="spellStart"/>
+      <w:r>
+        <w:rPr>
+          <w:rFonts w:ascii="Comic Sans MS" w:hAnsi="Comic Sans MS"/>
+          <w:color w:val="BCBEC4"/>
+          <w:szCs w:val="24"/>
+        </w:rPr>
+        <w:t>task.run</w:t>
+      </w:r>
+      <w:proofErr w:type="spellEnd"/>
+      <w:r>
+        <w:rPr>
+          <w:rFonts w:ascii="Comic Sans MS" w:hAnsi="Comic Sans MS"/>
+          <w:color w:val="BCBEC4"/>
+          <w:szCs w:val="24"/>
+        </w:rPr>
+        <w:t>();</w:t>
+      </w:r>
+    </w:p>
+    <w:p>
+      <w:pPr>
+        <w:spacing w:after="0" w:line="240" w:lineRule="auto"/>
+        <w:rPr>
+          <w:rFonts w:ascii="Comic Sans MS" w:eastAsia="Times New Roman" w:hAnsi="Comic Sans MS" w:cstheme="majorHAnsi"/>
+          <w:bCs/>
+          <w:sz w:val="24"/>
+          <w:szCs w:val="24"/>
+          <w:lang w:eastAsia="en-IN"/>
+        </w:rPr>
+      </w:pPr>
+    </w:p>
+    <w:p>
+      <w:pPr>
+        <w:spacing w:after="0"/>
+        <w:rPr>
+          <w:rFonts w:ascii="Comic Sans MS" w:hAnsi="Comic Sans MS" w:cstheme="majorHAnsi"/>
+          <w:bCs/>
+        </w:rPr>
+      </w:pPr>
+      <w:r>
+        <w:rPr>
+          <w:rFonts w:ascii="Comic Sans MS" w:eastAsia="Times New Roman" w:hAnsi="Comic Sans MS" w:cstheme="majorHAnsi"/>
+          <w:bCs/>
+          <w:sz w:val="24"/>
+          <w:szCs w:val="24"/>
+          <w:lang w:eastAsia="en-IN"/>
+        </w:rPr>
+        <w:t xml:space="preserve">3. </w:t>
+      </w:r>
+      <w:r>
+        <w:rPr>
+          <w:rFonts w:ascii="Comic Sans MS" w:eastAsia="Times New Roman" w:hAnsi="Comic Sans MS" w:cstheme="majorHAnsi"/>
+          <w:bCs/>
+          <w:sz w:val="24"/>
+          <w:szCs w:val="24"/>
+          <w:lang w:eastAsia="en-IN"/>
+        </w:rPr>
+        <w:t>But if we reassign a value, it fails to compile</w:t>
+      </w:r>
+    </w:p>
+    <w:p>
+      <w:pPr>
+        <w:pStyle w:val="HTMLPreformatted"/>
+        <w:shd w:val="clear" w:color="auto" w:fill="1E1F22"/>
+        <w:rPr>
+          <w:rFonts w:ascii="Comic Sans MS" w:hAnsi="Comic Sans MS"/>
+          <w:color w:val="BCBEC4"/>
+          <w:szCs w:val="24"/>
+        </w:rPr>
+      </w:pPr>
+      <w:proofErr w:type="spellStart"/>
+      <w:proofErr w:type="gramStart"/>
+      <w:r>
+        <w:rPr>
+          <w:rFonts w:ascii="Comic Sans MS" w:hAnsi="Comic Sans MS"/>
+          <w:color w:val="CF8E6D"/>
+          <w:szCs w:val="24"/>
+        </w:rPr>
+        <w:t>int</w:t>
+      </w:r>
+      <w:proofErr w:type="spellEnd"/>
+      <w:proofErr w:type="gramEnd"/>
+      <w:r>
+        <w:rPr>
+          <w:rFonts w:ascii="Comic Sans MS" w:hAnsi="Comic Sans MS"/>
+          <w:color w:val="CF8E6D"/>
+          <w:szCs w:val="24"/>
+        </w:rPr>
+        <w:t xml:space="preserve"> </w:t>
+      </w:r>
+      <w:r>
+        <w:rPr>
+          <w:rFonts w:ascii="Comic Sans MS" w:hAnsi="Comic Sans MS"/>
+          <w:color w:val="BCBEC4"/>
+          <w:szCs w:val="24"/>
+        </w:rPr>
+        <w:t xml:space="preserve">x = </w:t>
+      </w:r>
+      <w:r>
+        <w:rPr>
+          <w:rFonts w:ascii="Comic Sans MS" w:hAnsi="Comic Sans MS"/>
+          <w:color w:val="2AACB8"/>
+          <w:szCs w:val="24"/>
+        </w:rPr>
+        <w:t>3</w:t>
+      </w:r>
+      <w:r>
+        <w:rPr>
+          <w:rFonts w:ascii="Comic Sans MS" w:hAnsi="Comic Sans MS"/>
+          <w:color w:val="BCBEC4"/>
+          <w:szCs w:val="24"/>
+        </w:rPr>
+        <w:t>;</w:t>
+      </w:r>
+    </w:p>
+    <w:p>
+      <w:pPr>
+        <w:pStyle w:val="HTMLPreformatted"/>
+        <w:shd w:val="clear" w:color="auto" w:fill="1E1F22"/>
+        <w:rPr>
+          <w:rFonts w:ascii="Comic Sans MS" w:hAnsi="Comic Sans MS"/>
+          <w:color w:val="BCBEC4"/>
+          <w:szCs w:val="24"/>
+        </w:rPr>
+      </w:pPr>
+      <w:r>
+        <w:rPr>
+          <w:rFonts w:ascii="Comic Sans MS" w:hAnsi="Comic Sans MS"/>
+          <w:color w:val="BCBEC4"/>
+          <w:szCs w:val="24"/>
+        </w:rPr>
+        <w:t>x=</w:t>
+      </w:r>
+      <w:r>
+        <w:rPr>
+          <w:rFonts w:ascii="Comic Sans MS" w:hAnsi="Comic Sans MS"/>
+          <w:color w:val="2AACB8"/>
+          <w:szCs w:val="24"/>
+        </w:rPr>
+        <w:t>4</w:t>
+      </w:r>
+      <w:proofErr w:type="gramStart"/>
+      <w:r>
+        <w:rPr>
+          <w:rFonts w:ascii="Comic Sans MS" w:hAnsi="Comic Sans MS"/>
+          <w:color w:val="2AACB8"/>
+          <w:szCs w:val="24"/>
+        </w:rPr>
+        <w:t>;</w:t>
+      </w:r>
+      <w:proofErr w:type="gramEnd"/>
+      <w:r>
+        <w:rPr>
+          <w:rFonts w:ascii="Comic Sans MS" w:hAnsi="Comic Sans MS"/>
+          <w:color w:val="BCBEC4"/>
+          <w:szCs w:val="24"/>
+        </w:rPr>
+        <w:br/>
+        <w:t xml:space="preserve">Runnable task = ()-&gt; </w:t>
+      </w:r>
+      <w:proofErr w:type="spellStart"/>
+      <w:r>
+        <w:rPr>
+          <w:rFonts w:ascii="Comic Sans MS" w:hAnsi="Comic Sans MS"/>
+          <w:color w:val="BCBEC4"/>
+          <w:szCs w:val="24"/>
+        </w:rPr>
+        <w:t>System.</w:t>
+      </w:r>
+      <w:r>
+        <w:rPr>
+          <w:rFonts w:ascii="Comic Sans MS" w:hAnsi="Comic Sans MS"/>
+          <w:i/>
+          <w:iCs/>
+          <w:color w:val="C77DBB"/>
+          <w:szCs w:val="24"/>
+        </w:rPr>
+        <w:t>out</w:t>
+      </w:r>
+      <w:r>
+        <w:rPr>
+          <w:rFonts w:ascii="Comic Sans MS" w:hAnsi="Comic Sans MS"/>
+          <w:color w:val="BCBEC4"/>
+          <w:szCs w:val="24"/>
+        </w:rPr>
+        <w:t>.println</w:t>
+      </w:r>
+      <w:proofErr w:type="spellEnd"/>
+      <w:r>
+        <w:rPr>
+          <w:rFonts w:ascii="Comic Sans MS" w:hAnsi="Comic Sans MS"/>
+          <w:color w:val="BCBEC4"/>
+          <w:szCs w:val="24"/>
+        </w:rPr>
+        <w:t>(</w:t>
+      </w:r>
+      <w:r>
+        <w:rPr>
+          <w:rFonts w:ascii="Comic Sans MS" w:hAnsi="Comic Sans MS"/>
+          <w:color w:val="C77DBB"/>
+          <w:szCs w:val="24"/>
+        </w:rPr>
+        <w:t>x</w:t>
+      </w:r>
+      <w:r>
+        <w:rPr>
+          <w:rFonts w:ascii="Comic Sans MS" w:hAnsi="Comic Sans MS"/>
+          <w:color w:val="BCBEC4"/>
+          <w:szCs w:val="24"/>
+        </w:rPr>
+        <w:t>);</w:t>
+      </w:r>
+      <w:r>
+        <w:rPr>
+          <w:rFonts w:ascii="Comic Sans MS" w:hAnsi="Comic Sans MS"/>
+          <w:color w:val="BCBEC4"/>
+          <w:szCs w:val="24"/>
+        </w:rPr>
+        <w:br/>
+      </w:r>
+      <w:proofErr w:type="spellStart"/>
+      <w:r>
+        <w:rPr>
+          <w:rFonts w:ascii="Comic Sans MS" w:hAnsi="Comic Sans MS"/>
+          <w:color w:val="BCBEC4"/>
+          <w:szCs w:val="24"/>
+        </w:rPr>
+        <w:t>task.run</w:t>
+      </w:r>
+      <w:proofErr w:type="spellEnd"/>
+      <w:r>
+        <w:rPr>
+          <w:rFonts w:ascii="Comic Sans MS" w:hAnsi="Comic Sans MS"/>
+          <w:color w:val="BCBEC4"/>
+          <w:szCs w:val="24"/>
+        </w:rPr>
+        <w:t>();</w:t>
+      </w:r>
+    </w:p>
+    <w:p>
+      <w:pPr>
+        <w:spacing w:after="0" w:line="240" w:lineRule="auto"/>
+        <w:rPr>
+          <w:rFonts w:ascii="Comic Sans MS" w:eastAsia="Times New Roman" w:hAnsi="Comic Sans MS" w:cstheme="majorHAnsi"/>
+          <w:bCs/>
+          <w:sz w:val="18"/>
+          <w:szCs w:val="24"/>
+          <w:lang w:eastAsia="en-IN"/>
+        </w:rPr>
+      </w:pPr>
+    </w:p>
+    <w:p>
+      <w:pPr>
+        <w:spacing w:after="0" w:line="240" w:lineRule="auto"/>
+        <w:rPr>
+          <w:rFonts w:ascii="Comic Sans MS" w:eastAsia="Times New Roman" w:hAnsi="Comic Sans MS" w:cstheme="majorHAnsi"/>
+          <w:bCs/>
+          <w:sz w:val="24"/>
+          <w:szCs w:val="24"/>
+          <w:lang w:eastAsia="en-IN"/>
+        </w:rPr>
+      </w:pPr>
+      <w:r>
+        <w:rPr>
+          <w:rFonts w:ascii="Comic Sans MS" w:eastAsia="Times New Roman" w:hAnsi="Comic Sans MS" w:cstheme="majorHAnsi"/>
+          <w:bCs/>
+          <w:sz w:val="24"/>
+          <w:szCs w:val="24"/>
+          <w:lang w:eastAsia="en-IN"/>
+        </w:rPr>
+        <w:drawing>
+          <wp:anchor distT="0" distB="0" distL="114300" distR="114300" simplePos="0" relativeHeight="251659264" behindDoc="0" locked="0" layoutInCell="1" allowOverlap="1" wp14:anchorId="68120F2D" wp14:editId="15BB352E">
+            <wp:simplePos x="0" y="0"/>
+            <wp:positionH relativeFrom="column">
+              <wp:posOffset>0</wp:posOffset>
+            </wp:positionH>
+            <wp:positionV relativeFrom="paragraph">
+              <wp:posOffset>0</wp:posOffset>
+            </wp:positionV>
+            <wp:extent cx="6645910" cy="571500"/>
+            <wp:effectExtent l="0" t="0" r="2540" b="0"/>
+            <wp:wrapNone/>
+            <wp:docPr id="1" name="Picture 1"/>
+            <wp:cNvGraphicFramePr>
+              <a:graphicFrameLocks xmlns:a="http://schemas.openxmlformats.org/drawingml/2006/main" noChangeAspect="1"/>
+            </wp:cNvGraphicFramePr>
+            <a:graphic xmlns:a="http://schemas.openxmlformats.org/drawingml/2006/main">
+              <a:graphicData uri="http://schemas.openxmlformats.org/drawingml/2006/picture">
+                <pic:pic xmlns:pic="http://schemas.openxmlformats.org/drawingml/2006/picture">
+                  <pic:nvPicPr>
+                    <pic:cNvPr id="1" name=""/>
+                    <pic:cNvPicPr/>
+                  </pic:nvPicPr>
+                  <pic:blipFill>
+                    <a:blip r:embed="rId8"/>
+                    <a:stretch>
+                      <a:fillRect/>
+                    </a:stretch>
+                  </pic:blipFill>
+                  <pic:spPr>
+                    <a:xfrm>
+                      <a:off x="0" y="0"/>
+                      <a:ext cx="6645910" cy="571500"/>
+                    </a:xfrm>
+                    <a:prstGeom prst="rect">
+                      <a:avLst/>
+                    </a:prstGeom>
+                  </pic:spPr>
+                </pic:pic>
+              </a:graphicData>
+            </a:graphic>
+            <wp14:sizeRelH relativeFrom="margin">
+              <wp14:pctWidth>0</wp14:pctWidth>
+            </wp14:sizeRelH>
+            <wp14:sizeRelV relativeFrom="margin">
+              <wp14:pctHeight>0</wp14:pctHeight>
+            </wp14:sizeRelV>
+          </wp:anchor>
+        </w:drawing>
+      </w:r>
+    </w:p>
+    <w:p>
+      <w:pPr>
+        <w:spacing w:after="0" w:line="240" w:lineRule="auto"/>
+        <w:rPr>
+          <w:rFonts w:ascii="Comic Sans MS" w:eastAsia="Times New Roman" w:hAnsi="Comic Sans MS" w:cstheme="majorHAnsi"/>
+          <w:bCs/>
+          <w:sz w:val="24"/>
+          <w:szCs w:val="24"/>
+          <w:lang w:eastAsia="en-IN"/>
+        </w:rPr>
+      </w:pPr>
+    </w:p>
+    <w:p>
+      <w:pPr>
+        <w:spacing w:after="0" w:line="240" w:lineRule="auto"/>
+        <w:rPr>
+          <w:rFonts w:ascii="Comic Sans MS" w:eastAsia="Times New Roman" w:hAnsi="Comic Sans MS" w:cstheme="majorHAnsi"/>
+          <w:bCs/>
+          <w:sz w:val="24"/>
+          <w:szCs w:val="24"/>
+          <w:lang w:eastAsia="en-IN"/>
+        </w:rPr>
+      </w:pPr>
+    </w:p>
+    <w:p>
+      <w:pPr>
+        <w:spacing w:after="0" w:line="240" w:lineRule="auto"/>
+        <w:rPr>
+          <w:rFonts w:ascii="Comic Sans MS" w:eastAsia="Times New Roman" w:hAnsi="Comic Sans MS" w:cstheme="majorHAnsi"/>
+          <w:bCs/>
+          <w:sz w:val="24"/>
+          <w:szCs w:val="24"/>
+          <w:lang w:eastAsia="en-IN"/>
+        </w:rPr>
+      </w:pPr>
+      <w:r>
+        <w:rPr>
+          <w:rFonts w:ascii="Comic Sans MS" w:eastAsia="Times New Roman" w:hAnsi="Comic Sans MS" w:cstheme="majorHAnsi"/>
+          <w:b/>
+          <w:bCs/>
+          <w:sz w:val="24"/>
+          <w:szCs w:val="24"/>
+          <w:lang w:eastAsia="en-IN"/>
+        </w:rPr>
+        <w:t>Important:</w:t>
+      </w:r>
+      <w:r>
+        <w:rPr>
+          <w:rFonts w:ascii="Comic Sans MS" w:eastAsia="Times New Roman" w:hAnsi="Comic Sans MS" w:cstheme="majorHAnsi"/>
+          <w:bCs/>
+          <w:sz w:val="24"/>
+          <w:szCs w:val="24"/>
+          <w:lang w:eastAsia="en-IN"/>
+        </w:rPr>
+        <w:t xml:space="preserve"> A lambda can capture local variables, instance fields, and static fields. The final/effectively-final restriction applies to </w:t>
+      </w:r>
+      <w:proofErr w:type="gramStart"/>
+      <w:r>
+        <w:rPr>
+          <w:rFonts w:ascii="Comic Sans MS" w:eastAsia="Times New Roman" w:hAnsi="Comic Sans MS" w:cstheme="majorHAnsi"/>
+          <w:bCs/>
+          <w:sz w:val="24"/>
+          <w:szCs w:val="24"/>
+          <w:lang w:eastAsia="en-IN"/>
+        </w:rPr>
+        <w:t>captured</w:t>
+      </w:r>
+      <w:proofErr w:type="gramEnd"/>
+      <w:r>
+        <w:rPr>
+          <w:rFonts w:ascii="Comic Sans MS" w:eastAsia="Times New Roman" w:hAnsi="Comic Sans MS" w:cstheme="majorHAnsi"/>
+          <w:bCs/>
+          <w:sz w:val="24"/>
+          <w:szCs w:val="24"/>
+          <w:lang w:eastAsia="en-IN"/>
+        </w:rPr>
+        <w:t xml:space="preserve"> local variables, not fields.</w:t>
+      </w:r>
+    </w:p>
+    <w:p>
+      <w:pPr>
+        <w:spacing w:after="0" w:line="240" w:lineRule="auto"/>
+        <w:rPr>
+          <w:rFonts w:ascii="Comic Sans MS" w:eastAsia="Times New Roman" w:hAnsi="Comic Sans MS" w:cstheme="majorHAnsi"/>
+          <w:bCs/>
+          <w:sz w:val="24"/>
+          <w:szCs w:val="24"/>
+          <w:lang w:eastAsia="en-IN"/>
+        </w:rPr>
+      </w:pPr>
+    </w:p>
+    <w:p>
+      <w:pPr>
+        <w:spacing w:after="0" w:line="240" w:lineRule="auto"/>
+        <w:rPr>
+          <w:rFonts w:ascii="Comic Sans MS" w:eastAsia="Times New Roman" w:hAnsi="Comic Sans MS" w:cstheme="majorHAnsi"/>
+          <w:bCs/>
+          <w:sz w:val="24"/>
+          <w:szCs w:val="24"/>
+          <w:lang w:eastAsia="en-IN"/>
+        </w:rPr>
+      </w:pPr>
+      <w:r>
+        <w:rPr>
+          <w:rFonts w:ascii="Comic Sans MS" w:eastAsia="Times New Roman" w:hAnsi="Comic Sans MS" w:cstheme="majorHAnsi"/>
+          <w:bCs/>
+          <w:sz w:val="24"/>
+          <w:szCs w:val="24"/>
+          <w:lang w:eastAsia="en-IN"/>
+        </w:rPr>
+        <w:t>This restriction ensures consistent value capture, because local variables may go out of scope after the method returns, while the lambda may execute later.</w:t>
+      </w:r>
     </w:p>
     <w:p>
       <w:pPr>
@@ -9398,7 +12710,9 @@
           <w:u w:val="single"/>
         </w:rPr>
       </w:pPr>
-      <w:bookmarkStart w:id="8" w:name="_Toc240363948"/>
+      <w:bookmarkStart w:id="5" w:name="_Toc240363948"/>
+      <w:bookmarkStart w:id="6" w:name="_GoBack"/>
+      <w:bookmarkEnd w:id="6"/>
       <w:r>
         <w:rPr>
           <w:rFonts w:ascii="Comic Sans MS" w:hAnsi="Comic Sans MS"/>
@@ -9410,7 +12724,7 @@
         <w:lastRenderedPageBreak/>
         <w:t>Streams</w:t>
       </w:r>
-      <w:bookmarkEnd w:id="8"/>
+      <w:bookmarkEnd w:id="5"/>
     </w:p>
     <w:p>
       <w:pPr>
@@ -9442,7 +12756,7 @@
           <w:lang w:eastAsia="en-IN"/>
         </w:rPr>
       </w:pPr>
-      <w:bookmarkStart w:id="9" w:name="_Toc240363949"/>
+      <w:bookmarkStart w:id="7" w:name="_Toc240363949"/>
       <w:r>
         <w:rPr>
           <w:rFonts w:ascii="Comic Sans MS" w:hAnsi="Comic Sans MS" w:cs="Segoe UI Symbol"/>
@@ -9457,7 +12771,7 @@
         </w:rPr>
         <w:t xml:space="preserve">. </w:t>
       </w:r>
-      <w:bookmarkEnd w:id="9"/>
+      <w:bookmarkEnd w:id="7"/>
       <w:r>
         <w:rPr>
           <w:rFonts w:ascii="Comic Sans MS" w:hAnsi="Comic Sans MS" w:cs="Segoe UI Symbol"/>
@@ -11385,7 +14699,6 @@
         <w:rPr>
           <w:rFonts w:ascii="Comic Sans MS" w:hAnsi="Comic Sans MS"/>
           <w:color w:val="BCBEC4"/>
-          <w:sz w:val="24"/>
           <w:szCs w:val="24"/>
         </w:rPr>
       </w:pPr>
@@ -11393,7 +14706,6 @@
         <w:rPr>
           <w:rFonts w:ascii="Comic Sans MS" w:hAnsi="Comic Sans MS"/>
           <w:color w:val="CF8E6D"/>
-          <w:sz w:val="24"/>
           <w:szCs w:val="24"/>
         </w:rPr>
         <w:lastRenderedPageBreak/>
@@ -11403,7 +14715,6 @@
         <w:rPr>
           <w:rFonts w:ascii="Comic Sans MS" w:hAnsi="Comic Sans MS"/>
           <w:color w:val="56A8F5"/>
-          <w:sz w:val="24"/>
           <w:szCs w:val="24"/>
         </w:rPr>
         <w:t>main</w:t>
@@ -11412,7 +14723,6 @@
         <w:rPr>
           <w:rFonts w:ascii="Comic Sans MS" w:hAnsi="Comic Sans MS"/>
           <w:color w:val="BCBEC4"/>
-          <w:sz w:val="24"/>
           <w:szCs w:val="24"/>
         </w:rPr>
         <w:t xml:space="preserve">(String </w:t>
@@ -11422,7 +14732,6 @@
         <w:rPr>
           <w:rFonts w:ascii="Comic Sans MS" w:hAnsi="Comic Sans MS"/>
           <w:color w:val="BCBEC4"/>
-          <w:sz w:val="24"/>
           <w:szCs w:val="24"/>
         </w:rPr>
         <w:t>args</w:t>
@@ -11432,7 +14741,6 @@
         <w:rPr>
           <w:rFonts w:ascii="Comic Sans MS" w:hAnsi="Comic Sans MS"/>
           <w:color w:val="BCBEC4"/>
-          <w:sz w:val="24"/>
           <w:szCs w:val="24"/>
         </w:rPr>
         <w:t>[]) {</w:t>
@@ -11441,7 +14749,6 @@
         <w:rPr>
           <w:rFonts w:ascii="Comic Sans MS" w:hAnsi="Comic Sans MS"/>
           <w:color w:val="BCBEC4"/>
-          <w:sz w:val="24"/>
           <w:szCs w:val="24"/>
         </w:rPr>
         <w:br/>
@@ -11452,7 +14759,6 @@
         <w:rPr>
           <w:rFonts w:ascii="Comic Sans MS" w:hAnsi="Comic Sans MS"/>
           <w:color w:val="BCBEC4"/>
-          <w:sz w:val="24"/>
           <w:szCs w:val="24"/>
         </w:rPr>
         <w:t>List.</w:t>
@@ -11463,7 +14769,6 @@
           <w:i/>
           <w:iCs/>
           <w:color w:val="BCBEC4"/>
-          <w:sz w:val="24"/>
           <w:szCs w:val="24"/>
         </w:rPr>
         <w:t>of</w:t>
@@ -11473,7 +14778,6 @@
         <w:rPr>
           <w:rFonts w:ascii="Comic Sans MS" w:hAnsi="Comic Sans MS"/>
           <w:color w:val="BCBEC4"/>
-          <w:sz w:val="24"/>
           <w:szCs w:val="24"/>
         </w:rPr>
         <w:t xml:space="preserve">(  </w:t>
@@ -11482,7 +14786,6 @@
         <w:rPr>
           <w:rFonts w:ascii="Comic Sans MS" w:hAnsi="Comic Sans MS"/>
           <w:color w:val="7A7E85"/>
-          <w:sz w:val="24"/>
           <w:szCs w:val="24"/>
         </w:rPr>
         <w:t>//2d List</w:t>
@@ -11491,7 +14794,6 @@
         <w:rPr>
           <w:rFonts w:ascii="Comic Sans MS" w:hAnsi="Comic Sans MS"/>
           <w:color w:val="7A7E85"/>
-          <w:sz w:val="24"/>
           <w:szCs w:val="24"/>
         </w:rPr>
         <w:br/>
@@ -11502,7 +14804,6 @@
         <w:rPr>
           <w:rFonts w:ascii="Comic Sans MS" w:hAnsi="Comic Sans MS"/>
           <w:color w:val="BCBEC4"/>
-          <w:sz w:val="24"/>
           <w:szCs w:val="24"/>
         </w:rPr>
         <w:t>List.</w:t>
@@ -11513,7 +14814,6 @@
           <w:i/>
           <w:iCs/>
           <w:color w:val="BCBEC4"/>
-          <w:sz w:val="24"/>
           <w:szCs w:val="24"/>
         </w:rPr>
         <w:t>of</w:t>
@@ -11523,7 +14823,6 @@
         <w:rPr>
           <w:rFonts w:ascii="Comic Sans MS" w:hAnsi="Comic Sans MS"/>
           <w:color w:val="BCBEC4"/>
-          <w:sz w:val="24"/>
           <w:szCs w:val="24"/>
         </w:rPr>
         <w:t>(</w:t>
@@ -11532,7 +14831,6 @@
         <w:rPr>
           <w:rFonts w:ascii="Comic Sans MS" w:hAnsi="Comic Sans MS"/>
           <w:color w:val="2AACB8"/>
-          <w:sz w:val="24"/>
           <w:szCs w:val="24"/>
         </w:rPr>
         <w:t>1</w:t>
@@ -11541,7 +14839,6 @@
         <w:rPr>
           <w:rFonts w:ascii="Comic Sans MS" w:hAnsi="Comic Sans MS"/>
           <w:color w:val="BCBEC4"/>
-          <w:sz w:val="24"/>
           <w:szCs w:val="24"/>
         </w:rPr>
         <w:t xml:space="preserve">, </w:t>
@@ -11550,7 +14847,6 @@
         <w:rPr>
           <w:rFonts w:ascii="Comic Sans MS" w:hAnsi="Comic Sans MS"/>
           <w:color w:val="2AACB8"/>
-          <w:sz w:val="24"/>
           <w:szCs w:val="24"/>
         </w:rPr>
         <w:t>2</w:t>
@@ -11559,7 +14855,6 @@
         <w:rPr>
           <w:rFonts w:ascii="Comic Sans MS" w:hAnsi="Comic Sans MS"/>
           <w:color w:val="BCBEC4"/>
-          <w:sz w:val="24"/>
           <w:szCs w:val="24"/>
         </w:rPr>
         <w:t>),</w:t>
@@ -11568,7 +14863,6 @@
         <w:rPr>
           <w:rFonts w:ascii="Comic Sans MS" w:hAnsi="Comic Sans MS"/>
           <w:color w:val="BCBEC4"/>
-          <w:sz w:val="24"/>
           <w:szCs w:val="24"/>
         </w:rPr>
         <w:br/>
@@ -11579,7 +14873,6 @@
         <w:rPr>
           <w:rFonts w:ascii="Comic Sans MS" w:hAnsi="Comic Sans MS"/>
           <w:color w:val="BCBEC4"/>
-          <w:sz w:val="24"/>
           <w:szCs w:val="24"/>
         </w:rPr>
         <w:t>List.</w:t>
@@ -11590,7 +14883,6 @@
           <w:i/>
           <w:iCs/>
           <w:color w:val="BCBEC4"/>
-          <w:sz w:val="24"/>
           <w:szCs w:val="24"/>
         </w:rPr>
         <w:t>of</w:t>
@@ -11600,7 +14892,6 @@
         <w:rPr>
           <w:rFonts w:ascii="Comic Sans MS" w:hAnsi="Comic Sans MS"/>
           <w:color w:val="BCBEC4"/>
-          <w:sz w:val="24"/>
           <w:szCs w:val="24"/>
         </w:rPr>
         <w:t>(</w:t>
@@ -11609,7 +14900,6 @@
         <w:rPr>
           <w:rFonts w:ascii="Comic Sans MS" w:hAnsi="Comic Sans MS"/>
           <w:color w:val="2AACB8"/>
-          <w:sz w:val="24"/>
           <w:szCs w:val="24"/>
         </w:rPr>
         <w:t>3</w:t>
@@ -11618,7 +14908,6 @@
         <w:rPr>
           <w:rFonts w:ascii="Comic Sans MS" w:hAnsi="Comic Sans MS"/>
           <w:color w:val="BCBEC4"/>
-          <w:sz w:val="24"/>
           <w:szCs w:val="24"/>
         </w:rPr>
         <w:t xml:space="preserve">, </w:t>
@@ -11627,7 +14916,6 @@
         <w:rPr>
           <w:rFonts w:ascii="Comic Sans MS" w:hAnsi="Comic Sans MS"/>
           <w:color w:val="2AACB8"/>
-          <w:sz w:val="24"/>
           <w:szCs w:val="24"/>
         </w:rPr>
         <w:t>4</w:t>
@@ -11636,7 +14924,6 @@
         <w:rPr>
           <w:rFonts w:ascii="Comic Sans MS" w:hAnsi="Comic Sans MS"/>
           <w:color w:val="BCBEC4"/>
-          <w:sz w:val="24"/>
           <w:szCs w:val="24"/>
         </w:rPr>
         <w:t>)</w:t>
@@ -11645,7 +14932,6 @@
         <w:rPr>
           <w:rFonts w:ascii="Comic Sans MS" w:hAnsi="Comic Sans MS"/>
           <w:color w:val="BCBEC4"/>
-          <w:sz w:val="24"/>
           <w:szCs w:val="24"/>
         </w:rPr>
         <w:br/>
@@ -11655,7 +14941,6 @@
         <w:rPr>
           <w:rFonts w:ascii="Comic Sans MS" w:hAnsi="Comic Sans MS"/>
           <w:color w:val="BCBEC4"/>
-          <w:sz w:val="24"/>
           <w:szCs w:val="24"/>
         </w:rPr>
         <w:br/>
@@ -11665,7 +14950,6 @@
         <w:rPr>
           <w:rFonts w:ascii="Comic Sans MS" w:hAnsi="Comic Sans MS"/>
           <w:color w:val="7A7E85"/>
-          <w:sz w:val="24"/>
           <w:szCs w:val="24"/>
         </w:rPr>
         <w:t>//Map</w:t>
@@ -11674,7 +14958,6 @@
         <w:rPr>
           <w:rFonts w:ascii="Comic Sans MS" w:hAnsi="Comic Sans MS"/>
           <w:color w:val="7A7E85"/>
-          <w:sz w:val="24"/>
           <w:szCs w:val="24"/>
         </w:rPr>
         <w:br/>
@@ -11685,7 +14968,6 @@
         <w:rPr>
           <w:rFonts w:ascii="Comic Sans MS" w:hAnsi="Comic Sans MS"/>
           <w:color w:val="BCBEC4"/>
-          <w:sz w:val="24"/>
           <w:szCs w:val="24"/>
         </w:rPr>
         <w:t>numbers.stream</w:t>
@@ -11695,7 +14977,6 @@
         <w:rPr>
           <w:rFonts w:ascii="Comic Sans MS" w:hAnsi="Comic Sans MS"/>
           <w:color w:val="BCBEC4"/>
-          <w:sz w:val="24"/>
           <w:szCs w:val="24"/>
         </w:rPr>
         <w:t>().map(List::stream).</w:t>
@@ -11705,7 +14986,6 @@
         <w:rPr>
           <w:rFonts w:ascii="Comic Sans MS" w:hAnsi="Comic Sans MS"/>
           <w:color w:val="BCBEC4"/>
-          <w:sz w:val="24"/>
           <w:szCs w:val="24"/>
         </w:rPr>
         <w:t>forEach</w:t>
@@ -11715,7 +14995,6 @@
         <w:rPr>
           <w:rFonts w:ascii="Comic Sans MS" w:hAnsi="Comic Sans MS"/>
           <w:color w:val="BCBEC4"/>
-          <w:sz w:val="24"/>
           <w:szCs w:val="24"/>
         </w:rPr>
         <w:t>(</w:t>
@@ -11725,7 +15004,6 @@
         <w:rPr>
           <w:rFonts w:ascii="Comic Sans MS" w:hAnsi="Comic Sans MS"/>
           <w:color w:val="BCBEC4"/>
-          <w:sz w:val="24"/>
           <w:szCs w:val="24"/>
         </w:rPr>
         <w:t>System.</w:t>
@@ -11736,7 +15014,6 @@
           <w:i/>
           <w:iCs/>
           <w:color w:val="C77DBB"/>
-          <w:sz w:val="24"/>
           <w:szCs w:val="24"/>
         </w:rPr>
         <w:t>out</w:t>
@@ -11746,7 +15023,6 @@
         <w:rPr>
           <w:rFonts w:ascii="Comic Sans MS" w:hAnsi="Comic Sans MS"/>
           <w:color w:val="BCBEC4"/>
-          <w:sz w:val="24"/>
           <w:szCs w:val="24"/>
         </w:rPr>
         <w:t>::</w:t>
@@ -11756,7 +15032,6 @@
         <w:rPr>
           <w:rFonts w:ascii="Comic Sans MS" w:hAnsi="Comic Sans MS"/>
           <w:color w:val="BCBEC4"/>
-          <w:sz w:val="24"/>
           <w:szCs w:val="24"/>
         </w:rPr>
         <w:t>println</w:t>
@@ -11766,7 +15041,6 @@
         <w:rPr>
           <w:rFonts w:ascii="Comic Sans MS" w:hAnsi="Comic Sans MS"/>
           <w:color w:val="BCBEC4"/>
-          <w:sz w:val="24"/>
           <w:szCs w:val="24"/>
         </w:rPr>
         <w:t>);</w:t>
@@ -11775,7 +15049,6 @@
         <w:rPr>
           <w:rFonts w:ascii="Comic Sans MS" w:hAnsi="Comic Sans MS"/>
           <w:color w:val="BCBEC4"/>
-          <w:sz w:val="24"/>
           <w:szCs w:val="24"/>
         </w:rPr>
         <w:br/>
@@ -11785,7 +15058,6 @@
         <w:rPr>
           <w:rFonts w:ascii="Comic Sans MS" w:hAnsi="Comic Sans MS"/>
           <w:color w:val="7A7E85"/>
-          <w:sz w:val="24"/>
           <w:szCs w:val="24"/>
         </w:rPr>
         <w:t>//Return 2 streams</w:t>
@@ -11794,7 +15066,6 @@
         <w:rPr>
           <w:rFonts w:ascii="Comic Sans MS" w:hAnsi="Comic Sans MS"/>
           <w:color w:val="7A7E85"/>
-          <w:sz w:val="24"/>
           <w:szCs w:val="24"/>
         </w:rPr>
         <w:br/>
@@ -11804,7 +15075,6 @@
         <w:rPr>
           <w:rFonts w:ascii="Comic Sans MS" w:hAnsi="Comic Sans MS"/>
           <w:color w:val="7A7E85"/>
-          <w:sz w:val="24"/>
           <w:szCs w:val="24"/>
         </w:rPr>
         <w:br/>
@@ -11815,7 +15085,6 @@
         <w:rPr>
           <w:rFonts w:ascii="Comic Sans MS" w:hAnsi="Comic Sans MS"/>
           <w:color w:val="7A7E85"/>
-          <w:sz w:val="24"/>
           <w:szCs w:val="24"/>
         </w:rPr>
         <w:t>flatMap</w:t>
@@ -11825,7 +15094,6 @@
         <w:rPr>
           <w:rFonts w:ascii="Comic Sans MS" w:hAnsi="Comic Sans MS"/>
           <w:color w:val="7A7E85"/>
-          <w:sz w:val="24"/>
           <w:szCs w:val="24"/>
         </w:rPr>
         <w:br/>
@@ -11835,7 +15103,6 @@
         <w:rPr>
           <w:rFonts w:ascii="Comic Sans MS" w:hAnsi="Comic Sans MS"/>
           <w:color w:val="BCBEC4"/>
-          <w:sz w:val="24"/>
           <w:szCs w:val="24"/>
         </w:rPr>
         <w:t>numbers.stream().flatMap(List::stream).forEach(System.</w:t>
@@ -11846,7 +15113,6 @@
           <w:i/>
           <w:iCs/>
           <w:color w:val="C77DBB"/>
-          <w:sz w:val="24"/>
           <w:szCs w:val="24"/>
         </w:rPr>
         <w:t>out</w:t>
@@ -11855,7 +15121,6 @@
         <w:rPr>
           <w:rFonts w:ascii="Comic Sans MS" w:hAnsi="Comic Sans MS"/>
           <w:color w:val="BCBEC4"/>
-          <w:sz w:val="24"/>
           <w:szCs w:val="24"/>
         </w:rPr>
         <w:t>::println);</w:t>
@@ -11864,7 +15129,6 @@
         <w:rPr>
           <w:rFonts w:ascii="Comic Sans MS" w:hAnsi="Comic Sans MS"/>
           <w:color w:val="BCBEC4"/>
-          <w:sz w:val="24"/>
           <w:szCs w:val="24"/>
         </w:rPr>
         <w:br/>
@@ -11874,7 +15138,6 @@
         <w:rPr>
           <w:rFonts w:ascii="Comic Sans MS" w:hAnsi="Comic Sans MS"/>
           <w:color w:val="7A7E85"/>
-          <w:sz w:val="24"/>
           <w:szCs w:val="24"/>
         </w:rPr>
         <w:t>//1 2 3 4</w:t>
@@ -11883,7 +15146,6 @@
         <w:rPr>
           <w:rFonts w:ascii="Comic Sans MS" w:hAnsi="Comic Sans MS"/>
           <w:color w:val="7A7E85"/>
-          <w:sz w:val="24"/>
           <w:szCs w:val="24"/>
         </w:rPr>
         <w:br/>
@@ -11892,7 +15154,6 @@
         <w:rPr>
           <w:rFonts w:ascii="Comic Sans MS" w:hAnsi="Comic Sans MS"/>
           <w:color w:val="BCBEC4"/>
-          <w:sz w:val="24"/>
           <w:szCs w:val="24"/>
         </w:rPr>
         <w:t>}</w:t>
@@ -11963,12 +15224,49 @@
         <w:spacing w:after="0" w:line="240" w:lineRule="auto"/>
         <w:rPr>
           <w:rFonts w:ascii="Comic Sans MS" w:eastAsia="Times New Roman" w:hAnsi="Comic Sans MS" w:cstheme="majorHAnsi"/>
-          <w:bCs/>
-          <w:sz w:val="24"/>
-          <w:szCs w:val="24"/>
-          <w:lang w:eastAsia="en-IN"/>
-        </w:rPr>
-      </w:pPr>
+          <w:sz w:val="14"/>
+          <w:szCs w:val="24"/>
+          <w:lang w:eastAsia="en-IN"/>
+        </w:rPr>
+      </w:pPr>
+    </w:p>
+    <w:p>
+      <w:pPr>
+        <w:pStyle w:val="Heading2"/>
+        <w:spacing w:after="240"/>
+        <w:rPr>
+          <w:rFonts w:ascii="Comic Sans MS" w:hAnsi="Comic Sans MS" w:cs="Segoe UI Symbol"/>
+          <w:sz w:val="28"/>
+        </w:rPr>
+      </w:pPr>
+      <w:r>
+        <w:rPr>
+          <w:rFonts w:ascii="Comic Sans MS" w:hAnsi="Comic Sans MS" w:cs="Segoe UI Symbol"/>
+          <w:sz w:val="28"/>
+        </w:rPr>
+        <w:t>Q3</w:t>
+      </w:r>
+      <w:r>
+        <w:rPr>
+          <w:rFonts w:ascii="Comic Sans MS" w:hAnsi="Comic Sans MS" w:cs="Segoe UI Symbol"/>
+          <w:sz w:val="28"/>
+        </w:rPr>
+        <w:t xml:space="preserve">. </w:t>
+      </w:r>
+      <w:r>
+        <w:rPr>
+          <w:rFonts w:ascii="Comic Sans MS" w:hAnsi="Comic Sans MS" w:cs="Segoe UI Symbol"/>
+          <w:sz w:val="28"/>
+        </w:rPr>
+        <w:t>What is a Stateful Stream Operation?</w:t>
+      </w:r>
+      <w:r>
+        <w:rPr>
+          <w:rFonts w:ascii="Comic Sans MS" w:hAnsi="Comic Sans MS" w:cs="Segoe UI Symbol"/>
+          <w:sz w:val="28"/>
+        </w:rPr>
+        <w:t xml:space="preserve"> </w:t>
+      </w:r>
     </w:p>
     <w:p>
       <w:pPr>
@@ -11981,6 +15279,16 @@
           <w:lang w:eastAsia="en-IN"/>
         </w:rPr>
       </w:pPr>
+      <w:r>
+        <w:rPr>
+          <w:rFonts w:ascii="Comic Sans MS" w:eastAsia="Times New Roman" w:hAnsi="Comic Sans MS" w:cstheme="majorHAnsi"/>
+          <w:bCs/>
+          <w:sz w:val="24"/>
+          <w:szCs w:val="24"/>
+          <w:lang w:eastAsia="en-IN"/>
+        </w:rPr>
+        <w:t>A stateful Stream operation is an operation that needs to remember information about previously processed elements, or consider multiple elements together, to produce its result.</w:t>
+      </w:r>
     </w:p>
     <w:p>
       <w:pPr>
@@ -11993,9 +15301,46 @@
           <w:lang w:eastAsia="en-IN"/>
         </w:rPr>
       </w:pPr>
-    </w:p>
-    <w:p>
-      <w:pPr>
+      <w:r>
+        <w:rPr>
+          <w:rFonts w:ascii="Comic Sans MS" w:eastAsia="Times New Roman" w:hAnsi="Comic Sans MS" w:cstheme="majorHAnsi"/>
+          <w:bCs/>
+          <w:sz w:val="24"/>
+          <w:szCs w:val="24"/>
+          <w:lang w:eastAsia="en-IN"/>
+        </w:rPr>
+        <w:t xml:space="preserve">Examples include </w:t>
+      </w:r>
+      <w:proofErr w:type="gramStart"/>
+      <w:r>
+        <w:rPr>
+          <w:rFonts w:ascii="Comic Sans MS" w:eastAsia="Times New Roman" w:hAnsi="Comic Sans MS" w:cstheme="majorHAnsi"/>
+          <w:bCs/>
+          <w:sz w:val="24"/>
+          <w:szCs w:val="24"/>
+          <w:lang w:eastAsia="en-IN"/>
+        </w:rPr>
+        <w:t>sorted(</w:t>
+      </w:r>
+      <w:proofErr w:type="gramEnd"/>
+      <w:r>
+        <w:rPr>
+          <w:rFonts w:ascii="Comic Sans MS" w:eastAsia="Times New Roman" w:hAnsi="Comic Sans MS" w:cstheme="majorHAnsi"/>
+          <w:bCs/>
+          <w:sz w:val="24"/>
+          <w:szCs w:val="24"/>
+          <w:lang w:eastAsia="en-IN"/>
+        </w:rPr>
+        <w:t>), distinct(), and limit().</w:t>
+      </w:r>
+    </w:p>
+    <w:p>
+      <w:pPr>
+        <w:pStyle w:val="ListParagraph"/>
+        <w:numPr>
+          <w:ilvl w:val="0"/>
+          <w:numId w:val="25"/>
+        </w:numPr>
         <w:spacing w:after="0" w:line="240" w:lineRule="auto"/>
         <w:rPr>
           <w:rFonts w:ascii="Comic Sans MS" w:eastAsia="Times New Roman" w:hAnsi="Comic Sans MS" w:cstheme="majorHAnsi"/>
@@ -12005,9 +15350,36 @@
           <w:lang w:eastAsia="en-IN"/>
         </w:rPr>
       </w:pPr>
-    </w:p>
-    <w:p>
-      <w:pPr>
+      <w:proofErr w:type="gramStart"/>
+      <w:r>
+        <w:rPr>
+          <w:rFonts w:ascii="Comic Sans MS" w:eastAsia="Times New Roman" w:hAnsi="Comic Sans MS" w:cstheme="majorHAnsi"/>
+          <w:bCs/>
+          <w:sz w:val="24"/>
+          <w:szCs w:val="24"/>
+          <w:lang w:eastAsia="en-IN"/>
+        </w:rPr>
+        <w:t>sorted(</w:t>
+      </w:r>
+      <w:proofErr w:type="gramEnd"/>
+      <w:r>
+        <w:rPr>
+          <w:rFonts w:ascii="Comic Sans MS" w:eastAsia="Times New Roman" w:hAnsi="Comic Sans MS" w:cstheme="majorHAnsi"/>
+          <w:bCs/>
+          <w:sz w:val="24"/>
+          <w:szCs w:val="24"/>
+          <w:lang w:eastAsia="en-IN"/>
+        </w:rPr>
+        <w:t>) — needs to consider elements to determine their order.</w:t>
+      </w:r>
+    </w:p>
+    <w:p>
+      <w:pPr>
+        <w:pStyle w:val="ListParagraph"/>
+        <w:numPr>
+          <w:ilvl w:val="0"/>
+          <w:numId w:val="25"/>
+        </w:numPr>
         <w:spacing w:after="0" w:line="240" w:lineRule="auto"/>
         <w:rPr>
           <w:rFonts w:ascii="Comic Sans MS" w:eastAsia="Times New Roman" w:hAnsi="Comic Sans MS" w:cstheme="majorHAnsi"/>
@@ -12017,9 +15389,36 @@
           <w:lang w:eastAsia="en-IN"/>
         </w:rPr>
       </w:pPr>
-    </w:p>
-    <w:p>
-      <w:pPr>
+      <w:proofErr w:type="gramStart"/>
+      <w:r>
+        <w:rPr>
+          <w:rFonts w:ascii="Comic Sans MS" w:eastAsia="Times New Roman" w:hAnsi="Comic Sans MS" w:cstheme="majorHAnsi"/>
+          <w:bCs/>
+          <w:sz w:val="24"/>
+          <w:szCs w:val="24"/>
+          <w:lang w:eastAsia="en-IN"/>
+        </w:rPr>
+        <w:t>distinct(</w:t>
+      </w:r>
+      <w:proofErr w:type="gramEnd"/>
+      <w:r>
+        <w:rPr>
+          <w:rFonts w:ascii="Comic Sans MS" w:eastAsia="Times New Roman" w:hAnsi="Comic Sans MS" w:cstheme="majorHAnsi"/>
+          <w:bCs/>
+          <w:sz w:val="24"/>
+          <w:szCs w:val="24"/>
+          <w:lang w:eastAsia="en-IN"/>
+        </w:rPr>
+        <w:t>) — remembers previously seen elements to remove duplicates.</w:t>
+      </w:r>
+    </w:p>
+    <w:p>
+      <w:pPr>
+        <w:pStyle w:val="ListParagraph"/>
+        <w:numPr>
+          <w:ilvl w:val="0"/>
+          <w:numId w:val="25"/>
+        </w:numPr>
         <w:spacing w:after="0" w:line="240" w:lineRule="auto"/>
         <w:rPr>
           <w:rFonts w:ascii="Comic Sans MS" w:eastAsia="Times New Roman" w:hAnsi="Comic Sans MS" w:cstheme="majorHAnsi"/>
@@ -12029,12 +15428,35 @@
           <w:lang w:eastAsia="en-IN"/>
         </w:rPr>
       </w:pPr>
+      <w:proofErr w:type="gramStart"/>
+      <w:r>
+        <w:rPr>
+          <w:rFonts w:ascii="Comic Sans MS" w:eastAsia="Times New Roman" w:hAnsi="Comic Sans MS" w:cstheme="majorHAnsi"/>
+          <w:bCs/>
+          <w:sz w:val="24"/>
+          <w:szCs w:val="24"/>
+          <w:lang w:eastAsia="en-IN"/>
+        </w:rPr>
+        <w:t>limit(</w:t>
+      </w:r>
+      <w:proofErr w:type="gramEnd"/>
+      <w:r>
+        <w:rPr>
+          <w:rFonts w:ascii="Comic Sans MS" w:eastAsia="Times New Roman" w:hAnsi="Comic Sans MS" w:cstheme="majorHAnsi"/>
+          <w:bCs/>
+          <w:sz w:val="24"/>
+          <w:szCs w:val="24"/>
+          <w:lang w:eastAsia="en-IN"/>
+        </w:rPr>
+        <w:t>) — tracks how many elements have been emitted.</w:t>
+      </w:r>
     </w:p>
     <w:p>
       <w:pPr>
         <w:spacing w:after="0" w:line="240" w:lineRule="auto"/>
         <w:rPr>
           <w:rFonts w:ascii="Comic Sans MS" w:eastAsia="Times New Roman" w:hAnsi="Comic Sans MS" w:cstheme="majorHAnsi"/>
+          <w:b/>
           <w:bCs/>
           <w:sz w:val="24"/>
           <w:szCs w:val="24"/>
@@ -12053,6 +15475,16 @@
           <w:lang w:eastAsia="en-IN"/>
         </w:rPr>
       </w:pPr>
+      <w:r>
+        <w:rPr>
+          <w:rFonts w:ascii="Comic Sans MS" w:eastAsia="Times New Roman" w:hAnsi="Comic Sans MS" w:cstheme="majorHAnsi"/>
+          <w:bCs/>
+          <w:sz w:val="24"/>
+          <w:szCs w:val="24"/>
+          <w:lang w:eastAsia="en-IN"/>
+        </w:rPr>
+        <w:t>Stateful operations can be more expensive, especially with parallel streams.</w:t>
+      </w:r>
     </w:p>
     <w:p>
       <w:pPr>
@@ -12060,7 +15492,7 @@
         <w:rPr>
           <w:rFonts w:ascii="Comic Sans MS" w:eastAsia="Times New Roman" w:hAnsi="Comic Sans MS" w:cstheme="majorHAnsi"/>
           <w:bCs/>
-          <w:sz w:val="24"/>
+          <w:sz w:val="14"/>
           <w:szCs w:val="24"/>
           <w:lang w:eastAsia="en-IN"/>
         </w:rPr>
@@ -12071,6 +15503,269 @@
         <w:spacing w:after="0" w:line="240" w:lineRule="auto"/>
         <w:rPr>
           <w:rFonts w:ascii="Comic Sans MS" w:eastAsia="Times New Roman" w:hAnsi="Comic Sans MS" w:cstheme="majorHAnsi"/>
+          <w:bCs/>
+          <w:sz w:val="24"/>
+          <w:szCs w:val="24"/>
+          <w:lang w:eastAsia="en-IN"/>
+        </w:rPr>
+      </w:pPr>
+      <w:r>
+        <w:rPr>
+          <w:rFonts w:ascii="Comic Sans MS" w:eastAsia="Times New Roman" w:hAnsi="Comic Sans MS" w:cstheme="majorHAnsi"/>
+          <w:bCs/>
+          <w:sz w:val="24"/>
+          <w:szCs w:val="24"/>
+          <w:lang w:eastAsia="en-IN"/>
+        </w:rPr>
+        <w:t xml:space="preserve">For example, </w:t>
+      </w:r>
+      <w:proofErr w:type="gramStart"/>
+      <w:r>
+        <w:rPr>
+          <w:rFonts w:ascii="Comic Sans MS" w:eastAsia="Times New Roman" w:hAnsi="Comic Sans MS" w:cstheme="majorHAnsi"/>
+          <w:bCs/>
+          <w:sz w:val="24"/>
+          <w:szCs w:val="24"/>
+          <w:lang w:eastAsia="en-IN"/>
+        </w:rPr>
+        <w:t>sorted(</w:t>
+      </w:r>
+      <w:proofErr w:type="gramEnd"/>
+      <w:r>
+        <w:rPr>
+          <w:rFonts w:ascii="Comic Sans MS" w:eastAsia="Times New Roman" w:hAnsi="Comic Sans MS" w:cstheme="majorHAnsi"/>
+          <w:bCs/>
+          <w:sz w:val="24"/>
+          <w:szCs w:val="24"/>
+          <w:lang w:eastAsia="en-IN"/>
+        </w:rPr>
+        <w:t>) generally needs to examine and buffer the input before it can emit elements in sorted order. This can limit the benefits of streaming and short-circuiting.</w:t>
+      </w:r>
+    </w:p>
+    <w:p>
+      <w:pPr>
+        <w:spacing w:after="0" w:line="240" w:lineRule="auto"/>
+        <w:rPr>
+          <w:rFonts w:ascii="Comic Sans MS" w:eastAsia="Times New Roman" w:hAnsi="Comic Sans MS" w:cstheme="majorHAnsi"/>
+          <w:bCs/>
+          <w:sz w:val="24"/>
+          <w:szCs w:val="24"/>
+          <w:lang w:eastAsia="en-IN"/>
+        </w:rPr>
+      </w:pPr>
+    </w:p>
+    <w:p>
+      <w:pPr>
+        <w:spacing w:after="0" w:line="240" w:lineRule="auto"/>
+        <w:rPr>
+          <w:rFonts w:ascii="Comic Sans MS" w:eastAsia="Times New Roman" w:hAnsi="Comic Sans MS" w:cstheme="majorHAnsi"/>
+          <w:bCs/>
+          <w:sz w:val="24"/>
+          <w:szCs w:val="24"/>
+          <w:lang w:eastAsia="en-IN"/>
+        </w:rPr>
+      </w:pPr>
+    </w:p>
+    <w:p>
+      <w:pPr>
+        <w:spacing w:after="0" w:line="240" w:lineRule="auto"/>
+        <w:rPr>
+          <w:rFonts w:ascii="Comic Sans MS" w:eastAsia="Times New Roman" w:hAnsi="Comic Sans MS" w:cstheme="majorHAnsi"/>
+          <w:bCs/>
+          <w:sz w:val="24"/>
+          <w:szCs w:val="24"/>
+          <w:lang w:eastAsia="en-IN"/>
+        </w:rPr>
+      </w:pPr>
+    </w:p>
+    <w:p>
+      <w:pPr>
+        <w:spacing w:after="0" w:line="240" w:lineRule="auto"/>
+        <w:rPr>
+          <w:rFonts w:ascii="Comic Sans MS" w:eastAsia="Times New Roman" w:hAnsi="Comic Sans MS" w:cstheme="majorHAnsi"/>
+          <w:bCs/>
+          <w:sz w:val="24"/>
+          <w:szCs w:val="24"/>
+          <w:lang w:eastAsia="en-IN"/>
+        </w:rPr>
+      </w:pPr>
+    </w:p>
+    <w:p>
+      <w:pPr>
+        <w:spacing w:after="0" w:line="240" w:lineRule="auto"/>
+        <w:rPr>
+          <w:rFonts w:ascii="Comic Sans MS" w:eastAsia="Times New Roman" w:hAnsi="Comic Sans MS" w:cstheme="majorHAnsi"/>
+          <w:bCs/>
+          <w:sz w:val="24"/>
+          <w:szCs w:val="24"/>
+          <w:lang w:eastAsia="en-IN"/>
+        </w:rPr>
+      </w:pPr>
+    </w:p>
+    <w:p>
+      <w:pPr>
+        <w:spacing w:after="0" w:line="240" w:lineRule="auto"/>
+        <w:rPr>
+          <w:rFonts w:ascii="Comic Sans MS" w:eastAsia="Times New Roman" w:hAnsi="Comic Sans MS" w:cstheme="majorHAnsi"/>
+          <w:bCs/>
+          <w:sz w:val="24"/>
+          <w:szCs w:val="24"/>
+          <w:lang w:eastAsia="en-IN"/>
+        </w:rPr>
+      </w:pPr>
+    </w:p>
+    <w:p>
+      <w:pPr>
+        <w:spacing w:after="0" w:line="240" w:lineRule="auto"/>
+        <w:rPr>
+          <w:rFonts w:ascii="Comic Sans MS" w:eastAsia="Times New Roman" w:hAnsi="Comic Sans MS" w:cstheme="majorHAnsi"/>
+          <w:bCs/>
+          <w:sz w:val="24"/>
+          <w:szCs w:val="24"/>
+          <w:lang w:eastAsia="en-IN"/>
+        </w:rPr>
+      </w:pPr>
+    </w:p>
+    <w:p>
+      <w:pPr>
+        <w:spacing w:after="0" w:line="240" w:lineRule="auto"/>
+        <w:rPr>
+          <w:rFonts w:ascii="Comic Sans MS" w:eastAsia="Times New Roman" w:hAnsi="Comic Sans MS" w:cstheme="majorHAnsi"/>
+          <w:bCs/>
+          <w:sz w:val="24"/>
+          <w:szCs w:val="24"/>
+          <w:lang w:eastAsia="en-IN"/>
+        </w:rPr>
+      </w:pPr>
+    </w:p>
+    <w:p>
+      <w:pPr>
+        <w:spacing w:after="0" w:line="240" w:lineRule="auto"/>
+        <w:rPr>
+          <w:rFonts w:ascii="Comic Sans MS" w:eastAsia="Times New Roman" w:hAnsi="Comic Sans MS" w:cstheme="majorHAnsi"/>
+          <w:bCs/>
+          <w:sz w:val="24"/>
+          <w:szCs w:val="24"/>
+          <w:lang w:eastAsia="en-IN"/>
+        </w:rPr>
+      </w:pPr>
+    </w:p>
+    <w:p>
+      <w:pPr>
+        <w:spacing w:after="0" w:line="240" w:lineRule="auto"/>
+        <w:rPr>
+          <w:rFonts w:ascii="Comic Sans MS" w:eastAsia="Times New Roman" w:hAnsi="Comic Sans MS" w:cstheme="majorHAnsi"/>
+          <w:bCs/>
+          <w:sz w:val="24"/>
+          <w:szCs w:val="24"/>
+          <w:lang w:eastAsia="en-IN"/>
+        </w:rPr>
+      </w:pPr>
+    </w:p>
+    <w:p>
+      <w:pPr>
+        <w:spacing w:after="0" w:line="240" w:lineRule="auto"/>
+        <w:rPr>
+          <w:rFonts w:ascii="Comic Sans MS" w:eastAsia="Times New Roman" w:hAnsi="Comic Sans MS" w:cstheme="majorHAnsi"/>
+          <w:bCs/>
+          <w:sz w:val="24"/>
+          <w:szCs w:val="24"/>
+          <w:lang w:eastAsia="en-IN"/>
+        </w:rPr>
+      </w:pPr>
+    </w:p>
+    <w:p>
+      <w:pPr>
+        <w:spacing w:after="0" w:line="240" w:lineRule="auto"/>
+        <w:rPr>
+          <w:rFonts w:ascii="Comic Sans MS" w:eastAsia="Times New Roman" w:hAnsi="Comic Sans MS" w:cstheme="majorHAnsi"/>
+          <w:bCs/>
+          <w:sz w:val="24"/>
+          <w:szCs w:val="24"/>
+          <w:lang w:eastAsia="en-IN"/>
+        </w:rPr>
+      </w:pPr>
+    </w:p>
+    <w:p>
+      <w:pPr>
+        <w:spacing w:after="0" w:line="240" w:lineRule="auto"/>
+        <w:rPr>
+          <w:rFonts w:ascii="Comic Sans MS" w:eastAsia="Times New Roman" w:hAnsi="Comic Sans MS" w:cstheme="majorHAnsi"/>
+          <w:bCs/>
+          <w:sz w:val="24"/>
+          <w:szCs w:val="24"/>
+          <w:lang w:eastAsia="en-IN"/>
+        </w:rPr>
+      </w:pPr>
+    </w:p>
+    <w:p>
+      <w:pPr>
+        <w:spacing w:after="0" w:line="240" w:lineRule="auto"/>
+        <w:rPr>
+          <w:rFonts w:ascii="Comic Sans MS" w:eastAsia="Times New Roman" w:hAnsi="Comic Sans MS" w:cstheme="majorHAnsi"/>
+          <w:bCs/>
+          <w:sz w:val="24"/>
+          <w:szCs w:val="24"/>
+          <w:lang w:eastAsia="en-IN"/>
+        </w:rPr>
+      </w:pPr>
+    </w:p>
+    <w:p>
+      <w:pPr>
+        <w:spacing w:after="0" w:line="240" w:lineRule="auto"/>
+        <w:rPr>
+          <w:rFonts w:ascii="Comic Sans MS" w:eastAsia="Times New Roman" w:hAnsi="Comic Sans MS" w:cstheme="majorHAnsi"/>
+          <w:bCs/>
+          <w:sz w:val="24"/>
+          <w:szCs w:val="24"/>
+          <w:lang w:eastAsia="en-IN"/>
+        </w:rPr>
+      </w:pPr>
+    </w:p>
+    <w:p>
+      <w:pPr>
+        <w:spacing w:after="0" w:line="240" w:lineRule="auto"/>
+        <w:rPr>
+          <w:rFonts w:ascii="Comic Sans MS" w:eastAsia="Times New Roman" w:hAnsi="Comic Sans MS" w:cstheme="majorHAnsi"/>
+          <w:bCs/>
+          <w:sz w:val="24"/>
+          <w:szCs w:val="24"/>
+          <w:lang w:eastAsia="en-IN"/>
+        </w:rPr>
+      </w:pPr>
+    </w:p>
+    <w:p>
+      <w:pPr>
+        <w:spacing w:after="0" w:line="240" w:lineRule="auto"/>
+        <w:rPr>
+          <w:rFonts w:ascii="Comic Sans MS" w:eastAsia="Times New Roman" w:hAnsi="Comic Sans MS" w:cstheme="majorHAnsi"/>
+          <w:b/>
+          <w:bCs/>
+          <w:sz w:val="24"/>
+          <w:szCs w:val="24"/>
+          <w:lang w:eastAsia="en-IN"/>
+        </w:rPr>
+      </w:pPr>
+    </w:p>
+    <w:p>
+      <w:pPr>
+        <w:spacing w:after="0" w:line="240" w:lineRule="auto"/>
+        <w:rPr>
+          <w:rFonts w:ascii="Comic Sans MS" w:eastAsia="Times New Roman" w:hAnsi="Comic Sans MS" w:cstheme="majorHAnsi"/>
+          <w:b/>
+          <w:bCs/>
+          <w:sz w:val="24"/>
+          <w:szCs w:val="24"/>
+          <w:lang w:eastAsia="en-IN"/>
+        </w:rPr>
+      </w:pPr>
+    </w:p>
+    <w:p>
+      <w:pPr>
+        <w:spacing w:after="0" w:line="240" w:lineRule="auto"/>
+        <w:rPr>
+          <w:rFonts w:ascii="Comic Sans MS" w:eastAsia="Times New Roman" w:hAnsi="Comic Sans MS" w:cstheme="majorHAnsi"/>
+          <w:b/>
           <w:bCs/>
           <w:sz w:val="24"/>
           <w:szCs w:val="24"/>
@@ -12258,7 +15953,7 @@
           <w:u w:val="single"/>
         </w:rPr>
       </w:pPr>
-      <w:bookmarkStart w:id="10" w:name="_Toc240363950"/>
+      <w:bookmarkStart w:id="8" w:name="_Toc240363950"/>
       <w:r>
         <w:rPr>
           <w:rFonts w:ascii="Comic Sans MS" w:hAnsi="Comic Sans MS"/>
@@ -12267,10 +15962,9 @@
           <w:sz w:val="40"/>
           <w:u w:val="single"/>
         </w:rPr>
-        <w:lastRenderedPageBreak/>
         <w:t>Optional</w:t>
       </w:r>
-      <w:bookmarkEnd w:id="10"/>
+      <w:bookmarkEnd w:id="8"/>
     </w:p>
     <w:p>
       <w:pPr>
@@ -12734,7 +16428,7 @@
           <w:u w:val="single"/>
         </w:rPr>
       </w:pPr>
-      <w:bookmarkStart w:id="11" w:name="_Toc240363952"/>
+      <w:bookmarkStart w:id="9" w:name="_Toc240363952"/>
       <w:r>
         <w:rPr>
           <w:rFonts w:ascii="Comic Sans MS" w:hAnsi="Comic Sans MS"/>
@@ -12743,10 +16437,9 @@
           <w:sz w:val="40"/>
           <w:u w:val="single"/>
         </w:rPr>
-        <w:lastRenderedPageBreak/>
         <w:t>Coding Questions</w:t>
       </w:r>
-      <w:bookmarkEnd w:id="11"/>
+      <w:bookmarkEnd w:id="9"/>
     </w:p>
     <w:p>
       <w:pPr>
@@ -13278,25 +16971,7 @@
           <w:sz w:val="24"/>
           <w:lang w:eastAsia="en-IN"/>
         </w:rPr>
-        <w:t xml:space="preserve">) is </w:t>
-      </w:r>
-      <w:proofErr w:type="spellStart"/>
-      <w:r>
-        <w:rPr>
-          <w:rFonts w:ascii="Comic Sans MS" w:hAnsi="Comic Sans MS"/>
-          <w:sz w:val="24"/>
-          <w:lang w:eastAsia="en-IN"/>
-        </w:rPr>
-        <w:t>stateful</w:t>
-      </w:r>
-      <w:proofErr w:type="spellEnd"/>
-      <w:r>
-        <w:rPr>
-          <w:rFonts w:ascii="Comic Sans MS" w:hAnsi="Comic Sans MS"/>
-          <w:sz w:val="24"/>
-          <w:lang w:eastAsia="en-IN"/>
-        </w:rPr>
-        <w:t>, and uses hashing, time complexity is O(n).</w:t>
+        <w:t>) is stateful, and uses hashing, time complexity is O(n).</w:t>
       </w:r>
     </w:p>
     <w:p>
@@ -13558,6 +17233,13 @@
           <w:color w:val="BCBEC4"/>
         </w:rPr>
         <w:br/>
+      </w:r>
+      <w:r>
+        <w:rPr>
+          <w:rFonts w:ascii="Comic Sans MS" w:hAnsi="Comic Sans MS"/>
+          <w:color w:val="BCBEC4"/>
+        </w:rPr>
+        <w:lastRenderedPageBreak/>
         <w:t xml:space="preserve">        List&lt;Integer&gt; </w:t>
       </w:r>
       <w:proofErr w:type="spellStart"/>
@@ -14374,7 +18056,6 @@
           <w:sz w:val="24"/>
           <w:lang w:eastAsia="en-IN"/>
         </w:rPr>
-        <w:lastRenderedPageBreak/>
         <w:t>4.  Find Longest String in the list</w:t>
       </w:r>
     </w:p>
@@ -16103,7 +19784,6 @@
           <w:sz w:val="24"/>
           <w:lang w:eastAsia="en-IN"/>
         </w:rPr>
-        <w:lastRenderedPageBreak/>
         <w:t>7.  Find list of duplicate values present in list</w:t>
       </w:r>
     </w:p>
@@ -17339,6 +21019,16 @@
           <w:lang w:eastAsia="en-IN"/>
         </w:rPr>
         <w:br/>
+      </w:r>
+      <w:r>
+        <w:rPr>
+          <w:rFonts w:ascii="Comic Sans MS" w:eastAsia="Times New Roman" w:hAnsi="Comic Sans MS" w:cs="Courier New"/>
+          <w:color w:val="7A7E85"/>
+          <w:sz w:val="20"/>
+          <w:szCs w:val="20"/>
+          <w:lang w:eastAsia="en-IN"/>
+        </w:rPr>
+        <w:lastRenderedPageBreak/>
         <w:t xml:space="preserve">    </w:t>
       </w:r>
       <w:r>
@@ -17939,7 +21629,7 @@
       </w:pPr>
     </w:p>
     <w:sectPr>
-      <w:footerReference w:type="default" r:id="rId8"/>
+      <w:footerReference w:type="default" r:id="rId9"/>
       <w:pgSz w:w="11906" w:h="16838"/>
       <w:pgMar w:top="720" w:right="720" w:bottom="720" w:left="720" w:header="708" w:footer="708" w:gutter="0"/>
       <w:pgNumType w:start="0"/>
@@ -17997,14 +21687,7 @@
         <w:noProof/>
         <w:color w:val="385623" w:themeColor="accent6" w:themeShade="80"/>
       </w:rPr>
-      <w:t>Functional Programming</w:t>
-    </w:r>
-    <w:r>
-      <w:rPr>
-        <w:noProof/>
-        <w:color w:val="385623" w:themeColor="accent6" w:themeShade="80"/>
-      </w:rPr>
-      <w:t xml:space="preserve"> Questions</w:t>
+      <w:t>Functional Programming Questions</w:t>
     </w:r>
     <w:r>
       <w:rPr>
@@ -18039,7 +21722,7 @@
         <w:noProof/>
         <w:color w:val="385623" w:themeColor="accent6" w:themeShade="80"/>
       </w:rPr>
-      <w:t>11</w:t>
+      <w:t>9</w:t>
     </w:r>
     <w:r>
       <w:rPr>
@@ -19209,9 +22892,9 @@
     </w:lvl>
   </w:abstractNum>
   <w:abstractNum w:abstractNumId="11" w15:restartNumberingAfterBreak="0">
-    <w:nsid w:val="550D25AE"/>
+    <w:nsid w:val="501A2925"/>
     <w:multiLevelType w:val="hybridMultilevel"/>
-    <w:tmpl w:val="1364296E"/>
+    <w:tmpl w:val="78CA4D92"/>
     <w:lvl w:ilvl="0" w:tplc="4009000F">
       <w:start w:val="1"/>
       <w:numFmt w:val="decimal"/>
@@ -19220,9 +22903,6 @@
       <w:pPr>
         <w:ind w:left="720" w:hanging="360"/>
       </w:pPr>
-      <w:rPr>
-        <w:rFonts w:hint="default"/>
-      </w:rPr>
     </w:lvl>
     <w:lvl w:ilvl="1" w:tplc="40090019" w:tentative="1">
       <w:start w:val="1"/>
@@ -19298,211 +22978,9 @@
     </w:lvl>
   </w:abstractNum>
   <w:abstractNum w:abstractNumId="12" w15:restartNumberingAfterBreak="0">
-    <w:nsid w:val="55904174"/>
-    <w:multiLevelType w:val="hybridMultilevel"/>
-    <w:tmpl w:val="222EC464"/>
-    <w:lvl w:ilvl="0" w:tplc="4009000F">
-      <w:start w:val="1"/>
-      <w:numFmt w:val="decimal"/>
-      <w:lvlText w:val="%1."/>
-      <w:lvlJc w:val="left"/>
-      <w:pPr>
-        <w:ind w:left="720" w:hanging="360"/>
-      </w:pPr>
-      <w:rPr>
-        <w:rFonts w:hint="default"/>
-      </w:rPr>
-    </w:lvl>
-    <w:lvl w:ilvl="1" w:tplc="40090019" w:tentative="1">
-      <w:start w:val="1"/>
-      <w:numFmt w:val="lowerLetter"/>
-      <w:lvlText w:val="%2."/>
-      <w:lvlJc w:val="left"/>
-      <w:pPr>
-        <w:ind w:left="1440" w:hanging="360"/>
-      </w:pPr>
-    </w:lvl>
-    <w:lvl w:ilvl="2" w:tplc="4009001B" w:tentative="1">
-      <w:start w:val="1"/>
-      <w:numFmt w:val="lowerRoman"/>
-      <w:lvlText w:val="%3."/>
-      <w:lvlJc w:val="right"/>
-      <w:pPr>
-        <w:ind w:left="2160" w:hanging="180"/>
-      </w:pPr>
-    </w:lvl>
-    <w:lvl w:ilvl="3" w:tplc="4009000F" w:tentative="1">
-      <w:start w:val="1"/>
-      <w:numFmt w:val="decimal"/>
-      <w:lvlText w:val="%4."/>
-      <w:lvlJc w:val="left"/>
-      <w:pPr>
-        <w:ind w:left="2880" w:hanging="360"/>
-      </w:pPr>
-    </w:lvl>
-    <w:lvl w:ilvl="4" w:tplc="40090019" w:tentative="1">
-      <w:start w:val="1"/>
-      <w:numFmt w:val="lowerLetter"/>
-      <w:lvlText w:val="%5."/>
-      <w:lvlJc w:val="left"/>
-      <w:pPr>
-        <w:ind w:left="3600" w:hanging="360"/>
-      </w:pPr>
-    </w:lvl>
-    <w:lvl w:ilvl="5" w:tplc="4009001B" w:tentative="1">
-      <w:start w:val="1"/>
-      <w:numFmt w:val="lowerRoman"/>
-      <w:lvlText w:val="%6."/>
-      <w:lvlJc w:val="right"/>
-      <w:pPr>
-        <w:ind w:left="4320" w:hanging="180"/>
-      </w:pPr>
-    </w:lvl>
-    <w:lvl w:ilvl="6" w:tplc="4009000F" w:tentative="1">
-      <w:start w:val="1"/>
-      <w:numFmt w:val="decimal"/>
-      <w:lvlText w:val="%7."/>
-      <w:lvlJc w:val="left"/>
-      <w:pPr>
-        <w:ind w:left="5040" w:hanging="360"/>
-      </w:pPr>
-    </w:lvl>
-    <w:lvl w:ilvl="7" w:tplc="40090019" w:tentative="1">
-      <w:start w:val="1"/>
-      <w:numFmt w:val="lowerLetter"/>
-      <w:lvlText w:val="%8."/>
-      <w:lvlJc w:val="left"/>
-      <w:pPr>
-        <w:ind w:left="5760" w:hanging="360"/>
-      </w:pPr>
-    </w:lvl>
-    <w:lvl w:ilvl="8" w:tplc="4009001B" w:tentative="1">
-      <w:start w:val="1"/>
-      <w:numFmt w:val="lowerRoman"/>
-      <w:lvlText w:val="%9."/>
-      <w:lvlJc w:val="right"/>
-      <w:pPr>
-        <w:ind w:left="6480" w:hanging="180"/>
-      </w:pPr>
-    </w:lvl>
-  </w:abstractNum>
-  <w:abstractNum w:abstractNumId="13" w15:restartNumberingAfterBreak="0">
-    <w:nsid w:val="63190014"/>
-    <w:multiLevelType w:val="hybridMultilevel"/>
-    <w:tmpl w:val="6812E060"/>
-    <w:lvl w:ilvl="0" w:tplc="40090001">
-      <w:start w:val="1"/>
-      <w:numFmt w:val="bullet"/>
-      <w:lvlText w:val=""/>
-      <w:lvlJc w:val="left"/>
-      <w:pPr>
-        <w:ind w:left="720" w:hanging="360"/>
-      </w:pPr>
-      <w:rPr>
-        <w:rFonts w:ascii="Symbol" w:hAnsi="Symbol" w:hint="default"/>
-      </w:rPr>
-    </w:lvl>
-    <w:lvl w:ilvl="1" w:tplc="40090003" w:tentative="1">
-      <w:start w:val="1"/>
-      <w:numFmt w:val="bullet"/>
-      <w:lvlText w:val="o"/>
-      <w:lvlJc w:val="left"/>
-      <w:pPr>
-        <w:ind w:left="1440" w:hanging="360"/>
-      </w:pPr>
-      <w:rPr>
-        <w:rFonts w:ascii="Courier New" w:hAnsi="Courier New" w:cs="Courier New" w:hint="default"/>
-      </w:rPr>
-    </w:lvl>
-    <w:lvl w:ilvl="2" w:tplc="40090005" w:tentative="1">
-      <w:start w:val="1"/>
-      <w:numFmt w:val="bullet"/>
-      <w:lvlText w:val=""/>
-      <w:lvlJc w:val="left"/>
-      <w:pPr>
-        <w:ind w:left="2160" w:hanging="360"/>
-      </w:pPr>
-      <w:rPr>
-        <w:rFonts w:ascii="Wingdings" w:hAnsi="Wingdings" w:hint="default"/>
-      </w:rPr>
-    </w:lvl>
-    <w:lvl w:ilvl="3" w:tplc="40090001" w:tentative="1">
-      <w:start w:val="1"/>
-      <w:numFmt w:val="bullet"/>
-      <w:lvlText w:val=""/>
-      <w:lvlJc w:val="left"/>
-      <w:pPr>
-        <w:ind w:left="2880" w:hanging="360"/>
-      </w:pPr>
-      <w:rPr>
-        <w:rFonts w:ascii="Symbol" w:hAnsi="Symbol" w:hint="default"/>
-      </w:rPr>
-    </w:lvl>
-    <w:lvl w:ilvl="4" w:tplc="40090003" w:tentative="1">
-      <w:start w:val="1"/>
-      <w:numFmt w:val="bullet"/>
-      <w:lvlText w:val="o"/>
-      <w:lvlJc w:val="left"/>
-      <w:pPr>
-        <w:ind w:left="3600" w:hanging="360"/>
-      </w:pPr>
-      <w:rPr>
-        <w:rFonts w:ascii="Courier New" w:hAnsi="Courier New" w:cs="Courier New" w:hint="default"/>
-      </w:rPr>
-    </w:lvl>
-    <w:lvl w:ilvl="5" w:tplc="40090005" w:tentative="1">
-      <w:start w:val="1"/>
-      <w:numFmt w:val="bullet"/>
-      <w:lvlText w:val=""/>
-      <w:lvlJc w:val="left"/>
-      <w:pPr>
-        <w:ind w:left="4320" w:hanging="360"/>
-      </w:pPr>
-      <w:rPr>
-        <w:rFonts w:ascii="Wingdings" w:hAnsi="Wingdings" w:hint="default"/>
-      </w:rPr>
-    </w:lvl>
-    <w:lvl w:ilvl="6" w:tplc="40090001" w:tentative="1">
-      <w:start w:val="1"/>
-      <w:numFmt w:val="bullet"/>
-      <w:lvlText w:val=""/>
-      <w:lvlJc w:val="left"/>
-      <w:pPr>
-        <w:ind w:left="5040" w:hanging="360"/>
-      </w:pPr>
-      <w:rPr>
-        <w:rFonts w:ascii="Symbol" w:hAnsi="Symbol" w:hint="default"/>
-      </w:rPr>
-    </w:lvl>
-    <w:lvl w:ilvl="7" w:tplc="40090003" w:tentative="1">
-      <w:start w:val="1"/>
-      <w:numFmt w:val="bullet"/>
-      <w:lvlText w:val="o"/>
-      <w:lvlJc w:val="left"/>
-      <w:pPr>
-        <w:ind w:left="5760" w:hanging="360"/>
-      </w:pPr>
-      <w:rPr>
-        <w:rFonts w:ascii="Courier New" w:hAnsi="Courier New" w:cs="Courier New" w:hint="default"/>
-      </w:rPr>
-    </w:lvl>
-    <w:lvl w:ilvl="8" w:tplc="40090005" w:tentative="1">
-      <w:start w:val="1"/>
-      <w:numFmt w:val="bullet"/>
-      <w:lvlText w:val=""/>
-      <w:lvlJc w:val="left"/>
-      <w:pPr>
-        <w:ind w:left="6480" w:hanging="360"/>
-      </w:pPr>
-      <w:rPr>
-        <w:rFonts w:ascii="Wingdings" w:hAnsi="Wingdings" w:hint="default"/>
-      </w:rPr>
-    </w:lvl>
-  </w:abstractNum>
-  <w:abstractNum w:abstractNumId="14" w15:restartNumberingAfterBreak="0">
-    <w:nsid w:val="6A785061"/>
+    <w:nsid w:val="53E00715"/>
     <w:multiLevelType w:val="multilevel"/>
-    <w:tmpl w:val="BB18314E"/>
+    <w:tmpl w:val="A9327B0A"/>
     <w:lvl w:ilvl="0">
       <w:start w:val="1"/>
       <w:numFmt w:val="bullet"/>
@@ -19648,10 +23126,274 @@
       </w:rPr>
     </w:lvl>
   </w:abstractNum>
+  <w:abstractNum w:abstractNumId="13" w15:restartNumberingAfterBreak="0">
+    <w:nsid w:val="550D25AE"/>
+    <w:multiLevelType w:val="hybridMultilevel"/>
+    <w:tmpl w:val="1364296E"/>
+    <w:lvl w:ilvl="0" w:tplc="4009000F">
+      <w:start w:val="1"/>
+      <w:numFmt w:val="decimal"/>
+      <w:lvlText w:val="%1."/>
+      <w:lvlJc w:val="left"/>
+      <w:pPr>
+        <w:ind w:left="720" w:hanging="360"/>
+      </w:pPr>
+      <w:rPr>
+        <w:rFonts w:hint="default"/>
+      </w:rPr>
+    </w:lvl>
+    <w:lvl w:ilvl="1" w:tplc="40090019" w:tentative="1">
+      <w:start w:val="1"/>
+      <w:numFmt w:val="lowerLetter"/>
+      <w:lvlText w:val="%2."/>
+      <w:lvlJc w:val="left"/>
+      <w:pPr>
+        <w:ind w:left="1440" w:hanging="360"/>
+      </w:pPr>
+    </w:lvl>
+    <w:lvl w:ilvl="2" w:tplc="4009001B" w:tentative="1">
+      <w:start w:val="1"/>
+      <w:numFmt w:val="lowerRoman"/>
+      <w:lvlText w:val="%3."/>
+      <w:lvlJc w:val="right"/>
+      <w:pPr>
+        <w:ind w:left="2160" w:hanging="180"/>
+      </w:pPr>
+    </w:lvl>
+    <w:lvl w:ilvl="3" w:tplc="4009000F" w:tentative="1">
+      <w:start w:val="1"/>
+      <w:numFmt w:val="decimal"/>
+      <w:lvlText w:val="%4."/>
+      <w:lvlJc w:val="left"/>
+      <w:pPr>
+        <w:ind w:left="2880" w:hanging="360"/>
+      </w:pPr>
+    </w:lvl>
+    <w:lvl w:ilvl="4" w:tplc="40090019" w:tentative="1">
+      <w:start w:val="1"/>
+      <w:numFmt w:val="lowerLetter"/>
+      <w:lvlText w:val="%5."/>
+      <w:lvlJc w:val="left"/>
+      <w:pPr>
+        <w:ind w:left="3600" w:hanging="360"/>
+      </w:pPr>
+    </w:lvl>
+    <w:lvl w:ilvl="5" w:tplc="4009001B" w:tentative="1">
+      <w:start w:val="1"/>
+      <w:numFmt w:val="lowerRoman"/>
+      <w:lvlText w:val="%6."/>
+      <w:lvlJc w:val="right"/>
+      <w:pPr>
+        <w:ind w:left="4320" w:hanging="180"/>
+      </w:pPr>
+    </w:lvl>
+    <w:lvl w:ilvl="6" w:tplc="4009000F" w:tentative="1">
+      <w:start w:val="1"/>
+      <w:numFmt w:val="decimal"/>
+      <w:lvlText w:val="%7."/>
+      <w:lvlJc w:val="left"/>
+      <w:pPr>
+        <w:ind w:left="5040" w:hanging="360"/>
+      </w:pPr>
+    </w:lvl>
+    <w:lvl w:ilvl="7" w:tplc="40090019" w:tentative="1">
+      <w:start w:val="1"/>
+      <w:numFmt w:val="lowerLetter"/>
+      <w:lvlText w:val="%8."/>
+      <w:lvlJc w:val="left"/>
+      <w:pPr>
+        <w:ind w:left="5760" w:hanging="360"/>
+      </w:pPr>
+    </w:lvl>
+    <w:lvl w:ilvl="8" w:tplc="4009001B" w:tentative="1">
+      <w:start w:val="1"/>
+      <w:numFmt w:val="lowerRoman"/>
+      <w:lvlText w:val="%9."/>
+      <w:lvlJc w:val="right"/>
+      <w:pPr>
+        <w:ind w:left="6480" w:hanging="180"/>
+      </w:pPr>
+    </w:lvl>
+  </w:abstractNum>
+  <w:abstractNum w:abstractNumId="14" w15:restartNumberingAfterBreak="0">
+    <w:nsid w:val="55904174"/>
+    <w:multiLevelType w:val="hybridMultilevel"/>
+    <w:tmpl w:val="222EC464"/>
+    <w:lvl w:ilvl="0" w:tplc="4009000F">
+      <w:start w:val="1"/>
+      <w:numFmt w:val="decimal"/>
+      <w:lvlText w:val="%1."/>
+      <w:lvlJc w:val="left"/>
+      <w:pPr>
+        <w:ind w:left="720" w:hanging="360"/>
+      </w:pPr>
+      <w:rPr>
+        <w:rFonts w:hint="default"/>
+      </w:rPr>
+    </w:lvl>
+    <w:lvl w:ilvl="1" w:tplc="40090019" w:tentative="1">
+      <w:start w:val="1"/>
+      <w:numFmt w:val="lowerLetter"/>
+      <w:lvlText w:val="%2."/>
+      <w:lvlJc w:val="left"/>
+      <w:pPr>
+        <w:ind w:left="1440" w:hanging="360"/>
+      </w:pPr>
+    </w:lvl>
+    <w:lvl w:ilvl="2" w:tplc="4009001B" w:tentative="1">
+      <w:start w:val="1"/>
+      <w:numFmt w:val="lowerRoman"/>
+      <w:lvlText w:val="%3."/>
+      <w:lvlJc w:val="right"/>
+      <w:pPr>
+        <w:ind w:left="2160" w:hanging="180"/>
+      </w:pPr>
+    </w:lvl>
+    <w:lvl w:ilvl="3" w:tplc="4009000F" w:tentative="1">
+      <w:start w:val="1"/>
+      <w:numFmt w:val="decimal"/>
+      <w:lvlText w:val="%4."/>
+      <w:lvlJc w:val="left"/>
+      <w:pPr>
+        <w:ind w:left="2880" w:hanging="360"/>
+      </w:pPr>
+    </w:lvl>
+    <w:lvl w:ilvl="4" w:tplc="40090019" w:tentative="1">
+      <w:start w:val="1"/>
+      <w:numFmt w:val="lowerLetter"/>
+      <w:lvlText w:val="%5."/>
+      <w:lvlJc w:val="left"/>
+      <w:pPr>
+        <w:ind w:left="3600" w:hanging="360"/>
+      </w:pPr>
+    </w:lvl>
+    <w:lvl w:ilvl="5" w:tplc="4009001B" w:tentative="1">
+      <w:start w:val="1"/>
+      <w:numFmt w:val="lowerRoman"/>
+      <w:lvlText w:val="%6."/>
+      <w:lvlJc w:val="right"/>
+      <w:pPr>
+        <w:ind w:left="4320" w:hanging="180"/>
+      </w:pPr>
+    </w:lvl>
+    <w:lvl w:ilvl="6" w:tplc="4009000F" w:tentative="1">
+      <w:start w:val="1"/>
+      <w:numFmt w:val="decimal"/>
+      <w:lvlText w:val="%7."/>
+      <w:lvlJc w:val="left"/>
+      <w:pPr>
+        <w:ind w:left="5040" w:hanging="360"/>
+      </w:pPr>
+    </w:lvl>
+    <w:lvl w:ilvl="7" w:tplc="40090019" w:tentative="1">
+      <w:start w:val="1"/>
+      <w:numFmt w:val="lowerLetter"/>
+      <w:lvlText w:val="%8."/>
+      <w:lvlJc w:val="left"/>
+      <w:pPr>
+        <w:ind w:left="5760" w:hanging="360"/>
+      </w:pPr>
+    </w:lvl>
+    <w:lvl w:ilvl="8" w:tplc="4009001B" w:tentative="1">
+      <w:start w:val="1"/>
+      <w:numFmt w:val="lowerRoman"/>
+      <w:lvlText w:val="%9."/>
+      <w:lvlJc w:val="right"/>
+      <w:pPr>
+        <w:ind w:left="6480" w:hanging="180"/>
+      </w:pPr>
+    </w:lvl>
+  </w:abstractNum>
   <w:abstractNum w:abstractNumId="15" w15:restartNumberingAfterBreak="0">
-    <w:nsid w:val="6AAB7708"/>
+    <w:nsid w:val="5E4969B4"/>
     <w:multiLevelType w:val="hybridMultilevel"/>
-    <w:tmpl w:val="72468734"/>
+    <w:tmpl w:val="FDCE759C"/>
+    <w:lvl w:ilvl="0" w:tplc="4009000F">
+      <w:start w:val="1"/>
+      <w:numFmt w:val="decimal"/>
+      <w:lvlText w:val="%1."/>
+      <w:lvlJc w:val="left"/>
+      <w:pPr>
+        <w:ind w:left="360" w:hanging="360"/>
+      </w:pPr>
+    </w:lvl>
+    <w:lvl w:ilvl="1" w:tplc="40090019" w:tentative="1">
+      <w:start w:val="1"/>
+      <w:numFmt w:val="lowerLetter"/>
+      <w:lvlText w:val="%2."/>
+      <w:lvlJc w:val="left"/>
+      <w:pPr>
+        <w:ind w:left="1080" w:hanging="360"/>
+      </w:pPr>
+    </w:lvl>
+    <w:lvl w:ilvl="2" w:tplc="4009001B" w:tentative="1">
+      <w:start w:val="1"/>
+      <w:numFmt w:val="lowerRoman"/>
+      <w:lvlText w:val="%3."/>
+      <w:lvlJc w:val="right"/>
+      <w:pPr>
+        <w:ind w:left="1800" w:hanging="180"/>
+      </w:pPr>
+    </w:lvl>
+    <w:lvl w:ilvl="3" w:tplc="4009000F" w:tentative="1">
+      <w:start w:val="1"/>
+      <w:numFmt w:val="decimal"/>
+      <w:lvlText w:val="%4."/>
+      <w:lvlJc w:val="left"/>
+      <w:pPr>
+        <w:ind w:left="2520" w:hanging="360"/>
+      </w:pPr>
+    </w:lvl>
+    <w:lvl w:ilvl="4" w:tplc="40090019" w:tentative="1">
+      <w:start w:val="1"/>
+      <w:numFmt w:val="lowerLetter"/>
+      <w:lvlText w:val="%5."/>
+      <w:lvlJc w:val="left"/>
+      <w:pPr>
+        <w:ind w:left="3240" w:hanging="360"/>
+      </w:pPr>
+    </w:lvl>
+    <w:lvl w:ilvl="5" w:tplc="4009001B" w:tentative="1">
+      <w:start w:val="1"/>
+      <w:numFmt w:val="lowerRoman"/>
+      <w:lvlText w:val="%6."/>
+      <w:lvlJc w:val="right"/>
+      <w:pPr>
+        <w:ind w:left="3960" w:hanging="180"/>
+      </w:pPr>
+    </w:lvl>
+    <w:lvl w:ilvl="6" w:tplc="4009000F" w:tentative="1">
+      <w:start w:val="1"/>
+      <w:numFmt w:val="decimal"/>
+      <w:lvlText w:val="%7."/>
+      <w:lvlJc w:val="left"/>
+      <w:pPr>
+        <w:ind w:left="4680" w:hanging="360"/>
+      </w:pPr>
+    </w:lvl>
+    <w:lvl w:ilvl="7" w:tplc="40090019" w:tentative="1">
+      <w:start w:val="1"/>
+      <w:numFmt w:val="lowerLetter"/>
+      <w:lvlText w:val="%8."/>
+      <w:lvlJc w:val="left"/>
+      <w:pPr>
+        <w:ind w:left="5400" w:hanging="360"/>
+      </w:pPr>
+    </w:lvl>
+    <w:lvl w:ilvl="8" w:tplc="4009001B" w:tentative="1">
+      <w:start w:val="1"/>
+      <w:numFmt w:val="lowerRoman"/>
+      <w:lvlText w:val="%9."/>
+      <w:lvlJc w:val="right"/>
+      <w:pPr>
+        <w:ind w:left="6120" w:hanging="180"/>
+      </w:pPr>
+    </w:lvl>
+  </w:abstractNum>
+  <w:abstractNum w:abstractNumId="16" w15:restartNumberingAfterBreak="0">
+    <w:nsid w:val="63190014"/>
+    <w:multiLevelType w:val="hybridMultilevel"/>
+    <w:tmpl w:val="6812E060"/>
     <w:lvl w:ilvl="0" w:tplc="40090001">
       <w:start w:val="1"/>
       <w:numFmt w:val="bullet"/>
@@ -19761,10 +23503,155 @@
       </w:rPr>
     </w:lvl>
   </w:abstractNum>
-  <w:abstractNum w:abstractNumId="16" w15:restartNumberingAfterBreak="0">
-    <w:nsid w:val="6DA068CC"/>
+  <w:abstractNum w:abstractNumId="17" w15:restartNumberingAfterBreak="0">
+    <w:nsid w:val="6A785061"/>
+    <w:multiLevelType w:val="multilevel"/>
+    <w:tmpl w:val="6248EFC6"/>
+    <w:lvl w:ilvl="0">
+      <w:start w:val="1"/>
+      <w:numFmt w:val="bullet"/>
+      <w:lvlText w:val=""/>
+      <w:lvlJc w:val="left"/>
+      <w:pPr>
+        <w:tabs>
+          <w:tab w:val="num" w:pos="720"/>
+        </w:tabs>
+        <w:ind w:left="720" w:hanging="360"/>
+      </w:pPr>
+      <w:rPr>
+        <w:rFonts w:ascii="Symbol" w:hAnsi="Symbol" w:hint="default"/>
+        <w:sz w:val="20"/>
+      </w:rPr>
+    </w:lvl>
+    <w:lvl w:ilvl="1">
+      <w:start w:val="1"/>
+      <w:numFmt w:val="decimal"/>
+      <w:lvlText w:val="%2."/>
+      <w:lvlJc w:val="left"/>
+      <w:pPr>
+        <w:ind w:left="1440" w:hanging="360"/>
+      </w:pPr>
+      <w:rPr>
+        <w:rFonts w:hint="default"/>
+      </w:rPr>
+    </w:lvl>
+    <w:lvl w:ilvl="2" w:tentative="1">
+      <w:start w:val="1"/>
+      <w:numFmt w:val="bullet"/>
+      <w:lvlText w:val=""/>
+      <w:lvlJc w:val="left"/>
+      <w:pPr>
+        <w:tabs>
+          <w:tab w:val="num" w:pos="2160"/>
+        </w:tabs>
+        <w:ind w:left="2160" w:hanging="360"/>
+      </w:pPr>
+      <w:rPr>
+        <w:rFonts w:ascii="Wingdings" w:hAnsi="Wingdings" w:hint="default"/>
+        <w:sz w:val="20"/>
+      </w:rPr>
+    </w:lvl>
+    <w:lvl w:ilvl="3" w:tentative="1">
+      <w:start w:val="1"/>
+      <w:numFmt w:val="bullet"/>
+      <w:lvlText w:val=""/>
+      <w:lvlJc w:val="left"/>
+      <w:pPr>
+        <w:tabs>
+          <w:tab w:val="num" w:pos="2880"/>
+        </w:tabs>
+        <w:ind w:left="2880" w:hanging="360"/>
+      </w:pPr>
+      <w:rPr>
+        <w:rFonts w:ascii="Wingdings" w:hAnsi="Wingdings" w:hint="default"/>
+        <w:sz w:val="20"/>
+      </w:rPr>
+    </w:lvl>
+    <w:lvl w:ilvl="4" w:tentative="1">
+      <w:start w:val="1"/>
+      <w:numFmt w:val="bullet"/>
+      <w:lvlText w:val=""/>
+      <w:lvlJc w:val="left"/>
+      <w:pPr>
+        <w:tabs>
+          <w:tab w:val="num" w:pos="3600"/>
+        </w:tabs>
+        <w:ind w:left="3600" w:hanging="360"/>
+      </w:pPr>
+      <w:rPr>
+        <w:rFonts w:ascii="Wingdings" w:hAnsi="Wingdings" w:hint="default"/>
+        <w:sz w:val="20"/>
+      </w:rPr>
+    </w:lvl>
+    <w:lvl w:ilvl="5" w:tentative="1">
+      <w:start w:val="1"/>
+      <w:numFmt w:val="bullet"/>
+      <w:lvlText w:val=""/>
+      <w:lvlJc w:val="left"/>
+      <w:pPr>
+        <w:tabs>
+          <w:tab w:val="num" w:pos="4320"/>
+        </w:tabs>
+        <w:ind w:left="4320" w:hanging="360"/>
+      </w:pPr>
+      <w:rPr>
+        <w:rFonts w:ascii="Wingdings" w:hAnsi="Wingdings" w:hint="default"/>
+        <w:sz w:val="20"/>
+      </w:rPr>
+    </w:lvl>
+    <w:lvl w:ilvl="6" w:tentative="1">
+      <w:start w:val="1"/>
+      <w:numFmt w:val="bullet"/>
+      <w:lvlText w:val=""/>
+      <w:lvlJc w:val="left"/>
+      <w:pPr>
+        <w:tabs>
+          <w:tab w:val="num" w:pos="5040"/>
+        </w:tabs>
+        <w:ind w:left="5040" w:hanging="360"/>
+      </w:pPr>
+      <w:rPr>
+        <w:rFonts w:ascii="Wingdings" w:hAnsi="Wingdings" w:hint="default"/>
+        <w:sz w:val="20"/>
+      </w:rPr>
+    </w:lvl>
+    <w:lvl w:ilvl="7" w:tentative="1">
+      <w:start w:val="1"/>
+      <w:numFmt w:val="bullet"/>
+      <w:lvlText w:val=""/>
+      <w:lvlJc w:val="left"/>
+      <w:pPr>
+        <w:tabs>
+          <w:tab w:val="num" w:pos="5760"/>
+        </w:tabs>
+        <w:ind w:left="5760" w:hanging="360"/>
+      </w:pPr>
+      <w:rPr>
+        <w:rFonts w:ascii="Wingdings" w:hAnsi="Wingdings" w:hint="default"/>
+        <w:sz w:val="20"/>
+      </w:rPr>
+    </w:lvl>
+    <w:lvl w:ilvl="8" w:tentative="1">
+      <w:start w:val="1"/>
+      <w:numFmt w:val="bullet"/>
+      <w:lvlText w:val=""/>
+      <w:lvlJc w:val="left"/>
+      <w:pPr>
+        <w:tabs>
+          <w:tab w:val="num" w:pos="6480"/>
+        </w:tabs>
+        <w:ind w:left="6480" w:hanging="360"/>
+      </w:pPr>
+      <w:rPr>
+        <w:rFonts w:ascii="Wingdings" w:hAnsi="Wingdings" w:hint="default"/>
+        <w:sz w:val="20"/>
+      </w:rPr>
+    </w:lvl>
+  </w:abstractNum>
+  <w:abstractNum w:abstractNumId="18" w15:restartNumberingAfterBreak="0">
+    <w:nsid w:val="6AAB7708"/>
     <w:multiLevelType w:val="hybridMultilevel"/>
-    <w:tmpl w:val="5484DF10"/>
+    <w:tmpl w:val="72468734"/>
     <w:lvl w:ilvl="0" w:tplc="40090001">
       <w:start w:val="1"/>
       <w:numFmt w:val="bullet"/>
@@ -19874,17 +23761,17 @@
       </w:rPr>
     </w:lvl>
   </w:abstractNum>
-  <w:abstractNum w:abstractNumId="17" w15:restartNumberingAfterBreak="0">
-    <w:nsid w:val="76B31071"/>
+  <w:abstractNum w:abstractNumId="19" w15:restartNumberingAfterBreak="0">
+    <w:nsid w:val="6DA068CC"/>
     <w:multiLevelType w:val="hybridMultilevel"/>
-    <w:tmpl w:val="EE84C338"/>
+    <w:tmpl w:val="5484DF10"/>
     <w:lvl w:ilvl="0" w:tplc="40090001">
       <w:start w:val="1"/>
       <w:numFmt w:val="bullet"/>
       <w:lvlText w:val=""/>
       <w:lvlJc w:val="left"/>
       <w:pPr>
-        <w:ind w:left="360" w:hanging="360"/>
+        <w:ind w:left="720" w:hanging="360"/>
       </w:pPr>
       <w:rPr>
         <w:rFonts w:ascii="Symbol" w:hAnsi="Symbol" w:hint="default"/>
@@ -19896,7 +23783,7 @@
       <w:lvlText w:val="o"/>
       <w:lvlJc w:val="left"/>
       <w:pPr>
-        <w:ind w:left="1080" w:hanging="360"/>
+        <w:ind w:left="1440" w:hanging="360"/>
       </w:pPr>
       <w:rPr>
         <w:rFonts w:ascii="Courier New" w:hAnsi="Courier New" w:cs="Courier New" w:hint="default"/>
@@ -19908,7 +23795,7 @@
       <w:lvlText w:val=""/>
       <w:lvlJc w:val="left"/>
       <w:pPr>
-        <w:ind w:left="1800" w:hanging="360"/>
+        <w:ind w:left="2160" w:hanging="360"/>
       </w:pPr>
       <w:rPr>
         <w:rFonts w:ascii="Wingdings" w:hAnsi="Wingdings" w:hint="default"/>
@@ -19920,7 +23807,7 @@
       <w:lvlText w:val=""/>
       <w:lvlJc w:val="left"/>
       <w:pPr>
-        <w:ind w:left="2520" w:hanging="360"/>
+        <w:ind w:left="2880" w:hanging="360"/>
       </w:pPr>
       <w:rPr>
         <w:rFonts w:ascii="Symbol" w:hAnsi="Symbol" w:hint="default"/>
@@ -19932,7 +23819,7 @@
       <w:lvlText w:val="o"/>
       <w:lvlJc w:val="left"/>
       <w:pPr>
-        <w:ind w:left="3240" w:hanging="360"/>
+        <w:ind w:left="3600" w:hanging="360"/>
       </w:pPr>
       <w:rPr>
         <w:rFonts w:ascii="Courier New" w:hAnsi="Courier New" w:cs="Courier New" w:hint="default"/>
@@ -19944,7 +23831,7 @@
       <w:lvlText w:val=""/>
       <w:lvlJc w:val="left"/>
       <w:pPr>
-        <w:ind w:left="3960" w:hanging="360"/>
+        <w:ind w:left="4320" w:hanging="360"/>
       </w:pPr>
       <w:rPr>
         <w:rFonts w:ascii="Wingdings" w:hAnsi="Wingdings" w:hint="default"/>
@@ -19956,7 +23843,7 @@
       <w:lvlText w:val=""/>
       <w:lvlJc w:val="left"/>
       <w:pPr>
-        <w:ind w:left="4680" w:hanging="360"/>
+        <w:ind w:left="5040" w:hanging="360"/>
       </w:pPr>
       <w:rPr>
         <w:rFonts w:ascii="Symbol" w:hAnsi="Symbol" w:hint="default"/>
@@ -19968,7 +23855,7 @@
       <w:lvlText w:val="o"/>
       <w:lvlJc w:val="left"/>
       <w:pPr>
-        <w:ind w:left="5400" w:hanging="360"/>
+        <w:ind w:left="5760" w:hanging="360"/>
       </w:pPr>
       <w:rPr>
         <w:rFonts w:ascii="Courier New" w:hAnsi="Courier New" w:cs="Courier New" w:hint="default"/>
@@ -19980,17 +23867,17 @@
       <w:lvlText w:val=""/>
       <w:lvlJc w:val="left"/>
       <w:pPr>
-        <w:ind w:left="6120" w:hanging="360"/>
+        <w:ind w:left="6480" w:hanging="360"/>
       </w:pPr>
       <w:rPr>
         <w:rFonts w:ascii="Wingdings" w:hAnsi="Wingdings" w:hint="default"/>
       </w:rPr>
     </w:lvl>
   </w:abstractNum>
-  <w:abstractNum w:abstractNumId="18" w15:restartNumberingAfterBreak="0">
-    <w:nsid w:val="79297259"/>
+  <w:abstractNum w:abstractNumId="20" w15:restartNumberingAfterBreak="0">
+    <w:nsid w:val="76B31071"/>
     <w:multiLevelType w:val="hybridMultilevel"/>
-    <w:tmpl w:val="01EC0DBE"/>
+    <w:tmpl w:val="EE84C338"/>
     <w:lvl w:ilvl="0" w:tplc="40090001">
       <w:start w:val="1"/>
       <w:numFmt w:val="bullet"/>
@@ -20100,10 +23987,10 @@
       </w:rPr>
     </w:lvl>
   </w:abstractNum>
-  <w:abstractNum w:abstractNumId="19" w15:restartNumberingAfterBreak="0">
-    <w:nsid w:val="7CB57F63"/>
+  <w:abstractNum w:abstractNumId="21" w15:restartNumberingAfterBreak="0">
+    <w:nsid w:val="79297259"/>
     <w:multiLevelType w:val="hybridMultilevel"/>
-    <w:tmpl w:val="9E466908"/>
+    <w:tmpl w:val="01EC0DBE"/>
     <w:lvl w:ilvl="0" w:tplc="40090001">
       <w:start w:val="1"/>
       <w:numFmt w:val="bullet"/>
@@ -20213,7 +24100,120 @@
       </w:rPr>
     </w:lvl>
   </w:abstractNum>
-  <w:abstractNum w:abstractNumId="20" w15:restartNumberingAfterBreak="0">
+  <w:abstractNum w:abstractNumId="22" w15:restartNumberingAfterBreak="0">
+    <w:nsid w:val="7CB57F63"/>
+    <w:multiLevelType w:val="hybridMultilevel"/>
+    <w:tmpl w:val="9E466908"/>
+    <w:lvl w:ilvl="0" w:tplc="40090001">
+      <w:start w:val="1"/>
+      <w:numFmt w:val="bullet"/>
+      <w:lvlText w:val=""/>
+      <w:lvlJc w:val="left"/>
+      <w:pPr>
+        <w:ind w:left="360" w:hanging="360"/>
+      </w:pPr>
+      <w:rPr>
+        <w:rFonts w:ascii="Symbol" w:hAnsi="Symbol" w:hint="default"/>
+      </w:rPr>
+    </w:lvl>
+    <w:lvl w:ilvl="1" w:tplc="40090003" w:tentative="1">
+      <w:start w:val="1"/>
+      <w:numFmt w:val="bullet"/>
+      <w:lvlText w:val="o"/>
+      <w:lvlJc w:val="left"/>
+      <w:pPr>
+        <w:ind w:left="1080" w:hanging="360"/>
+      </w:pPr>
+      <w:rPr>
+        <w:rFonts w:ascii="Courier New" w:hAnsi="Courier New" w:cs="Courier New" w:hint="default"/>
+      </w:rPr>
+    </w:lvl>
+    <w:lvl w:ilvl="2" w:tplc="40090005" w:tentative="1">
+      <w:start w:val="1"/>
+      <w:numFmt w:val="bullet"/>
+      <w:lvlText w:val=""/>
+      <w:lvlJc w:val="left"/>
+      <w:pPr>
+        <w:ind w:left="1800" w:hanging="360"/>
+      </w:pPr>
+      <w:rPr>
+        <w:rFonts w:ascii="Wingdings" w:hAnsi="Wingdings" w:hint="default"/>
+      </w:rPr>
+    </w:lvl>
+    <w:lvl w:ilvl="3" w:tplc="40090001" w:tentative="1">
+      <w:start w:val="1"/>
+      <w:numFmt w:val="bullet"/>
+      <w:lvlText w:val=""/>
+      <w:lvlJc w:val="left"/>
+      <w:pPr>
+        <w:ind w:left="2520" w:hanging="360"/>
+      </w:pPr>
+      <w:rPr>
+        <w:rFonts w:ascii="Symbol" w:hAnsi="Symbol" w:hint="default"/>
+      </w:rPr>
+    </w:lvl>
+    <w:lvl w:ilvl="4" w:tplc="40090003" w:tentative="1">
+      <w:start w:val="1"/>
+      <w:numFmt w:val="bullet"/>
+      <w:lvlText w:val="o"/>
+      <w:lvlJc w:val="left"/>
+      <w:pPr>
+        <w:ind w:left="3240" w:hanging="360"/>
+      </w:pPr>
+      <w:rPr>
+        <w:rFonts w:ascii="Courier New" w:hAnsi="Courier New" w:cs="Courier New" w:hint="default"/>
+      </w:rPr>
+    </w:lvl>
+    <w:lvl w:ilvl="5" w:tplc="40090005" w:tentative="1">
+      <w:start w:val="1"/>
+      <w:numFmt w:val="bullet"/>
+      <w:lvlText w:val=""/>
+      <w:lvlJc w:val="left"/>
+      <w:pPr>
+        <w:ind w:left="3960" w:hanging="360"/>
+      </w:pPr>
+      <w:rPr>
+        <w:rFonts w:ascii="Wingdings" w:hAnsi="Wingdings" w:hint="default"/>
+      </w:rPr>
+    </w:lvl>
+    <w:lvl w:ilvl="6" w:tplc="40090001" w:tentative="1">
+      <w:start w:val="1"/>
+      <w:numFmt w:val="bullet"/>
+      <w:lvlText w:val=""/>
+      <w:lvlJc w:val="left"/>
+      <w:pPr>
+        <w:ind w:left="4680" w:hanging="360"/>
+      </w:pPr>
+      <w:rPr>
+        <w:rFonts w:ascii="Symbol" w:hAnsi="Symbol" w:hint="default"/>
+      </w:rPr>
+    </w:lvl>
+    <w:lvl w:ilvl="7" w:tplc="40090003" w:tentative="1">
+      <w:start w:val="1"/>
+      <w:numFmt w:val="bullet"/>
+      <w:lvlText w:val="o"/>
+      <w:lvlJc w:val="left"/>
+      <w:pPr>
+        <w:ind w:left="5400" w:hanging="360"/>
+      </w:pPr>
+      <w:rPr>
+        <w:rFonts w:ascii="Courier New" w:hAnsi="Courier New" w:cs="Courier New" w:hint="default"/>
+      </w:rPr>
+    </w:lvl>
+    <w:lvl w:ilvl="8" w:tplc="40090005" w:tentative="1">
+      <w:start w:val="1"/>
+      <w:numFmt w:val="bullet"/>
+      <w:lvlText w:val=""/>
+      <w:lvlJc w:val="left"/>
+      <w:pPr>
+        <w:ind w:left="6120" w:hanging="360"/>
+      </w:pPr>
+      <w:rPr>
+        <w:rFonts w:ascii="Wingdings" w:hAnsi="Wingdings" w:hint="default"/>
+      </w:rPr>
+    </w:lvl>
+  </w:abstractNum>
+  <w:abstractNum w:abstractNumId="23" w15:restartNumberingAfterBreak="0">
     <w:nsid w:val="7D4A4EB4"/>
     <w:multiLevelType w:val="multilevel"/>
     <w:tmpl w:val="213C7FE2"/>
@@ -20360,6 +24360,119 @@
         <w:rFonts w:ascii="Wingdings" w:hAnsi="Wingdings" w:hint="default"/>
         <w:sz w:val="20"/>
       </w:rPr>
+    </w:lvl>
+  </w:abstractNum>
+  <w:abstractNum w:abstractNumId="24" w15:restartNumberingAfterBreak="0">
+    <w:nsid w:val="7F68057E"/>
+    <w:multiLevelType w:val="multilevel"/>
+    <w:tmpl w:val="DE4CC8AC"/>
+    <w:lvl w:ilvl="0">
+      <w:start w:val="1"/>
+      <w:numFmt w:val="decimal"/>
+      <w:lvlText w:val="%1."/>
+      <w:lvlJc w:val="left"/>
+      <w:pPr>
+        <w:tabs>
+          <w:tab w:val="num" w:pos="720"/>
+        </w:tabs>
+        <w:ind w:left="720" w:hanging="360"/>
+      </w:pPr>
+    </w:lvl>
+    <w:lvl w:ilvl="1" w:tentative="1">
+      <w:start w:val="1"/>
+      <w:numFmt w:val="decimal"/>
+      <w:lvlText w:val="%2."/>
+      <w:lvlJc w:val="left"/>
+      <w:pPr>
+        <w:tabs>
+          <w:tab w:val="num" w:pos="1440"/>
+        </w:tabs>
+        <w:ind w:left="1440" w:hanging="360"/>
+      </w:pPr>
+    </w:lvl>
+    <w:lvl w:ilvl="2" w:tentative="1">
+      <w:start w:val="1"/>
+      <w:numFmt w:val="decimal"/>
+      <w:lvlText w:val="%3."/>
+      <w:lvlJc w:val="left"/>
+      <w:pPr>
+        <w:tabs>
+          <w:tab w:val="num" w:pos="2160"/>
+        </w:tabs>
+        <w:ind w:left="2160" w:hanging="360"/>
+      </w:pPr>
+    </w:lvl>
+    <w:lvl w:ilvl="3" w:tentative="1">
+      <w:start w:val="1"/>
+      <w:numFmt w:val="decimal"/>
+      <w:lvlText w:val="%4."/>
+      <w:lvlJc w:val="left"/>
+      <w:pPr>
+        <w:tabs>
+          <w:tab w:val="num" w:pos="2880"/>
+        </w:tabs>
+        <w:ind w:left="2880" w:hanging="360"/>
+      </w:pPr>
+    </w:lvl>
+    <w:lvl w:ilvl="4" w:tentative="1">
+      <w:start w:val="1"/>
+      <w:numFmt w:val="decimal"/>
+      <w:lvlText w:val="%5."/>
+      <w:lvlJc w:val="left"/>
+      <w:pPr>
+        <w:tabs>
+          <w:tab w:val="num" w:pos="3600"/>
+        </w:tabs>
+        <w:ind w:left="3600" w:hanging="360"/>
+      </w:pPr>
+    </w:lvl>
+    <w:lvl w:ilvl="5" w:tentative="1">
+      <w:start w:val="1"/>
+      <w:numFmt w:val="decimal"/>
+      <w:lvlText w:val="%6."/>
+      <w:lvlJc w:val="left"/>
+      <w:pPr>
+        <w:tabs>
+          <w:tab w:val="num" w:pos="4320"/>
+        </w:tabs>
+        <w:ind w:left="4320" w:hanging="360"/>
+      </w:pPr>
+    </w:lvl>
+    <w:lvl w:ilvl="6" w:tentative="1">
+      <w:start w:val="1"/>
+      <w:numFmt w:val="decimal"/>
+      <w:lvlText w:val="%7."/>
+      <w:lvlJc w:val="left"/>
+      <w:pPr>
+        <w:tabs>
+          <w:tab w:val="num" w:pos="5040"/>
+        </w:tabs>
+        <w:ind w:left="5040" w:hanging="360"/>
+      </w:pPr>
+    </w:lvl>
+    <w:lvl w:ilvl="7" w:tentative="1">
+      <w:start w:val="1"/>
+      <w:numFmt w:val="decimal"/>
+      <w:lvlText w:val="%8."/>
+      <w:lvlJc w:val="left"/>
+      <w:pPr>
+        <w:tabs>
+          <w:tab w:val="num" w:pos="5760"/>
+        </w:tabs>
+        <w:ind w:left="5760" w:hanging="360"/>
+      </w:pPr>
+    </w:lvl>
+    <w:lvl w:ilvl="8" w:tentative="1">
+      <w:start w:val="1"/>
+      <w:numFmt w:val="decimal"/>
+      <w:lvlText w:val="%9."/>
+      <w:lvlJc w:val="left"/>
+      <w:pPr>
+        <w:tabs>
+          <w:tab w:val="num" w:pos="6480"/>
+        </w:tabs>
+        <w:ind w:left="6480" w:hanging="360"/>
+      </w:pPr>
     </w:lvl>
   </w:abstractNum>
   <w:num w:numId="1">
@@ -20375,28 +24488,28 @@
     <w:abstractNumId w:val="6"/>
   </w:num>
   <w:num w:numId="5">
-    <w:abstractNumId w:val="15"/>
+    <w:abstractNumId w:val="18"/>
   </w:num>
   <w:num w:numId="6">
     <w:abstractNumId w:val="2"/>
   </w:num>
   <w:num w:numId="7">
-    <w:abstractNumId w:val="13"/>
+    <w:abstractNumId w:val="16"/>
   </w:num>
   <w:num w:numId="8">
     <w:abstractNumId w:val="9"/>
   </w:num>
   <w:num w:numId="9">
-    <w:abstractNumId w:val="19"/>
+    <w:abstractNumId w:val="22"/>
   </w:num>
   <w:num w:numId="10">
     <w:abstractNumId w:val="1"/>
   </w:num>
   <w:num w:numId="11">
-    <w:abstractNumId w:val="16"/>
+    <w:abstractNumId w:val="19"/>
   </w:num>
   <w:num w:numId="12">
-    <w:abstractNumId w:val="18"/>
+    <w:abstractNumId w:val="21"/>
   </w:num>
   <w:num w:numId="13">
     <w:abstractNumId w:val="8"/>
@@ -20405,25 +24518,37 @@
     <w:abstractNumId w:val="7"/>
   </w:num>
   <w:num w:numId="15">
-    <w:abstractNumId w:val="11"/>
+    <w:abstractNumId w:val="13"/>
   </w:num>
   <w:num w:numId="16">
     <w:abstractNumId w:val="5"/>
   </w:num>
   <w:num w:numId="17">
-    <w:abstractNumId w:val="12"/>
+    <w:abstractNumId w:val="14"/>
   </w:num>
   <w:num w:numId="18">
     <w:abstractNumId w:val="10"/>
   </w:num>
   <w:num w:numId="19">
-    <w:abstractNumId w:val="14"/>
+    <w:abstractNumId w:val="17"/>
   </w:num>
   <w:num w:numId="20">
+    <w:abstractNumId w:val="23"/>
+  </w:num>
+  <w:num w:numId="21">
     <w:abstractNumId w:val="20"/>
   </w:num>
-  <w:num w:numId="21">
-    <w:abstractNumId w:val="17"/>
+  <w:num w:numId="22">
+    <w:abstractNumId w:val="12"/>
+  </w:num>
+  <w:num w:numId="23">
+    <w:abstractNumId w:val="24"/>
+  </w:num>
+  <w:num w:numId="24">
+    <w:abstractNumId w:val="11"/>
+  </w:num>
+  <w:num w:numId="25">
+    <w:abstractNumId w:val="15"/>
   </w:num>
   <w:numIdMacAtCleanup w:val="12"/>
 </w:numbering>
@@ -20936,7 +25061,6 @@
   <w:style w:type="character" w:default="1" w:styleId="DefaultParagraphFont">
     <w:name w:val="Default Paragraph Font"/>
     <w:uiPriority w:val="1"/>
-    <w:semiHidden/>
     <w:unhideWhenUsed/>
   </w:style>
   <w:style w:type="table" w:default="1" w:styleId="TableNormal">
@@ -21657,7 +25781,7 @@
 </file>
 
 <file path=customXml/itemProps1.xml><?xml version="1.0" encoding="utf-8"?>
-<ds:datastoreItem xmlns:ds="http://schemas.openxmlformats.org/officeDocument/2006/customXml" ds:itemID="{4350342D-E464-415A-A696-F9F0FF03BC4B}">
+<ds:datastoreItem xmlns:ds="http://schemas.openxmlformats.org/officeDocument/2006/customXml" ds:itemID="{2B4C8D52-05E0-468C-B24B-EE804D35472F}">
   <ds:schemaRefs>
     <ds:schemaRef ds:uri="http://schemas.openxmlformats.org/officeDocument/2006/bibliography"/>
   </ds:schemaRefs>

--- a/Interview Questions/5. Functional Programming Questions.docx
+++ b/Interview Questions/5. Functional Programming Questions.docx
@@ -2270,7 +2270,6 @@
         </w:rPr>
       </w:pPr>
       <w:proofErr w:type="spellStart"/>
-      <w:proofErr w:type="gramStart"/>
       <w:r>
         <w:rPr>
           <w:rFonts w:ascii="Comic Sans MS" w:eastAsia="Times New Roman" w:hAnsi="Comic Sans MS" w:cs="Times New Roman"/>
@@ -2302,7 +2301,6 @@
         </w:rPr>
         <w:t>(</w:t>
       </w:r>
-      <w:proofErr w:type="gramEnd"/>
       <w:r>
         <w:rPr>
           <w:rFonts w:ascii="Comic Sans MS" w:eastAsia="Times New Roman" w:hAnsi="Comic Sans MS" w:cs="Times New Roman"/>
@@ -2397,7 +2395,6 @@
         </w:rPr>
       </w:pPr>
       <w:proofErr w:type="spellStart"/>
-      <w:proofErr w:type="gramStart"/>
       <w:r>
         <w:rPr>
           <w:rFonts w:ascii="Comic Sans MS" w:eastAsia="Times New Roman" w:hAnsi="Comic Sans MS" w:cs="Times New Roman"/>
@@ -2437,10 +2434,35 @@
           <w:szCs w:val="21"/>
           <w:lang w:eastAsia="en-IN"/>
         </w:rPr>
-        <w:t>(</w:t>
-      </w:r>
-      <w:proofErr w:type="gramEnd"/>
-      <w:r>
+        <w:t xml:space="preserve">(list); </w:t>
+      </w:r>
+      <w:r>
+        <w:rPr>
+          <w:rFonts w:ascii="Comic Sans MS" w:eastAsia="Times New Roman" w:hAnsi="Comic Sans MS" w:cs="Times New Roman"/>
+          <w:color w:val="6A9955"/>
+          <w:sz w:val="20"/>
+          <w:szCs w:val="21"/>
+          <w:lang w:eastAsia="en-IN"/>
+        </w:rPr>
+        <w:t xml:space="preserve">// Uses </w:t>
+      </w:r>
+      <w:proofErr w:type="spellStart"/>
+      <w:r>
+        <w:rPr>
+          <w:rFonts w:ascii="Comic Sans MS" w:eastAsia="Times New Roman" w:hAnsi="Comic Sans MS" w:cs="Times New Roman"/>
+          <w:color w:val="6A9955"/>
+          <w:sz w:val="20"/>
+          <w:szCs w:val="21"/>
+          <w:lang w:eastAsia="en-IN"/>
+        </w:rPr>
+        <w:t>compareTo</w:t>
+      </w:r>
+      <w:proofErr w:type="spellEnd"/>
+    </w:p>
+    <w:p>
+      <w:pPr>
+        <w:shd w:val="clear" w:color="auto" w:fill="1F1F1F"/>
+        <w:spacing w:after="0" w:line="285" w:lineRule="atLeast"/>
         <w:rPr>
           <w:rFonts w:ascii="Comic Sans MS" w:eastAsia="Times New Roman" w:hAnsi="Comic Sans MS" w:cs="Times New Roman"/>
           <w:color w:val="CCCCCC"/>
@@ -2448,8 +2470,431 @@
           <w:szCs w:val="21"/>
           <w:lang w:eastAsia="en-IN"/>
         </w:rPr>
-        <w:t xml:space="preserve">list); </w:t>
-      </w:r>
+      </w:pPr>
+      <w:r>
+        <w:rPr>
+          <w:rFonts w:ascii="Comic Sans MS" w:eastAsia="Times New Roman" w:hAnsi="Comic Sans MS" w:cs="Times New Roman"/>
+          <w:color w:val="569CD6"/>
+          <w:sz w:val="20"/>
+          <w:szCs w:val="21"/>
+          <w:lang w:eastAsia="en-IN"/>
+        </w:rPr>
+        <w:t>class</w:t>
+      </w:r>
+      <w:r>
+        <w:rPr>
+          <w:rFonts w:ascii="Comic Sans MS" w:eastAsia="Times New Roman" w:hAnsi="Comic Sans MS" w:cs="Times New Roman"/>
+          <w:color w:val="CCCCCC"/>
+          <w:sz w:val="20"/>
+          <w:szCs w:val="21"/>
+          <w:lang w:eastAsia="en-IN"/>
+        </w:rPr>
+        <w:t xml:space="preserve"> </w:t>
+      </w:r>
+      <w:r>
+        <w:rPr>
+          <w:rFonts w:ascii="Comic Sans MS" w:eastAsia="Times New Roman" w:hAnsi="Comic Sans MS" w:cs="Times New Roman"/>
+          <w:color w:val="4EC9B0"/>
+          <w:sz w:val="20"/>
+          <w:szCs w:val="21"/>
+          <w:lang w:eastAsia="en-IN"/>
+        </w:rPr>
+        <w:t>Student</w:t>
+      </w:r>
+      <w:r>
+        <w:rPr>
+          <w:rFonts w:ascii="Comic Sans MS" w:eastAsia="Times New Roman" w:hAnsi="Comic Sans MS" w:cs="Times New Roman"/>
+          <w:color w:val="CCCCCC"/>
+          <w:sz w:val="20"/>
+          <w:szCs w:val="21"/>
+          <w:lang w:eastAsia="en-IN"/>
+        </w:rPr>
+        <w:t xml:space="preserve"> {</w:t>
+      </w:r>
+    </w:p>
+    <w:p>
+      <w:pPr>
+        <w:shd w:val="clear" w:color="auto" w:fill="1F1F1F"/>
+        <w:spacing w:after="0" w:line="285" w:lineRule="atLeast"/>
+        <w:rPr>
+          <w:rFonts w:ascii="Comic Sans MS" w:eastAsia="Times New Roman" w:hAnsi="Comic Sans MS" w:cs="Times New Roman"/>
+          <w:color w:val="CCCCCC"/>
+          <w:sz w:val="20"/>
+          <w:szCs w:val="21"/>
+          <w:lang w:eastAsia="en-IN"/>
+        </w:rPr>
+      </w:pPr>
+      <w:r>
+        <w:rPr>
+          <w:rFonts w:ascii="Comic Sans MS" w:eastAsia="Times New Roman" w:hAnsi="Comic Sans MS" w:cs="Times New Roman"/>
+          <w:color w:val="CCCCCC"/>
+          <w:sz w:val="20"/>
+          <w:szCs w:val="21"/>
+          <w:lang w:eastAsia="en-IN"/>
+        </w:rPr>
+        <w:t xml:space="preserve">    </w:t>
+      </w:r>
+      <w:proofErr w:type="spellStart"/>
+      <w:r>
+        <w:rPr>
+          <w:rFonts w:ascii="Comic Sans MS" w:eastAsia="Times New Roman" w:hAnsi="Comic Sans MS" w:cs="Times New Roman"/>
+          <w:color w:val="4EC9B0"/>
+          <w:sz w:val="20"/>
+          <w:szCs w:val="21"/>
+          <w:lang w:eastAsia="en-IN"/>
+        </w:rPr>
+        <w:t>int</w:t>
+      </w:r>
+      <w:proofErr w:type="spellEnd"/>
+      <w:r>
+        <w:rPr>
+          <w:rFonts w:ascii="Comic Sans MS" w:eastAsia="Times New Roman" w:hAnsi="Comic Sans MS" w:cs="Times New Roman"/>
+          <w:color w:val="CCCCCC"/>
+          <w:sz w:val="20"/>
+          <w:szCs w:val="21"/>
+          <w:lang w:eastAsia="en-IN"/>
+        </w:rPr>
+        <w:t xml:space="preserve"> id;</w:t>
+      </w:r>
+    </w:p>
+    <w:p>
+      <w:pPr>
+        <w:shd w:val="clear" w:color="auto" w:fill="1F1F1F"/>
+        <w:spacing w:after="0" w:line="285" w:lineRule="atLeast"/>
+        <w:rPr>
+          <w:rFonts w:ascii="Comic Sans MS" w:eastAsia="Times New Roman" w:hAnsi="Comic Sans MS" w:cs="Times New Roman"/>
+          <w:color w:val="CCCCCC"/>
+          <w:sz w:val="20"/>
+          <w:szCs w:val="21"/>
+          <w:lang w:eastAsia="en-IN"/>
+        </w:rPr>
+      </w:pPr>
+      <w:r>
+        <w:rPr>
+          <w:rFonts w:ascii="Comic Sans MS" w:eastAsia="Times New Roman" w:hAnsi="Comic Sans MS" w:cs="Times New Roman"/>
+          <w:color w:val="CCCCCC"/>
+          <w:sz w:val="20"/>
+          <w:szCs w:val="21"/>
+          <w:lang w:eastAsia="en-IN"/>
+        </w:rPr>
+        <w:t xml:space="preserve">    </w:t>
+      </w:r>
+      <w:r>
+        <w:rPr>
+          <w:rFonts w:ascii="Comic Sans MS" w:eastAsia="Times New Roman" w:hAnsi="Comic Sans MS" w:cs="Times New Roman"/>
+          <w:color w:val="4EC9B0"/>
+          <w:sz w:val="20"/>
+          <w:szCs w:val="21"/>
+          <w:lang w:eastAsia="en-IN"/>
+        </w:rPr>
+        <w:t>String</w:t>
+      </w:r>
+      <w:r>
+        <w:rPr>
+          <w:rFonts w:ascii="Comic Sans MS" w:eastAsia="Times New Roman" w:hAnsi="Comic Sans MS" w:cs="Times New Roman"/>
+          <w:color w:val="CCCCCC"/>
+          <w:sz w:val="20"/>
+          <w:szCs w:val="21"/>
+          <w:lang w:eastAsia="en-IN"/>
+        </w:rPr>
+        <w:t xml:space="preserve"> name;</w:t>
+      </w:r>
+    </w:p>
+    <w:p>
+      <w:pPr>
+        <w:shd w:val="clear" w:color="auto" w:fill="1F1F1F"/>
+        <w:spacing w:after="0" w:line="285" w:lineRule="atLeast"/>
+        <w:rPr>
+          <w:rFonts w:ascii="Comic Sans MS" w:eastAsia="Times New Roman" w:hAnsi="Comic Sans MS" w:cs="Times New Roman"/>
+          <w:color w:val="CCCCCC"/>
+          <w:sz w:val="20"/>
+          <w:szCs w:val="21"/>
+          <w:lang w:eastAsia="en-IN"/>
+        </w:rPr>
+      </w:pPr>
+    </w:p>
+    <w:p>
+      <w:pPr>
+        <w:shd w:val="clear" w:color="auto" w:fill="1F1F1F"/>
+        <w:spacing w:after="0" w:line="285" w:lineRule="atLeast"/>
+        <w:rPr>
+          <w:rFonts w:ascii="Comic Sans MS" w:eastAsia="Times New Roman" w:hAnsi="Comic Sans MS" w:cs="Times New Roman"/>
+          <w:color w:val="CCCCCC"/>
+          <w:sz w:val="20"/>
+          <w:szCs w:val="21"/>
+          <w:lang w:eastAsia="en-IN"/>
+        </w:rPr>
+      </w:pPr>
+      <w:r>
+        <w:rPr>
+          <w:rFonts w:ascii="Comic Sans MS" w:eastAsia="Times New Roman" w:hAnsi="Comic Sans MS" w:cs="Times New Roman"/>
+          <w:color w:val="CCCCCC"/>
+          <w:sz w:val="20"/>
+          <w:szCs w:val="21"/>
+          <w:lang w:eastAsia="en-IN"/>
+        </w:rPr>
+        <w:t xml:space="preserve">    </w:t>
+      </w:r>
+      <w:r>
+        <w:rPr>
+          <w:rFonts w:ascii="Comic Sans MS" w:eastAsia="Times New Roman" w:hAnsi="Comic Sans MS" w:cs="Times New Roman"/>
+          <w:color w:val="4EC9B0"/>
+          <w:sz w:val="20"/>
+          <w:szCs w:val="21"/>
+          <w:lang w:eastAsia="en-IN"/>
+        </w:rPr>
+        <w:t>Student</w:t>
+      </w:r>
+      <w:r>
+        <w:rPr>
+          <w:rFonts w:ascii="Comic Sans MS" w:eastAsia="Times New Roman" w:hAnsi="Comic Sans MS" w:cs="Times New Roman"/>
+          <w:color w:val="CCCCCC"/>
+          <w:sz w:val="20"/>
+          <w:szCs w:val="21"/>
+          <w:lang w:eastAsia="en-IN"/>
+        </w:rPr>
+        <w:t>(</w:t>
+      </w:r>
+      <w:proofErr w:type="spellStart"/>
+      <w:r>
+        <w:rPr>
+          <w:rFonts w:ascii="Comic Sans MS" w:eastAsia="Times New Roman" w:hAnsi="Comic Sans MS" w:cs="Times New Roman"/>
+          <w:color w:val="4EC9B0"/>
+          <w:sz w:val="20"/>
+          <w:szCs w:val="21"/>
+          <w:lang w:eastAsia="en-IN"/>
+        </w:rPr>
+        <w:t>int</w:t>
+      </w:r>
+      <w:proofErr w:type="spellEnd"/>
+      <w:r>
+        <w:rPr>
+          <w:rFonts w:ascii="Comic Sans MS" w:eastAsia="Times New Roman" w:hAnsi="Comic Sans MS" w:cs="Times New Roman"/>
+          <w:color w:val="CCCCCC"/>
+          <w:sz w:val="20"/>
+          <w:szCs w:val="21"/>
+          <w:lang w:eastAsia="en-IN"/>
+        </w:rPr>
+        <w:t xml:space="preserve"> id, </w:t>
+      </w:r>
+      <w:r>
+        <w:rPr>
+          <w:rFonts w:ascii="Comic Sans MS" w:eastAsia="Times New Roman" w:hAnsi="Comic Sans MS" w:cs="Times New Roman"/>
+          <w:color w:val="4EC9B0"/>
+          <w:sz w:val="20"/>
+          <w:szCs w:val="21"/>
+          <w:lang w:eastAsia="en-IN"/>
+        </w:rPr>
+        <w:t>String</w:t>
+      </w:r>
+      <w:r>
+        <w:rPr>
+          <w:rFonts w:ascii="Comic Sans MS" w:eastAsia="Times New Roman" w:hAnsi="Comic Sans MS" w:cs="Times New Roman"/>
+          <w:color w:val="CCCCCC"/>
+          <w:sz w:val="20"/>
+          <w:szCs w:val="21"/>
+          <w:lang w:eastAsia="en-IN"/>
+        </w:rPr>
+        <w:t xml:space="preserve"> name) {</w:t>
+      </w:r>
+    </w:p>
+    <w:p>
+      <w:pPr>
+        <w:shd w:val="clear" w:color="auto" w:fill="1F1F1F"/>
+        <w:spacing w:after="0" w:line="285" w:lineRule="atLeast"/>
+        <w:rPr>
+          <w:rFonts w:ascii="Comic Sans MS" w:eastAsia="Times New Roman" w:hAnsi="Comic Sans MS" w:cs="Times New Roman"/>
+          <w:color w:val="CCCCCC"/>
+          <w:sz w:val="20"/>
+          <w:szCs w:val="21"/>
+          <w:lang w:eastAsia="en-IN"/>
+        </w:rPr>
+      </w:pPr>
+      <w:r>
+        <w:rPr>
+          <w:rFonts w:ascii="Comic Sans MS" w:eastAsia="Times New Roman" w:hAnsi="Comic Sans MS" w:cs="Times New Roman"/>
+          <w:color w:val="CCCCCC"/>
+          <w:sz w:val="20"/>
+          <w:szCs w:val="21"/>
+          <w:lang w:eastAsia="en-IN"/>
+        </w:rPr>
+        <w:t xml:space="preserve">        </w:t>
+      </w:r>
+      <w:r>
+        <w:rPr>
+          <w:rFonts w:ascii="Comic Sans MS" w:eastAsia="Times New Roman" w:hAnsi="Comic Sans MS" w:cs="Times New Roman"/>
+          <w:color w:val="569CD6"/>
+          <w:sz w:val="20"/>
+          <w:szCs w:val="21"/>
+          <w:lang w:eastAsia="en-IN"/>
+        </w:rPr>
+        <w:t>this</w:t>
+      </w:r>
+      <w:r>
+        <w:rPr>
+          <w:rFonts w:ascii="Comic Sans MS" w:eastAsia="Times New Roman" w:hAnsi="Comic Sans MS" w:cs="Times New Roman"/>
+          <w:color w:val="CCCCCC"/>
+          <w:sz w:val="20"/>
+          <w:szCs w:val="21"/>
+          <w:lang w:eastAsia="en-IN"/>
+        </w:rPr>
+        <w:t xml:space="preserve">.id </w:t>
+      </w:r>
+      <w:r>
+        <w:rPr>
+          <w:rFonts w:ascii="Comic Sans MS" w:eastAsia="Times New Roman" w:hAnsi="Comic Sans MS" w:cs="Times New Roman"/>
+          <w:color w:val="D4D4D4"/>
+          <w:sz w:val="20"/>
+          <w:szCs w:val="21"/>
+          <w:lang w:eastAsia="en-IN"/>
+        </w:rPr>
+        <w:t>=</w:t>
+      </w:r>
+      <w:r>
+        <w:rPr>
+          <w:rFonts w:ascii="Comic Sans MS" w:eastAsia="Times New Roman" w:hAnsi="Comic Sans MS" w:cs="Times New Roman"/>
+          <w:color w:val="CCCCCC"/>
+          <w:sz w:val="20"/>
+          <w:szCs w:val="21"/>
+          <w:lang w:eastAsia="en-IN"/>
+        </w:rPr>
+        <w:t xml:space="preserve"> id;</w:t>
+      </w:r>
+    </w:p>
+    <w:p>
+      <w:pPr>
+        <w:shd w:val="clear" w:color="auto" w:fill="1F1F1F"/>
+        <w:spacing w:after="0" w:line="285" w:lineRule="atLeast"/>
+        <w:rPr>
+          <w:rFonts w:ascii="Comic Sans MS" w:eastAsia="Times New Roman" w:hAnsi="Comic Sans MS" w:cs="Times New Roman"/>
+          <w:color w:val="CCCCCC"/>
+          <w:sz w:val="20"/>
+          <w:szCs w:val="21"/>
+          <w:lang w:eastAsia="en-IN"/>
+        </w:rPr>
+      </w:pPr>
+      <w:r>
+        <w:rPr>
+          <w:rFonts w:ascii="Comic Sans MS" w:eastAsia="Times New Roman" w:hAnsi="Comic Sans MS" w:cs="Times New Roman"/>
+          <w:color w:val="CCCCCC"/>
+          <w:sz w:val="20"/>
+          <w:szCs w:val="21"/>
+          <w:lang w:eastAsia="en-IN"/>
+        </w:rPr>
+        <w:t xml:space="preserve">        </w:t>
+      </w:r>
+      <w:r>
+        <w:rPr>
+          <w:rFonts w:ascii="Comic Sans MS" w:eastAsia="Times New Roman" w:hAnsi="Comic Sans MS" w:cs="Times New Roman"/>
+          <w:color w:val="569CD6"/>
+          <w:sz w:val="20"/>
+          <w:szCs w:val="21"/>
+          <w:lang w:eastAsia="en-IN"/>
+        </w:rPr>
+        <w:t>this</w:t>
+      </w:r>
+      <w:r>
+        <w:rPr>
+          <w:rFonts w:ascii="Comic Sans MS" w:eastAsia="Times New Roman" w:hAnsi="Comic Sans MS" w:cs="Times New Roman"/>
+          <w:color w:val="CCCCCC"/>
+          <w:sz w:val="20"/>
+          <w:szCs w:val="21"/>
+          <w:lang w:eastAsia="en-IN"/>
+        </w:rPr>
+        <w:t xml:space="preserve">.name </w:t>
+      </w:r>
+      <w:r>
+        <w:rPr>
+          <w:rFonts w:ascii="Comic Sans MS" w:eastAsia="Times New Roman" w:hAnsi="Comic Sans MS" w:cs="Times New Roman"/>
+          <w:color w:val="D4D4D4"/>
+          <w:sz w:val="20"/>
+          <w:szCs w:val="21"/>
+          <w:lang w:eastAsia="en-IN"/>
+        </w:rPr>
+        <w:t>=</w:t>
+      </w:r>
+      <w:r>
+        <w:rPr>
+          <w:rFonts w:ascii="Comic Sans MS" w:eastAsia="Times New Roman" w:hAnsi="Comic Sans MS" w:cs="Times New Roman"/>
+          <w:color w:val="CCCCCC"/>
+          <w:sz w:val="20"/>
+          <w:szCs w:val="21"/>
+          <w:lang w:eastAsia="en-IN"/>
+        </w:rPr>
+        <w:t xml:space="preserve"> name;</w:t>
+      </w:r>
+    </w:p>
+    <w:p>
+      <w:pPr>
+        <w:shd w:val="clear" w:color="auto" w:fill="1F1F1F"/>
+        <w:spacing w:after="0" w:line="285" w:lineRule="atLeast"/>
+        <w:rPr>
+          <w:rFonts w:ascii="Comic Sans MS" w:eastAsia="Times New Roman" w:hAnsi="Comic Sans MS" w:cs="Times New Roman"/>
+          <w:color w:val="CCCCCC"/>
+          <w:sz w:val="20"/>
+          <w:szCs w:val="21"/>
+          <w:lang w:eastAsia="en-IN"/>
+        </w:rPr>
+      </w:pPr>
+      <w:r>
+        <w:rPr>
+          <w:rFonts w:ascii="Comic Sans MS" w:eastAsia="Times New Roman" w:hAnsi="Comic Sans MS" w:cs="Times New Roman"/>
+          <w:color w:val="CCCCCC"/>
+          <w:sz w:val="20"/>
+          <w:szCs w:val="21"/>
+          <w:lang w:eastAsia="en-IN"/>
+        </w:rPr>
+        <w:t>    }</w:t>
+      </w:r>
+    </w:p>
+    <w:p>
+      <w:pPr>
+        <w:shd w:val="clear" w:color="auto" w:fill="1F1F1F"/>
+        <w:spacing w:after="0" w:line="285" w:lineRule="atLeast"/>
+        <w:rPr>
+          <w:rFonts w:ascii="Comic Sans MS" w:eastAsia="Times New Roman" w:hAnsi="Comic Sans MS" w:cs="Times New Roman"/>
+          <w:color w:val="CCCCCC"/>
+          <w:sz w:val="20"/>
+          <w:szCs w:val="21"/>
+          <w:lang w:eastAsia="en-IN"/>
+        </w:rPr>
+      </w:pPr>
+      <w:r>
+        <w:rPr>
+          <w:rFonts w:ascii="Comic Sans MS" w:eastAsia="Times New Roman" w:hAnsi="Comic Sans MS" w:cs="Times New Roman"/>
+          <w:color w:val="CCCCCC"/>
+          <w:sz w:val="20"/>
+          <w:szCs w:val="21"/>
+          <w:lang w:eastAsia="en-IN"/>
+        </w:rPr>
+        <w:t>}</w:t>
+      </w:r>
+    </w:p>
+    <w:p>
+      <w:pPr>
+        <w:shd w:val="clear" w:color="auto" w:fill="1F1F1F"/>
+        <w:spacing w:after="0" w:line="285" w:lineRule="atLeast"/>
+        <w:rPr>
+          <w:rFonts w:ascii="Comic Sans MS" w:eastAsia="Times New Roman" w:hAnsi="Comic Sans MS" w:cs="Times New Roman"/>
+          <w:color w:val="CCCCCC"/>
+          <w:sz w:val="20"/>
+          <w:szCs w:val="21"/>
+          <w:lang w:eastAsia="en-IN"/>
+        </w:rPr>
+      </w:pPr>
+    </w:p>
+    <w:p>
+      <w:pPr>
+        <w:shd w:val="clear" w:color="auto" w:fill="1F1F1F"/>
+        <w:spacing w:after="0" w:line="285" w:lineRule="atLeast"/>
+        <w:rPr>
+          <w:rFonts w:ascii="Comic Sans MS" w:eastAsia="Times New Roman" w:hAnsi="Comic Sans MS" w:cs="Times New Roman"/>
+          <w:color w:val="CCCCCC"/>
+          <w:sz w:val="20"/>
+          <w:szCs w:val="21"/>
+          <w:lang w:eastAsia="en-IN"/>
+        </w:rPr>
+      </w:pPr>
       <w:r>
         <w:rPr>
           <w:rFonts w:ascii="Comic Sans MS" w:eastAsia="Times New Roman" w:hAnsi="Comic Sans MS" w:cs="Times New Roman"/>
@@ -2458,10 +2903,733 @@
           <w:szCs w:val="21"/>
           <w:lang w:eastAsia="en-IN"/>
         </w:rPr>
-        <w:t xml:space="preserve">// Uses </w:t>
+        <w:t>// Comparator to sort by name</w:t>
+      </w:r>
+    </w:p>
+    <w:p>
+      <w:pPr>
+        <w:shd w:val="clear" w:color="auto" w:fill="1F1F1F"/>
+        <w:spacing w:after="0" w:line="285" w:lineRule="atLeast"/>
+        <w:rPr>
+          <w:rFonts w:ascii="Comic Sans MS" w:eastAsia="Times New Roman" w:hAnsi="Comic Sans MS" w:cs="Times New Roman"/>
+          <w:color w:val="CCCCCC"/>
+          <w:sz w:val="20"/>
+          <w:szCs w:val="21"/>
+          <w:lang w:eastAsia="en-IN"/>
+        </w:rPr>
+      </w:pPr>
+      <w:r>
+        <w:rPr>
+          <w:rFonts w:ascii="Comic Sans MS" w:eastAsia="Times New Roman" w:hAnsi="Comic Sans MS" w:cs="Times New Roman"/>
+          <w:color w:val="569CD6"/>
+          <w:sz w:val="20"/>
+          <w:szCs w:val="21"/>
+          <w:lang w:eastAsia="en-IN"/>
+        </w:rPr>
+        <w:t>class</w:t>
+      </w:r>
+      <w:r>
+        <w:rPr>
+          <w:rFonts w:ascii="Comic Sans MS" w:eastAsia="Times New Roman" w:hAnsi="Comic Sans MS" w:cs="Times New Roman"/>
+          <w:color w:val="CCCCCC"/>
+          <w:sz w:val="20"/>
+          <w:szCs w:val="21"/>
+          <w:lang w:eastAsia="en-IN"/>
+        </w:rPr>
+        <w:t xml:space="preserve"> </w:t>
       </w:r>
       <w:proofErr w:type="spellStart"/>
       <w:r>
+        <w:rPr>
+          <w:rFonts w:ascii="Comic Sans MS" w:eastAsia="Times New Roman" w:hAnsi="Comic Sans MS" w:cs="Times New Roman"/>
+          <w:color w:val="4EC9B0"/>
+          <w:sz w:val="20"/>
+          <w:szCs w:val="21"/>
+          <w:lang w:eastAsia="en-IN"/>
+        </w:rPr>
+        <w:t>NameComparator</w:t>
+      </w:r>
+      <w:proofErr w:type="spellEnd"/>
+      <w:r>
+        <w:rPr>
+          <w:rFonts w:ascii="Comic Sans MS" w:eastAsia="Times New Roman" w:hAnsi="Comic Sans MS" w:cs="Times New Roman"/>
+          <w:color w:val="CCCCCC"/>
+          <w:sz w:val="20"/>
+          <w:szCs w:val="21"/>
+          <w:lang w:eastAsia="en-IN"/>
+        </w:rPr>
+        <w:t xml:space="preserve"> </w:t>
+      </w:r>
+      <w:r>
+        <w:rPr>
+          <w:rFonts w:ascii="Comic Sans MS" w:eastAsia="Times New Roman" w:hAnsi="Comic Sans MS" w:cs="Times New Roman"/>
+          <w:color w:val="569CD6"/>
+          <w:sz w:val="20"/>
+          <w:szCs w:val="21"/>
+          <w:lang w:eastAsia="en-IN"/>
+        </w:rPr>
+        <w:t>implements</w:t>
+      </w:r>
+      <w:r>
+        <w:rPr>
+          <w:rFonts w:ascii="Comic Sans MS" w:eastAsia="Times New Roman" w:hAnsi="Comic Sans MS" w:cs="Times New Roman"/>
+          <w:color w:val="CCCCCC"/>
+          <w:sz w:val="20"/>
+          <w:szCs w:val="21"/>
+          <w:lang w:eastAsia="en-IN"/>
+        </w:rPr>
+        <w:t xml:space="preserve"> </w:t>
+      </w:r>
+      <w:r>
+        <w:rPr>
+          <w:rFonts w:ascii="Comic Sans MS" w:eastAsia="Times New Roman" w:hAnsi="Comic Sans MS" w:cs="Times New Roman"/>
+          <w:color w:val="4EC9B0"/>
+          <w:sz w:val="20"/>
+          <w:szCs w:val="21"/>
+          <w:lang w:eastAsia="en-IN"/>
+        </w:rPr>
+        <w:t>Comparator</w:t>
+      </w:r>
+      <w:r>
+        <w:rPr>
+          <w:rFonts w:ascii="Comic Sans MS" w:eastAsia="Times New Roman" w:hAnsi="Comic Sans MS" w:cs="Times New Roman"/>
+          <w:color w:val="CCCCCC"/>
+          <w:sz w:val="20"/>
+          <w:szCs w:val="21"/>
+          <w:lang w:eastAsia="en-IN"/>
+        </w:rPr>
+        <w:t>&lt;</w:t>
+      </w:r>
+      <w:r>
+        <w:rPr>
+          <w:rFonts w:ascii="Comic Sans MS" w:eastAsia="Times New Roman" w:hAnsi="Comic Sans MS" w:cs="Times New Roman"/>
+          <w:color w:val="4EC9B0"/>
+          <w:sz w:val="20"/>
+          <w:szCs w:val="21"/>
+          <w:lang w:eastAsia="en-IN"/>
+        </w:rPr>
+        <w:t>Student</w:t>
+      </w:r>
+      <w:r>
+        <w:rPr>
+          <w:rFonts w:ascii="Comic Sans MS" w:eastAsia="Times New Roman" w:hAnsi="Comic Sans MS" w:cs="Times New Roman"/>
+          <w:color w:val="CCCCCC"/>
+          <w:sz w:val="20"/>
+          <w:szCs w:val="21"/>
+          <w:lang w:eastAsia="en-IN"/>
+        </w:rPr>
+        <w:t>&gt; {</w:t>
+      </w:r>
+    </w:p>
+    <w:p>
+      <w:pPr>
+        <w:shd w:val="clear" w:color="auto" w:fill="1F1F1F"/>
+        <w:spacing w:after="0" w:line="285" w:lineRule="atLeast"/>
+        <w:rPr>
+          <w:rFonts w:ascii="Comic Sans MS" w:eastAsia="Times New Roman" w:hAnsi="Comic Sans MS" w:cs="Times New Roman"/>
+          <w:color w:val="CCCCCC"/>
+          <w:sz w:val="20"/>
+          <w:szCs w:val="21"/>
+          <w:lang w:eastAsia="en-IN"/>
+        </w:rPr>
+      </w:pPr>
+      <w:r>
+        <w:rPr>
+          <w:rFonts w:ascii="Comic Sans MS" w:eastAsia="Times New Roman" w:hAnsi="Comic Sans MS" w:cs="Times New Roman"/>
+          <w:color w:val="CCCCCC"/>
+          <w:sz w:val="20"/>
+          <w:szCs w:val="21"/>
+          <w:lang w:eastAsia="en-IN"/>
+        </w:rPr>
+        <w:t xml:space="preserve">    public </w:t>
+      </w:r>
+      <w:proofErr w:type="spellStart"/>
+      <w:r>
+        <w:rPr>
+          <w:rFonts w:ascii="Comic Sans MS" w:eastAsia="Times New Roman" w:hAnsi="Comic Sans MS" w:cs="Times New Roman"/>
+          <w:color w:val="4EC9B0"/>
+          <w:sz w:val="20"/>
+          <w:szCs w:val="21"/>
+          <w:lang w:eastAsia="en-IN"/>
+        </w:rPr>
+        <w:t>int</w:t>
+      </w:r>
+      <w:proofErr w:type="spellEnd"/>
+      <w:r>
+        <w:rPr>
+          <w:rFonts w:ascii="Comic Sans MS" w:eastAsia="Times New Roman" w:hAnsi="Comic Sans MS" w:cs="Times New Roman"/>
+          <w:color w:val="CCCCCC"/>
+          <w:sz w:val="20"/>
+          <w:szCs w:val="21"/>
+          <w:lang w:eastAsia="en-IN"/>
+        </w:rPr>
+        <w:t xml:space="preserve"> </w:t>
+      </w:r>
+      <w:r>
+        <w:rPr>
+          <w:rFonts w:ascii="Comic Sans MS" w:eastAsia="Times New Roman" w:hAnsi="Comic Sans MS" w:cs="Times New Roman"/>
+          <w:color w:val="DCDCAA"/>
+          <w:sz w:val="20"/>
+          <w:szCs w:val="21"/>
+          <w:lang w:eastAsia="en-IN"/>
+        </w:rPr>
+        <w:t>compare</w:t>
+      </w:r>
+      <w:r>
+        <w:rPr>
+          <w:rFonts w:ascii="Comic Sans MS" w:eastAsia="Times New Roman" w:hAnsi="Comic Sans MS" w:cs="Times New Roman"/>
+          <w:color w:val="CCCCCC"/>
+          <w:sz w:val="20"/>
+          <w:szCs w:val="21"/>
+          <w:lang w:eastAsia="en-IN"/>
+        </w:rPr>
+        <w:t>(</w:t>
+      </w:r>
+      <w:r>
+        <w:rPr>
+          <w:rFonts w:ascii="Comic Sans MS" w:eastAsia="Times New Roman" w:hAnsi="Comic Sans MS" w:cs="Times New Roman"/>
+          <w:color w:val="4EC9B0"/>
+          <w:sz w:val="20"/>
+          <w:szCs w:val="21"/>
+          <w:lang w:eastAsia="en-IN"/>
+        </w:rPr>
+        <w:t>Student</w:t>
+      </w:r>
+      <w:r>
+        <w:rPr>
+          <w:rFonts w:ascii="Comic Sans MS" w:eastAsia="Times New Roman" w:hAnsi="Comic Sans MS" w:cs="Times New Roman"/>
+          <w:color w:val="CCCCCC"/>
+          <w:sz w:val="20"/>
+          <w:szCs w:val="21"/>
+          <w:lang w:eastAsia="en-IN"/>
+        </w:rPr>
+        <w:t xml:space="preserve"> a, </w:t>
+      </w:r>
+      <w:r>
+        <w:rPr>
+          <w:rFonts w:ascii="Comic Sans MS" w:eastAsia="Times New Roman" w:hAnsi="Comic Sans MS" w:cs="Times New Roman"/>
+          <w:color w:val="4EC9B0"/>
+          <w:sz w:val="20"/>
+          <w:szCs w:val="21"/>
+          <w:lang w:eastAsia="en-IN"/>
+        </w:rPr>
+        <w:t>Student</w:t>
+      </w:r>
+      <w:r>
+        <w:rPr>
+          <w:rFonts w:ascii="Comic Sans MS" w:eastAsia="Times New Roman" w:hAnsi="Comic Sans MS" w:cs="Times New Roman"/>
+          <w:color w:val="CCCCCC"/>
+          <w:sz w:val="20"/>
+          <w:szCs w:val="21"/>
+          <w:lang w:eastAsia="en-IN"/>
+        </w:rPr>
+        <w:t xml:space="preserve"> b) {</w:t>
+      </w:r>
+    </w:p>
+    <w:p>
+      <w:pPr>
+        <w:shd w:val="clear" w:color="auto" w:fill="1F1F1F"/>
+        <w:spacing w:after="0" w:line="285" w:lineRule="atLeast"/>
+        <w:rPr>
+          <w:rFonts w:ascii="Comic Sans MS" w:eastAsia="Times New Roman" w:hAnsi="Comic Sans MS" w:cs="Times New Roman"/>
+          <w:color w:val="CCCCCC"/>
+          <w:sz w:val="20"/>
+          <w:szCs w:val="21"/>
+          <w:lang w:eastAsia="en-IN"/>
+        </w:rPr>
+      </w:pPr>
+      <w:r>
+        <w:rPr>
+          <w:rFonts w:ascii="Comic Sans MS" w:eastAsia="Times New Roman" w:hAnsi="Comic Sans MS" w:cs="Times New Roman"/>
+          <w:color w:val="CCCCCC"/>
+          <w:sz w:val="20"/>
+          <w:szCs w:val="21"/>
+          <w:lang w:eastAsia="en-IN"/>
+        </w:rPr>
+        <w:t xml:space="preserve">        </w:t>
+      </w:r>
+      <w:r>
+        <w:rPr>
+          <w:rFonts w:ascii="Comic Sans MS" w:eastAsia="Times New Roman" w:hAnsi="Comic Sans MS" w:cs="Times New Roman"/>
+          <w:color w:val="C586C0"/>
+          <w:sz w:val="20"/>
+          <w:szCs w:val="21"/>
+          <w:lang w:eastAsia="en-IN"/>
+        </w:rPr>
+        <w:t>return</w:t>
+      </w:r>
+      <w:r>
+        <w:rPr>
+          <w:rFonts w:ascii="Comic Sans MS" w:eastAsia="Times New Roman" w:hAnsi="Comic Sans MS" w:cs="Times New Roman"/>
+          <w:color w:val="CCCCCC"/>
+          <w:sz w:val="20"/>
+          <w:szCs w:val="21"/>
+          <w:lang w:eastAsia="en-IN"/>
+        </w:rPr>
+        <w:t xml:space="preserve"> </w:t>
+      </w:r>
+      <w:proofErr w:type="spellStart"/>
+      <w:r>
+        <w:rPr>
+          <w:rFonts w:ascii="Comic Sans MS" w:eastAsia="Times New Roman" w:hAnsi="Comic Sans MS" w:cs="Times New Roman"/>
+          <w:color w:val="CCCCCC"/>
+          <w:sz w:val="20"/>
+          <w:szCs w:val="21"/>
+          <w:lang w:eastAsia="en-IN"/>
+        </w:rPr>
+        <w:t>a.name.</w:t>
+      </w:r>
+      <w:r>
+        <w:rPr>
+          <w:rFonts w:ascii="Comic Sans MS" w:eastAsia="Times New Roman" w:hAnsi="Comic Sans MS" w:cs="Times New Roman"/>
+          <w:color w:val="DCDCAA"/>
+          <w:sz w:val="20"/>
+          <w:szCs w:val="21"/>
+          <w:lang w:eastAsia="en-IN"/>
+        </w:rPr>
+        <w:t>compareTo</w:t>
+      </w:r>
+      <w:proofErr w:type="spellEnd"/>
+      <w:r>
+        <w:rPr>
+          <w:rFonts w:ascii="Comic Sans MS" w:eastAsia="Times New Roman" w:hAnsi="Comic Sans MS" w:cs="Times New Roman"/>
+          <w:color w:val="CCCCCC"/>
+          <w:sz w:val="20"/>
+          <w:szCs w:val="21"/>
+          <w:lang w:eastAsia="en-IN"/>
+        </w:rPr>
+        <w:t>(b.name);</w:t>
+      </w:r>
+    </w:p>
+    <w:p>
+      <w:pPr>
+        <w:shd w:val="clear" w:color="auto" w:fill="1F1F1F"/>
+        <w:spacing w:after="0" w:line="285" w:lineRule="atLeast"/>
+        <w:rPr>
+          <w:rFonts w:ascii="Comic Sans MS" w:eastAsia="Times New Roman" w:hAnsi="Comic Sans MS" w:cs="Times New Roman"/>
+          <w:color w:val="CCCCCC"/>
+          <w:sz w:val="20"/>
+          <w:szCs w:val="21"/>
+          <w:lang w:eastAsia="en-IN"/>
+        </w:rPr>
+      </w:pPr>
+      <w:r>
+        <w:rPr>
+          <w:rFonts w:ascii="Comic Sans MS" w:eastAsia="Times New Roman" w:hAnsi="Comic Sans MS" w:cs="Times New Roman"/>
+          <w:color w:val="CCCCCC"/>
+          <w:sz w:val="20"/>
+          <w:szCs w:val="21"/>
+          <w:lang w:eastAsia="en-IN"/>
+        </w:rPr>
+        <w:lastRenderedPageBreak/>
+        <w:t>    }</w:t>
+      </w:r>
+    </w:p>
+    <w:p>
+      <w:pPr>
+        <w:shd w:val="clear" w:color="auto" w:fill="1F1F1F"/>
+        <w:spacing w:after="0" w:line="285" w:lineRule="atLeast"/>
+        <w:rPr>
+          <w:rFonts w:ascii="Comic Sans MS" w:eastAsia="Times New Roman" w:hAnsi="Comic Sans MS" w:cs="Times New Roman"/>
+          <w:color w:val="CCCCCC"/>
+          <w:sz w:val="20"/>
+          <w:szCs w:val="21"/>
+          <w:lang w:eastAsia="en-IN"/>
+        </w:rPr>
+      </w:pPr>
+      <w:r>
+        <w:rPr>
+          <w:rFonts w:ascii="Comic Sans MS" w:eastAsia="Times New Roman" w:hAnsi="Comic Sans MS" w:cs="Times New Roman"/>
+          <w:color w:val="CCCCCC"/>
+          <w:sz w:val="20"/>
+          <w:szCs w:val="21"/>
+          <w:lang w:eastAsia="en-IN"/>
+        </w:rPr>
+        <w:t>}</w:t>
+      </w:r>
+    </w:p>
+    <w:p>
+      <w:pPr>
+        <w:shd w:val="clear" w:color="auto" w:fill="1F1F1F"/>
+        <w:spacing w:after="0" w:line="285" w:lineRule="atLeast"/>
+        <w:rPr>
+          <w:rFonts w:ascii="Comic Sans MS" w:eastAsia="Times New Roman" w:hAnsi="Comic Sans MS" w:cs="Times New Roman"/>
+          <w:color w:val="CCCCCC"/>
+          <w:sz w:val="20"/>
+          <w:szCs w:val="21"/>
+          <w:lang w:eastAsia="en-IN"/>
+        </w:rPr>
+      </w:pPr>
+    </w:p>
+    <w:p>
+      <w:pPr>
+        <w:shd w:val="clear" w:color="auto" w:fill="1F1F1F"/>
+        <w:spacing w:after="0" w:line="285" w:lineRule="atLeast"/>
+        <w:rPr>
+          <w:rFonts w:ascii="Comic Sans MS" w:eastAsia="Times New Roman" w:hAnsi="Comic Sans MS" w:cs="Times New Roman"/>
+          <w:color w:val="CCCCCC"/>
+          <w:sz w:val="20"/>
+          <w:szCs w:val="21"/>
+          <w:lang w:eastAsia="en-IN"/>
+        </w:rPr>
+      </w:pPr>
+      <w:r>
+        <w:rPr>
+          <w:rFonts w:ascii="Comic Sans MS" w:eastAsia="Times New Roman" w:hAnsi="Comic Sans MS" w:cs="Times New Roman"/>
+          <w:color w:val="4EC9B0"/>
+          <w:sz w:val="20"/>
+          <w:szCs w:val="21"/>
+          <w:lang w:eastAsia="en-IN"/>
+        </w:rPr>
+        <w:t>List</w:t>
+      </w:r>
+      <w:r>
+        <w:rPr>
+          <w:rFonts w:ascii="Comic Sans MS" w:eastAsia="Times New Roman" w:hAnsi="Comic Sans MS" w:cs="Times New Roman"/>
+          <w:color w:val="CCCCCC"/>
+          <w:sz w:val="20"/>
+          <w:szCs w:val="21"/>
+          <w:lang w:eastAsia="en-IN"/>
+        </w:rPr>
+        <w:t>&lt;</w:t>
+      </w:r>
+      <w:r>
+        <w:rPr>
+          <w:rFonts w:ascii="Comic Sans MS" w:eastAsia="Times New Roman" w:hAnsi="Comic Sans MS" w:cs="Times New Roman"/>
+          <w:color w:val="4EC9B0"/>
+          <w:sz w:val="20"/>
+          <w:szCs w:val="21"/>
+          <w:lang w:eastAsia="en-IN"/>
+        </w:rPr>
+        <w:t>Student</w:t>
+      </w:r>
+      <w:r>
+        <w:rPr>
+          <w:rFonts w:ascii="Comic Sans MS" w:eastAsia="Times New Roman" w:hAnsi="Comic Sans MS" w:cs="Times New Roman"/>
+          <w:color w:val="CCCCCC"/>
+          <w:sz w:val="20"/>
+          <w:szCs w:val="21"/>
+          <w:lang w:eastAsia="en-IN"/>
+        </w:rPr>
+        <w:t xml:space="preserve">&gt; list </w:t>
+      </w:r>
+      <w:r>
+        <w:rPr>
+          <w:rFonts w:ascii="Comic Sans MS" w:eastAsia="Times New Roman" w:hAnsi="Comic Sans MS" w:cs="Times New Roman"/>
+          <w:color w:val="D4D4D4"/>
+          <w:sz w:val="20"/>
+          <w:szCs w:val="21"/>
+          <w:lang w:eastAsia="en-IN"/>
+        </w:rPr>
+        <w:t>=</w:t>
+      </w:r>
+      <w:r>
+        <w:rPr>
+          <w:rFonts w:ascii="Comic Sans MS" w:eastAsia="Times New Roman" w:hAnsi="Comic Sans MS" w:cs="Times New Roman"/>
+          <w:color w:val="CCCCCC"/>
+          <w:sz w:val="20"/>
+          <w:szCs w:val="21"/>
+          <w:lang w:eastAsia="en-IN"/>
+        </w:rPr>
+        <w:t xml:space="preserve"> </w:t>
+      </w:r>
+      <w:r>
+        <w:rPr>
+          <w:rFonts w:ascii="Comic Sans MS" w:eastAsia="Times New Roman" w:hAnsi="Comic Sans MS" w:cs="Times New Roman"/>
+          <w:color w:val="C586C0"/>
+          <w:sz w:val="20"/>
+          <w:szCs w:val="21"/>
+          <w:lang w:eastAsia="en-IN"/>
+        </w:rPr>
+        <w:t>new</w:t>
+      </w:r>
+      <w:r>
+        <w:rPr>
+          <w:rFonts w:ascii="Comic Sans MS" w:eastAsia="Times New Roman" w:hAnsi="Comic Sans MS" w:cs="Times New Roman"/>
+          <w:color w:val="CCCCCC"/>
+          <w:sz w:val="20"/>
+          <w:szCs w:val="21"/>
+          <w:lang w:eastAsia="en-IN"/>
+        </w:rPr>
+        <w:t xml:space="preserve"> </w:t>
+      </w:r>
+      <w:proofErr w:type="spellStart"/>
+      <w:r>
+        <w:rPr>
+          <w:rFonts w:ascii="Comic Sans MS" w:eastAsia="Times New Roman" w:hAnsi="Comic Sans MS" w:cs="Times New Roman"/>
+          <w:color w:val="4EC9B0"/>
+          <w:sz w:val="20"/>
+          <w:szCs w:val="21"/>
+          <w:lang w:eastAsia="en-IN"/>
+        </w:rPr>
+        <w:t>ArrayList</w:t>
+      </w:r>
+      <w:proofErr w:type="spellEnd"/>
+      <w:r>
+        <w:rPr>
+          <w:rFonts w:ascii="Comic Sans MS" w:eastAsia="Times New Roman" w:hAnsi="Comic Sans MS" w:cs="Times New Roman"/>
+          <w:color w:val="CCCCCC"/>
+          <w:sz w:val="20"/>
+          <w:szCs w:val="21"/>
+          <w:lang w:eastAsia="en-IN"/>
+        </w:rPr>
+        <w:t>&lt;&gt;();</w:t>
+      </w:r>
+    </w:p>
+    <w:p>
+      <w:pPr>
+        <w:shd w:val="clear" w:color="auto" w:fill="1F1F1F"/>
+        <w:spacing w:after="0" w:line="285" w:lineRule="atLeast"/>
+        <w:rPr>
+          <w:rFonts w:ascii="Comic Sans MS" w:eastAsia="Times New Roman" w:hAnsi="Comic Sans MS" w:cs="Times New Roman"/>
+          <w:color w:val="CCCCCC"/>
+          <w:sz w:val="20"/>
+          <w:szCs w:val="21"/>
+          <w:lang w:eastAsia="en-IN"/>
+        </w:rPr>
+      </w:pPr>
+      <w:proofErr w:type="spellStart"/>
+      <w:r>
+        <w:rPr>
+          <w:rFonts w:ascii="Comic Sans MS" w:eastAsia="Times New Roman" w:hAnsi="Comic Sans MS" w:cs="Times New Roman"/>
+          <w:color w:val="CCCCCC"/>
+          <w:sz w:val="20"/>
+          <w:szCs w:val="21"/>
+          <w:lang w:eastAsia="en-IN"/>
+        </w:rPr>
+        <w:t>list.</w:t>
+      </w:r>
+      <w:r>
+        <w:rPr>
+          <w:rFonts w:ascii="Comic Sans MS" w:eastAsia="Times New Roman" w:hAnsi="Comic Sans MS" w:cs="Times New Roman"/>
+          <w:color w:val="DCDCAA"/>
+          <w:sz w:val="20"/>
+          <w:szCs w:val="21"/>
+          <w:lang w:eastAsia="en-IN"/>
+        </w:rPr>
+        <w:t>add</w:t>
+      </w:r>
+      <w:proofErr w:type="spellEnd"/>
+      <w:r>
+        <w:rPr>
+          <w:rFonts w:ascii="Comic Sans MS" w:eastAsia="Times New Roman" w:hAnsi="Comic Sans MS" w:cs="Times New Roman"/>
+          <w:color w:val="CCCCCC"/>
+          <w:sz w:val="20"/>
+          <w:szCs w:val="21"/>
+          <w:lang w:eastAsia="en-IN"/>
+        </w:rPr>
+        <w:t>(</w:t>
+      </w:r>
+      <w:r>
+        <w:rPr>
+          <w:rFonts w:ascii="Comic Sans MS" w:eastAsia="Times New Roman" w:hAnsi="Comic Sans MS" w:cs="Times New Roman"/>
+          <w:color w:val="C586C0"/>
+          <w:sz w:val="20"/>
+          <w:szCs w:val="21"/>
+          <w:lang w:eastAsia="en-IN"/>
+        </w:rPr>
+        <w:t>new</w:t>
+      </w:r>
+      <w:r>
+        <w:rPr>
+          <w:rFonts w:ascii="Comic Sans MS" w:eastAsia="Times New Roman" w:hAnsi="Comic Sans MS" w:cs="Times New Roman"/>
+          <w:color w:val="CCCCCC"/>
+          <w:sz w:val="20"/>
+          <w:szCs w:val="21"/>
+          <w:lang w:eastAsia="en-IN"/>
+        </w:rPr>
+        <w:t xml:space="preserve"> </w:t>
+      </w:r>
+      <w:r>
+        <w:rPr>
+          <w:rFonts w:ascii="Comic Sans MS" w:eastAsia="Times New Roman" w:hAnsi="Comic Sans MS" w:cs="Times New Roman"/>
+          <w:color w:val="4EC9B0"/>
+          <w:sz w:val="20"/>
+          <w:szCs w:val="21"/>
+          <w:lang w:eastAsia="en-IN"/>
+        </w:rPr>
+        <w:t>Student</w:t>
+      </w:r>
+      <w:r>
+        <w:rPr>
+          <w:rFonts w:ascii="Comic Sans MS" w:eastAsia="Times New Roman" w:hAnsi="Comic Sans MS" w:cs="Times New Roman"/>
+          <w:color w:val="CCCCCC"/>
+          <w:sz w:val="20"/>
+          <w:szCs w:val="21"/>
+          <w:lang w:eastAsia="en-IN"/>
+        </w:rPr>
+        <w:t>(</w:t>
+      </w:r>
+      <w:r>
+        <w:rPr>
+          <w:rFonts w:ascii="Comic Sans MS" w:eastAsia="Times New Roman" w:hAnsi="Comic Sans MS" w:cs="Times New Roman"/>
+          <w:color w:val="B5CEA8"/>
+          <w:sz w:val="20"/>
+          <w:szCs w:val="21"/>
+          <w:lang w:eastAsia="en-IN"/>
+        </w:rPr>
+        <w:t>2</w:t>
+      </w:r>
+      <w:r>
+        <w:rPr>
+          <w:rFonts w:ascii="Comic Sans MS" w:eastAsia="Times New Roman" w:hAnsi="Comic Sans MS" w:cs="Times New Roman"/>
+          <w:color w:val="CCCCCC"/>
+          <w:sz w:val="20"/>
+          <w:szCs w:val="21"/>
+          <w:lang w:eastAsia="en-IN"/>
+        </w:rPr>
+        <w:t xml:space="preserve">, </w:t>
+      </w:r>
+      <w:r>
+        <w:rPr>
+          <w:rFonts w:ascii="Comic Sans MS" w:eastAsia="Times New Roman" w:hAnsi="Comic Sans MS" w:cs="Times New Roman"/>
+          <w:color w:val="CE9178"/>
+          <w:sz w:val="20"/>
+          <w:szCs w:val="21"/>
+          <w:lang w:eastAsia="en-IN"/>
+        </w:rPr>
+        <w:t>"Raj"</w:t>
+      </w:r>
+      <w:r>
+        <w:rPr>
+          <w:rFonts w:ascii="Comic Sans MS" w:eastAsia="Times New Roman" w:hAnsi="Comic Sans MS" w:cs="Times New Roman"/>
+          <w:color w:val="CCCCCC"/>
+          <w:sz w:val="20"/>
+          <w:szCs w:val="21"/>
+          <w:lang w:eastAsia="en-IN"/>
+        </w:rPr>
+        <w:t>));</w:t>
+      </w:r>
+    </w:p>
+    <w:p>
+      <w:pPr>
+        <w:shd w:val="clear" w:color="auto" w:fill="1F1F1F"/>
+        <w:spacing w:after="0" w:line="285" w:lineRule="atLeast"/>
+        <w:rPr>
+          <w:rFonts w:ascii="Comic Sans MS" w:eastAsia="Times New Roman" w:hAnsi="Comic Sans MS" w:cs="Times New Roman"/>
+          <w:color w:val="CCCCCC"/>
+          <w:sz w:val="20"/>
+          <w:szCs w:val="21"/>
+          <w:lang w:eastAsia="en-IN"/>
+        </w:rPr>
+      </w:pPr>
+      <w:proofErr w:type="spellStart"/>
+      <w:r>
+        <w:rPr>
+          <w:rFonts w:ascii="Comic Sans MS" w:eastAsia="Times New Roman" w:hAnsi="Comic Sans MS" w:cs="Times New Roman"/>
+          <w:color w:val="CCCCCC"/>
+          <w:sz w:val="20"/>
+          <w:szCs w:val="21"/>
+          <w:lang w:eastAsia="en-IN"/>
+        </w:rPr>
+        <w:t>list.</w:t>
+      </w:r>
+      <w:r>
+        <w:rPr>
+          <w:rFonts w:ascii="Comic Sans MS" w:eastAsia="Times New Roman" w:hAnsi="Comic Sans MS" w:cs="Times New Roman"/>
+          <w:color w:val="DCDCAA"/>
+          <w:sz w:val="20"/>
+          <w:szCs w:val="21"/>
+          <w:lang w:eastAsia="en-IN"/>
+        </w:rPr>
+        <w:t>add</w:t>
+      </w:r>
+      <w:proofErr w:type="spellEnd"/>
+      <w:r>
+        <w:rPr>
+          <w:rFonts w:ascii="Comic Sans MS" w:eastAsia="Times New Roman" w:hAnsi="Comic Sans MS" w:cs="Times New Roman"/>
+          <w:color w:val="CCCCCC"/>
+          <w:sz w:val="20"/>
+          <w:szCs w:val="21"/>
+          <w:lang w:eastAsia="en-IN"/>
+        </w:rPr>
+        <w:t>(</w:t>
+      </w:r>
+      <w:r>
+        <w:rPr>
+          <w:rFonts w:ascii="Comic Sans MS" w:eastAsia="Times New Roman" w:hAnsi="Comic Sans MS" w:cs="Times New Roman"/>
+          <w:color w:val="C586C0"/>
+          <w:sz w:val="20"/>
+          <w:szCs w:val="21"/>
+          <w:lang w:eastAsia="en-IN"/>
+        </w:rPr>
+        <w:t>new</w:t>
+      </w:r>
+      <w:r>
+        <w:rPr>
+          <w:rFonts w:ascii="Comic Sans MS" w:eastAsia="Times New Roman" w:hAnsi="Comic Sans MS" w:cs="Times New Roman"/>
+          <w:color w:val="CCCCCC"/>
+          <w:sz w:val="20"/>
+          <w:szCs w:val="21"/>
+          <w:lang w:eastAsia="en-IN"/>
+        </w:rPr>
+        <w:t xml:space="preserve"> </w:t>
+      </w:r>
+      <w:r>
+        <w:rPr>
+          <w:rFonts w:ascii="Comic Sans MS" w:eastAsia="Times New Roman" w:hAnsi="Comic Sans MS" w:cs="Times New Roman"/>
+          <w:color w:val="4EC9B0"/>
+          <w:sz w:val="20"/>
+          <w:szCs w:val="21"/>
+          <w:lang w:eastAsia="en-IN"/>
+        </w:rPr>
+        <w:t>Student</w:t>
+      </w:r>
+      <w:r>
+        <w:rPr>
+          <w:rFonts w:ascii="Comic Sans MS" w:eastAsia="Times New Roman" w:hAnsi="Comic Sans MS" w:cs="Times New Roman"/>
+          <w:color w:val="CCCCCC"/>
+          <w:sz w:val="20"/>
+          <w:szCs w:val="21"/>
+          <w:lang w:eastAsia="en-IN"/>
+        </w:rPr>
+        <w:t>(</w:t>
+      </w:r>
+      <w:r>
+        <w:rPr>
+          <w:rFonts w:ascii="Comic Sans MS" w:eastAsia="Times New Roman" w:hAnsi="Comic Sans MS" w:cs="Times New Roman"/>
+          <w:color w:val="B5CEA8"/>
+          <w:sz w:val="20"/>
+          <w:szCs w:val="21"/>
+          <w:lang w:eastAsia="en-IN"/>
+        </w:rPr>
+        <w:t>1</w:t>
+      </w:r>
+      <w:r>
+        <w:rPr>
+          <w:rFonts w:ascii="Comic Sans MS" w:eastAsia="Times New Roman" w:hAnsi="Comic Sans MS" w:cs="Times New Roman"/>
+          <w:color w:val="CCCCCC"/>
+          <w:sz w:val="20"/>
+          <w:szCs w:val="21"/>
+          <w:lang w:eastAsia="en-IN"/>
+        </w:rPr>
+        <w:t xml:space="preserve">, </w:t>
+      </w:r>
+      <w:r>
+        <w:rPr>
+          <w:rFonts w:ascii="Comic Sans MS" w:eastAsia="Times New Roman" w:hAnsi="Comic Sans MS" w:cs="Times New Roman"/>
+          <w:color w:val="CE9178"/>
+          <w:sz w:val="20"/>
+          <w:szCs w:val="21"/>
+          <w:lang w:eastAsia="en-IN"/>
+        </w:rPr>
+        <w:t>"Anita"</w:t>
+      </w:r>
+      <w:r>
+        <w:rPr>
+          <w:rFonts w:ascii="Comic Sans MS" w:eastAsia="Times New Roman" w:hAnsi="Comic Sans MS" w:cs="Times New Roman"/>
+          <w:color w:val="CCCCCC"/>
+          <w:sz w:val="20"/>
+          <w:szCs w:val="21"/>
+          <w:lang w:eastAsia="en-IN"/>
+        </w:rPr>
+        <w:t>));</w:t>
+      </w:r>
+    </w:p>
+    <w:p>
+      <w:pPr>
+        <w:shd w:val="clear" w:color="auto" w:fill="1F1F1F"/>
+        <w:spacing w:after="0" w:line="285" w:lineRule="atLeast"/>
         <w:rPr>
           <w:rFonts w:ascii="Comic Sans MS" w:eastAsia="Times New Roman" w:hAnsi="Comic Sans MS" w:cs="Times New Roman"/>
           <w:color w:val="6A9955"/>
@@ -2469,14 +3637,19 @@
           <w:szCs w:val="21"/>
           <w:lang w:eastAsia="en-IN"/>
         </w:rPr>
-        <w:t>compareTo</w:t>
-      </w:r>
-      <w:proofErr w:type="spellEnd"/>
-    </w:p>
-    <w:p>
-      <w:pPr>
-        <w:shd w:val="clear" w:color="auto" w:fill="1F1F1F"/>
-        <w:spacing w:after="0" w:line="285" w:lineRule="atLeast"/>
+      </w:pPr>
+      <w:proofErr w:type="spellStart"/>
+      <w:r>
+        <w:rPr>
+          <w:rFonts w:ascii="Comic Sans MS" w:eastAsia="Times New Roman" w:hAnsi="Comic Sans MS" w:cs="Times New Roman"/>
+          <w:color w:val="4EC9B0"/>
+          <w:sz w:val="20"/>
+          <w:szCs w:val="21"/>
+          <w:lang w:eastAsia="en-IN"/>
+        </w:rPr>
+        <w:t>Collections</w:t>
+      </w:r>
+      <w:r>
         <w:rPr>
           <w:rFonts w:ascii="Comic Sans MS" w:eastAsia="Times New Roman" w:hAnsi="Comic Sans MS" w:cs="Times New Roman"/>
           <w:color w:val="CCCCCC"/>
@@ -2484,19 +3657,19 @@
           <w:szCs w:val="21"/>
           <w:lang w:eastAsia="en-IN"/>
         </w:rPr>
-      </w:pPr>
-      <w:proofErr w:type="gramStart"/>
+        <w:t>.</w:t>
+      </w:r>
       <w:r>
         <w:rPr>
           <w:rFonts w:ascii="Comic Sans MS" w:eastAsia="Times New Roman" w:hAnsi="Comic Sans MS" w:cs="Times New Roman"/>
-          <w:color w:val="569CD6"/>
+          <w:color w:val="DCDCAA"/>
           <w:sz w:val="20"/>
           <w:szCs w:val="21"/>
           <w:lang w:eastAsia="en-IN"/>
         </w:rPr>
-        <w:t>class</w:t>
-      </w:r>
-      <w:proofErr w:type="gramEnd"/>
+        <w:t>sort</w:t>
+      </w:r>
+      <w:proofErr w:type="spellEnd"/>
       <w:r>
         <w:rPr>
           <w:rFonts w:ascii="Comic Sans MS" w:eastAsia="Times New Roman" w:hAnsi="Comic Sans MS" w:cs="Times New Roman"/>
@@ -2505,1264 +3678,7 @@
           <w:szCs w:val="21"/>
           <w:lang w:eastAsia="en-IN"/>
         </w:rPr>
-        <w:t xml:space="preserve"> </w:t>
-      </w:r>
-      <w:r>
-        <w:rPr>
-          <w:rFonts w:ascii="Comic Sans MS" w:eastAsia="Times New Roman" w:hAnsi="Comic Sans MS" w:cs="Times New Roman"/>
-          <w:color w:val="4EC9B0"/>
-          <w:sz w:val="20"/>
-          <w:szCs w:val="21"/>
-          <w:lang w:eastAsia="en-IN"/>
-        </w:rPr>
-        <w:t>Student</w:t>
-      </w:r>
-      <w:r>
-        <w:rPr>
-          <w:rFonts w:ascii="Comic Sans MS" w:eastAsia="Times New Roman" w:hAnsi="Comic Sans MS" w:cs="Times New Roman"/>
-          <w:color w:val="CCCCCC"/>
-          <w:sz w:val="20"/>
-          <w:szCs w:val="21"/>
-          <w:lang w:eastAsia="en-IN"/>
-        </w:rPr>
-        <w:t xml:space="preserve"> {</w:t>
-      </w:r>
-    </w:p>
-    <w:p>
-      <w:pPr>
-        <w:shd w:val="clear" w:color="auto" w:fill="1F1F1F"/>
-        <w:spacing w:after="0" w:line="285" w:lineRule="atLeast"/>
-        <w:rPr>
-          <w:rFonts w:ascii="Comic Sans MS" w:eastAsia="Times New Roman" w:hAnsi="Comic Sans MS" w:cs="Times New Roman"/>
-          <w:color w:val="CCCCCC"/>
-          <w:sz w:val="20"/>
-          <w:szCs w:val="21"/>
-          <w:lang w:eastAsia="en-IN"/>
-        </w:rPr>
-      </w:pPr>
-      <w:r>
-        <w:rPr>
-          <w:rFonts w:ascii="Comic Sans MS" w:eastAsia="Times New Roman" w:hAnsi="Comic Sans MS" w:cs="Times New Roman"/>
-          <w:color w:val="CCCCCC"/>
-          <w:sz w:val="20"/>
-          <w:szCs w:val="21"/>
-          <w:lang w:eastAsia="en-IN"/>
-        </w:rPr>
-        <w:t xml:space="preserve">    </w:t>
-      </w:r>
-      <w:proofErr w:type="spellStart"/>
-      <w:proofErr w:type="gramStart"/>
-      <w:r>
-        <w:rPr>
-          <w:rFonts w:ascii="Comic Sans MS" w:eastAsia="Times New Roman" w:hAnsi="Comic Sans MS" w:cs="Times New Roman"/>
-          <w:color w:val="4EC9B0"/>
-          <w:sz w:val="20"/>
-          <w:szCs w:val="21"/>
-          <w:lang w:eastAsia="en-IN"/>
-        </w:rPr>
-        <w:t>int</w:t>
-      </w:r>
-      <w:proofErr w:type="spellEnd"/>
-      <w:proofErr w:type="gramEnd"/>
-      <w:r>
-        <w:rPr>
-          <w:rFonts w:ascii="Comic Sans MS" w:eastAsia="Times New Roman" w:hAnsi="Comic Sans MS" w:cs="Times New Roman"/>
-          <w:color w:val="CCCCCC"/>
-          <w:sz w:val="20"/>
-          <w:szCs w:val="21"/>
-          <w:lang w:eastAsia="en-IN"/>
-        </w:rPr>
-        <w:t xml:space="preserve"> id;</w:t>
-      </w:r>
-    </w:p>
-    <w:p>
-      <w:pPr>
-        <w:shd w:val="clear" w:color="auto" w:fill="1F1F1F"/>
-        <w:spacing w:after="0" w:line="285" w:lineRule="atLeast"/>
-        <w:rPr>
-          <w:rFonts w:ascii="Comic Sans MS" w:eastAsia="Times New Roman" w:hAnsi="Comic Sans MS" w:cs="Times New Roman"/>
-          <w:color w:val="CCCCCC"/>
-          <w:sz w:val="20"/>
-          <w:szCs w:val="21"/>
-          <w:lang w:eastAsia="en-IN"/>
-        </w:rPr>
-      </w:pPr>
-      <w:r>
-        <w:rPr>
-          <w:rFonts w:ascii="Comic Sans MS" w:eastAsia="Times New Roman" w:hAnsi="Comic Sans MS" w:cs="Times New Roman"/>
-          <w:color w:val="CCCCCC"/>
-          <w:sz w:val="20"/>
-          <w:szCs w:val="21"/>
-          <w:lang w:eastAsia="en-IN"/>
-        </w:rPr>
-        <w:t xml:space="preserve">    </w:t>
-      </w:r>
-      <w:r>
-        <w:rPr>
-          <w:rFonts w:ascii="Comic Sans MS" w:eastAsia="Times New Roman" w:hAnsi="Comic Sans MS" w:cs="Times New Roman"/>
-          <w:color w:val="4EC9B0"/>
-          <w:sz w:val="20"/>
-          <w:szCs w:val="21"/>
-          <w:lang w:eastAsia="en-IN"/>
-        </w:rPr>
-        <w:t>String</w:t>
-      </w:r>
-      <w:r>
-        <w:rPr>
-          <w:rFonts w:ascii="Comic Sans MS" w:eastAsia="Times New Roman" w:hAnsi="Comic Sans MS" w:cs="Times New Roman"/>
-          <w:color w:val="CCCCCC"/>
-          <w:sz w:val="20"/>
-          <w:szCs w:val="21"/>
-          <w:lang w:eastAsia="en-IN"/>
-        </w:rPr>
-        <w:t xml:space="preserve"> name;</w:t>
-      </w:r>
-    </w:p>
-    <w:p>
-      <w:pPr>
-        <w:shd w:val="clear" w:color="auto" w:fill="1F1F1F"/>
-        <w:spacing w:after="0" w:line="285" w:lineRule="atLeast"/>
-        <w:rPr>
-          <w:rFonts w:ascii="Comic Sans MS" w:eastAsia="Times New Roman" w:hAnsi="Comic Sans MS" w:cs="Times New Roman"/>
-          <w:color w:val="CCCCCC"/>
-          <w:sz w:val="20"/>
-          <w:szCs w:val="21"/>
-          <w:lang w:eastAsia="en-IN"/>
-        </w:rPr>
-      </w:pPr>
-    </w:p>
-    <w:p>
-      <w:pPr>
-        <w:shd w:val="clear" w:color="auto" w:fill="1F1F1F"/>
-        <w:spacing w:after="0" w:line="285" w:lineRule="atLeast"/>
-        <w:rPr>
-          <w:rFonts w:ascii="Comic Sans MS" w:eastAsia="Times New Roman" w:hAnsi="Comic Sans MS" w:cs="Times New Roman"/>
-          <w:color w:val="CCCCCC"/>
-          <w:sz w:val="20"/>
-          <w:szCs w:val="21"/>
-          <w:lang w:eastAsia="en-IN"/>
-        </w:rPr>
-      </w:pPr>
-      <w:r>
-        <w:rPr>
-          <w:rFonts w:ascii="Comic Sans MS" w:eastAsia="Times New Roman" w:hAnsi="Comic Sans MS" w:cs="Times New Roman"/>
-          <w:color w:val="CCCCCC"/>
-          <w:sz w:val="20"/>
-          <w:szCs w:val="21"/>
-          <w:lang w:eastAsia="en-IN"/>
-        </w:rPr>
-        <w:t xml:space="preserve">    </w:t>
-      </w:r>
-      <w:proofErr w:type="gramStart"/>
-      <w:r>
-        <w:rPr>
-          <w:rFonts w:ascii="Comic Sans MS" w:eastAsia="Times New Roman" w:hAnsi="Comic Sans MS" w:cs="Times New Roman"/>
-          <w:color w:val="4EC9B0"/>
-          <w:sz w:val="20"/>
-          <w:szCs w:val="21"/>
-          <w:lang w:eastAsia="en-IN"/>
-        </w:rPr>
-        <w:t>Student</w:t>
-      </w:r>
-      <w:r>
-        <w:rPr>
-          <w:rFonts w:ascii="Comic Sans MS" w:eastAsia="Times New Roman" w:hAnsi="Comic Sans MS" w:cs="Times New Roman"/>
-          <w:color w:val="CCCCCC"/>
-          <w:sz w:val="20"/>
-          <w:szCs w:val="21"/>
-          <w:lang w:eastAsia="en-IN"/>
-        </w:rPr>
-        <w:t>(</w:t>
-      </w:r>
-      <w:proofErr w:type="spellStart"/>
-      <w:proofErr w:type="gramEnd"/>
-      <w:r>
-        <w:rPr>
-          <w:rFonts w:ascii="Comic Sans MS" w:eastAsia="Times New Roman" w:hAnsi="Comic Sans MS" w:cs="Times New Roman"/>
-          <w:color w:val="4EC9B0"/>
-          <w:sz w:val="20"/>
-          <w:szCs w:val="21"/>
-          <w:lang w:eastAsia="en-IN"/>
-        </w:rPr>
-        <w:t>int</w:t>
-      </w:r>
-      <w:proofErr w:type="spellEnd"/>
-      <w:r>
-        <w:rPr>
-          <w:rFonts w:ascii="Comic Sans MS" w:eastAsia="Times New Roman" w:hAnsi="Comic Sans MS" w:cs="Times New Roman"/>
-          <w:color w:val="CCCCCC"/>
-          <w:sz w:val="20"/>
-          <w:szCs w:val="21"/>
-          <w:lang w:eastAsia="en-IN"/>
-        </w:rPr>
-        <w:t xml:space="preserve"> id, </w:t>
-      </w:r>
-      <w:r>
-        <w:rPr>
-          <w:rFonts w:ascii="Comic Sans MS" w:eastAsia="Times New Roman" w:hAnsi="Comic Sans MS" w:cs="Times New Roman"/>
-          <w:color w:val="4EC9B0"/>
-          <w:sz w:val="20"/>
-          <w:szCs w:val="21"/>
-          <w:lang w:eastAsia="en-IN"/>
-        </w:rPr>
-        <w:t>String</w:t>
-      </w:r>
-      <w:r>
-        <w:rPr>
-          <w:rFonts w:ascii="Comic Sans MS" w:eastAsia="Times New Roman" w:hAnsi="Comic Sans MS" w:cs="Times New Roman"/>
-          <w:color w:val="CCCCCC"/>
-          <w:sz w:val="20"/>
-          <w:szCs w:val="21"/>
-          <w:lang w:eastAsia="en-IN"/>
-        </w:rPr>
-        <w:t xml:space="preserve"> name) {</w:t>
-      </w:r>
-    </w:p>
-    <w:p>
-      <w:pPr>
-        <w:shd w:val="clear" w:color="auto" w:fill="1F1F1F"/>
-        <w:spacing w:after="0" w:line="285" w:lineRule="atLeast"/>
-        <w:rPr>
-          <w:rFonts w:ascii="Comic Sans MS" w:eastAsia="Times New Roman" w:hAnsi="Comic Sans MS" w:cs="Times New Roman"/>
-          <w:color w:val="CCCCCC"/>
-          <w:sz w:val="20"/>
-          <w:szCs w:val="21"/>
-          <w:lang w:eastAsia="en-IN"/>
-        </w:rPr>
-      </w:pPr>
-      <w:r>
-        <w:rPr>
-          <w:rFonts w:ascii="Comic Sans MS" w:eastAsia="Times New Roman" w:hAnsi="Comic Sans MS" w:cs="Times New Roman"/>
-          <w:color w:val="CCCCCC"/>
-          <w:sz w:val="20"/>
-          <w:szCs w:val="21"/>
-          <w:lang w:eastAsia="en-IN"/>
-        </w:rPr>
-        <w:t xml:space="preserve">        </w:t>
-      </w:r>
-      <w:r>
-        <w:rPr>
-          <w:rFonts w:ascii="Comic Sans MS" w:eastAsia="Times New Roman" w:hAnsi="Comic Sans MS" w:cs="Times New Roman"/>
-          <w:color w:val="569CD6"/>
-          <w:sz w:val="20"/>
-          <w:szCs w:val="21"/>
-          <w:lang w:eastAsia="en-IN"/>
-        </w:rPr>
-        <w:t>this</w:t>
-      </w:r>
-      <w:r>
-        <w:rPr>
-          <w:rFonts w:ascii="Comic Sans MS" w:eastAsia="Times New Roman" w:hAnsi="Comic Sans MS" w:cs="Times New Roman"/>
-          <w:color w:val="CCCCCC"/>
-          <w:sz w:val="20"/>
-          <w:szCs w:val="21"/>
-          <w:lang w:eastAsia="en-IN"/>
-        </w:rPr>
-        <w:t xml:space="preserve">.id </w:t>
-      </w:r>
-      <w:r>
-        <w:rPr>
-          <w:rFonts w:ascii="Comic Sans MS" w:eastAsia="Times New Roman" w:hAnsi="Comic Sans MS" w:cs="Times New Roman"/>
-          <w:color w:val="D4D4D4"/>
-          <w:sz w:val="20"/>
-          <w:szCs w:val="21"/>
-          <w:lang w:eastAsia="en-IN"/>
-        </w:rPr>
-        <w:t>=</w:t>
-      </w:r>
-      <w:r>
-        <w:rPr>
-          <w:rFonts w:ascii="Comic Sans MS" w:eastAsia="Times New Roman" w:hAnsi="Comic Sans MS" w:cs="Times New Roman"/>
-          <w:color w:val="CCCCCC"/>
-          <w:sz w:val="20"/>
-          <w:szCs w:val="21"/>
-          <w:lang w:eastAsia="en-IN"/>
-        </w:rPr>
-        <w:t xml:space="preserve"> id;</w:t>
-      </w:r>
-    </w:p>
-    <w:p>
-      <w:pPr>
-        <w:shd w:val="clear" w:color="auto" w:fill="1F1F1F"/>
-        <w:spacing w:after="0" w:line="285" w:lineRule="atLeast"/>
-        <w:rPr>
-          <w:rFonts w:ascii="Comic Sans MS" w:eastAsia="Times New Roman" w:hAnsi="Comic Sans MS" w:cs="Times New Roman"/>
-          <w:color w:val="CCCCCC"/>
-          <w:sz w:val="20"/>
-          <w:szCs w:val="21"/>
-          <w:lang w:eastAsia="en-IN"/>
-        </w:rPr>
-      </w:pPr>
-      <w:r>
-        <w:rPr>
-          <w:rFonts w:ascii="Comic Sans MS" w:eastAsia="Times New Roman" w:hAnsi="Comic Sans MS" w:cs="Times New Roman"/>
-          <w:color w:val="CCCCCC"/>
-          <w:sz w:val="20"/>
-          <w:szCs w:val="21"/>
-          <w:lang w:eastAsia="en-IN"/>
-        </w:rPr>
-        <w:t xml:space="preserve">        </w:t>
-      </w:r>
-      <w:r>
-        <w:rPr>
-          <w:rFonts w:ascii="Comic Sans MS" w:eastAsia="Times New Roman" w:hAnsi="Comic Sans MS" w:cs="Times New Roman"/>
-          <w:color w:val="569CD6"/>
-          <w:sz w:val="20"/>
-          <w:szCs w:val="21"/>
-          <w:lang w:eastAsia="en-IN"/>
-        </w:rPr>
-        <w:t>this</w:t>
-      </w:r>
-      <w:r>
-        <w:rPr>
-          <w:rFonts w:ascii="Comic Sans MS" w:eastAsia="Times New Roman" w:hAnsi="Comic Sans MS" w:cs="Times New Roman"/>
-          <w:color w:val="CCCCCC"/>
-          <w:sz w:val="20"/>
-          <w:szCs w:val="21"/>
-          <w:lang w:eastAsia="en-IN"/>
-        </w:rPr>
-        <w:t xml:space="preserve">.name </w:t>
-      </w:r>
-      <w:r>
-        <w:rPr>
-          <w:rFonts w:ascii="Comic Sans MS" w:eastAsia="Times New Roman" w:hAnsi="Comic Sans MS" w:cs="Times New Roman"/>
-          <w:color w:val="D4D4D4"/>
-          <w:sz w:val="20"/>
-          <w:szCs w:val="21"/>
-          <w:lang w:eastAsia="en-IN"/>
-        </w:rPr>
-        <w:t>=</w:t>
-      </w:r>
-      <w:r>
-        <w:rPr>
-          <w:rFonts w:ascii="Comic Sans MS" w:eastAsia="Times New Roman" w:hAnsi="Comic Sans MS" w:cs="Times New Roman"/>
-          <w:color w:val="CCCCCC"/>
-          <w:sz w:val="20"/>
-          <w:szCs w:val="21"/>
-          <w:lang w:eastAsia="en-IN"/>
-        </w:rPr>
-        <w:t xml:space="preserve"> name;</w:t>
-      </w:r>
-    </w:p>
-    <w:p>
-      <w:pPr>
-        <w:shd w:val="clear" w:color="auto" w:fill="1F1F1F"/>
-        <w:spacing w:after="0" w:line="285" w:lineRule="atLeast"/>
-        <w:rPr>
-          <w:rFonts w:ascii="Comic Sans MS" w:eastAsia="Times New Roman" w:hAnsi="Comic Sans MS" w:cs="Times New Roman"/>
-          <w:color w:val="CCCCCC"/>
-          <w:sz w:val="20"/>
-          <w:szCs w:val="21"/>
-          <w:lang w:eastAsia="en-IN"/>
-        </w:rPr>
-      </w:pPr>
-      <w:r>
-        <w:rPr>
-          <w:rFonts w:ascii="Comic Sans MS" w:eastAsia="Times New Roman" w:hAnsi="Comic Sans MS" w:cs="Times New Roman"/>
-          <w:color w:val="CCCCCC"/>
-          <w:sz w:val="20"/>
-          <w:szCs w:val="21"/>
-          <w:lang w:eastAsia="en-IN"/>
-        </w:rPr>
-        <w:t>    }</w:t>
-      </w:r>
-    </w:p>
-    <w:p>
-      <w:pPr>
-        <w:shd w:val="clear" w:color="auto" w:fill="1F1F1F"/>
-        <w:spacing w:after="0" w:line="285" w:lineRule="atLeast"/>
-        <w:rPr>
-          <w:rFonts w:ascii="Comic Sans MS" w:eastAsia="Times New Roman" w:hAnsi="Comic Sans MS" w:cs="Times New Roman"/>
-          <w:color w:val="CCCCCC"/>
-          <w:sz w:val="20"/>
-          <w:szCs w:val="21"/>
-          <w:lang w:eastAsia="en-IN"/>
-        </w:rPr>
-      </w:pPr>
-      <w:r>
-        <w:rPr>
-          <w:rFonts w:ascii="Comic Sans MS" w:eastAsia="Times New Roman" w:hAnsi="Comic Sans MS" w:cs="Times New Roman"/>
-          <w:color w:val="CCCCCC"/>
-          <w:sz w:val="20"/>
-          <w:szCs w:val="21"/>
-          <w:lang w:eastAsia="en-IN"/>
-        </w:rPr>
-        <w:t>}</w:t>
-      </w:r>
-    </w:p>
-    <w:p>
-      <w:pPr>
-        <w:shd w:val="clear" w:color="auto" w:fill="1F1F1F"/>
-        <w:spacing w:after="0" w:line="285" w:lineRule="atLeast"/>
-        <w:rPr>
-          <w:rFonts w:ascii="Comic Sans MS" w:eastAsia="Times New Roman" w:hAnsi="Comic Sans MS" w:cs="Times New Roman"/>
-          <w:color w:val="CCCCCC"/>
-          <w:sz w:val="20"/>
-          <w:szCs w:val="21"/>
-          <w:lang w:eastAsia="en-IN"/>
-        </w:rPr>
-      </w:pPr>
-    </w:p>
-    <w:p>
-      <w:pPr>
-        <w:shd w:val="clear" w:color="auto" w:fill="1F1F1F"/>
-        <w:spacing w:after="0" w:line="285" w:lineRule="atLeast"/>
-        <w:rPr>
-          <w:rFonts w:ascii="Comic Sans MS" w:eastAsia="Times New Roman" w:hAnsi="Comic Sans MS" w:cs="Times New Roman"/>
-          <w:color w:val="CCCCCC"/>
-          <w:sz w:val="20"/>
-          <w:szCs w:val="21"/>
-          <w:lang w:eastAsia="en-IN"/>
-        </w:rPr>
-      </w:pPr>
-      <w:r>
-        <w:rPr>
-          <w:rFonts w:ascii="Comic Sans MS" w:eastAsia="Times New Roman" w:hAnsi="Comic Sans MS" w:cs="Times New Roman"/>
-          <w:color w:val="6A9955"/>
-          <w:sz w:val="20"/>
-          <w:szCs w:val="21"/>
-          <w:lang w:eastAsia="en-IN"/>
-        </w:rPr>
-        <w:t>// Comparator to sort by name</w:t>
-      </w:r>
-    </w:p>
-    <w:p>
-      <w:pPr>
-        <w:shd w:val="clear" w:color="auto" w:fill="1F1F1F"/>
-        <w:spacing w:after="0" w:line="285" w:lineRule="atLeast"/>
-        <w:rPr>
-          <w:rFonts w:ascii="Comic Sans MS" w:eastAsia="Times New Roman" w:hAnsi="Comic Sans MS" w:cs="Times New Roman"/>
-          <w:color w:val="CCCCCC"/>
-          <w:sz w:val="20"/>
-          <w:szCs w:val="21"/>
-          <w:lang w:eastAsia="en-IN"/>
-        </w:rPr>
-      </w:pPr>
-      <w:proofErr w:type="gramStart"/>
-      <w:r>
-        <w:rPr>
-          <w:rFonts w:ascii="Comic Sans MS" w:eastAsia="Times New Roman" w:hAnsi="Comic Sans MS" w:cs="Times New Roman"/>
-          <w:color w:val="569CD6"/>
-          <w:sz w:val="20"/>
-          <w:szCs w:val="21"/>
-          <w:lang w:eastAsia="en-IN"/>
-        </w:rPr>
-        <w:t>class</w:t>
-      </w:r>
-      <w:proofErr w:type="gramEnd"/>
-      <w:r>
-        <w:rPr>
-          <w:rFonts w:ascii="Comic Sans MS" w:eastAsia="Times New Roman" w:hAnsi="Comic Sans MS" w:cs="Times New Roman"/>
-          <w:color w:val="CCCCCC"/>
-          <w:sz w:val="20"/>
-          <w:szCs w:val="21"/>
-          <w:lang w:eastAsia="en-IN"/>
-        </w:rPr>
-        <w:t xml:space="preserve"> </w:t>
-      </w:r>
-      <w:proofErr w:type="spellStart"/>
-      <w:r>
-        <w:rPr>
-          <w:rFonts w:ascii="Comic Sans MS" w:eastAsia="Times New Roman" w:hAnsi="Comic Sans MS" w:cs="Times New Roman"/>
-          <w:color w:val="4EC9B0"/>
-          <w:sz w:val="20"/>
-          <w:szCs w:val="21"/>
-          <w:lang w:eastAsia="en-IN"/>
-        </w:rPr>
-        <w:t>NameComparator</w:t>
-      </w:r>
-      <w:proofErr w:type="spellEnd"/>
-      <w:r>
-        <w:rPr>
-          <w:rFonts w:ascii="Comic Sans MS" w:eastAsia="Times New Roman" w:hAnsi="Comic Sans MS" w:cs="Times New Roman"/>
-          <w:color w:val="CCCCCC"/>
-          <w:sz w:val="20"/>
-          <w:szCs w:val="21"/>
-          <w:lang w:eastAsia="en-IN"/>
-        </w:rPr>
-        <w:t xml:space="preserve"> </w:t>
-      </w:r>
-      <w:r>
-        <w:rPr>
-          <w:rFonts w:ascii="Comic Sans MS" w:eastAsia="Times New Roman" w:hAnsi="Comic Sans MS" w:cs="Times New Roman"/>
-          <w:color w:val="569CD6"/>
-          <w:sz w:val="20"/>
-          <w:szCs w:val="21"/>
-          <w:lang w:eastAsia="en-IN"/>
-        </w:rPr>
-        <w:t>implements</w:t>
-      </w:r>
-      <w:r>
-        <w:rPr>
-          <w:rFonts w:ascii="Comic Sans MS" w:eastAsia="Times New Roman" w:hAnsi="Comic Sans MS" w:cs="Times New Roman"/>
-          <w:color w:val="CCCCCC"/>
-          <w:sz w:val="20"/>
-          <w:szCs w:val="21"/>
-          <w:lang w:eastAsia="en-IN"/>
-        </w:rPr>
-        <w:t xml:space="preserve"> </w:t>
-      </w:r>
-      <w:r>
-        <w:rPr>
-          <w:rFonts w:ascii="Comic Sans MS" w:eastAsia="Times New Roman" w:hAnsi="Comic Sans MS" w:cs="Times New Roman"/>
-          <w:color w:val="4EC9B0"/>
-          <w:sz w:val="20"/>
-          <w:szCs w:val="21"/>
-          <w:lang w:eastAsia="en-IN"/>
-        </w:rPr>
-        <w:t>Comparator</w:t>
-      </w:r>
-      <w:r>
-        <w:rPr>
-          <w:rFonts w:ascii="Comic Sans MS" w:eastAsia="Times New Roman" w:hAnsi="Comic Sans MS" w:cs="Times New Roman"/>
-          <w:color w:val="CCCCCC"/>
-          <w:sz w:val="20"/>
-          <w:szCs w:val="21"/>
-          <w:lang w:eastAsia="en-IN"/>
-        </w:rPr>
-        <w:t>&lt;</w:t>
-      </w:r>
-      <w:r>
-        <w:rPr>
-          <w:rFonts w:ascii="Comic Sans MS" w:eastAsia="Times New Roman" w:hAnsi="Comic Sans MS" w:cs="Times New Roman"/>
-          <w:color w:val="4EC9B0"/>
-          <w:sz w:val="20"/>
-          <w:szCs w:val="21"/>
-          <w:lang w:eastAsia="en-IN"/>
-        </w:rPr>
-        <w:t>Student</w:t>
-      </w:r>
-      <w:r>
-        <w:rPr>
-          <w:rFonts w:ascii="Comic Sans MS" w:eastAsia="Times New Roman" w:hAnsi="Comic Sans MS" w:cs="Times New Roman"/>
-          <w:color w:val="CCCCCC"/>
-          <w:sz w:val="20"/>
-          <w:szCs w:val="21"/>
-          <w:lang w:eastAsia="en-IN"/>
-        </w:rPr>
-        <w:t>&gt; {</w:t>
-      </w:r>
-    </w:p>
-    <w:p>
-      <w:pPr>
-        <w:shd w:val="clear" w:color="auto" w:fill="1F1F1F"/>
-        <w:spacing w:after="0" w:line="285" w:lineRule="atLeast"/>
-        <w:rPr>
-          <w:rFonts w:ascii="Comic Sans MS" w:eastAsia="Times New Roman" w:hAnsi="Comic Sans MS" w:cs="Times New Roman"/>
-          <w:color w:val="CCCCCC"/>
-          <w:sz w:val="20"/>
-          <w:szCs w:val="21"/>
-          <w:lang w:eastAsia="en-IN"/>
-        </w:rPr>
-      </w:pPr>
-      <w:r>
-        <w:rPr>
-          <w:rFonts w:ascii="Comic Sans MS" w:eastAsia="Times New Roman" w:hAnsi="Comic Sans MS" w:cs="Times New Roman"/>
-          <w:color w:val="CCCCCC"/>
-          <w:sz w:val="20"/>
-          <w:szCs w:val="21"/>
-          <w:lang w:eastAsia="en-IN"/>
-        </w:rPr>
-        <w:t xml:space="preserve">    </w:t>
-      </w:r>
-      <w:proofErr w:type="gramStart"/>
-      <w:r>
-        <w:rPr>
-          <w:rFonts w:ascii="Comic Sans MS" w:eastAsia="Times New Roman" w:hAnsi="Comic Sans MS" w:cs="Times New Roman"/>
-          <w:color w:val="CCCCCC"/>
-          <w:sz w:val="20"/>
-          <w:szCs w:val="21"/>
-          <w:lang w:eastAsia="en-IN"/>
-        </w:rPr>
-        <w:t>public</w:t>
-      </w:r>
-      <w:proofErr w:type="gramEnd"/>
-      <w:r>
-        <w:rPr>
-          <w:rFonts w:ascii="Comic Sans MS" w:eastAsia="Times New Roman" w:hAnsi="Comic Sans MS" w:cs="Times New Roman"/>
-          <w:color w:val="CCCCCC"/>
-          <w:sz w:val="20"/>
-          <w:szCs w:val="21"/>
-          <w:lang w:eastAsia="en-IN"/>
-        </w:rPr>
-        <w:t xml:space="preserve"> </w:t>
-      </w:r>
-      <w:proofErr w:type="spellStart"/>
-      <w:r>
-        <w:rPr>
-          <w:rFonts w:ascii="Comic Sans MS" w:eastAsia="Times New Roman" w:hAnsi="Comic Sans MS" w:cs="Times New Roman"/>
-          <w:color w:val="4EC9B0"/>
-          <w:sz w:val="20"/>
-          <w:szCs w:val="21"/>
-          <w:lang w:eastAsia="en-IN"/>
-        </w:rPr>
-        <w:t>int</w:t>
-      </w:r>
-      <w:proofErr w:type="spellEnd"/>
-      <w:r>
-        <w:rPr>
-          <w:rFonts w:ascii="Comic Sans MS" w:eastAsia="Times New Roman" w:hAnsi="Comic Sans MS" w:cs="Times New Roman"/>
-          <w:color w:val="CCCCCC"/>
-          <w:sz w:val="20"/>
-          <w:szCs w:val="21"/>
-          <w:lang w:eastAsia="en-IN"/>
-        </w:rPr>
-        <w:t xml:space="preserve"> </w:t>
-      </w:r>
-      <w:r>
-        <w:rPr>
-          <w:rFonts w:ascii="Comic Sans MS" w:eastAsia="Times New Roman" w:hAnsi="Comic Sans MS" w:cs="Times New Roman"/>
-          <w:color w:val="DCDCAA"/>
-          <w:sz w:val="20"/>
-          <w:szCs w:val="21"/>
-          <w:lang w:eastAsia="en-IN"/>
-        </w:rPr>
-        <w:t>compare</w:t>
-      </w:r>
-      <w:r>
-        <w:rPr>
-          <w:rFonts w:ascii="Comic Sans MS" w:eastAsia="Times New Roman" w:hAnsi="Comic Sans MS" w:cs="Times New Roman"/>
-          <w:color w:val="CCCCCC"/>
-          <w:sz w:val="20"/>
-          <w:szCs w:val="21"/>
-          <w:lang w:eastAsia="en-IN"/>
-        </w:rPr>
-        <w:t>(</w:t>
-      </w:r>
-      <w:r>
-        <w:rPr>
-          <w:rFonts w:ascii="Comic Sans MS" w:eastAsia="Times New Roman" w:hAnsi="Comic Sans MS" w:cs="Times New Roman"/>
-          <w:color w:val="4EC9B0"/>
-          <w:sz w:val="20"/>
-          <w:szCs w:val="21"/>
-          <w:lang w:eastAsia="en-IN"/>
-        </w:rPr>
-        <w:t>Student</w:t>
-      </w:r>
-      <w:r>
-        <w:rPr>
-          <w:rFonts w:ascii="Comic Sans MS" w:eastAsia="Times New Roman" w:hAnsi="Comic Sans MS" w:cs="Times New Roman"/>
-          <w:color w:val="CCCCCC"/>
-          <w:sz w:val="20"/>
-          <w:szCs w:val="21"/>
-          <w:lang w:eastAsia="en-IN"/>
-        </w:rPr>
-        <w:t xml:space="preserve"> a, </w:t>
-      </w:r>
-      <w:r>
-        <w:rPr>
-          <w:rFonts w:ascii="Comic Sans MS" w:eastAsia="Times New Roman" w:hAnsi="Comic Sans MS" w:cs="Times New Roman"/>
-          <w:color w:val="4EC9B0"/>
-          <w:sz w:val="20"/>
-          <w:szCs w:val="21"/>
-          <w:lang w:eastAsia="en-IN"/>
-        </w:rPr>
-        <w:t>Student</w:t>
-      </w:r>
-      <w:r>
-        <w:rPr>
-          <w:rFonts w:ascii="Comic Sans MS" w:eastAsia="Times New Roman" w:hAnsi="Comic Sans MS" w:cs="Times New Roman"/>
-          <w:color w:val="CCCCCC"/>
-          <w:sz w:val="20"/>
-          <w:szCs w:val="21"/>
-          <w:lang w:eastAsia="en-IN"/>
-        </w:rPr>
-        <w:t xml:space="preserve"> b) {</w:t>
-      </w:r>
-    </w:p>
-    <w:p>
-      <w:pPr>
-        <w:shd w:val="clear" w:color="auto" w:fill="1F1F1F"/>
-        <w:spacing w:after="0" w:line="285" w:lineRule="atLeast"/>
-        <w:rPr>
-          <w:rFonts w:ascii="Comic Sans MS" w:eastAsia="Times New Roman" w:hAnsi="Comic Sans MS" w:cs="Times New Roman"/>
-          <w:color w:val="CCCCCC"/>
-          <w:sz w:val="20"/>
-          <w:szCs w:val="21"/>
-          <w:lang w:eastAsia="en-IN"/>
-        </w:rPr>
-      </w:pPr>
-      <w:r>
-        <w:rPr>
-          <w:rFonts w:ascii="Comic Sans MS" w:eastAsia="Times New Roman" w:hAnsi="Comic Sans MS" w:cs="Times New Roman"/>
-          <w:color w:val="CCCCCC"/>
-          <w:sz w:val="20"/>
-          <w:szCs w:val="21"/>
-          <w:lang w:eastAsia="en-IN"/>
-        </w:rPr>
-        <w:t xml:space="preserve">        </w:t>
-      </w:r>
-      <w:proofErr w:type="gramStart"/>
-      <w:r>
-        <w:rPr>
-          <w:rFonts w:ascii="Comic Sans MS" w:eastAsia="Times New Roman" w:hAnsi="Comic Sans MS" w:cs="Times New Roman"/>
-          <w:color w:val="C586C0"/>
-          <w:sz w:val="20"/>
-          <w:szCs w:val="21"/>
-          <w:lang w:eastAsia="en-IN"/>
-        </w:rPr>
-        <w:t>return</w:t>
-      </w:r>
-      <w:proofErr w:type="gramEnd"/>
-      <w:r>
-        <w:rPr>
-          <w:rFonts w:ascii="Comic Sans MS" w:eastAsia="Times New Roman" w:hAnsi="Comic Sans MS" w:cs="Times New Roman"/>
-          <w:color w:val="CCCCCC"/>
-          <w:sz w:val="20"/>
-          <w:szCs w:val="21"/>
-          <w:lang w:eastAsia="en-IN"/>
-        </w:rPr>
-        <w:t xml:space="preserve"> </w:t>
-      </w:r>
-      <w:proofErr w:type="spellStart"/>
-      <w:r>
-        <w:rPr>
-          <w:rFonts w:ascii="Comic Sans MS" w:eastAsia="Times New Roman" w:hAnsi="Comic Sans MS" w:cs="Times New Roman"/>
-          <w:color w:val="CCCCCC"/>
-          <w:sz w:val="20"/>
-          <w:szCs w:val="21"/>
-          <w:lang w:eastAsia="en-IN"/>
-        </w:rPr>
-        <w:t>a.name.</w:t>
-      </w:r>
-      <w:r>
-        <w:rPr>
-          <w:rFonts w:ascii="Comic Sans MS" w:eastAsia="Times New Roman" w:hAnsi="Comic Sans MS" w:cs="Times New Roman"/>
-          <w:color w:val="DCDCAA"/>
-          <w:sz w:val="20"/>
-          <w:szCs w:val="21"/>
-          <w:lang w:eastAsia="en-IN"/>
-        </w:rPr>
-        <w:t>compareTo</w:t>
-      </w:r>
-      <w:proofErr w:type="spellEnd"/>
-      <w:r>
-        <w:rPr>
-          <w:rFonts w:ascii="Comic Sans MS" w:eastAsia="Times New Roman" w:hAnsi="Comic Sans MS" w:cs="Times New Roman"/>
-          <w:color w:val="CCCCCC"/>
-          <w:sz w:val="20"/>
-          <w:szCs w:val="21"/>
-          <w:lang w:eastAsia="en-IN"/>
-        </w:rPr>
-        <w:t>(b.name);</w:t>
-      </w:r>
-    </w:p>
-    <w:p>
-      <w:pPr>
-        <w:shd w:val="clear" w:color="auto" w:fill="1F1F1F"/>
-        <w:spacing w:after="0" w:line="285" w:lineRule="atLeast"/>
-        <w:rPr>
-          <w:rFonts w:ascii="Comic Sans MS" w:eastAsia="Times New Roman" w:hAnsi="Comic Sans MS" w:cs="Times New Roman"/>
-          <w:color w:val="CCCCCC"/>
-          <w:sz w:val="20"/>
-          <w:szCs w:val="21"/>
-          <w:lang w:eastAsia="en-IN"/>
-        </w:rPr>
-      </w:pPr>
-      <w:r>
-        <w:rPr>
-          <w:rFonts w:ascii="Comic Sans MS" w:eastAsia="Times New Roman" w:hAnsi="Comic Sans MS" w:cs="Times New Roman"/>
-          <w:color w:val="CCCCCC"/>
-          <w:sz w:val="20"/>
-          <w:szCs w:val="21"/>
-          <w:lang w:eastAsia="en-IN"/>
-        </w:rPr>
-        <w:lastRenderedPageBreak/>
-        <w:t>    }</w:t>
-      </w:r>
-    </w:p>
-    <w:p>
-      <w:pPr>
-        <w:shd w:val="clear" w:color="auto" w:fill="1F1F1F"/>
-        <w:spacing w:after="0" w:line="285" w:lineRule="atLeast"/>
-        <w:rPr>
-          <w:rFonts w:ascii="Comic Sans MS" w:eastAsia="Times New Roman" w:hAnsi="Comic Sans MS" w:cs="Times New Roman"/>
-          <w:color w:val="CCCCCC"/>
-          <w:sz w:val="20"/>
-          <w:szCs w:val="21"/>
-          <w:lang w:eastAsia="en-IN"/>
-        </w:rPr>
-      </w:pPr>
-      <w:r>
-        <w:rPr>
-          <w:rFonts w:ascii="Comic Sans MS" w:eastAsia="Times New Roman" w:hAnsi="Comic Sans MS" w:cs="Times New Roman"/>
-          <w:color w:val="CCCCCC"/>
-          <w:sz w:val="20"/>
-          <w:szCs w:val="21"/>
-          <w:lang w:eastAsia="en-IN"/>
-        </w:rPr>
-        <w:t>}</w:t>
-      </w:r>
-    </w:p>
-    <w:p>
-      <w:pPr>
-        <w:shd w:val="clear" w:color="auto" w:fill="1F1F1F"/>
-        <w:spacing w:after="0" w:line="285" w:lineRule="atLeast"/>
-        <w:rPr>
-          <w:rFonts w:ascii="Comic Sans MS" w:eastAsia="Times New Roman" w:hAnsi="Comic Sans MS" w:cs="Times New Roman"/>
-          <w:color w:val="CCCCCC"/>
-          <w:sz w:val="20"/>
-          <w:szCs w:val="21"/>
-          <w:lang w:eastAsia="en-IN"/>
-        </w:rPr>
-      </w:pPr>
-    </w:p>
-    <w:p>
-      <w:pPr>
-        <w:shd w:val="clear" w:color="auto" w:fill="1F1F1F"/>
-        <w:spacing w:after="0" w:line="285" w:lineRule="atLeast"/>
-        <w:rPr>
-          <w:rFonts w:ascii="Comic Sans MS" w:eastAsia="Times New Roman" w:hAnsi="Comic Sans MS" w:cs="Times New Roman"/>
-          <w:color w:val="CCCCCC"/>
-          <w:sz w:val="20"/>
-          <w:szCs w:val="21"/>
-          <w:lang w:eastAsia="en-IN"/>
-        </w:rPr>
-      </w:pPr>
-      <w:r>
-        <w:rPr>
-          <w:rFonts w:ascii="Comic Sans MS" w:eastAsia="Times New Roman" w:hAnsi="Comic Sans MS" w:cs="Times New Roman"/>
-          <w:color w:val="4EC9B0"/>
-          <w:sz w:val="20"/>
-          <w:szCs w:val="21"/>
-          <w:lang w:eastAsia="en-IN"/>
-        </w:rPr>
-        <w:t>List</w:t>
-      </w:r>
-      <w:r>
-        <w:rPr>
-          <w:rFonts w:ascii="Comic Sans MS" w:eastAsia="Times New Roman" w:hAnsi="Comic Sans MS" w:cs="Times New Roman"/>
-          <w:color w:val="CCCCCC"/>
-          <w:sz w:val="20"/>
-          <w:szCs w:val="21"/>
-          <w:lang w:eastAsia="en-IN"/>
-        </w:rPr>
-        <w:t>&lt;</w:t>
-      </w:r>
-      <w:r>
-        <w:rPr>
-          <w:rFonts w:ascii="Comic Sans MS" w:eastAsia="Times New Roman" w:hAnsi="Comic Sans MS" w:cs="Times New Roman"/>
-          <w:color w:val="4EC9B0"/>
-          <w:sz w:val="20"/>
-          <w:szCs w:val="21"/>
-          <w:lang w:eastAsia="en-IN"/>
-        </w:rPr>
-        <w:t>Student</w:t>
-      </w:r>
-      <w:r>
-        <w:rPr>
-          <w:rFonts w:ascii="Comic Sans MS" w:eastAsia="Times New Roman" w:hAnsi="Comic Sans MS" w:cs="Times New Roman"/>
-          <w:color w:val="CCCCCC"/>
-          <w:sz w:val="20"/>
-          <w:szCs w:val="21"/>
-          <w:lang w:eastAsia="en-IN"/>
-        </w:rPr>
-        <w:t xml:space="preserve">&gt; list </w:t>
-      </w:r>
-      <w:r>
-        <w:rPr>
-          <w:rFonts w:ascii="Comic Sans MS" w:eastAsia="Times New Roman" w:hAnsi="Comic Sans MS" w:cs="Times New Roman"/>
-          <w:color w:val="D4D4D4"/>
-          <w:sz w:val="20"/>
-          <w:szCs w:val="21"/>
-          <w:lang w:eastAsia="en-IN"/>
-        </w:rPr>
-        <w:t>=</w:t>
-      </w:r>
-      <w:r>
-        <w:rPr>
-          <w:rFonts w:ascii="Comic Sans MS" w:eastAsia="Times New Roman" w:hAnsi="Comic Sans MS" w:cs="Times New Roman"/>
-          <w:color w:val="CCCCCC"/>
-          <w:sz w:val="20"/>
-          <w:szCs w:val="21"/>
-          <w:lang w:eastAsia="en-IN"/>
-        </w:rPr>
-        <w:t xml:space="preserve"> </w:t>
-      </w:r>
-      <w:r>
-        <w:rPr>
-          <w:rFonts w:ascii="Comic Sans MS" w:eastAsia="Times New Roman" w:hAnsi="Comic Sans MS" w:cs="Times New Roman"/>
-          <w:color w:val="C586C0"/>
-          <w:sz w:val="20"/>
-          <w:szCs w:val="21"/>
-          <w:lang w:eastAsia="en-IN"/>
-        </w:rPr>
-        <w:t>new</w:t>
-      </w:r>
-      <w:r>
-        <w:rPr>
-          <w:rFonts w:ascii="Comic Sans MS" w:eastAsia="Times New Roman" w:hAnsi="Comic Sans MS" w:cs="Times New Roman"/>
-          <w:color w:val="CCCCCC"/>
-          <w:sz w:val="20"/>
-          <w:szCs w:val="21"/>
-          <w:lang w:eastAsia="en-IN"/>
-        </w:rPr>
-        <w:t xml:space="preserve"> </w:t>
-      </w:r>
-      <w:proofErr w:type="spellStart"/>
-      <w:r>
-        <w:rPr>
-          <w:rFonts w:ascii="Comic Sans MS" w:eastAsia="Times New Roman" w:hAnsi="Comic Sans MS" w:cs="Times New Roman"/>
-          <w:color w:val="4EC9B0"/>
-          <w:sz w:val="20"/>
-          <w:szCs w:val="21"/>
-          <w:lang w:eastAsia="en-IN"/>
-        </w:rPr>
-        <w:t>ArrayList</w:t>
-      </w:r>
-      <w:proofErr w:type="spellEnd"/>
-      <w:r>
-        <w:rPr>
-          <w:rFonts w:ascii="Comic Sans MS" w:eastAsia="Times New Roman" w:hAnsi="Comic Sans MS" w:cs="Times New Roman"/>
-          <w:color w:val="CCCCCC"/>
-          <w:sz w:val="20"/>
-          <w:szCs w:val="21"/>
-          <w:lang w:eastAsia="en-IN"/>
-        </w:rPr>
-        <w:t>&lt;</w:t>
-      </w:r>
-      <w:proofErr w:type="gramStart"/>
-      <w:r>
-        <w:rPr>
-          <w:rFonts w:ascii="Comic Sans MS" w:eastAsia="Times New Roman" w:hAnsi="Comic Sans MS" w:cs="Times New Roman"/>
-          <w:color w:val="CCCCCC"/>
-          <w:sz w:val="20"/>
-          <w:szCs w:val="21"/>
-          <w:lang w:eastAsia="en-IN"/>
-        </w:rPr>
-        <w:t>&gt;(</w:t>
-      </w:r>
-      <w:proofErr w:type="gramEnd"/>
-      <w:r>
-        <w:rPr>
-          <w:rFonts w:ascii="Comic Sans MS" w:eastAsia="Times New Roman" w:hAnsi="Comic Sans MS" w:cs="Times New Roman"/>
-          <w:color w:val="CCCCCC"/>
-          <w:sz w:val="20"/>
-          <w:szCs w:val="21"/>
-          <w:lang w:eastAsia="en-IN"/>
-        </w:rPr>
-        <w:t>);</w:t>
-      </w:r>
-    </w:p>
-    <w:p>
-      <w:pPr>
-        <w:shd w:val="clear" w:color="auto" w:fill="1F1F1F"/>
-        <w:spacing w:after="0" w:line="285" w:lineRule="atLeast"/>
-        <w:rPr>
-          <w:rFonts w:ascii="Comic Sans MS" w:eastAsia="Times New Roman" w:hAnsi="Comic Sans MS" w:cs="Times New Roman"/>
-          <w:color w:val="CCCCCC"/>
-          <w:sz w:val="20"/>
-          <w:szCs w:val="21"/>
-          <w:lang w:eastAsia="en-IN"/>
-        </w:rPr>
-      </w:pPr>
-      <w:proofErr w:type="spellStart"/>
-      <w:proofErr w:type="gramStart"/>
-      <w:r>
-        <w:rPr>
-          <w:rFonts w:ascii="Comic Sans MS" w:eastAsia="Times New Roman" w:hAnsi="Comic Sans MS" w:cs="Times New Roman"/>
-          <w:color w:val="CCCCCC"/>
-          <w:sz w:val="20"/>
-          <w:szCs w:val="21"/>
-          <w:lang w:eastAsia="en-IN"/>
-        </w:rPr>
-        <w:t>list.</w:t>
-      </w:r>
-      <w:r>
-        <w:rPr>
-          <w:rFonts w:ascii="Comic Sans MS" w:eastAsia="Times New Roman" w:hAnsi="Comic Sans MS" w:cs="Times New Roman"/>
-          <w:color w:val="DCDCAA"/>
-          <w:sz w:val="20"/>
-          <w:szCs w:val="21"/>
-          <w:lang w:eastAsia="en-IN"/>
-        </w:rPr>
-        <w:t>add</w:t>
-      </w:r>
-      <w:proofErr w:type="spellEnd"/>
-      <w:r>
-        <w:rPr>
-          <w:rFonts w:ascii="Comic Sans MS" w:eastAsia="Times New Roman" w:hAnsi="Comic Sans MS" w:cs="Times New Roman"/>
-          <w:color w:val="CCCCCC"/>
-          <w:sz w:val="20"/>
-          <w:szCs w:val="21"/>
-          <w:lang w:eastAsia="en-IN"/>
-        </w:rPr>
-        <w:t>(</w:t>
-      </w:r>
-      <w:proofErr w:type="gramEnd"/>
-      <w:r>
-        <w:rPr>
-          <w:rFonts w:ascii="Comic Sans MS" w:eastAsia="Times New Roman" w:hAnsi="Comic Sans MS" w:cs="Times New Roman"/>
-          <w:color w:val="C586C0"/>
-          <w:sz w:val="20"/>
-          <w:szCs w:val="21"/>
-          <w:lang w:eastAsia="en-IN"/>
-        </w:rPr>
-        <w:t>new</w:t>
-      </w:r>
-      <w:r>
-        <w:rPr>
-          <w:rFonts w:ascii="Comic Sans MS" w:eastAsia="Times New Roman" w:hAnsi="Comic Sans MS" w:cs="Times New Roman"/>
-          <w:color w:val="CCCCCC"/>
-          <w:sz w:val="20"/>
-          <w:szCs w:val="21"/>
-          <w:lang w:eastAsia="en-IN"/>
-        </w:rPr>
-        <w:t xml:space="preserve"> </w:t>
-      </w:r>
-      <w:r>
-        <w:rPr>
-          <w:rFonts w:ascii="Comic Sans MS" w:eastAsia="Times New Roman" w:hAnsi="Comic Sans MS" w:cs="Times New Roman"/>
-          <w:color w:val="4EC9B0"/>
-          <w:sz w:val="20"/>
-          <w:szCs w:val="21"/>
-          <w:lang w:eastAsia="en-IN"/>
-        </w:rPr>
-        <w:t>Student</w:t>
-      </w:r>
-      <w:r>
-        <w:rPr>
-          <w:rFonts w:ascii="Comic Sans MS" w:eastAsia="Times New Roman" w:hAnsi="Comic Sans MS" w:cs="Times New Roman"/>
-          <w:color w:val="CCCCCC"/>
-          <w:sz w:val="20"/>
-          <w:szCs w:val="21"/>
-          <w:lang w:eastAsia="en-IN"/>
-        </w:rPr>
-        <w:t>(</w:t>
-      </w:r>
-      <w:r>
-        <w:rPr>
-          <w:rFonts w:ascii="Comic Sans MS" w:eastAsia="Times New Roman" w:hAnsi="Comic Sans MS" w:cs="Times New Roman"/>
-          <w:color w:val="B5CEA8"/>
-          <w:sz w:val="20"/>
-          <w:szCs w:val="21"/>
-          <w:lang w:eastAsia="en-IN"/>
-        </w:rPr>
-        <w:t>2</w:t>
-      </w:r>
-      <w:r>
-        <w:rPr>
-          <w:rFonts w:ascii="Comic Sans MS" w:eastAsia="Times New Roman" w:hAnsi="Comic Sans MS" w:cs="Times New Roman"/>
-          <w:color w:val="CCCCCC"/>
-          <w:sz w:val="20"/>
-          <w:szCs w:val="21"/>
-          <w:lang w:eastAsia="en-IN"/>
-        </w:rPr>
-        <w:t xml:space="preserve">, </w:t>
-      </w:r>
-      <w:r>
-        <w:rPr>
-          <w:rFonts w:ascii="Comic Sans MS" w:eastAsia="Times New Roman" w:hAnsi="Comic Sans MS" w:cs="Times New Roman"/>
-          <w:color w:val="CE9178"/>
-          <w:sz w:val="20"/>
-          <w:szCs w:val="21"/>
-          <w:lang w:eastAsia="en-IN"/>
-        </w:rPr>
-        <w:t>"Raj"</w:t>
-      </w:r>
-      <w:r>
-        <w:rPr>
-          <w:rFonts w:ascii="Comic Sans MS" w:eastAsia="Times New Roman" w:hAnsi="Comic Sans MS" w:cs="Times New Roman"/>
-          <w:color w:val="CCCCCC"/>
-          <w:sz w:val="20"/>
-          <w:szCs w:val="21"/>
-          <w:lang w:eastAsia="en-IN"/>
-        </w:rPr>
-        <w:t>));</w:t>
-      </w:r>
-    </w:p>
-    <w:p>
-      <w:pPr>
-        <w:shd w:val="clear" w:color="auto" w:fill="1F1F1F"/>
-        <w:spacing w:after="0" w:line="285" w:lineRule="atLeast"/>
-        <w:rPr>
-          <w:rFonts w:ascii="Comic Sans MS" w:eastAsia="Times New Roman" w:hAnsi="Comic Sans MS" w:cs="Times New Roman"/>
-          <w:color w:val="CCCCCC"/>
-          <w:sz w:val="20"/>
-          <w:szCs w:val="21"/>
-          <w:lang w:eastAsia="en-IN"/>
-        </w:rPr>
-      </w:pPr>
-      <w:proofErr w:type="spellStart"/>
-      <w:proofErr w:type="gramStart"/>
-      <w:r>
-        <w:rPr>
-          <w:rFonts w:ascii="Comic Sans MS" w:eastAsia="Times New Roman" w:hAnsi="Comic Sans MS" w:cs="Times New Roman"/>
-          <w:color w:val="CCCCCC"/>
-          <w:sz w:val="20"/>
-          <w:szCs w:val="21"/>
-          <w:lang w:eastAsia="en-IN"/>
-        </w:rPr>
-        <w:t>list.</w:t>
-      </w:r>
-      <w:r>
-        <w:rPr>
-          <w:rFonts w:ascii="Comic Sans MS" w:eastAsia="Times New Roman" w:hAnsi="Comic Sans MS" w:cs="Times New Roman"/>
-          <w:color w:val="DCDCAA"/>
-          <w:sz w:val="20"/>
-          <w:szCs w:val="21"/>
-          <w:lang w:eastAsia="en-IN"/>
-        </w:rPr>
-        <w:t>add</w:t>
-      </w:r>
-      <w:proofErr w:type="spellEnd"/>
-      <w:r>
-        <w:rPr>
-          <w:rFonts w:ascii="Comic Sans MS" w:eastAsia="Times New Roman" w:hAnsi="Comic Sans MS" w:cs="Times New Roman"/>
-          <w:color w:val="CCCCCC"/>
-          <w:sz w:val="20"/>
-          <w:szCs w:val="21"/>
-          <w:lang w:eastAsia="en-IN"/>
-        </w:rPr>
-        <w:t>(</w:t>
-      </w:r>
-      <w:proofErr w:type="gramEnd"/>
-      <w:r>
-        <w:rPr>
-          <w:rFonts w:ascii="Comic Sans MS" w:eastAsia="Times New Roman" w:hAnsi="Comic Sans MS" w:cs="Times New Roman"/>
-          <w:color w:val="C586C0"/>
-          <w:sz w:val="20"/>
-          <w:szCs w:val="21"/>
-          <w:lang w:eastAsia="en-IN"/>
-        </w:rPr>
-        <w:t>new</w:t>
-      </w:r>
-      <w:r>
-        <w:rPr>
-          <w:rFonts w:ascii="Comic Sans MS" w:eastAsia="Times New Roman" w:hAnsi="Comic Sans MS" w:cs="Times New Roman"/>
-          <w:color w:val="CCCCCC"/>
-          <w:sz w:val="20"/>
-          <w:szCs w:val="21"/>
-          <w:lang w:eastAsia="en-IN"/>
-        </w:rPr>
-        <w:t xml:space="preserve"> </w:t>
-      </w:r>
-      <w:r>
-        <w:rPr>
-          <w:rFonts w:ascii="Comic Sans MS" w:eastAsia="Times New Roman" w:hAnsi="Comic Sans MS" w:cs="Times New Roman"/>
-          <w:color w:val="4EC9B0"/>
-          <w:sz w:val="20"/>
-          <w:szCs w:val="21"/>
-          <w:lang w:eastAsia="en-IN"/>
-        </w:rPr>
-        <w:t>Student</w:t>
-      </w:r>
-      <w:r>
-        <w:rPr>
-          <w:rFonts w:ascii="Comic Sans MS" w:eastAsia="Times New Roman" w:hAnsi="Comic Sans MS" w:cs="Times New Roman"/>
-          <w:color w:val="CCCCCC"/>
-          <w:sz w:val="20"/>
-          <w:szCs w:val="21"/>
-          <w:lang w:eastAsia="en-IN"/>
-        </w:rPr>
-        <w:t>(</w:t>
-      </w:r>
-      <w:r>
-        <w:rPr>
-          <w:rFonts w:ascii="Comic Sans MS" w:eastAsia="Times New Roman" w:hAnsi="Comic Sans MS" w:cs="Times New Roman"/>
-          <w:color w:val="B5CEA8"/>
-          <w:sz w:val="20"/>
-          <w:szCs w:val="21"/>
-          <w:lang w:eastAsia="en-IN"/>
-        </w:rPr>
-        <w:t>1</w:t>
-      </w:r>
-      <w:r>
-        <w:rPr>
-          <w:rFonts w:ascii="Comic Sans MS" w:eastAsia="Times New Roman" w:hAnsi="Comic Sans MS" w:cs="Times New Roman"/>
-          <w:color w:val="CCCCCC"/>
-          <w:sz w:val="20"/>
-          <w:szCs w:val="21"/>
-          <w:lang w:eastAsia="en-IN"/>
-        </w:rPr>
-        <w:t xml:space="preserve">, </w:t>
-      </w:r>
-      <w:r>
-        <w:rPr>
-          <w:rFonts w:ascii="Comic Sans MS" w:eastAsia="Times New Roman" w:hAnsi="Comic Sans MS" w:cs="Times New Roman"/>
-          <w:color w:val="CE9178"/>
-          <w:sz w:val="20"/>
-          <w:szCs w:val="21"/>
-          <w:lang w:eastAsia="en-IN"/>
-        </w:rPr>
-        <w:t>"Anita"</w:t>
-      </w:r>
-      <w:r>
-        <w:rPr>
-          <w:rFonts w:ascii="Comic Sans MS" w:eastAsia="Times New Roman" w:hAnsi="Comic Sans MS" w:cs="Times New Roman"/>
-          <w:color w:val="CCCCCC"/>
-          <w:sz w:val="20"/>
-          <w:szCs w:val="21"/>
-          <w:lang w:eastAsia="en-IN"/>
-        </w:rPr>
-        <w:t>));</w:t>
-      </w:r>
-    </w:p>
-    <w:p>
-      <w:pPr>
-        <w:shd w:val="clear" w:color="auto" w:fill="1F1F1F"/>
-        <w:spacing w:after="0" w:line="285" w:lineRule="atLeast"/>
-        <w:rPr>
-          <w:rFonts w:ascii="Comic Sans MS" w:eastAsia="Times New Roman" w:hAnsi="Comic Sans MS" w:cs="Times New Roman"/>
-          <w:color w:val="6A9955"/>
-          <w:sz w:val="20"/>
-          <w:szCs w:val="21"/>
-          <w:lang w:eastAsia="en-IN"/>
-        </w:rPr>
-      </w:pPr>
-      <w:proofErr w:type="spellStart"/>
-      <w:proofErr w:type="gramStart"/>
-      <w:r>
-        <w:rPr>
-          <w:rFonts w:ascii="Comic Sans MS" w:eastAsia="Times New Roman" w:hAnsi="Comic Sans MS" w:cs="Times New Roman"/>
-          <w:color w:val="4EC9B0"/>
-          <w:sz w:val="20"/>
-          <w:szCs w:val="21"/>
-          <w:lang w:eastAsia="en-IN"/>
-        </w:rPr>
-        <w:t>Collections</w:t>
-      </w:r>
-      <w:r>
-        <w:rPr>
-          <w:rFonts w:ascii="Comic Sans MS" w:eastAsia="Times New Roman" w:hAnsi="Comic Sans MS" w:cs="Times New Roman"/>
-          <w:color w:val="CCCCCC"/>
-          <w:sz w:val="20"/>
-          <w:szCs w:val="21"/>
-          <w:lang w:eastAsia="en-IN"/>
-        </w:rPr>
-        <w:t>.</w:t>
-      </w:r>
-      <w:r>
-        <w:rPr>
-          <w:rFonts w:ascii="Comic Sans MS" w:eastAsia="Times New Roman" w:hAnsi="Comic Sans MS" w:cs="Times New Roman"/>
-          <w:color w:val="DCDCAA"/>
-          <w:sz w:val="20"/>
-          <w:szCs w:val="21"/>
-          <w:lang w:eastAsia="en-IN"/>
-        </w:rPr>
-        <w:t>sort</w:t>
-      </w:r>
-      <w:proofErr w:type="spellEnd"/>
-      <w:r>
-        <w:rPr>
-          <w:rFonts w:ascii="Comic Sans MS" w:eastAsia="Times New Roman" w:hAnsi="Comic Sans MS" w:cs="Times New Roman"/>
-          <w:color w:val="CCCCCC"/>
-          <w:sz w:val="20"/>
-          <w:szCs w:val="21"/>
-          <w:lang w:eastAsia="en-IN"/>
-        </w:rPr>
-        <w:t>(</w:t>
-      </w:r>
-      <w:proofErr w:type="gramEnd"/>
-      <w:r>
-        <w:rPr>
-          <w:rFonts w:ascii="Comic Sans MS" w:eastAsia="Times New Roman" w:hAnsi="Comic Sans MS" w:cs="Times New Roman"/>
-          <w:color w:val="CCCCCC"/>
-          <w:sz w:val="20"/>
-          <w:szCs w:val="21"/>
-          <w:lang w:eastAsia="en-IN"/>
-        </w:rPr>
-        <w:t xml:space="preserve">list, </w:t>
+        <w:t xml:space="preserve">(list, </w:t>
       </w:r>
       <w:r>
         <w:rPr>
@@ -5183,7 +5099,6 @@
           <w:lang w:eastAsia="en-IN"/>
         </w:rPr>
       </w:pPr>
-      <w:proofErr w:type="gramStart"/>
       <w:r>
         <w:rPr>
           <w:rFonts w:ascii="Courier New" w:eastAsia="Times New Roman" w:hAnsi="Courier New" w:cs="Courier New"/>
@@ -5192,18 +5107,7 @@
           <w:szCs w:val="20"/>
           <w:lang w:eastAsia="en-IN"/>
         </w:rPr>
-        <w:t>import</w:t>
-      </w:r>
-      <w:proofErr w:type="gramEnd"/>
-      <w:r>
-        <w:rPr>
-          <w:rFonts w:ascii="Courier New" w:eastAsia="Times New Roman" w:hAnsi="Courier New" w:cs="Courier New"/>
-          <w:color w:val="CF8E6D"/>
-          <w:sz w:val="20"/>
-          <w:szCs w:val="20"/>
-          <w:lang w:eastAsia="en-IN"/>
-        </w:rPr>
-        <w:t xml:space="preserve"> </w:t>
+        <w:t xml:space="preserve">import </w:t>
       </w:r>
       <w:proofErr w:type="spellStart"/>
       <w:r>
@@ -5751,7 +5655,6 @@
           <w:lang w:eastAsia="en-IN"/>
         </w:rPr>
       </w:pPr>
-      <w:proofErr w:type="gramStart"/>
       <w:r>
         <w:rPr>
           <w:rFonts w:ascii="Courier New" w:eastAsia="Times New Roman" w:hAnsi="Courier New" w:cs="Courier New"/>
@@ -5760,18 +5663,7 @@
           <w:szCs w:val="20"/>
           <w:lang w:eastAsia="en-IN"/>
         </w:rPr>
-        <w:t>public</w:t>
-      </w:r>
-      <w:proofErr w:type="gramEnd"/>
-      <w:r>
-        <w:rPr>
-          <w:rFonts w:ascii="Courier New" w:eastAsia="Times New Roman" w:hAnsi="Courier New" w:cs="Courier New"/>
-          <w:color w:val="CF8E6D"/>
-          <w:sz w:val="20"/>
-          <w:szCs w:val="20"/>
-          <w:lang w:eastAsia="en-IN"/>
-        </w:rPr>
-        <w:t xml:space="preserve"> class </w:t>
+        <w:t xml:space="preserve">public class </w:t>
       </w:r>
       <w:proofErr w:type="spellStart"/>
       <w:r>
@@ -7244,7 +7136,6 @@
         </w:rPr>
         <w:br/>
       </w:r>
-      <w:proofErr w:type="gramStart"/>
       <w:r>
         <w:rPr>
           <w:rFonts w:ascii="Courier New" w:eastAsia="Times New Roman" w:hAnsi="Courier New" w:cs="Courier New"/>
@@ -7253,18 +7144,7 @@
           <w:szCs w:val="20"/>
           <w:lang w:eastAsia="en-IN"/>
         </w:rPr>
-        <w:t>public</w:t>
-      </w:r>
-      <w:proofErr w:type="gramEnd"/>
-      <w:r>
-        <w:rPr>
-          <w:rFonts w:ascii="Courier New" w:eastAsia="Times New Roman" w:hAnsi="Courier New" w:cs="Courier New"/>
-          <w:color w:val="CF8E6D"/>
-          <w:sz w:val="20"/>
-          <w:szCs w:val="20"/>
-          <w:lang w:eastAsia="en-IN"/>
-        </w:rPr>
-        <w:t xml:space="preserve"> class </w:t>
+        <w:t xml:space="preserve">public class </w:t>
       </w:r>
       <w:proofErr w:type="spellStart"/>
       <w:r>
@@ -8014,29 +7894,7 @@
           <w:szCs w:val="24"/>
           <w:lang w:eastAsia="en-IN"/>
         </w:rPr>
-        <w:t xml:space="preserve"> and uses </w:t>
-      </w:r>
-      <w:proofErr w:type="gramStart"/>
-      <w:r>
-        <w:rPr>
-          <w:rFonts w:ascii="Comic Sans MS" w:eastAsia="Times New Roman" w:hAnsi="Comic Sans MS" w:cstheme="majorHAnsi"/>
-          <w:bCs/>
-          <w:sz w:val="24"/>
-          <w:szCs w:val="24"/>
-          <w:lang w:eastAsia="en-IN"/>
-        </w:rPr>
-        <w:t>the :</w:t>
-      </w:r>
-      <w:proofErr w:type="gramEnd"/>
-      <w:r>
-        <w:rPr>
-          <w:rFonts w:ascii="Comic Sans MS" w:eastAsia="Times New Roman" w:hAnsi="Comic Sans MS" w:cstheme="majorHAnsi"/>
-          <w:bCs/>
-          <w:sz w:val="24"/>
-          <w:szCs w:val="24"/>
-          <w:lang w:eastAsia="en-IN"/>
-        </w:rPr>
-        <w:t>: operator.</w:t>
+        <w:t xml:space="preserve"> and uses the :: operator.</w:t>
       </w:r>
     </w:p>
     <w:p>
@@ -9041,7 +8899,6 @@
         <w:t xml:space="preserve">= </w:t>
       </w:r>
       <w:proofErr w:type="spellStart"/>
-      <w:proofErr w:type="gramStart"/>
       <w:r>
         <w:rPr>
           <w:rFonts w:ascii="Courier New" w:eastAsia="Times New Roman" w:hAnsi="Courier New" w:cs="Courier New"/>
@@ -9063,7 +8920,6 @@
         </w:rPr>
         <w:t>(</w:t>
       </w:r>
-      <w:proofErr w:type="gramEnd"/>
       <w:r>
         <w:rPr>
           <w:rFonts w:ascii="Courier New" w:eastAsia="Times New Roman" w:hAnsi="Courier New" w:cs="Courier New"/>
@@ -9767,7 +9623,6 @@
         </w:rPr>
         <w:t>"Hello"</w:t>
       </w:r>
-      <w:proofErr w:type="gramStart"/>
       <w:r>
         <w:rPr>
           <w:rFonts w:ascii="Courier New" w:eastAsia="Times New Roman" w:hAnsi="Courier New" w:cs="Courier New"/>
@@ -9778,7 +9633,6 @@
         </w:rPr>
         <w:t>;</w:t>
       </w:r>
-      <w:proofErr w:type="gramEnd"/>
       <w:r>
         <w:rPr>
           <w:rFonts w:ascii="Courier New" w:eastAsia="Times New Roman" w:hAnsi="Courier New" w:cs="Courier New"/>
@@ -10390,7 +10244,6 @@
         <w:t>getName</w:t>
       </w:r>
       <w:proofErr w:type="spellEnd"/>
-      <w:proofErr w:type="gramStart"/>
       <w:r>
         <w:rPr>
           <w:rFonts w:ascii="Courier New" w:eastAsia="Times New Roman" w:hAnsi="Courier New" w:cs="Courier New"/>
@@ -10401,7 +10254,6 @@
         </w:rPr>
         <w:t>;</w:t>
       </w:r>
-      <w:proofErr w:type="gramEnd"/>
       <w:r>
         <w:rPr>
           <w:rFonts w:ascii="Courier New" w:eastAsia="Times New Roman" w:hAnsi="Courier New" w:cs="Courier New"/>
@@ -11110,6 +10962,32 @@
     </w:p>
     <w:p>
       <w:pPr>
+        <w:numPr>
+          <w:ilvl w:val="0"/>
+          <w:numId w:val="18"/>
+        </w:numPr>
+        <w:spacing w:after="0" w:line="240" w:lineRule="auto"/>
+        <w:rPr>
+          <w:rFonts w:ascii="Comic Sans MS" w:eastAsia="Times New Roman" w:hAnsi="Comic Sans MS" w:cstheme="majorHAnsi"/>
+          <w:bCs/>
+          <w:sz w:val="24"/>
+          <w:szCs w:val="24"/>
+          <w:lang w:eastAsia="en-IN"/>
+        </w:rPr>
+      </w:pPr>
+      <w:r>
+        <w:rPr>
+          <w:rFonts w:ascii="Comic Sans MS" w:eastAsia="Times New Roman" w:hAnsi="Comic Sans MS" w:cstheme="majorHAnsi"/>
+          <w:bCs/>
+          <w:sz w:val="24"/>
+          <w:szCs w:val="24"/>
+          <w:lang w:eastAsia="en-IN"/>
+        </w:rPr>
+        <w:t>When code has large exception handling logic.</w:t>
+      </w:r>
+    </w:p>
+    <w:p>
+      <w:pPr>
         <w:spacing w:after="0" w:line="240" w:lineRule="auto"/>
         <w:rPr>
           <w:rFonts w:ascii="Comic Sans MS" w:eastAsia="Times New Roman" w:hAnsi="Comic Sans MS" w:cstheme="majorHAnsi"/>
@@ -11195,29 +11073,7 @@
           <w:szCs w:val="24"/>
           <w:lang w:eastAsia="en-IN"/>
         </w:rPr>
-        <w:t xml:space="preserve">A lambda can throw checked exceptions only when </w:t>
-      </w:r>
-      <w:proofErr w:type="gramStart"/>
-      <w:r>
-        <w:rPr>
-          <w:rFonts w:ascii="Comic Sans MS" w:eastAsia="Times New Roman" w:hAnsi="Comic Sans MS" w:cstheme="majorHAnsi"/>
-          <w:bCs/>
-          <w:sz w:val="24"/>
-          <w:szCs w:val="24"/>
-          <w:lang w:eastAsia="en-IN"/>
-        </w:rPr>
-        <w:t>its</w:t>
-      </w:r>
-      <w:proofErr w:type="gramEnd"/>
-      <w:r>
-        <w:rPr>
-          <w:rFonts w:ascii="Comic Sans MS" w:eastAsia="Times New Roman" w:hAnsi="Comic Sans MS" w:cstheme="majorHAnsi"/>
-          <w:bCs/>
-          <w:sz w:val="24"/>
-          <w:szCs w:val="24"/>
-          <w:lang w:eastAsia="en-IN"/>
-        </w:rPr>
-        <w:t xml:space="preserve"> functional interface method declares those exceptions; otherwise, you must handle them inside the lambda or use a suitable custom functional interface.</w:t>
+        <w:t>A lambda can throw checked exceptions only when its functional interface method declares those exceptions; otherwise, you must handle them inside the lambda or use a suitable custom functional interface.</w:t>
       </w:r>
     </w:p>
     <w:p>
@@ -11248,25 +11104,7 @@
           <w:color w:val="BCBEC4"/>
           <w:szCs w:val="24"/>
         </w:rPr>
-        <w:t>Callable&lt;Integer&gt; task = (</w:t>
-      </w:r>
-      <w:proofErr w:type="gramStart"/>
-      <w:r>
-        <w:rPr>
-          <w:rFonts w:ascii="Comic Sans MS" w:hAnsi="Comic Sans MS"/>
-          <w:color w:val="BCBEC4"/>
-          <w:szCs w:val="24"/>
-        </w:rPr>
-        <w:t>)-</w:t>
-      </w:r>
-      <w:proofErr w:type="gramEnd"/>
-      <w:r>
-        <w:rPr>
-          <w:rFonts w:ascii="Comic Sans MS" w:hAnsi="Comic Sans MS"/>
-          <w:color w:val="BCBEC4"/>
-          <w:szCs w:val="24"/>
-        </w:rPr>
-        <w:t>&gt; {</w:t>
+        <w:t>Callable&lt;Integer&gt; task = ()-&gt; {</w:t>
       </w:r>
       <w:r>
         <w:rPr>
@@ -11383,7 +11221,7 @@
         <w:rPr>
           <w:rFonts w:ascii="Comic Sans MS" w:eastAsia="Times New Roman" w:hAnsi="Comic Sans MS" w:cstheme="majorHAnsi"/>
           <w:bCs/>
-          <w:sz w:val="24"/>
+          <w:sz w:val="16"/>
           <w:szCs w:val="24"/>
           <w:lang w:eastAsia="en-IN"/>
         </w:rPr>
@@ -11427,25 +11265,7 @@
           <w:color w:val="BCBEC4"/>
           <w:szCs w:val="24"/>
         </w:rPr>
-        <w:t>Runnable task = (</w:t>
-      </w:r>
-      <w:proofErr w:type="gramStart"/>
-      <w:r>
-        <w:rPr>
-          <w:rFonts w:ascii="Comic Sans MS" w:hAnsi="Comic Sans MS"/>
-          <w:color w:val="BCBEC4"/>
-          <w:szCs w:val="24"/>
-        </w:rPr>
-        <w:t>)-</w:t>
-      </w:r>
-      <w:proofErr w:type="gramEnd"/>
-      <w:r>
-        <w:rPr>
-          <w:rFonts w:ascii="Comic Sans MS" w:hAnsi="Comic Sans MS"/>
-          <w:color w:val="BCBEC4"/>
-          <w:szCs w:val="24"/>
-        </w:rPr>
-        <w:t>&gt; {</w:t>
+        <w:t>Runnable task = ()-&gt; {</w:t>
       </w:r>
       <w:r>
         <w:rPr>
@@ -11636,7 +11456,6 @@
         <w:t xml:space="preserve">        </w:t>
       </w:r>
       <w:proofErr w:type="spellStart"/>
-      <w:proofErr w:type="gramStart"/>
       <w:r>
         <w:rPr>
           <w:rFonts w:ascii="Comic Sans MS" w:hAnsi="Comic Sans MS"/>
@@ -11652,16 +11471,7 @@
           <w:color w:val="BCBEC4"/>
           <w:szCs w:val="24"/>
         </w:rPr>
-        <w:t>(</w:t>
-      </w:r>
-      <w:proofErr w:type="gramEnd"/>
-      <w:r>
-        <w:rPr>
-          <w:rFonts w:ascii="Comic Sans MS" w:hAnsi="Comic Sans MS"/>
-          <w:color w:val="BCBEC4"/>
-          <w:szCs w:val="24"/>
-        </w:rPr>
-        <w:t>);</w:t>
+        <w:t>();</w:t>
       </w:r>
       <w:r>
         <w:rPr>
@@ -11909,23 +11719,13 @@
           <w:szCs w:val="24"/>
         </w:rPr>
       </w:pPr>
-      <w:proofErr w:type="gramStart"/>
       <w:r>
         <w:rPr>
           <w:rFonts w:ascii="Comic Sans MS" w:hAnsi="Comic Sans MS"/>
           <w:color w:val="CF8E6D"/>
           <w:szCs w:val="24"/>
         </w:rPr>
-        <w:t>final</w:t>
-      </w:r>
-      <w:proofErr w:type="gramEnd"/>
-      <w:r>
-        <w:rPr>
-          <w:rFonts w:ascii="Comic Sans MS" w:hAnsi="Comic Sans MS"/>
-          <w:color w:val="CF8E6D"/>
-          <w:szCs w:val="24"/>
-        </w:rPr>
-        <w:t xml:space="preserve"> </w:t>
+        <w:t xml:space="preserve">final </w:t>
       </w:r>
       <w:proofErr w:type="spellStart"/>
       <w:r>
@@ -12128,7 +11928,6 @@
         </w:rPr>
       </w:pPr>
       <w:proofErr w:type="spellStart"/>
-      <w:proofErr w:type="gramStart"/>
       <w:r>
         <w:rPr>
           <w:rFonts w:ascii="Comic Sans MS" w:hAnsi="Comic Sans MS"/>
@@ -12138,7 +11937,6 @@
         <w:t>int</w:t>
       </w:r>
       <w:proofErr w:type="spellEnd"/>
-      <w:proofErr w:type="gramEnd"/>
       <w:r>
         <w:rPr>
           <w:rFonts w:ascii="Comic Sans MS" w:hAnsi="Comic Sans MS"/>
@@ -12311,7 +12109,6 @@
         </w:rPr>
       </w:pPr>
       <w:proofErr w:type="spellStart"/>
-      <w:proofErr w:type="gramStart"/>
       <w:r>
         <w:rPr>
           <w:rFonts w:ascii="Comic Sans MS" w:hAnsi="Comic Sans MS"/>
@@ -12321,7 +12118,6 @@
         <w:t>int</w:t>
       </w:r>
       <w:proofErr w:type="spellEnd"/>
-      <w:proofErr w:type="gramEnd"/>
       <w:r>
         <w:rPr>
           <w:rFonts w:ascii="Comic Sans MS" w:hAnsi="Comic Sans MS"/>
@@ -12379,18 +12175,8 @@
           <w:color w:val="2AACB8"/>
           <w:szCs w:val="24"/>
         </w:rPr>
-        <w:t>4</w:t>
-      </w:r>
-      <w:proofErr w:type="gramStart"/>
-      <w:r>
-        <w:rPr>
-          <w:rFonts w:ascii="Comic Sans MS" w:hAnsi="Comic Sans MS"/>
-          <w:color w:val="2AACB8"/>
-          <w:szCs w:val="24"/>
-        </w:rPr>
-        <w:t>;</w:t>
-      </w:r>
-      <w:proofErr w:type="gramEnd"/>
+        <w:t>4;</w:t>
+      </w:r>
       <w:r>
         <w:rPr>
           <w:rFonts w:ascii="Comic Sans MS" w:hAnsi="Comic Sans MS"/>
@@ -12506,6 +12292,7 @@
         <w:rPr>
           <w:rFonts w:ascii="Comic Sans MS" w:eastAsia="Times New Roman" w:hAnsi="Comic Sans MS" w:cstheme="majorHAnsi"/>
           <w:bCs/>
+          <w:noProof/>
           <w:sz w:val="24"/>
           <w:szCs w:val="24"/>
           <w:lang w:eastAsia="en-IN"/>
@@ -12615,29 +12402,7 @@
           <w:szCs w:val="24"/>
           <w:lang w:eastAsia="en-IN"/>
         </w:rPr>
-        <w:t xml:space="preserve"> A lambda can capture local variables, instance fields, and static fields. The final/effectively-final restriction applies to </w:t>
-      </w:r>
-      <w:proofErr w:type="gramStart"/>
-      <w:r>
-        <w:rPr>
-          <w:rFonts w:ascii="Comic Sans MS" w:eastAsia="Times New Roman" w:hAnsi="Comic Sans MS" w:cstheme="majorHAnsi"/>
-          <w:bCs/>
-          <w:sz w:val="24"/>
-          <w:szCs w:val="24"/>
-          <w:lang w:eastAsia="en-IN"/>
-        </w:rPr>
-        <w:t>captured</w:t>
-      </w:r>
-      <w:proofErr w:type="gramEnd"/>
-      <w:r>
-        <w:rPr>
-          <w:rFonts w:ascii="Comic Sans MS" w:eastAsia="Times New Roman" w:hAnsi="Comic Sans MS" w:cstheme="majorHAnsi"/>
-          <w:bCs/>
-          <w:sz w:val="24"/>
-          <w:szCs w:val="24"/>
-          <w:lang w:eastAsia="en-IN"/>
-        </w:rPr>
-        <w:t xml:space="preserve"> local variables, not fields.</w:t>
+        <w:t xml:space="preserve"> A lambda can capture local variables, instance fields, and static fields. The final/effectively-final restriction applies to captured local variables, not fields.</w:t>
       </w:r>
     </w:p>
     <w:p>
@@ -12711,8 +12476,6 @@
         </w:rPr>
       </w:pPr>
       <w:bookmarkStart w:id="5" w:name="_Toc240363948"/>
-      <w:bookmarkStart w:id="6" w:name="_GoBack"/>
-      <w:bookmarkEnd w:id="6"/>
       <w:r>
         <w:rPr>
           <w:rFonts w:ascii="Comic Sans MS" w:hAnsi="Comic Sans MS"/>
@@ -12756,7 +12519,7 @@
           <w:lang w:eastAsia="en-IN"/>
         </w:rPr>
       </w:pPr>
-      <w:bookmarkStart w:id="7" w:name="_Toc240363949"/>
+      <w:bookmarkStart w:id="6" w:name="_Toc240363949"/>
       <w:r>
         <w:rPr>
           <w:rFonts w:ascii="Comic Sans MS" w:hAnsi="Comic Sans MS" w:cs="Segoe UI Symbol"/>
@@ -12771,7 +12534,7 @@
         </w:rPr>
         <w:t xml:space="preserve">. </w:t>
       </w:r>
-      <w:bookmarkEnd w:id="7"/>
+      <w:bookmarkEnd w:id="6"/>
       <w:r>
         <w:rPr>
           <w:rFonts w:ascii="Comic Sans MS" w:hAnsi="Comic Sans MS" w:cs="Segoe UI Symbol"/>
@@ -13691,18 +13454,6 @@
     </w:p>
     <w:p>
       <w:pPr>
-        <w:spacing w:after="0" w:line="240" w:lineRule="auto"/>
-        <w:rPr>
-          <w:rFonts w:ascii="Comic Sans MS" w:eastAsia="Times New Roman" w:hAnsi="Comic Sans MS" w:cstheme="majorHAnsi"/>
-          <w:bCs/>
-          <w:sz w:val="24"/>
-          <w:szCs w:val="24"/>
-          <w:lang w:eastAsia="en-IN"/>
-        </w:rPr>
-      </w:pPr>
-    </w:p>
-    <w:p>
-      <w:pPr>
         <w:pStyle w:val="Heading2"/>
         <w:spacing w:after="240"/>
         <w:rPr>
@@ -13732,44 +13483,124 @@
           <w:rFonts w:ascii="Comic Sans MS" w:hAnsi="Comic Sans MS" w:cs="Segoe UI Symbol"/>
           <w:sz w:val="28"/>
         </w:rPr>
-        <w:t xml:space="preserve">Difference between </w:t>
-      </w:r>
-      <w:proofErr w:type="gramStart"/>
+        <w:t xml:space="preserve">Difference between map() and </w:t>
+      </w:r>
+      <w:proofErr w:type="spellStart"/>
       <w:r>
         <w:rPr>
           <w:rFonts w:ascii="Comic Sans MS" w:hAnsi="Comic Sans MS" w:cs="Segoe UI Symbol"/>
           <w:sz w:val="28"/>
         </w:rPr>
-        <w:t>map(</w:t>
-      </w:r>
-      <w:proofErr w:type="gramEnd"/>
+        <w:t>flatMap</w:t>
+      </w:r>
+      <w:proofErr w:type="spellEnd"/>
       <w:r>
         <w:rPr>
           <w:rFonts w:ascii="Comic Sans MS" w:hAnsi="Comic Sans MS" w:cs="Segoe UI Symbol"/>
           <w:sz w:val="28"/>
         </w:rPr>
-        <w:t xml:space="preserve">) and </w:t>
-      </w:r>
-      <w:proofErr w:type="spellStart"/>
+        <w:t>().</w:t>
+      </w:r>
       <w:r>
         <w:rPr>
           <w:rFonts w:ascii="Comic Sans MS" w:hAnsi="Comic Sans MS" w:cs="Segoe UI Symbol"/>
           <w:sz w:val="28"/>
         </w:rPr>
+        <w:t xml:space="preserve"> </w:t>
+      </w:r>
+    </w:p>
+    <w:p>
+      <w:pPr>
+        <w:spacing w:after="0" w:line="240" w:lineRule="auto"/>
+        <w:rPr>
+          <w:rFonts w:ascii="Comic Sans MS" w:eastAsia="Times New Roman" w:hAnsi="Comic Sans MS" w:cstheme="majorHAnsi"/>
+          <w:bCs/>
+          <w:sz w:val="24"/>
+          <w:szCs w:val="24"/>
+          <w:lang w:eastAsia="en-IN"/>
+        </w:rPr>
+      </w:pPr>
+      <w:r>
+        <w:rPr>
+          <w:rFonts w:ascii="Comic Sans MS" w:eastAsia="Times New Roman" w:hAnsi="Comic Sans MS" w:cstheme="majorHAnsi"/>
+          <w:bCs/>
+          <w:sz w:val="24"/>
+          <w:szCs w:val="24"/>
+          <w:lang w:eastAsia="en-IN"/>
+        </w:rPr>
+        <w:t xml:space="preserve">map() </w:t>
+      </w:r>
+      <w:r>
+        <w:rPr>
+          <w:rFonts w:ascii="Comic Sans MS" w:eastAsia="Times New Roman" w:hAnsi="Comic Sans MS" w:cstheme="majorHAnsi"/>
+          <w:b/>
+          <w:bCs/>
+          <w:sz w:val="24"/>
+          <w:szCs w:val="24"/>
+          <w:lang w:eastAsia="en-IN"/>
+        </w:rPr>
+        <w:t>transforms each element into one result</w:t>
+      </w:r>
+      <w:r>
+        <w:rPr>
+          <w:rFonts w:ascii="Comic Sans MS" w:eastAsia="Times New Roman" w:hAnsi="Comic Sans MS" w:cstheme="majorHAnsi"/>
+          <w:bCs/>
+          <w:sz w:val="24"/>
+          <w:szCs w:val="24"/>
+          <w:lang w:eastAsia="en-IN"/>
+        </w:rPr>
+        <w:t xml:space="preserve">, while </w:t>
+      </w:r>
+      <w:proofErr w:type="spellStart"/>
+      <w:r>
+        <w:rPr>
+          <w:rFonts w:ascii="Comic Sans MS" w:eastAsia="Times New Roman" w:hAnsi="Comic Sans MS" w:cstheme="majorHAnsi"/>
+          <w:bCs/>
+          <w:sz w:val="24"/>
+          <w:szCs w:val="24"/>
+          <w:lang w:eastAsia="en-IN"/>
+        </w:rPr>
         <w:t>flatMap</w:t>
       </w:r>
       <w:proofErr w:type="spellEnd"/>
       <w:r>
         <w:rPr>
-          <w:rFonts w:ascii="Comic Sans MS" w:hAnsi="Comic Sans MS" w:cs="Segoe UI Symbol"/>
-          <w:sz w:val="28"/>
-        </w:rPr>
-        <w:t>().</w:t>
-      </w:r>
-      <w:r>
-        <w:rPr>
-          <w:rFonts w:ascii="Comic Sans MS" w:hAnsi="Comic Sans MS" w:cs="Segoe UI Symbol"/>
-          <w:sz w:val="28"/>
+          <w:rFonts w:ascii="Comic Sans MS" w:eastAsia="Times New Roman" w:hAnsi="Comic Sans MS" w:cstheme="majorHAnsi"/>
+          <w:bCs/>
+          <w:sz w:val="24"/>
+          <w:szCs w:val="24"/>
+          <w:lang w:eastAsia="en-IN"/>
+        </w:rPr>
+        <w:t xml:space="preserve">() transforms each element into a </w:t>
+      </w:r>
+      <w:r>
+        <w:rPr>
+          <w:rFonts w:ascii="Comic Sans MS" w:eastAsia="Times New Roman" w:hAnsi="Comic Sans MS" w:cstheme="majorHAnsi"/>
+          <w:b/>
+          <w:bCs/>
+          <w:sz w:val="24"/>
+          <w:szCs w:val="24"/>
+          <w:lang w:eastAsia="en-IN"/>
+        </w:rPr>
+        <w:t>Stream/collection of results and then flattens them into a single Stream</w:t>
+      </w:r>
+      <w:r>
+        <w:rPr>
+          <w:rFonts w:ascii="Comic Sans MS" w:eastAsia="Times New Roman" w:hAnsi="Comic Sans MS" w:cstheme="majorHAnsi"/>
+          <w:bCs/>
+          <w:sz w:val="24"/>
+          <w:szCs w:val="24"/>
+          <w:lang w:eastAsia="en-IN"/>
+        </w:rPr>
+        <w:t>.</w:t>
+      </w:r>
+      <w:r>
+        <w:rPr>
+          <w:rFonts w:ascii="Comic Sans MS" w:eastAsia="Times New Roman" w:hAnsi="Comic Sans MS" w:cstheme="majorHAnsi"/>
+          <w:bCs/>
+          <w:sz w:val="24"/>
+          <w:szCs w:val="24"/>
+          <w:lang w:eastAsia="en-IN"/>
         </w:rPr>
         <w:t xml:space="preserve"> </w:t>
       </w:r>
@@ -13785,28 +13616,6 @@
           <w:lang w:eastAsia="en-IN"/>
         </w:rPr>
       </w:pPr>
-      <w:proofErr w:type="gramStart"/>
-      <w:r>
-        <w:rPr>
-          <w:rFonts w:ascii="Comic Sans MS" w:eastAsia="Times New Roman" w:hAnsi="Comic Sans MS" w:cstheme="majorHAnsi"/>
-          <w:bCs/>
-          <w:sz w:val="24"/>
-          <w:szCs w:val="24"/>
-          <w:lang w:eastAsia="en-IN"/>
-        </w:rPr>
-        <w:t>map(</w:t>
-      </w:r>
-      <w:proofErr w:type="gramEnd"/>
-      <w:r>
-        <w:rPr>
-          <w:rFonts w:ascii="Comic Sans MS" w:eastAsia="Times New Roman" w:hAnsi="Comic Sans MS" w:cstheme="majorHAnsi"/>
-          <w:bCs/>
-          <w:sz w:val="24"/>
-          <w:szCs w:val="24"/>
-          <w:lang w:eastAsia="en-IN"/>
-        </w:rPr>
-        <w:t xml:space="preserve">) </w:t>
-      </w:r>
       <w:r>
         <w:rPr>
           <w:rFonts w:ascii="Comic Sans MS" w:eastAsia="Times New Roman" w:hAnsi="Comic Sans MS" w:cstheme="majorHAnsi"/>
@@ -13816,106 +13625,7 @@
           <w:szCs w:val="24"/>
           <w:lang w:eastAsia="en-IN"/>
         </w:rPr>
-        <w:t>transforms each element into one result</w:t>
-      </w:r>
-      <w:r>
-        <w:rPr>
-          <w:rFonts w:ascii="Comic Sans MS" w:eastAsia="Times New Roman" w:hAnsi="Comic Sans MS" w:cstheme="majorHAnsi"/>
-          <w:bCs/>
-          <w:sz w:val="24"/>
-          <w:szCs w:val="24"/>
-          <w:lang w:eastAsia="en-IN"/>
-        </w:rPr>
-        <w:t xml:space="preserve">, while </w:t>
-      </w:r>
-      <w:proofErr w:type="spellStart"/>
-      <w:r>
-        <w:rPr>
-          <w:rFonts w:ascii="Comic Sans MS" w:eastAsia="Times New Roman" w:hAnsi="Comic Sans MS" w:cstheme="majorHAnsi"/>
-          <w:bCs/>
-          <w:sz w:val="24"/>
-          <w:szCs w:val="24"/>
-          <w:lang w:eastAsia="en-IN"/>
-        </w:rPr>
-        <w:t>flatMap</w:t>
-      </w:r>
-      <w:proofErr w:type="spellEnd"/>
-      <w:r>
-        <w:rPr>
-          <w:rFonts w:ascii="Comic Sans MS" w:eastAsia="Times New Roman" w:hAnsi="Comic Sans MS" w:cstheme="majorHAnsi"/>
-          <w:bCs/>
-          <w:sz w:val="24"/>
-          <w:szCs w:val="24"/>
-          <w:lang w:eastAsia="en-IN"/>
-        </w:rPr>
-        <w:t xml:space="preserve">() transforms each element into a </w:t>
-      </w:r>
-      <w:r>
-        <w:rPr>
-          <w:rFonts w:ascii="Comic Sans MS" w:eastAsia="Times New Roman" w:hAnsi="Comic Sans MS" w:cstheme="majorHAnsi"/>
-          <w:b/>
-          <w:bCs/>
-          <w:sz w:val="24"/>
-          <w:szCs w:val="24"/>
-          <w:lang w:eastAsia="en-IN"/>
-        </w:rPr>
-        <w:t>Stream/collection of results and then flattens them into a single Stream</w:t>
-      </w:r>
-      <w:r>
-        <w:rPr>
-          <w:rFonts w:ascii="Comic Sans MS" w:eastAsia="Times New Roman" w:hAnsi="Comic Sans MS" w:cstheme="majorHAnsi"/>
-          <w:bCs/>
-          <w:sz w:val="24"/>
-          <w:szCs w:val="24"/>
-          <w:lang w:eastAsia="en-IN"/>
-        </w:rPr>
-        <w:t>.</w:t>
-      </w:r>
-      <w:r>
-        <w:rPr>
-          <w:rFonts w:ascii="Comic Sans MS" w:eastAsia="Times New Roman" w:hAnsi="Comic Sans MS" w:cstheme="majorHAnsi"/>
-          <w:bCs/>
-          <w:sz w:val="24"/>
-          <w:szCs w:val="24"/>
-          <w:lang w:eastAsia="en-IN"/>
-        </w:rPr>
-        <w:t xml:space="preserve"> </w:t>
-      </w:r>
-    </w:p>
-    <w:p>
-      <w:pPr>
-        <w:spacing w:after="0" w:line="240" w:lineRule="auto"/>
-        <w:rPr>
-          <w:rFonts w:ascii="Comic Sans MS" w:eastAsia="Times New Roman" w:hAnsi="Comic Sans MS" w:cstheme="majorHAnsi"/>
-          <w:bCs/>
-          <w:sz w:val="24"/>
-          <w:szCs w:val="24"/>
-          <w:lang w:eastAsia="en-IN"/>
-        </w:rPr>
-      </w:pPr>
-      <w:proofErr w:type="gramStart"/>
-      <w:r>
-        <w:rPr>
-          <w:rFonts w:ascii="Comic Sans MS" w:eastAsia="Times New Roman" w:hAnsi="Comic Sans MS" w:cstheme="majorHAnsi"/>
-          <w:b/>
-          <w:bCs/>
-          <w:sz w:val="24"/>
-          <w:szCs w:val="24"/>
-          <w:lang w:eastAsia="en-IN"/>
-        </w:rPr>
-        <w:t>map(</w:t>
-      </w:r>
-      <w:proofErr w:type="gramEnd"/>
-      <w:r>
-        <w:rPr>
-          <w:rFonts w:ascii="Comic Sans MS" w:eastAsia="Times New Roman" w:hAnsi="Comic Sans MS" w:cstheme="majorHAnsi"/>
-          <w:b/>
-          <w:bCs/>
-          <w:sz w:val="24"/>
-          <w:szCs w:val="24"/>
-          <w:lang w:eastAsia="en-IN"/>
-        </w:rPr>
-        <w:t xml:space="preserve">) </w:t>
+        <w:t xml:space="preserve">map() </w:t>
       </w:r>
       <w:r>
         <w:rPr>
@@ -15177,7 +14887,7 @@
         <w:rPr>
           <w:rFonts w:ascii="Comic Sans MS" w:eastAsia="Times New Roman" w:hAnsi="Comic Sans MS" w:cstheme="majorHAnsi"/>
           <w:bCs/>
-          <w:sz w:val="24"/>
+          <w:sz w:val="32"/>
           <w:szCs w:val="24"/>
           <w:lang w:eastAsia="en-IN"/>
         </w:rPr>
@@ -15188,43 +14898,7 @@
         <w:spacing w:after="0" w:line="240" w:lineRule="auto"/>
         <w:rPr>
           <w:rFonts w:ascii="Comic Sans MS" w:eastAsia="Times New Roman" w:hAnsi="Comic Sans MS" w:cstheme="majorHAnsi"/>
-          <w:bCs/>
-          <w:sz w:val="24"/>
-          <w:szCs w:val="24"/>
-          <w:lang w:eastAsia="en-IN"/>
-        </w:rPr>
-      </w:pPr>
-    </w:p>
-    <w:p>
-      <w:pPr>
-        <w:spacing w:after="0" w:line="240" w:lineRule="auto"/>
-        <w:rPr>
-          <w:rFonts w:ascii="Comic Sans MS" w:eastAsia="Times New Roman" w:hAnsi="Comic Sans MS" w:cstheme="majorHAnsi"/>
-          <w:bCs/>
-          <w:sz w:val="24"/>
-          <w:szCs w:val="24"/>
-          <w:lang w:eastAsia="en-IN"/>
-        </w:rPr>
-      </w:pPr>
-    </w:p>
-    <w:p>
-      <w:pPr>
-        <w:spacing w:after="0" w:line="240" w:lineRule="auto"/>
-        <w:rPr>
-          <w:rFonts w:ascii="Comic Sans MS" w:eastAsia="Times New Roman" w:hAnsi="Comic Sans MS" w:cstheme="majorHAnsi"/>
-          <w:bCs/>
-          <w:sz w:val="24"/>
-          <w:szCs w:val="24"/>
-          <w:lang w:eastAsia="en-IN"/>
-        </w:rPr>
-      </w:pPr>
-    </w:p>
-    <w:p>
-      <w:pPr>
-        <w:spacing w:after="0" w:line="240" w:lineRule="auto"/>
-        <w:rPr>
-          <w:rFonts w:ascii="Comic Sans MS" w:eastAsia="Times New Roman" w:hAnsi="Comic Sans MS" w:cstheme="majorHAnsi"/>
-          <w:sz w:val="14"/>
+          <w:sz w:val="24"/>
           <w:szCs w:val="24"/>
           <w:lang w:eastAsia="en-IN"/>
         </w:rPr>
@@ -15309,29 +14983,7 @@
           <w:szCs w:val="24"/>
           <w:lang w:eastAsia="en-IN"/>
         </w:rPr>
-        <w:t xml:space="preserve">Examples include </w:t>
-      </w:r>
-      <w:proofErr w:type="gramStart"/>
-      <w:r>
-        <w:rPr>
-          <w:rFonts w:ascii="Comic Sans MS" w:eastAsia="Times New Roman" w:hAnsi="Comic Sans MS" w:cstheme="majorHAnsi"/>
-          <w:bCs/>
-          <w:sz w:val="24"/>
-          <w:szCs w:val="24"/>
-          <w:lang w:eastAsia="en-IN"/>
-        </w:rPr>
-        <w:t>sorted(</w:t>
-      </w:r>
-      <w:proofErr w:type="gramEnd"/>
-      <w:r>
-        <w:rPr>
-          <w:rFonts w:ascii="Comic Sans MS" w:eastAsia="Times New Roman" w:hAnsi="Comic Sans MS" w:cstheme="majorHAnsi"/>
-          <w:bCs/>
-          <w:sz w:val="24"/>
-          <w:szCs w:val="24"/>
-          <w:lang w:eastAsia="en-IN"/>
-        </w:rPr>
-        <w:t>), distinct(), and limit().</w:t>
+        <w:t>Examples include sorted(), distinct(), and limit().</w:t>
       </w:r>
     </w:p>
     <w:p>
@@ -15350,27 +15002,15 @@
           <w:lang w:eastAsia="en-IN"/>
         </w:rPr>
       </w:pPr>
-      <w:proofErr w:type="gramStart"/>
-      <w:r>
-        <w:rPr>
-          <w:rFonts w:ascii="Comic Sans MS" w:eastAsia="Times New Roman" w:hAnsi="Comic Sans MS" w:cstheme="majorHAnsi"/>
-          <w:bCs/>
-          <w:sz w:val="24"/>
-          <w:szCs w:val="24"/>
-          <w:lang w:eastAsia="en-IN"/>
-        </w:rPr>
-        <w:t>sorted(</w:t>
-      </w:r>
-      <w:proofErr w:type="gramEnd"/>
-      <w:r>
-        <w:rPr>
-          <w:rFonts w:ascii="Comic Sans MS" w:eastAsia="Times New Roman" w:hAnsi="Comic Sans MS" w:cstheme="majorHAnsi"/>
-          <w:bCs/>
-          <w:sz w:val="24"/>
-          <w:szCs w:val="24"/>
-          <w:lang w:eastAsia="en-IN"/>
-        </w:rPr>
-        <w:t>) — needs to consider elements to determine their order.</w:t>
+      <w:r>
+        <w:rPr>
+          <w:rFonts w:ascii="Comic Sans MS" w:eastAsia="Times New Roman" w:hAnsi="Comic Sans MS" w:cstheme="majorHAnsi"/>
+          <w:bCs/>
+          <w:sz w:val="24"/>
+          <w:szCs w:val="24"/>
+          <w:lang w:eastAsia="en-IN"/>
+        </w:rPr>
+        <w:t>sorted() — needs to consider elements to determine their order.</w:t>
       </w:r>
     </w:p>
     <w:p>
@@ -15389,27 +15029,15 @@
           <w:lang w:eastAsia="en-IN"/>
         </w:rPr>
       </w:pPr>
-      <w:proofErr w:type="gramStart"/>
-      <w:r>
-        <w:rPr>
-          <w:rFonts w:ascii="Comic Sans MS" w:eastAsia="Times New Roman" w:hAnsi="Comic Sans MS" w:cstheme="majorHAnsi"/>
-          <w:bCs/>
-          <w:sz w:val="24"/>
-          <w:szCs w:val="24"/>
-          <w:lang w:eastAsia="en-IN"/>
-        </w:rPr>
-        <w:t>distinct(</w:t>
-      </w:r>
-      <w:proofErr w:type="gramEnd"/>
-      <w:r>
-        <w:rPr>
-          <w:rFonts w:ascii="Comic Sans MS" w:eastAsia="Times New Roman" w:hAnsi="Comic Sans MS" w:cstheme="majorHAnsi"/>
-          <w:bCs/>
-          <w:sz w:val="24"/>
-          <w:szCs w:val="24"/>
-          <w:lang w:eastAsia="en-IN"/>
-        </w:rPr>
-        <w:t>) — remembers previously seen elements to remove duplicates.</w:t>
+      <w:r>
+        <w:rPr>
+          <w:rFonts w:ascii="Comic Sans MS" w:eastAsia="Times New Roman" w:hAnsi="Comic Sans MS" w:cstheme="majorHAnsi"/>
+          <w:bCs/>
+          <w:sz w:val="24"/>
+          <w:szCs w:val="24"/>
+          <w:lang w:eastAsia="en-IN"/>
+        </w:rPr>
+        <w:t>distinct() — remembers previously seen elements to remove duplicates.</w:t>
       </w:r>
     </w:p>
     <w:p>
@@ -15428,6 +15056,181 @@
           <w:lang w:eastAsia="en-IN"/>
         </w:rPr>
       </w:pPr>
+      <w:r>
+        <w:rPr>
+          <w:rFonts w:ascii="Comic Sans MS" w:eastAsia="Times New Roman" w:hAnsi="Comic Sans MS" w:cstheme="majorHAnsi"/>
+          <w:bCs/>
+          <w:sz w:val="24"/>
+          <w:szCs w:val="24"/>
+          <w:lang w:eastAsia="en-IN"/>
+        </w:rPr>
+        <w:t>limit() — tracks how many elements have been emitted.</w:t>
+      </w:r>
+    </w:p>
+    <w:p>
+      <w:pPr>
+        <w:spacing w:after="0" w:line="240" w:lineRule="auto"/>
+        <w:rPr>
+          <w:rFonts w:ascii="Comic Sans MS" w:eastAsia="Times New Roman" w:hAnsi="Comic Sans MS" w:cstheme="majorHAnsi"/>
+          <w:b/>
+          <w:bCs/>
+          <w:sz w:val="24"/>
+          <w:szCs w:val="24"/>
+          <w:lang w:eastAsia="en-IN"/>
+        </w:rPr>
+      </w:pPr>
+    </w:p>
+    <w:p>
+      <w:pPr>
+        <w:spacing w:after="0" w:line="240" w:lineRule="auto"/>
+        <w:rPr>
+          <w:rFonts w:ascii="Comic Sans MS" w:eastAsia="Times New Roman" w:hAnsi="Comic Sans MS" w:cstheme="majorHAnsi"/>
+          <w:bCs/>
+          <w:sz w:val="24"/>
+          <w:szCs w:val="24"/>
+          <w:lang w:eastAsia="en-IN"/>
+        </w:rPr>
+      </w:pPr>
+      <w:r>
+        <w:rPr>
+          <w:rFonts w:ascii="Comic Sans MS" w:eastAsia="Times New Roman" w:hAnsi="Comic Sans MS" w:cstheme="majorHAnsi"/>
+          <w:bCs/>
+          <w:sz w:val="24"/>
+          <w:szCs w:val="24"/>
+          <w:lang w:eastAsia="en-IN"/>
+        </w:rPr>
+        <w:t>Stateful operations can be more expensive, especially with parallel streams.</w:t>
+      </w:r>
+    </w:p>
+    <w:p>
+      <w:pPr>
+        <w:spacing w:after="0" w:line="240" w:lineRule="auto"/>
+        <w:rPr>
+          <w:rFonts w:ascii="Comic Sans MS" w:eastAsia="Times New Roman" w:hAnsi="Comic Sans MS" w:cstheme="majorHAnsi"/>
+          <w:bCs/>
+          <w:sz w:val="14"/>
+          <w:szCs w:val="24"/>
+          <w:lang w:eastAsia="en-IN"/>
+        </w:rPr>
+      </w:pPr>
+    </w:p>
+    <w:p>
+      <w:pPr>
+        <w:spacing w:after="0" w:line="240" w:lineRule="auto"/>
+        <w:rPr>
+          <w:rFonts w:ascii="Comic Sans MS" w:eastAsia="Times New Roman" w:hAnsi="Comic Sans MS" w:cstheme="majorHAnsi"/>
+          <w:bCs/>
+          <w:sz w:val="24"/>
+          <w:szCs w:val="24"/>
+          <w:lang w:eastAsia="en-IN"/>
+        </w:rPr>
+      </w:pPr>
+      <w:r>
+        <w:rPr>
+          <w:rFonts w:ascii="Comic Sans MS" w:eastAsia="Times New Roman" w:hAnsi="Comic Sans MS" w:cstheme="majorHAnsi"/>
+          <w:bCs/>
+          <w:sz w:val="24"/>
+          <w:szCs w:val="24"/>
+          <w:lang w:eastAsia="en-IN"/>
+        </w:rPr>
+        <w:t>For example, sorted() generally needs to examine and buffer the input before it can emit elements in sorted order. This can limit the benefits of streaming and short-circuiting.</w:t>
+      </w:r>
+    </w:p>
+    <w:p>
+      <w:pPr>
+        <w:spacing w:after="0" w:line="240" w:lineRule="auto"/>
+        <w:rPr>
+          <w:rFonts w:ascii="Comic Sans MS" w:eastAsia="Times New Roman" w:hAnsi="Comic Sans MS" w:cstheme="majorHAnsi"/>
+          <w:bCs/>
+          <w:sz w:val="24"/>
+          <w:szCs w:val="24"/>
+          <w:lang w:eastAsia="en-IN"/>
+        </w:rPr>
+      </w:pPr>
+    </w:p>
+    <w:p>
+      <w:pPr>
+        <w:spacing w:after="0" w:line="240" w:lineRule="auto"/>
+        <w:rPr>
+          <w:rFonts w:ascii="Comic Sans MS" w:eastAsia="Times New Roman" w:hAnsi="Comic Sans MS" w:cstheme="majorHAnsi"/>
+          <w:bCs/>
+          <w:sz w:val="32"/>
+          <w:szCs w:val="24"/>
+          <w:lang w:eastAsia="en-IN"/>
+        </w:rPr>
+      </w:pPr>
+    </w:p>
+    <w:p>
+      <w:pPr>
+        <w:spacing w:after="0" w:line="240" w:lineRule="auto"/>
+        <w:rPr>
+          <w:rFonts w:ascii="Comic Sans MS" w:eastAsia="Times New Roman" w:hAnsi="Comic Sans MS" w:cstheme="majorHAnsi"/>
+          <w:sz w:val="24"/>
+          <w:szCs w:val="24"/>
+          <w:lang w:eastAsia="en-IN"/>
+        </w:rPr>
+      </w:pPr>
+    </w:p>
+    <w:p>
+      <w:pPr>
+        <w:pStyle w:val="Heading2"/>
+        <w:spacing w:after="240"/>
+        <w:rPr>
+          <w:rFonts w:ascii="Comic Sans MS" w:hAnsi="Comic Sans MS" w:cs="Segoe UI Symbol"/>
+          <w:sz w:val="28"/>
+        </w:rPr>
+      </w:pPr>
+      <w:r>
+        <w:rPr>
+          <w:rFonts w:ascii="Comic Sans MS" w:hAnsi="Comic Sans MS" w:cs="Segoe UI Symbol"/>
+          <w:sz w:val="28"/>
+        </w:rPr>
+        <w:t>Q4</w:t>
+      </w:r>
+      <w:r>
+        <w:rPr>
+          <w:rFonts w:ascii="Comic Sans MS" w:hAnsi="Comic Sans MS" w:cs="Segoe UI Symbol"/>
+          <w:sz w:val="28"/>
+        </w:rPr>
+        <w:t xml:space="preserve">. </w:t>
+      </w:r>
+      <w:r>
+        <w:rPr>
+          <w:rFonts w:ascii="Comic Sans MS" w:hAnsi="Comic Sans MS" w:cs="Segoe UI Symbol"/>
+          <w:sz w:val="28"/>
+        </w:rPr>
+        <w:t>Which thread pool does a parallel stream use?</w:t>
+      </w:r>
+      <w:r>
+        <w:rPr>
+          <w:rFonts w:ascii="Comic Sans MS" w:hAnsi="Comic Sans MS" w:cs="Segoe UI Symbol"/>
+          <w:sz w:val="28"/>
+        </w:rPr>
+        <w:t xml:space="preserve"> </w:t>
+      </w:r>
+    </w:p>
+    <w:p>
+      <w:pPr>
+        <w:spacing w:after="0" w:line="240" w:lineRule="auto"/>
+        <w:rPr>
+          <w:rFonts w:ascii="Comic Sans MS" w:eastAsia="Times New Roman" w:hAnsi="Comic Sans MS" w:cstheme="majorHAnsi"/>
+          <w:bCs/>
+          <w:sz w:val="24"/>
+          <w:szCs w:val="24"/>
+          <w:lang w:eastAsia="en-IN"/>
+        </w:rPr>
+      </w:pPr>
+      <w:r>
+        <w:rPr>
+          <w:rFonts w:ascii="Comic Sans MS" w:eastAsia="Times New Roman" w:hAnsi="Comic Sans MS" w:cstheme="majorHAnsi"/>
+          <w:bCs/>
+          <w:sz w:val="24"/>
+          <w:szCs w:val="24"/>
+          <w:lang w:eastAsia="en-IN"/>
+        </w:rPr>
+        <w:t xml:space="preserve">Java parallel streams use the </w:t>
+      </w:r>
+      <w:proofErr w:type="spellStart"/>
       <w:proofErr w:type="gramStart"/>
       <w:r>
         <w:rPr>
@@ -15437,7 +15240,18 @@
           <w:szCs w:val="24"/>
           <w:lang w:eastAsia="en-IN"/>
         </w:rPr>
-        <w:t>limit(</w:t>
+        <w:t>ForkJoinPool.commonPool</w:t>
+      </w:r>
+      <w:proofErr w:type="spellEnd"/>
+      <w:r>
+        <w:rPr>
+          <w:rFonts w:ascii="Comic Sans MS" w:eastAsia="Times New Roman" w:hAnsi="Comic Sans MS" w:cstheme="majorHAnsi"/>
+          <w:bCs/>
+          <w:sz w:val="24"/>
+          <w:szCs w:val="24"/>
+          <w:lang w:eastAsia="en-IN"/>
+        </w:rPr>
+        <w:t>(</w:t>
       </w:r>
       <w:proofErr w:type="gramEnd"/>
       <w:r>
@@ -15448,20 +15262,790 @@
           <w:szCs w:val="24"/>
           <w:lang w:eastAsia="en-IN"/>
         </w:rPr>
-        <w:t>) — tracks how many elements have been emitted.</w:t>
-      </w:r>
-    </w:p>
-    <w:p>
-      <w:pPr>
+        <w:t>) by default, which is a shared pool of worker threads managed by the Fork/Join framework.</w:t>
+      </w:r>
+    </w:p>
+    <w:p>
+      <w:pPr>
+        <w:numPr>
+          <w:ilvl w:val="0"/>
+          <w:numId w:val="26"/>
+        </w:numPr>
         <w:spacing w:after="0" w:line="240" w:lineRule="auto"/>
         <w:rPr>
           <w:rFonts w:ascii="Comic Sans MS" w:eastAsia="Times New Roman" w:hAnsi="Comic Sans MS" w:cstheme="majorHAnsi"/>
+          <w:bCs/>
+          <w:sz w:val="24"/>
+          <w:szCs w:val="24"/>
+          <w:lang w:eastAsia="en-IN"/>
+        </w:rPr>
+      </w:pPr>
+      <w:r>
+        <w:rPr>
+          <w:rFonts w:ascii="Comic Sans MS" w:eastAsia="Times New Roman" w:hAnsi="Comic Sans MS" w:cstheme="majorHAnsi"/>
+          <w:bCs/>
+          <w:sz w:val="24"/>
+          <w:szCs w:val="24"/>
+          <w:lang w:eastAsia="en-IN"/>
+        </w:rPr>
+        <w:t xml:space="preserve">Thread pool: </w:t>
+      </w:r>
+      <w:proofErr w:type="spellStart"/>
+      <w:r>
+        <w:rPr>
+          <w:rFonts w:ascii="Comic Sans MS" w:eastAsia="Times New Roman" w:hAnsi="Comic Sans MS" w:cstheme="majorHAnsi"/>
+          <w:bCs/>
+          <w:sz w:val="24"/>
+          <w:szCs w:val="24"/>
+          <w:lang w:eastAsia="en-IN"/>
+        </w:rPr>
+        <w:t>ForkJoinPool.commonPool</w:t>
+      </w:r>
+      <w:proofErr w:type="spellEnd"/>
+      <w:r>
+        <w:rPr>
+          <w:rFonts w:ascii="Comic Sans MS" w:eastAsia="Times New Roman" w:hAnsi="Comic Sans MS" w:cstheme="majorHAnsi"/>
+          <w:bCs/>
+          <w:sz w:val="24"/>
+          <w:szCs w:val="24"/>
+          <w:lang w:eastAsia="en-IN"/>
+        </w:rPr>
+        <w:t>()</w:t>
+      </w:r>
+    </w:p>
+    <w:p>
+      <w:pPr>
+        <w:numPr>
+          <w:ilvl w:val="0"/>
+          <w:numId w:val="26"/>
+        </w:numPr>
+        <w:spacing w:after="0" w:line="240" w:lineRule="auto"/>
+        <w:rPr>
+          <w:rFonts w:ascii="Comic Sans MS" w:eastAsia="Times New Roman" w:hAnsi="Comic Sans MS" w:cstheme="majorHAnsi"/>
+          <w:bCs/>
+          <w:sz w:val="24"/>
+          <w:szCs w:val="24"/>
+          <w:lang w:eastAsia="en-IN"/>
+        </w:rPr>
+      </w:pPr>
+      <w:r>
+        <w:rPr>
+          <w:rFonts w:ascii="Comic Sans MS" w:eastAsia="Times New Roman" w:hAnsi="Comic Sans MS" w:cstheme="majorHAnsi"/>
+          <w:bCs/>
+          <w:sz w:val="24"/>
+          <w:szCs w:val="24"/>
+          <w:lang w:eastAsia="en-IN"/>
+        </w:rPr>
+        <w:t xml:space="preserve">Worker threads: Typically named </w:t>
+      </w:r>
+      <w:proofErr w:type="spellStart"/>
+      <w:r>
+        <w:rPr>
+          <w:rFonts w:ascii="Comic Sans MS" w:eastAsia="Times New Roman" w:hAnsi="Comic Sans MS" w:cstheme="majorHAnsi"/>
+          <w:bCs/>
+          <w:sz w:val="24"/>
+          <w:szCs w:val="24"/>
+          <w:lang w:eastAsia="en-IN"/>
+        </w:rPr>
+        <w:t>ForkJoinPool.commonPool</w:t>
+      </w:r>
+      <w:proofErr w:type="spellEnd"/>
+      <w:r>
+        <w:rPr>
+          <w:rFonts w:ascii="Comic Sans MS" w:eastAsia="Times New Roman" w:hAnsi="Comic Sans MS" w:cstheme="majorHAnsi"/>
+          <w:bCs/>
+          <w:sz w:val="24"/>
+          <w:szCs w:val="24"/>
+          <w:lang w:eastAsia="en-IN"/>
+        </w:rPr>
+        <w:t>-worker-n</w:t>
+      </w:r>
+    </w:p>
+    <w:p>
+      <w:pPr>
+        <w:numPr>
+          <w:ilvl w:val="0"/>
+          <w:numId w:val="26"/>
+        </w:numPr>
+        <w:spacing w:after="0" w:line="240" w:lineRule="auto"/>
+        <w:rPr>
+          <w:rFonts w:ascii="Comic Sans MS" w:eastAsia="Times New Roman" w:hAnsi="Comic Sans MS" w:cstheme="majorHAnsi"/>
+          <w:bCs/>
+          <w:sz w:val="24"/>
+          <w:szCs w:val="24"/>
+          <w:lang w:eastAsia="en-IN"/>
+        </w:rPr>
+      </w:pPr>
+      <w:r>
+        <w:rPr>
+          <w:rFonts w:ascii="Comic Sans MS" w:eastAsia="Times New Roman" w:hAnsi="Comic Sans MS" w:cstheme="majorHAnsi"/>
+          <w:bCs/>
+          <w:sz w:val="24"/>
+          <w:szCs w:val="24"/>
+          <w:lang w:eastAsia="en-IN"/>
+        </w:rPr>
+        <w:t>Parallelism: Usually based on available processors, with a configurable target.</w:t>
+      </w:r>
+    </w:p>
+    <w:p>
+      <w:pPr>
+        <w:numPr>
+          <w:ilvl w:val="0"/>
+          <w:numId w:val="26"/>
+        </w:numPr>
+        <w:spacing w:after="0" w:line="240" w:lineRule="auto"/>
+        <w:rPr>
+          <w:rFonts w:ascii="Comic Sans MS" w:eastAsia="Times New Roman" w:hAnsi="Comic Sans MS" w:cstheme="majorHAnsi"/>
+          <w:bCs/>
+          <w:sz w:val="24"/>
+          <w:szCs w:val="24"/>
+          <w:lang w:eastAsia="en-IN"/>
+        </w:rPr>
+      </w:pPr>
+      <w:r>
+        <w:rPr>
+          <w:rFonts w:ascii="Comic Sans MS" w:eastAsia="Times New Roman" w:hAnsi="Comic Sans MS" w:cstheme="majorHAnsi"/>
+          <w:bCs/>
+          <w:sz w:val="24"/>
+          <w:szCs w:val="24"/>
+          <w:lang w:eastAsia="en-IN"/>
+        </w:rPr>
+        <w:t xml:space="preserve">Scope: It is a JVM-wide singleton shared across all parallel streams and default asynchronous tasks (like </w:t>
+      </w:r>
+      <w:proofErr w:type="spellStart"/>
+      <w:r>
+        <w:rPr>
+          <w:rFonts w:ascii="Comic Sans MS" w:eastAsia="Times New Roman" w:hAnsi="Comic Sans MS" w:cstheme="majorHAnsi"/>
+          <w:bCs/>
+          <w:sz w:val="24"/>
+          <w:szCs w:val="24"/>
+          <w:lang w:eastAsia="en-IN"/>
+        </w:rPr>
+        <w:t>CompletableFuture</w:t>
+      </w:r>
+      <w:proofErr w:type="spellEnd"/>
+      <w:r>
+        <w:rPr>
+          <w:rFonts w:ascii="Comic Sans MS" w:eastAsia="Times New Roman" w:hAnsi="Comic Sans MS" w:cstheme="majorHAnsi"/>
+          <w:bCs/>
+          <w:sz w:val="24"/>
+          <w:szCs w:val="24"/>
+          <w:lang w:eastAsia="en-IN"/>
+        </w:rPr>
+        <w:t xml:space="preserve"> runs without a custom executor).</w:t>
+      </w:r>
+    </w:p>
+    <w:p>
+      <w:pPr>
+        <w:numPr>
+          <w:ilvl w:val="0"/>
+          <w:numId w:val="26"/>
+        </w:numPr>
+        <w:spacing w:after="0" w:line="240" w:lineRule="auto"/>
+        <w:rPr>
+          <w:rFonts w:ascii="Comic Sans MS" w:eastAsia="Times New Roman" w:hAnsi="Comic Sans MS" w:cstheme="majorHAnsi"/>
+          <w:bCs/>
+          <w:sz w:val="24"/>
+          <w:szCs w:val="24"/>
+          <w:lang w:eastAsia="en-IN"/>
+        </w:rPr>
+      </w:pPr>
+      <w:r>
+        <w:rPr>
+          <w:rFonts w:ascii="Comic Sans MS" w:eastAsia="Times New Roman" w:hAnsi="Comic Sans MS" w:cstheme="majorHAnsi"/>
+          <w:bCs/>
+          <w:sz w:val="24"/>
+          <w:szCs w:val="24"/>
+          <w:lang w:eastAsia="en-IN"/>
+        </w:rPr>
+        <w:t>Thread reuse: Workers are reused rather than created for each stream operation.</w:t>
+      </w:r>
+    </w:p>
+    <w:p>
+      <w:pPr>
+        <w:spacing w:after="0" w:line="240" w:lineRule="auto"/>
+        <w:rPr>
+          <w:rFonts w:ascii="Comic Sans MS" w:eastAsia="Times New Roman" w:hAnsi="Comic Sans MS" w:cstheme="majorHAnsi"/>
+          <w:bCs/>
+          <w:sz w:val="24"/>
+          <w:szCs w:val="24"/>
+          <w:lang w:eastAsia="en-IN"/>
+        </w:rPr>
+      </w:pPr>
+    </w:p>
+    <w:p>
+      <w:pPr>
+        <w:spacing w:after="0" w:line="240" w:lineRule="auto"/>
+        <w:rPr>
+          <w:rFonts w:ascii="Comic Sans MS" w:eastAsia="Times New Roman" w:hAnsi="Comic Sans MS" w:cstheme="majorHAnsi"/>
+          <w:bCs/>
+          <w:sz w:val="24"/>
+          <w:szCs w:val="24"/>
+          <w:lang w:eastAsia="en-IN"/>
+        </w:rPr>
+      </w:pPr>
+    </w:p>
+    <w:p>
+      <w:pPr>
+        <w:pStyle w:val="Heading2"/>
+        <w:spacing w:after="240"/>
+        <w:rPr>
+          <w:rFonts w:ascii="Comic Sans MS" w:hAnsi="Comic Sans MS" w:cs="Segoe UI Symbol"/>
+          <w:sz w:val="28"/>
+        </w:rPr>
+      </w:pPr>
+      <w:r>
+        <w:rPr>
+          <w:rFonts w:ascii="Comic Sans MS" w:hAnsi="Comic Sans MS" w:cs="Segoe UI Symbol"/>
+          <w:sz w:val="28"/>
+        </w:rPr>
+        <w:lastRenderedPageBreak/>
+        <w:t>Q5</w:t>
+      </w:r>
+      <w:r>
+        <w:rPr>
+          <w:rFonts w:ascii="Comic Sans MS" w:hAnsi="Comic Sans MS" w:cs="Segoe UI Symbol"/>
+          <w:sz w:val="28"/>
+        </w:rPr>
+        <w:t xml:space="preserve">. </w:t>
+      </w:r>
+      <w:r>
+        <w:rPr>
+          <w:rFonts w:ascii="Comic Sans MS" w:hAnsi="Comic Sans MS" w:cs="Segoe UI Symbol"/>
+          <w:sz w:val="28"/>
+        </w:rPr>
+        <w:t>A parallel stream performs worse than a sequential stream. Give possible reason.</w:t>
+      </w:r>
+      <w:r>
+        <w:rPr>
+          <w:rFonts w:ascii="Comic Sans MS" w:hAnsi="Comic Sans MS" w:cs="Segoe UI Symbol"/>
+          <w:sz w:val="28"/>
+        </w:rPr>
+        <w:t xml:space="preserve"> </w:t>
+      </w:r>
+    </w:p>
+    <w:p>
+      <w:pPr>
+        <w:spacing w:line="240" w:lineRule="auto"/>
+        <w:rPr>
+          <w:rFonts w:ascii="Comic Sans MS" w:eastAsia="Times New Roman" w:hAnsi="Comic Sans MS" w:cstheme="majorHAnsi"/>
+          <w:bCs/>
+          <w:sz w:val="24"/>
+          <w:szCs w:val="24"/>
+          <w:lang w:eastAsia="en-IN"/>
+        </w:rPr>
+      </w:pPr>
+      <w:r>
+        <w:rPr>
+          <w:rFonts w:ascii="Comic Sans MS" w:eastAsia="Times New Roman" w:hAnsi="Comic Sans MS" w:cstheme="majorHAnsi"/>
+          <w:bCs/>
+          <w:sz w:val="24"/>
+          <w:szCs w:val="24"/>
+          <w:lang w:eastAsia="en-IN"/>
+        </w:rPr>
+        <w:t xml:space="preserve">A parallel stream can perform worse than a sequential stream when the </w:t>
+      </w:r>
+      <w:r>
+        <w:rPr>
+          <w:rFonts w:ascii="Comic Sans MS" w:eastAsia="Times New Roman" w:hAnsi="Comic Sans MS" w:cstheme="majorHAnsi"/>
           <w:b/>
           <w:bCs/>
           <w:sz w:val="24"/>
           <w:szCs w:val="24"/>
           <w:lang w:eastAsia="en-IN"/>
         </w:rPr>
+        <w:t>overhead of parallel execution exceeds the benefit of distributing work across multiple threads</w:t>
+      </w:r>
+      <w:r>
+        <w:rPr>
+          <w:rFonts w:ascii="Comic Sans MS" w:eastAsia="Times New Roman" w:hAnsi="Comic Sans MS" w:cstheme="majorHAnsi"/>
+          <w:bCs/>
+          <w:sz w:val="24"/>
+          <w:szCs w:val="24"/>
+          <w:lang w:eastAsia="en-IN"/>
+        </w:rPr>
+        <w:t>.</w:t>
+      </w:r>
+    </w:p>
+    <w:p>
+      <w:pPr>
+        <w:spacing w:before="240" w:line="240" w:lineRule="auto"/>
+        <w:rPr>
+          <w:rFonts w:ascii="Comic Sans MS" w:eastAsia="Times New Roman" w:hAnsi="Comic Sans MS" w:cstheme="majorHAnsi"/>
+          <w:b/>
+          <w:bCs/>
+          <w:sz w:val="24"/>
+          <w:szCs w:val="24"/>
+          <w:lang w:eastAsia="en-IN"/>
+        </w:rPr>
+      </w:pPr>
+      <w:r>
+        <w:rPr>
+          <w:rFonts w:ascii="Comic Sans MS" w:eastAsia="Times New Roman" w:hAnsi="Comic Sans MS" w:cstheme="majorHAnsi"/>
+          <w:b/>
+          <w:bCs/>
+          <w:sz w:val="24"/>
+          <w:szCs w:val="24"/>
+          <w:lang w:eastAsia="en-IN"/>
+        </w:rPr>
+        <w:t>Possible reasons</w:t>
+      </w:r>
+    </w:p>
+    <w:p>
+      <w:pPr>
+        <w:pStyle w:val="ListParagraph"/>
+        <w:numPr>
+          <w:ilvl w:val="0"/>
+          <w:numId w:val="28"/>
+        </w:numPr>
+        <w:spacing w:before="240" w:after="0" w:line="276" w:lineRule="auto"/>
+        <w:rPr>
+          <w:rFonts w:ascii="Comic Sans MS" w:eastAsia="Times New Roman" w:hAnsi="Comic Sans MS" w:cstheme="majorHAnsi"/>
+          <w:bCs/>
+          <w:sz w:val="24"/>
+          <w:szCs w:val="24"/>
+          <w:lang w:eastAsia="en-IN"/>
+        </w:rPr>
+      </w:pPr>
+      <w:r>
+        <w:rPr>
+          <w:rFonts w:ascii="Comic Sans MS" w:eastAsia="Times New Roman" w:hAnsi="Comic Sans MS" w:cstheme="majorHAnsi"/>
+          <w:b/>
+          <w:bCs/>
+          <w:sz w:val="24"/>
+          <w:szCs w:val="24"/>
+          <w:lang w:eastAsia="en-IN"/>
+        </w:rPr>
+        <w:t>Small input size:</w:t>
+      </w:r>
+      <w:r>
+        <w:rPr>
+          <w:rFonts w:ascii="Comic Sans MS" w:eastAsia="Times New Roman" w:hAnsi="Comic Sans MS" w:cstheme="majorHAnsi"/>
+          <w:bCs/>
+          <w:sz w:val="24"/>
+          <w:szCs w:val="24"/>
+          <w:lang w:eastAsia="en-IN"/>
+        </w:rPr>
+        <w:t xml:space="preserve"> Splitting data into tasks, scheduling them, and combining results can cost more than processing a small collection sequentially.</w:t>
+      </w:r>
+    </w:p>
+    <w:p>
+      <w:pPr>
+        <w:pStyle w:val="ListParagraph"/>
+        <w:numPr>
+          <w:ilvl w:val="0"/>
+          <w:numId w:val="28"/>
+        </w:numPr>
+        <w:spacing w:after="0" w:line="276" w:lineRule="auto"/>
+        <w:rPr>
+          <w:rFonts w:ascii="Comic Sans MS" w:eastAsia="Times New Roman" w:hAnsi="Comic Sans MS" w:cstheme="majorHAnsi"/>
+          <w:bCs/>
+          <w:sz w:val="24"/>
+          <w:szCs w:val="24"/>
+          <w:lang w:eastAsia="en-IN"/>
+        </w:rPr>
+      </w:pPr>
+      <w:r>
+        <w:rPr>
+          <w:rFonts w:ascii="Comic Sans MS" w:eastAsia="Times New Roman" w:hAnsi="Comic Sans MS" w:cstheme="majorHAnsi"/>
+          <w:b/>
+          <w:bCs/>
+          <w:sz w:val="24"/>
+          <w:szCs w:val="24"/>
+          <w:lang w:eastAsia="en-IN"/>
+        </w:rPr>
+        <w:t>Cheap operations:</w:t>
+      </w:r>
+      <w:r>
+        <w:rPr>
+          <w:rFonts w:ascii="Comic Sans MS" w:eastAsia="Times New Roman" w:hAnsi="Comic Sans MS" w:cstheme="majorHAnsi"/>
+          <w:bCs/>
+          <w:sz w:val="24"/>
+          <w:szCs w:val="24"/>
+          <w:lang w:eastAsia="en-IN"/>
+        </w:rPr>
+        <w:t xml:space="preserve"> If each element requires very little computation, thread coordination overhead may exceed the time saved through parallelism.</w:t>
+      </w:r>
+    </w:p>
+    <w:p>
+      <w:pPr>
+        <w:pStyle w:val="ListParagraph"/>
+        <w:numPr>
+          <w:ilvl w:val="0"/>
+          <w:numId w:val="28"/>
+        </w:numPr>
+        <w:spacing w:after="0" w:line="276" w:lineRule="auto"/>
+        <w:rPr>
+          <w:rFonts w:ascii="Comic Sans MS" w:eastAsia="Times New Roman" w:hAnsi="Comic Sans MS" w:cstheme="majorHAnsi"/>
+          <w:bCs/>
+          <w:sz w:val="24"/>
+          <w:szCs w:val="24"/>
+          <w:lang w:eastAsia="en-IN"/>
+        </w:rPr>
+      </w:pPr>
+      <w:r>
+        <w:rPr>
+          <w:rFonts w:ascii="Comic Sans MS" w:eastAsia="Times New Roman" w:hAnsi="Comic Sans MS" w:cstheme="majorHAnsi"/>
+          <w:b/>
+          <w:bCs/>
+          <w:sz w:val="24"/>
+          <w:szCs w:val="24"/>
+          <w:lang w:eastAsia="en-IN"/>
+        </w:rPr>
+        <w:t>Poor data splitting:</w:t>
+      </w:r>
+      <w:r>
+        <w:rPr>
+          <w:rFonts w:ascii="Comic Sans MS" w:eastAsia="Times New Roman" w:hAnsi="Comic Sans MS" w:cstheme="majorHAnsi"/>
+          <w:bCs/>
+          <w:sz w:val="24"/>
+          <w:szCs w:val="24"/>
+          <w:lang w:eastAsia="en-IN"/>
+        </w:rPr>
+        <w:t xml:space="preserve"> Some data sources are difficult to divide efficiently. If the </w:t>
+      </w:r>
+      <w:proofErr w:type="spellStart"/>
+      <w:r>
+        <w:rPr>
+          <w:rFonts w:ascii="Comic Sans MS" w:eastAsia="Times New Roman" w:hAnsi="Comic Sans MS" w:cstheme="majorHAnsi"/>
+          <w:bCs/>
+          <w:sz w:val="24"/>
+          <w:szCs w:val="24"/>
+          <w:lang w:eastAsia="en-IN"/>
+        </w:rPr>
+        <w:t>Spliterator</w:t>
+      </w:r>
+      <w:proofErr w:type="spellEnd"/>
+      <w:r>
+        <w:rPr>
+          <w:rFonts w:ascii="Comic Sans MS" w:eastAsia="Times New Roman" w:hAnsi="Comic Sans MS" w:cstheme="majorHAnsi"/>
+          <w:bCs/>
+          <w:sz w:val="24"/>
+          <w:szCs w:val="24"/>
+          <w:lang w:eastAsia="en-IN"/>
+        </w:rPr>
+        <w:t xml:space="preserve"> cannot split the source effectively, workers may not receive balanced workloads.</w:t>
+      </w:r>
+    </w:p>
+    <w:p>
+      <w:pPr>
+        <w:pStyle w:val="ListParagraph"/>
+        <w:numPr>
+          <w:ilvl w:val="0"/>
+          <w:numId w:val="28"/>
+        </w:numPr>
+        <w:spacing w:after="0" w:line="276" w:lineRule="auto"/>
+        <w:rPr>
+          <w:rFonts w:ascii="Comic Sans MS" w:eastAsia="Times New Roman" w:hAnsi="Comic Sans MS" w:cstheme="majorHAnsi"/>
+          <w:bCs/>
+          <w:sz w:val="24"/>
+          <w:szCs w:val="24"/>
+          <w:lang w:eastAsia="en-IN"/>
+        </w:rPr>
+      </w:pPr>
+      <w:r>
+        <w:rPr>
+          <w:rFonts w:ascii="Comic Sans MS" w:eastAsia="Times New Roman" w:hAnsi="Comic Sans MS" w:cstheme="majorHAnsi"/>
+          <w:b/>
+          <w:bCs/>
+          <w:sz w:val="24"/>
+          <w:szCs w:val="24"/>
+          <w:lang w:eastAsia="en-IN"/>
+        </w:rPr>
+        <w:t>Uneven workload:</w:t>
+      </w:r>
+      <w:r>
+        <w:rPr>
+          <w:rFonts w:ascii="Comic Sans MS" w:eastAsia="Times New Roman" w:hAnsi="Comic Sans MS" w:cstheme="majorHAnsi"/>
+          <w:bCs/>
+          <w:sz w:val="24"/>
+          <w:szCs w:val="24"/>
+          <w:lang w:eastAsia="en-IN"/>
+        </w:rPr>
+        <w:t xml:space="preserve"> If some elements take much longer to process than others, a few workers may finish early while others remain busy, reducing overall efficiency.</w:t>
+      </w:r>
+    </w:p>
+    <w:p>
+      <w:pPr>
+        <w:pStyle w:val="ListParagraph"/>
+        <w:numPr>
+          <w:ilvl w:val="0"/>
+          <w:numId w:val="28"/>
+        </w:numPr>
+        <w:spacing w:after="0" w:line="276" w:lineRule="auto"/>
+        <w:rPr>
+          <w:rFonts w:ascii="Comic Sans MS" w:eastAsia="Times New Roman" w:hAnsi="Comic Sans MS" w:cstheme="majorHAnsi"/>
+          <w:bCs/>
+          <w:sz w:val="24"/>
+          <w:szCs w:val="24"/>
+          <w:lang w:eastAsia="en-IN"/>
+        </w:rPr>
+      </w:pPr>
+      <w:r>
+        <w:rPr>
+          <w:rFonts w:ascii="Comic Sans MS" w:eastAsia="Times New Roman" w:hAnsi="Comic Sans MS" w:cstheme="majorHAnsi"/>
+          <w:b/>
+          <w:bCs/>
+          <w:sz w:val="24"/>
+          <w:szCs w:val="24"/>
+          <w:lang w:eastAsia="en-IN"/>
+        </w:rPr>
+        <w:t>Shared-state contention:</w:t>
+      </w:r>
+      <w:r>
+        <w:rPr>
+          <w:rFonts w:ascii="Comic Sans MS" w:eastAsia="Times New Roman" w:hAnsi="Comic Sans MS" w:cstheme="majorHAnsi"/>
+          <w:bCs/>
+          <w:sz w:val="24"/>
+          <w:szCs w:val="24"/>
+          <w:lang w:eastAsia="en-IN"/>
+        </w:rPr>
+        <w:t xml:space="preserve"> If workers compete for synchronized blocks, locks, or shared resources, they spend time waiting instead of processing.</w:t>
+      </w:r>
+    </w:p>
+    <w:p>
+      <w:pPr>
+        <w:pStyle w:val="ListParagraph"/>
+        <w:numPr>
+          <w:ilvl w:val="0"/>
+          <w:numId w:val="28"/>
+        </w:numPr>
+        <w:spacing w:after="0" w:line="276" w:lineRule="auto"/>
+        <w:rPr>
+          <w:rFonts w:ascii="Comic Sans MS" w:eastAsia="Times New Roman" w:hAnsi="Comic Sans MS" w:cstheme="majorHAnsi"/>
+          <w:bCs/>
+          <w:sz w:val="24"/>
+          <w:szCs w:val="24"/>
+          <w:lang w:eastAsia="en-IN"/>
+        </w:rPr>
+      </w:pPr>
+      <w:r>
+        <w:rPr>
+          <w:rFonts w:ascii="Comic Sans MS" w:eastAsia="Times New Roman" w:hAnsi="Comic Sans MS" w:cstheme="majorHAnsi"/>
+          <w:b/>
+          <w:bCs/>
+          <w:sz w:val="24"/>
+          <w:szCs w:val="24"/>
+          <w:lang w:eastAsia="en-IN"/>
+        </w:rPr>
+        <w:t>Blocking operations:</w:t>
+      </w:r>
+      <w:r>
+        <w:rPr>
+          <w:rFonts w:ascii="Comic Sans MS" w:eastAsia="Times New Roman" w:hAnsi="Comic Sans MS" w:cstheme="majorHAnsi"/>
+          <w:bCs/>
+          <w:sz w:val="24"/>
+          <w:szCs w:val="24"/>
+          <w:lang w:eastAsia="en-IN"/>
+        </w:rPr>
+        <w:t xml:space="preserve"> Database calls, network requests, or other blocking operations can occupy Fork/Join workers and reduce throughput. The common pool may also be shared with unrelated parallel tasks.</w:t>
+      </w:r>
+    </w:p>
+    <w:p>
+      <w:pPr>
+        <w:pStyle w:val="ListParagraph"/>
+        <w:numPr>
+          <w:ilvl w:val="0"/>
+          <w:numId w:val="28"/>
+        </w:numPr>
+        <w:spacing w:after="0" w:line="276" w:lineRule="auto"/>
+        <w:rPr>
+          <w:rFonts w:ascii="Comic Sans MS" w:eastAsia="Times New Roman" w:hAnsi="Comic Sans MS" w:cstheme="majorHAnsi"/>
+          <w:bCs/>
+          <w:sz w:val="24"/>
+          <w:szCs w:val="24"/>
+          <w:lang w:eastAsia="en-IN"/>
+        </w:rPr>
+      </w:pPr>
+      <w:r>
+        <w:rPr>
+          <w:rFonts w:ascii="Comic Sans MS" w:eastAsia="Times New Roman" w:hAnsi="Comic Sans MS" w:cstheme="majorHAnsi"/>
+          <w:b/>
+          <w:bCs/>
+          <w:sz w:val="24"/>
+          <w:szCs w:val="24"/>
+          <w:lang w:eastAsia="en-IN"/>
+        </w:rPr>
+        <w:t>Expensive result combination:</w:t>
+      </w:r>
+      <w:r>
+        <w:rPr>
+          <w:rFonts w:ascii="Comic Sans MS" w:eastAsia="Times New Roman" w:hAnsi="Comic Sans MS" w:cstheme="majorHAnsi"/>
+          <w:bCs/>
+          <w:sz w:val="24"/>
+          <w:szCs w:val="24"/>
+          <w:lang w:eastAsia="en-IN"/>
+        </w:rPr>
+        <w:t xml:space="preserve"> Operations such as </w:t>
+      </w:r>
+      <w:proofErr w:type="gramStart"/>
+      <w:r>
+        <w:rPr>
+          <w:rFonts w:ascii="Comic Sans MS" w:eastAsia="Times New Roman" w:hAnsi="Comic Sans MS" w:cstheme="majorHAnsi"/>
+          <w:bCs/>
+          <w:sz w:val="24"/>
+          <w:szCs w:val="24"/>
+          <w:lang w:eastAsia="en-IN"/>
+        </w:rPr>
+        <w:t>reduce(</w:t>
+      </w:r>
+      <w:proofErr w:type="gramEnd"/>
+      <w:r>
+        <w:rPr>
+          <w:rFonts w:ascii="Comic Sans MS" w:eastAsia="Times New Roman" w:hAnsi="Comic Sans MS" w:cstheme="majorHAnsi"/>
+          <w:bCs/>
+          <w:sz w:val="24"/>
+          <w:szCs w:val="24"/>
+          <w:lang w:eastAsia="en-IN"/>
+        </w:rPr>
+        <w:t>) or collect() may require significant work to merge partial results, especially when the combination step is expensive.</w:t>
+      </w:r>
+    </w:p>
+    <w:p>
+      <w:pPr>
+        <w:pStyle w:val="ListParagraph"/>
+        <w:numPr>
+          <w:ilvl w:val="0"/>
+          <w:numId w:val="28"/>
+        </w:numPr>
+        <w:spacing w:after="0" w:line="276" w:lineRule="auto"/>
+        <w:rPr>
+          <w:rFonts w:ascii="Comic Sans MS" w:eastAsia="Times New Roman" w:hAnsi="Comic Sans MS" w:cstheme="majorHAnsi"/>
+          <w:bCs/>
+          <w:sz w:val="24"/>
+          <w:szCs w:val="24"/>
+          <w:lang w:eastAsia="en-IN"/>
+        </w:rPr>
+      </w:pPr>
+      <w:r>
+        <w:rPr>
+          <w:rFonts w:ascii="Comic Sans MS" w:eastAsia="Times New Roman" w:hAnsi="Comic Sans MS" w:cstheme="majorHAnsi"/>
+          <w:b/>
+          <w:bCs/>
+          <w:sz w:val="24"/>
+          <w:szCs w:val="24"/>
+          <w:lang w:eastAsia="en-IN"/>
+        </w:rPr>
+        <w:t>Memory allocation and garbage collection:</w:t>
+      </w:r>
+      <w:r>
+        <w:rPr>
+          <w:rFonts w:ascii="Comic Sans MS" w:eastAsia="Times New Roman" w:hAnsi="Comic Sans MS" w:cstheme="majorHAnsi"/>
+          <w:bCs/>
+          <w:sz w:val="24"/>
+          <w:szCs w:val="24"/>
+          <w:lang w:eastAsia="en-IN"/>
+        </w:rPr>
+        <w:t xml:space="preserve"> Parallel processing can create more temporary objects, increasing memory pressure and GC overhead.</w:t>
+      </w:r>
+    </w:p>
+    <w:p>
+      <w:pPr>
+        <w:pStyle w:val="ListParagraph"/>
+        <w:numPr>
+          <w:ilvl w:val="0"/>
+          <w:numId w:val="28"/>
+        </w:numPr>
+        <w:spacing w:after="0" w:line="276" w:lineRule="auto"/>
+        <w:rPr>
+          <w:rFonts w:ascii="Comic Sans MS" w:eastAsia="Times New Roman" w:hAnsi="Comic Sans MS" w:cstheme="majorHAnsi"/>
+          <w:bCs/>
+          <w:sz w:val="24"/>
+          <w:szCs w:val="24"/>
+          <w:lang w:eastAsia="en-IN"/>
+        </w:rPr>
+      </w:pPr>
+      <w:r>
+        <w:rPr>
+          <w:rFonts w:ascii="Comic Sans MS" w:eastAsia="Times New Roman" w:hAnsi="Comic Sans MS" w:cstheme="majorHAnsi"/>
+          <w:b/>
+          <w:bCs/>
+          <w:sz w:val="24"/>
+          <w:szCs w:val="24"/>
+          <w:lang w:eastAsia="en-IN"/>
+        </w:rPr>
+        <w:t>Stateful operations:</w:t>
+      </w:r>
+      <w:r>
+        <w:rPr>
+          <w:rFonts w:ascii="Comic Sans MS" w:eastAsia="Times New Roman" w:hAnsi="Comic Sans MS" w:cstheme="majorHAnsi"/>
+          <w:bCs/>
+          <w:sz w:val="24"/>
+          <w:szCs w:val="24"/>
+          <w:lang w:eastAsia="en-IN"/>
+        </w:rPr>
+        <w:t xml:space="preserve"> Operations such as </w:t>
+      </w:r>
+      <w:proofErr w:type="gramStart"/>
+      <w:r>
+        <w:rPr>
+          <w:rFonts w:ascii="Comic Sans MS" w:eastAsia="Times New Roman" w:hAnsi="Comic Sans MS" w:cstheme="majorHAnsi"/>
+          <w:bCs/>
+          <w:sz w:val="24"/>
+          <w:szCs w:val="24"/>
+          <w:lang w:eastAsia="en-IN"/>
+        </w:rPr>
+        <w:t>sorted(</w:t>
+      </w:r>
+      <w:proofErr w:type="gramEnd"/>
+      <w:r>
+        <w:rPr>
+          <w:rFonts w:ascii="Comic Sans MS" w:eastAsia="Times New Roman" w:hAnsi="Comic Sans MS" w:cstheme="majorHAnsi"/>
+          <w:bCs/>
+          <w:sz w:val="24"/>
+          <w:szCs w:val="24"/>
+          <w:lang w:eastAsia="en-IN"/>
+        </w:rPr>
+        <w:t>) and some uses of distinct() may require coordination or buffering across elements, limiting parallel efficiency.</w:t>
+      </w:r>
+    </w:p>
+    <w:p>
+      <w:pPr>
+        <w:pStyle w:val="ListParagraph"/>
+        <w:numPr>
+          <w:ilvl w:val="0"/>
+          <w:numId w:val="28"/>
+        </w:numPr>
+        <w:spacing w:after="0" w:line="276" w:lineRule="auto"/>
+        <w:rPr>
+          <w:rFonts w:ascii="Comic Sans MS" w:eastAsia="Times New Roman" w:hAnsi="Comic Sans MS" w:cstheme="majorHAnsi"/>
+          <w:bCs/>
+          <w:sz w:val="24"/>
+          <w:szCs w:val="24"/>
+          <w:lang w:eastAsia="en-IN"/>
+        </w:rPr>
+      </w:pPr>
+      <w:r>
+        <w:rPr>
+          <w:rFonts w:ascii="Comic Sans MS" w:eastAsia="Times New Roman" w:hAnsi="Comic Sans MS" w:cstheme="majorHAnsi"/>
+          <w:b/>
+          <w:bCs/>
+          <w:sz w:val="24"/>
+          <w:szCs w:val="24"/>
+          <w:lang w:eastAsia="en-IN"/>
+        </w:rPr>
+        <w:t>Limited CPU resources:</w:t>
+      </w:r>
+      <w:r>
+        <w:rPr>
+          <w:rFonts w:ascii="Comic Sans MS" w:eastAsia="Times New Roman" w:hAnsi="Comic Sans MS" w:cstheme="majorHAnsi"/>
+          <w:bCs/>
+          <w:sz w:val="24"/>
+          <w:szCs w:val="24"/>
+          <w:lang w:eastAsia="en-IN"/>
+        </w:rPr>
+        <w:t xml:space="preserve"> If the machine has few available CPU cores or is already under heavy load, additional parallel tasks may cause scheduling overhead and competition for CPU time.</w:t>
+      </w:r>
+    </w:p>
+    <w:p>
+      <w:pPr>
+        <w:spacing w:after="0" w:line="276" w:lineRule="auto"/>
+        <w:rPr>
+          <w:rFonts w:ascii="Comic Sans MS" w:eastAsia="Times New Roman" w:hAnsi="Comic Sans MS" w:cstheme="majorHAnsi"/>
+          <w:bCs/>
+          <w:szCs w:val="24"/>
+          <w:lang w:eastAsia="en-IN"/>
+        </w:rPr>
       </w:pPr>
     </w:p>
     <w:p>
@@ -15483,7 +16067,29 @@
           <w:szCs w:val="24"/>
           <w:lang w:eastAsia="en-IN"/>
         </w:rPr>
-        <w:t>Stateful operations can be more expensive, especially with parallel streams.</w:t>
+        <w:t xml:space="preserve">Parallel streams are most effective for sufficiently large workloads with CPU-intensive, independent operations and efficiently </w:t>
+      </w:r>
+      <w:proofErr w:type="spellStart"/>
+      <w:r>
+        <w:rPr>
+          <w:rFonts w:ascii="Comic Sans MS" w:eastAsia="Times New Roman" w:hAnsi="Comic Sans MS" w:cstheme="majorHAnsi"/>
+          <w:bCs/>
+          <w:sz w:val="24"/>
+          <w:szCs w:val="24"/>
+          <w:lang w:eastAsia="en-IN"/>
+        </w:rPr>
+        <w:t>splittable</w:t>
+      </w:r>
+      <w:proofErr w:type="spellEnd"/>
+      <w:r>
+        <w:rPr>
+          <w:rFonts w:ascii="Comic Sans MS" w:eastAsia="Times New Roman" w:hAnsi="Comic Sans MS" w:cstheme="majorHAnsi"/>
+          <w:bCs/>
+          <w:sz w:val="24"/>
+          <w:szCs w:val="24"/>
+          <w:lang w:eastAsia="en-IN"/>
+        </w:rPr>
+        <w:t xml:space="preserve"> data. They are not automatically faster simply because they use multiple threads.</w:t>
       </w:r>
     </w:p>
     <w:p>
@@ -15492,7 +16098,7 @@
         <w:rPr>
           <w:rFonts w:ascii="Comic Sans MS" w:eastAsia="Times New Roman" w:hAnsi="Comic Sans MS" w:cstheme="majorHAnsi"/>
           <w:bCs/>
-          <w:sz w:val="14"/>
+          <w:sz w:val="24"/>
           <w:szCs w:val="24"/>
           <w:lang w:eastAsia="en-IN"/>
         </w:rPr>
@@ -15509,38 +16115,321 @@
           <w:lang w:eastAsia="en-IN"/>
         </w:rPr>
       </w:pPr>
-      <w:r>
-        <w:rPr>
-          <w:rFonts w:ascii="Comic Sans MS" w:eastAsia="Times New Roman" w:hAnsi="Comic Sans MS" w:cstheme="majorHAnsi"/>
-          <w:bCs/>
-          <w:sz w:val="24"/>
-          <w:szCs w:val="24"/>
-          <w:lang w:eastAsia="en-IN"/>
-        </w:rPr>
-        <w:t xml:space="preserve">For example, </w:t>
-      </w:r>
+    </w:p>
+    <w:p>
+      <w:pPr>
+        <w:spacing w:after="0" w:line="240" w:lineRule="auto"/>
+        <w:rPr>
+          <w:rFonts w:ascii="Comic Sans MS" w:eastAsia="Times New Roman" w:hAnsi="Comic Sans MS" w:cstheme="majorHAnsi"/>
+          <w:bCs/>
+          <w:sz w:val="24"/>
+          <w:szCs w:val="24"/>
+          <w:lang w:eastAsia="en-IN"/>
+        </w:rPr>
+      </w:pPr>
+    </w:p>
+    <w:p>
+      <w:pPr>
+        <w:pStyle w:val="Heading2"/>
+        <w:spacing w:after="240"/>
+        <w:rPr>
+          <w:rFonts w:ascii="Comic Sans MS" w:hAnsi="Comic Sans MS" w:cs="Segoe UI Symbol"/>
+          <w:sz w:val="28"/>
+        </w:rPr>
+      </w:pPr>
+      <w:r>
+        <w:rPr>
+          <w:rFonts w:ascii="Comic Sans MS" w:hAnsi="Comic Sans MS" w:cs="Segoe UI Symbol"/>
+          <w:sz w:val="28"/>
+        </w:rPr>
+        <w:lastRenderedPageBreak/>
+        <w:t>Q6</w:t>
+      </w:r>
+      <w:r>
+        <w:rPr>
+          <w:rFonts w:ascii="Comic Sans MS" w:hAnsi="Comic Sans MS" w:cs="Segoe UI Symbol"/>
+          <w:sz w:val="28"/>
+        </w:rPr>
+        <w:t xml:space="preserve">. </w:t>
+      </w:r>
+      <w:r>
+        <w:rPr>
+          <w:rFonts w:ascii="Comic Sans MS" w:hAnsi="Comic Sans MS" w:cs="Segoe UI Symbol"/>
+          <w:sz w:val="28"/>
+        </w:rPr>
+        <w:t>A parallel stream produces inconsistent results, what kind of bug might exist?</w:t>
+      </w:r>
+    </w:p>
+    <w:p>
+      <w:pPr>
+        <w:spacing w:after="0" w:line="240" w:lineRule="auto"/>
+        <w:rPr>
+          <w:rFonts w:ascii="Comic Sans MS" w:eastAsia="Times New Roman" w:hAnsi="Comic Sans MS" w:cstheme="majorHAnsi"/>
+          <w:bCs/>
+          <w:sz w:val="24"/>
+          <w:szCs w:val="24"/>
+          <w:lang w:eastAsia="en-IN"/>
+        </w:rPr>
+      </w:pPr>
+      <w:r>
+        <w:rPr>
+          <w:rFonts w:ascii="Comic Sans MS" w:eastAsia="Times New Roman" w:hAnsi="Comic Sans MS" w:cstheme="majorHAnsi"/>
+          <w:bCs/>
+          <w:sz w:val="24"/>
+          <w:szCs w:val="24"/>
+          <w:lang w:eastAsia="en-IN"/>
+        </w:rPr>
+        <w:t>The most likely cause is a race condition due to shared mutable state, although other bugs—such as a non-associative reduction or an incorrect collector—can also cause inconsistent results in a parallel stream.</w:t>
+      </w:r>
+    </w:p>
+    <w:p>
+      <w:pPr>
+        <w:spacing w:after="0" w:line="240" w:lineRule="auto"/>
+        <w:rPr>
+          <w:rFonts w:ascii="Comic Sans MS" w:eastAsia="Times New Roman" w:hAnsi="Comic Sans MS" w:cstheme="majorHAnsi"/>
+          <w:bCs/>
+          <w:sz w:val="24"/>
+          <w:szCs w:val="24"/>
+          <w:lang w:eastAsia="en-IN"/>
+        </w:rPr>
+      </w:pPr>
+    </w:p>
+    <w:p>
+      <w:pPr>
+        <w:spacing w:after="0" w:line="240" w:lineRule="auto"/>
+        <w:rPr>
+          <w:rFonts w:ascii="Comic Sans MS" w:eastAsia="Times New Roman" w:hAnsi="Comic Sans MS" w:cstheme="majorHAnsi"/>
+          <w:bCs/>
+          <w:sz w:val="24"/>
+          <w:szCs w:val="24"/>
+          <w:lang w:eastAsia="en-IN"/>
+        </w:rPr>
+      </w:pPr>
+      <w:r>
+        <w:rPr>
+          <w:rFonts w:ascii="Comic Sans MS" w:eastAsia="Times New Roman" w:hAnsi="Comic Sans MS" w:cstheme="majorHAnsi"/>
+          <w:bCs/>
+          <w:sz w:val="24"/>
+          <w:szCs w:val="24"/>
+          <w:lang w:eastAsia="en-IN"/>
+        </w:rPr>
+        <w:t xml:space="preserve">1. </w:t>
+      </w:r>
+      <w:r>
+        <w:rPr>
+          <w:rFonts w:ascii="Comic Sans MS" w:eastAsia="Times New Roman" w:hAnsi="Comic Sans MS" w:cstheme="majorHAnsi"/>
+          <w:b/>
+          <w:bCs/>
+          <w:sz w:val="24"/>
+          <w:szCs w:val="24"/>
+          <w:lang w:eastAsia="en-IN"/>
+        </w:rPr>
+        <w:t xml:space="preserve">Race Condition from shared mutable state: </w:t>
+      </w:r>
+      <w:r>
+        <w:rPr>
+          <w:rFonts w:ascii="Comic Sans MS" w:eastAsia="Times New Roman" w:hAnsi="Comic Sans MS" w:cstheme="majorHAnsi"/>
+          <w:bCs/>
+          <w:sz w:val="24"/>
+          <w:szCs w:val="24"/>
+          <w:lang w:eastAsia="en-IN"/>
+        </w:rPr>
+        <w:t>Happens when there is no proper synchronization on shared resource.</w:t>
+      </w:r>
+    </w:p>
+    <w:p>
+      <w:pPr>
+        <w:pStyle w:val="HTMLPreformatted"/>
+        <w:shd w:val="clear" w:color="auto" w:fill="1E1F22"/>
+        <w:rPr>
+          <w:rFonts w:ascii="Comic Sans MS" w:hAnsi="Comic Sans MS"/>
+          <w:color w:val="CF8E6D"/>
+          <w:szCs w:val="24"/>
+        </w:rPr>
+      </w:pPr>
+    </w:p>
+    <w:p>
+      <w:pPr>
+        <w:pStyle w:val="HTMLPreformatted"/>
+        <w:shd w:val="clear" w:color="auto" w:fill="1E1F22"/>
+        <w:rPr>
+          <w:rFonts w:ascii="Comic Sans MS" w:hAnsi="Comic Sans MS"/>
+          <w:color w:val="BCBEC4"/>
+          <w:szCs w:val="24"/>
+        </w:rPr>
+      </w:pPr>
+      <w:proofErr w:type="spellStart"/>
       <w:proofErr w:type="gramStart"/>
       <w:r>
         <w:rPr>
-          <w:rFonts w:ascii="Comic Sans MS" w:eastAsia="Times New Roman" w:hAnsi="Comic Sans MS" w:cstheme="majorHAnsi"/>
-          <w:bCs/>
-          <w:sz w:val="24"/>
-          <w:szCs w:val="24"/>
-          <w:lang w:eastAsia="en-IN"/>
-        </w:rPr>
-        <w:t>sorted(</w:t>
+          <w:rFonts w:ascii="Comic Sans MS" w:hAnsi="Comic Sans MS"/>
+          <w:color w:val="CF8E6D"/>
+          <w:szCs w:val="24"/>
+        </w:rPr>
+        <w:t>int</w:t>
+      </w:r>
+      <w:proofErr w:type="spellEnd"/>
+      <w:r>
+        <w:rPr>
+          <w:rFonts w:ascii="Comic Sans MS" w:hAnsi="Comic Sans MS"/>
+          <w:color w:val="BCBEC4"/>
+          <w:szCs w:val="24"/>
+        </w:rPr>
+        <w:t>[</w:t>
       </w:r>
       <w:proofErr w:type="gramEnd"/>
       <w:r>
         <w:rPr>
-          <w:rFonts w:ascii="Comic Sans MS" w:eastAsia="Times New Roman" w:hAnsi="Comic Sans MS" w:cstheme="majorHAnsi"/>
-          <w:bCs/>
-          <w:sz w:val="24"/>
-          <w:szCs w:val="24"/>
-          <w:lang w:eastAsia="en-IN"/>
-        </w:rPr>
-        <w:t>) generally needs to examine and buffer the input before it can emit elements in sorted order. This can limit the benefits of streaming and short-circuiting.</w:t>
-      </w:r>
+          <w:rFonts w:ascii="Comic Sans MS" w:hAnsi="Comic Sans MS"/>
+          <w:color w:val="BCBEC4"/>
+          <w:szCs w:val="24"/>
+        </w:rPr>
+        <w:t xml:space="preserve">] </w:t>
+      </w:r>
+      <w:r>
+        <w:rPr>
+          <w:rFonts w:ascii="Comic Sans MS" w:hAnsi="Comic Sans MS"/>
+          <w:color w:val="C77DBB"/>
+          <w:szCs w:val="24"/>
+        </w:rPr>
+        <w:t xml:space="preserve">sum </w:t>
+      </w:r>
+      <w:r>
+        <w:rPr>
+          <w:rFonts w:ascii="Comic Sans MS" w:hAnsi="Comic Sans MS"/>
+          <w:color w:val="BCBEC4"/>
+          <w:szCs w:val="24"/>
+        </w:rPr>
+        <w:t>= {</w:t>
+      </w:r>
+      <w:r>
+        <w:rPr>
+          <w:rFonts w:ascii="Comic Sans MS" w:hAnsi="Comic Sans MS"/>
+          <w:color w:val="2AACB8"/>
+          <w:szCs w:val="24"/>
+        </w:rPr>
+        <w:t>0</w:t>
+      </w:r>
+      <w:r>
+        <w:rPr>
+          <w:rFonts w:ascii="Comic Sans MS" w:hAnsi="Comic Sans MS"/>
+          <w:color w:val="BCBEC4"/>
+          <w:szCs w:val="24"/>
+        </w:rPr>
+        <w:t>};</w:t>
+      </w:r>
+      <w:r>
+        <w:rPr>
+          <w:rFonts w:ascii="Comic Sans MS" w:hAnsi="Comic Sans MS"/>
+          <w:color w:val="BCBEC4"/>
+          <w:szCs w:val="24"/>
+        </w:rPr>
+        <w:br/>
+      </w:r>
+      <w:r>
+        <w:rPr>
+          <w:rFonts w:ascii="Comic Sans MS" w:hAnsi="Comic Sans MS"/>
+          <w:color w:val="BCBEC4"/>
+          <w:szCs w:val="24"/>
+        </w:rPr>
+        <w:br/>
+      </w:r>
+      <w:proofErr w:type="spellStart"/>
+      <w:r>
+        <w:rPr>
+          <w:rFonts w:ascii="Comic Sans MS" w:hAnsi="Comic Sans MS"/>
+          <w:color w:val="BCBEC4"/>
+          <w:szCs w:val="24"/>
+        </w:rPr>
+        <w:t>numbers.</w:t>
+      </w:r>
+      <w:r>
+        <w:rPr>
+          <w:rFonts w:ascii="Comic Sans MS" w:hAnsi="Comic Sans MS"/>
+          <w:color w:val="56A8F5"/>
+          <w:szCs w:val="24"/>
+        </w:rPr>
+        <w:t>parallelStream</w:t>
+      </w:r>
+      <w:proofErr w:type="spellEnd"/>
+      <w:r>
+        <w:rPr>
+          <w:rFonts w:ascii="Comic Sans MS" w:hAnsi="Comic Sans MS"/>
+          <w:color w:val="BCBEC4"/>
+          <w:szCs w:val="24"/>
+        </w:rPr>
+        <w:t>()</w:t>
+      </w:r>
+      <w:r>
+        <w:rPr>
+          <w:rFonts w:ascii="Comic Sans MS" w:hAnsi="Comic Sans MS"/>
+          <w:color w:val="BCBEC4"/>
+          <w:szCs w:val="24"/>
+        </w:rPr>
+        <w:br/>
+        <w:t xml:space="preserve">       .</w:t>
+      </w:r>
+      <w:proofErr w:type="spellStart"/>
+      <w:r>
+        <w:rPr>
+          <w:rFonts w:ascii="Comic Sans MS" w:hAnsi="Comic Sans MS"/>
+          <w:color w:val="56A8F5"/>
+          <w:szCs w:val="24"/>
+        </w:rPr>
+        <w:t>forEach</w:t>
+      </w:r>
+      <w:proofErr w:type="spellEnd"/>
+      <w:r>
+        <w:rPr>
+          <w:rFonts w:ascii="Comic Sans MS" w:hAnsi="Comic Sans MS"/>
+          <w:color w:val="BCBEC4"/>
+          <w:szCs w:val="24"/>
+        </w:rPr>
+        <w:t xml:space="preserve">(n -&gt; </w:t>
+      </w:r>
+      <w:r>
+        <w:rPr>
+          <w:rFonts w:ascii="Comic Sans MS" w:hAnsi="Comic Sans MS"/>
+          <w:color w:val="C77DBB"/>
+          <w:szCs w:val="24"/>
+        </w:rPr>
+        <w:t>sum</w:t>
+      </w:r>
+      <w:r>
+        <w:rPr>
+          <w:rFonts w:ascii="Comic Sans MS" w:hAnsi="Comic Sans MS"/>
+          <w:color w:val="BCBEC4"/>
+          <w:szCs w:val="24"/>
+        </w:rPr>
+        <w:t>[</w:t>
+      </w:r>
+      <w:r>
+        <w:rPr>
+          <w:rFonts w:ascii="Comic Sans MS" w:hAnsi="Comic Sans MS"/>
+          <w:color w:val="2AACB8"/>
+          <w:szCs w:val="24"/>
+        </w:rPr>
+        <w:t>0</w:t>
+      </w:r>
+      <w:r>
+        <w:rPr>
+          <w:rFonts w:ascii="Comic Sans MS" w:hAnsi="Comic Sans MS"/>
+          <w:color w:val="BCBEC4"/>
+          <w:szCs w:val="24"/>
+        </w:rPr>
+        <w:t>] += n);</w:t>
+      </w:r>
+    </w:p>
+    <w:p>
+      <w:pPr>
+        <w:pStyle w:val="HTMLPreformatted"/>
+        <w:shd w:val="clear" w:color="auto" w:fill="1E1F22"/>
+        <w:rPr>
+          <w:rFonts w:ascii="Comic Sans MS" w:hAnsi="Comic Sans MS"/>
+          <w:color w:val="BCBEC4"/>
+          <w:szCs w:val="24"/>
+        </w:rPr>
+      </w:pPr>
     </w:p>
     <w:p>
       <w:pPr>
@@ -15565,6 +16454,241 @@
           <w:lang w:eastAsia="en-IN"/>
         </w:rPr>
       </w:pPr>
+      <w:r>
+        <w:rPr>
+          <w:rFonts w:ascii="Comic Sans MS" w:eastAsia="Times New Roman" w:hAnsi="Comic Sans MS" w:cstheme="majorHAnsi"/>
+          <w:bCs/>
+          <w:sz w:val="24"/>
+          <w:szCs w:val="24"/>
+          <w:lang w:eastAsia="en-IN"/>
+        </w:rPr>
+        <w:t xml:space="preserve">2. </w:t>
+      </w:r>
+      <w:r>
+        <w:rPr>
+          <w:rFonts w:ascii="Comic Sans MS" w:eastAsia="Times New Roman" w:hAnsi="Comic Sans MS" w:cstheme="majorHAnsi"/>
+          <w:b/>
+          <w:bCs/>
+          <w:sz w:val="24"/>
+          <w:szCs w:val="24"/>
+          <w:lang w:eastAsia="en-IN"/>
+        </w:rPr>
+        <w:t xml:space="preserve">Non-thread-safe data structures: </w:t>
+      </w:r>
+      <w:r>
+        <w:rPr>
+          <w:rFonts w:ascii="Comic Sans MS" w:eastAsia="Times New Roman" w:hAnsi="Comic Sans MS" w:cstheme="majorHAnsi"/>
+          <w:bCs/>
+          <w:sz w:val="24"/>
+          <w:szCs w:val="24"/>
+          <w:lang w:eastAsia="en-IN"/>
+        </w:rPr>
+        <w:t xml:space="preserve">Modifying a shared </w:t>
+      </w:r>
+      <w:proofErr w:type="spellStart"/>
+      <w:r>
+        <w:rPr>
+          <w:rFonts w:ascii="Comic Sans MS" w:eastAsia="Times New Roman" w:hAnsi="Comic Sans MS" w:cstheme="majorHAnsi"/>
+          <w:bCs/>
+          <w:sz w:val="24"/>
+          <w:szCs w:val="24"/>
+          <w:lang w:eastAsia="en-IN"/>
+        </w:rPr>
+        <w:t>ArrayList</w:t>
+      </w:r>
+      <w:proofErr w:type="spellEnd"/>
+      <w:r>
+        <w:rPr>
+          <w:rFonts w:ascii="Comic Sans MS" w:eastAsia="Times New Roman" w:hAnsi="Comic Sans MS" w:cstheme="majorHAnsi"/>
+          <w:bCs/>
+          <w:sz w:val="24"/>
+          <w:szCs w:val="24"/>
+          <w:lang w:eastAsia="en-IN"/>
+        </w:rPr>
+        <w:t xml:space="preserve"> from parallel workers is unsafe</w:t>
+      </w:r>
+      <w:r>
+        <w:rPr>
+          <w:rFonts w:ascii="Comic Sans MS" w:eastAsia="Times New Roman" w:hAnsi="Comic Sans MS" w:cstheme="majorHAnsi"/>
+          <w:bCs/>
+          <w:sz w:val="24"/>
+          <w:szCs w:val="24"/>
+          <w:lang w:eastAsia="en-IN"/>
+        </w:rPr>
+        <w:t>.</w:t>
+      </w:r>
+    </w:p>
+    <w:p>
+      <w:pPr>
+        <w:pStyle w:val="HTMLPreformatted"/>
+        <w:shd w:val="clear" w:color="auto" w:fill="1E1F22"/>
+        <w:rPr>
+          <w:rFonts w:ascii="Comic Sans MS" w:hAnsi="Comic Sans MS"/>
+          <w:color w:val="BCBEC4"/>
+          <w:szCs w:val="24"/>
+        </w:rPr>
+      </w:pPr>
+      <w:r>
+        <w:rPr>
+          <w:rFonts w:ascii="Comic Sans MS" w:hAnsi="Comic Sans MS"/>
+          <w:color w:val="BCBEC4"/>
+          <w:szCs w:val="24"/>
+        </w:rPr>
+        <w:t xml:space="preserve">List&lt;Integer&gt; </w:t>
+      </w:r>
+      <w:r>
+        <w:rPr>
+          <w:rFonts w:ascii="Comic Sans MS" w:hAnsi="Comic Sans MS"/>
+          <w:color w:val="C77DBB"/>
+          <w:szCs w:val="24"/>
+        </w:rPr>
+        <w:t xml:space="preserve">result </w:t>
+      </w:r>
+      <w:r>
+        <w:rPr>
+          <w:rFonts w:ascii="Comic Sans MS" w:hAnsi="Comic Sans MS"/>
+          <w:color w:val="BCBEC4"/>
+          <w:szCs w:val="24"/>
+        </w:rPr>
+        <w:t xml:space="preserve">= </w:t>
+      </w:r>
+      <w:r>
+        <w:rPr>
+          <w:rFonts w:ascii="Comic Sans MS" w:hAnsi="Comic Sans MS"/>
+          <w:color w:val="CF8E6D"/>
+          <w:szCs w:val="24"/>
+        </w:rPr>
+        <w:t xml:space="preserve">new </w:t>
+      </w:r>
+      <w:proofErr w:type="spellStart"/>
+      <w:r>
+        <w:rPr>
+          <w:rFonts w:ascii="Comic Sans MS" w:hAnsi="Comic Sans MS"/>
+          <w:color w:val="BCBEC4"/>
+          <w:szCs w:val="24"/>
+        </w:rPr>
+        <w:t>ArrayList</w:t>
+      </w:r>
+      <w:proofErr w:type="spellEnd"/>
+      <w:r>
+        <w:rPr>
+          <w:rFonts w:ascii="Comic Sans MS" w:hAnsi="Comic Sans MS"/>
+          <w:color w:val="BCBEC4"/>
+          <w:szCs w:val="24"/>
+        </w:rPr>
+        <w:t>&lt;</w:t>
+      </w:r>
+      <w:proofErr w:type="gramStart"/>
+      <w:r>
+        <w:rPr>
+          <w:rFonts w:ascii="Comic Sans MS" w:hAnsi="Comic Sans MS"/>
+          <w:color w:val="BCBEC4"/>
+          <w:szCs w:val="24"/>
+        </w:rPr>
+        <w:t>&gt;(</w:t>
+      </w:r>
+      <w:proofErr w:type="gramEnd"/>
+      <w:r>
+        <w:rPr>
+          <w:rFonts w:ascii="Comic Sans MS" w:hAnsi="Comic Sans MS"/>
+          <w:color w:val="BCBEC4"/>
+          <w:szCs w:val="24"/>
+        </w:rPr>
+        <w:t>);</w:t>
+      </w:r>
+      <w:r>
+        <w:rPr>
+          <w:rFonts w:ascii="Comic Sans MS" w:hAnsi="Comic Sans MS"/>
+          <w:color w:val="BCBEC4"/>
+          <w:szCs w:val="24"/>
+        </w:rPr>
+        <w:br/>
+      </w:r>
+      <w:r>
+        <w:rPr>
+          <w:rFonts w:ascii="Comic Sans MS" w:hAnsi="Comic Sans MS"/>
+          <w:color w:val="BCBEC4"/>
+          <w:szCs w:val="24"/>
+        </w:rPr>
+        <w:br/>
+      </w:r>
+      <w:proofErr w:type="spellStart"/>
+      <w:r>
+        <w:rPr>
+          <w:rFonts w:ascii="Comic Sans MS" w:hAnsi="Comic Sans MS"/>
+          <w:color w:val="BCBEC4"/>
+          <w:szCs w:val="24"/>
+        </w:rPr>
+        <w:t>numbers.</w:t>
+      </w:r>
+      <w:r>
+        <w:rPr>
+          <w:rFonts w:ascii="Comic Sans MS" w:hAnsi="Comic Sans MS"/>
+          <w:color w:val="56A8F5"/>
+          <w:szCs w:val="24"/>
+        </w:rPr>
+        <w:t>parallelStream</w:t>
+      </w:r>
+      <w:proofErr w:type="spellEnd"/>
+      <w:r>
+        <w:rPr>
+          <w:rFonts w:ascii="Comic Sans MS" w:hAnsi="Comic Sans MS"/>
+          <w:color w:val="BCBEC4"/>
+          <w:szCs w:val="24"/>
+        </w:rPr>
+        <w:t>()</w:t>
+      </w:r>
+      <w:r>
+        <w:rPr>
+          <w:rFonts w:ascii="Comic Sans MS" w:hAnsi="Comic Sans MS"/>
+          <w:color w:val="BCBEC4"/>
+          <w:szCs w:val="24"/>
+        </w:rPr>
+        <w:br/>
+        <w:t xml:space="preserve">       .</w:t>
+      </w:r>
+      <w:proofErr w:type="spellStart"/>
+      <w:r>
+        <w:rPr>
+          <w:rFonts w:ascii="Comic Sans MS" w:hAnsi="Comic Sans MS"/>
+          <w:color w:val="56A8F5"/>
+          <w:szCs w:val="24"/>
+        </w:rPr>
+        <w:t>forEach</w:t>
+      </w:r>
+      <w:proofErr w:type="spellEnd"/>
+      <w:r>
+        <w:rPr>
+          <w:rFonts w:ascii="Comic Sans MS" w:hAnsi="Comic Sans MS"/>
+          <w:color w:val="BCBEC4"/>
+          <w:szCs w:val="24"/>
+        </w:rPr>
+        <w:t>(</w:t>
+      </w:r>
+      <w:r>
+        <w:rPr>
+          <w:rFonts w:ascii="Comic Sans MS" w:hAnsi="Comic Sans MS"/>
+          <w:color w:val="C77DBB"/>
+          <w:szCs w:val="24"/>
+        </w:rPr>
+        <w:t>result</w:t>
+      </w:r>
+      <w:r>
+        <w:rPr>
+          <w:rFonts w:ascii="Comic Sans MS" w:hAnsi="Comic Sans MS"/>
+          <w:color w:val="BCBEC4"/>
+          <w:szCs w:val="24"/>
+        </w:rPr>
+        <w:t xml:space="preserve">::add); </w:t>
+      </w:r>
+      <w:r>
+        <w:rPr>
+          <w:rFonts w:ascii="Comic Sans MS" w:hAnsi="Comic Sans MS"/>
+          <w:color w:val="7A7E85"/>
+          <w:szCs w:val="24"/>
+        </w:rPr>
+        <w:t>// Unsafe</w:t>
+      </w:r>
     </w:p>
     <w:p>
       <w:pPr>
@@ -15577,6 +16701,38 @@
           <w:lang w:eastAsia="en-IN"/>
         </w:rPr>
       </w:pPr>
+      <w:r>
+        <w:rPr>
+          <w:rFonts w:ascii="Comic Sans MS" w:eastAsia="Times New Roman" w:hAnsi="Comic Sans MS" w:cstheme="majorHAnsi"/>
+          <w:bCs/>
+          <w:sz w:val="24"/>
+          <w:szCs w:val="24"/>
+          <w:lang w:eastAsia="en-IN"/>
+        </w:rPr>
+        <w:t xml:space="preserve">Concurrent modifications can cause lost elements or other incorrect </w:t>
+      </w:r>
+      <w:proofErr w:type="spellStart"/>
+      <w:r>
+        <w:rPr>
+          <w:rFonts w:ascii="Comic Sans MS" w:eastAsia="Times New Roman" w:hAnsi="Comic Sans MS" w:cstheme="majorHAnsi"/>
+          <w:bCs/>
+          <w:sz w:val="24"/>
+          <w:szCs w:val="24"/>
+          <w:lang w:eastAsia="en-IN"/>
+        </w:rPr>
+        <w:t>behavior</w:t>
+      </w:r>
+      <w:proofErr w:type="spellEnd"/>
+      <w:r>
+        <w:rPr>
+          <w:rFonts w:ascii="Comic Sans MS" w:eastAsia="Times New Roman" w:hAnsi="Comic Sans MS" w:cstheme="majorHAnsi"/>
+          <w:bCs/>
+          <w:sz w:val="24"/>
+          <w:szCs w:val="24"/>
+          <w:lang w:eastAsia="en-IN"/>
+        </w:rPr>
+        <w:t>.</w:t>
+      </w:r>
     </w:p>
     <w:p>
       <w:pPr>
@@ -15628,6 +16784,37 @@
     </w:p>
     <w:p>
       <w:pPr>
+        <w:pStyle w:val="Heading2"/>
+        <w:spacing w:after="240"/>
+        <w:rPr>
+          <w:rFonts w:ascii="Comic Sans MS" w:hAnsi="Comic Sans MS" w:cs="Segoe UI Symbol"/>
+          <w:sz w:val="28"/>
+        </w:rPr>
+      </w:pPr>
+      <w:r>
+        <w:rPr>
+          <w:rFonts w:ascii="Comic Sans MS" w:hAnsi="Comic Sans MS" w:cs="Segoe UI Symbol"/>
+          <w:sz w:val="28"/>
+        </w:rPr>
+        <w:t>Q7</w:t>
+      </w:r>
+      <w:r>
+        <w:rPr>
+          <w:rFonts w:ascii="Comic Sans MS" w:hAnsi="Comic Sans MS" w:cs="Segoe UI Symbol"/>
+          <w:sz w:val="28"/>
+        </w:rPr>
+        <w:t xml:space="preserve">. </w:t>
+      </w:r>
+      <w:r>
+        <w:rPr>
+          <w:rFonts w:ascii="Comic Sans MS" w:hAnsi="Comic Sans MS" w:cs="Segoe UI Symbol"/>
+          <w:sz w:val="28"/>
+        </w:rPr>
+        <w:t>Review a stream-heavy codebase where business logic is buried inside long pipelines. What would you change?</w:t>
+      </w:r>
+    </w:p>
+    <w:p>
+      <w:pPr>
         <w:spacing w:after="0" w:line="240" w:lineRule="auto"/>
         <w:rPr>
           <w:rFonts w:ascii="Comic Sans MS" w:eastAsia="Times New Roman" w:hAnsi="Comic Sans MS" w:cstheme="majorHAnsi"/>
@@ -15637,6 +16824,38 @@
           <w:lang w:eastAsia="en-IN"/>
         </w:rPr>
       </w:pPr>
+      <w:r>
+        <w:rPr>
+          <w:rFonts w:ascii="Comic Sans MS" w:eastAsia="Times New Roman" w:hAnsi="Comic Sans MS" w:cstheme="majorHAnsi"/>
+          <w:bCs/>
+          <w:sz w:val="24"/>
+          <w:szCs w:val="24"/>
+          <w:lang w:eastAsia="en-IN"/>
+        </w:rPr>
+        <w:t xml:space="preserve">I would refactor </w:t>
+      </w:r>
+      <w:proofErr w:type="gramStart"/>
+      <w:r>
+        <w:rPr>
+          <w:rFonts w:ascii="Comic Sans MS" w:eastAsia="Times New Roman" w:hAnsi="Comic Sans MS" w:cstheme="majorHAnsi"/>
+          <w:bCs/>
+          <w:sz w:val="24"/>
+          <w:szCs w:val="24"/>
+          <w:lang w:eastAsia="en-IN"/>
+        </w:rPr>
+        <w:t>the codebase</w:t>
+      </w:r>
+      <w:proofErr w:type="gramEnd"/>
+      <w:r>
+        <w:rPr>
+          <w:rFonts w:ascii="Comic Sans MS" w:eastAsia="Times New Roman" w:hAnsi="Comic Sans MS" w:cstheme="majorHAnsi"/>
+          <w:bCs/>
+          <w:sz w:val="24"/>
+          <w:szCs w:val="24"/>
+          <w:lang w:eastAsia="en-IN"/>
+        </w:rPr>
+        <w:t xml:space="preserve"> to separate business logic from stream mechanics, improve readability, and make individual rules easier to test. The goal is not to remove Streams, but to ensure that pipelines express the data flow rather than hide complex business decisions.</w:t>
+      </w:r>
     </w:p>
     <w:p>
       <w:pPr>
@@ -15652,6 +16871,349 @@
     </w:p>
     <w:p>
       <w:pPr>
+        <w:spacing w:line="240" w:lineRule="auto"/>
+        <w:rPr>
+          <w:rFonts w:ascii="Comic Sans MS" w:eastAsia="Times New Roman" w:hAnsi="Comic Sans MS" w:cstheme="majorHAnsi"/>
+          <w:bCs/>
+          <w:sz w:val="24"/>
+          <w:szCs w:val="24"/>
+          <w:lang w:eastAsia="en-IN"/>
+        </w:rPr>
+      </w:pPr>
+      <w:proofErr w:type="spellStart"/>
+      <w:r>
+        <w:rPr>
+          <w:rFonts w:ascii="Comic Sans MS" w:eastAsia="Times New Roman" w:hAnsi="Comic Sans MS" w:cstheme="majorHAnsi"/>
+          <w:bCs/>
+          <w:sz w:val="24"/>
+          <w:szCs w:val="24"/>
+          <w:lang w:eastAsia="en-IN"/>
+        </w:rPr>
+        <w:t>Eg</w:t>
+      </w:r>
+      <w:proofErr w:type="spellEnd"/>
+      <w:r>
+        <w:rPr>
+          <w:rFonts w:ascii="Comic Sans MS" w:eastAsia="Times New Roman" w:hAnsi="Comic Sans MS" w:cstheme="majorHAnsi"/>
+          <w:bCs/>
+          <w:sz w:val="24"/>
+          <w:szCs w:val="24"/>
+          <w:lang w:eastAsia="en-IN"/>
+        </w:rPr>
+        <w:t>: Before Refactoring</w:t>
+      </w:r>
+    </w:p>
+    <w:p>
+      <w:pPr>
+        <w:pStyle w:val="HTMLPreformatted"/>
+        <w:shd w:val="clear" w:color="auto" w:fill="1E1F22"/>
+        <w:rPr>
+          <w:rFonts w:ascii="Comic Sans MS" w:hAnsi="Comic Sans MS"/>
+          <w:color w:val="BCBEC4"/>
+          <w:szCs w:val="24"/>
+        </w:rPr>
+      </w:pPr>
+      <w:r>
+        <w:rPr>
+          <w:rFonts w:ascii="Comic Sans MS" w:hAnsi="Comic Sans MS"/>
+          <w:color w:val="BCBEC4"/>
+          <w:szCs w:val="24"/>
+        </w:rPr>
+        <w:t xml:space="preserve">List&lt;String&gt; </w:t>
+      </w:r>
+      <w:proofErr w:type="spellStart"/>
+      <w:r>
+        <w:rPr>
+          <w:rFonts w:ascii="Comic Sans MS" w:hAnsi="Comic Sans MS"/>
+          <w:color w:val="C77DBB"/>
+          <w:szCs w:val="24"/>
+        </w:rPr>
+        <w:t>eligibleUsers</w:t>
+      </w:r>
+      <w:proofErr w:type="spellEnd"/>
+      <w:r>
+        <w:rPr>
+          <w:rFonts w:ascii="Comic Sans MS" w:hAnsi="Comic Sans MS"/>
+          <w:color w:val="C77DBB"/>
+          <w:szCs w:val="24"/>
+        </w:rPr>
+        <w:t xml:space="preserve"> </w:t>
+      </w:r>
+      <w:r>
+        <w:rPr>
+          <w:rFonts w:ascii="Comic Sans MS" w:hAnsi="Comic Sans MS"/>
+          <w:color w:val="BCBEC4"/>
+          <w:szCs w:val="24"/>
+        </w:rPr>
+        <w:t xml:space="preserve">= </w:t>
+      </w:r>
+      <w:proofErr w:type="spellStart"/>
+      <w:r>
+        <w:rPr>
+          <w:rFonts w:ascii="Comic Sans MS" w:hAnsi="Comic Sans MS"/>
+          <w:color w:val="BCBEC4"/>
+          <w:szCs w:val="24"/>
+        </w:rPr>
+        <w:t>users.stream</w:t>
+      </w:r>
+      <w:proofErr w:type="spellEnd"/>
+      <w:r>
+        <w:rPr>
+          <w:rFonts w:ascii="Comic Sans MS" w:hAnsi="Comic Sans MS"/>
+          <w:color w:val="BCBEC4"/>
+          <w:szCs w:val="24"/>
+        </w:rPr>
+        <w:t>()</w:t>
+      </w:r>
+      <w:r>
+        <w:rPr>
+          <w:rFonts w:ascii="Comic Sans MS" w:hAnsi="Comic Sans MS"/>
+          <w:color w:val="BCBEC4"/>
+          <w:szCs w:val="24"/>
+        </w:rPr>
+        <w:br/>
+        <w:t xml:space="preserve">        .filter(u -&gt; </w:t>
+      </w:r>
+      <w:proofErr w:type="spellStart"/>
+      <w:r>
+        <w:rPr>
+          <w:rFonts w:ascii="Comic Sans MS" w:hAnsi="Comic Sans MS"/>
+          <w:color w:val="BCBEC4"/>
+          <w:szCs w:val="24"/>
+        </w:rPr>
+        <w:t>u.getAge</w:t>
+      </w:r>
+      <w:proofErr w:type="spellEnd"/>
+      <w:r>
+        <w:rPr>
+          <w:rFonts w:ascii="Comic Sans MS" w:hAnsi="Comic Sans MS"/>
+          <w:color w:val="BCBEC4"/>
+          <w:szCs w:val="24"/>
+        </w:rPr>
+        <w:t xml:space="preserve">() &gt;= </w:t>
+      </w:r>
+      <w:r>
+        <w:rPr>
+          <w:rFonts w:ascii="Comic Sans MS" w:hAnsi="Comic Sans MS"/>
+          <w:color w:val="2AACB8"/>
+          <w:szCs w:val="24"/>
+        </w:rPr>
+        <w:t>18</w:t>
+      </w:r>
+      <w:r>
+        <w:rPr>
+          <w:rFonts w:ascii="Comic Sans MS" w:hAnsi="Comic Sans MS"/>
+          <w:color w:val="2AACB8"/>
+          <w:szCs w:val="24"/>
+        </w:rPr>
+        <w:br/>
+        <w:t xml:space="preserve">                </w:t>
+      </w:r>
+      <w:r>
+        <w:rPr>
+          <w:rFonts w:ascii="Comic Sans MS" w:hAnsi="Comic Sans MS"/>
+          <w:color w:val="BCBEC4"/>
+          <w:szCs w:val="24"/>
+        </w:rPr>
+        <w:t xml:space="preserve">&amp;&amp; </w:t>
+      </w:r>
+      <w:proofErr w:type="spellStart"/>
+      <w:r>
+        <w:rPr>
+          <w:rFonts w:ascii="Comic Sans MS" w:hAnsi="Comic Sans MS"/>
+          <w:color w:val="BCBEC4"/>
+          <w:szCs w:val="24"/>
+        </w:rPr>
+        <w:t>u.isVerified</w:t>
+      </w:r>
+      <w:proofErr w:type="spellEnd"/>
+      <w:r>
+        <w:rPr>
+          <w:rFonts w:ascii="Comic Sans MS" w:hAnsi="Comic Sans MS"/>
+          <w:color w:val="BCBEC4"/>
+          <w:szCs w:val="24"/>
+        </w:rPr>
+        <w:t>()</w:t>
+      </w:r>
+      <w:r>
+        <w:rPr>
+          <w:rFonts w:ascii="Comic Sans MS" w:hAnsi="Comic Sans MS"/>
+          <w:color w:val="BCBEC4"/>
+          <w:szCs w:val="24"/>
+        </w:rPr>
+        <w:br/>
+        <w:t xml:space="preserve">                &amp;&amp; </w:t>
+      </w:r>
+      <w:proofErr w:type="spellStart"/>
+      <w:r>
+        <w:rPr>
+          <w:rFonts w:ascii="Comic Sans MS" w:hAnsi="Comic Sans MS"/>
+          <w:color w:val="BCBEC4"/>
+          <w:szCs w:val="24"/>
+        </w:rPr>
+        <w:t>u.getAccount</w:t>
+      </w:r>
+      <w:proofErr w:type="spellEnd"/>
+      <w:r>
+        <w:rPr>
+          <w:rFonts w:ascii="Comic Sans MS" w:hAnsi="Comic Sans MS"/>
+          <w:color w:val="BCBEC4"/>
+          <w:szCs w:val="24"/>
+        </w:rPr>
+        <w:t xml:space="preserve">() != </w:t>
+      </w:r>
+      <w:r>
+        <w:rPr>
+          <w:rFonts w:ascii="Comic Sans MS" w:hAnsi="Comic Sans MS"/>
+          <w:color w:val="CF8E6D"/>
+          <w:szCs w:val="24"/>
+        </w:rPr>
+        <w:t>null</w:t>
+      </w:r>
+      <w:r>
+        <w:rPr>
+          <w:rFonts w:ascii="Comic Sans MS" w:hAnsi="Comic Sans MS"/>
+          <w:color w:val="CF8E6D"/>
+          <w:szCs w:val="24"/>
+        </w:rPr>
+        <w:br/>
+        <w:t xml:space="preserve">                </w:t>
+      </w:r>
+      <w:r>
+        <w:rPr>
+          <w:rFonts w:ascii="Comic Sans MS" w:hAnsi="Comic Sans MS"/>
+          <w:color w:val="BCBEC4"/>
+          <w:szCs w:val="24"/>
+        </w:rPr>
+        <w:t xml:space="preserve">&amp;&amp; </w:t>
+      </w:r>
+      <w:proofErr w:type="spellStart"/>
+      <w:r>
+        <w:rPr>
+          <w:rFonts w:ascii="Comic Sans MS" w:hAnsi="Comic Sans MS"/>
+          <w:color w:val="BCBEC4"/>
+          <w:szCs w:val="24"/>
+        </w:rPr>
+        <w:t>u.getAccount</w:t>
+      </w:r>
+      <w:proofErr w:type="spellEnd"/>
+      <w:r>
+        <w:rPr>
+          <w:rFonts w:ascii="Comic Sans MS" w:hAnsi="Comic Sans MS"/>
+          <w:color w:val="BCBEC4"/>
+          <w:szCs w:val="24"/>
+        </w:rPr>
+        <w:t>().</w:t>
+      </w:r>
+      <w:proofErr w:type="spellStart"/>
+      <w:r>
+        <w:rPr>
+          <w:rFonts w:ascii="Comic Sans MS" w:hAnsi="Comic Sans MS"/>
+          <w:color w:val="BCBEC4"/>
+          <w:szCs w:val="24"/>
+        </w:rPr>
+        <w:t>getBalance</w:t>
+      </w:r>
+      <w:proofErr w:type="spellEnd"/>
+      <w:r>
+        <w:rPr>
+          <w:rFonts w:ascii="Comic Sans MS" w:hAnsi="Comic Sans MS"/>
+          <w:color w:val="BCBEC4"/>
+          <w:szCs w:val="24"/>
+        </w:rPr>
+        <w:t xml:space="preserve">() &gt; </w:t>
+      </w:r>
+      <w:r>
+        <w:rPr>
+          <w:rFonts w:ascii="Comic Sans MS" w:hAnsi="Comic Sans MS"/>
+          <w:color w:val="2AACB8"/>
+          <w:szCs w:val="24"/>
+        </w:rPr>
+        <w:t>1000</w:t>
+      </w:r>
+      <w:r>
+        <w:rPr>
+          <w:rFonts w:ascii="Comic Sans MS" w:hAnsi="Comic Sans MS"/>
+          <w:color w:val="BCBEC4"/>
+          <w:szCs w:val="24"/>
+        </w:rPr>
+        <w:t>)</w:t>
+      </w:r>
+      <w:r>
+        <w:rPr>
+          <w:rFonts w:ascii="Comic Sans MS" w:hAnsi="Comic Sans MS"/>
+          <w:color w:val="BCBEC4"/>
+          <w:szCs w:val="24"/>
+        </w:rPr>
+        <w:br/>
+        <w:t xml:space="preserve">        .map(u -&gt; </w:t>
+      </w:r>
+      <w:proofErr w:type="spellStart"/>
+      <w:r>
+        <w:rPr>
+          <w:rFonts w:ascii="Comic Sans MS" w:hAnsi="Comic Sans MS"/>
+          <w:color w:val="BCBEC4"/>
+          <w:szCs w:val="24"/>
+        </w:rPr>
+        <w:t>u.getFirstName</w:t>
+      </w:r>
+      <w:proofErr w:type="spellEnd"/>
+      <w:r>
+        <w:rPr>
+          <w:rFonts w:ascii="Comic Sans MS" w:hAnsi="Comic Sans MS"/>
+          <w:color w:val="BCBEC4"/>
+          <w:szCs w:val="24"/>
+        </w:rPr>
+        <w:t>().trim().</w:t>
+      </w:r>
+      <w:proofErr w:type="spellStart"/>
+      <w:r>
+        <w:rPr>
+          <w:rFonts w:ascii="Comic Sans MS" w:hAnsi="Comic Sans MS"/>
+          <w:color w:val="BCBEC4"/>
+          <w:szCs w:val="24"/>
+        </w:rPr>
+        <w:t>toUpperCase</w:t>
+      </w:r>
+      <w:proofErr w:type="spellEnd"/>
+      <w:r>
+        <w:rPr>
+          <w:rFonts w:ascii="Comic Sans MS" w:hAnsi="Comic Sans MS"/>
+          <w:color w:val="BCBEC4"/>
+          <w:szCs w:val="24"/>
+        </w:rPr>
+        <w:t>())</w:t>
+      </w:r>
+      <w:r>
+        <w:rPr>
+          <w:rFonts w:ascii="Comic Sans MS" w:hAnsi="Comic Sans MS"/>
+          <w:color w:val="BCBEC4"/>
+          <w:szCs w:val="24"/>
+        </w:rPr>
+        <w:br/>
+        <w:t xml:space="preserve">        .</w:t>
+      </w:r>
+      <w:proofErr w:type="spellStart"/>
+      <w:r>
+        <w:rPr>
+          <w:rFonts w:ascii="Comic Sans MS" w:hAnsi="Comic Sans MS"/>
+          <w:color w:val="BCBEC4"/>
+          <w:szCs w:val="24"/>
+        </w:rPr>
+        <w:t>toList</w:t>
+      </w:r>
+      <w:proofErr w:type="spellEnd"/>
+      <w:r>
+        <w:rPr>
+          <w:rFonts w:ascii="Comic Sans MS" w:hAnsi="Comic Sans MS"/>
+          <w:color w:val="BCBEC4"/>
+          <w:szCs w:val="24"/>
+        </w:rPr>
+        <w:t>();</w:t>
+      </w:r>
+    </w:p>
+    <w:p>
+      <w:pPr>
         <w:spacing w:after="0" w:line="240" w:lineRule="auto"/>
         <w:rPr>
           <w:rFonts w:ascii="Comic Sans MS" w:eastAsia="Times New Roman" w:hAnsi="Comic Sans MS" w:cstheme="majorHAnsi"/>
@@ -15673,6 +17235,16 @@
           <w:lang w:eastAsia="en-IN"/>
         </w:rPr>
       </w:pPr>
+      <w:r>
+        <w:rPr>
+          <w:rFonts w:ascii="Comic Sans MS" w:eastAsia="Times New Roman" w:hAnsi="Comic Sans MS" w:cstheme="majorHAnsi"/>
+          <w:bCs/>
+          <w:sz w:val="24"/>
+          <w:szCs w:val="24"/>
+          <w:lang w:eastAsia="en-IN"/>
+        </w:rPr>
+        <w:t>The pipeline is compact, but the eligibility rules are difficult to understand at a glance.</w:t>
+      </w:r>
     </w:p>
     <w:p>
       <w:pPr>
@@ -15685,6 +17257,556 @@
           <w:lang w:eastAsia="en-IN"/>
         </w:rPr>
       </w:pPr>
+      <w:r>
+        <w:rPr>
+          <w:rFonts w:ascii="Comic Sans MS" w:eastAsia="Times New Roman" w:hAnsi="Comic Sans MS" w:cstheme="majorHAnsi"/>
+          <w:bCs/>
+          <w:sz w:val="24"/>
+          <w:szCs w:val="24"/>
+          <w:lang w:eastAsia="en-IN"/>
+        </w:rPr>
+        <w:lastRenderedPageBreak/>
+        <w:t>After Refactoring</w:t>
+      </w:r>
+    </w:p>
+    <w:p>
+      <w:pPr>
+        <w:pStyle w:val="HTMLPreformatted"/>
+        <w:shd w:val="clear" w:color="auto" w:fill="1E1F22"/>
+        <w:rPr>
+          <w:rFonts w:ascii="Comic Sans MS" w:hAnsi="Comic Sans MS"/>
+          <w:color w:val="BCBEC4"/>
+          <w:szCs w:val="24"/>
+        </w:rPr>
+      </w:pPr>
+      <w:r>
+        <w:rPr>
+          <w:rFonts w:ascii="Comic Sans MS" w:hAnsi="Comic Sans MS"/>
+          <w:color w:val="BCBEC4"/>
+          <w:szCs w:val="24"/>
+        </w:rPr>
+        <w:t xml:space="preserve">List&lt;String&gt; </w:t>
+      </w:r>
+      <w:proofErr w:type="spellStart"/>
+      <w:r>
+        <w:rPr>
+          <w:rFonts w:ascii="Comic Sans MS" w:hAnsi="Comic Sans MS"/>
+          <w:color w:val="C77DBB"/>
+          <w:szCs w:val="24"/>
+        </w:rPr>
+        <w:t>eligibleUsers</w:t>
+      </w:r>
+      <w:proofErr w:type="spellEnd"/>
+      <w:r>
+        <w:rPr>
+          <w:rFonts w:ascii="Comic Sans MS" w:hAnsi="Comic Sans MS"/>
+          <w:color w:val="C77DBB"/>
+          <w:szCs w:val="24"/>
+        </w:rPr>
+        <w:t xml:space="preserve"> </w:t>
+      </w:r>
+      <w:r>
+        <w:rPr>
+          <w:rFonts w:ascii="Comic Sans MS" w:hAnsi="Comic Sans MS"/>
+          <w:color w:val="BCBEC4"/>
+          <w:szCs w:val="24"/>
+        </w:rPr>
+        <w:t xml:space="preserve">= </w:t>
+      </w:r>
+      <w:proofErr w:type="spellStart"/>
+      <w:r>
+        <w:rPr>
+          <w:rFonts w:ascii="Comic Sans MS" w:hAnsi="Comic Sans MS"/>
+          <w:color w:val="BCBEC4"/>
+          <w:szCs w:val="24"/>
+        </w:rPr>
+        <w:t>users.stream</w:t>
+      </w:r>
+      <w:proofErr w:type="spellEnd"/>
+      <w:r>
+        <w:rPr>
+          <w:rFonts w:ascii="Comic Sans MS" w:hAnsi="Comic Sans MS"/>
+          <w:color w:val="BCBEC4"/>
+          <w:szCs w:val="24"/>
+        </w:rPr>
+        <w:t>()</w:t>
+      </w:r>
+      <w:r>
+        <w:rPr>
+          <w:rFonts w:ascii="Comic Sans MS" w:hAnsi="Comic Sans MS"/>
+          <w:color w:val="BCBEC4"/>
+          <w:szCs w:val="24"/>
+        </w:rPr>
+        <w:br/>
+        <w:t xml:space="preserve">        .filter(</w:t>
+      </w:r>
+      <w:r>
+        <w:rPr>
+          <w:rFonts w:ascii="Comic Sans MS" w:hAnsi="Comic Sans MS"/>
+          <w:color w:val="CF8E6D"/>
+          <w:szCs w:val="24"/>
+        </w:rPr>
+        <w:t>this</w:t>
+      </w:r>
+      <w:r>
+        <w:rPr>
+          <w:rFonts w:ascii="Comic Sans MS" w:hAnsi="Comic Sans MS"/>
+          <w:color w:val="BCBEC4"/>
+          <w:szCs w:val="24"/>
+        </w:rPr>
+        <w:t>::</w:t>
+      </w:r>
+      <w:proofErr w:type="spellStart"/>
+      <w:r>
+        <w:rPr>
+          <w:rFonts w:ascii="Comic Sans MS" w:hAnsi="Comic Sans MS"/>
+          <w:color w:val="BCBEC4"/>
+          <w:szCs w:val="24"/>
+        </w:rPr>
+        <w:t>isEligible</w:t>
+      </w:r>
+      <w:proofErr w:type="spellEnd"/>
+      <w:r>
+        <w:rPr>
+          <w:rFonts w:ascii="Comic Sans MS" w:hAnsi="Comic Sans MS"/>
+          <w:color w:val="BCBEC4"/>
+          <w:szCs w:val="24"/>
+        </w:rPr>
+        <w:t>)</w:t>
+      </w:r>
+      <w:r>
+        <w:rPr>
+          <w:rFonts w:ascii="Comic Sans MS" w:hAnsi="Comic Sans MS"/>
+          <w:color w:val="BCBEC4"/>
+          <w:szCs w:val="24"/>
+        </w:rPr>
+        <w:br/>
+        <w:t xml:space="preserve">        .map(</w:t>
+      </w:r>
+      <w:r>
+        <w:rPr>
+          <w:rFonts w:ascii="Comic Sans MS" w:hAnsi="Comic Sans MS"/>
+          <w:color w:val="CF8E6D"/>
+          <w:szCs w:val="24"/>
+        </w:rPr>
+        <w:t>this</w:t>
+      </w:r>
+      <w:r>
+        <w:rPr>
+          <w:rFonts w:ascii="Comic Sans MS" w:hAnsi="Comic Sans MS"/>
+          <w:color w:val="BCBEC4"/>
+          <w:szCs w:val="24"/>
+        </w:rPr>
+        <w:t>::</w:t>
+      </w:r>
+      <w:proofErr w:type="spellStart"/>
+      <w:r>
+        <w:rPr>
+          <w:rFonts w:ascii="Comic Sans MS" w:hAnsi="Comic Sans MS"/>
+          <w:color w:val="BCBEC4"/>
+          <w:szCs w:val="24"/>
+        </w:rPr>
+        <w:t>formatUserName</w:t>
+      </w:r>
+      <w:proofErr w:type="spellEnd"/>
+      <w:r>
+        <w:rPr>
+          <w:rFonts w:ascii="Comic Sans MS" w:hAnsi="Comic Sans MS"/>
+          <w:color w:val="BCBEC4"/>
+          <w:szCs w:val="24"/>
+        </w:rPr>
+        <w:t>)</w:t>
+      </w:r>
+      <w:r>
+        <w:rPr>
+          <w:rFonts w:ascii="Comic Sans MS" w:hAnsi="Comic Sans MS"/>
+          <w:color w:val="BCBEC4"/>
+          <w:szCs w:val="24"/>
+        </w:rPr>
+        <w:br/>
+        <w:t xml:space="preserve">        .</w:t>
+      </w:r>
+      <w:proofErr w:type="spellStart"/>
+      <w:r>
+        <w:rPr>
+          <w:rFonts w:ascii="Comic Sans MS" w:hAnsi="Comic Sans MS"/>
+          <w:color w:val="BCBEC4"/>
+          <w:szCs w:val="24"/>
+        </w:rPr>
+        <w:t>toList</w:t>
+      </w:r>
+      <w:proofErr w:type="spellEnd"/>
+      <w:r>
+        <w:rPr>
+          <w:rFonts w:ascii="Comic Sans MS" w:hAnsi="Comic Sans MS"/>
+          <w:color w:val="BCBEC4"/>
+          <w:szCs w:val="24"/>
+        </w:rPr>
+        <w:t>();</w:t>
+      </w:r>
+      <w:r>
+        <w:rPr>
+          <w:rFonts w:ascii="Comic Sans MS" w:hAnsi="Comic Sans MS"/>
+          <w:color w:val="BCBEC4"/>
+          <w:szCs w:val="24"/>
+        </w:rPr>
+        <w:br/>
+      </w:r>
+      <w:r>
+        <w:rPr>
+          <w:rFonts w:ascii="Comic Sans MS" w:hAnsi="Comic Sans MS"/>
+          <w:color w:val="BCBEC4"/>
+          <w:szCs w:val="24"/>
+        </w:rPr>
+        <w:br/>
+      </w:r>
+      <w:r>
+        <w:rPr>
+          <w:rFonts w:ascii="Comic Sans MS" w:hAnsi="Comic Sans MS"/>
+          <w:color w:val="CF8E6D"/>
+          <w:szCs w:val="24"/>
+        </w:rPr>
+        <w:t xml:space="preserve">private </w:t>
+      </w:r>
+      <w:proofErr w:type="spellStart"/>
+      <w:r>
+        <w:rPr>
+          <w:rFonts w:ascii="Comic Sans MS" w:hAnsi="Comic Sans MS"/>
+          <w:color w:val="CF8E6D"/>
+          <w:szCs w:val="24"/>
+        </w:rPr>
+        <w:t>boolean</w:t>
+      </w:r>
+      <w:proofErr w:type="spellEnd"/>
+      <w:r>
+        <w:rPr>
+          <w:rFonts w:ascii="Comic Sans MS" w:hAnsi="Comic Sans MS"/>
+          <w:color w:val="CF8E6D"/>
+          <w:szCs w:val="24"/>
+        </w:rPr>
+        <w:t xml:space="preserve"> </w:t>
+      </w:r>
+      <w:proofErr w:type="spellStart"/>
+      <w:r>
+        <w:rPr>
+          <w:rFonts w:ascii="Comic Sans MS" w:hAnsi="Comic Sans MS"/>
+          <w:color w:val="56A8F5"/>
+          <w:szCs w:val="24"/>
+        </w:rPr>
+        <w:t>isEligible</w:t>
+      </w:r>
+      <w:proofErr w:type="spellEnd"/>
+      <w:r>
+        <w:rPr>
+          <w:rFonts w:ascii="Comic Sans MS" w:hAnsi="Comic Sans MS"/>
+          <w:color w:val="BCBEC4"/>
+          <w:szCs w:val="24"/>
+        </w:rPr>
+        <w:t>(User user) {</w:t>
+      </w:r>
+      <w:r>
+        <w:rPr>
+          <w:rFonts w:ascii="Comic Sans MS" w:hAnsi="Comic Sans MS"/>
+          <w:color w:val="BCBEC4"/>
+          <w:szCs w:val="24"/>
+        </w:rPr>
+        <w:br/>
+        <w:t xml:space="preserve">    </w:t>
+      </w:r>
+      <w:r>
+        <w:rPr>
+          <w:rFonts w:ascii="Comic Sans MS" w:hAnsi="Comic Sans MS"/>
+          <w:color w:val="CF8E6D"/>
+          <w:szCs w:val="24"/>
+        </w:rPr>
+        <w:t xml:space="preserve">return </w:t>
+      </w:r>
+      <w:proofErr w:type="spellStart"/>
+      <w:r>
+        <w:rPr>
+          <w:rFonts w:ascii="Comic Sans MS" w:hAnsi="Comic Sans MS"/>
+          <w:color w:val="BCBEC4"/>
+          <w:szCs w:val="24"/>
+        </w:rPr>
+        <w:t>user.getAge</w:t>
+      </w:r>
+      <w:proofErr w:type="spellEnd"/>
+      <w:r>
+        <w:rPr>
+          <w:rFonts w:ascii="Comic Sans MS" w:hAnsi="Comic Sans MS"/>
+          <w:color w:val="BCBEC4"/>
+          <w:szCs w:val="24"/>
+        </w:rPr>
+        <w:t xml:space="preserve">() &gt;= </w:t>
+      </w:r>
+      <w:r>
+        <w:rPr>
+          <w:rFonts w:ascii="Comic Sans MS" w:hAnsi="Comic Sans MS"/>
+          <w:color w:val="2AACB8"/>
+          <w:szCs w:val="24"/>
+        </w:rPr>
+        <w:t>18</w:t>
+      </w:r>
+      <w:r>
+        <w:rPr>
+          <w:rFonts w:ascii="Comic Sans MS" w:hAnsi="Comic Sans MS"/>
+          <w:color w:val="2AACB8"/>
+          <w:szCs w:val="24"/>
+        </w:rPr>
+        <w:br/>
+        <w:t xml:space="preserve">            </w:t>
+      </w:r>
+      <w:r>
+        <w:rPr>
+          <w:rFonts w:ascii="Comic Sans MS" w:hAnsi="Comic Sans MS"/>
+          <w:color w:val="BCBEC4"/>
+          <w:szCs w:val="24"/>
+        </w:rPr>
+        <w:t xml:space="preserve">&amp;&amp; </w:t>
+      </w:r>
+      <w:proofErr w:type="spellStart"/>
+      <w:r>
+        <w:rPr>
+          <w:rFonts w:ascii="Comic Sans MS" w:hAnsi="Comic Sans MS"/>
+          <w:color w:val="BCBEC4"/>
+          <w:szCs w:val="24"/>
+        </w:rPr>
+        <w:t>user.isVerified</w:t>
+      </w:r>
+      <w:proofErr w:type="spellEnd"/>
+      <w:r>
+        <w:rPr>
+          <w:rFonts w:ascii="Comic Sans MS" w:hAnsi="Comic Sans MS"/>
+          <w:color w:val="BCBEC4"/>
+          <w:szCs w:val="24"/>
+        </w:rPr>
+        <w:t>()</w:t>
+      </w:r>
+      <w:r>
+        <w:rPr>
+          <w:rFonts w:ascii="Comic Sans MS" w:hAnsi="Comic Sans MS"/>
+          <w:color w:val="BCBEC4"/>
+          <w:szCs w:val="24"/>
+        </w:rPr>
+        <w:br/>
+        <w:t xml:space="preserve">            &amp;&amp; </w:t>
+      </w:r>
+      <w:proofErr w:type="spellStart"/>
+      <w:r>
+        <w:rPr>
+          <w:rFonts w:ascii="Comic Sans MS" w:hAnsi="Comic Sans MS"/>
+          <w:color w:val="BCBEC4"/>
+          <w:szCs w:val="24"/>
+        </w:rPr>
+        <w:t>user.getAccount</w:t>
+      </w:r>
+      <w:proofErr w:type="spellEnd"/>
+      <w:r>
+        <w:rPr>
+          <w:rFonts w:ascii="Comic Sans MS" w:hAnsi="Comic Sans MS"/>
+          <w:color w:val="BCBEC4"/>
+          <w:szCs w:val="24"/>
+        </w:rPr>
+        <w:t xml:space="preserve">() != </w:t>
+      </w:r>
+      <w:r>
+        <w:rPr>
+          <w:rFonts w:ascii="Comic Sans MS" w:hAnsi="Comic Sans MS"/>
+          <w:color w:val="CF8E6D"/>
+          <w:szCs w:val="24"/>
+        </w:rPr>
+        <w:t>null</w:t>
+      </w:r>
+      <w:r>
+        <w:rPr>
+          <w:rFonts w:ascii="Comic Sans MS" w:hAnsi="Comic Sans MS"/>
+          <w:color w:val="CF8E6D"/>
+          <w:szCs w:val="24"/>
+        </w:rPr>
+        <w:br/>
+        <w:t xml:space="preserve">            </w:t>
+      </w:r>
+      <w:r>
+        <w:rPr>
+          <w:rFonts w:ascii="Comic Sans MS" w:hAnsi="Comic Sans MS"/>
+          <w:color w:val="BCBEC4"/>
+          <w:szCs w:val="24"/>
+        </w:rPr>
+        <w:t xml:space="preserve">&amp;&amp; </w:t>
+      </w:r>
+      <w:proofErr w:type="spellStart"/>
+      <w:r>
+        <w:rPr>
+          <w:rFonts w:ascii="Comic Sans MS" w:hAnsi="Comic Sans MS"/>
+          <w:color w:val="BCBEC4"/>
+          <w:szCs w:val="24"/>
+        </w:rPr>
+        <w:t>user.getAccount</w:t>
+      </w:r>
+      <w:proofErr w:type="spellEnd"/>
+      <w:r>
+        <w:rPr>
+          <w:rFonts w:ascii="Comic Sans MS" w:hAnsi="Comic Sans MS"/>
+          <w:color w:val="BCBEC4"/>
+          <w:szCs w:val="24"/>
+        </w:rPr>
+        <w:t>().</w:t>
+      </w:r>
+      <w:proofErr w:type="spellStart"/>
+      <w:r>
+        <w:rPr>
+          <w:rFonts w:ascii="Comic Sans MS" w:hAnsi="Comic Sans MS"/>
+          <w:color w:val="BCBEC4"/>
+          <w:szCs w:val="24"/>
+        </w:rPr>
+        <w:t>getBalance</w:t>
+      </w:r>
+      <w:proofErr w:type="spellEnd"/>
+      <w:r>
+        <w:rPr>
+          <w:rFonts w:ascii="Comic Sans MS" w:hAnsi="Comic Sans MS"/>
+          <w:color w:val="BCBEC4"/>
+          <w:szCs w:val="24"/>
+        </w:rPr>
+        <w:t xml:space="preserve">() &gt; </w:t>
+      </w:r>
+      <w:r>
+        <w:rPr>
+          <w:rFonts w:ascii="Comic Sans MS" w:hAnsi="Comic Sans MS"/>
+          <w:color w:val="2AACB8"/>
+          <w:szCs w:val="24"/>
+        </w:rPr>
+        <w:t>1000</w:t>
+      </w:r>
+      <w:r>
+        <w:rPr>
+          <w:rFonts w:ascii="Comic Sans MS" w:hAnsi="Comic Sans MS"/>
+          <w:color w:val="BCBEC4"/>
+          <w:szCs w:val="24"/>
+        </w:rPr>
+        <w:t>;</w:t>
+      </w:r>
+      <w:r>
+        <w:rPr>
+          <w:rFonts w:ascii="Comic Sans MS" w:hAnsi="Comic Sans MS"/>
+          <w:color w:val="BCBEC4"/>
+          <w:szCs w:val="24"/>
+        </w:rPr>
+        <w:br/>
+        <w:t>}</w:t>
+      </w:r>
+      <w:r>
+        <w:rPr>
+          <w:rFonts w:ascii="Comic Sans MS" w:hAnsi="Comic Sans MS"/>
+          <w:color w:val="BCBEC4"/>
+          <w:szCs w:val="24"/>
+        </w:rPr>
+        <w:br/>
+      </w:r>
+      <w:r>
+        <w:rPr>
+          <w:rFonts w:ascii="Comic Sans MS" w:hAnsi="Comic Sans MS"/>
+          <w:color w:val="BCBEC4"/>
+          <w:szCs w:val="24"/>
+        </w:rPr>
+        <w:br/>
+      </w:r>
+      <w:r>
+        <w:rPr>
+          <w:rFonts w:ascii="Comic Sans MS" w:hAnsi="Comic Sans MS"/>
+          <w:color w:val="CF8E6D"/>
+          <w:szCs w:val="24"/>
+        </w:rPr>
+        <w:t xml:space="preserve">private </w:t>
+      </w:r>
+      <w:r>
+        <w:rPr>
+          <w:rFonts w:ascii="Comic Sans MS" w:hAnsi="Comic Sans MS"/>
+          <w:color w:val="BCBEC4"/>
+          <w:szCs w:val="24"/>
+        </w:rPr>
+        <w:t xml:space="preserve">String </w:t>
+      </w:r>
+      <w:proofErr w:type="spellStart"/>
+      <w:r>
+        <w:rPr>
+          <w:rFonts w:ascii="Comic Sans MS" w:hAnsi="Comic Sans MS"/>
+          <w:color w:val="56A8F5"/>
+          <w:szCs w:val="24"/>
+        </w:rPr>
+        <w:t>formatUserName</w:t>
+      </w:r>
+      <w:proofErr w:type="spellEnd"/>
+      <w:r>
+        <w:rPr>
+          <w:rFonts w:ascii="Comic Sans MS" w:hAnsi="Comic Sans MS"/>
+          <w:color w:val="BCBEC4"/>
+          <w:szCs w:val="24"/>
+        </w:rPr>
+        <w:t>(User user) {</w:t>
+      </w:r>
+      <w:r>
+        <w:rPr>
+          <w:rFonts w:ascii="Comic Sans MS" w:hAnsi="Comic Sans MS"/>
+          <w:color w:val="BCBEC4"/>
+          <w:szCs w:val="24"/>
+        </w:rPr>
+        <w:br/>
+        <w:t xml:space="preserve">    </w:t>
+      </w:r>
+      <w:r>
+        <w:rPr>
+          <w:rFonts w:ascii="Comic Sans MS" w:hAnsi="Comic Sans MS"/>
+          <w:color w:val="CF8E6D"/>
+          <w:szCs w:val="24"/>
+        </w:rPr>
+        <w:t xml:space="preserve">return </w:t>
+      </w:r>
+      <w:proofErr w:type="spellStart"/>
+      <w:r>
+        <w:rPr>
+          <w:rFonts w:ascii="Comic Sans MS" w:hAnsi="Comic Sans MS"/>
+          <w:color w:val="BCBEC4"/>
+          <w:szCs w:val="24"/>
+        </w:rPr>
+        <w:t>user.getFirstName</w:t>
+      </w:r>
+      <w:proofErr w:type="spellEnd"/>
+      <w:r>
+        <w:rPr>
+          <w:rFonts w:ascii="Comic Sans MS" w:hAnsi="Comic Sans MS"/>
+          <w:color w:val="BCBEC4"/>
+          <w:szCs w:val="24"/>
+        </w:rPr>
+        <w:t>().trim().</w:t>
+      </w:r>
+      <w:proofErr w:type="spellStart"/>
+      <w:r>
+        <w:rPr>
+          <w:rFonts w:ascii="Comic Sans MS" w:hAnsi="Comic Sans MS"/>
+          <w:color w:val="BCBEC4"/>
+          <w:szCs w:val="24"/>
+        </w:rPr>
+        <w:t>toUpperCase</w:t>
+      </w:r>
+      <w:proofErr w:type="spellEnd"/>
+      <w:r>
+        <w:rPr>
+          <w:rFonts w:ascii="Comic Sans MS" w:hAnsi="Comic Sans MS"/>
+          <w:color w:val="BCBEC4"/>
+          <w:szCs w:val="24"/>
+        </w:rPr>
+        <w:t>();</w:t>
+      </w:r>
+      <w:r>
+        <w:rPr>
+          <w:rFonts w:ascii="Comic Sans MS" w:hAnsi="Comic Sans MS"/>
+          <w:color w:val="BCBEC4"/>
+          <w:szCs w:val="24"/>
+        </w:rPr>
+        <w:br/>
+        <w:t>}</w:t>
+      </w:r>
     </w:p>
     <w:p>
       <w:pPr>
@@ -15709,6 +17831,16 @@
           <w:lang w:eastAsia="en-IN"/>
         </w:rPr>
       </w:pPr>
+      <w:r>
+        <w:rPr>
+          <w:rFonts w:ascii="Comic Sans MS" w:eastAsia="Times New Roman" w:hAnsi="Comic Sans MS" w:cstheme="majorHAnsi"/>
+          <w:bCs/>
+          <w:sz w:val="24"/>
+          <w:szCs w:val="24"/>
+          <w:lang w:eastAsia="en-IN"/>
+        </w:rPr>
+        <w:t>Now the pipeline describes the workflow, while named methods explain the business rules.</w:t>
+      </w:r>
     </w:p>
     <w:p>
       <w:pPr>
@@ -15721,6 +17853,50 @@
           <w:lang w:eastAsia="en-IN"/>
         </w:rPr>
       </w:pPr>
+      <w:r>
+        <w:rPr>
+          <w:rFonts w:ascii="Comic Sans MS" w:eastAsia="Times New Roman" w:hAnsi="Comic Sans MS" w:cstheme="majorHAnsi"/>
+          <w:bCs/>
+          <w:sz w:val="24"/>
+          <w:szCs w:val="24"/>
+          <w:lang w:eastAsia="en-IN"/>
+        </w:rPr>
+        <w:t xml:space="preserve">An additional benefit is that </w:t>
+      </w:r>
+      <w:proofErr w:type="spellStart"/>
+      <w:proofErr w:type="gramStart"/>
+      <w:r>
+        <w:rPr>
+          <w:rFonts w:ascii="Comic Sans MS" w:eastAsia="Times New Roman" w:hAnsi="Comic Sans MS" w:cstheme="majorHAnsi"/>
+          <w:bCs/>
+          <w:sz w:val="24"/>
+          <w:szCs w:val="24"/>
+          <w:lang w:eastAsia="en-IN"/>
+        </w:rPr>
+        <w:t>isEligible</w:t>
+      </w:r>
+      <w:proofErr w:type="spellEnd"/>
+      <w:r>
+        <w:rPr>
+          <w:rFonts w:ascii="Comic Sans MS" w:eastAsia="Times New Roman" w:hAnsi="Comic Sans MS" w:cstheme="majorHAnsi"/>
+          <w:bCs/>
+          <w:sz w:val="24"/>
+          <w:szCs w:val="24"/>
+          <w:lang w:eastAsia="en-IN"/>
+        </w:rPr>
+        <w:t>(</w:t>
+      </w:r>
+      <w:proofErr w:type="gramEnd"/>
+      <w:r>
+        <w:rPr>
+          <w:rFonts w:ascii="Comic Sans MS" w:eastAsia="Times New Roman" w:hAnsi="Comic Sans MS" w:cstheme="majorHAnsi"/>
+          <w:bCs/>
+          <w:sz w:val="24"/>
+          <w:szCs w:val="24"/>
+          <w:lang w:eastAsia="en-IN"/>
+        </w:rPr>
+        <w:t>) can be unit-tested independently.</w:t>
+      </w:r>
     </w:p>
     <w:p>
       <w:pPr>
@@ -15739,7 +17915,6 @@
         <w:spacing w:after="0" w:line="240" w:lineRule="auto"/>
         <w:rPr>
           <w:rFonts w:ascii="Comic Sans MS" w:eastAsia="Times New Roman" w:hAnsi="Comic Sans MS" w:cstheme="majorHAnsi"/>
-          <w:b/>
           <w:bCs/>
           <w:sz w:val="24"/>
           <w:szCs w:val="24"/>
@@ -15752,7 +17927,6 @@
         <w:spacing w:after="0" w:line="240" w:lineRule="auto"/>
         <w:rPr>
           <w:rFonts w:ascii="Comic Sans MS" w:eastAsia="Times New Roman" w:hAnsi="Comic Sans MS" w:cstheme="majorHAnsi"/>
-          <w:b/>
           <w:bCs/>
           <w:sz w:val="24"/>
           <w:szCs w:val="24"/>
@@ -15765,7 +17939,6 @@
         <w:spacing w:after="0" w:line="240" w:lineRule="auto"/>
         <w:rPr>
           <w:rFonts w:ascii="Comic Sans MS" w:eastAsia="Times New Roman" w:hAnsi="Comic Sans MS" w:cstheme="majorHAnsi"/>
-          <w:b/>
           <w:bCs/>
           <w:sz w:val="24"/>
           <w:szCs w:val="24"/>
@@ -15856,6 +18029,104 @@
           <w:lang w:eastAsia="en-IN"/>
         </w:rPr>
       </w:pPr>
+    </w:p>
+    <w:p>
+      <w:pPr>
+        <w:spacing w:after="0" w:line="240" w:lineRule="auto"/>
+        <w:rPr>
+          <w:rFonts w:ascii="Comic Sans MS" w:eastAsia="Times New Roman" w:hAnsi="Comic Sans MS" w:cstheme="majorHAnsi"/>
+          <w:bCs/>
+          <w:sz w:val="24"/>
+          <w:szCs w:val="24"/>
+          <w:lang w:eastAsia="en-IN"/>
+        </w:rPr>
+      </w:pPr>
+    </w:p>
+    <w:p>
+      <w:pPr>
+        <w:spacing w:after="0" w:line="240" w:lineRule="auto"/>
+        <w:rPr>
+          <w:rFonts w:ascii="Comic Sans MS" w:eastAsia="Times New Roman" w:hAnsi="Comic Sans MS" w:cstheme="majorHAnsi"/>
+          <w:bCs/>
+          <w:sz w:val="24"/>
+          <w:szCs w:val="24"/>
+          <w:lang w:eastAsia="en-IN"/>
+        </w:rPr>
+      </w:pPr>
+    </w:p>
+    <w:p>
+      <w:pPr>
+        <w:spacing w:after="0" w:line="240" w:lineRule="auto"/>
+        <w:rPr>
+          <w:rFonts w:ascii="Comic Sans MS" w:eastAsia="Times New Roman" w:hAnsi="Comic Sans MS" w:cstheme="majorHAnsi"/>
+          <w:bCs/>
+          <w:sz w:val="24"/>
+          <w:szCs w:val="24"/>
+          <w:lang w:eastAsia="en-IN"/>
+        </w:rPr>
+      </w:pPr>
+    </w:p>
+    <w:p>
+      <w:pPr>
+        <w:spacing w:after="0" w:line="240" w:lineRule="auto"/>
+        <w:rPr>
+          <w:rFonts w:ascii="Comic Sans MS" w:eastAsia="Times New Roman" w:hAnsi="Comic Sans MS" w:cstheme="majorHAnsi"/>
+          <w:bCs/>
+          <w:sz w:val="24"/>
+          <w:szCs w:val="24"/>
+          <w:lang w:eastAsia="en-IN"/>
+        </w:rPr>
+      </w:pPr>
+    </w:p>
+    <w:p>
+      <w:pPr>
+        <w:spacing w:after="0" w:line="240" w:lineRule="auto"/>
+        <w:rPr>
+          <w:rFonts w:ascii="Comic Sans MS" w:eastAsia="Times New Roman" w:hAnsi="Comic Sans MS" w:cstheme="majorHAnsi"/>
+          <w:bCs/>
+          <w:sz w:val="24"/>
+          <w:szCs w:val="24"/>
+          <w:lang w:eastAsia="en-IN"/>
+        </w:rPr>
+      </w:pPr>
+    </w:p>
+    <w:p>
+      <w:pPr>
+        <w:spacing w:after="0" w:line="240" w:lineRule="auto"/>
+        <w:rPr>
+          <w:rFonts w:ascii="Comic Sans MS" w:eastAsia="Times New Roman" w:hAnsi="Comic Sans MS" w:cstheme="majorHAnsi"/>
+          <w:bCs/>
+          <w:sz w:val="24"/>
+          <w:szCs w:val="24"/>
+          <w:lang w:eastAsia="en-IN"/>
+        </w:rPr>
+      </w:pPr>
+    </w:p>
+    <w:p>
+      <w:pPr>
+        <w:spacing w:after="0" w:line="240" w:lineRule="auto"/>
+        <w:rPr>
+          <w:rFonts w:ascii="Comic Sans MS" w:eastAsia="Times New Roman" w:hAnsi="Comic Sans MS" w:cstheme="majorHAnsi"/>
+          <w:bCs/>
+          <w:sz w:val="24"/>
+          <w:szCs w:val="24"/>
+          <w:lang w:eastAsia="en-IN"/>
+        </w:rPr>
+      </w:pPr>
+    </w:p>
+    <w:p>
+      <w:pPr>
+        <w:spacing w:after="0" w:line="240" w:lineRule="auto"/>
+        <w:rPr>
+          <w:rFonts w:ascii="Comic Sans MS" w:eastAsia="Times New Roman" w:hAnsi="Comic Sans MS" w:cstheme="majorHAnsi"/>
+          <w:bCs/>
+          <w:sz w:val="24"/>
+          <w:szCs w:val="24"/>
+          <w:lang w:eastAsia="en-IN"/>
+        </w:rPr>
+      </w:pPr>
+      <w:bookmarkStart w:id="7" w:name="_GoBack"/>
+      <w:bookmarkEnd w:id="7"/>
     </w:p>
     <w:p>
       <w:pPr>
@@ -15962,6 +18233,7 @@
           <w:sz w:val="40"/>
           <w:u w:val="single"/>
         </w:rPr>
+        <w:lastRenderedPageBreak/>
         <w:t>Optional</w:t>
       </w:r>
       <w:bookmarkEnd w:id="8"/>
@@ -16437,6 +18709,7 @@
           <w:sz w:val="40"/>
           <w:u w:val="single"/>
         </w:rPr>
+        <w:lastRenderedPageBreak/>
         <w:t>Coding Questions</w:t>
       </w:r>
       <w:bookmarkEnd w:id="9"/>
@@ -17233,13 +19506,6 @@
           <w:color w:val="BCBEC4"/>
         </w:rPr>
         <w:br/>
-      </w:r>
-      <w:r>
-        <w:rPr>
-          <w:rFonts w:ascii="Comic Sans MS" w:hAnsi="Comic Sans MS"/>
-          <w:color w:val="BCBEC4"/>
-        </w:rPr>
-        <w:lastRenderedPageBreak/>
         <w:t xml:space="preserve">        List&lt;Integer&gt; </w:t>
       </w:r>
       <w:proofErr w:type="spellStart"/>
@@ -18056,6 +20322,7 @@
           <w:sz w:val="24"/>
           <w:lang w:eastAsia="en-IN"/>
         </w:rPr>
+        <w:lastRenderedPageBreak/>
         <w:t>4.  Find Longest String in the list</w:t>
       </w:r>
     </w:p>
@@ -19784,6 +22051,7 @@
           <w:sz w:val="24"/>
           <w:lang w:eastAsia="en-IN"/>
         </w:rPr>
+        <w:lastRenderedPageBreak/>
         <w:t>7.  Find list of duplicate values present in list</w:t>
       </w:r>
     </w:p>
@@ -21019,16 +23287,6 @@
           <w:lang w:eastAsia="en-IN"/>
         </w:rPr>
         <w:br/>
-      </w:r>
-      <w:r>
-        <w:rPr>
-          <w:rFonts w:ascii="Comic Sans MS" w:eastAsia="Times New Roman" w:hAnsi="Comic Sans MS" w:cs="Courier New"/>
-          <w:color w:val="7A7E85"/>
-          <w:sz w:val="20"/>
-          <w:szCs w:val="20"/>
-          <w:lang w:eastAsia="en-IN"/>
-        </w:rPr>
-        <w:lastRenderedPageBreak/>
         <w:t xml:space="preserve">    </w:t>
       </w:r>
       <w:r>
@@ -21328,7 +23586,25 @@
           <w:sz w:val="24"/>
           <w:lang w:eastAsia="en-IN"/>
         </w:rPr>
-        <w:t>10.  Given the list of persons with age. Fund the average age with default 0</w:t>
+        <w:t xml:space="preserve">10.  Given </w:t>
+      </w:r>
+      <w:r>
+        <w:rPr>
+          <w:rFonts w:ascii="Comic Sans MS" w:hAnsi="Comic Sans MS"/>
+          <w:b/>
+          <w:sz w:val="24"/>
+          <w:lang w:eastAsia="en-IN"/>
+        </w:rPr>
+        <w:t>the list of persons with age. Fi</w:t>
+      </w:r>
+      <w:r>
+        <w:rPr>
+          <w:rFonts w:ascii="Comic Sans MS" w:hAnsi="Comic Sans MS"/>
+          <w:b/>
+          <w:sz w:val="24"/>
+          <w:lang w:eastAsia="en-IN"/>
+        </w:rPr>
+        <w:t>nd the average age with default 0</w:t>
       </w:r>
     </w:p>
     <w:p>
@@ -21722,7 +23998,7 @@
         <w:noProof/>
         <w:color w:val="385623" w:themeColor="accent6" w:themeShade="80"/>
       </w:rPr>
-      <w:t>9</w:t>
+      <w:t>14</w:t>
     </w:r>
     <w:r>
       <w:rPr>
@@ -22241,9 +24517,9 @@
     </w:lvl>
   </w:abstractNum>
   <w:abstractNum w:abstractNumId="5" w15:restartNumberingAfterBreak="0">
-    <w:nsid w:val="282714EA"/>
+    <w:nsid w:val="1C843370"/>
     <w:multiLevelType w:val="hybridMultilevel"/>
-    <w:tmpl w:val="2FB0F3E2"/>
+    <w:tmpl w:val="0E6229B0"/>
     <w:lvl w:ilvl="0" w:tplc="4009000F">
       <w:start w:val="1"/>
       <w:numFmt w:val="decimal"/>
@@ -22327,660 +24603,9 @@
     </w:lvl>
   </w:abstractNum>
   <w:abstractNum w:abstractNumId="6" w15:restartNumberingAfterBreak="0">
-    <w:nsid w:val="2A5C4BAE"/>
-    <w:multiLevelType w:val="hybridMultilevel"/>
-    <w:tmpl w:val="5066ED92"/>
-    <w:lvl w:ilvl="0" w:tplc="40090001">
-      <w:start w:val="1"/>
-      <w:numFmt w:val="bullet"/>
-      <w:lvlText w:val=""/>
-      <w:lvlJc w:val="left"/>
-      <w:pPr>
-        <w:ind w:left="720" w:hanging="360"/>
-      </w:pPr>
-      <w:rPr>
-        <w:rFonts w:ascii="Symbol" w:hAnsi="Symbol" w:hint="default"/>
-      </w:rPr>
-    </w:lvl>
-    <w:lvl w:ilvl="1" w:tplc="40090003" w:tentative="1">
-      <w:start w:val="1"/>
-      <w:numFmt w:val="bullet"/>
-      <w:lvlText w:val="o"/>
-      <w:lvlJc w:val="left"/>
-      <w:pPr>
-        <w:ind w:left="1440" w:hanging="360"/>
-      </w:pPr>
-      <w:rPr>
-        <w:rFonts w:ascii="Courier New" w:hAnsi="Courier New" w:cs="Courier New" w:hint="default"/>
-      </w:rPr>
-    </w:lvl>
-    <w:lvl w:ilvl="2" w:tplc="40090005" w:tentative="1">
-      <w:start w:val="1"/>
-      <w:numFmt w:val="bullet"/>
-      <w:lvlText w:val=""/>
-      <w:lvlJc w:val="left"/>
-      <w:pPr>
-        <w:ind w:left="2160" w:hanging="360"/>
-      </w:pPr>
-      <w:rPr>
-        <w:rFonts w:ascii="Wingdings" w:hAnsi="Wingdings" w:hint="default"/>
-      </w:rPr>
-    </w:lvl>
-    <w:lvl w:ilvl="3" w:tplc="40090001" w:tentative="1">
-      <w:start w:val="1"/>
-      <w:numFmt w:val="bullet"/>
-      <w:lvlText w:val=""/>
-      <w:lvlJc w:val="left"/>
-      <w:pPr>
-        <w:ind w:left="2880" w:hanging="360"/>
-      </w:pPr>
-      <w:rPr>
-        <w:rFonts w:ascii="Symbol" w:hAnsi="Symbol" w:hint="default"/>
-      </w:rPr>
-    </w:lvl>
-    <w:lvl w:ilvl="4" w:tplc="40090003" w:tentative="1">
-      <w:start w:val="1"/>
-      <w:numFmt w:val="bullet"/>
-      <w:lvlText w:val="o"/>
-      <w:lvlJc w:val="left"/>
-      <w:pPr>
-        <w:ind w:left="3600" w:hanging="360"/>
-      </w:pPr>
-      <w:rPr>
-        <w:rFonts w:ascii="Courier New" w:hAnsi="Courier New" w:cs="Courier New" w:hint="default"/>
-      </w:rPr>
-    </w:lvl>
-    <w:lvl w:ilvl="5" w:tplc="40090005" w:tentative="1">
-      <w:start w:val="1"/>
-      <w:numFmt w:val="bullet"/>
-      <w:lvlText w:val=""/>
-      <w:lvlJc w:val="left"/>
-      <w:pPr>
-        <w:ind w:left="4320" w:hanging="360"/>
-      </w:pPr>
-      <w:rPr>
-        <w:rFonts w:ascii="Wingdings" w:hAnsi="Wingdings" w:hint="default"/>
-      </w:rPr>
-    </w:lvl>
-    <w:lvl w:ilvl="6" w:tplc="40090001" w:tentative="1">
-      <w:start w:val="1"/>
-      <w:numFmt w:val="bullet"/>
-      <w:lvlText w:val=""/>
-      <w:lvlJc w:val="left"/>
-      <w:pPr>
-        <w:ind w:left="5040" w:hanging="360"/>
-      </w:pPr>
-      <w:rPr>
-        <w:rFonts w:ascii="Symbol" w:hAnsi="Symbol" w:hint="default"/>
-      </w:rPr>
-    </w:lvl>
-    <w:lvl w:ilvl="7" w:tplc="40090003" w:tentative="1">
-      <w:start w:val="1"/>
-      <w:numFmt w:val="bullet"/>
-      <w:lvlText w:val="o"/>
-      <w:lvlJc w:val="left"/>
-      <w:pPr>
-        <w:ind w:left="5760" w:hanging="360"/>
-      </w:pPr>
-      <w:rPr>
-        <w:rFonts w:ascii="Courier New" w:hAnsi="Courier New" w:cs="Courier New" w:hint="default"/>
-      </w:rPr>
-    </w:lvl>
-    <w:lvl w:ilvl="8" w:tplc="40090005" w:tentative="1">
-      <w:start w:val="1"/>
-      <w:numFmt w:val="bullet"/>
-      <w:lvlText w:val=""/>
-      <w:lvlJc w:val="left"/>
-      <w:pPr>
-        <w:ind w:left="6480" w:hanging="360"/>
-      </w:pPr>
-      <w:rPr>
-        <w:rFonts w:ascii="Wingdings" w:hAnsi="Wingdings" w:hint="default"/>
-      </w:rPr>
-    </w:lvl>
-  </w:abstractNum>
-  <w:abstractNum w:abstractNumId="7" w15:restartNumberingAfterBreak="0">
-    <w:nsid w:val="2BCE2FA6"/>
-    <w:multiLevelType w:val="hybridMultilevel"/>
-    <w:tmpl w:val="689EFA8E"/>
-    <w:lvl w:ilvl="0" w:tplc="40090001">
-      <w:start w:val="1"/>
-      <w:numFmt w:val="bullet"/>
-      <w:lvlText w:val=""/>
-      <w:lvlJc w:val="left"/>
-      <w:pPr>
-        <w:ind w:left="1080" w:hanging="360"/>
-      </w:pPr>
-      <w:rPr>
-        <w:rFonts w:ascii="Symbol" w:hAnsi="Symbol" w:hint="default"/>
-      </w:rPr>
-    </w:lvl>
-    <w:lvl w:ilvl="1" w:tplc="40090003" w:tentative="1">
-      <w:start w:val="1"/>
-      <w:numFmt w:val="bullet"/>
-      <w:lvlText w:val="o"/>
-      <w:lvlJc w:val="left"/>
-      <w:pPr>
-        <w:ind w:left="1800" w:hanging="360"/>
-      </w:pPr>
-      <w:rPr>
-        <w:rFonts w:ascii="Courier New" w:hAnsi="Courier New" w:cs="Courier New" w:hint="default"/>
-      </w:rPr>
-    </w:lvl>
-    <w:lvl w:ilvl="2" w:tplc="40090005" w:tentative="1">
-      <w:start w:val="1"/>
-      <w:numFmt w:val="bullet"/>
-      <w:lvlText w:val=""/>
-      <w:lvlJc w:val="left"/>
-      <w:pPr>
-        <w:ind w:left="2520" w:hanging="360"/>
-      </w:pPr>
-      <w:rPr>
-        <w:rFonts w:ascii="Wingdings" w:hAnsi="Wingdings" w:hint="default"/>
-      </w:rPr>
-    </w:lvl>
-    <w:lvl w:ilvl="3" w:tplc="40090001" w:tentative="1">
-      <w:start w:val="1"/>
-      <w:numFmt w:val="bullet"/>
-      <w:lvlText w:val=""/>
-      <w:lvlJc w:val="left"/>
-      <w:pPr>
-        <w:ind w:left="3240" w:hanging="360"/>
-      </w:pPr>
-      <w:rPr>
-        <w:rFonts w:ascii="Symbol" w:hAnsi="Symbol" w:hint="default"/>
-      </w:rPr>
-    </w:lvl>
-    <w:lvl w:ilvl="4" w:tplc="40090003" w:tentative="1">
-      <w:start w:val="1"/>
-      <w:numFmt w:val="bullet"/>
-      <w:lvlText w:val="o"/>
-      <w:lvlJc w:val="left"/>
-      <w:pPr>
-        <w:ind w:left="3960" w:hanging="360"/>
-      </w:pPr>
-      <w:rPr>
-        <w:rFonts w:ascii="Courier New" w:hAnsi="Courier New" w:cs="Courier New" w:hint="default"/>
-      </w:rPr>
-    </w:lvl>
-    <w:lvl w:ilvl="5" w:tplc="40090005" w:tentative="1">
-      <w:start w:val="1"/>
-      <w:numFmt w:val="bullet"/>
-      <w:lvlText w:val=""/>
-      <w:lvlJc w:val="left"/>
-      <w:pPr>
-        <w:ind w:left="4680" w:hanging="360"/>
-      </w:pPr>
-      <w:rPr>
-        <w:rFonts w:ascii="Wingdings" w:hAnsi="Wingdings" w:hint="default"/>
-      </w:rPr>
-    </w:lvl>
-    <w:lvl w:ilvl="6" w:tplc="40090001" w:tentative="1">
-      <w:start w:val="1"/>
-      <w:numFmt w:val="bullet"/>
-      <w:lvlText w:val=""/>
-      <w:lvlJc w:val="left"/>
-      <w:pPr>
-        <w:ind w:left="5400" w:hanging="360"/>
-      </w:pPr>
-      <w:rPr>
-        <w:rFonts w:ascii="Symbol" w:hAnsi="Symbol" w:hint="default"/>
-      </w:rPr>
-    </w:lvl>
-    <w:lvl w:ilvl="7" w:tplc="40090003" w:tentative="1">
-      <w:start w:val="1"/>
-      <w:numFmt w:val="bullet"/>
-      <w:lvlText w:val="o"/>
-      <w:lvlJc w:val="left"/>
-      <w:pPr>
-        <w:ind w:left="6120" w:hanging="360"/>
-      </w:pPr>
-      <w:rPr>
-        <w:rFonts w:ascii="Courier New" w:hAnsi="Courier New" w:cs="Courier New" w:hint="default"/>
-      </w:rPr>
-    </w:lvl>
-    <w:lvl w:ilvl="8" w:tplc="40090005" w:tentative="1">
-      <w:start w:val="1"/>
-      <w:numFmt w:val="bullet"/>
-      <w:lvlText w:val=""/>
-      <w:lvlJc w:val="left"/>
-      <w:pPr>
-        <w:ind w:left="6840" w:hanging="360"/>
-      </w:pPr>
-      <w:rPr>
-        <w:rFonts w:ascii="Wingdings" w:hAnsi="Wingdings" w:hint="default"/>
-      </w:rPr>
-    </w:lvl>
-  </w:abstractNum>
-  <w:abstractNum w:abstractNumId="8" w15:restartNumberingAfterBreak="0">
-    <w:nsid w:val="39BD3683"/>
-    <w:multiLevelType w:val="hybridMultilevel"/>
-    <w:tmpl w:val="E180852A"/>
-    <w:lvl w:ilvl="0" w:tplc="40090001">
-      <w:start w:val="1"/>
-      <w:numFmt w:val="bullet"/>
-      <w:lvlText w:val=""/>
-      <w:lvlJc w:val="left"/>
-      <w:pPr>
-        <w:ind w:left="720" w:hanging="360"/>
-      </w:pPr>
-      <w:rPr>
-        <w:rFonts w:ascii="Symbol" w:hAnsi="Symbol" w:hint="default"/>
-      </w:rPr>
-    </w:lvl>
-    <w:lvl w:ilvl="1" w:tplc="40090003" w:tentative="1">
-      <w:start w:val="1"/>
-      <w:numFmt w:val="bullet"/>
-      <w:lvlText w:val="o"/>
-      <w:lvlJc w:val="left"/>
-      <w:pPr>
-        <w:ind w:left="1440" w:hanging="360"/>
-      </w:pPr>
-      <w:rPr>
-        <w:rFonts w:ascii="Courier New" w:hAnsi="Courier New" w:cs="Courier New" w:hint="default"/>
-      </w:rPr>
-    </w:lvl>
-    <w:lvl w:ilvl="2" w:tplc="40090005" w:tentative="1">
-      <w:start w:val="1"/>
-      <w:numFmt w:val="bullet"/>
-      <w:lvlText w:val=""/>
-      <w:lvlJc w:val="left"/>
-      <w:pPr>
-        <w:ind w:left="2160" w:hanging="360"/>
-      </w:pPr>
-      <w:rPr>
-        <w:rFonts w:ascii="Wingdings" w:hAnsi="Wingdings" w:hint="default"/>
-      </w:rPr>
-    </w:lvl>
-    <w:lvl w:ilvl="3" w:tplc="40090001" w:tentative="1">
-      <w:start w:val="1"/>
-      <w:numFmt w:val="bullet"/>
-      <w:lvlText w:val=""/>
-      <w:lvlJc w:val="left"/>
-      <w:pPr>
-        <w:ind w:left="2880" w:hanging="360"/>
-      </w:pPr>
-      <w:rPr>
-        <w:rFonts w:ascii="Symbol" w:hAnsi="Symbol" w:hint="default"/>
-      </w:rPr>
-    </w:lvl>
-    <w:lvl w:ilvl="4" w:tplc="40090003" w:tentative="1">
-      <w:start w:val="1"/>
-      <w:numFmt w:val="bullet"/>
-      <w:lvlText w:val="o"/>
-      <w:lvlJc w:val="left"/>
-      <w:pPr>
-        <w:ind w:left="3600" w:hanging="360"/>
-      </w:pPr>
-      <w:rPr>
-        <w:rFonts w:ascii="Courier New" w:hAnsi="Courier New" w:cs="Courier New" w:hint="default"/>
-      </w:rPr>
-    </w:lvl>
-    <w:lvl w:ilvl="5" w:tplc="40090005" w:tentative="1">
-      <w:start w:val="1"/>
-      <w:numFmt w:val="bullet"/>
-      <w:lvlText w:val=""/>
-      <w:lvlJc w:val="left"/>
-      <w:pPr>
-        <w:ind w:left="4320" w:hanging="360"/>
-      </w:pPr>
-      <w:rPr>
-        <w:rFonts w:ascii="Wingdings" w:hAnsi="Wingdings" w:hint="default"/>
-      </w:rPr>
-    </w:lvl>
-    <w:lvl w:ilvl="6" w:tplc="40090001" w:tentative="1">
-      <w:start w:val="1"/>
-      <w:numFmt w:val="bullet"/>
-      <w:lvlText w:val=""/>
-      <w:lvlJc w:val="left"/>
-      <w:pPr>
-        <w:ind w:left="5040" w:hanging="360"/>
-      </w:pPr>
-      <w:rPr>
-        <w:rFonts w:ascii="Symbol" w:hAnsi="Symbol" w:hint="default"/>
-      </w:rPr>
-    </w:lvl>
-    <w:lvl w:ilvl="7" w:tplc="40090003" w:tentative="1">
-      <w:start w:val="1"/>
-      <w:numFmt w:val="bullet"/>
-      <w:lvlText w:val="o"/>
-      <w:lvlJc w:val="left"/>
-      <w:pPr>
-        <w:ind w:left="5760" w:hanging="360"/>
-      </w:pPr>
-      <w:rPr>
-        <w:rFonts w:ascii="Courier New" w:hAnsi="Courier New" w:cs="Courier New" w:hint="default"/>
-      </w:rPr>
-    </w:lvl>
-    <w:lvl w:ilvl="8" w:tplc="40090005" w:tentative="1">
-      <w:start w:val="1"/>
-      <w:numFmt w:val="bullet"/>
-      <w:lvlText w:val=""/>
-      <w:lvlJc w:val="left"/>
-      <w:pPr>
-        <w:ind w:left="6480" w:hanging="360"/>
-      </w:pPr>
-      <w:rPr>
-        <w:rFonts w:ascii="Wingdings" w:hAnsi="Wingdings" w:hint="default"/>
-      </w:rPr>
-    </w:lvl>
-  </w:abstractNum>
-  <w:abstractNum w:abstractNumId="9" w15:restartNumberingAfterBreak="0">
-    <w:nsid w:val="3C34679F"/>
-    <w:multiLevelType w:val="hybridMultilevel"/>
-    <w:tmpl w:val="27287D44"/>
-    <w:lvl w:ilvl="0" w:tplc="40090001">
-      <w:start w:val="1"/>
-      <w:numFmt w:val="bullet"/>
-      <w:lvlText w:val=""/>
-      <w:lvlJc w:val="left"/>
-      <w:pPr>
-        <w:ind w:left="720" w:hanging="360"/>
-      </w:pPr>
-      <w:rPr>
-        <w:rFonts w:ascii="Symbol" w:hAnsi="Symbol" w:hint="default"/>
-      </w:rPr>
-    </w:lvl>
-    <w:lvl w:ilvl="1" w:tplc="40090003" w:tentative="1">
-      <w:start w:val="1"/>
-      <w:numFmt w:val="bullet"/>
-      <w:lvlText w:val="o"/>
-      <w:lvlJc w:val="left"/>
-      <w:pPr>
-        <w:ind w:left="1440" w:hanging="360"/>
-      </w:pPr>
-      <w:rPr>
-        <w:rFonts w:ascii="Courier New" w:hAnsi="Courier New" w:cs="Courier New" w:hint="default"/>
-      </w:rPr>
-    </w:lvl>
-    <w:lvl w:ilvl="2" w:tplc="40090005" w:tentative="1">
-      <w:start w:val="1"/>
-      <w:numFmt w:val="bullet"/>
-      <w:lvlText w:val=""/>
-      <w:lvlJc w:val="left"/>
-      <w:pPr>
-        <w:ind w:left="2160" w:hanging="360"/>
-      </w:pPr>
-      <w:rPr>
-        <w:rFonts w:ascii="Wingdings" w:hAnsi="Wingdings" w:hint="default"/>
-      </w:rPr>
-    </w:lvl>
-    <w:lvl w:ilvl="3" w:tplc="40090001" w:tentative="1">
-      <w:start w:val="1"/>
-      <w:numFmt w:val="bullet"/>
-      <w:lvlText w:val=""/>
-      <w:lvlJc w:val="left"/>
-      <w:pPr>
-        <w:ind w:left="2880" w:hanging="360"/>
-      </w:pPr>
-      <w:rPr>
-        <w:rFonts w:ascii="Symbol" w:hAnsi="Symbol" w:hint="default"/>
-      </w:rPr>
-    </w:lvl>
-    <w:lvl w:ilvl="4" w:tplc="40090003" w:tentative="1">
-      <w:start w:val="1"/>
-      <w:numFmt w:val="bullet"/>
-      <w:lvlText w:val="o"/>
-      <w:lvlJc w:val="left"/>
-      <w:pPr>
-        <w:ind w:left="3600" w:hanging="360"/>
-      </w:pPr>
-      <w:rPr>
-        <w:rFonts w:ascii="Courier New" w:hAnsi="Courier New" w:cs="Courier New" w:hint="default"/>
-      </w:rPr>
-    </w:lvl>
-    <w:lvl w:ilvl="5" w:tplc="40090005" w:tentative="1">
-      <w:start w:val="1"/>
-      <w:numFmt w:val="bullet"/>
-      <w:lvlText w:val=""/>
-      <w:lvlJc w:val="left"/>
-      <w:pPr>
-        <w:ind w:left="4320" w:hanging="360"/>
-      </w:pPr>
-      <w:rPr>
-        <w:rFonts w:ascii="Wingdings" w:hAnsi="Wingdings" w:hint="default"/>
-      </w:rPr>
-    </w:lvl>
-    <w:lvl w:ilvl="6" w:tplc="40090001" w:tentative="1">
-      <w:start w:val="1"/>
-      <w:numFmt w:val="bullet"/>
-      <w:lvlText w:val=""/>
-      <w:lvlJc w:val="left"/>
-      <w:pPr>
-        <w:ind w:left="5040" w:hanging="360"/>
-      </w:pPr>
-      <w:rPr>
-        <w:rFonts w:ascii="Symbol" w:hAnsi="Symbol" w:hint="default"/>
-      </w:rPr>
-    </w:lvl>
-    <w:lvl w:ilvl="7" w:tplc="40090003" w:tentative="1">
-      <w:start w:val="1"/>
-      <w:numFmt w:val="bullet"/>
-      <w:lvlText w:val="o"/>
-      <w:lvlJc w:val="left"/>
-      <w:pPr>
-        <w:ind w:left="5760" w:hanging="360"/>
-      </w:pPr>
-      <w:rPr>
-        <w:rFonts w:ascii="Courier New" w:hAnsi="Courier New" w:cs="Courier New" w:hint="default"/>
-      </w:rPr>
-    </w:lvl>
-    <w:lvl w:ilvl="8" w:tplc="40090005" w:tentative="1">
-      <w:start w:val="1"/>
-      <w:numFmt w:val="bullet"/>
-      <w:lvlText w:val=""/>
-      <w:lvlJc w:val="left"/>
-      <w:pPr>
-        <w:ind w:left="6480" w:hanging="360"/>
-      </w:pPr>
-      <w:rPr>
-        <w:rFonts w:ascii="Wingdings" w:hAnsi="Wingdings" w:hint="default"/>
-      </w:rPr>
-    </w:lvl>
-  </w:abstractNum>
-  <w:abstractNum w:abstractNumId="10" w15:restartNumberingAfterBreak="0">
-    <w:nsid w:val="47240401"/>
-    <w:multiLevelType w:val="hybridMultilevel"/>
-    <w:tmpl w:val="B23EA866"/>
-    <w:lvl w:ilvl="0" w:tplc="40090001">
-      <w:start w:val="1"/>
-      <w:numFmt w:val="bullet"/>
-      <w:lvlText w:val=""/>
-      <w:lvlJc w:val="left"/>
-      <w:pPr>
-        <w:ind w:left="720" w:hanging="360"/>
-      </w:pPr>
-      <w:rPr>
-        <w:rFonts w:ascii="Symbol" w:hAnsi="Symbol" w:hint="default"/>
-      </w:rPr>
-    </w:lvl>
-    <w:lvl w:ilvl="1" w:tplc="40090003" w:tentative="1">
-      <w:start w:val="1"/>
-      <w:numFmt w:val="bullet"/>
-      <w:lvlText w:val="o"/>
-      <w:lvlJc w:val="left"/>
-      <w:pPr>
-        <w:ind w:left="1440" w:hanging="360"/>
-      </w:pPr>
-      <w:rPr>
-        <w:rFonts w:ascii="Courier New" w:hAnsi="Courier New" w:cs="Courier New" w:hint="default"/>
-      </w:rPr>
-    </w:lvl>
-    <w:lvl w:ilvl="2" w:tplc="40090005" w:tentative="1">
-      <w:start w:val="1"/>
-      <w:numFmt w:val="bullet"/>
-      <w:lvlText w:val=""/>
-      <w:lvlJc w:val="left"/>
-      <w:pPr>
-        <w:ind w:left="2160" w:hanging="360"/>
-      </w:pPr>
-      <w:rPr>
-        <w:rFonts w:ascii="Wingdings" w:hAnsi="Wingdings" w:hint="default"/>
-      </w:rPr>
-    </w:lvl>
-    <w:lvl w:ilvl="3" w:tplc="40090001" w:tentative="1">
-      <w:start w:val="1"/>
-      <w:numFmt w:val="bullet"/>
-      <w:lvlText w:val=""/>
-      <w:lvlJc w:val="left"/>
-      <w:pPr>
-        <w:ind w:left="2880" w:hanging="360"/>
-      </w:pPr>
-      <w:rPr>
-        <w:rFonts w:ascii="Symbol" w:hAnsi="Symbol" w:hint="default"/>
-      </w:rPr>
-    </w:lvl>
-    <w:lvl w:ilvl="4" w:tplc="40090003" w:tentative="1">
-      <w:start w:val="1"/>
-      <w:numFmt w:val="bullet"/>
-      <w:lvlText w:val="o"/>
-      <w:lvlJc w:val="left"/>
-      <w:pPr>
-        <w:ind w:left="3600" w:hanging="360"/>
-      </w:pPr>
-      <w:rPr>
-        <w:rFonts w:ascii="Courier New" w:hAnsi="Courier New" w:cs="Courier New" w:hint="default"/>
-      </w:rPr>
-    </w:lvl>
-    <w:lvl w:ilvl="5" w:tplc="40090005" w:tentative="1">
-      <w:start w:val="1"/>
-      <w:numFmt w:val="bullet"/>
-      <w:lvlText w:val=""/>
-      <w:lvlJc w:val="left"/>
-      <w:pPr>
-        <w:ind w:left="4320" w:hanging="360"/>
-      </w:pPr>
-      <w:rPr>
-        <w:rFonts w:ascii="Wingdings" w:hAnsi="Wingdings" w:hint="default"/>
-      </w:rPr>
-    </w:lvl>
-    <w:lvl w:ilvl="6" w:tplc="40090001" w:tentative="1">
-      <w:start w:val="1"/>
-      <w:numFmt w:val="bullet"/>
-      <w:lvlText w:val=""/>
-      <w:lvlJc w:val="left"/>
-      <w:pPr>
-        <w:ind w:left="5040" w:hanging="360"/>
-      </w:pPr>
-      <w:rPr>
-        <w:rFonts w:ascii="Symbol" w:hAnsi="Symbol" w:hint="default"/>
-      </w:rPr>
-    </w:lvl>
-    <w:lvl w:ilvl="7" w:tplc="40090003" w:tentative="1">
-      <w:start w:val="1"/>
-      <w:numFmt w:val="bullet"/>
-      <w:lvlText w:val="o"/>
-      <w:lvlJc w:val="left"/>
-      <w:pPr>
-        <w:ind w:left="5760" w:hanging="360"/>
-      </w:pPr>
-      <w:rPr>
-        <w:rFonts w:ascii="Courier New" w:hAnsi="Courier New" w:cs="Courier New" w:hint="default"/>
-      </w:rPr>
-    </w:lvl>
-    <w:lvl w:ilvl="8" w:tplc="40090005" w:tentative="1">
-      <w:start w:val="1"/>
-      <w:numFmt w:val="bullet"/>
-      <w:lvlText w:val=""/>
-      <w:lvlJc w:val="left"/>
-      <w:pPr>
-        <w:ind w:left="6480" w:hanging="360"/>
-      </w:pPr>
-      <w:rPr>
-        <w:rFonts w:ascii="Wingdings" w:hAnsi="Wingdings" w:hint="default"/>
-      </w:rPr>
-    </w:lvl>
-  </w:abstractNum>
-  <w:abstractNum w:abstractNumId="11" w15:restartNumberingAfterBreak="0">
-    <w:nsid w:val="501A2925"/>
-    <w:multiLevelType w:val="hybridMultilevel"/>
-    <w:tmpl w:val="78CA4D92"/>
-    <w:lvl w:ilvl="0" w:tplc="4009000F">
-      <w:start w:val="1"/>
-      <w:numFmt w:val="decimal"/>
-      <w:lvlText w:val="%1."/>
-      <w:lvlJc w:val="left"/>
-      <w:pPr>
-        <w:ind w:left="720" w:hanging="360"/>
-      </w:pPr>
-    </w:lvl>
-    <w:lvl w:ilvl="1" w:tplc="40090019" w:tentative="1">
-      <w:start w:val="1"/>
-      <w:numFmt w:val="lowerLetter"/>
-      <w:lvlText w:val="%2."/>
-      <w:lvlJc w:val="left"/>
-      <w:pPr>
-        <w:ind w:left="1440" w:hanging="360"/>
-      </w:pPr>
-    </w:lvl>
-    <w:lvl w:ilvl="2" w:tplc="4009001B" w:tentative="1">
-      <w:start w:val="1"/>
-      <w:numFmt w:val="lowerRoman"/>
-      <w:lvlText w:val="%3."/>
-      <w:lvlJc w:val="right"/>
-      <w:pPr>
-        <w:ind w:left="2160" w:hanging="180"/>
-      </w:pPr>
-    </w:lvl>
-    <w:lvl w:ilvl="3" w:tplc="4009000F" w:tentative="1">
-      <w:start w:val="1"/>
-      <w:numFmt w:val="decimal"/>
-      <w:lvlText w:val="%4."/>
-      <w:lvlJc w:val="left"/>
-      <w:pPr>
-        <w:ind w:left="2880" w:hanging="360"/>
-      </w:pPr>
-    </w:lvl>
-    <w:lvl w:ilvl="4" w:tplc="40090019" w:tentative="1">
-      <w:start w:val="1"/>
-      <w:numFmt w:val="lowerLetter"/>
-      <w:lvlText w:val="%5."/>
-      <w:lvlJc w:val="left"/>
-      <w:pPr>
-        <w:ind w:left="3600" w:hanging="360"/>
-      </w:pPr>
-    </w:lvl>
-    <w:lvl w:ilvl="5" w:tplc="4009001B" w:tentative="1">
-      <w:start w:val="1"/>
-      <w:numFmt w:val="lowerRoman"/>
-      <w:lvlText w:val="%6."/>
-      <w:lvlJc w:val="right"/>
-      <w:pPr>
-        <w:ind w:left="4320" w:hanging="180"/>
-      </w:pPr>
-    </w:lvl>
-    <w:lvl w:ilvl="6" w:tplc="4009000F" w:tentative="1">
-      <w:start w:val="1"/>
-      <w:numFmt w:val="decimal"/>
-      <w:lvlText w:val="%7."/>
-      <w:lvlJc w:val="left"/>
-      <w:pPr>
-        <w:ind w:left="5040" w:hanging="360"/>
-      </w:pPr>
-    </w:lvl>
-    <w:lvl w:ilvl="7" w:tplc="40090019" w:tentative="1">
-      <w:start w:val="1"/>
-      <w:numFmt w:val="lowerLetter"/>
-      <w:lvlText w:val="%8."/>
-      <w:lvlJc w:val="left"/>
-      <w:pPr>
-        <w:ind w:left="5760" w:hanging="360"/>
-      </w:pPr>
-    </w:lvl>
-    <w:lvl w:ilvl="8" w:tplc="4009001B" w:tentative="1">
-      <w:start w:val="1"/>
-      <w:numFmt w:val="lowerRoman"/>
-      <w:lvlText w:val="%9."/>
-      <w:lvlJc w:val="right"/>
-      <w:pPr>
-        <w:ind w:left="6480" w:hanging="180"/>
-      </w:pPr>
-    </w:lvl>
-  </w:abstractNum>
-  <w:abstractNum w:abstractNumId="12" w15:restartNumberingAfterBreak="0">
-    <w:nsid w:val="53E00715"/>
+    <w:nsid w:val="20FC2C78"/>
     <w:multiLevelType w:val="multilevel"/>
-    <w:tmpl w:val="A9327B0A"/>
+    <w:tmpl w:val="8A66FF26"/>
     <w:lvl w:ilvl="0">
       <w:start w:val="1"/>
       <w:numFmt w:val="bullet"/>
@@ -23126,7 +24751,893 @@
       </w:rPr>
     </w:lvl>
   </w:abstractNum>
+  <w:abstractNum w:abstractNumId="7" w15:restartNumberingAfterBreak="0">
+    <w:nsid w:val="282714EA"/>
+    <w:multiLevelType w:val="hybridMultilevel"/>
+    <w:tmpl w:val="2FB0F3E2"/>
+    <w:lvl w:ilvl="0" w:tplc="4009000F">
+      <w:start w:val="1"/>
+      <w:numFmt w:val="decimal"/>
+      <w:lvlText w:val="%1."/>
+      <w:lvlJc w:val="left"/>
+      <w:pPr>
+        <w:ind w:left="720" w:hanging="360"/>
+      </w:pPr>
+    </w:lvl>
+    <w:lvl w:ilvl="1" w:tplc="40090019" w:tentative="1">
+      <w:start w:val="1"/>
+      <w:numFmt w:val="lowerLetter"/>
+      <w:lvlText w:val="%2."/>
+      <w:lvlJc w:val="left"/>
+      <w:pPr>
+        <w:ind w:left="1440" w:hanging="360"/>
+      </w:pPr>
+    </w:lvl>
+    <w:lvl w:ilvl="2" w:tplc="4009001B" w:tentative="1">
+      <w:start w:val="1"/>
+      <w:numFmt w:val="lowerRoman"/>
+      <w:lvlText w:val="%3."/>
+      <w:lvlJc w:val="right"/>
+      <w:pPr>
+        <w:ind w:left="2160" w:hanging="180"/>
+      </w:pPr>
+    </w:lvl>
+    <w:lvl w:ilvl="3" w:tplc="4009000F" w:tentative="1">
+      <w:start w:val="1"/>
+      <w:numFmt w:val="decimal"/>
+      <w:lvlText w:val="%4."/>
+      <w:lvlJc w:val="left"/>
+      <w:pPr>
+        <w:ind w:left="2880" w:hanging="360"/>
+      </w:pPr>
+    </w:lvl>
+    <w:lvl w:ilvl="4" w:tplc="40090019" w:tentative="1">
+      <w:start w:val="1"/>
+      <w:numFmt w:val="lowerLetter"/>
+      <w:lvlText w:val="%5."/>
+      <w:lvlJc w:val="left"/>
+      <w:pPr>
+        <w:ind w:left="3600" w:hanging="360"/>
+      </w:pPr>
+    </w:lvl>
+    <w:lvl w:ilvl="5" w:tplc="4009001B" w:tentative="1">
+      <w:start w:val="1"/>
+      <w:numFmt w:val="lowerRoman"/>
+      <w:lvlText w:val="%6."/>
+      <w:lvlJc w:val="right"/>
+      <w:pPr>
+        <w:ind w:left="4320" w:hanging="180"/>
+      </w:pPr>
+    </w:lvl>
+    <w:lvl w:ilvl="6" w:tplc="4009000F" w:tentative="1">
+      <w:start w:val="1"/>
+      <w:numFmt w:val="decimal"/>
+      <w:lvlText w:val="%7."/>
+      <w:lvlJc w:val="left"/>
+      <w:pPr>
+        <w:ind w:left="5040" w:hanging="360"/>
+      </w:pPr>
+    </w:lvl>
+    <w:lvl w:ilvl="7" w:tplc="40090019" w:tentative="1">
+      <w:start w:val="1"/>
+      <w:numFmt w:val="lowerLetter"/>
+      <w:lvlText w:val="%8."/>
+      <w:lvlJc w:val="left"/>
+      <w:pPr>
+        <w:ind w:left="5760" w:hanging="360"/>
+      </w:pPr>
+    </w:lvl>
+    <w:lvl w:ilvl="8" w:tplc="4009001B" w:tentative="1">
+      <w:start w:val="1"/>
+      <w:numFmt w:val="lowerRoman"/>
+      <w:lvlText w:val="%9."/>
+      <w:lvlJc w:val="right"/>
+      <w:pPr>
+        <w:ind w:left="6480" w:hanging="180"/>
+      </w:pPr>
+    </w:lvl>
+  </w:abstractNum>
+  <w:abstractNum w:abstractNumId="8" w15:restartNumberingAfterBreak="0">
+    <w:nsid w:val="2A5C4BAE"/>
+    <w:multiLevelType w:val="hybridMultilevel"/>
+    <w:tmpl w:val="5066ED92"/>
+    <w:lvl w:ilvl="0" w:tplc="40090001">
+      <w:start w:val="1"/>
+      <w:numFmt w:val="bullet"/>
+      <w:lvlText w:val=""/>
+      <w:lvlJc w:val="left"/>
+      <w:pPr>
+        <w:ind w:left="720" w:hanging="360"/>
+      </w:pPr>
+      <w:rPr>
+        <w:rFonts w:ascii="Symbol" w:hAnsi="Symbol" w:hint="default"/>
+      </w:rPr>
+    </w:lvl>
+    <w:lvl w:ilvl="1" w:tplc="40090003" w:tentative="1">
+      <w:start w:val="1"/>
+      <w:numFmt w:val="bullet"/>
+      <w:lvlText w:val="o"/>
+      <w:lvlJc w:val="left"/>
+      <w:pPr>
+        <w:ind w:left="1440" w:hanging="360"/>
+      </w:pPr>
+      <w:rPr>
+        <w:rFonts w:ascii="Courier New" w:hAnsi="Courier New" w:cs="Courier New" w:hint="default"/>
+      </w:rPr>
+    </w:lvl>
+    <w:lvl w:ilvl="2" w:tplc="40090005" w:tentative="1">
+      <w:start w:val="1"/>
+      <w:numFmt w:val="bullet"/>
+      <w:lvlText w:val=""/>
+      <w:lvlJc w:val="left"/>
+      <w:pPr>
+        <w:ind w:left="2160" w:hanging="360"/>
+      </w:pPr>
+      <w:rPr>
+        <w:rFonts w:ascii="Wingdings" w:hAnsi="Wingdings" w:hint="default"/>
+      </w:rPr>
+    </w:lvl>
+    <w:lvl w:ilvl="3" w:tplc="40090001" w:tentative="1">
+      <w:start w:val="1"/>
+      <w:numFmt w:val="bullet"/>
+      <w:lvlText w:val=""/>
+      <w:lvlJc w:val="left"/>
+      <w:pPr>
+        <w:ind w:left="2880" w:hanging="360"/>
+      </w:pPr>
+      <w:rPr>
+        <w:rFonts w:ascii="Symbol" w:hAnsi="Symbol" w:hint="default"/>
+      </w:rPr>
+    </w:lvl>
+    <w:lvl w:ilvl="4" w:tplc="40090003" w:tentative="1">
+      <w:start w:val="1"/>
+      <w:numFmt w:val="bullet"/>
+      <w:lvlText w:val="o"/>
+      <w:lvlJc w:val="left"/>
+      <w:pPr>
+        <w:ind w:left="3600" w:hanging="360"/>
+      </w:pPr>
+      <w:rPr>
+        <w:rFonts w:ascii="Courier New" w:hAnsi="Courier New" w:cs="Courier New" w:hint="default"/>
+      </w:rPr>
+    </w:lvl>
+    <w:lvl w:ilvl="5" w:tplc="40090005" w:tentative="1">
+      <w:start w:val="1"/>
+      <w:numFmt w:val="bullet"/>
+      <w:lvlText w:val=""/>
+      <w:lvlJc w:val="left"/>
+      <w:pPr>
+        <w:ind w:left="4320" w:hanging="360"/>
+      </w:pPr>
+      <w:rPr>
+        <w:rFonts w:ascii="Wingdings" w:hAnsi="Wingdings" w:hint="default"/>
+      </w:rPr>
+    </w:lvl>
+    <w:lvl w:ilvl="6" w:tplc="40090001" w:tentative="1">
+      <w:start w:val="1"/>
+      <w:numFmt w:val="bullet"/>
+      <w:lvlText w:val=""/>
+      <w:lvlJc w:val="left"/>
+      <w:pPr>
+        <w:ind w:left="5040" w:hanging="360"/>
+      </w:pPr>
+      <w:rPr>
+        <w:rFonts w:ascii="Symbol" w:hAnsi="Symbol" w:hint="default"/>
+      </w:rPr>
+    </w:lvl>
+    <w:lvl w:ilvl="7" w:tplc="40090003" w:tentative="1">
+      <w:start w:val="1"/>
+      <w:numFmt w:val="bullet"/>
+      <w:lvlText w:val="o"/>
+      <w:lvlJc w:val="left"/>
+      <w:pPr>
+        <w:ind w:left="5760" w:hanging="360"/>
+      </w:pPr>
+      <w:rPr>
+        <w:rFonts w:ascii="Courier New" w:hAnsi="Courier New" w:cs="Courier New" w:hint="default"/>
+      </w:rPr>
+    </w:lvl>
+    <w:lvl w:ilvl="8" w:tplc="40090005" w:tentative="1">
+      <w:start w:val="1"/>
+      <w:numFmt w:val="bullet"/>
+      <w:lvlText w:val=""/>
+      <w:lvlJc w:val="left"/>
+      <w:pPr>
+        <w:ind w:left="6480" w:hanging="360"/>
+      </w:pPr>
+      <w:rPr>
+        <w:rFonts w:ascii="Wingdings" w:hAnsi="Wingdings" w:hint="default"/>
+      </w:rPr>
+    </w:lvl>
+  </w:abstractNum>
+  <w:abstractNum w:abstractNumId="9" w15:restartNumberingAfterBreak="0">
+    <w:nsid w:val="2BCE2FA6"/>
+    <w:multiLevelType w:val="hybridMultilevel"/>
+    <w:tmpl w:val="689EFA8E"/>
+    <w:lvl w:ilvl="0" w:tplc="40090001">
+      <w:start w:val="1"/>
+      <w:numFmt w:val="bullet"/>
+      <w:lvlText w:val=""/>
+      <w:lvlJc w:val="left"/>
+      <w:pPr>
+        <w:ind w:left="1080" w:hanging="360"/>
+      </w:pPr>
+      <w:rPr>
+        <w:rFonts w:ascii="Symbol" w:hAnsi="Symbol" w:hint="default"/>
+      </w:rPr>
+    </w:lvl>
+    <w:lvl w:ilvl="1" w:tplc="40090003" w:tentative="1">
+      <w:start w:val="1"/>
+      <w:numFmt w:val="bullet"/>
+      <w:lvlText w:val="o"/>
+      <w:lvlJc w:val="left"/>
+      <w:pPr>
+        <w:ind w:left="1800" w:hanging="360"/>
+      </w:pPr>
+      <w:rPr>
+        <w:rFonts w:ascii="Courier New" w:hAnsi="Courier New" w:cs="Courier New" w:hint="default"/>
+      </w:rPr>
+    </w:lvl>
+    <w:lvl w:ilvl="2" w:tplc="40090005" w:tentative="1">
+      <w:start w:val="1"/>
+      <w:numFmt w:val="bullet"/>
+      <w:lvlText w:val=""/>
+      <w:lvlJc w:val="left"/>
+      <w:pPr>
+        <w:ind w:left="2520" w:hanging="360"/>
+      </w:pPr>
+      <w:rPr>
+        <w:rFonts w:ascii="Wingdings" w:hAnsi="Wingdings" w:hint="default"/>
+      </w:rPr>
+    </w:lvl>
+    <w:lvl w:ilvl="3" w:tplc="40090001" w:tentative="1">
+      <w:start w:val="1"/>
+      <w:numFmt w:val="bullet"/>
+      <w:lvlText w:val=""/>
+      <w:lvlJc w:val="left"/>
+      <w:pPr>
+        <w:ind w:left="3240" w:hanging="360"/>
+      </w:pPr>
+      <w:rPr>
+        <w:rFonts w:ascii="Symbol" w:hAnsi="Symbol" w:hint="default"/>
+      </w:rPr>
+    </w:lvl>
+    <w:lvl w:ilvl="4" w:tplc="40090003" w:tentative="1">
+      <w:start w:val="1"/>
+      <w:numFmt w:val="bullet"/>
+      <w:lvlText w:val="o"/>
+      <w:lvlJc w:val="left"/>
+      <w:pPr>
+        <w:ind w:left="3960" w:hanging="360"/>
+      </w:pPr>
+      <w:rPr>
+        <w:rFonts w:ascii="Courier New" w:hAnsi="Courier New" w:cs="Courier New" w:hint="default"/>
+      </w:rPr>
+    </w:lvl>
+    <w:lvl w:ilvl="5" w:tplc="40090005" w:tentative="1">
+      <w:start w:val="1"/>
+      <w:numFmt w:val="bullet"/>
+      <w:lvlText w:val=""/>
+      <w:lvlJc w:val="left"/>
+      <w:pPr>
+        <w:ind w:left="4680" w:hanging="360"/>
+      </w:pPr>
+      <w:rPr>
+        <w:rFonts w:ascii="Wingdings" w:hAnsi="Wingdings" w:hint="default"/>
+      </w:rPr>
+    </w:lvl>
+    <w:lvl w:ilvl="6" w:tplc="40090001" w:tentative="1">
+      <w:start w:val="1"/>
+      <w:numFmt w:val="bullet"/>
+      <w:lvlText w:val=""/>
+      <w:lvlJc w:val="left"/>
+      <w:pPr>
+        <w:ind w:left="5400" w:hanging="360"/>
+      </w:pPr>
+      <w:rPr>
+        <w:rFonts w:ascii="Symbol" w:hAnsi="Symbol" w:hint="default"/>
+      </w:rPr>
+    </w:lvl>
+    <w:lvl w:ilvl="7" w:tplc="40090003" w:tentative="1">
+      <w:start w:val="1"/>
+      <w:numFmt w:val="bullet"/>
+      <w:lvlText w:val="o"/>
+      <w:lvlJc w:val="left"/>
+      <w:pPr>
+        <w:ind w:left="6120" w:hanging="360"/>
+      </w:pPr>
+      <w:rPr>
+        <w:rFonts w:ascii="Courier New" w:hAnsi="Courier New" w:cs="Courier New" w:hint="default"/>
+      </w:rPr>
+    </w:lvl>
+    <w:lvl w:ilvl="8" w:tplc="40090005" w:tentative="1">
+      <w:start w:val="1"/>
+      <w:numFmt w:val="bullet"/>
+      <w:lvlText w:val=""/>
+      <w:lvlJc w:val="left"/>
+      <w:pPr>
+        <w:ind w:left="6840" w:hanging="360"/>
+      </w:pPr>
+      <w:rPr>
+        <w:rFonts w:ascii="Wingdings" w:hAnsi="Wingdings" w:hint="default"/>
+      </w:rPr>
+    </w:lvl>
+  </w:abstractNum>
+  <w:abstractNum w:abstractNumId="10" w15:restartNumberingAfterBreak="0">
+    <w:nsid w:val="39BD3683"/>
+    <w:multiLevelType w:val="hybridMultilevel"/>
+    <w:tmpl w:val="E180852A"/>
+    <w:lvl w:ilvl="0" w:tplc="40090001">
+      <w:start w:val="1"/>
+      <w:numFmt w:val="bullet"/>
+      <w:lvlText w:val=""/>
+      <w:lvlJc w:val="left"/>
+      <w:pPr>
+        <w:ind w:left="720" w:hanging="360"/>
+      </w:pPr>
+      <w:rPr>
+        <w:rFonts w:ascii="Symbol" w:hAnsi="Symbol" w:hint="default"/>
+      </w:rPr>
+    </w:lvl>
+    <w:lvl w:ilvl="1" w:tplc="40090003" w:tentative="1">
+      <w:start w:val="1"/>
+      <w:numFmt w:val="bullet"/>
+      <w:lvlText w:val="o"/>
+      <w:lvlJc w:val="left"/>
+      <w:pPr>
+        <w:ind w:left="1440" w:hanging="360"/>
+      </w:pPr>
+      <w:rPr>
+        <w:rFonts w:ascii="Courier New" w:hAnsi="Courier New" w:cs="Courier New" w:hint="default"/>
+      </w:rPr>
+    </w:lvl>
+    <w:lvl w:ilvl="2" w:tplc="40090005" w:tentative="1">
+      <w:start w:val="1"/>
+      <w:numFmt w:val="bullet"/>
+      <w:lvlText w:val=""/>
+      <w:lvlJc w:val="left"/>
+      <w:pPr>
+        <w:ind w:left="2160" w:hanging="360"/>
+      </w:pPr>
+      <w:rPr>
+        <w:rFonts w:ascii="Wingdings" w:hAnsi="Wingdings" w:hint="default"/>
+      </w:rPr>
+    </w:lvl>
+    <w:lvl w:ilvl="3" w:tplc="40090001" w:tentative="1">
+      <w:start w:val="1"/>
+      <w:numFmt w:val="bullet"/>
+      <w:lvlText w:val=""/>
+      <w:lvlJc w:val="left"/>
+      <w:pPr>
+        <w:ind w:left="2880" w:hanging="360"/>
+      </w:pPr>
+      <w:rPr>
+        <w:rFonts w:ascii="Symbol" w:hAnsi="Symbol" w:hint="default"/>
+      </w:rPr>
+    </w:lvl>
+    <w:lvl w:ilvl="4" w:tplc="40090003" w:tentative="1">
+      <w:start w:val="1"/>
+      <w:numFmt w:val="bullet"/>
+      <w:lvlText w:val="o"/>
+      <w:lvlJc w:val="left"/>
+      <w:pPr>
+        <w:ind w:left="3600" w:hanging="360"/>
+      </w:pPr>
+      <w:rPr>
+        <w:rFonts w:ascii="Courier New" w:hAnsi="Courier New" w:cs="Courier New" w:hint="default"/>
+      </w:rPr>
+    </w:lvl>
+    <w:lvl w:ilvl="5" w:tplc="40090005" w:tentative="1">
+      <w:start w:val="1"/>
+      <w:numFmt w:val="bullet"/>
+      <w:lvlText w:val=""/>
+      <w:lvlJc w:val="left"/>
+      <w:pPr>
+        <w:ind w:left="4320" w:hanging="360"/>
+      </w:pPr>
+      <w:rPr>
+        <w:rFonts w:ascii="Wingdings" w:hAnsi="Wingdings" w:hint="default"/>
+      </w:rPr>
+    </w:lvl>
+    <w:lvl w:ilvl="6" w:tplc="40090001" w:tentative="1">
+      <w:start w:val="1"/>
+      <w:numFmt w:val="bullet"/>
+      <w:lvlText w:val=""/>
+      <w:lvlJc w:val="left"/>
+      <w:pPr>
+        <w:ind w:left="5040" w:hanging="360"/>
+      </w:pPr>
+      <w:rPr>
+        <w:rFonts w:ascii="Symbol" w:hAnsi="Symbol" w:hint="default"/>
+      </w:rPr>
+    </w:lvl>
+    <w:lvl w:ilvl="7" w:tplc="40090003" w:tentative="1">
+      <w:start w:val="1"/>
+      <w:numFmt w:val="bullet"/>
+      <w:lvlText w:val="o"/>
+      <w:lvlJc w:val="left"/>
+      <w:pPr>
+        <w:ind w:left="5760" w:hanging="360"/>
+      </w:pPr>
+      <w:rPr>
+        <w:rFonts w:ascii="Courier New" w:hAnsi="Courier New" w:cs="Courier New" w:hint="default"/>
+      </w:rPr>
+    </w:lvl>
+    <w:lvl w:ilvl="8" w:tplc="40090005" w:tentative="1">
+      <w:start w:val="1"/>
+      <w:numFmt w:val="bullet"/>
+      <w:lvlText w:val=""/>
+      <w:lvlJc w:val="left"/>
+      <w:pPr>
+        <w:ind w:left="6480" w:hanging="360"/>
+      </w:pPr>
+      <w:rPr>
+        <w:rFonts w:ascii="Wingdings" w:hAnsi="Wingdings" w:hint="default"/>
+      </w:rPr>
+    </w:lvl>
+  </w:abstractNum>
+  <w:abstractNum w:abstractNumId="11" w15:restartNumberingAfterBreak="0">
+    <w:nsid w:val="3C34679F"/>
+    <w:multiLevelType w:val="hybridMultilevel"/>
+    <w:tmpl w:val="27287D44"/>
+    <w:lvl w:ilvl="0" w:tplc="40090001">
+      <w:start w:val="1"/>
+      <w:numFmt w:val="bullet"/>
+      <w:lvlText w:val=""/>
+      <w:lvlJc w:val="left"/>
+      <w:pPr>
+        <w:ind w:left="720" w:hanging="360"/>
+      </w:pPr>
+      <w:rPr>
+        <w:rFonts w:ascii="Symbol" w:hAnsi="Symbol" w:hint="default"/>
+      </w:rPr>
+    </w:lvl>
+    <w:lvl w:ilvl="1" w:tplc="40090003" w:tentative="1">
+      <w:start w:val="1"/>
+      <w:numFmt w:val="bullet"/>
+      <w:lvlText w:val="o"/>
+      <w:lvlJc w:val="left"/>
+      <w:pPr>
+        <w:ind w:left="1440" w:hanging="360"/>
+      </w:pPr>
+      <w:rPr>
+        <w:rFonts w:ascii="Courier New" w:hAnsi="Courier New" w:cs="Courier New" w:hint="default"/>
+      </w:rPr>
+    </w:lvl>
+    <w:lvl w:ilvl="2" w:tplc="40090005" w:tentative="1">
+      <w:start w:val="1"/>
+      <w:numFmt w:val="bullet"/>
+      <w:lvlText w:val=""/>
+      <w:lvlJc w:val="left"/>
+      <w:pPr>
+        <w:ind w:left="2160" w:hanging="360"/>
+      </w:pPr>
+      <w:rPr>
+        <w:rFonts w:ascii="Wingdings" w:hAnsi="Wingdings" w:hint="default"/>
+      </w:rPr>
+    </w:lvl>
+    <w:lvl w:ilvl="3" w:tplc="40090001" w:tentative="1">
+      <w:start w:val="1"/>
+      <w:numFmt w:val="bullet"/>
+      <w:lvlText w:val=""/>
+      <w:lvlJc w:val="left"/>
+      <w:pPr>
+        <w:ind w:left="2880" w:hanging="360"/>
+      </w:pPr>
+      <w:rPr>
+        <w:rFonts w:ascii="Symbol" w:hAnsi="Symbol" w:hint="default"/>
+      </w:rPr>
+    </w:lvl>
+    <w:lvl w:ilvl="4" w:tplc="40090003" w:tentative="1">
+      <w:start w:val="1"/>
+      <w:numFmt w:val="bullet"/>
+      <w:lvlText w:val="o"/>
+      <w:lvlJc w:val="left"/>
+      <w:pPr>
+        <w:ind w:left="3600" w:hanging="360"/>
+      </w:pPr>
+      <w:rPr>
+        <w:rFonts w:ascii="Courier New" w:hAnsi="Courier New" w:cs="Courier New" w:hint="default"/>
+      </w:rPr>
+    </w:lvl>
+    <w:lvl w:ilvl="5" w:tplc="40090005" w:tentative="1">
+      <w:start w:val="1"/>
+      <w:numFmt w:val="bullet"/>
+      <w:lvlText w:val=""/>
+      <w:lvlJc w:val="left"/>
+      <w:pPr>
+        <w:ind w:left="4320" w:hanging="360"/>
+      </w:pPr>
+      <w:rPr>
+        <w:rFonts w:ascii="Wingdings" w:hAnsi="Wingdings" w:hint="default"/>
+      </w:rPr>
+    </w:lvl>
+    <w:lvl w:ilvl="6" w:tplc="40090001" w:tentative="1">
+      <w:start w:val="1"/>
+      <w:numFmt w:val="bullet"/>
+      <w:lvlText w:val=""/>
+      <w:lvlJc w:val="left"/>
+      <w:pPr>
+        <w:ind w:left="5040" w:hanging="360"/>
+      </w:pPr>
+      <w:rPr>
+        <w:rFonts w:ascii="Symbol" w:hAnsi="Symbol" w:hint="default"/>
+      </w:rPr>
+    </w:lvl>
+    <w:lvl w:ilvl="7" w:tplc="40090003" w:tentative="1">
+      <w:start w:val="1"/>
+      <w:numFmt w:val="bullet"/>
+      <w:lvlText w:val="o"/>
+      <w:lvlJc w:val="left"/>
+      <w:pPr>
+        <w:ind w:left="5760" w:hanging="360"/>
+      </w:pPr>
+      <w:rPr>
+        <w:rFonts w:ascii="Courier New" w:hAnsi="Courier New" w:cs="Courier New" w:hint="default"/>
+      </w:rPr>
+    </w:lvl>
+    <w:lvl w:ilvl="8" w:tplc="40090005" w:tentative="1">
+      <w:start w:val="1"/>
+      <w:numFmt w:val="bullet"/>
+      <w:lvlText w:val=""/>
+      <w:lvlJc w:val="left"/>
+      <w:pPr>
+        <w:ind w:left="6480" w:hanging="360"/>
+      </w:pPr>
+      <w:rPr>
+        <w:rFonts w:ascii="Wingdings" w:hAnsi="Wingdings" w:hint="default"/>
+      </w:rPr>
+    </w:lvl>
+  </w:abstractNum>
+  <w:abstractNum w:abstractNumId="12" w15:restartNumberingAfterBreak="0">
+    <w:nsid w:val="47240401"/>
+    <w:multiLevelType w:val="hybridMultilevel"/>
+    <w:tmpl w:val="B23EA866"/>
+    <w:lvl w:ilvl="0" w:tplc="40090001">
+      <w:start w:val="1"/>
+      <w:numFmt w:val="bullet"/>
+      <w:lvlText w:val=""/>
+      <w:lvlJc w:val="left"/>
+      <w:pPr>
+        <w:ind w:left="720" w:hanging="360"/>
+      </w:pPr>
+      <w:rPr>
+        <w:rFonts w:ascii="Symbol" w:hAnsi="Symbol" w:hint="default"/>
+      </w:rPr>
+    </w:lvl>
+    <w:lvl w:ilvl="1" w:tplc="40090003" w:tentative="1">
+      <w:start w:val="1"/>
+      <w:numFmt w:val="bullet"/>
+      <w:lvlText w:val="o"/>
+      <w:lvlJc w:val="left"/>
+      <w:pPr>
+        <w:ind w:left="1440" w:hanging="360"/>
+      </w:pPr>
+      <w:rPr>
+        <w:rFonts w:ascii="Courier New" w:hAnsi="Courier New" w:cs="Courier New" w:hint="default"/>
+      </w:rPr>
+    </w:lvl>
+    <w:lvl w:ilvl="2" w:tplc="40090005" w:tentative="1">
+      <w:start w:val="1"/>
+      <w:numFmt w:val="bullet"/>
+      <w:lvlText w:val=""/>
+      <w:lvlJc w:val="left"/>
+      <w:pPr>
+        <w:ind w:left="2160" w:hanging="360"/>
+      </w:pPr>
+      <w:rPr>
+        <w:rFonts w:ascii="Wingdings" w:hAnsi="Wingdings" w:hint="default"/>
+      </w:rPr>
+    </w:lvl>
+    <w:lvl w:ilvl="3" w:tplc="40090001" w:tentative="1">
+      <w:start w:val="1"/>
+      <w:numFmt w:val="bullet"/>
+      <w:lvlText w:val=""/>
+      <w:lvlJc w:val="left"/>
+      <w:pPr>
+        <w:ind w:left="2880" w:hanging="360"/>
+      </w:pPr>
+      <w:rPr>
+        <w:rFonts w:ascii="Symbol" w:hAnsi="Symbol" w:hint="default"/>
+      </w:rPr>
+    </w:lvl>
+    <w:lvl w:ilvl="4" w:tplc="40090003" w:tentative="1">
+      <w:start w:val="1"/>
+      <w:numFmt w:val="bullet"/>
+      <w:lvlText w:val="o"/>
+      <w:lvlJc w:val="left"/>
+      <w:pPr>
+        <w:ind w:left="3600" w:hanging="360"/>
+      </w:pPr>
+      <w:rPr>
+        <w:rFonts w:ascii="Courier New" w:hAnsi="Courier New" w:cs="Courier New" w:hint="default"/>
+      </w:rPr>
+    </w:lvl>
+    <w:lvl w:ilvl="5" w:tplc="40090005" w:tentative="1">
+      <w:start w:val="1"/>
+      <w:numFmt w:val="bullet"/>
+      <w:lvlText w:val=""/>
+      <w:lvlJc w:val="left"/>
+      <w:pPr>
+        <w:ind w:left="4320" w:hanging="360"/>
+      </w:pPr>
+      <w:rPr>
+        <w:rFonts w:ascii="Wingdings" w:hAnsi="Wingdings" w:hint="default"/>
+      </w:rPr>
+    </w:lvl>
+    <w:lvl w:ilvl="6" w:tplc="40090001" w:tentative="1">
+      <w:start w:val="1"/>
+      <w:numFmt w:val="bullet"/>
+      <w:lvlText w:val=""/>
+      <w:lvlJc w:val="left"/>
+      <w:pPr>
+        <w:ind w:left="5040" w:hanging="360"/>
+      </w:pPr>
+      <w:rPr>
+        <w:rFonts w:ascii="Symbol" w:hAnsi="Symbol" w:hint="default"/>
+      </w:rPr>
+    </w:lvl>
+    <w:lvl w:ilvl="7" w:tplc="40090003" w:tentative="1">
+      <w:start w:val="1"/>
+      <w:numFmt w:val="bullet"/>
+      <w:lvlText w:val="o"/>
+      <w:lvlJc w:val="left"/>
+      <w:pPr>
+        <w:ind w:left="5760" w:hanging="360"/>
+      </w:pPr>
+      <w:rPr>
+        <w:rFonts w:ascii="Courier New" w:hAnsi="Courier New" w:cs="Courier New" w:hint="default"/>
+      </w:rPr>
+    </w:lvl>
+    <w:lvl w:ilvl="8" w:tplc="40090005" w:tentative="1">
+      <w:start w:val="1"/>
+      <w:numFmt w:val="bullet"/>
+      <w:lvlText w:val=""/>
+      <w:lvlJc w:val="left"/>
+      <w:pPr>
+        <w:ind w:left="6480" w:hanging="360"/>
+      </w:pPr>
+      <w:rPr>
+        <w:rFonts w:ascii="Wingdings" w:hAnsi="Wingdings" w:hint="default"/>
+      </w:rPr>
+    </w:lvl>
+  </w:abstractNum>
   <w:abstractNum w:abstractNumId="13" w15:restartNumberingAfterBreak="0">
+    <w:nsid w:val="501A2925"/>
+    <w:multiLevelType w:val="hybridMultilevel"/>
+    <w:tmpl w:val="78CA4D92"/>
+    <w:lvl w:ilvl="0" w:tplc="4009000F">
+      <w:start w:val="1"/>
+      <w:numFmt w:val="decimal"/>
+      <w:lvlText w:val="%1."/>
+      <w:lvlJc w:val="left"/>
+      <w:pPr>
+        <w:ind w:left="720" w:hanging="360"/>
+      </w:pPr>
+    </w:lvl>
+    <w:lvl w:ilvl="1" w:tplc="40090019" w:tentative="1">
+      <w:start w:val="1"/>
+      <w:numFmt w:val="lowerLetter"/>
+      <w:lvlText w:val="%2."/>
+      <w:lvlJc w:val="left"/>
+      <w:pPr>
+        <w:ind w:left="1440" w:hanging="360"/>
+      </w:pPr>
+    </w:lvl>
+    <w:lvl w:ilvl="2" w:tplc="4009001B" w:tentative="1">
+      <w:start w:val="1"/>
+      <w:numFmt w:val="lowerRoman"/>
+      <w:lvlText w:val="%3."/>
+      <w:lvlJc w:val="right"/>
+      <w:pPr>
+        <w:ind w:left="2160" w:hanging="180"/>
+      </w:pPr>
+    </w:lvl>
+    <w:lvl w:ilvl="3" w:tplc="4009000F" w:tentative="1">
+      <w:start w:val="1"/>
+      <w:numFmt w:val="decimal"/>
+      <w:lvlText w:val="%4."/>
+      <w:lvlJc w:val="left"/>
+      <w:pPr>
+        <w:ind w:left="2880" w:hanging="360"/>
+      </w:pPr>
+    </w:lvl>
+    <w:lvl w:ilvl="4" w:tplc="40090019" w:tentative="1">
+      <w:start w:val="1"/>
+      <w:numFmt w:val="lowerLetter"/>
+      <w:lvlText w:val="%5."/>
+      <w:lvlJc w:val="left"/>
+      <w:pPr>
+        <w:ind w:left="3600" w:hanging="360"/>
+      </w:pPr>
+    </w:lvl>
+    <w:lvl w:ilvl="5" w:tplc="4009001B" w:tentative="1">
+      <w:start w:val="1"/>
+      <w:numFmt w:val="lowerRoman"/>
+      <w:lvlText w:val="%6."/>
+      <w:lvlJc w:val="right"/>
+      <w:pPr>
+        <w:ind w:left="4320" w:hanging="180"/>
+      </w:pPr>
+    </w:lvl>
+    <w:lvl w:ilvl="6" w:tplc="4009000F" w:tentative="1">
+      <w:start w:val="1"/>
+      <w:numFmt w:val="decimal"/>
+      <w:lvlText w:val="%7."/>
+      <w:lvlJc w:val="left"/>
+      <w:pPr>
+        <w:ind w:left="5040" w:hanging="360"/>
+      </w:pPr>
+    </w:lvl>
+    <w:lvl w:ilvl="7" w:tplc="40090019" w:tentative="1">
+      <w:start w:val="1"/>
+      <w:numFmt w:val="lowerLetter"/>
+      <w:lvlText w:val="%8."/>
+      <w:lvlJc w:val="left"/>
+      <w:pPr>
+        <w:ind w:left="5760" w:hanging="360"/>
+      </w:pPr>
+    </w:lvl>
+    <w:lvl w:ilvl="8" w:tplc="4009001B" w:tentative="1">
+      <w:start w:val="1"/>
+      <w:numFmt w:val="lowerRoman"/>
+      <w:lvlText w:val="%9."/>
+      <w:lvlJc w:val="right"/>
+      <w:pPr>
+        <w:ind w:left="6480" w:hanging="180"/>
+      </w:pPr>
+    </w:lvl>
+  </w:abstractNum>
+  <w:abstractNum w:abstractNumId="14" w15:restartNumberingAfterBreak="0">
+    <w:nsid w:val="53E00715"/>
+    <w:multiLevelType w:val="multilevel"/>
+    <w:tmpl w:val="A9327B0A"/>
+    <w:lvl w:ilvl="0">
+      <w:start w:val="1"/>
+      <w:numFmt w:val="bullet"/>
+      <w:lvlText w:val=""/>
+      <w:lvlJc w:val="left"/>
+      <w:pPr>
+        <w:tabs>
+          <w:tab w:val="num" w:pos="720"/>
+        </w:tabs>
+        <w:ind w:left="720" w:hanging="360"/>
+      </w:pPr>
+      <w:rPr>
+        <w:rFonts w:ascii="Symbol" w:hAnsi="Symbol" w:hint="default"/>
+        <w:sz w:val="20"/>
+      </w:rPr>
+    </w:lvl>
+    <w:lvl w:ilvl="1" w:tentative="1">
+      <w:start w:val="1"/>
+      <w:numFmt w:val="bullet"/>
+      <w:lvlText w:val="o"/>
+      <w:lvlJc w:val="left"/>
+      <w:pPr>
+        <w:tabs>
+          <w:tab w:val="num" w:pos="1440"/>
+        </w:tabs>
+        <w:ind w:left="1440" w:hanging="360"/>
+      </w:pPr>
+      <w:rPr>
+        <w:rFonts w:ascii="Courier New" w:hAnsi="Courier New" w:hint="default"/>
+        <w:sz w:val="20"/>
+      </w:rPr>
+    </w:lvl>
+    <w:lvl w:ilvl="2" w:tentative="1">
+      <w:start w:val="1"/>
+      <w:numFmt w:val="bullet"/>
+      <w:lvlText w:val=""/>
+      <w:lvlJc w:val="left"/>
+      <w:pPr>
+        <w:tabs>
+          <w:tab w:val="num" w:pos="2160"/>
+        </w:tabs>
+        <w:ind w:left="2160" w:hanging="360"/>
+      </w:pPr>
+      <w:rPr>
+        <w:rFonts w:ascii="Wingdings" w:hAnsi="Wingdings" w:hint="default"/>
+        <w:sz w:val="20"/>
+      </w:rPr>
+    </w:lvl>
+    <w:lvl w:ilvl="3" w:tentative="1">
+      <w:start w:val="1"/>
+      <w:numFmt w:val="bullet"/>
+      <w:lvlText w:val=""/>
+      <w:lvlJc w:val="left"/>
+      <w:pPr>
+        <w:tabs>
+          <w:tab w:val="num" w:pos="2880"/>
+        </w:tabs>
+        <w:ind w:left="2880" w:hanging="360"/>
+      </w:pPr>
+      <w:rPr>
+        <w:rFonts w:ascii="Wingdings" w:hAnsi="Wingdings" w:hint="default"/>
+        <w:sz w:val="20"/>
+      </w:rPr>
+    </w:lvl>
+    <w:lvl w:ilvl="4" w:tentative="1">
+      <w:start w:val="1"/>
+      <w:numFmt w:val="bullet"/>
+      <w:lvlText w:val=""/>
+      <w:lvlJc w:val="left"/>
+      <w:pPr>
+        <w:tabs>
+          <w:tab w:val="num" w:pos="3600"/>
+        </w:tabs>
+        <w:ind w:left="3600" w:hanging="360"/>
+      </w:pPr>
+      <w:rPr>
+        <w:rFonts w:ascii="Wingdings" w:hAnsi="Wingdings" w:hint="default"/>
+        <w:sz w:val="20"/>
+      </w:rPr>
+    </w:lvl>
+    <w:lvl w:ilvl="5" w:tentative="1">
+      <w:start w:val="1"/>
+      <w:numFmt w:val="bullet"/>
+      <w:lvlText w:val=""/>
+      <w:lvlJc w:val="left"/>
+      <w:pPr>
+        <w:tabs>
+          <w:tab w:val="num" w:pos="4320"/>
+        </w:tabs>
+        <w:ind w:left="4320" w:hanging="360"/>
+      </w:pPr>
+      <w:rPr>
+        <w:rFonts w:ascii="Wingdings" w:hAnsi="Wingdings" w:hint="default"/>
+        <w:sz w:val="20"/>
+      </w:rPr>
+    </w:lvl>
+    <w:lvl w:ilvl="6" w:tentative="1">
+      <w:start w:val="1"/>
+      <w:numFmt w:val="bullet"/>
+      <w:lvlText w:val=""/>
+      <w:lvlJc w:val="left"/>
+      <w:pPr>
+        <w:tabs>
+          <w:tab w:val="num" w:pos="5040"/>
+        </w:tabs>
+        <w:ind w:left="5040" w:hanging="360"/>
+      </w:pPr>
+      <w:rPr>
+        <w:rFonts w:ascii="Wingdings" w:hAnsi="Wingdings" w:hint="default"/>
+        <w:sz w:val="20"/>
+      </w:rPr>
+    </w:lvl>
+    <w:lvl w:ilvl="7" w:tentative="1">
+      <w:start w:val="1"/>
+      <w:numFmt w:val="bullet"/>
+      <w:lvlText w:val=""/>
+      <w:lvlJc w:val="left"/>
+      <w:pPr>
+        <w:tabs>
+          <w:tab w:val="num" w:pos="5760"/>
+        </w:tabs>
+        <w:ind w:left="5760" w:hanging="360"/>
+      </w:pPr>
+      <w:rPr>
+        <w:rFonts w:ascii="Wingdings" w:hAnsi="Wingdings" w:hint="default"/>
+        <w:sz w:val="20"/>
+      </w:rPr>
+    </w:lvl>
+    <w:lvl w:ilvl="8" w:tentative="1">
+      <w:start w:val="1"/>
+      <w:numFmt w:val="bullet"/>
+      <w:lvlText w:val=""/>
+      <w:lvlJc w:val="left"/>
+      <w:pPr>
+        <w:tabs>
+          <w:tab w:val="num" w:pos="6480"/>
+        </w:tabs>
+        <w:ind w:left="6480" w:hanging="360"/>
+      </w:pPr>
+      <w:rPr>
+        <w:rFonts w:ascii="Wingdings" w:hAnsi="Wingdings" w:hint="default"/>
+        <w:sz w:val="20"/>
+      </w:rPr>
+    </w:lvl>
+  </w:abstractNum>
+  <w:abstractNum w:abstractNumId="15" w15:restartNumberingAfterBreak="0">
     <w:nsid w:val="550D25AE"/>
     <w:multiLevelType w:val="hybridMultilevel"/>
     <w:tmpl w:val="1364296E"/>
@@ -23215,7 +25726,7 @@
       </w:pPr>
     </w:lvl>
   </w:abstractNum>
-  <w:abstractNum w:abstractNumId="14" w15:restartNumberingAfterBreak="0">
+  <w:abstractNum w:abstractNumId="16" w15:restartNumberingAfterBreak="0">
     <w:nsid w:val="55904174"/>
     <w:multiLevelType w:val="hybridMultilevel"/>
     <w:tmpl w:val="222EC464"/>
@@ -23304,7 +25815,7 @@
       </w:pPr>
     </w:lvl>
   </w:abstractNum>
-  <w:abstractNum w:abstractNumId="15" w15:restartNumberingAfterBreak="0">
+  <w:abstractNum w:abstractNumId="17" w15:restartNumberingAfterBreak="0">
     <w:nsid w:val="5E4969B4"/>
     <w:multiLevelType w:val="hybridMultilevel"/>
     <w:tmpl w:val="FDCE759C"/>
@@ -23390,7 +25901,7 @@
       </w:pPr>
     </w:lvl>
   </w:abstractNum>
-  <w:abstractNum w:abstractNumId="16" w15:restartNumberingAfterBreak="0">
+  <w:abstractNum w:abstractNumId="18" w15:restartNumberingAfterBreak="0">
     <w:nsid w:val="63190014"/>
     <w:multiLevelType w:val="hybridMultilevel"/>
     <w:tmpl w:val="6812E060"/>
@@ -23503,7 +26014,7 @@
       </w:rPr>
     </w:lvl>
   </w:abstractNum>
-  <w:abstractNum w:abstractNumId="17" w15:restartNumberingAfterBreak="0">
+  <w:abstractNum w:abstractNumId="19" w15:restartNumberingAfterBreak="0">
     <w:nsid w:val="6A785061"/>
     <w:multiLevelType w:val="multilevel"/>
     <w:tmpl w:val="6248EFC6"/>
@@ -23648,7 +26159,7 @@
       </w:rPr>
     </w:lvl>
   </w:abstractNum>
-  <w:abstractNum w:abstractNumId="18" w15:restartNumberingAfterBreak="0">
+  <w:abstractNum w:abstractNumId="20" w15:restartNumberingAfterBreak="0">
     <w:nsid w:val="6AAB7708"/>
     <w:multiLevelType w:val="hybridMultilevel"/>
     <w:tmpl w:val="72468734"/>
@@ -23761,7 +26272,7 @@
       </w:rPr>
     </w:lvl>
   </w:abstractNum>
-  <w:abstractNum w:abstractNumId="19" w15:restartNumberingAfterBreak="0">
+  <w:abstractNum w:abstractNumId="21" w15:restartNumberingAfterBreak="0">
     <w:nsid w:val="6DA068CC"/>
     <w:multiLevelType w:val="hybridMultilevel"/>
     <w:tmpl w:val="5484DF10"/>
@@ -23874,7 +26385,93 @@
       </w:rPr>
     </w:lvl>
   </w:abstractNum>
-  <w:abstractNum w:abstractNumId="20" w15:restartNumberingAfterBreak="0">
+  <w:abstractNum w:abstractNumId="22" w15:restartNumberingAfterBreak="0">
+    <w:nsid w:val="6FA25CBA"/>
+    <w:multiLevelType w:val="hybridMultilevel"/>
+    <w:tmpl w:val="0D2CD5E6"/>
+    <w:lvl w:ilvl="0" w:tplc="4009000F">
+      <w:start w:val="1"/>
+      <w:numFmt w:val="decimal"/>
+      <w:lvlText w:val="%1."/>
+      <w:lvlJc w:val="left"/>
+      <w:pPr>
+        <w:ind w:left="360" w:hanging="360"/>
+      </w:pPr>
+    </w:lvl>
+    <w:lvl w:ilvl="1" w:tplc="40090019" w:tentative="1">
+      <w:start w:val="1"/>
+      <w:numFmt w:val="lowerLetter"/>
+      <w:lvlText w:val="%2."/>
+      <w:lvlJc w:val="left"/>
+      <w:pPr>
+        <w:ind w:left="1080" w:hanging="360"/>
+      </w:pPr>
+    </w:lvl>
+    <w:lvl w:ilvl="2" w:tplc="4009001B" w:tentative="1">
+      <w:start w:val="1"/>
+      <w:numFmt w:val="lowerRoman"/>
+      <w:lvlText w:val="%3."/>
+      <w:lvlJc w:val="right"/>
+      <w:pPr>
+        <w:ind w:left="1800" w:hanging="180"/>
+      </w:pPr>
+    </w:lvl>
+    <w:lvl w:ilvl="3" w:tplc="4009000F" w:tentative="1">
+      <w:start w:val="1"/>
+      <w:numFmt w:val="decimal"/>
+      <w:lvlText w:val="%4."/>
+      <w:lvlJc w:val="left"/>
+      <w:pPr>
+        <w:ind w:left="2520" w:hanging="360"/>
+      </w:pPr>
+    </w:lvl>
+    <w:lvl w:ilvl="4" w:tplc="40090019" w:tentative="1">
+      <w:start w:val="1"/>
+      <w:numFmt w:val="lowerLetter"/>
+      <w:lvlText w:val="%5."/>
+      <w:lvlJc w:val="left"/>
+      <w:pPr>
+        <w:ind w:left="3240" w:hanging="360"/>
+      </w:pPr>
+    </w:lvl>
+    <w:lvl w:ilvl="5" w:tplc="4009001B" w:tentative="1">
+      <w:start w:val="1"/>
+      <w:numFmt w:val="lowerRoman"/>
+      <w:lvlText w:val="%6."/>
+      <w:lvlJc w:val="right"/>
+      <w:pPr>
+        <w:ind w:left="3960" w:hanging="180"/>
+      </w:pPr>
+    </w:lvl>
+    <w:lvl w:ilvl="6" w:tplc="4009000F" w:tentative="1">
+      <w:start w:val="1"/>
+      <w:numFmt w:val="decimal"/>
+      <w:lvlText w:val="%7."/>
+      <w:lvlJc w:val="left"/>
+      <w:pPr>
+        <w:ind w:left="4680" w:hanging="360"/>
+      </w:pPr>
+    </w:lvl>
+    <w:lvl w:ilvl="7" w:tplc="40090019" w:tentative="1">
+      <w:start w:val="1"/>
+      <w:numFmt w:val="lowerLetter"/>
+      <w:lvlText w:val="%8."/>
+      <w:lvlJc w:val="left"/>
+      <w:pPr>
+        <w:ind w:left="5400" w:hanging="360"/>
+      </w:pPr>
+    </w:lvl>
+    <w:lvl w:ilvl="8" w:tplc="4009001B" w:tentative="1">
+      <w:start w:val="1"/>
+      <w:numFmt w:val="lowerRoman"/>
+      <w:lvlText w:val="%9."/>
+      <w:lvlJc w:val="right"/>
+      <w:pPr>
+        <w:ind w:left="6120" w:hanging="180"/>
+      </w:pPr>
+    </w:lvl>
+  </w:abstractNum>
+  <w:abstractNum w:abstractNumId="23" w15:restartNumberingAfterBreak="0">
     <w:nsid w:val="76B31071"/>
     <w:multiLevelType w:val="hybridMultilevel"/>
     <w:tmpl w:val="EE84C338"/>
@@ -23987,7 +26584,7 @@
       </w:rPr>
     </w:lvl>
   </w:abstractNum>
-  <w:abstractNum w:abstractNumId="21" w15:restartNumberingAfterBreak="0">
+  <w:abstractNum w:abstractNumId="24" w15:restartNumberingAfterBreak="0">
     <w:nsid w:val="79297259"/>
     <w:multiLevelType w:val="hybridMultilevel"/>
     <w:tmpl w:val="01EC0DBE"/>
@@ -24100,7 +26697,7 @@
       </w:rPr>
     </w:lvl>
   </w:abstractNum>
-  <w:abstractNum w:abstractNumId="22" w15:restartNumberingAfterBreak="0">
+  <w:abstractNum w:abstractNumId="25" w15:restartNumberingAfterBreak="0">
     <w:nsid w:val="7CB57F63"/>
     <w:multiLevelType w:val="hybridMultilevel"/>
     <w:tmpl w:val="9E466908"/>
@@ -24213,7 +26810,7 @@
       </w:rPr>
     </w:lvl>
   </w:abstractNum>
-  <w:abstractNum w:abstractNumId="23" w15:restartNumberingAfterBreak="0">
+  <w:abstractNum w:abstractNumId="26" w15:restartNumberingAfterBreak="0">
     <w:nsid w:val="7D4A4EB4"/>
     <w:multiLevelType w:val="multilevel"/>
     <w:tmpl w:val="213C7FE2"/>
@@ -24362,7 +26959,7 @@
       </w:rPr>
     </w:lvl>
   </w:abstractNum>
-  <w:abstractNum w:abstractNumId="24" w15:restartNumberingAfterBreak="0">
+  <w:abstractNum w:abstractNumId="27" w15:restartNumberingAfterBreak="0">
     <w:nsid w:val="7F68057E"/>
     <w:multiLevelType w:val="multilevel"/>
     <w:tmpl w:val="DE4CC8AC"/>
@@ -24485,70 +27082,79 @@
     <w:abstractNumId w:val="4"/>
   </w:num>
   <w:num w:numId="4">
-    <w:abstractNumId w:val="6"/>
+    <w:abstractNumId w:val="8"/>
   </w:num>
   <w:num w:numId="5">
-    <w:abstractNumId w:val="18"/>
+    <w:abstractNumId w:val="20"/>
   </w:num>
   <w:num w:numId="6">
     <w:abstractNumId w:val="2"/>
   </w:num>
   <w:num w:numId="7">
-    <w:abstractNumId w:val="16"/>
+    <w:abstractNumId w:val="18"/>
   </w:num>
   <w:num w:numId="8">
-    <w:abstractNumId w:val="9"/>
+    <w:abstractNumId w:val="11"/>
   </w:num>
   <w:num w:numId="9">
-    <w:abstractNumId w:val="22"/>
+    <w:abstractNumId w:val="25"/>
   </w:num>
   <w:num w:numId="10">
     <w:abstractNumId w:val="1"/>
   </w:num>
   <w:num w:numId="11">
+    <w:abstractNumId w:val="21"/>
+  </w:num>
+  <w:num w:numId="12">
+    <w:abstractNumId w:val="24"/>
+  </w:num>
+  <w:num w:numId="13">
+    <w:abstractNumId w:val="10"/>
+  </w:num>
+  <w:num w:numId="14">
+    <w:abstractNumId w:val="9"/>
+  </w:num>
+  <w:num w:numId="15">
+    <w:abstractNumId w:val="15"/>
+  </w:num>
+  <w:num w:numId="16">
+    <w:abstractNumId w:val="7"/>
+  </w:num>
+  <w:num w:numId="17">
+    <w:abstractNumId w:val="16"/>
+  </w:num>
+  <w:num w:numId="18">
+    <w:abstractNumId w:val="12"/>
+  </w:num>
+  <w:num w:numId="19">
     <w:abstractNumId w:val="19"/>
   </w:num>
-  <w:num w:numId="12">
-    <w:abstractNumId w:val="21"/>
+  <w:num w:numId="20">
+    <w:abstractNumId w:val="26"/>
   </w:num>
-  <w:num w:numId="13">
-    <w:abstractNumId w:val="8"/>
+  <w:num w:numId="21">
+    <w:abstractNumId w:val="23"/>
   </w:num>
-  <w:num w:numId="14">
-    <w:abstractNumId w:val="7"/>
+  <w:num w:numId="22">
+    <w:abstractNumId w:val="14"/>
   </w:num>
-  <w:num w:numId="15">
+  <w:num w:numId="23">
+    <w:abstractNumId w:val="27"/>
+  </w:num>
+  <w:num w:numId="24">
     <w:abstractNumId w:val="13"/>
   </w:num>
-  <w:num w:numId="16">
+  <w:num w:numId="25">
+    <w:abstractNumId w:val="17"/>
+  </w:num>
+  <w:num w:numId="26">
+    <w:abstractNumId w:val="6"/>
+  </w:num>
+  <w:num w:numId="27">
     <w:abstractNumId w:val="5"/>
   </w:num>
-  <w:num w:numId="17">
-    <w:abstractNumId w:val="14"/>
-  </w:num>
-  <w:num w:numId="18">
-    <w:abstractNumId w:val="10"/>
-  </w:num>
-  <w:num w:numId="19">
-    <w:abstractNumId w:val="17"/>
-  </w:num>
-  <w:num w:numId="20">
-    <w:abstractNumId w:val="23"/>
-  </w:num>
-  <w:num w:numId="21">
-    <w:abstractNumId w:val="20"/>
-  </w:num>
-  <w:num w:numId="22">
-    <w:abstractNumId w:val="12"/>
-  </w:num>
-  <w:num w:numId="23">
-    <w:abstractNumId w:val="24"/>
-  </w:num>
-  <w:num w:numId="24">
-    <w:abstractNumId w:val="11"/>
-  </w:num>
-  <w:num w:numId="25">
-    <w:abstractNumId w:val="15"/>
+  <w:num w:numId="28">
+    <w:abstractNumId w:val="22"/>
   </w:num>
   <w:numIdMacAtCleanup w:val="12"/>
 </w:numbering>
@@ -25781,7 +28387,7 @@
 </file>
 
 <file path=customXml/itemProps1.xml><?xml version="1.0" encoding="utf-8"?>
-<ds:datastoreItem xmlns:ds="http://schemas.openxmlformats.org/officeDocument/2006/customXml" ds:itemID="{2B4C8D52-05E0-468C-B24B-EE804D35472F}">
+<ds:datastoreItem xmlns:ds="http://schemas.openxmlformats.org/officeDocument/2006/customXml" ds:itemID="{CFF0F36A-977F-481B-B01E-5B0C9A15FFF3}">
   <ds:schemaRefs>
     <ds:schemaRef ds:uri="http://schemas.openxmlformats.org/officeDocument/2006/bibliography"/>
   </ds:schemaRefs>
